--- a/XFP/Resources/XFP Revision History[fr-FR].docx
+++ b/XFP/Resources/XFP Revision History[fr-FR].docx
@@ -2,6 +2,71 @@
 <file path=word/document.xml><?xml version="1.0" encoding="utf-8"?>
 <w:document xmlns:wpc="http://schemas.microsoft.com/office/word/2010/wordprocessingCanvas" xmlns:cx="http://schemas.microsoft.com/office/drawing/2014/chartex" xmlns:cx1="http://schemas.microsoft.com/office/drawing/2015/9/8/chartex" xmlns:cx2="http://schemas.microsoft.com/office/drawing/2015/10/21/chartex" xmlns:cx3="http://schemas.microsoft.com/office/drawing/2016/5/9/chartex" xmlns:cx4="http://schemas.microsoft.com/office/drawing/2016/5/10/chartex" xmlns:cx5="http://schemas.microsoft.com/office/drawing/2016/5/11/chartex" xmlns:cx6="http://schemas.microsoft.com/office/drawing/2016/5/12/chartex" xmlns:cx7="http://schemas.microsoft.com/office/drawing/2016/5/13/chartex" xmlns:cx8="http://schemas.microsoft.com/office/drawing/2016/5/14/chartex" xmlns:mc="http://schemas.openxmlformats.org/markup-compatibility/2006" xmlns:aink="http://schemas.microsoft.com/office/drawing/2016/ink" xmlns:am3d="http://schemas.microsoft.com/office/drawing/2017/model3d" xmlns:o="urn:schemas-microsoft-com:office:office" xmlns:oel="http://schemas.microsoft.com/office/2019/extlst" xmlns:r="http://schemas.openxmlformats.org/officeDocument/2006/relationships" xmlns:m="http://schemas.openxmlformats.org/officeDocument/2006/math" xmlns:v="urn:schemas-microsoft-com:vml" xmlns:wp14="http://schemas.microsoft.com/office/word/2010/wordprocessingDrawing" xmlns:wp="http://schemas.openxmlformats.org/drawingml/2006/wordprocessingDrawing" xmlns:w10="urn:schemas-microsoft-com:office:word" xmlns:w="http://schemas.openxmlformats.org/wordprocessingml/2006/main" xmlns:w14="http://schemas.microsoft.com/office/word/2010/wordml" xmlns:w15="http://schemas.microsoft.com/office/word/2012/wordml" xmlns:w16cex="http://schemas.microsoft.com/office/word/2018/wordml/cex" xmlns:w16cid="http://schemas.microsoft.com/office/word/2016/wordml/cid" xmlns:w16="http://schemas.microsoft.com/office/word/2018/wordml" xmlns:w16du="http://schemas.microsoft.com/office/word/2023/wordml/word16du" xmlns:w16sdtdh="http://schemas.microsoft.com/office/word/2020/wordml/sdtdatahash" xmlns:w16sdtfl="http://schemas.microsoft.com/office/word/2024/wordml/sdtformatlock" xmlns:w16se="http://schemas.microsoft.com/office/word/2015/wordml/symex" xmlns:wpg="http://schemas.microsoft.com/office/word/2010/wordprocessingGroup" xmlns:wpi="http://schemas.microsoft.com/office/word/2010/wordprocessingInk" xmlns:wne="http://schemas.microsoft.com/office/word/2006/wordml" xmlns:wps="http://schemas.microsoft.com/office/word/2010/wordprocessingShape" mc:Ignorable="w14 w15 w16se w16cid w16 w16cex w16sdtdh w16sdtfl w16du wp14">
   <w:body>
+    <w:p>
+      <w:pPr>
+        <w:tabs>
+          <w:tab w:val="left" w:pos="993"/>
+        </w:tabs>
+        <w:rPr>
+          <w:rFonts w:ascii="Arial" w:hAnsi="Arial" w:cs="Arial"/>
+          <w:color w:val="9CC2E5" w:themeColor="accent1" w:themeTint="99"/>
+          <w:sz w:val="16"/>
+          <w:szCs w:val="16"/>
+          <w:lang w:val="fr-FR"/>
+        </w:rPr>
+      </w:pPr>
+      <w:r>
+        <w:rPr>
+          <w:rFonts w:ascii="Arial" w:hAnsi="Arial" w:cs="Arial"/>
+          <w:b/>
+          <w:bCs/>
+          <w:color w:val="4472C4" w:themeColor="accent5"/>
+          <w:sz w:val="24"/>
+          <w:szCs w:val="24"/>
+          <w:lang w:val="fr-FR"/>
+        </w:rPr>
+        <w:br/>
+      </w:r>
+      <w:proofErr w:type="gramStart"/>
+      <w:r>
+        <w:rPr>
+          <w:rFonts w:ascii="Arial" w:hAnsi="Arial" w:cs="Arial"/>
+          <w:b/>
+          <w:bCs/>
+          <w:color w:val="4472C4" w:themeColor="accent5"/>
+          <w:sz w:val="24"/>
+          <w:szCs w:val="24"/>
+          <w:lang w:val="fr-FR"/>
+        </w:rPr>
+        <w:t>v</w:t>
+      </w:r>
+      <w:proofErr w:type="gramEnd"/>
+      <w:r>
+        <w:rPr>
+          <w:rFonts w:ascii="Arial" w:hAnsi="Arial" w:cs="Arial"/>
+          <w:b/>
+          <w:bCs/>
+          <w:color w:val="4472C4" w:themeColor="accent5"/>
+          <w:sz w:val="24"/>
+          <w:szCs w:val="24"/>
+          <w:lang w:val="fr-FR"/>
+        </w:rPr>
+        <w:t>8.1.12</w:t>
+      </w:r>
+      <w:r>
+        <w:rPr>
+          <w:rFonts w:ascii="Arial" w:hAnsi="Arial" w:cs="Arial"/>
+          <w:b/>
+          <w:bCs/>
+          <w:color w:val="4472C4" w:themeColor="accent5"/>
+          <w:sz w:val="24"/>
+          <w:szCs w:val="24"/>
+          <w:lang w:val="fr-FR"/>
+        </w:rPr>
+        <w:tab/>
+        <w:t>xx/xx/2026</w:t>
+      </w:r>
+    </w:p>
     <w:p>
       <w:pPr>
         <w:tabs>
@@ -17,111 +82,25 @@
         <w:contextualSpacing/>
         <w:rPr>
           <w:rFonts w:ascii="Arial" w:hAnsi="Arial" w:cs="Arial"/>
-          <w:color w:val="1F497D"/>
-          <w:sz w:val="18"/>
-          <w:szCs w:val="18"/>
-        </w:rPr>
-      </w:pPr>
-    </w:p>
-    <w:p>
-      <w:pPr>
-        <w:tabs>
-          <w:tab w:val="left" w:pos="993"/>
-        </w:tabs>
-        <w:rPr>
-          <w:rFonts w:ascii="Arial" w:hAnsi="Arial" w:cs="Arial"/>
-          <w:color w:val="9CC2E5" w:themeColor="accent1" w:themeTint="99"/>
-          <w:sz w:val="16"/>
-          <w:szCs w:val="16"/>
-        </w:rPr>
-      </w:pPr>
-      <w:r>
-        <w:rPr>
-          <w:rFonts w:ascii="Arial" w:hAnsi="Arial" w:cs="Arial"/>
-          <w:b/>
-          <w:bCs/>
-          <w:color w:val="4472C4" w:themeColor="accent5"/>
-          <w:sz w:val="24"/>
-          <w:szCs w:val="24"/>
-        </w:rPr>
-        <w:t>v8.1.</w:t>
-      </w:r>
-      <w:r>
-        <w:rPr>
-          <w:rFonts w:ascii="Arial" w:hAnsi="Arial" w:cs="Arial"/>
-          <w:b/>
-          <w:bCs/>
-          <w:color w:val="4472C4" w:themeColor="accent5"/>
-          <w:sz w:val="24"/>
-          <w:szCs w:val="24"/>
-        </w:rPr>
-        <w:t>12</w:t>
-      </w:r>
-      <w:r>
-        <w:rPr>
-          <w:rFonts w:ascii="Arial" w:hAnsi="Arial" w:cs="Arial"/>
-          <w:b/>
-          <w:bCs/>
-          <w:color w:val="4472C4" w:themeColor="accent5"/>
-          <w:sz w:val="24"/>
-          <w:szCs w:val="24"/>
-        </w:rPr>
-        <w:tab/>
-      </w:r>
-      <w:r>
-        <w:rPr>
-          <w:rFonts w:ascii="Arial" w:hAnsi="Arial" w:cs="Arial"/>
-          <w:b/>
-          <w:bCs/>
-          <w:color w:val="4472C4" w:themeColor="accent5"/>
-          <w:sz w:val="24"/>
-          <w:szCs w:val="24"/>
-        </w:rPr>
-        <w:t>04</w:t>
-      </w:r>
-      <w:r>
-        <w:rPr>
-          <w:rFonts w:ascii="Arial" w:hAnsi="Arial" w:cs="Arial"/>
-          <w:b/>
-          <w:bCs/>
-          <w:color w:val="4472C4" w:themeColor="accent5"/>
-          <w:sz w:val="24"/>
-          <w:szCs w:val="24"/>
-        </w:rPr>
-        <w:t>/</w:t>
-      </w:r>
-      <w:r>
-        <w:rPr>
-          <w:rFonts w:ascii="Arial" w:hAnsi="Arial" w:cs="Arial"/>
-          <w:b/>
-          <w:bCs/>
-          <w:color w:val="4472C4" w:themeColor="accent5"/>
-          <w:sz w:val="24"/>
-          <w:szCs w:val="24"/>
-        </w:rPr>
-        <w:t>03</w:t>
-      </w:r>
-      <w:r>
-        <w:rPr>
-          <w:rFonts w:ascii="Arial" w:hAnsi="Arial" w:cs="Arial"/>
-          <w:b/>
-          <w:bCs/>
-          <w:color w:val="4472C4" w:themeColor="accent5"/>
-          <w:sz w:val="24"/>
-          <w:szCs w:val="24"/>
-        </w:rPr>
-        <w:t>/202</w:t>
-      </w:r>
-      <w:r>
-        <w:rPr>
-          <w:rFonts w:ascii="Arial" w:hAnsi="Arial" w:cs="Arial"/>
-          <w:b/>
-          <w:bCs/>
-          <w:color w:val="4472C4" w:themeColor="accent5"/>
-          <w:sz w:val="24"/>
-          <w:szCs w:val="24"/>
-        </w:rPr>
-        <w:t>6</w:t>
+          <w:b/>
+          <w:bCs/>
+          <w:color w:val="1F497D"/>
+          <w:sz w:val="18"/>
+          <w:szCs w:val="18"/>
+          <w:lang w:val="fr-FR"/>
+        </w:rPr>
+      </w:pPr>
+      <w:r>
+        <w:rPr>
+          <w:rFonts w:ascii="Arial" w:hAnsi="Arial" w:cs="Arial"/>
+          <w:b/>
+          <w:bCs/>
+          <w:color w:val="1F497D"/>
+          <w:sz w:val="18"/>
+          <w:szCs w:val="18"/>
+          <w:lang w:val="fr-FR"/>
+        </w:rPr>
+        <w:t>Nouvelles fonctionnalités</w:t>
       </w:r>
     </w:p>
     <w:p>
@@ -139,26 +118,113 @@
         <w:contextualSpacing/>
         <w:rPr>
           <w:rFonts w:ascii="Arial" w:hAnsi="Arial" w:cs="Arial"/>
-          <w:b/>
-          <w:bCs/>
-          <w:color w:val="1F497D"/>
-          <w:sz w:val="18"/>
-          <w:szCs w:val="18"/>
-        </w:rPr>
-      </w:pPr>
-      <w:proofErr w:type="spellStart"/>
-      <w:r>
-        <w:rPr>
-          <w:rFonts w:ascii="Arial" w:hAnsi="Arial" w:cs="Arial"/>
-          <w:b/>
-          <w:bCs/>
-          <w:color w:val="1F497D"/>
-          <w:sz w:val="18"/>
-          <w:szCs w:val="18"/>
-        </w:rPr>
-        <w:t>Correctifs</w:t>
-      </w:r>
-      <w:proofErr w:type="spellEnd"/>
+          <w:color w:val="1F497D"/>
+          <w:sz w:val="18"/>
+          <w:szCs w:val="18"/>
+          <w:lang w:val="fr-FR"/>
+        </w:rPr>
+      </w:pPr>
+      <w:r>
+        <w:rPr>
+          <w:rFonts w:ascii="Arial" w:hAnsi="Arial" w:cs="Arial"/>
+          <w:color w:val="1F497D"/>
+          <w:sz w:val="18"/>
+          <w:szCs w:val="18"/>
+          <w:lang w:val="fr-FR"/>
+        </w:rPr>
+        <w:t>•</w:t>
+      </w:r>
+      <w:r>
+        <w:rPr>
+          <w:rFonts w:ascii="Arial" w:hAnsi="Arial" w:cs="Arial"/>
+          <w:color w:val="1F497D"/>
+          <w:sz w:val="18"/>
+          <w:szCs w:val="18"/>
+          <w:lang w:val="fr-FR"/>
+        </w:rPr>
+        <w:tab/>
+        <w:t xml:space="preserve">La fonctionnalité pour des icônes personnalisées et </w:t>
+      </w:r>
+      <w:r>
+        <w:rPr>
+          <w:rFonts w:ascii="Arial" w:hAnsi="Arial" w:cs="Arial"/>
+          <w:color w:val="1F497D"/>
+          <w:sz w:val="18"/>
+          <w:szCs w:val="18"/>
+          <w:lang w:val="fr-FR"/>
+        </w:rPr>
+        <w:t xml:space="preserve">le couleur de </w:t>
+      </w:r>
+      <w:r>
+        <w:rPr>
+          <w:rFonts w:ascii="Arial" w:hAnsi="Arial" w:cs="Arial"/>
+          <w:color w:val="1F497D"/>
+          <w:sz w:val="18"/>
+          <w:szCs w:val="18"/>
+          <w:lang w:val="fr-FR"/>
+        </w:rPr>
+        <w:t>la barre de titre a été ajoutée</w:t>
+      </w:r>
+      <w:r>
+        <w:rPr>
+          <w:rFonts w:ascii="Arial" w:hAnsi="Arial" w:cs="Arial"/>
+          <w:color w:val="1F497D"/>
+          <w:sz w:val="18"/>
+          <w:szCs w:val="18"/>
+          <w:lang w:val="fr-FR"/>
+        </w:rPr>
+        <w:t xml:space="preserve"> </w:t>
+      </w:r>
+      <w:r>
+        <w:rPr>
+          <w:rFonts w:ascii="Arial" w:hAnsi="Arial" w:cs="Arial"/>
+          <w:color w:val="1F497D"/>
+          <w:sz w:val="18"/>
+          <w:szCs w:val="18"/>
+          <w:lang w:val="fr-FR"/>
+        </w:rPr>
+        <w:t>à</w:t>
+      </w:r>
+      <w:r>
+        <w:rPr>
+          <w:rFonts w:ascii="Arial" w:hAnsi="Arial" w:cs="Arial"/>
+          <w:color w:val="1F497D"/>
+          <w:sz w:val="18"/>
+          <w:szCs w:val="18"/>
+          <w:lang w:val="fr-FR"/>
+        </w:rPr>
+        <w:t xml:space="preserve"> la</w:t>
+      </w:r>
+      <w:r>
+        <w:rPr>
+          <w:rFonts w:ascii="Arial" w:hAnsi="Arial" w:cs="Arial"/>
+          <w:color w:val="1F497D"/>
+          <w:sz w:val="18"/>
+          <w:szCs w:val="18"/>
+          <w:lang w:val="fr-FR"/>
+        </w:rPr>
+        <w:t xml:space="preserve"> </w:t>
+      </w:r>
+      <w:r>
+        <w:rPr>
+          <w:rFonts w:ascii="Arial" w:hAnsi="Arial" w:cs="Arial"/>
+          <w:color w:val="1F497D"/>
+          <w:sz w:val="18"/>
+          <w:szCs w:val="18"/>
+          <w:lang w:val="fr-FR"/>
+        </w:rPr>
+        <w:t>boîte de message contextuelle</w:t>
+      </w:r>
+      <w:r>
+        <w:rPr>
+          <w:rFonts w:ascii="Arial" w:hAnsi="Arial" w:cs="Arial"/>
+          <w:color w:val="1F497D"/>
+          <w:sz w:val="18"/>
+          <w:szCs w:val="18"/>
+          <w:lang w:val="fr-FR"/>
+        </w:rPr>
+        <w:t>. Les messages d'erreur et d'avertissement utilisent désormais respectivement des barres de titre rouges et orange.</w:t>
+      </w:r>
     </w:p>
     <w:p>
       <w:pPr>
@@ -175,92 +241,25 @@
         <w:contextualSpacing/>
         <w:rPr>
           <w:rFonts w:ascii="Arial" w:hAnsi="Arial" w:cs="Arial"/>
-          <w:color w:val="1F497D"/>
-          <w:sz w:val="18"/>
-          <w:szCs w:val="18"/>
-          <w:lang w:val="fr-FR"/>
-        </w:rPr>
-      </w:pPr>
-      <w:r>
-        <w:rPr>
-          <w:rFonts w:ascii="Arial" w:hAnsi="Arial" w:cs="Arial"/>
-          <w:color w:val="1F497D"/>
-          <w:sz w:val="18"/>
-          <w:szCs w:val="18"/>
-          <w:lang w:val="fr-FR"/>
-        </w:rPr>
-        <w:t>•</w:t>
-      </w:r>
-      <w:r>
-        <w:rPr>
-          <w:rFonts w:ascii="Arial" w:hAnsi="Arial" w:cs="Arial"/>
-          <w:color w:val="1F497D"/>
-          <w:sz w:val="18"/>
-          <w:szCs w:val="18"/>
-          <w:lang w:val="fr-FR"/>
-        </w:rPr>
-        <w:tab/>
-        <w:t>Les données pour les emplacements d</w:t>
-      </w:r>
-      <w:r>
-        <w:rPr>
-          <w:rFonts w:ascii="Arial" w:hAnsi="Arial" w:cs="Arial"/>
-          <w:color w:val="1F497D"/>
-          <w:sz w:val="18"/>
-          <w:szCs w:val="18"/>
-          <w:lang w:val="fr-FR"/>
-        </w:rPr>
-        <w:t>e dispositif</w:t>
-      </w:r>
-      <w:r>
-        <w:rPr>
-          <w:rFonts w:ascii="Arial" w:hAnsi="Arial" w:cs="Arial"/>
-          <w:color w:val="1F497D"/>
-          <w:sz w:val="18"/>
-          <w:szCs w:val="18"/>
-          <w:lang w:val="fr-FR"/>
-        </w:rPr>
-        <w:t xml:space="preserve">s 'vides' sont désormais définies avec des valeurs par défaut spécifiées. Cela corrige un problème où les unités Apollo </w:t>
-      </w:r>
-      <w:r>
-        <w:rPr>
-          <w:rFonts w:ascii="Arial" w:hAnsi="Arial" w:cs="Arial"/>
-          <w:color w:val="1F497D"/>
-          <w:sz w:val="18"/>
-          <w:szCs w:val="18"/>
-          <w:lang w:val="fr-FR"/>
-        </w:rPr>
-        <w:t>E</w:t>
-      </w:r>
-      <w:r>
-        <w:rPr>
-          <w:rFonts w:ascii="Arial" w:hAnsi="Arial" w:cs="Arial"/>
-          <w:color w:val="1F497D"/>
-          <w:sz w:val="18"/>
-          <w:szCs w:val="18"/>
-          <w:lang w:val="fr-FR"/>
-        </w:rPr>
-        <w:t>/</w:t>
-      </w:r>
-      <w:r>
-        <w:rPr>
-          <w:rFonts w:ascii="Arial" w:hAnsi="Arial" w:cs="Arial"/>
-          <w:color w:val="1F497D"/>
-          <w:sz w:val="18"/>
-          <w:szCs w:val="18"/>
-          <w:lang w:val="fr-FR"/>
-        </w:rPr>
-        <w:t>S</w:t>
-      </w:r>
-      <w:r>
-        <w:rPr>
-          <w:rFonts w:ascii="Arial" w:hAnsi="Arial" w:cs="Arial"/>
-          <w:color w:val="1F497D"/>
-          <w:sz w:val="18"/>
-          <w:szCs w:val="18"/>
-          <w:lang w:val="fr-FR"/>
-        </w:rPr>
-        <w:t xml:space="preserve"> se réinitialisaient incorrectement sur Silence.</w:t>
+          <w:b/>
+          <w:bCs/>
+          <w:color w:val="1F497D"/>
+          <w:sz w:val="18"/>
+          <w:szCs w:val="18"/>
+          <w:lang w:val="fr-FR"/>
+        </w:rPr>
+      </w:pPr>
+      <w:r>
+        <w:rPr>
+          <w:rFonts w:ascii="Arial" w:hAnsi="Arial" w:cs="Arial"/>
+          <w:b/>
+          <w:bCs/>
+          <w:color w:val="1F497D"/>
+          <w:sz w:val="18"/>
+          <w:szCs w:val="18"/>
+          <w:lang w:val="fr-FR"/>
+        </w:rPr>
+        <w:t>Correctifs</w:t>
       </w:r>
     </w:p>
     <w:p>
@@ -303,7 +302,16 @@
           <w:lang w:val="fr-FR"/>
         </w:rPr>
         <w:tab/>
-        <w:t>La page Détails du Site ne montrait pas le recalibrage ni les heures jour/nuit lorsqu'elle lisait à partir d'une configuration créée par les anciens outils XFP.</w:t>
+      </w:r>
+      <w:r>
+        <w:rPr>
+          <w:rFonts w:ascii="Arial" w:hAnsi="Arial" w:cs="Arial"/>
+          <w:color w:val="1F497D"/>
+          <w:sz w:val="18"/>
+          <w:szCs w:val="18"/>
+          <w:lang w:val="fr-FR"/>
+        </w:rPr>
+        <w:t>Le bouton Agrandir de la fenêtre de l'application fonctionne maintenant correctement.</w:t>
       </w:r>
     </w:p>
     <w:p>
@@ -331,45 +339,6 @@
     <w:p>
       <w:pPr>
         <w:tabs>
-          <w:tab w:val="left" w:pos="993"/>
-        </w:tabs>
-        <w:rPr>
-          <w:rFonts w:ascii="Arial" w:hAnsi="Arial" w:cs="Arial"/>
-          <w:color w:val="9CC2E5" w:themeColor="accent1" w:themeTint="99"/>
-          <w:sz w:val="16"/>
-          <w:szCs w:val="16"/>
-          <w:lang w:val="fr-FR"/>
-        </w:rPr>
-      </w:pPr>
-      <w:r>
-        <w:rPr>
-          <w:rFonts w:ascii="Arial" w:hAnsi="Arial" w:cs="Arial"/>
-          <w:b/>
-          <w:bCs/>
-          <w:color w:val="4472C4" w:themeColor="accent5"/>
-          <w:sz w:val="24"/>
-          <w:szCs w:val="24"/>
-          <w:lang w:val="fr-FR"/>
-        </w:rPr>
-        <w:t>v8.1.10</w:t>
-      </w:r>
-      <w:r>
-        <w:rPr>
-          <w:rFonts w:ascii="Arial" w:hAnsi="Arial" w:cs="Arial"/>
-          <w:b/>
-          <w:bCs/>
-          <w:color w:val="4472C4" w:themeColor="accent5"/>
-          <w:sz w:val="24"/>
-          <w:szCs w:val="24"/>
-          <w:lang w:val="fr-FR"/>
-        </w:rPr>
-        <w:tab/>
-        <w:t>16/02/2026</w:t>
-      </w:r>
-    </w:p>
-    <w:p>
-      <w:pPr>
-        <w:tabs>
           <w:tab w:val="left" w:pos="284"/>
           <w:tab w:val="left" w:pos="567"/>
           <w:tab w:val="left" w:pos="993"/>
@@ -378,29 +347,79 @@
         </w:tabs>
         <w:suppressAutoHyphens/>
         <w:autoSpaceDN w:val="0"/>
-        <w:ind w:left="284" w:hanging="284"/>
-        <w:contextualSpacing/>
-        <w:rPr>
-          <w:rFonts w:ascii="Arial" w:hAnsi="Arial" w:cs="Arial"/>
-          <w:b/>
-          <w:bCs/>
-          <w:color w:val="1F497D"/>
-          <w:sz w:val="18"/>
-          <w:szCs w:val="18"/>
-          <w:lang w:val="fr-FR"/>
-        </w:rPr>
-      </w:pPr>
-      <w:r>
-        <w:rPr>
-          <w:rFonts w:ascii="Arial" w:hAnsi="Arial" w:cs="Arial"/>
-          <w:b/>
-          <w:bCs/>
-          <w:color w:val="1F497D"/>
-          <w:sz w:val="18"/>
-          <w:szCs w:val="18"/>
-          <w:lang w:val="fr-FR"/>
-        </w:rPr>
-        <w:t>Nouvelles fonctionnalités</w:t>
+        <w:contextualSpacing/>
+        <w:rPr>
+          <w:rFonts w:ascii="Arial" w:hAnsi="Arial" w:cs="Arial"/>
+          <w:color w:val="1F497D"/>
+          <w:sz w:val="18"/>
+          <w:szCs w:val="18"/>
+          <w:lang w:val="fr-FR"/>
+        </w:rPr>
+      </w:pPr>
+    </w:p>
+    <w:p>
+      <w:pPr>
+        <w:tabs>
+          <w:tab w:val="left" w:pos="993"/>
+        </w:tabs>
+        <w:rPr>
+          <w:rFonts w:ascii="Arial" w:hAnsi="Arial" w:cs="Arial"/>
+          <w:color w:val="9CC2E5" w:themeColor="accent1" w:themeTint="99"/>
+          <w:sz w:val="16"/>
+          <w:szCs w:val="16"/>
+          <w:lang w:val="fr-FR"/>
+        </w:rPr>
+      </w:pPr>
+      <w:proofErr w:type="gramStart"/>
+      <w:r>
+        <w:rPr>
+          <w:rFonts w:ascii="Arial" w:hAnsi="Arial" w:cs="Arial"/>
+          <w:b/>
+          <w:bCs/>
+          <w:color w:val="4472C4" w:themeColor="accent5"/>
+          <w:sz w:val="24"/>
+          <w:szCs w:val="24"/>
+          <w:lang w:val="fr-FR"/>
+        </w:rPr>
+        <w:t>v</w:t>
+      </w:r>
+      <w:proofErr w:type="gramEnd"/>
+      <w:r>
+        <w:rPr>
+          <w:rFonts w:ascii="Arial" w:hAnsi="Arial" w:cs="Arial"/>
+          <w:b/>
+          <w:bCs/>
+          <w:color w:val="4472C4" w:themeColor="accent5"/>
+          <w:sz w:val="24"/>
+          <w:szCs w:val="24"/>
+          <w:lang w:val="fr-FR"/>
+        </w:rPr>
+        <w:t>8.1.1</w:t>
+      </w:r>
+      <w:r>
+        <w:rPr>
+          <w:rFonts w:ascii="Arial" w:hAnsi="Arial" w:cs="Arial"/>
+          <w:b/>
+          <w:bCs/>
+          <w:color w:val="4472C4" w:themeColor="accent5"/>
+          <w:sz w:val="24"/>
+          <w:szCs w:val="24"/>
+          <w:lang w:val="fr-FR"/>
+        </w:rPr>
+        <w:t>1</w:t>
+      </w:r>
+      <w:r>
+        <w:rPr>
+          <w:rFonts w:ascii="Arial" w:hAnsi="Arial" w:cs="Arial"/>
+          <w:b/>
+          <w:bCs/>
+          <w:color w:val="4472C4" w:themeColor="accent5"/>
+          <w:sz w:val="24"/>
+          <w:szCs w:val="24"/>
+          <w:lang w:val="fr-FR"/>
+        </w:rPr>
+        <w:tab/>
+        <w:t>04/03/2026</w:t>
       </w:r>
     </w:p>
     <w:p>
@@ -418,32 +437,25 @@
         <w:contextualSpacing/>
         <w:rPr>
           <w:rFonts w:ascii="Arial" w:hAnsi="Arial" w:cs="Arial"/>
-          <w:color w:val="1F497D"/>
-          <w:sz w:val="18"/>
-          <w:szCs w:val="18"/>
-          <w:lang w:val="fr-FR"/>
-        </w:rPr>
-      </w:pPr>
-      <w:r>
-        <w:rPr>
-          <w:rFonts w:ascii="Arial" w:hAnsi="Arial" w:cs="Arial"/>
-          <w:color w:val="1F497D"/>
-          <w:sz w:val="18"/>
-          <w:szCs w:val="18"/>
-          <w:lang w:val="fr-FR"/>
-        </w:rPr>
-        <w:t>•</w:t>
-      </w:r>
-      <w:r>
-        <w:rPr>
-          <w:rFonts w:ascii="Arial" w:hAnsi="Arial" w:cs="Arial"/>
-          <w:color w:val="1F497D"/>
-          <w:sz w:val="18"/>
-          <w:szCs w:val="18"/>
-          <w:lang w:val="fr-FR"/>
-        </w:rPr>
-        <w:tab/>
-        <w:t>Support pour la langue espagnole a été ajouté.</w:t>
+          <w:b/>
+          <w:bCs/>
+          <w:color w:val="1F497D"/>
+          <w:sz w:val="18"/>
+          <w:szCs w:val="18"/>
+          <w:lang w:val="fr-FR"/>
+        </w:rPr>
+      </w:pPr>
+      <w:r>
+        <w:rPr>
+          <w:rFonts w:ascii="Arial" w:hAnsi="Arial" w:cs="Arial"/>
+          <w:b/>
+          <w:bCs/>
+          <w:color w:val="1F497D"/>
+          <w:sz w:val="18"/>
+          <w:szCs w:val="18"/>
+          <w:lang w:val="fr-FR"/>
+        </w:rPr>
+        <w:t>Correctifs</w:t>
       </w:r>
     </w:p>
     <w:p>
@@ -467,68 +479,86 @@
           <w:lang w:val="fr-FR"/>
         </w:rPr>
       </w:pPr>
-    </w:p>
-    <w:p>
-      <w:pPr>
-        <w:tabs>
-          <w:tab w:val="left" w:pos="993"/>
-        </w:tabs>
-        <w:rPr>
-          <w:rFonts w:ascii="Arial" w:hAnsi="Arial" w:cs="Arial"/>
-          <w:color w:val="9CC2E5" w:themeColor="accent1" w:themeTint="99"/>
-          <w:sz w:val="16"/>
-          <w:szCs w:val="16"/>
-          <w:lang w:val="fr-FR"/>
-        </w:rPr>
-      </w:pPr>
-      <w:r>
-        <w:rPr>
-          <w:rFonts w:ascii="Arial" w:hAnsi="Arial" w:cs="Arial"/>
-          <w:b/>
-          <w:bCs/>
-          <w:color w:val="4472C4" w:themeColor="accent5"/>
-          <w:sz w:val="24"/>
-          <w:szCs w:val="24"/>
-          <w:lang w:val="fr-FR"/>
-        </w:rPr>
-        <w:t>v8.1.9</w:t>
-      </w:r>
-      <w:r>
-        <w:rPr>
-          <w:rFonts w:ascii="Arial" w:hAnsi="Arial" w:cs="Arial"/>
-          <w:b/>
-          <w:bCs/>
-          <w:color w:val="4472C4" w:themeColor="accent5"/>
-          <w:sz w:val="24"/>
-          <w:szCs w:val="24"/>
+      <w:r>
+        <w:rPr>
+          <w:rFonts w:ascii="Arial" w:hAnsi="Arial" w:cs="Arial"/>
+          <w:color w:val="1F497D"/>
+          <w:sz w:val="18"/>
+          <w:szCs w:val="18"/>
+          <w:lang w:val="fr-FR"/>
+        </w:rPr>
+        <w:t>•</w:t>
+      </w:r>
+      <w:r>
+        <w:rPr>
+          <w:rFonts w:ascii="Arial" w:hAnsi="Arial" w:cs="Arial"/>
+          <w:color w:val="1F497D"/>
+          <w:sz w:val="18"/>
+          <w:szCs w:val="18"/>
           <w:lang w:val="fr-FR"/>
         </w:rPr>
         <w:tab/>
-        <w:t>2</w:t>
-      </w:r>
-      <w:r>
-        <w:rPr>
-          <w:rFonts w:ascii="Arial" w:hAnsi="Arial" w:cs="Arial"/>
-          <w:b/>
-          <w:bCs/>
-          <w:color w:val="4472C4" w:themeColor="accent5"/>
-          <w:sz w:val="24"/>
-          <w:szCs w:val="24"/>
-          <w:lang w:val="fr-FR"/>
-        </w:rPr>
-        <w:t>4</w:t>
-      </w:r>
-      <w:r>
-        <w:rPr>
-          <w:rFonts w:ascii="Arial" w:hAnsi="Arial" w:cs="Arial"/>
-          <w:b/>
-          <w:bCs/>
-          <w:color w:val="4472C4" w:themeColor="accent5"/>
-          <w:sz w:val="24"/>
-          <w:szCs w:val="24"/>
-          <w:lang w:val="fr-FR"/>
-        </w:rPr>
-        <w:t>/12/2025</w:t>
+        <w:t>Les données pour les emplacements d</w:t>
+      </w:r>
+      <w:r>
+        <w:rPr>
+          <w:rFonts w:ascii="Arial" w:hAnsi="Arial" w:cs="Arial"/>
+          <w:color w:val="1F497D"/>
+          <w:sz w:val="18"/>
+          <w:szCs w:val="18"/>
+          <w:lang w:val="fr-FR"/>
+        </w:rPr>
+        <w:t>e dispositif</w:t>
+      </w:r>
+      <w:r>
+        <w:rPr>
+          <w:rFonts w:ascii="Arial" w:hAnsi="Arial" w:cs="Arial"/>
+          <w:color w:val="1F497D"/>
+          <w:sz w:val="18"/>
+          <w:szCs w:val="18"/>
+          <w:lang w:val="fr-FR"/>
+        </w:rPr>
+        <w:t xml:space="preserve">s 'vides' sont désormais définies avec des valeurs par défaut spécifiées. Cela corrige un problème où les unités Apollo </w:t>
+      </w:r>
+      <w:r>
+        <w:rPr>
+          <w:rFonts w:ascii="Arial" w:hAnsi="Arial" w:cs="Arial"/>
+          <w:color w:val="1F497D"/>
+          <w:sz w:val="18"/>
+          <w:szCs w:val="18"/>
+          <w:lang w:val="fr-FR"/>
+        </w:rPr>
+        <w:t>E</w:t>
+      </w:r>
+      <w:r>
+        <w:rPr>
+          <w:rFonts w:ascii="Arial" w:hAnsi="Arial" w:cs="Arial"/>
+          <w:color w:val="1F497D"/>
+          <w:sz w:val="18"/>
+          <w:szCs w:val="18"/>
+          <w:lang w:val="fr-FR"/>
+        </w:rPr>
+        <w:t>/</w:t>
+      </w:r>
+      <w:r>
+        <w:rPr>
+          <w:rFonts w:ascii="Arial" w:hAnsi="Arial" w:cs="Arial"/>
+          <w:color w:val="1F497D"/>
+          <w:sz w:val="18"/>
+          <w:szCs w:val="18"/>
+          <w:lang w:val="fr-FR"/>
+        </w:rPr>
+        <w:t>S</w:t>
+      </w:r>
+      <w:r>
+        <w:rPr>
+          <w:rFonts w:ascii="Arial" w:hAnsi="Arial" w:cs="Arial"/>
+          <w:color w:val="1F497D"/>
+          <w:sz w:val="18"/>
+          <w:szCs w:val="18"/>
+          <w:lang w:val="fr-FR"/>
+        </w:rPr>
+        <w:t xml:space="preserve"> se réinitialisaient incorrectement sur Silence.</w:t>
       </w:r>
     </w:p>
     <w:p>
@@ -546,25 +576,32 @@
         <w:contextualSpacing/>
         <w:rPr>
           <w:rFonts w:ascii="Arial" w:hAnsi="Arial" w:cs="Arial"/>
-          <w:b/>
-          <w:bCs/>
-          <w:color w:val="1F497D"/>
-          <w:sz w:val="18"/>
-          <w:szCs w:val="18"/>
-          <w:lang w:val="fr-FR"/>
-        </w:rPr>
-      </w:pPr>
-      <w:r>
-        <w:rPr>
-          <w:rFonts w:ascii="Arial" w:hAnsi="Arial" w:cs="Arial"/>
-          <w:b/>
-          <w:bCs/>
-          <w:color w:val="1F497D"/>
-          <w:sz w:val="18"/>
-          <w:szCs w:val="18"/>
-          <w:lang w:val="fr-FR"/>
-        </w:rPr>
-        <w:t>Nouvelles fonctionnalités</w:t>
+          <w:color w:val="1F497D"/>
+          <w:sz w:val="18"/>
+          <w:szCs w:val="18"/>
+          <w:lang w:val="fr-FR"/>
+        </w:rPr>
+      </w:pPr>
+      <w:r>
+        <w:rPr>
+          <w:rFonts w:ascii="Arial" w:hAnsi="Arial" w:cs="Arial"/>
+          <w:color w:val="1F497D"/>
+          <w:sz w:val="18"/>
+          <w:szCs w:val="18"/>
+          <w:lang w:val="fr-FR"/>
+        </w:rPr>
+        <w:t>•</w:t>
+      </w:r>
+      <w:r>
+        <w:rPr>
+          <w:rFonts w:ascii="Arial" w:hAnsi="Arial" w:cs="Arial"/>
+          <w:color w:val="1F497D"/>
+          <w:sz w:val="18"/>
+          <w:szCs w:val="18"/>
+          <w:lang w:val="fr-FR"/>
+        </w:rPr>
+        <w:tab/>
+        <w:t>La page Détails du Site ne montrait pas le recalibrage ni les heures jour/nuit lorsqu'elle lisait à partir d'une configuration créée par les anciens outils XFP.</w:t>
       </w:r>
     </w:p>
     <w:p>
@@ -588,46 +625,58 @@
           <w:lang w:val="fr-FR"/>
         </w:rPr>
       </w:pPr>
-      <w:r>
-        <w:rPr>
-          <w:rFonts w:ascii="Arial" w:hAnsi="Arial" w:cs="Arial"/>
-          <w:color w:val="1F497D"/>
-          <w:sz w:val="18"/>
-          <w:szCs w:val="18"/>
-          <w:lang w:val="fr-FR"/>
-        </w:rPr>
-        <w:t>•</w:t>
-      </w:r>
-      <w:r>
-        <w:rPr>
-          <w:rFonts w:ascii="Arial" w:hAnsi="Arial" w:cs="Arial"/>
-          <w:color w:val="1F497D"/>
-          <w:sz w:val="18"/>
-          <w:szCs w:val="18"/>
+    </w:p>
+    <w:p>
+      <w:pPr>
+        <w:tabs>
+          <w:tab w:val="left" w:pos="993"/>
+        </w:tabs>
+        <w:rPr>
+          <w:rFonts w:ascii="Arial" w:hAnsi="Arial" w:cs="Arial"/>
+          <w:color w:val="9CC2E5" w:themeColor="accent1" w:themeTint="99"/>
+          <w:sz w:val="16"/>
+          <w:szCs w:val="16"/>
+          <w:lang w:val="fr-FR"/>
+        </w:rPr>
+      </w:pPr>
+      <w:proofErr w:type="gramStart"/>
+      <w:r>
+        <w:rPr>
+          <w:rFonts w:ascii="Arial" w:hAnsi="Arial" w:cs="Arial"/>
+          <w:b/>
+          <w:bCs/>
+          <w:color w:val="4472C4" w:themeColor="accent5"/>
+          <w:sz w:val="24"/>
+          <w:szCs w:val="24"/>
+          <w:lang w:val="fr-FR"/>
+        </w:rPr>
+        <w:t>v</w:t>
+      </w:r>
+      <w:proofErr w:type="gramEnd"/>
+      <w:r>
+        <w:rPr>
+          <w:rFonts w:ascii="Arial" w:hAnsi="Arial" w:cs="Arial"/>
+          <w:b/>
+          <w:bCs/>
+          <w:color w:val="4472C4" w:themeColor="accent5"/>
+          <w:sz w:val="24"/>
+          <w:szCs w:val="24"/>
+          <w:lang w:val="fr-FR"/>
+        </w:rPr>
+        <w:t>8.1.10</w:t>
+      </w:r>
+      <w:r>
+        <w:rPr>
+          <w:rFonts w:ascii="Arial" w:hAnsi="Arial" w:cs="Arial"/>
+          <w:b/>
+          <w:bCs/>
+          <w:color w:val="4472C4" w:themeColor="accent5"/>
+          <w:sz w:val="24"/>
+          <w:szCs w:val="24"/>
           <w:lang w:val="fr-FR"/>
         </w:rPr>
         <w:tab/>
-        <w:t xml:space="preserve">Les nouveaux </w:t>
-      </w:r>
-      <w:r>
-        <w:rPr>
-          <w:rFonts w:ascii="Arial" w:hAnsi="Arial" w:cs="Arial"/>
-          <w:color w:val="1F497D"/>
-          <w:sz w:val="18"/>
-          <w:szCs w:val="18"/>
-          <w:lang w:val="fr-FR"/>
-        </w:rPr>
-        <w:t>dispositifs</w:t>
-      </w:r>
-      <w:r>
-        <w:rPr>
-          <w:rFonts w:ascii="Arial" w:hAnsi="Arial" w:cs="Arial"/>
-          <w:color w:val="1F497D"/>
-          <w:sz w:val="18"/>
-          <w:szCs w:val="18"/>
-          <w:lang w:val="fr-FR"/>
-        </w:rPr>
-        <w:t xml:space="preserve"> CAST Pro ont été ajoutés.</w:t>
+        <w:t>16/02/2026</w:t>
       </w:r>
     </w:p>
     <w:p>
@@ -645,32 +694,25 @@
         <w:contextualSpacing/>
         <w:rPr>
           <w:rFonts w:ascii="Arial" w:hAnsi="Arial" w:cs="Arial"/>
-          <w:color w:val="1F497D"/>
-          <w:sz w:val="18"/>
-          <w:szCs w:val="18"/>
-          <w:lang w:val="fr-FR"/>
-        </w:rPr>
-      </w:pPr>
-      <w:r>
-        <w:rPr>
-          <w:rFonts w:ascii="Arial" w:hAnsi="Arial" w:cs="Arial"/>
-          <w:color w:val="1F497D"/>
-          <w:sz w:val="18"/>
-          <w:szCs w:val="18"/>
-          <w:lang w:val="fr-FR"/>
-        </w:rPr>
-        <w:t>•</w:t>
-      </w:r>
-      <w:r>
-        <w:rPr>
-          <w:rFonts w:ascii="Arial" w:hAnsi="Arial" w:cs="Arial"/>
-          <w:color w:val="1F497D"/>
-          <w:sz w:val="18"/>
-          <w:szCs w:val="18"/>
-          <w:lang w:val="fr-FR"/>
-        </w:rPr>
-        <w:tab/>
-        <w:t>L'option pour imprimer les paramètres a été ajoutée.</w:t>
+          <w:b/>
+          <w:bCs/>
+          <w:color w:val="1F497D"/>
+          <w:sz w:val="18"/>
+          <w:szCs w:val="18"/>
+          <w:lang w:val="fr-FR"/>
+        </w:rPr>
+      </w:pPr>
+      <w:r>
+        <w:rPr>
+          <w:rFonts w:ascii="Arial" w:hAnsi="Arial" w:cs="Arial"/>
+          <w:b/>
+          <w:bCs/>
+          <w:color w:val="1F497D"/>
+          <w:sz w:val="18"/>
+          <w:szCs w:val="18"/>
+          <w:lang w:val="fr-FR"/>
+        </w:rPr>
+        <w:t>Nouvelles fonctionnalités</w:t>
       </w:r>
     </w:p>
     <w:p>
@@ -713,67 +755,17 @@
           <w:lang w:val="fr-FR"/>
         </w:rPr>
         <w:tab/>
-        <w:t xml:space="preserve">Les modes jour </w:t>
-      </w:r>
-      <w:r>
-        <w:rPr>
-          <w:rFonts w:ascii="Arial" w:hAnsi="Arial" w:cs="Arial"/>
-          <w:color w:val="1F497D"/>
-          <w:sz w:val="18"/>
-          <w:szCs w:val="18"/>
-          <w:lang w:val="fr-FR"/>
-        </w:rPr>
-        <w:t>&amp;</w:t>
-      </w:r>
-      <w:r>
-        <w:rPr>
-          <w:rFonts w:ascii="Arial" w:hAnsi="Arial" w:cs="Arial"/>
-          <w:color w:val="1F497D"/>
-          <w:sz w:val="18"/>
-          <w:szCs w:val="18"/>
-          <w:lang w:val="fr-FR"/>
-        </w:rPr>
-        <w:t xml:space="preserve"> nuit d</w:t>
-      </w:r>
-      <w:r>
-        <w:rPr>
-          <w:rFonts w:ascii="Arial" w:hAnsi="Arial" w:cs="Arial"/>
-          <w:color w:val="1F497D"/>
-          <w:sz w:val="18"/>
-          <w:szCs w:val="18"/>
-          <w:lang w:val="fr-FR"/>
-        </w:rPr>
-        <w:t>es dispositifs</w:t>
-      </w:r>
-      <w:r>
-        <w:rPr>
-          <w:rFonts w:ascii="Arial" w:hAnsi="Arial" w:cs="Arial"/>
-          <w:color w:val="1F497D"/>
-          <w:sz w:val="18"/>
-          <w:szCs w:val="18"/>
-          <w:lang w:val="fr-FR"/>
-        </w:rPr>
-        <w:t xml:space="preserve"> sont désormais toujours réinitialisés à leurs valeurs par défaut lorsqu'un type d</w:t>
-      </w:r>
-      <w:r>
-        <w:rPr>
-          <w:rFonts w:ascii="Arial" w:hAnsi="Arial" w:cs="Arial"/>
-          <w:color w:val="1F497D"/>
-          <w:sz w:val="18"/>
-          <w:szCs w:val="18"/>
-          <w:lang w:val="fr-FR"/>
-        </w:rPr>
-        <w:t>e dispositif</w:t>
-      </w:r>
-      <w:r>
-        <w:rPr>
-          <w:rFonts w:ascii="Arial" w:hAnsi="Arial" w:cs="Arial"/>
-          <w:color w:val="1F497D"/>
-          <w:sz w:val="18"/>
-          <w:szCs w:val="18"/>
-          <w:lang w:val="fr-FR"/>
-        </w:rPr>
-        <w:t xml:space="preserve"> est modifié.</w:t>
+        <w:t>Support pour la langue espagnole a été ajouté.</w:t>
+      </w:r>
+      <w:r>
+        <w:rPr>
+          <w:rFonts w:ascii="Arial" w:hAnsi="Arial" w:cs="Arial"/>
+          <w:color w:val="1F497D"/>
+          <w:sz w:val="18"/>
+          <w:szCs w:val="18"/>
+          <w:lang w:val="fr-FR"/>
+        </w:rPr>
+        <w:tab/>
       </w:r>
     </w:p>
     <w:p>
@@ -797,86 +789,82 @@
           <w:lang w:val="fr-FR"/>
         </w:rPr>
       </w:pPr>
-      <w:r>
-        <w:rPr>
-          <w:rFonts w:ascii="Arial" w:hAnsi="Arial" w:cs="Arial"/>
-          <w:color w:val="1F497D"/>
-          <w:sz w:val="18"/>
-          <w:szCs w:val="18"/>
-          <w:lang w:val="fr-FR"/>
-        </w:rPr>
-        <w:t>•</w:t>
-      </w:r>
-      <w:r>
-        <w:rPr>
-          <w:rFonts w:ascii="Arial" w:hAnsi="Arial" w:cs="Arial"/>
-          <w:color w:val="1F497D"/>
-          <w:sz w:val="18"/>
-          <w:szCs w:val="18"/>
+    </w:p>
+    <w:p>
+      <w:pPr>
+        <w:tabs>
+          <w:tab w:val="left" w:pos="993"/>
+        </w:tabs>
+        <w:rPr>
+          <w:rFonts w:ascii="Arial" w:hAnsi="Arial" w:cs="Arial"/>
+          <w:color w:val="9CC2E5" w:themeColor="accent1" w:themeTint="99"/>
+          <w:sz w:val="16"/>
+          <w:szCs w:val="16"/>
+          <w:lang w:val="fr-FR"/>
+        </w:rPr>
+      </w:pPr>
+      <w:proofErr w:type="gramStart"/>
+      <w:r>
+        <w:rPr>
+          <w:rFonts w:ascii="Arial" w:hAnsi="Arial" w:cs="Arial"/>
+          <w:b/>
+          <w:bCs/>
+          <w:color w:val="4472C4" w:themeColor="accent5"/>
+          <w:sz w:val="24"/>
+          <w:szCs w:val="24"/>
+          <w:lang w:val="fr-FR"/>
+        </w:rPr>
+        <w:t>v</w:t>
+      </w:r>
+      <w:proofErr w:type="gramEnd"/>
+      <w:r>
+        <w:rPr>
+          <w:rFonts w:ascii="Arial" w:hAnsi="Arial" w:cs="Arial"/>
+          <w:b/>
+          <w:bCs/>
+          <w:color w:val="4472C4" w:themeColor="accent5"/>
+          <w:sz w:val="24"/>
+          <w:szCs w:val="24"/>
+          <w:lang w:val="fr-FR"/>
+        </w:rPr>
+        <w:t>8.1.9</w:t>
+      </w:r>
+      <w:r>
+        <w:rPr>
+          <w:rFonts w:ascii="Arial" w:hAnsi="Arial" w:cs="Arial"/>
+          <w:b/>
+          <w:bCs/>
+          <w:color w:val="4472C4" w:themeColor="accent5"/>
+          <w:sz w:val="24"/>
+          <w:szCs w:val="24"/>
           <w:lang w:val="fr-FR"/>
         </w:rPr>
         <w:tab/>
-        <w:t xml:space="preserve">Une deuxième </w:t>
-      </w:r>
-      <w:r>
-        <w:rPr>
-          <w:rFonts w:ascii="Arial" w:hAnsi="Arial" w:cs="Arial"/>
-          <w:color w:val="1F497D"/>
-          <w:sz w:val="18"/>
-          <w:szCs w:val="18"/>
-          <w:lang w:val="fr-FR"/>
-        </w:rPr>
-        <w:t>circuit</w:t>
-      </w:r>
-      <w:r>
-        <w:rPr>
-          <w:rFonts w:ascii="Arial" w:hAnsi="Arial" w:cs="Arial"/>
-          <w:color w:val="1F497D"/>
-          <w:sz w:val="18"/>
-          <w:szCs w:val="18"/>
-          <w:lang w:val="fr-FR"/>
-        </w:rPr>
-        <w:t xml:space="preserve"> nouvellement ajoutée est maintenant correctement remplie avec des emplacements d</w:t>
-      </w:r>
-      <w:r>
-        <w:rPr>
-          <w:rFonts w:ascii="Arial" w:hAnsi="Arial" w:cs="Arial"/>
-          <w:color w:val="1F497D"/>
-          <w:sz w:val="18"/>
-          <w:szCs w:val="18"/>
-          <w:lang w:val="fr-FR"/>
-        </w:rPr>
-        <w:t>e dispositifs</w:t>
-      </w:r>
-      <w:r>
-        <w:rPr>
-          <w:rFonts w:ascii="Arial" w:hAnsi="Arial" w:cs="Arial"/>
-          <w:color w:val="1F497D"/>
-          <w:sz w:val="18"/>
-          <w:szCs w:val="18"/>
-          <w:lang w:val="fr-FR"/>
-        </w:rPr>
-        <w:t xml:space="preserve"> vides et les pages des </w:t>
-      </w:r>
-      <w:r>
-        <w:rPr>
-          <w:rFonts w:ascii="Arial" w:hAnsi="Arial" w:cs="Arial"/>
-          <w:color w:val="1F497D"/>
-          <w:sz w:val="18"/>
-          <w:szCs w:val="18"/>
-          <w:lang w:val="fr-FR"/>
-        </w:rPr>
-        <w:t>dispositif</w:t>
-      </w:r>
-      <w:r>
-        <w:rPr>
-          <w:rFonts w:ascii="Arial" w:hAnsi="Arial" w:cs="Arial"/>
-          <w:color w:val="1F497D"/>
-          <w:sz w:val="18"/>
-          <w:szCs w:val="18"/>
-          <w:lang w:val="fr-FR"/>
-        </w:rPr>
-        <w:t>s sont mises à jour en conséquence.</w:t>
+        <w:t>2</w:t>
+      </w:r>
+      <w:r>
+        <w:rPr>
+          <w:rFonts w:ascii="Arial" w:hAnsi="Arial" w:cs="Arial"/>
+          <w:b/>
+          <w:bCs/>
+          <w:color w:val="4472C4" w:themeColor="accent5"/>
+          <w:sz w:val="24"/>
+          <w:szCs w:val="24"/>
+          <w:lang w:val="fr-FR"/>
+        </w:rPr>
+        <w:t>4</w:t>
+      </w:r>
+      <w:r>
+        <w:rPr>
+          <w:rFonts w:ascii="Arial" w:hAnsi="Arial" w:cs="Arial"/>
+          <w:b/>
+          <w:bCs/>
+          <w:color w:val="4472C4" w:themeColor="accent5"/>
+          <w:sz w:val="24"/>
+          <w:szCs w:val="24"/>
+          <w:lang w:val="fr-FR"/>
+        </w:rPr>
+        <w:t>/12/2025</w:t>
       </w:r>
     </w:p>
     <w:p>
@@ -894,113 +882,25 @@
         <w:contextualSpacing/>
         <w:rPr>
           <w:rFonts w:ascii="Arial" w:hAnsi="Arial" w:cs="Arial"/>
-          <w:color w:val="1F497D"/>
-          <w:sz w:val="18"/>
-          <w:szCs w:val="18"/>
-          <w:lang w:val="fr-FR"/>
-        </w:rPr>
-      </w:pPr>
-      <w:r>
-        <w:rPr>
-          <w:rFonts w:ascii="Arial" w:hAnsi="Arial" w:cs="Arial"/>
-          <w:color w:val="1F497D"/>
-          <w:sz w:val="18"/>
-          <w:szCs w:val="18"/>
-          <w:lang w:val="fr-FR"/>
-        </w:rPr>
-        <w:t>•</w:t>
-      </w:r>
-      <w:r>
-        <w:rPr>
-          <w:rFonts w:ascii="Arial" w:hAnsi="Arial" w:cs="Arial"/>
-          <w:color w:val="1F497D"/>
-          <w:sz w:val="18"/>
-          <w:szCs w:val="18"/>
-          <w:lang w:val="fr-FR"/>
-        </w:rPr>
-        <w:tab/>
-      </w:r>
-      <w:r>
-        <w:rPr>
-          <w:rFonts w:ascii="Arial" w:hAnsi="Arial" w:cs="Arial"/>
-          <w:color w:val="1F497D"/>
-          <w:sz w:val="18"/>
-          <w:szCs w:val="18"/>
-          <w:lang w:val="fr-FR"/>
-        </w:rPr>
-        <w:t>Prise en charge</w:t>
-      </w:r>
-      <w:r>
-        <w:rPr>
-          <w:rFonts w:ascii="Arial" w:hAnsi="Arial" w:cs="Arial"/>
-          <w:color w:val="1F497D"/>
-          <w:sz w:val="18"/>
-          <w:szCs w:val="18"/>
-          <w:lang w:val="fr-FR"/>
-        </w:rPr>
-        <w:t xml:space="preserve"> </w:t>
-      </w:r>
-      <w:r>
-        <w:rPr>
-          <w:rFonts w:ascii="Arial" w:hAnsi="Arial" w:cs="Arial"/>
-          <w:color w:val="1F4E79" w:themeColor="accent1" w:themeShade="80"/>
-          <w:sz w:val="18"/>
-          <w:szCs w:val="18"/>
-          <w:lang w:val="fr-FR"/>
-        </w:rPr>
-        <w:t>«</w:t>
-      </w:r>
-      <w:proofErr w:type="spellStart"/>
-      <w:r>
-        <w:rPr>
-          <w:rFonts w:ascii="Arial" w:hAnsi="Arial" w:cs="Arial"/>
-          <w:color w:val="1F497D"/>
-          <w:sz w:val="18"/>
-          <w:szCs w:val="18"/>
-          <w:lang w:val="fr-FR"/>
-        </w:rPr>
-        <w:t>Envision</w:t>
-      </w:r>
-      <w:proofErr w:type="spellEnd"/>
-      <w:r>
-        <w:rPr>
-          <w:rFonts w:ascii="Arial" w:hAnsi="Arial" w:cs="Arial"/>
-          <w:color w:val="1F4E79" w:themeColor="accent1" w:themeShade="80"/>
-          <w:sz w:val="18"/>
-          <w:szCs w:val="18"/>
-          <w:lang w:val="fr-FR"/>
-        </w:rPr>
-        <w:t>»</w:t>
-      </w:r>
-      <w:r>
-        <w:rPr>
-          <w:rFonts w:ascii="Arial" w:hAnsi="Arial" w:cs="Arial"/>
-          <w:color w:val="1F497D"/>
-          <w:sz w:val="18"/>
-          <w:szCs w:val="18"/>
-          <w:lang w:val="fr-FR"/>
-        </w:rPr>
-        <w:t xml:space="preserve"> sur les systèmes Apollo</w:t>
-      </w:r>
-      <w:r>
-        <w:rPr>
-          <w:rFonts w:ascii="Arial" w:hAnsi="Arial" w:cs="Arial"/>
-          <w:color w:val="1F497D"/>
-          <w:sz w:val="18"/>
-          <w:szCs w:val="18"/>
-          <w:lang w:val="fr-FR"/>
-        </w:rPr>
-        <w:t> </w:t>
-      </w:r>
-      <w:r>
-        <w:rPr>
-          <w:rFonts w:ascii="Arial" w:hAnsi="Arial" w:cs="Arial"/>
-          <w:color w:val="1F4E79" w:themeColor="accent1" w:themeShade="80"/>
-          <w:sz w:val="18"/>
-          <w:szCs w:val="18"/>
-          <w:lang w:val="fr-FR"/>
-        </w:rPr>
-        <w:t>:</w:t>
+          <w:b/>
+          <w:bCs/>
+          <w:color w:val="1F497D"/>
+          <w:sz w:val="18"/>
+          <w:szCs w:val="18"/>
+          <w:lang w:val="fr-FR"/>
+        </w:rPr>
+      </w:pPr>
+      <w:r>
+        <w:rPr>
+          <w:rFonts w:ascii="Arial" w:hAnsi="Arial" w:cs="Arial"/>
+          <w:b/>
+          <w:bCs/>
+          <w:color w:val="1F497D"/>
+          <w:sz w:val="18"/>
+          <w:szCs w:val="18"/>
+          <w:lang w:val="fr-FR"/>
+        </w:rPr>
+        <w:t>Nouvelles fonctionnalités</w:t>
       </w:r>
     </w:p>
     <w:p>
@@ -1018,14 +918,22 @@
         <w:contextualSpacing/>
         <w:rPr>
           <w:rFonts w:ascii="Arial" w:hAnsi="Arial" w:cs="Arial"/>
-          <w:i/>
-          <w:iCs/>
-          <w:color w:val="1F497D"/>
-          <w:sz w:val="18"/>
-          <w:szCs w:val="18"/>
-          <w:lang w:val="fr-FR"/>
-        </w:rPr>
-      </w:pPr>
+          <w:color w:val="1F497D"/>
+          <w:sz w:val="18"/>
+          <w:szCs w:val="18"/>
+          <w:lang w:val="fr-FR"/>
+        </w:rPr>
+      </w:pPr>
+      <w:r>
+        <w:rPr>
+          <w:rFonts w:ascii="Arial" w:hAnsi="Arial" w:cs="Arial"/>
+          <w:color w:val="1F497D"/>
+          <w:sz w:val="18"/>
+          <w:szCs w:val="18"/>
+          <w:lang w:val="fr-FR"/>
+        </w:rPr>
+        <w:t>•</w:t>
+      </w:r>
       <w:r>
         <w:rPr>
           <w:rFonts w:ascii="Arial" w:hAnsi="Arial" w:cs="Arial"/>
@@ -1035,80 +943,27 @@
           <w:lang w:val="fr-FR"/>
         </w:rPr>
         <w:tab/>
-      </w:r>
-      <w:r>
-        <w:rPr>
-          <w:rFonts w:ascii="Arial" w:hAnsi="Arial" w:cs="Arial"/>
-          <w:i/>
-          <w:iCs/>
-          <w:color w:val="1F497D"/>
-          <w:sz w:val="18"/>
-          <w:szCs w:val="18"/>
-          <w:lang w:val="fr-FR"/>
-        </w:rPr>
-        <w:t xml:space="preserve">Pour cela, les noms des </w:t>
-      </w:r>
-      <w:r>
-        <w:rPr>
-          <w:rFonts w:ascii="Arial" w:hAnsi="Arial" w:cs="Arial"/>
-          <w:i/>
-          <w:iCs/>
-          <w:color w:val="1F497D"/>
-          <w:sz w:val="18"/>
-          <w:szCs w:val="18"/>
-          <w:lang w:val="fr-FR"/>
-        </w:rPr>
-        <w:t>dispositif</w:t>
-      </w:r>
-      <w:r>
-        <w:rPr>
-          <w:rFonts w:ascii="Arial" w:hAnsi="Arial" w:cs="Arial"/>
-          <w:i/>
-          <w:iCs/>
-          <w:color w:val="1F497D"/>
-          <w:sz w:val="18"/>
-          <w:szCs w:val="18"/>
-          <w:lang w:val="fr-FR"/>
-        </w:rPr>
-        <w:t xml:space="preserve">s et les descriptions des zones sont préfixés respectivement par des codes de type et des numéros de zone. Si ce n'est pas déjà fait, avant le téléchargement, l'utilisateur est interrogé pour savoir si le panneau est destiné à </w:t>
-      </w:r>
-      <w:r>
-        <w:rPr>
-          <w:rFonts w:ascii="Arial" w:hAnsi="Arial" w:cs="Arial"/>
-          <w:i/>
-          <w:iCs/>
-          <w:color w:val="1F497D"/>
-          <w:sz w:val="18"/>
-          <w:szCs w:val="18"/>
-          <w:lang w:val="fr-FR"/>
-        </w:rPr>
-        <w:t>l’</w:t>
-      </w:r>
-      <w:proofErr w:type="spellStart"/>
-      <w:r>
-        <w:rPr>
-          <w:rFonts w:ascii="Arial" w:hAnsi="Arial" w:cs="Arial"/>
-          <w:i/>
-          <w:iCs/>
-          <w:color w:val="1F497D"/>
-          <w:sz w:val="18"/>
-          <w:szCs w:val="18"/>
-          <w:lang w:val="fr-FR"/>
-        </w:rPr>
-        <w:t>Envision</w:t>
-      </w:r>
-      <w:proofErr w:type="spellEnd"/>
-      <w:r>
-        <w:rPr>
-          <w:rFonts w:ascii="Arial" w:hAnsi="Arial" w:cs="Arial"/>
-          <w:i/>
-          <w:iCs/>
-          <w:color w:val="1F497D"/>
-          <w:sz w:val="18"/>
-          <w:szCs w:val="18"/>
-          <w:lang w:val="fr-FR"/>
-        </w:rPr>
-        <w:t xml:space="preserve"> et, si oui, les préfixes sont ajoutés.</w:t>
+        <w:t xml:space="preserve">Les nouveaux </w:t>
+      </w:r>
+      <w:r>
+        <w:rPr>
+          <w:rFonts w:ascii="Arial" w:hAnsi="Arial" w:cs="Arial"/>
+          <w:color w:val="1F497D"/>
+          <w:sz w:val="18"/>
+          <w:szCs w:val="18"/>
+          <w:lang w:val="fr-FR"/>
+        </w:rPr>
+        <w:t>dispositifs</w:t>
+      </w:r>
+      <w:r>
+        <w:rPr>
+          <w:rFonts w:ascii="Arial" w:hAnsi="Arial" w:cs="Arial"/>
+          <w:color w:val="1F497D"/>
+          <w:sz w:val="18"/>
+          <w:szCs w:val="18"/>
+          <w:lang w:val="fr-FR"/>
+        </w:rPr>
+        <w:t xml:space="preserve"> CAST Pro ont été ajoutés.</w:t>
       </w:r>
     </w:p>
     <w:p>
@@ -1126,37 +981,32 @@
         <w:contextualSpacing/>
         <w:rPr>
           <w:rFonts w:ascii="Arial" w:hAnsi="Arial" w:cs="Arial"/>
-          <w:b/>
-          <w:bCs/>
-          <w:color w:val="1F497D"/>
-          <w:sz w:val="18"/>
-          <w:szCs w:val="18"/>
-          <w:lang w:val="fr-FR"/>
-        </w:rPr>
-      </w:pPr>
-      <w:r>
-        <w:rPr>
-          <w:rFonts w:ascii="Arial" w:hAnsi="Arial" w:cs="Arial"/>
-          <w:b/>
-          <w:bCs/>
-          <w:color w:val="1F497D"/>
-          <w:sz w:val="18"/>
-          <w:szCs w:val="18"/>
-          <w:lang w:val="fr-FR"/>
-        </w:rPr>
-        <w:t>Correctif</w:t>
-      </w:r>
-      <w:r>
-        <w:rPr>
-          <w:rFonts w:ascii="Arial" w:hAnsi="Arial" w:cs="Arial"/>
-          <w:b/>
-          <w:bCs/>
-          <w:color w:val="1F497D"/>
-          <w:sz w:val="18"/>
-          <w:szCs w:val="18"/>
-          <w:lang w:val="fr-FR"/>
-        </w:rPr>
-        <w:t>s</w:t>
+          <w:color w:val="1F497D"/>
+          <w:sz w:val="18"/>
+          <w:szCs w:val="18"/>
+          <w:lang w:val="fr-FR"/>
+        </w:rPr>
+      </w:pPr>
+      <w:r>
+        <w:rPr>
+          <w:rFonts w:ascii="Arial" w:hAnsi="Arial" w:cs="Arial"/>
+          <w:color w:val="1F497D"/>
+          <w:sz w:val="18"/>
+          <w:szCs w:val="18"/>
+          <w:lang w:val="fr-FR"/>
+        </w:rPr>
+        <w:t>•</w:t>
+      </w:r>
+      <w:r>
+        <w:rPr>
+          <w:rFonts w:ascii="Arial" w:hAnsi="Arial" w:cs="Arial"/>
+          <w:color w:val="1F497D"/>
+          <w:sz w:val="18"/>
+          <w:szCs w:val="18"/>
+          <w:lang w:val="fr-FR"/>
+        </w:rPr>
+        <w:tab/>
+        <w:t>L'option pour imprimer les paramètres a été ajoutée.</w:t>
       </w:r>
     </w:p>
     <w:p>
@@ -1199,126 +1049,67 @@
           <w:lang w:val="fr-FR"/>
         </w:rPr>
         <w:tab/>
-      </w:r>
-      <w:r>
-        <w:rPr>
-          <w:rFonts w:ascii="Arial" w:hAnsi="Arial" w:cs="Arial"/>
-          <w:color w:val="1F497D"/>
-          <w:sz w:val="18"/>
-          <w:szCs w:val="18"/>
-          <w:lang w:val="fr-FR"/>
-        </w:rPr>
-        <w:t xml:space="preserve">Deux erreurs qui provoquaient la fermeture de l'application ont été corrigées : l'envoi de données à </w:t>
-      </w:r>
-      <w:r>
-        <w:rPr>
-          <w:rFonts w:ascii="Arial" w:hAnsi="Arial" w:cs="Arial"/>
-          <w:color w:val="1F497D"/>
-          <w:sz w:val="18"/>
-          <w:szCs w:val="18"/>
-          <w:lang w:val="fr-FR"/>
-        </w:rPr>
-        <w:t>circuit</w:t>
-      </w:r>
-      <w:r>
-        <w:rPr>
-          <w:rFonts w:ascii="Arial" w:hAnsi="Arial" w:cs="Arial"/>
-          <w:color w:val="1F497D"/>
-          <w:sz w:val="18"/>
-          <w:szCs w:val="18"/>
-          <w:lang w:val="fr-FR"/>
-        </w:rPr>
-        <w:t xml:space="preserve"> unique à un panneau à 2 </w:t>
-      </w:r>
-      <w:r>
-        <w:rPr>
-          <w:rFonts w:ascii="Arial" w:hAnsi="Arial" w:cs="Arial"/>
-          <w:color w:val="1F497D"/>
-          <w:sz w:val="18"/>
-          <w:szCs w:val="18"/>
-          <w:lang w:val="fr-FR"/>
-        </w:rPr>
-        <w:t>circuit</w:t>
-      </w:r>
-      <w:r>
-        <w:rPr>
-          <w:rFonts w:ascii="Arial" w:hAnsi="Arial" w:cs="Arial"/>
-          <w:color w:val="1F497D"/>
-          <w:sz w:val="18"/>
-          <w:szCs w:val="18"/>
-          <w:lang w:val="fr-FR"/>
-        </w:rPr>
-        <w:t>s</w:t>
-      </w:r>
-      <w:r>
-        <w:rPr>
-          <w:rFonts w:ascii="Arial" w:hAnsi="Arial" w:cs="Arial"/>
-          <w:color w:val="1F497D"/>
-          <w:sz w:val="18"/>
-          <w:szCs w:val="18"/>
-          <w:lang w:val="fr-FR"/>
-        </w:rPr>
-        <w:t>,</w:t>
-      </w:r>
-      <w:r>
-        <w:rPr>
-          <w:rFonts w:ascii="Arial" w:hAnsi="Arial" w:cs="Arial"/>
-          <w:color w:val="1F497D"/>
-          <w:sz w:val="18"/>
-          <w:szCs w:val="18"/>
-          <w:lang w:val="fr-FR"/>
-        </w:rPr>
-        <w:t xml:space="preserve"> et l'ouverture d'un fichier </w:t>
-      </w:r>
-      <w:r>
-        <w:rPr>
-          <w:rFonts w:ascii="Arial" w:hAnsi="Arial" w:cs="Arial"/>
-          <w:color w:val="1F497D"/>
-          <w:sz w:val="18"/>
-          <w:szCs w:val="18"/>
-          <w:lang w:val="fr-FR"/>
-        </w:rPr>
-        <w:t xml:space="preserve">qui </w:t>
-      </w:r>
-      <w:r>
-        <w:rPr>
-          <w:rFonts w:ascii="Arial" w:hAnsi="Arial" w:cs="Arial"/>
-          <w:color w:val="1F497D"/>
-          <w:sz w:val="18"/>
-          <w:szCs w:val="18"/>
-          <w:lang w:val="fr-FR"/>
-        </w:rPr>
-        <w:t>ne cont</w:t>
-      </w:r>
-      <w:r>
-        <w:rPr>
-          <w:rFonts w:ascii="Arial" w:hAnsi="Arial" w:cs="Arial"/>
-          <w:color w:val="1F497D"/>
-          <w:sz w:val="18"/>
-          <w:szCs w:val="18"/>
-          <w:lang w:val="fr-FR"/>
-        </w:rPr>
-        <w:t>ient</w:t>
-      </w:r>
-      <w:r>
-        <w:rPr>
-          <w:rFonts w:ascii="Arial" w:hAnsi="Arial" w:cs="Arial"/>
-          <w:color w:val="1F497D"/>
-          <w:sz w:val="18"/>
-          <w:szCs w:val="18"/>
-          <w:lang w:val="fr-FR"/>
-        </w:rPr>
-        <w:t xml:space="preserve"> aucun numéro de panneau identique à celui du panneau actuel</w:t>
-      </w:r>
-      <w:r>
-        <w:rPr>
-          <w:rFonts w:ascii="Arial" w:hAnsi="Arial" w:cs="Arial"/>
-          <w:color w:val="1F497D"/>
-          <w:sz w:val="18"/>
-          <w:szCs w:val="18"/>
-          <w:lang w:val="fr-FR"/>
-        </w:rPr>
-        <w:t>.</w:t>
+        <w:t xml:space="preserve">Les modes jour </w:t>
+      </w:r>
+      <w:r>
+        <w:rPr>
+          <w:rFonts w:ascii="Arial" w:hAnsi="Arial" w:cs="Arial"/>
+          <w:color w:val="1F497D"/>
+          <w:sz w:val="18"/>
+          <w:szCs w:val="18"/>
+          <w:lang w:val="fr-FR"/>
+        </w:rPr>
+        <w:t>&amp;</w:t>
+      </w:r>
+      <w:r>
+        <w:rPr>
+          <w:rFonts w:ascii="Arial" w:hAnsi="Arial" w:cs="Arial"/>
+          <w:color w:val="1F497D"/>
+          <w:sz w:val="18"/>
+          <w:szCs w:val="18"/>
+          <w:lang w:val="fr-FR"/>
+        </w:rPr>
+        <w:t xml:space="preserve"> nuit d</w:t>
+      </w:r>
+      <w:r>
+        <w:rPr>
+          <w:rFonts w:ascii="Arial" w:hAnsi="Arial" w:cs="Arial"/>
+          <w:color w:val="1F497D"/>
+          <w:sz w:val="18"/>
+          <w:szCs w:val="18"/>
+          <w:lang w:val="fr-FR"/>
+        </w:rPr>
+        <w:t>es dispositifs</w:t>
+      </w:r>
+      <w:r>
+        <w:rPr>
+          <w:rFonts w:ascii="Arial" w:hAnsi="Arial" w:cs="Arial"/>
+          <w:color w:val="1F497D"/>
+          <w:sz w:val="18"/>
+          <w:szCs w:val="18"/>
+          <w:lang w:val="fr-FR"/>
+        </w:rPr>
+        <w:t xml:space="preserve"> sont désormais toujours réinitialisés à leurs valeurs par défaut lorsqu'un type d</w:t>
+      </w:r>
+      <w:r>
+        <w:rPr>
+          <w:rFonts w:ascii="Arial" w:hAnsi="Arial" w:cs="Arial"/>
+          <w:color w:val="1F497D"/>
+          <w:sz w:val="18"/>
+          <w:szCs w:val="18"/>
+          <w:lang w:val="fr-FR"/>
+        </w:rPr>
+        <w:t>e dispositif</w:t>
+      </w:r>
+      <w:r>
+        <w:rPr>
+          <w:rFonts w:ascii="Arial" w:hAnsi="Arial" w:cs="Arial"/>
+          <w:color w:val="1F497D"/>
+          <w:sz w:val="18"/>
+          <w:szCs w:val="18"/>
+          <w:lang w:val="fr-FR"/>
+        </w:rPr>
+        <w:t xml:space="preserve"> est modifié.</w:t>
       </w:r>
     </w:p>
     <w:p>
@@ -1362,25 +1153,87 @@
         </w:rPr>
         <w:tab/>
       </w:r>
-      <w:r>
-        <w:rPr>
-          <w:rFonts w:ascii="Arial" w:hAnsi="Arial" w:cs="Arial"/>
-          <w:color w:val="1F497D"/>
-          <w:sz w:val="18"/>
-          <w:szCs w:val="18"/>
-          <w:lang w:val="fr-FR"/>
-        </w:rPr>
-        <w:t>L'affichage des boîtes d'erreur sur les éléments invalides a été rendu plus cohérent</w:t>
-      </w:r>
-      <w:r>
-        <w:rPr>
-          <w:rFonts w:ascii="Arial" w:hAnsi="Arial" w:cs="Arial"/>
-          <w:color w:val="1F497D"/>
-          <w:sz w:val="18"/>
-          <w:szCs w:val="18"/>
-          <w:lang w:val="fr-FR"/>
-        </w:rPr>
-        <w:t>.</w:t>
+      <w:proofErr w:type="gramStart"/>
+      <w:r>
+        <w:rPr>
+          <w:rFonts w:ascii="Arial" w:hAnsi="Arial" w:cs="Arial"/>
+          <w:color w:val="1F497D"/>
+          <w:sz w:val="18"/>
+          <w:szCs w:val="18"/>
+          <w:lang w:val="fr-FR"/>
+        </w:rPr>
+        <w:t xml:space="preserve">Une deuxième </w:t>
+      </w:r>
+      <w:r>
+        <w:rPr>
+          <w:rFonts w:ascii="Arial" w:hAnsi="Arial" w:cs="Arial"/>
+          <w:color w:val="1F497D"/>
+          <w:sz w:val="18"/>
+          <w:szCs w:val="18"/>
+          <w:lang w:val="fr-FR"/>
+        </w:rPr>
+        <w:t>circuit</w:t>
+      </w:r>
+      <w:r>
+        <w:rPr>
+          <w:rFonts w:ascii="Arial" w:hAnsi="Arial" w:cs="Arial"/>
+          <w:color w:val="1F497D"/>
+          <w:sz w:val="18"/>
+          <w:szCs w:val="18"/>
+          <w:lang w:val="fr-FR"/>
+        </w:rPr>
+        <w:t xml:space="preserve"> nouvellement ajoutée</w:t>
+      </w:r>
+      <w:proofErr w:type="gramEnd"/>
+      <w:r>
+        <w:rPr>
+          <w:rFonts w:ascii="Arial" w:hAnsi="Arial" w:cs="Arial"/>
+          <w:color w:val="1F497D"/>
+          <w:sz w:val="18"/>
+          <w:szCs w:val="18"/>
+          <w:lang w:val="fr-FR"/>
+        </w:rPr>
+        <w:t xml:space="preserve"> est maintenant correctement remplie avec des emplacements d</w:t>
+      </w:r>
+      <w:r>
+        <w:rPr>
+          <w:rFonts w:ascii="Arial" w:hAnsi="Arial" w:cs="Arial"/>
+          <w:color w:val="1F497D"/>
+          <w:sz w:val="18"/>
+          <w:szCs w:val="18"/>
+          <w:lang w:val="fr-FR"/>
+        </w:rPr>
+        <w:t>e dispositifs</w:t>
+      </w:r>
+      <w:r>
+        <w:rPr>
+          <w:rFonts w:ascii="Arial" w:hAnsi="Arial" w:cs="Arial"/>
+          <w:color w:val="1F497D"/>
+          <w:sz w:val="18"/>
+          <w:szCs w:val="18"/>
+          <w:lang w:val="fr-FR"/>
+        </w:rPr>
+        <w:t xml:space="preserve"> vides et les pages des </w:t>
+      </w:r>
+      <w:r>
+        <w:rPr>
+          <w:rFonts w:ascii="Arial" w:hAnsi="Arial" w:cs="Arial"/>
+          <w:color w:val="1F497D"/>
+          <w:sz w:val="18"/>
+          <w:szCs w:val="18"/>
+          <w:lang w:val="fr-FR"/>
+        </w:rPr>
+        <w:t>dispositif</w:t>
+      </w:r>
+      <w:r>
+        <w:rPr>
+          <w:rFonts w:ascii="Arial" w:hAnsi="Arial" w:cs="Arial"/>
+          <w:color w:val="1F497D"/>
+          <w:sz w:val="18"/>
+          <w:szCs w:val="18"/>
+          <w:lang w:val="fr-FR"/>
+        </w:rPr>
+        <w:t>s sont mises à jour en conséquence.</w:t>
       </w:r>
     </w:p>
     <w:p>
@@ -1432,38 +1285,9 @@
           <w:szCs w:val="18"/>
           <w:lang w:val="fr-FR"/>
         </w:rPr>
-        <w:t xml:space="preserve">La fenêtre </w:t>
-      </w:r>
-      <w:r>
-        <w:rPr>
-          <w:rFonts w:ascii="Arial" w:hAnsi="Arial" w:cs="Arial"/>
-          <w:color w:val="1F497D"/>
-          <w:sz w:val="18"/>
-          <w:szCs w:val="18"/>
-          <w:lang w:val="fr-FR"/>
-        </w:rPr>
-        <w:t>V</w:t>
-      </w:r>
-      <w:r>
-        <w:rPr>
-          <w:rFonts w:ascii="Arial" w:hAnsi="Arial" w:cs="Arial"/>
-          <w:color w:val="1F497D"/>
-          <w:sz w:val="18"/>
-          <w:szCs w:val="18"/>
-          <w:lang w:val="fr-FR"/>
-        </w:rPr>
-        <w:t xml:space="preserve">alidation n'indique plus la </w:t>
-      </w:r>
-      <w:r>
-        <w:rPr>
-          <w:rFonts w:ascii="Arial" w:hAnsi="Arial" w:cs="Arial"/>
-          <w:color w:val="1F497D"/>
-          <w:sz w:val="18"/>
-          <w:szCs w:val="18"/>
-          <w:lang w:val="fr-FR"/>
-        </w:rPr>
-        <w:t>circuit</w:t>
-      </w:r>
+        <w:t>Prise en charge</w:t>
+      </w:r>
+      <w:proofErr w:type="gramStart"/>
       <w:r>
         <w:rPr>
           <w:rFonts w:ascii="Arial" w:hAnsi="Arial" w:cs="Arial"/>
@@ -1477,52 +1301,65 @@
       <w:r>
         <w:rPr>
           <w:rFonts w:ascii="Arial" w:hAnsi="Arial" w:cs="Arial"/>
-          <w:color w:val="1F497D"/>
-          <w:sz w:val="18"/>
-          <w:szCs w:val="18"/>
-          <w:lang w:val="fr-FR"/>
-        </w:rPr>
-        <w:t>#</w:t>
-      </w:r>
-      <w:r>
-        <w:rPr>
-          <w:rFonts w:ascii="Arial" w:hAnsi="Arial" w:cs="Arial"/>
-          <w:color w:val="1F497D"/>
-          <w:sz w:val="18"/>
-          <w:szCs w:val="18"/>
-          <w:lang w:val="fr-FR"/>
-        </w:rPr>
-        <w:t xml:space="preserve">2 pour un panneau à </w:t>
-      </w:r>
-      <w:r>
-        <w:rPr>
-          <w:rFonts w:ascii="Arial" w:hAnsi="Arial" w:cs="Arial"/>
-          <w:color w:val="1F497D"/>
-          <w:sz w:val="18"/>
-          <w:szCs w:val="18"/>
-          <w:lang w:val="fr-FR"/>
-        </w:rPr>
-        <w:t>circuit</w:t>
-      </w:r>
-      <w:r>
-        <w:rPr>
-          <w:rFonts w:ascii="Arial" w:hAnsi="Arial" w:cs="Arial"/>
-          <w:color w:val="1F497D"/>
-          <w:sz w:val="18"/>
-          <w:szCs w:val="18"/>
-          <w:lang w:val="fr-FR"/>
-        </w:rPr>
-        <w:t xml:space="preserve"> unique</w:t>
-      </w:r>
-      <w:r>
-        <w:rPr>
-          <w:rFonts w:ascii="Arial" w:hAnsi="Arial" w:cs="Arial"/>
-          <w:color w:val="1F497D"/>
-          <w:sz w:val="18"/>
-          <w:szCs w:val="18"/>
-          <w:lang w:val="fr-FR"/>
-        </w:rPr>
-        <w:t>.</w:t>
+          <w:color w:val="1F4E79" w:themeColor="accent1" w:themeShade="80"/>
+          <w:sz w:val="18"/>
+          <w:szCs w:val="18"/>
+          <w:lang w:val="fr-FR"/>
+        </w:rPr>
+        <w:t>«</w:t>
+      </w:r>
+      <w:proofErr w:type="spellStart"/>
+      <w:r>
+        <w:rPr>
+          <w:rFonts w:ascii="Arial" w:hAnsi="Arial" w:cs="Arial"/>
+          <w:color w:val="1F497D"/>
+          <w:sz w:val="18"/>
+          <w:szCs w:val="18"/>
+          <w:lang w:val="fr-FR"/>
+        </w:rPr>
+        <w:t>Envision</w:t>
+      </w:r>
+      <w:proofErr w:type="spellEnd"/>
+      <w:proofErr w:type="gramEnd"/>
+      <w:r>
+        <w:rPr>
+          <w:rFonts w:ascii="Arial" w:hAnsi="Arial" w:cs="Arial"/>
+          <w:color w:val="1F4E79" w:themeColor="accent1" w:themeShade="80"/>
+          <w:sz w:val="18"/>
+          <w:szCs w:val="18"/>
+          <w:lang w:val="fr-FR"/>
+        </w:rPr>
+        <w:t>»</w:t>
+      </w:r>
+      <w:r>
+        <w:rPr>
+          <w:rFonts w:ascii="Arial" w:hAnsi="Arial" w:cs="Arial"/>
+          <w:color w:val="1F497D"/>
+          <w:sz w:val="18"/>
+          <w:szCs w:val="18"/>
+          <w:lang w:val="fr-FR"/>
+        </w:rPr>
+        <w:t xml:space="preserve"> sur les systèmes Apollo</w:t>
+      </w:r>
+      <w:r>
+        <w:rPr>
+          <w:rFonts w:ascii="Arial" w:hAnsi="Arial" w:cs="Arial"/>
+          <w:color w:val="1F497D"/>
+          <w:sz w:val="18"/>
+          <w:szCs w:val="18"/>
+          <w:lang w:val="fr-FR"/>
+        </w:rPr>
+        <w:t> </w:t>
+      </w:r>
+      <w:r>
+        <w:rPr>
+          <w:rFonts w:ascii="Arial" w:hAnsi="Arial" w:cs="Arial"/>
+          <w:color w:val="1F4E79" w:themeColor="accent1" w:themeShade="80"/>
+          <w:sz w:val="18"/>
+          <w:szCs w:val="18"/>
+          <w:lang w:val="fr-FR"/>
+        </w:rPr>
+        <w:t>:</w:t>
       </w:r>
     </w:p>
     <w:p>
@@ -1540,22 +1377,14 @@
         <w:contextualSpacing/>
         <w:rPr>
           <w:rFonts w:ascii="Arial" w:hAnsi="Arial" w:cs="Arial"/>
-          <w:color w:val="1F497D"/>
-          <w:sz w:val="18"/>
-          <w:szCs w:val="18"/>
-          <w:lang w:val="fr-FR"/>
-        </w:rPr>
-      </w:pPr>
-      <w:r>
-        <w:rPr>
-          <w:rFonts w:ascii="Arial" w:hAnsi="Arial" w:cs="Arial"/>
-          <w:color w:val="1F497D"/>
-          <w:sz w:val="18"/>
-          <w:szCs w:val="18"/>
-          <w:lang w:val="fr-FR"/>
-        </w:rPr>
-        <w:t>•</w:t>
-      </w:r>
+          <w:i/>
+          <w:iCs/>
+          <w:color w:val="1F497D"/>
+          <w:sz w:val="18"/>
+          <w:szCs w:val="18"/>
+          <w:lang w:val="fr-FR"/>
+        </w:rPr>
+      </w:pPr>
       <w:r>
         <w:rPr>
           <w:rFonts w:ascii="Arial" w:hAnsi="Arial" w:cs="Arial"/>
@@ -1569,22 +1398,76 @@
       <w:r>
         <w:rPr>
           <w:rFonts w:ascii="Arial" w:hAnsi="Arial" w:cs="Arial"/>
-          <w:color w:val="1F497D"/>
-          <w:sz w:val="18"/>
-          <w:szCs w:val="18"/>
-          <w:lang w:val="fr-FR"/>
-        </w:rPr>
-        <w:t>Sur la page Causes et Effets, les données qui ont été lues à partir d'un fichier sont maintenant correctement mises à jour sur toutes les lignes</w:t>
-      </w:r>
-      <w:r>
-        <w:rPr>
-          <w:rFonts w:ascii="Arial" w:hAnsi="Arial" w:cs="Arial"/>
-          <w:color w:val="1F497D"/>
-          <w:sz w:val="18"/>
-          <w:szCs w:val="18"/>
-          <w:lang w:val="fr-FR"/>
-        </w:rPr>
-        <w:t>.</w:t>
+          <w:i/>
+          <w:iCs/>
+          <w:color w:val="1F497D"/>
+          <w:sz w:val="18"/>
+          <w:szCs w:val="18"/>
+          <w:lang w:val="fr-FR"/>
+        </w:rPr>
+        <w:t xml:space="preserve">Pour cela, les noms des </w:t>
+      </w:r>
+      <w:r>
+        <w:rPr>
+          <w:rFonts w:ascii="Arial" w:hAnsi="Arial" w:cs="Arial"/>
+          <w:i/>
+          <w:iCs/>
+          <w:color w:val="1F497D"/>
+          <w:sz w:val="18"/>
+          <w:szCs w:val="18"/>
+          <w:lang w:val="fr-FR"/>
+        </w:rPr>
+        <w:t>dispositif</w:t>
+      </w:r>
+      <w:r>
+        <w:rPr>
+          <w:rFonts w:ascii="Arial" w:hAnsi="Arial" w:cs="Arial"/>
+          <w:i/>
+          <w:iCs/>
+          <w:color w:val="1F497D"/>
+          <w:sz w:val="18"/>
+          <w:szCs w:val="18"/>
+          <w:lang w:val="fr-FR"/>
+        </w:rPr>
+        <w:t xml:space="preserve">s et les descriptions des zones sont préfixés respectivement par des codes de type et des numéros de zone. Si ce n'est pas déjà fait, avant le téléchargement, l'utilisateur est interrogé pour savoir si le panneau est destiné à </w:t>
+      </w:r>
+      <w:r>
+        <w:rPr>
+          <w:rFonts w:ascii="Arial" w:hAnsi="Arial" w:cs="Arial"/>
+          <w:i/>
+          <w:iCs/>
+          <w:color w:val="1F497D"/>
+          <w:sz w:val="18"/>
+          <w:szCs w:val="18"/>
+          <w:lang w:val="fr-FR"/>
+        </w:rPr>
+        <w:t>l’</w:t>
+      </w:r>
+      <w:proofErr w:type="spellStart"/>
+      <w:r>
+        <w:rPr>
+          <w:rFonts w:ascii="Arial" w:hAnsi="Arial" w:cs="Arial"/>
+          <w:i/>
+          <w:iCs/>
+          <w:color w:val="1F497D"/>
+          <w:sz w:val="18"/>
+          <w:szCs w:val="18"/>
+          <w:lang w:val="fr-FR"/>
+        </w:rPr>
+        <w:t>Envision</w:t>
+      </w:r>
+      <w:proofErr w:type="spellEnd"/>
+      <w:r>
+        <w:rPr>
+          <w:rFonts w:ascii="Arial" w:hAnsi="Arial" w:cs="Arial"/>
+          <w:i/>
+          <w:iCs/>
+          <w:color w:val="1F497D"/>
+          <w:sz w:val="18"/>
+          <w:szCs w:val="18"/>
+          <w:lang w:val="fr-FR"/>
+        </w:rPr>
+        <w:t xml:space="preserve"> et, si oui, les préfixes sont ajoutés.</w:t>
       </w:r>
     </w:p>
     <w:p>
@@ -1602,50 +1485,37 @@
         <w:contextualSpacing/>
         <w:rPr>
           <w:rFonts w:ascii="Arial" w:hAnsi="Arial" w:cs="Arial"/>
-          <w:color w:val="1F497D"/>
-          <w:sz w:val="18"/>
-          <w:szCs w:val="18"/>
-          <w:lang w:val="fr-FR"/>
-        </w:rPr>
-      </w:pPr>
-    </w:p>
-    <w:p>
-      <w:pPr>
-        <w:tabs>
-          <w:tab w:val="left" w:pos="993"/>
-        </w:tabs>
-        <w:rPr>
-          <w:rFonts w:ascii="Arial" w:hAnsi="Arial" w:cs="Arial"/>
-          <w:color w:val="9CC2E5" w:themeColor="accent1" w:themeTint="99"/>
-          <w:sz w:val="16"/>
-          <w:szCs w:val="16"/>
-          <w:lang w:val="fr-FR"/>
-        </w:rPr>
-      </w:pPr>
-      <w:r>
-        <w:rPr>
-          <w:rFonts w:ascii="Arial" w:hAnsi="Arial" w:cs="Arial"/>
-          <w:b/>
-          <w:bCs/>
-          <w:color w:val="4472C4" w:themeColor="accent5"/>
-          <w:sz w:val="24"/>
-          <w:szCs w:val="24"/>
-          <w:lang w:val="fr-FR"/>
-        </w:rPr>
-        <w:t>v8.1.8</w:t>
-      </w:r>
-      <w:r>
-        <w:rPr>
-          <w:rFonts w:ascii="Arial" w:hAnsi="Arial" w:cs="Arial"/>
-          <w:b/>
-          <w:bCs/>
-          <w:color w:val="4472C4" w:themeColor="accent5"/>
-          <w:sz w:val="24"/>
-          <w:szCs w:val="24"/>
-          <w:lang w:val="fr-FR"/>
-        </w:rPr>
-        <w:tab/>
-        <w:t>26/09/2025</w:t>
+          <w:b/>
+          <w:bCs/>
+          <w:color w:val="1F497D"/>
+          <w:sz w:val="18"/>
+          <w:szCs w:val="18"/>
+          <w:lang w:val="fr-FR"/>
+        </w:rPr>
+      </w:pPr>
+      <w:r>
+        <w:rPr>
+          <w:rFonts w:ascii="Arial" w:hAnsi="Arial" w:cs="Arial"/>
+          <w:b/>
+          <w:bCs/>
+          <w:color w:val="1F497D"/>
+          <w:sz w:val="18"/>
+          <w:szCs w:val="18"/>
+          <w:lang w:val="fr-FR"/>
+        </w:rPr>
+        <w:t>Correctif</w:t>
+      </w:r>
+      <w:r>
+        <w:rPr>
+          <w:rFonts w:ascii="Arial" w:hAnsi="Arial" w:cs="Arial"/>
+          <w:b/>
+          <w:bCs/>
+          <w:color w:val="1F497D"/>
+          <w:sz w:val="18"/>
+          <w:szCs w:val="18"/>
+          <w:lang w:val="fr-FR"/>
+        </w:rPr>
+        <w:t>s</w:t>
       </w:r>
     </w:p>
     <w:p>
@@ -1677,7 +1547,7 @@
           <w:szCs w:val="18"/>
           <w:lang w:val="fr-FR"/>
         </w:rPr>
-        <w:t>-</w:t>
+        <w:t>•</w:t>
       </w:r>
       <w:r>
         <w:rPr>
@@ -1688,7 +1558,126 @@
           <w:lang w:val="fr-FR"/>
         </w:rPr>
         <w:tab/>
-        <w:t>Correction : les modifications de la description des éléments de configuration d'E/S du dispositif ont été corrigées de sorte que les descriptions et/ou les noms de dispositifs sur d'autres dispositifs ne soient pas affectés.</w:t>
+      </w:r>
+      <w:r>
+        <w:rPr>
+          <w:rFonts w:ascii="Arial" w:hAnsi="Arial" w:cs="Arial"/>
+          <w:color w:val="1F497D"/>
+          <w:sz w:val="18"/>
+          <w:szCs w:val="18"/>
+          <w:lang w:val="fr-FR"/>
+        </w:rPr>
+        <w:t xml:space="preserve">Deux erreurs qui provoquaient la fermeture de l'application ont été corrigées : l'envoi de données à </w:t>
+      </w:r>
+      <w:r>
+        <w:rPr>
+          <w:rFonts w:ascii="Arial" w:hAnsi="Arial" w:cs="Arial"/>
+          <w:color w:val="1F497D"/>
+          <w:sz w:val="18"/>
+          <w:szCs w:val="18"/>
+          <w:lang w:val="fr-FR"/>
+        </w:rPr>
+        <w:t>circuit</w:t>
+      </w:r>
+      <w:r>
+        <w:rPr>
+          <w:rFonts w:ascii="Arial" w:hAnsi="Arial" w:cs="Arial"/>
+          <w:color w:val="1F497D"/>
+          <w:sz w:val="18"/>
+          <w:szCs w:val="18"/>
+          <w:lang w:val="fr-FR"/>
+        </w:rPr>
+        <w:t xml:space="preserve"> unique à un panneau à 2 </w:t>
+      </w:r>
+      <w:r>
+        <w:rPr>
+          <w:rFonts w:ascii="Arial" w:hAnsi="Arial" w:cs="Arial"/>
+          <w:color w:val="1F497D"/>
+          <w:sz w:val="18"/>
+          <w:szCs w:val="18"/>
+          <w:lang w:val="fr-FR"/>
+        </w:rPr>
+        <w:t>circuit</w:t>
+      </w:r>
+      <w:r>
+        <w:rPr>
+          <w:rFonts w:ascii="Arial" w:hAnsi="Arial" w:cs="Arial"/>
+          <w:color w:val="1F497D"/>
+          <w:sz w:val="18"/>
+          <w:szCs w:val="18"/>
+          <w:lang w:val="fr-FR"/>
+        </w:rPr>
+        <w:t>s</w:t>
+      </w:r>
+      <w:r>
+        <w:rPr>
+          <w:rFonts w:ascii="Arial" w:hAnsi="Arial" w:cs="Arial"/>
+          <w:color w:val="1F497D"/>
+          <w:sz w:val="18"/>
+          <w:szCs w:val="18"/>
+          <w:lang w:val="fr-FR"/>
+        </w:rPr>
+        <w:t>,</w:t>
+      </w:r>
+      <w:r>
+        <w:rPr>
+          <w:rFonts w:ascii="Arial" w:hAnsi="Arial" w:cs="Arial"/>
+          <w:color w:val="1F497D"/>
+          <w:sz w:val="18"/>
+          <w:szCs w:val="18"/>
+          <w:lang w:val="fr-FR"/>
+        </w:rPr>
+        <w:t xml:space="preserve"> et l'ouverture d'un fichier </w:t>
+      </w:r>
+      <w:r>
+        <w:rPr>
+          <w:rFonts w:ascii="Arial" w:hAnsi="Arial" w:cs="Arial"/>
+          <w:color w:val="1F497D"/>
+          <w:sz w:val="18"/>
+          <w:szCs w:val="18"/>
+          <w:lang w:val="fr-FR"/>
+        </w:rPr>
+        <w:t xml:space="preserve">qui </w:t>
+      </w:r>
+      <w:r>
+        <w:rPr>
+          <w:rFonts w:ascii="Arial" w:hAnsi="Arial" w:cs="Arial"/>
+          <w:color w:val="1F497D"/>
+          <w:sz w:val="18"/>
+          <w:szCs w:val="18"/>
+          <w:lang w:val="fr-FR"/>
+        </w:rPr>
+        <w:t>ne cont</w:t>
+      </w:r>
+      <w:r>
+        <w:rPr>
+          <w:rFonts w:ascii="Arial" w:hAnsi="Arial" w:cs="Arial"/>
+          <w:color w:val="1F497D"/>
+          <w:sz w:val="18"/>
+          <w:szCs w:val="18"/>
+          <w:lang w:val="fr-FR"/>
+        </w:rPr>
+        <w:t>ient</w:t>
+      </w:r>
+      <w:r>
+        <w:rPr>
+          <w:rFonts w:ascii="Arial" w:hAnsi="Arial" w:cs="Arial"/>
+          <w:color w:val="1F497D"/>
+          <w:sz w:val="18"/>
+          <w:szCs w:val="18"/>
+          <w:lang w:val="fr-FR"/>
+        </w:rPr>
+        <w:t xml:space="preserve"> aucun numéro de panneau identique à celui du panneau actuel</w:t>
+      </w:r>
+      <w:r>
+        <w:rPr>
+          <w:rFonts w:ascii="Arial" w:hAnsi="Arial" w:cs="Arial"/>
+          <w:color w:val="1F497D"/>
+          <w:sz w:val="18"/>
+          <w:szCs w:val="18"/>
+          <w:lang w:val="fr-FR"/>
+        </w:rPr>
+        <w:t>.</w:t>
       </w:r>
     </w:p>
     <w:p>
@@ -1720,7 +1709,7 @@
           <w:szCs w:val="18"/>
           <w:lang w:val="fr-FR"/>
         </w:rPr>
-        <w:t>-</w:t>
+        <w:t>•</w:t>
       </w:r>
       <w:r>
         <w:rPr>
@@ -1731,67 +1720,26 @@
           <w:lang w:val="fr-FR"/>
         </w:rPr>
         <w:tab/>
-        <w:t xml:space="preserve">Correction : l'option </w:t>
-      </w:r>
-      <w:r>
-        <w:rPr>
-          <w:rFonts w:ascii="Arial" w:hAnsi="Arial" w:cs="Arial"/>
-          <w:color w:val="1F497D"/>
-          <w:sz w:val="18"/>
-          <w:szCs w:val="18"/>
-          <w:lang w:val="fr-FR"/>
-        </w:rPr>
-        <w:t>pour a</w:t>
-      </w:r>
-      <w:r>
-        <w:rPr>
-          <w:rFonts w:ascii="Arial" w:hAnsi="Arial" w:cs="Arial"/>
-          <w:color w:val="1F497D"/>
-          <w:sz w:val="18"/>
-          <w:szCs w:val="18"/>
-          <w:lang w:val="fr-FR"/>
-        </w:rPr>
-        <w:t xml:space="preserve">jouter une seconde </w:t>
-      </w:r>
-      <w:r>
-        <w:rPr>
-          <w:rFonts w:ascii="Arial" w:hAnsi="Arial" w:cs="Arial"/>
-          <w:color w:val="1F497D"/>
-          <w:sz w:val="18"/>
-          <w:szCs w:val="18"/>
-          <w:lang w:val="fr-FR"/>
-        </w:rPr>
-        <w:t>circuit</w:t>
-      </w:r>
-      <w:r>
-        <w:rPr>
-          <w:rFonts w:ascii="Arial" w:hAnsi="Arial" w:cs="Arial"/>
-          <w:color w:val="1F497D"/>
-          <w:sz w:val="18"/>
-          <w:szCs w:val="18"/>
-          <w:lang w:val="fr-FR"/>
-        </w:rPr>
-        <w:t xml:space="preserve"> pour les panneaux à </w:t>
-      </w:r>
-      <w:r>
-        <w:rPr>
-          <w:rFonts w:ascii="Arial" w:hAnsi="Arial" w:cs="Arial"/>
-          <w:color w:val="1F497D"/>
-          <w:sz w:val="18"/>
-          <w:szCs w:val="18"/>
-          <w:lang w:val="fr-FR"/>
-        </w:rPr>
-        <w:t>circuit</w:t>
-      </w:r>
-      <w:r>
-        <w:rPr>
-          <w:rFonts w:ascii="Arial" w:hAnsi="Arial" w:cs="Arial"/>
-          <w:color w:val="1F497D"/>
-          <w:sz w:val="18"/>
-          <w:szCs w:val="18"/>
-          <w:lang w:val="fr-FR"/>
-        </w:rPr>
-        <w:t xml:space="preserve"> unique garantit désormais que les listes de dispositifs sur les autres pages sont correctement remplies avec le nombre requis de dispositifs (vides).</w:t>
+      </w:r>
+      <w:r>
+        <w:rPr>
+          <w:rFonts w:ascii="Arial" w:hAnsi="Arial" w:cs="Arial"/>
+          <w:color w:val="1F497D"/>
+          <w:sz w:val="18"/>
+          <w:szCs w:val="18"/>
+          <w:lang w:val="fr-FR"/>
+        </w:rPr>
+        <w:t>L'affichage des boîtes d'erreur sur les éléments invalides a été rendu plus cohérent</w:t>
+      </w:r>
+      <w:r>
+        <w:rPr>
+          <w:rFonts w:ascii="Arial" w:hAnsi="Arial" w:cs="Arial"/>
+          <w:color w:val="1F497D"/>
+          <w:sz w:val="18"/>
+          <w:szCs w:val="18"/>
+          <w:lang w:val="fr-FR"/>
+        </w:rPr>
+        <w:t>.</w:t>
       </w:r>
     </w:p>
     <w:p>
@@ -1823,13 +1771,11 @@
           <w:szCs w:val="18"/>
           <w:lang w:val="fr-FR"/>
         </w:rPr>
-        <w:t>-</w:t>
-      </w:r>
-      <w:r>
-        <w:rPr>
-          <w:rFonts w:ascii="Arial" w:hAnsi="Arial" w:cs="Arial"/>
-          <w:b/>
-          <w:bCs/>
+        <w:t>•</w:t>
+      </w:r>
+      <w:r>
+        <w:rPr>
+          <w:rFonts w:ascii="Arial" w:hAnsi="Arial" w:cs="Arial"/>
           <w:color w:val="1F497D"/>
           <w:sz w:val="18"/>
           <w:szCs w:val="18"/>
@@ -1845,7 +1791,97 @@
           <w:szCs w:val="18"/>
           <w:lang w:val="fr-FR"/>
         </w:rPr>
-        <w:t xml:space="preserve">Des notifications contextuelles s'affichent après chaque téléchargement et mise en ligne, indiquant l'achèvement ou non. </w:t>
+        <w:t xml:space="preserve">La fenêtre </w:t>
+      </w:r>
+      <w:r>
+        <w:rPr>
+          <w:rFonts w:ascii="Arial" w:hAnsi="Arial" w:cs="Arial"/>
+          <w:color w:val="1F497D"/>
+          <w:sz w:val="18"/>
+          <w:szCs w:val="18"/>
+          <w:lang w:val="fr-FR"/>
+        </w:rPr>
+        <w:t>V</w:t>
+      </w:r>
+      <w:r>
+        <w:rPr>
+          <w:rFonts w:ascii="Arial" w:hAnsi="Arial" w:cs="Arial"/>
+          <w:color w:val="1F497D"/>
+          <w:sz w:val="18"/>
+          <w:szCs w:val="18"/>
+          <w:lang w:val="fr-FR"/>
+        </w:rPr>
+        <w:t xml:space="preserve">alidation n'indique plus la </w:t>
+      </w:r>
+      <w:r>
+        <w:rPr>
+          <w:rFonts w:ascii="Arial" w:hAnsi="Arial" w:cs="Arial"/>
+          <w:color w:val="1F497D"/>
+          <w:sz w:val="18"/>
+          <w:szCs w:val="18"/>
+          <w:lang w:val="fr-FR"/>
+        </w:rPr>
+        <w:t>circuit</w:t>
+      </w:r>
+      <w:r>
+        <w:rPr>
+          <w:rFonts w:ascii="Arial" w:hAnsi="Arial" w:cs="Arial"/>
+          <w:color w:val="1F497D"/>
+          <w:sz w:val="18"/>
+          <w:szCs w:val="18"/>
+          <w:lang w:val="fr-FR"/>
+        </w:rPr>
+        <w:t xml:space="preserve"> </w:t>
+      </w:r>
+      <w:r>
+        <w:rPr>
+          <w:rFonts w:ascii="Arial" w:hAnsi="Arial" w:cs="Arial"/>
+          <w:color w:val="1F497D"/>
+          <w:sz w:val="18"/>
+          <w:szCs w:val="18"/>
+          <w:lang w:val="fr-FR"/>
+        </w:rPr>
+        <w:t>#</w:t>
+      </w:r>
+      <w:r>
+        <w:rPr>
+          <w:rFonts w:ascii="Arial" w:hAnsi="Arial" w:cs="Arial"/>
+          <w:color w:val="1F497D"/>
+          <w:sz w:val="18"/>
+          <w:szCs w:val="18"/>
+          <w:lang w:val="fr-FR"/>
+        </w:rPr>
+        <w:t xml:space="preserve">2 pour un panneau à </w:t>
+      </w:r>
+      <w:r>
+        <w:rPr>
+          <w:rFonts w:ascii="Arial" w:hAnsi="Arial" w:cs="Arial"/>
+          <w:color w:val="1F497D"/>
+          <w:sz w:val="18"/>
+          <w:szCs w:val="18"/>
+          <w:lang w:val="fr-FR"/>
+        </w:rPr>
+        <w:t>circuit</w:t>
+      </w:r>
+      <w:r>
+        <w:rPr>
+          <w:rFonts w:ascii="Arial" w:hAnsi="Arial" w:cs="Arial"/>
+          <w:color w:val="1F497D"/>
+          <w:sz w:val="18"/>
+          <w:szCs w:val="18"/>
+          <w:lang w:val="fr-FR"/>
+        </w:rPr>
+        <w:t xml:space="preserve"> unique</w:t>
+      </w:r>
+      <w:r>
+        <w:rPr>
+          <w:rFonts w:ascii="Arial" w:hAnsi="Arial" w:cs="Arial"/>
+          <w:color w:val="1F497D"/>
+          <w:sz w:val="18"/>
+          <w:szCs w:val="18"/>
+          <w:lang w:val="fr-FR"/>
+        </w:rPr>
+        <w:t>.</w:t>
       </w:r>
     </w:p>
     <w:p>
@@ -1869,44 +1905,45 @@
           <w:lang w:val="fr-FR"/>
         </w:rPr>
       </w:pPr>
-    </w:p>
-    <w:p>
-      <w:pPr>
-        <w:tabs>
-          <w:tab w:val="left" w:pos="993"/>
-        </w:tabs>
-        <w:rPr>
-          <w:rFonts w:ascii="Arial" w:hAnsi="Arial" w:cs="Arial"/>
-          <w:color w:val="9CC2E5" w:themeColor="accent1" w:themeTint="99"/>
-          <w:sz w:val="16"/>
-          <w:szCs w:val="16"/>
-          <w:lang w:val="fr-FR"/>
-        </w:rPr>
-      </w:pPr>
-      <w:r>
-        <w:rPr>
-          <w:rFonts w:ascii="Arial" w:hAnsi="Arial" w:cs="Arial"/>
-          <w:b/>
-          <w:bCs/>
-          <w:color w:val="4472C4" w:themeColor="accent5"/>
-          <w:sz w:val="24"/>
-          <w:szCs w:val="24"/>
-          <w:lang w:val="fr-FR"/>
-        </w:rPr>
-        <w:t>v8.1.7</w:t>
-      </w:r>
-      <w:r>
-        <w:rPr>
-          <w:rFonts w:ascii="Arial" w:hAnsi="Arial" w:cs="Arial"/>
-          <w:b/>
-          <w:bCs/>
-          <w:color w:val="4472C4" w:themeColor="accent5"/>
-          <w:sz w:val="24"/>
-          <w:szCs w:val="24"/>
+      <w:r>
+        <w:rPr>
+          <w:rFonts w:ascii="Arial" w:hAnsi="Arial" w:cs="Arial"/>
+          <w:color w:val="1F497D"/>
+          <w:sz w:val="18"/>
+          <w:szCs w:val="18"/>
+          <w:lang w:val="fr-FR"/>
+        </w:rPr>
+        <w:t>•</w:t>
+      </w:r>
+      <w:r>
+        <w:rPr>
+          <w:rFonts w:ascii="Arial" w:hAnsi="Arial" w:cs="Arial"/>
+          <w:color w:val="1F497D"/>
+          <w:sz w:val="18"/>
+          <w:szCs w:val="18"/>
           <w:lang w:val="fr-FR"/>
         </w:rPr>
         <w:tab/>
-        <w:t>31/07/2025</w:t>
+      </w:r>
+      <w:r>
+        <w:rPr>
+          <w:rFonts w:ascii="Arial" w:hAnsi="Arial" w:cs="Arial"/>
+          <w:color w:val="1F497D"/>
+          <w:sz w:val="18"/>
+          <w:szCs w:val="18"/>
+          <w:lang w:val="fr-FR"/>
+        </w:rPr>
+        <w:t>Sur la page Causes et Effets, les données qui ont été lues à partir d'un fichier sont maintenant correctement mises à jour sur toutes les lignes</w:t>
+      </w:r>
+      <w:r>
+        <w:rPr>
+          <w:rFonts w:ascii="Arial" w:hAnsi="Arial" w:cs="Arial"/>
+          <w:color w:val="1F497D"/>
+          <w:sz w:val="18"/>
+          <w:szCs w:val="18"/>
+          <w:lang w:val="fr-FR"/>
+        </w:rPr>
+        <w:t>.</w:t>
       </w:r>
     </w:p>
     <w:p>
@@ -1930,55 +1967,58 @@
           <w:lang w:val="fr-FR"/>
         </w:rPr>
       </w:pPr>
-      <w:r>
-        <w:rPr>
-          <w:rFonts w:ascii="Arial" w:hAnsi="Arial" w:cs="Arial"/>
-          <w:color w:val="1F497D"/>
-          <w:sz w:val="18"/>
-          <w:szCs w:val="18"/>
-          <w:lang w:val="fr-FR"/>
-        </w:rPr>
-        <w:t>-</w:t>
-      </w:r>
-      <w:r>
-        <w:rPr>
-          <w:rFonts w:ascii="Arial" w:hAnsi="Arial" w:cs="Arial"/>
-          <w:color w:val="1F497D"/>
-          <w:sz w:val="18"/>
-          <w:szCs w:val="18"/>
+    </w:p>
+    <w:p>
+      <w:pPr>
+        <w:tabs>
+          <w:tab w:val="left" w:pos="993"/>
+        </w:tabs>
+        <w:rPr>
+          <w:rFonts w:ascii="Arial" w:hAnsi="Arial" w:cs="Arial"/>
+          <w:color w:val="9CC2E5" w:themeColor="accent1" w:themeTint="99"/>
+          <w:sz w:val="16"/>
+          <w:szCs w:val="16"/>
+          <w:lang w:val="fr-FR"/>
+        </w:rPr>
+      </w:pPr>
+      <w:proofErr w:type="gramStart"/>
+      <w:r>
+        <w:rPr>
+          <w:rFonts w:ascii="Arial" w:hAnsi="Arial" w:cs="Arial"/>
+          <w:b/>
+          <w:bCs/>
+          <w:color w:val="4472C4" w:themeColor="accent5"/>
+          <w:sz w:val="24"/>
+          <w:szCs w:val="24"/>
+          <w:lang w:val="fr-FR"/>
+        </w:rPr>
+        <w:t>v</w:t>
+      </w:r>
+      <w:proofErr w:type="gramEnd"/>
+      <w:r>
+        <w:rPr>
+          <w:rFonts w:ascii="Arial" w:hAnsi="Arial" w:cs="Arial"/>
+          <w:b/>
+          <w:bCs/>
+          <w:color w:val="4472C4" w:themeColor="accent5"/>
+          <w:sz w:val="24"/>
+          <w:szCs w:val="24"/>
+          <w:lang w:val="fr-FR"/>
+        </w:rPr>
+        <w:t>8.1.8</w:t>
+      </w:r>
+      <w:r>
+        <w:rPr>
+          <w:rFonts w:ascii="Arial" w:hAnsi="Arial" w:cs="Arial"/>
+          <w:b/>
+          <w:bCs/>
+          <w:color w:val="4472C4" w:themeColor="accent5"/>
+          <w:sz w:val="24"/>
+          <w:szCs w:val="24"/>
           <w:lang w:val="fr-FR"/>
         </w:rPr>
         <w:tab/>
-      </w:r>
-      <w:r>
-        <w:rPr>
-          <w:rFonts w:ascii="Arial" w:hAnsi="Arial" w:cs="Arial"/>
-          <w:color w:val="1F497D"/>
-          <w:sz w:val="18"/>
-          <w:szCs w:val="18"/>
-          <w:lang w:val="fr-FR"/>
-        </w:rPr>
-        <w:t>L</w:t>
-      </w:r>
-      <w:r>
-        <w:rPr>
-          <w:rFonts w:ascii="Arial" w:hAnsi="Arial" w:cs="Arial"/>
-          <w:color w:val="1F497D"/>
-          <w:sz w:val="18"/>
-          <w:szCs w:val="18"/>
-          <w:lang w:val="fr-FR"/>
-        </w:rPr>
-        <w:t>es notifications système qui causaient des blocages et les plantages après téléchargement/téléversement ont été supprimées</w:t>
-      </w:r>
-      <w:r>
-        <w:rPr>
-          <w:rFonts w:ascii="Arial" w:hAnsi="Arial" w:cs="Arial"/>
-          <w:color w:val="1F497D"/>
-          <w:sz w:val="18"/>
-          <w:szCs w:val="18"/>
-          <w:lang w:val="fr-FR"/>
-        </w:rPr>
-        <w:t>.</w:t>
+        <w:t>26/09/2025</w:t>
       </w:r>
     </w:p>
     <w:p>
@@ -2021,7 +2061,7 @@
           <w:lang w:val="fr-FR"/>
         </w:rPr>
         <w:tab/>
-        <w:t>L’historique des révisions déplacé (ce document) a été déplacé du menu principal vers la boîte «À propos».</w:t>
+        <w:t>Correction : les modifications de la description des éléments de configuration d'E/S du dispositif ont été corrigées de sorte que les descriptions et/ou les noms de dispositifs sur d'autres dispositifs ne soient pas affectés.</w:t>
       </w:r>
     </w:p>
     <w:p>
@@ -2064,29 +2104,79 @@
           <w:lang w:val="fr-FR"/>
         </w:rPr>
         <w:tab/>
-        <w:t xml:space="preserve">Correction des </w:t>
-      </w:r>
-      <w:proofErr w:type="spellStart"/>
-      <w:r>
-        <w:rPr>
-          <w:rFonts w:ascii="Arial" w:hAnsi="Arial" w:cs="Arial"/>
-          <w:color w:val="1F497D"/>
-          <w:sz w:val="18"/>
-          <w:szCs w:val="18"/>
-          <w:lang w:val="fr-FR"/>
-        </w:rPr>
-        <w:t>surcomptes</w:t>
-      </w:r>
-      <w:proofErr w:type="spellEnd"/>
-      <w:r>
-        <w:rPr>
-          <w:rFonts w:ascii="Arial" w:hAnsi="Arial" w:cs="Arial"/>
-          <w:color w:val="1F497D"/>
-          <w:sz w:val="18"/>
-          <w:szCs w:val="18"/>
-          <w:lang w:val="fr-FR"/>
-        </w:rPr>
-        <w:t xml:space="preserve"> de l'affichage des journaux de communication.</w:t>
+        <w:t xml:space="preserve">Correction : l'option </w:t>
+      </w:r>
+      <w:r>
+        <w:rPr>
+          <w:rFonts w:ascii="Arial" w:hAnsi="Arial" w:cs="Arial"/>
+          <w:color w:val="1F497D"/>
+          <w:sz w:val="18"/>
+          <w:szCs w:val="18"/>
+          <w:lang w:val="fr-FR"/>
+        </w:rPr>
+        <w:t>pour a</w:t>
+      </w:r>
+      <w:r>
+        <w:rPr>
+          <w:rFonts w:ascii="Arial" w:hAnsi="Arial" w:cs="Arial"/>
+          <w:color w:val="1F497D"/>
+          <w:sz w:val="18"/>
+          <w:szCs w:val="18"/>
+          <w:lang w:val="fr-FR"/>
+        </w:rPr>
+        <w:t xml:space="preserve">jouter </w:t>
+      </w:r>
+      <w:proofErr w:type="gramStart"/>
+      <w:r>
+        <w:rPr>
+          <w:rFonts w:ascii="Arial" w:hAnsi="Arial" w:cs="Arial"/>
+          <w:color w:val="1F497D"/>
+          <w:sz w:val="18"/>
+          <w:szCs w:val="18"/>
+          <w:lang w:val="fr-FR"/>
+        </w:rPr>
+        <w:t xml:space="preserve">une seconde </w:t>
+      </w:r>
+      <w:r>
+        <w:rPr>
+          <w:rFonts w:ascii="Arial" w:hAnsi="Arial" w:cs="Arial"/>
+          <w:color w:val="1F497D"/>
+          <w:sz w:val="18"/>
+          <w:szCs w:val="18"/>
+          <w:lang w:val="fr-FR"/>
+        </w:rPr>
+        <w:t>circuit</w:t>
+      </w:r>
+      <w:proofErr w:type="gramEnd"/>
+      <w:r>
+        <w:rPr>
+          <w:rFonts w:ascii="Arial" w:hAnsi="Arial" w:cs="Arial"/>
+          <w:color w:val="1F497D"/>
+          <w:sz w:val="18"/>
+          <w:szCs w:val="18"/>
+          <w:lang w:val="fr-FR"/>
+        </w:rPr>
+        <w:t xml:space="preserve"> pour les panneaux à </w:t>
+      </w:r>
+      <w:r>
+        <w:rPr>
+          <w:rFonts w:ascii="Arial" w:hAnsi="Arial" w:cs="Arial"/>
+          <w:color w:val="1F497D"/>
+          <w:sz w:val="18"/>
+          <w:szCs w:val="18"/>
+          <w:lang w:val="fr-FR"/>
+        </w:rPr>
+        <w:t>circuit</w:t>
+      </w:r>
+      <w:r>
+        <w:rPr>
+          <w:rFonts w:ascii="Arial" w:hAnsi="Arial" w:cs="Arial"/>
+          <w:color w:val="1F497D"/>
+          <w:sz w:val="18"/>
+          <w:szCs w:val="18"/>
+          <w:lang w:val="fr-FR"/>
+        </w:rPr>
+        <w:t xml:space="preserve"> unique garantit désormais que les listes de dispositifs sur les autres pages sont correctement remplies avec le nombre requis de dispositifs (vides).</w:t>
       </w:r>
     </w:p>
     <w:p>
@@ -2110,44 +2200,37 @@
           <w:lang w:val="fr-FR"/>
         </w:rPr>
       </w:pPr>
-    </w:p>
-    <w:p>
-      <w:pPr>
-        <w:tabs>
-          <w:tab w:val="left" w:pos="993"/>
-        </w:tabs>
-        <w:rPr>
-          <w:rFonts w:ascii="Arial" w:hAnsi="Arial" w:cs="Arial"/>
-          <w:color w:val="9CC2E5" w:themeColor="accent1" w:themeTint="99"/>
-          <w:sz w:val="16"/>
-          <w:szCs w:val="16"/>
-          <w:lang w:val="fr-FR"/>
-        </w:rPr>
-      </w:pPr>
-      <w:r>
-        <w:rPr>
-          <w:rFonts w:ascii="Arial" w:hAnsi="Arial" w:cs="Arial"/>
-          <w:b/>
-          <w:bCs/>
-          <w:color w:val="4472C4" w:themeColor="accent5"/>
-          <w:sz w:val="24"/>
-          <w:szCs w:val="24"/>
-          <w:lang w:val="fr-FR"/>
-        </w:rPr>
-        <w:t>v8.1.6</w:t>
-      </w:r>
-      <w:r>
-        <w:rPr>
-          <w:rFonts w:ascii="Arial" w:hAnsi="Arial" w:cs="Arial"/>
-          <w:b/>
-          <w:bCs/>
-          <w:color w:val="4472C4" w:themeColor="accent5"/>
-          <w:sz w:val="24"/>
-          <w:szCs w:val="24"/>
+      <w:r>
+        <w:rPr>
+          <w:rFonts w:ascii="Arial" w:hAnsi="Arial" w:cs="Arial"/>
+          <w:color w:val="1F497D"/>
+          <w:sz w:val="18"/>
+          <w:szCs w:val="18"/>
+          <w:lang w:val="fr-FR"/>
+        </w:rPr>
+        <w:t>-</w:t>
+      </w:r>
+      <w:r>
+        <w:rPr>
+          <w:rFonts w:ascii="Arial" w:hAnsi="Arial" w:cs="Arial"/>
+          <w:b/>
+          <w:bCs/>
+          <w:color w:val="1F497D"/>
+          <w:sz w:val="18"/>
+          <w:szCs w:val="18"/>
           <w:lang w:val="fr-FR"/>
         </w:rPr>
         <w:tab/>
-        <w:t>30/07/2025</w:t>
+      </w:r>
+      <w:r>
+        <w:rPr>
+          <w:rFonts w:ascii="Arial" w:hAnsi="Arial" w:cs="Arial"/>
+          <w:color w:val="1F497D"/>
+          <w:sz w:val="18"/>
+          <w:szCs w:val="18"/>
+          <w:lang w:val="fr-FR"/>
+        </w:rPr>
+        <w:t xml:space="preserve">Des notifications contextuelles s'affichent après chaque téléchargement et mise en ligne, indiquant l'achèvement ou non. </w:t>
       </w:r>
     </w:p>
     <w:p>
@@ -2171,66 +2254,58 @@
           <w:lang w:val="fr-FR"/>
         </w:rPr>
       </w:pPr>
-      <w:r>
-        <w:rPr>
-          <w:rFonts w:ascii="Arial" w:hAnsi="Arial" w:cs="Arial"/>
-          <w:color w:val="1F497D"/>
-          <w:sz w:val="18"/>
-          <w:szCs w:val="18"/>
-          <w:lang w:val="fr-FR"/>
-        </w:rPr>
-        <w:t>-</w:t>
-      </w:r>
-      <w:r>
-        <w:rPr>
-          <w:rFonts w:ascii="Arial" w:hAnsi="Arial" w:cs="Arial"/>
-          <w:color w:val="1F497D"/>
-          <w:sz w:val="18"/>
-          <w:szCs w:val="18"/>
+    </w:p>
+    <w:p>
+      <w:pPr>
+        <w:tabs>
+          <w:tab w:val="left" w:pos="993"/>
+        </w:tabs>
+        <w:rPr>
+          <w:rFonts w:ascii="Arial" w:hAnsi="Arial" w:cs="Arial"/>
+          <w:color w:val="9CC2E5" w:themeColor="accent1" w:themeTint="99"/>
+          <w:sz w:val="16"/>
+          <w:szCs w:val="16"/>
+          <w:lang w:val="fr-FR"/>
+        </w:rPr>
+      </w:pPr>
+      <w:proofErr w:type="gramStart"/>
+      <w:r>
+        <w:rPr>
+          <w:rFonts w:ascii="Arial" w:hAnsi="Arial" w:cs="Arial"/>
+          <w:b/>
+          <w:bCs/>
+          <w:color w:val="4472C4" w:themeColor="accent5"/>
+          <w:sz w:val="24"/>
+          <w:szCs w:val="24"/>
+          <w:lang w:val="fr-FR"/>
+        </w:rPr>
+        <w:t>v</w:t>
+      </w:r>
+      <w:proofErr w:type="gramEnd"/>
+      <w:r>
+        <w:rPr>
+          <w:rFonts w:ascii="Arial" w:hAnsi="Arial" w:cs="Arial"/>
+          <w:b/>
+          <w:bCs/>
+          <w:color w:val="4472C4" w:themeColor="accent5"/>
+          <w:sz w:val="24"/>
+          <w:szCs w:val="24"/>
+          <w:lang w:val="fr-FR"/>
+        </w:rPr>
+        <w:t>8.1.7</w:t>
+      </w:r>
+      <w:r>
+        <w:rPr>
+          <w:rFonts w:ascii="Arial" w:hAnsi="Arial" w:cs="Arial"/>
+          <w:b/>
+          <w:bCs/>
+          <w:color w:val="4472C4" w:themeColor="accent5"/>
+          <w:sz w:val="24"/>
+          <w:szCs w:val="24"/>
           <w:lang w:val="fr-FR"/>
         </w:rPr>
         <w:tab/>
-        <w:t xml:space="preserve">Version </w:t>
-      </w:r>
-      <w:r>
-        <w:rPr>
-          <w:rFonts w:ascii="Arial" w:hAnsi="Arial" w:cs="Arial"/>
-          <w:color w:val="1F497D"/>
-          <w:sz w:val="18"/>
-          <w:szCs w:val="18"/>
-          <w:lang w:val="fr-FR"/>
-        </w:rPr>
-        <w:t xml:space="preserve">pour </w:t>
-      </w:r>
-      <w:r>
-        <w:rPr>
-          <w:rFonts w:ascii="Arial" w:hAnsi="Arial" w:cs="Arial"/>
-          <w:color w:val="1F497D"/>
-          <w:sz w:val="18"/>
-          <w:szCs w:val="18"/>
-          <w:lang w:val="fr-FR"/>
-        </w:rPr>
-        <w:t>enquêter</w:t>
-      </w:r>
-      <w:r>
-        <w:rPr>
-          <w:rFonts w:ascii="Arial" w:hAnsi="Arial" w:cs="Arial"/>
-          <w:color w:val="1F497D"/>
-          <w:sz w:val="18"/>
-          <w:szCs w:val="18"/>
-          <w:lang w:val="fr-FR"/>
-        </w:rPr>
-        <w:t xml:space="preserve"> </w:t>
-      </w:r>
-      <w:r>
-        <w:rPr>
-          <w:rFonts w:ascii="Arial" w:hAnsi="Arial" w:cs="Arial"/>
-          <w:color w:val="1F497D"/>
-          <w:sz w:val="18"/>
-          <w:szCs w:val="18"/>
-          <w:lang w:val="fr-FR"/>
-        </w:rPr>
-        <w:t>les blocages et les plantages que présentaient des instances de l'application MS Store v8.1.5 après téléchargement/téléversement.</w:t>
+        <w:t>31/07/2025</w:t>
       </w:r>
     </w:p>
     <w:p>
@@ -2254,44 +2329,55 @@
           <w:lang w:val="fr-FR"/>
         </w:rPr>
       </w:pPr>
-    </w:p>
-    <w:p>
-      <w:pPr>
-        <w:tabs>
-          <w:tab w:val="left" w:pos="993"/>
-        </w:tabs>
-        <w:rPr>
-          <w:rFonts w:ascii="Arial" w:hAnsi="Arial" w:cs="Arial"/>
-          <w:color w:val="9CC2E5" w:themeColor="accent1" w:themeTint="99"/>
-          <w:sz w:val="16"/>
-          <w:szCs w:val="16"/>
-          <w:lang w:val="fr-FR"/>
-        </w:rPr>
-      </w:pPr>
-      <w:r>
-        <w:rPr>
-          <w:rFonts w:ascii="Arial" w:hAnsi="Arial" w:cs="Arial"/>
-          <w:b/>
-          <w:bCs/>
-          <w:color w:val="4472C4" w:themeColor="accent5"/>
-          <w:sz w:val="24"/>
-          <w:szCs w:val="24"/>
-          <w:lang w:val="fr-FR"/>
-        </w:rPr>
-        <w:t>v8.1.5</w:t>
-      </w:r>
-      <w:r>
-        <w:rPr>
-          <w:rFonts w:ascii="Arial" w:hAnsi="Arial" w:cs="Arial"/>
-          <w:b/>
-          <w:bCs/>
-          <w:color w:val="4472C4" w:themeColor="accent5"/>
-          <w:sz w:val="24"/>
-          <w:szCs w:val="24"/>
+      <w:r>
+        <w:rPr>
+          <w:rFonts w:ascii="Arial" w:hAnsi="Arial" w:cs="Arial"/>
+          <w:color w:val="1F497D"/>
+          <w:sz w:val="18"/>
+          <w:szCs w:val="18"/>
+          <w:lang w:val="fr-FR"/>
+        </w:rPr>
+        <w:t>-</w:t>
+      </w:r>
+      <w:r>
+        <w:rPr>
+          <w:rFonts w:ascii="Arial" w:hAnsi="Arial" w:cs="Arial"/>
+          <w:color w:val="1F497D"/>
+          <w:sz w:val="18"/>
+          <w:szCs w:val="18"/>
           <w:lang w:val="fr-FR"/>
         </w:rPr>
         <w:tab/>
-        <w:t>28/07/2025</w:t>
+      </w:r>
+      <w:r>
+        <w:rPr>
+          <w:rFonts w:ascii="Arial" w:hAnsi="Arial" w:cs="Arial"/>
+          <w:color w:val="1F497D"/>
+          <w:sz w:val="18"/>
+          <w:szCs w:val="18"/>
+          <w:lang w:val="fr-FR"/>
+        </w:rPr>
+        <w:t>L</w:t>
+      </w:r>
+      <w:r>
+        <w:rPr>
+          <w:rFonts w:ascii="Arial" w:hAnsi="Arial" w:cs="Arial"/>
+          <w:color w:val="1F497D"/>
+          <w:sz w:val="18"/>
+          <w:szCs w:val="18"/>
+          <w:lang w:val="fr-FR"/>
+        </w:rPr>
+        <w:t>es notifications système qui causaient des blocages et les plantages après téléchargement/téléversement ont été supprimées</w:t>
+      </w:r>
+      <w:r>
+        <w:rPr>
+          <w:rFonts w:ascii="Arial" w:hAnsi="Arial" w:cs="Arial"/>
+          <w:color w:val="1F497D"/>
+          <w:sz w:val="18"/>
+          <w:szCs w:val="18"/>
+          <w:lang w:val="fr-FR"/>
+        </w:rPr>
+        <w:t>.</w:t>
       </w:r>
     </w:p>
     <w:p>
@@ -2334,27 +2420,51 @@
           <w:lang w:val="fr-FR"/>
         </w:rPr>
         <w:tab/>
-        <w:t xml:space="preserve">Le téléchargement </w:t>
-      </w:r>
-      <w:r>
-        <w:rPr>
-          <w:rFonts w:ascii="Arial" w:hAnsi="Arial" w:cs="Arial"/>
-          <w:color w:val="1F497D"/>
-          <w:sz w:val="18"/>
-          <w:szCs w:val="18"/>
-          <w:lang w:val="fr-FR"/>
-        </w:rPr>
-        <w:t>a</w:t>
-      </w:r>
-      <w:r>
-        <w:rPr>
-          <w:rFonts w:ascii="Arial" w:hAnsi="Arial" w:cs="Arial"/>
-          <w:color w:val="1F497D"/>
-          <w:sz w:val="18"/>
-          <w:szCs w:val="18"/>
-          <w:lang w:val="fr-FR"/>
-        </w:rPr>
-        <w:t>u panneau a été affiné afin que les éléments de données dupliqués ne soient pas envoyés.</w:t>
+        <w:t>L’historique des révisions déplacé (ce document) a été déplacé du menu principal vers la boîte</w:t>
+      </w:r>
+      <w:proofErr w:type="gramStart"/>
+      <w:r>
+        <w:rPr>
+          <w:rFonts w:ascii="Arial" w:hAnsi="Arial" w:cs="Arial"/>
+          <w:color w:val="1F497D"/>
+          <w:sz w:val="18"/>
+          <w:szCs w:val="18"/>
+          <w:lang w:val="fr-FR"/>
+        </w:rPr>
+        <w:t xml:space="preserve"> «À</w:t>
+      </w:r>
+      <w:proofErr w:type="gramEnd"/>
+      <w:r>
+        <w:rPr>
+          <w:rFonts w:ascii="Arial" w:hAnsi="Arial" w:cs="Arial"/>
+          <w:color w:val="1F497D"/>
+          <w:sz w:val="18"/>
+          <w:szCs w:val="18"/>
+          <w:lang w:val="fr-FR"/>
+        </w:rPr>
+        <w:t xml:space="preserve"> </w:t>
+      </w:r>
+      <w:proofErr w:type="gramStart"/>
+      <w:r>
+        <w:rPr>
+          <w:rFonts w:ascii="Arial" w:hAnsi="Arial" w:cs="Arial"/>
+          <w:color w:val="1F497D"/>
+          <w:sz w:val="18"/>
+          <w:szCs w:val="18"/>
+          <w:lang w:val="fr-FR"/>
+        </w:rPr>
+        <w:t>propos»</w:t>
+      </w:r>
+      <w:proofErr w:type="gramEnd"/>
+      <w:r>
+        <w:rPr>
+          <w:rFonts w:ascii="Arial" w:hAnsi="Arial" w:cs="Arial"/>
+          <w:color w:val="1F497D"/>
+          <w:sz w:val="18"/>
+          <w:szCs w:val="18"/>
+          <w:lang w:val="fr-FR"/>
+        </w:rPr>
+        <w:t>.</w:t>
       </w:r>
     </w:p>
     <w:p>
@@ -2386,7 +2496,6 @@
           <w:szCs w:val="18"/>
           <w:lang w:val="fr-FR"/>
         </w:rPr>
-        <w:lastRenderedPageBreak/>
         <w:t>-</w:t>
       </w:r>
       <w:r>
@@ -2398,47 +2507,29 @@
           <w:lang w:val="fr-FR"/>
         </w:rPr>
         <w:tab/>
-        <w:t xml:space="preserve">La </w:t>
-      </w:r>
-      <w:r>
-        <w:rPr>
-          <w:rFonts w:ascii="Arial" w:hAnsi="Arial" w:cs="Arial"/>
-          <w:color w:val="1F497D"/>
-          <w:sz w:val="18"/>
-          <w:szCs w:val="18"/>
-          <w:lang w:val="fr-FR"/>
-        </w:rPr>
-        <w:t>F</w:t>
-      </w:r>
-      <w:r>
-        <w:rPr>
-          <w:rFonts w:ascii="Arial" w:hAnsi="Arial" w:cs="Arial"/>
-          <w:color w:val="1F497D"/>
-          <w:sz w:val="18"/>
-          <w:szCs w:val="18"/>
-          <w:lang w:val="fr-FR"/>
-        </w:rPr>
-        <w:t xml:space="preserve">enêtre de </w:t>
-      </w:r>
-      <w:r>
-        <w:rPr>
-          <w:rFonts w:ascii="Arial" w:hAnsi="Arial" w:cs="Arial"/>
-          <w:color w:val="1F497D"/>
-          <w:sz w:val="18"/>
-          <w:szCs w:val="18"/>
-          <w:lang w:val="fr-FR"/>
-        </w:rPr>
-        <w:t>V</w:t>
-      </w:r>
-      <w:r>
-        <w:rPr>
-          <w:rFonts w:ascii="Arial" w:hAnsi="Arial" w:cs="Arial"/>
-          <w:color w:val="1F497D"/>
-          <w:sz w:val="18"/>
-          <w:szCs w:val="18"/>
-          <w:lang w:val="fr-FR"/>
-        </w:rPr>
-        <w:t>alidation signale maintenant correctement plusieurs erreurs sur une page au lieu d'une seule.</w:t>
+        <w:t xml:space="preserve">Correction des </w:t>
+      </w:r>
+      <w:proofErr w:type="spellStart"/>
+      <w:r>
+        <w:rPr>
+          <w:rFonts w:ascii="Arial" w:hAnsi="Arial" w:cs="Arial"/>
+          <w:color w:val="1F497D"/>
+          <w:sz w:val="18"/>
+          <w:szCs w:val="18"/>
+          <w:lang w:val="fr-FR"/>
+        </w:rPr>
+        <w:t>surcomptes</w:t>
+      </w:r>
+      <w:proofErr w:type="spellEnd"/>
+      <w:r>
+        <w:rPr>
+          <w:rFonts w:ascii="Arial" w:hAnsi="Arial" w:cs="Arial"/>
+          <w:color w:val="1F497D"/>
+          <w:sz w:val="18"/>
+          <w:szCs w:val="18"/>
+          <w:lang w:val="fr-FR"/>
+        </w:rPr>
+        <w:t xml:space="preserve"> de l'affichage des journaux de communication.</w:t>
       </w:r>
     </w:p>
     <w:p>
@@ -2462,86 +2553,58 @@
           <w:lang w:val="fr-FR"/>
         </w:rPr>
       </w:pPr>
-      <w:r>
-        <w:rPr>
-          <w:rFonts w:ascii="Arial" w:hAnsi="Arial" w:cs="Arial"/>
-          <w:color w:val="1F497D"/>
-          <w:sz w:val="18"/>
-          <w:szCs w:val="18"/>
-          <w:lang w:val="fr-FR"/>
-        </w:rPr>
-        <w:t>-</w:t>
-      </w:r>
-      <w:r>
-        <w:rPr>
-          <w:rFonts w:ascii="Arial" w:hAnsi="Arial" w:cs="Arial"/>
-          <w:color w:val="1F497D"/>
-          <w:sz w:val="18"/>
-          <w:szCs w:val="18"/>
+    </w:p>
+    <w:p>
+      <w:pPr>
+        <w:tabs>
+          <w:tab w:val="left" w:pos="993"/>
+        </w:tabs>
+        <w:rPr>
+          <w:rFonts w:ascii="Arial" w:hAnsi="Arial" w:cs="Arial"/>
+          <w:color w:val="9CC2E5" w:themeColor="accent1" w:themeTint="99"/>
+          <w:sz w:val="16"/>
+          <w:szCs w:val="16"/>
+          <w:lang w:val="fr-FR"/>
+        </w:rPr>
+      </w:pPr>
+      <w:proofErr w:type="gramStart"/>
+      <w:r>
+        <w:rPr>
+          <w:rFonts w:ascii="Arial" w:hAnsi="Arial" w:cs="Arial"/>
+          <w:b/>
+          <w:bCs/>
+          <w:color w:val="4472C4" w:themeColor="accent5"/>
+          <w:sz w:val="24"/>
+          <w:szCs w:val="24"/>
+          <w:lang w:val="fr-FR"/>
+        </w:rPr>
+        <w:t>v</w:t>
+      </w:r>
+      <w:proofErr w:type="gramEnd"/>
+      <w:r>
+        <w:rPr>
+          <w:rFonts w:ascii="Arial" w:hAnsi="Arial" w:cs="Arial"/>
+          <w:b/>
+          <w:bCs/>
+          <w:color w:val="4472C4" w:themeColor="accent5"/>
+          <w:sz w:val="24"/>
+          <w:szCs w:val="24"/>
+          <w:lang w:val="fr-FR"/>
+        </w:rPr>
+        <w:t>8.1.6</w:t>
+      </w:r>
+      <w:r>
+        <w:rPr>
+          <w:rFonts w:ascii="Arial" w:hAnsi="Arial" w:cs="Arial"/>
+          <w:b/>
+          <w:bCs/>
+          <w:color w:val="4472C4" w:themeColor="accent5"/>
+          <w:sz w:val="24"/>
+          <w:szCs w:val="24"/>
           <w:lang w:val="fr-FR"/>
         </w:rPr>
         <w:tab/>
-        <w:t>Le nombre d</w:t>
-      </w:r>
-      <w:r>
-        <w:rPr>
-          <w:rFonts w:ascii="Arial" w:hAnsi="Arial" w:cs="Arial"/>
-          <w:color w:val="1F497D"/>
-          <w:sz w:val="18"/>
-          <w:szCs w:val="18"/>
-          <w:lang w:val="fr-FR"/>
-        </w:rPr>
-        <w:t>es dispositif</w:t>
-      </w:r>
-      <w:r>
-        <w:rPr>
-          <w:rFonts w:ascii="Arial" w:hAnsi="Arial" w:cs="Arial"/>
-          <w:color w:val="1F497D"/>
-          <w:sz w:val="18"/>
-          <w:szCs w:val="18"/>
-          <w:lang w:val="fr-FR"/>
-        </w:rPr>
-        <w:t xml:space="preserve">s est désormais toujours correct après avoir changé de protocole lors du téléchargement </w:t>
-      </w:r>
-      <w:r>
-        <w:rPr>
-          <w:rFonts w:ascii="Arial" w:hAnsi="Arial" w:cs="Arial"/>
-          <w:color w:val="1F497D"/>
-          <w:sz w:val="18"/>
-          <w:szCs w:val="18"/>
-          <w:lang w:val="fr-FR"/>
-        </w:rPr>
-        <w:t>d’</w:t>
-      </w:r>
-      <w:r>
-        <w:rPr>
-          <w:rFonts w:ascii="Arial" w:hAnsi="Arial" w:cs="Arial"/>
-          <w:color w:val="1F497D"/>
-          <w:sz w:val="18"/>
-          <w:szCs w:val="18"/>
-          <w:lang w:val="fr-FR"/>
-        </w:rPr>
-        <w:t xml:space="preserve">un panneau ou de la lecture </w:t>
-      </w:r>
-      <w:r>
-        <w:rPr>
-          <w:rFonts w:ascii="Arial" w:hAnsi="Arial" w:cs="Arial"/>
-          <w:color w:val="1F497D"/>
-          <w:sz w:val="18"/>
-          <w:szCs w:val="18"/>
-          <w:lang w:val="fr-FR"/>
-        </w:rPr>
-        <w:t>d’</w:t>
-      </w:r>
-      <w:r>
-        <w:rPr>
-          <w:rFonts w:ascii="Arial" w:hAnsi="Arial" w:cs="Arial"/>
-          <w:color w:val="1F497D"/>
-          <w:sz w:val="18"/>
-          <w:szCs w:val="18"/>
-          <w:lang w:val="fr-FR"/>
-        </w:rPr>
-        <w:t>un fichier.</w:t>
+        <w:t>30/07/2025</w:t>
       </w:r>
     </w:p>
     <w:p>
@@ -2584,26 +2647,47 @@
           <w:lang w:val="fr-FR"/>
         </w:rPr>
         <w:tab/>
-      </w:r>
-      <w:r>
-        <w:rPr>
-          <w:rFonts w:ascii="Arial" w:hAnsi="Arial" w:cs="Arial"/>
-          <w:color w:val="1F497D"/>
-          <w:sz w:val="18"/>
-          <w:szCs w:val="18"/>
-          <w:lang w:val="fr-FR"/>
-        </w:rPr>
-        <w:t>Des erreurs concernant la page Causes et Effets qui ne se mettait pas à jour après le téléchargement ou la lecture depuis un fichier ont été corrigées</w:t>
-      </w:r>
-      <w:r>
-        <w:rPr>
-          <w:rFonts w:ascii="Arial" w:hAnsi="Arial" w:cs="Arial"/>
-          <w:color w:val="1F497D"/>
-          <w:sz w:val="18"/>
-          <w:szCs w:val="18"/>
-          <w:lang w:val="fr-FR"/>
-        </w:rPr>
-        <w:t>.</w:t>
+        <w:t xml:space="preserve">Version </w:t>
+      </w:r>
+      <w:r>
+        <w:rPr>
+          <w:rFonts w:ascii="Arial" w:hAnsi="Arial" w:cs="Arial"/>
+          <w:color w:val="1F497D"/>
+          <w:sz w:val="18"/>
+          <w:szCs w:val="18"/>
+          <w:lang w:val="fr-FR"/>
+        </w:rPr>
+        <w:t xml:space="preserve">pour </w:t>
+      </w:r>
+      <w:r>
+        <w:rPr>
+          <w:rFonts w:ascii="Arial" w:hAnsi="Arial" w:cs="Arial"/>
+          <w:color w:val="1F497D"/>
+          <w:sz w:val="18"/>
+          <w:szCs w:val="18"/>
+          <w:lang w:val="fr-FR"/>
+        </w:rPr>
+        <w:t>enquêter</w:t>
+      </w:r>
+      <w:r>
+        <w:rPr>
+          <w:rFonts w:ascii="Arial" w:hAnsi="Arial" w:cs="Arial"/>
+          <w:color w:val="1F497D"/>
+          <w:sz w:val="18"/>
+          <w:szCs w:val="18"/>
+          <w:lang w:val="fr-FR"/>
+        </w:rPr>
+        <w:t xml:space="preserve"> </w:t>
+      </w:r>
+      <w:r>
+        <w:rPr>
+          <w:rFonts w:ascii="Arial" w:hAnsi="Arial" w:cs="Arial"/>
+          <w:color w:val="1F497D"/>
+          <w:sz w:val="18"/>
+          <w:szCs w:val="18"/>
+          <w:lang w:val="fr-FR"/>
+        </w:rPr>
+        <w:t>les blocages et les plantages que présentaient des instances de l'application MS Store v8.1.5 après téléchargement/téléversement.</w:t>
       </w:r>
     </w:p>
     <w:p>
@@ -2641,6 +2725,7 @@
           <w:lang w:val="fr-FR"/>
         </w:rPr>
       </w:pPr>
+      <w:proofErr w:type="gramStart"/>
       <w:r>
         <w:rPr>
           <w:rFonts w:ascii="Arial" w:hAnsi="Arial" w:cs="Arial"/>
@@ -2651,8 +2736,9 @@
           <w:szCs w:val="24"/>
           <w:lang w:val="fr-FR"/>
         </w:rPr>
-        <w:t>v8.1.4</w:t>
-      </w:r>
+        <w:t>v</w:t>
+      </w:r>
+      <w:proofErr w:type="gramEnd"/>
       <w:r>
         <w:rPr>
           <w:rFonts w:ascii="Arial" w:hAnsi="Arial" w:cs="Arial"/>
@@ -2663,8 +2749,20 @@
           <w:szCs w:val="24"/>
           <w:lang w:val="fr-FR"/>
         </w:rPr>
+        <w:t>8.1.5</w:t>
+      </w:r>
+      <w:r>
+        <w:rPr>
+          <w:rFonts w:ascii="Arial" w:hAnsi="Arial" w:cs="Arial"/>
+          <w:b/>
+          <w:bCs/>
+          <w:color w:val="4472C4" w:themeColor="accent5"/>
+          <w:sz w:val="24"/>
+          <w:szCs w:val="24"/>
+          <w:lang w:val="fr-FR"/>
+        </w:rPr>
         <w:tab/>
-        <w:t>09/07/2025</w:t>
+        <w:t>28/07/2025</w:t>
       </w:r>
     </w:p>
     <w:p>
@@ -2707,7 +2805,27 @@
           <w:lang w:val="fr-FR"/>
         </w:rPr>
         <w:tab/>
-        <w:t>Page des groupes : le délai par phases peut désormais être désactivé en le réglant sur "--:--".</w:t>
+        <w:t xml:space="preserve">Le téléchargement </w:t>
+      </w:r>
+      <w:r>
+        <w:rPr>
+          <w:rFonts w:ascii="Arial" w:hAnsi="Arial" w:cs="Arial"/>
+          <w:color w:val="1F497D"/>
+          <w:sz w:val="18"/>
+          <w:szCs w:val="18"/>
+          <w:lang w:val="fr-FR"/>
+        </w:rPr>
+        <w:t>a</w:t>
+      </w:r>
+      <w:r>
+        <w:rPr>
+          <w:rFonts w:ascii="Arial" w:hAnsi="Arial" w:cs="Arial"/>
+          <w:color w:val="1F497D"/>
+          <w:sz w:val="18"/>
+          <w:szCs w:val="18"/>
+          <w:lang w:val="fr-FR"/>
+        </w:rPr>
+        <w:t>u panneau a été affiné afin que les éléments de données dupliqués ne soient pas envoyés.</w:t>
       </w:r>
     </w:p>
     <w:p>
@@ -2750,7 +2868,47 @@
           <w:lang w:val="fr-FR"/>
         </w:rPr>
         <w:tab/>
-        <w:t>Correction des erreurs de validation erronées dans Causes &amp; Effets pour les actions de désactivation de sortie lorsqu'elles sont réglées sur Relais n°3 et pour les paramètres de groupe lorsqu'ils sont réglés sur Groupe n°16.</w:t>
+        <w:t xml:space="preserve">La </w:t>
+      </w:r>
+      <w:r>
+        <w:rPr>
+          <w:rFonts w:ascii="Arial" w:hAnsi="Arial" w:cs="Arial"/>
+          <w:color w:val="1F497D"/>
+          <w:sz w:val="18"/>
+          <w:szCs w:val="18"/>
+          <w:lang w:val="fr-FR"/>
+        </w:rPr>
+        <w:t>F</w:t>
+      </w:r>
+      <w:r>
+        <w:rPr>
+          <w:rFonts w:ascii="Arial" w:hAnsi="Arial" w:cs="Arial"/>
+          <w:color w:val="1F497D"/>
+          <w:sz w:val="18"/>
+          <w:szCs w:val="18"/>
+          <w:lang w:val="fr-FR"/>
+        </w:rPr>
+        <w:t xml:space="preserve">enêtre de </w:t>
+      </w:r>
+      <w:r>
+        <w:rPr>
+          <w:rFonts w:ascii="Arial" w:hAnsi="Arial" w:cs="Arial"/>
+          <w:color w:val="1F497D"/>
+          <w:sz w:val="18"/>
+          <w:szCs w:val="18"/>
+          <w:lang w:val="fr-FR"/>
+        </w:rPr>
+        <w:t>V</w:t>
+      </w:r>
+      <w:r>
+        <w:rPr>
+          <w:rFonts w:ascii="Arial" w:hAnsi="Arial" w:cs="Arial"/>
+          <w:color w:val="1F497D"/>
+          <w:sz w:val="18"/>
+          <w:szCs w:val="18"/>
+          <w:lang w:val="fr-FR"/>
+        </w:rPr>
+        <w:t>alidation signale maintenant correctement plusieurs erreurs sur une page au lieu d'une seule.</w:t>
       </w:r>
     </w:p>
     <w:p>
@@ -2793,80 +2951,69 @@
           <w:lang w:val="fr-FR"/>
         </w:rPr>
         <w:tab/>
-      </w:r>
-      <w:r>
-        <w:rPr>
-          <w:rFonts w:ascii="Arial" w:hAnsi="Arial" w:cs="Arial"/>
-          <w:color w:val="1F497D"/>
-          <w:sz w:val="18"/>
-          <w:szCs w:val="18"/>
-          <w:lang w:val="fr-FR"/>
-        </w:rPr>
-        <w:t>Lors de la lecture à partir d'un fichier, toute configuration d'</w:t>
-      </w:r>
-      <w:r>
-        <w:rPr>
-          <w:rFonts w:ascii="Arial" w:hAnsi="Arial" w:cs="Arial"/>
-          <w:color w:val="1F497D"/>
-          <w:sz w:val="18"/>
-          <w:szCs w:val="18"/>
-          <w:lang w:val="fr-FR"/>
-        </w:rPr>
-        <w:t>E</w:t>
-      </w:r>
-      <w:r>
-        <w:rPr>
-          <w:rFonts w:ascii="Arial" w:hAnsi="Arial" w:cs="Arial"/>
-          <w:color w:val="1F497D"/>
-          <w:sz w:val="18"/>
-          <w:szCs w:val="18"/>
-          <w:lang w:val="fr-FR"/>
-        </w:rPr>
-        <w:t>/</w:t>
-      </w:r>
-      <w:r>
-        <w:rPr>
-          <w:rFonts w:ascii="Arial" w:hAnsi="Arial" w:cs="Arial"/>
-          <w:color w:val="1F497D"/>
-          <w:sz w:val="18"/>
-          <w:szCs w:val="18"/>
-          <w:lang w:val="fr-FR"/>
-        </w:rPr>
-        <w:t>S</w:t>
-      </w:r>
-      <w:r>
-        <w:rPr>
-          <w:rFonts w:ascii="Arial" w:hAnsi="Arial" w:cs="Arial"/>
-          <w:color w:val="1F497D"/>
-          <w:sz w:val="18"/>
-          <w:szCs w:val="18"/>
-          <w:lang w:val="fr-FR"/>
-        </w:rPr>
-        <w:t xml:space="preserve"> </w:t>
-      </w:r>
-      <w:r>
-        <w:rPr>
-          <w:rFonts w:ascii="Arial" w:hAnsi="Arial" w:cs="Arial"/>
-          <w:color w:val="1F497D"/>
-          <w:sz w:val="18"/>
-          <w:szCs w:val="18"/>
-          <w:lang w:val="fr-FR"/>
-        </w:rPr>
-        <w:t>de dispositif</w:t>
-      </w:r>
-      <w:r>
-        <w:rPr>
-          <w:rFonts w:ascii="Arial" w:hAnsi="Arial" w:cs="Arial"/>
-          <w:color w:val="1F497D"/>
-          <w:sz w:val="18"/>
-          <w:szCs w:val="18"/>
-          <w:lang w:val="fr-FR"/>
-        </w:rPr>
-        <w:t xml:space="preserve"> invalide sera définie sur la valeur par défaut.</w:t>
-      </w:r>
-      <w:bookmarkStart w:id="0" w:name="_Hlk202824806"/>
-    </w:p>
-    <w:bookmarkEnd w:id="0"/>
+        <w:t>Le nombre d</w:t>
+      </w:r>
+      <w:r>
+        <w:rPr>
+          <w:rFonts w:ascii="Arial" w:hAnsi="Arial" w:cs="Arial"/>
+          <w:color w:val="1F497D"/>
+          <w:sz w:val="18"/>
+          <w:szCs w:val="18"/>
+          <w:lang w:val="fr-FR"/>
+        </w:rPr>
+        <w:t>es dispositif</w:t>
+      </w:r>
+      <w:r>
+        <w:rPr>
+          <w:rFonts w:ascii="Arial" w:hAnsi="Arial" w:cs="Arial"/>
+          <w:color w:val="1F497D"/>
+          <w:sz w:val="18"/>
+          <w:szCs w:val="18"/>
+          <w:lang w:val="fr-FR"/>
+        </w:rPr>
+        <w:t xml:space="preserve">s est désormais toujours correct après avoir changé de protocole lors du téléchargement </w:t>
+      </w:r>
+      <w:r>
+        <w:rPr>
+          <w:rFonts w:ascii="Arial" w:hAnsi="Arial" w:cs="Arial"/>
+          <w:color w:val="1F497D"/>
+          <w:sz w:val="18"/>
+          <w:szCs w:val="18"/>
+          <w:lang w:val="fr-FR"/>
+        </w:rPr>
+        <w:t>d’</w:t>
+      </w:r>
+      <w:r>
+        <w:rPr>
+          <w:rFonts w:ascii="Arial" w:hAnsi="Arial" w:cs="Arial"/>
+          <w:color w:val="1F497D"/>
+          <w:sz w:val="18"/>
+          <w:szCs w:val="18"/>
+          <w:lang w:val="fr-FR"/>
+        </w:rPr>
+        <w:t xml:space="preserve">un panneau ou de la lecture </w:t>
+      </w:r>
+      <w:r>
+        <w:rPr>
+          <w:rFonts w:ascii="Arial" w:hAnsi="Arial" w:cs="Arial"/>
+          <w:color w:val="1F497D"/>
+          <w:sz w:val="18"/>
+          <w:szCs w:val="18"/>
+          <w:lang w:val="fr-FR"/>
+        </w:rPr>
+        <w:t>d’</w:t>
+      </w:r>
+      <w:r>
+        <w:rPr>
+          <w:rFonts w:ascii="Arial" w:hAnsi="Arial" w:cs="Arial"/>
+          <w:color w:val="1F497D"/>
+          <w:sz w:val="18"/>
+          <w:szCs w:val="18"/>
+          <w:lang w:val="fr-FR"/>
+        </w:rPr>
+        <w:t>un fichier.</w:t>
+      </w:r>
+    </w:p>
     <w:p>
       <w:pPr>
         <w:tabs>
@@ -2878,54 +3025,55 @@
         </w:tabs>
         <w:suppressAutoHyphens/>
         <w:autoSpaceDN w:val="0"/>
-        <w:contextualSpacing/>
-        <w:rPr>
-          <w:rFonts w:ascii="Arial" w:hAnsi="Arial" w:cs="Arial"/>
-          <w:color w:val="1F497D"/>
-          <w:sz w:val="18"/>
-          <w:szCs w:val="18"/>
-          <w:lang w:val="fr-FR"/>
-        </w:rPr>
-      </w:pPr>
-    </w:p>
-    <w:p>
-      <w:pPr>
-        <w:tabs>
-          <w:tab w:val="left" w:pos="993"/>
-        </w:tabs>
-        <w:rPr>
-          <w:rFonts w:ascii="Arial" w:hAnsi="Arial" w:cs="Arial"/>
-          <w:color w:val="9CC2E5" w:themeColor="accent1" w:themeTint="99"/>
-          <w:sz w:val="16"/>
-          <w:szCs w:val="16"/>
-          <w:lang w:val="fr-FR"/>
-        </w:rPr>
-      </w:pPr>
-      <w:bookmarkStart w:id="1" w:name="_Hlk199945625"/>
-      <w:r>
-        <w:rPr>
-          <w:rFonts w:ascii="Arial" w:hAnsi="Arial" w:cs="Arial"/>
-          <w:b/>
-          <w:bCs/>
-          <w:color w:val="4472C4" w:themeColor="accent5"/>
-          <w:sz w:val="24"/>
-          <w:szCs w:val="24"/>
-          <w:lang w:val="fr-FR"/>
-        </w:rPr>
-        <w:t>v8.1.3</w:t>
-      </w:r>
-      <w:r>
-        <w:rPr>
-          <w:rFonts w:ascii="Arial" w:hAnsi="Arial" w:cs="Arial"/>
-          <w:b/>
-          <w:bCs/>
-          <w:color w:val="4472C4" w:themeColor="accent5"/>
-          <w:sz w:val="24"/>
-          <w:szCs w:val="24"/>
+        <w:ind w:left="284" w:hanging="284"/>
+        <w:contextualSpacing/>
+        <w:rPr>
+          <w:rFonts w:ascii="Arial" w:hAnsi="Arial" w:cs="Arial"/>
+          <w:color w:val="1F497D"/>
+          <w:sz w:val="18"/>
+          <w:szCs w:val="18"/>
+          <w:lang w:val="fr-FR"/>
+        </w:rPr>
+      </w:pPr>
+      <w:r>
+        <w:rPr>
+          <w:rFonts w:ascii="Arial" w:hAnsi="Arial" w:cs="Arial"/>
+          <w:color w:val="1F497D"/>
+          <w:sz w:val="18"/>
+          <w:szCs w:val="18"/>
+          <w:lang w:val="fr-FR"/>
+        </w:rPr>
+        <w:t>-</w:t>
+      </w:r>
+      <w:r>
+        <w:rPr>
+          <w:rFonts w:ascii="Arial" w:hAnsi="Arial" w:cs="Arial"/>
+          <w:color w:val="1F497D"/>
+          <w:sz w:val="18"/>
+          <w:szCs w:val="18"/>
           <w:lang w:val="fr-FR"/>
         </w:rPr>
         <w:tab/>
-        <w:t>07/07/2025</w:t>
+      </w:r>
+      <w:r>
+        <w:rPr>
+          <w:rFonts w:ascii="Arial" w:hAnsi="Arial" w:cs="Arial"/>
+          <w:color w:val="1F497D"/>
+          <w:sz w:val="18"/>
+          <w:szCs w:val="18"/>
+          <w:lang w:val="fr-FR"/>
+        </w:rPr>
+        <w:t>Des erreurs concernant la page Causes et Effets qui ne se mettait pas à jour après le téléchargement ou la lecture depuis un fichier ont été corrigées</w:t>
+      </w:r>
+      <w:r>
+        <w:rPr>
+          <w:rFonts w:ascii="Arial" w:hAnsi="Arial" w:cs="Arial"/>
+          <w:color w:val="1F497D"/>
+          <w:sz w:val="18"/>
+          <w:szCs w:val="18"/>
+          <w:lang w:val="fr-FR"/>
+        </w:rPr>
+        <w:t>.</w:t>
       </w:r>
     </w:p>
     <w:p>
@@ -2949,56 +3097,58 @@
           <w:lang w:val="fr-FR"/>
         </w:rPr>
       </w:pPr>
-      <w:r>
-        <w:rPr>
-          <w:rFonts w:ascii="Arial" w:hAnsi="Arial" w:cs="Arial"/>
-          <w:color w:val="1F497D"/>
-          <w:sz w:val="18"/>
-          <w:szCs w:val="18"/>
-          <w:lang w:val="fr-FR"/>
-        </w:rPr>
-        <w:t>-</w:t>
-      </w:r>
-      <w:r>
-        <w:rPr>
-          <w:rFonts w:ascii="Arial" w:hAnsi="Arial" w:cs="Arial"/>
-          <w:color w:val="1F497D"/>
-          <w:sz w:val="18"/>
-          <w:szCs w:val="18"/>
+    </w:p>
+    <w:p>
+      <w:pPr>
+        <w:tabs>
+          <w:tab w:val="left" w:pos="993"/>
+        </w:tabs>
+        <w:rPr>
+          <w:rFonts w:ascii="Arial" w:hAnsi="Arial" w:cs="Arial"/>
+          <w:color w:val="9CC2E5" w:themeColor="accent1" w:themeTint="99"/>
+          <w:sz w:val="16"/>
+          <w:szCs w:val="16"/>
+          <w:lang w:val="fr-FR"/>
+        </w:rPr>
+      </w:pPr>
+      <w:proofErr w:type="gramStart"/>
+      <w:r>
+        <w:rPr>
+          <w:rFonts w:ascii="Arial" w:hAnsi="Arial" w:cs="Arial"/>
+          <w:b/>
+          <w:bCs/>
+          <w:color w:val="4472C4" w:themeColor="accent5"/>
+          <w:sz w:val="24"/>
+          <w:szCs w:val="24"/>
+          <w:lang w:val="fr-FR"/>
+        </w:rPr>
+        <w:t>v</w:t>
+      </w:r>
+      <w:proofErr w:type="gramEnd"/>
+      <w:r>
+        <w:rPr>
+          <w:rFonts w:ascii="Arial" w:hAnsi="Arial" w:cs="Arial"/>
+          <w:b/>
+          <w:bCs/>
+          <w:color w:val="4472C4" w:themeColor="accent5"/>
+          <w:sz w:val="24"/>
+          <w:szCs w:val="24"/>
+          <w:lang w:val="fr-FR"/>
+        </w:rPr>
+        <w:t>8.1.4</w:t>
+      </w:r>
+      <w:r>
+        <w:rPr>
+          <w:rFonts w:ascii="Arial" w:hAnsi="Arial" w:cs="Arial"/>
+          <w:b/>
+          <w:bCs/>
+          <w:color w:val="4472C4" w:themeColor="accent5"/>
+          <w:sz w:val="24"/>
+          <w:szCs w:val="24"/>
           <w:lang w:val="fr-FR"/>
         </w:rPr>
         <w:tab/>
-        <w:t>Différentes corrections ont été apportées à la page des Causes et effets pour garantir que les listes déroulantes fonctionnent correctement dans toutes les circonstances, c'est-à-dire lors de la lecture à partir d'un fichier et d'un panneau,</w:t>
-      </w:r>
-      <w:r>
-        <w:rPr>
-          <w:rFonts w:ascii="Arial" w:hAnsi="Arial" w:cs="Arial"/>
-          <w:color w:val="1F497D"/>
-          <w:sz w:val="18"/>
-          <w:szCs w:val="18"/>
-          <w:lang w:val="fr-FR"/>
-        </w:rPr>
-        <w:t xml:space="preserve"> </w:t>
-      </w:r>
-      <w:r>
-        <w:rPr>
-          <w:rFonts w:ascii="Arial" w:hAnsi="Arial" w:cs="Arial"/>
-          <w:color w:val="1F497D"/>
-          <w:sz w:val="18"/>
-          <w:szCs w:val="18"/>
-          <w:lang w:val="fr-FR"/>
-        </w:rPr>
-        <w:t>après avoir modifié les pages des détails du périphérique,</w:t>
-      </w:r>
-      <w:r>
-        <w:rPr>
-          <w:rFonts w:ascii="Arial" w:hAnsi="Arial" w:cs="Arial"/>
-          <w:color w:val="1F497D"/>
-          <w:sz w:val="18"/>
-          <w:szCs w:val="18"/>
-          <w:lang w:val="fr-FR"/>
-        </w:rPr>
-        <w:t xml:space="preserve"> ainsi que lorsque la langue de l'application est changée.</w:t>
+        <w:t>09/07/2025</w:t>
       </w:r>
     </w:p>
     <w:p>
@@ -3041,27 +3191,29 @@
           <w:lang w:val="fr-FR"/>
         </w:rPr>
         <w:tab/>
-        <w:t>Certaines des boîtes d'erreur de validation dans le panneau d'informations sur l</w:t>
-      </w:r>
-      <w:r>
-        <w:rPr>
-          <w:rFonts w:ascii="Arial" w:hAnsi="Arial" w:cs="Arial"/>
-          <w:color w:val="1F497D"/>
-          <w:sz w:val="18"/>
-          <w:szCs w:val="18"/>
-          <w:lang w:val="fr-FR"/>
-        </w:rPr>
-        <w:t>e dispositif</w:t>
-      </w:r>
-      <w:r>
-        <w:rPr>
-          <w:rFonts w:ascii="Arial" w:hAnsi="Arial" w:cs="Arial"/>
-          <w:color w:val="1F497D"/>
-          <w:sz w:val="18"/>
-          <w:szCs w:val="18"/>
-          <w:lang w:val="fr-FR"/>
-        </w:rPr>
-        <w:t xml:space="preserve"> et sur la page des causes et effets ont été corrigées.</w:t>
+        <w:t>Page des groupes : le délai par phases peut désormais être désactivé en le réglant sur "</w:t>
+      </w:r>
+      <w:proofErr w:type="gramStart"/>
+      <w:r>
+        <w:rPr>
+          <w:rFonts w:ascii="Arial" w:hAnsi="Arial" w:cs="Arial"/>
+          <w:color w:val="1F497D"/>
+          <w:sz w:val="18"/>
+          <w:szCs w:val="18"/>
+          <w:lang w:val="fr-FR"/>
+        </w:rPr>
+        <w:t>--:--</w:t>
+      </w:r>
+      <w:proofErr w:type="gramEnd"/>
+      <w:r>
+        <w:rPr>
+          <w:rFonts w:ascii="Arial" w:hAnsi="Arial" w:cs="Arial"/>
+          <w:color w:val="1F497D"/>
+          <w:sz w:val="18"/>
+          <w:szCs w:val="18"/>
+          <w:lang w:val="fr-FR"/>
+        </w:rPr>
+        <w:t>".</w:t>
       </w:r>
     </w:p>
     <w:p>
@@ -3104,7 +3256,7 @@
           <w:lang w:val="fr-FR"/>
         </w:rPr>
         <w:tab/>
-        <w:t>Le pop-up de notification de l'application indique maintenant correctement lorsque les communications ont échoué au lieu de simplement dire qu'elles étaient terminées.</w:t>
+        <w:t>Correction des erreurs de validation erronées dans Causes &amp; Effets pour les actions de désactivation de sortie lorsqu'elles sont réglées sur Relais n°3 et pour les paramètres de groupe lorsqu'ils sont réglés sur Groupe n°16.</w:t>
       </w:r>
     </w:p>
     <w:p>
@@ -3147,20 +3299,80 @@
           <w:lang w:val="fr-FR"/>
         </w:rPr>
         <w:tab/>
-        <w:t>Si une interruption se produit pendant que le fichier de configuration de l'application est en train d'être écrit, le résultat pourrait être un fichier vide. Cela provoquerait une erreur la prochaine fois qu'il serait lu. L'application gérera désormais correctement un fichier vide</w:t>
-      </w:r>
-      <w:r>
-        <w:rPr>
-          <w:rFonts w:ascii="Arial" w:hAnsi="Arial" w:cs="Arial"/>
-          <w:color w:val="1F497D"/>
-          <w:sz w:val="18"/>
-          <w:szCs w:val="18"/>
-          <w:lang w:val="fr-FR"/>
-        </w:rPr>
-        <w:t>.</w:t>
-      </w:r>
-    </w:p>
-    <w:bookmarkEnd w:id="1"/>
+      </w:r>
+      <w:r>
+        <w:rPr>
+          <w:rFonts w:ascii="Arial" w:hAnsi="Arial" w:cs="Arial"/>
+          <w:color w:val="1F497D"/>
+          <w:sz w:val="18"/>
+          <w:szCs w:val="18"/>
+          <w:lang w:val="fr-FR"/>
+        </w:rPr>
+        <w:t>Lors de la lecture à partir d'un fichier, toute configuration d'</w:t>
+      </w:r>
+      <w:r>
+        <w:rPr>
+          <w:rFonts w:ascii="Arial" w:hAnsi="Arial" w:cs="Arial"/>
+          <w:color w:val="1F497D"/>
+          <w:sz w:val="18"/>
+          <w:szCs w:val="18"/>
+          <w:lang w:val="fr-FR"/>
+        </w:rPr>
+        <w:t>E</w:t>
+      </w:r>
+      <w:r>
+        <w:rPr>
+          <w:rFonts w:ascii="Arial" w:hAnsi="Arial" w:cs="Arial"/>
+          <w:color w:val="1F497D"/>
+          <w:sz w:val="18"/>
+          <w:szCs w:val="18"/>
+          <w:lang w:val="fr-FR"/>
+        </w:rPr>
+        <w:t>/</w:t>
+      </w:r>
+      <w:r>
+        <w:rPr>
+          <w:rFonts w:ascii="Arial" w:hAnsi="Arial" w:cs="Arial"/>
+          <w:color w:val="1F497D"/>
+          <w:sz w:val="18"/>
+          <w:szCs w:val="18"/>
+          <w:lang w:val="fr-FR"/>
+        </w:rPr>
+        <w:t>S</w:t>
+      </w:r>
+      <w:r>
+        <w:rPr>
+          <w:rFonts w:ascii="Arial" w:hAnsi="Arial" w:cs="Arial"/>
+          <w:color w:val="1F497D"/>
+          <w:sz w:val="18"/>
+          <w:szCs w:val="18"/>
+          <w:lang w:val="fr-FR"/>
+        </w:rPr>
+        <w:t xml:space="preserve"> </w:t>
+      </w:r>
+      <w:r>
+        <w:rPr>
+          <w:rFonts w:ascii="Arial" w:hAnsi="Arial" w:cs="Arial"/>
+          <w:color w:val="1F497D"/>
+          <w:sz w:val="18"/>
+          <w:szCs w:val="18"/>
+          <w:lang w:val="fr-FR"/>
+        </w:rPr>
+        <w:t>de dispositif</w:t>
+      </w:r>
+      <w:r>
+        <w:rPr>
+          <w:rFonts w:ascii="Arial" w:hAnsi="Arial" w:cs="Arial"/>
+          <w:color w:val="1F497D"/>
+          <w:sz w:val="18"/>
+          <w:szCs w:val="18"/>
+          <w:lang w:val="fr-FR"/>
+        </w:rPr>
+        <w:t xml:space="preserve"> invalide sera définie sur la valeur par défaut.</w:t>
+      </w:r>
+      <w:bookmarkStart w:id="0" w:name="_Hlk202824806"/>
+    </w:p>
+    <w:bookmarkEnd w:id="0"/>
     <w:p>
       <w:pPr>
         <w:tabs>
@@ -3172,7 +3384,6 @@
         </w:tabs>
         <w:suppressAutoHyphens/>
         <w:autoSpaceDN w:val="0"/>
-        <w:ind w:left="284" w:hanging="284"/>
         <w:contextualSpacing/>
         <w:rPr>
           <w:rFonts w:ascii="Arial" w:hAnsi="Arial" w:cs="Arial"/>
@@ -3196,6 +3407,8 @@
           <w:lang w:val="fr-FR"/>
         </w:rPr>
       </w:pPr>
+      <w:bookmarkStart w:id="1" w:name="_Hlk199945625"/>
+      <w:proofErr w:type="gramStart"/>
       <w:r>
         <w:rPr>
           <w:rFonts w:ascii="Arial" w:hAnsi="Arial" w:cs="Arial"/>
@@ -3206,8 +3419,9 @@
           <w:szCs w:val="24"/>
           <w:lang w:val="fr-FR"/>
         </w:rPr>
-        <w:t>v8.1.2</w:t>
-      </w:r>
+        <w:t>v</w:t>
+      </w:r>
+      <w:proofErr w:type="gramEnd"/>
       <w:r>
         <w:rPr>
           <w:rFonts w:ascii="Arial" w:hAnsi="Arial" w:cs="Arial"/>
@@ -3218,8 +3432,20 @@
           <w:szCs w:val="24"/>
           <w:lang w:val="fr-FR"/>
         </w:rPr>
+        <w:t>8.1.3</w:t>
+      </w:r>
+      <w:r>
+        <w:rPr>
+          <w:rFonts w:ascii="Arial" w:hAnsi="Arial" w:cs="Arial"/>
+          <w:b/>
+          <w:bCs/>
+          <w:color w:val="4472C4" w:themeColor="accent5"/>
+          <w:sz w:val="24"/>
+          <w:szCs w:val="24"/>
+          <w:lang w:val="fr-FR"/>
+        </w:rPr>
         <w:tab/>
-        <w:t>04/06/2025</w:t>
+        <w:t>07/07/2025</w:t>
       </w:r>
     </w:p>
     <w:p>
@@ -3262,76 +3488,37 @@
           <w:lang w:val="fr-FR"/>
         </w:rPr>
         <w:tab/>
-      </w:r>
-      <w:r>
-        <w:rPr>
-          <w:rFonts w:ascii="Arial" w:hAnsi="Arial" w:cs="Arial"/>
-          <w:color w:val="1F497D"/>
-          <w:sz w:val="18"/>
-          <w:szCs w:val="18"/>
-          <w:lang w:val="fr-FR"/>
-        </w:rPr>
-        <w:t xml:space="preserve">La page des détails </w:t>
-      </w:r>
-      <w:r>
-        <w:rPr>
-          <w:rFonts w:ascii="Arial" w:hAnsi="Arial" w:cs="Arial"/>
-          <w:color w:val="1F497D"/>
-          <w:sz w:val="18"/>
-          <w:szCs w:val="18"/>
-          <w:lang w:val="fr-FR"/>
-        </w:rPr>
-        <w:t xml:space="preserve">des </w:t>
-      </w:r>
-      <w:r>
-        <w:rPr>
-          <w:rFonts w:ascii="Arial" w:hAnsi="Arial" w:cs="Arial"/>
-          <w:color w:val="1F497D"/>
-          <w:sz w:val="18"/>
-          <w:szCs w:val="18"/>
-          <w:lang w:val="fr-FR"/>
-        </w:rPr>
-        <w:t>dispositif</w:t>
-      </w:r>
-      <w:r>
-        <w:rPr>
-          <w:rFonts w:ascii="Arial" w:hAnsi="Arial" w:cs="Arial"/>
-          <w:color w:val="1F497D"/>
-          <w:sz w:val="18"/>
-          <w:szCs w:val="18"/>
-          <w:lang w:val="fr-FR"/>
-        </w:rPr>
-        <w:t>s</w:t>
-      </w:r>
-      <w:r>
-        <w:rPr>
-          <w:rFonts w:ascii="Arial" w:hAnsi="Arial" w:cs="Arial"/>
-          <w:color w:val="1F497D"/>
-          <w:sz w:val="18"/>
-          <w:szCs w:val="18"/>
-          <w:lang w:val="fr-FR"/>
-        </w:rPr>
-        <w:t xml:space="preserve"> affiche désormais des tirets pour toutes les valeurs qui ne sont pas applicables au type d</w:t>
-      </w:r>
-      <w:r>
-        <w:rPr>
-          <w:rFonts w:ascii="Arial" w:hAnsi="Arial" w:cs="Arial"/>
-          <w:color w:val="1F497D"/>
-          <w:sz w:val="18"/>
-          <w:szCs w:val="18"/>
-          <w:lang w:val="fr-FR"/>
-        </w:rPr>
-        <w:t>e dispositif</w:t>
-      </w:r>
-      <w:r>
-        <w:rPr>
-          <w:rFonts w:ascii="Arial" w:hAnsi="Arial" w:cs="Arial"/>
-          <w:color w:val="1F497D"/>
-          <w:sz w:val="18"/>
-          <w:szCs w:val="18"/>
-          <w:lang w:val="fr-FR"/>
-        </w:rPr>
-        <w:t>.</w:t>
+        <w:t>Différentes corrections ont été apportées à la page des Causes et effets pour garantir que les listes déroulantes fonctionnent correctement dans toutes les circonstances, c'est-à-dire lors de la lecture à partir d'un fichier et d'un panneau,</w:t>
+      </w:r>
+      <w:r>
+        <w:rPr>
+          <w:rFonts w:ascii="Arial" w:hAnsi="Arial" w:cs="Arial"/>
+          <w:color w:val="1F497D"/>
+          <w:sz w:val="18"/>
+          <w:szCs w:val="18"/>
+          <w:lang w:val="fr-FR"/>
+        </w:rPr>
+        <w:t xml:space="preserve"> </w:t>
+      </w:r>
+      <w:r>
+        <w:rPr>
+          <w:rFonts w:ascii="Arial" w:hAnsi="Arial" w:cs="Arial"/>
+          <w:color w:val="1F497D"/>
+          <w:sz w:val="18"/>
+          <w:szCs w:val="18"/>
+          <w:lang w:val="fr-FR"/>
+        </w:rPr>
+        <w:t>après avoir modifié les pages des détails du périphérique,</w:t>
+      </w:r>
+      <w:r>
+        <w:rPr>
+          <w:rFonts w:ascii="Arial" w:hAnsi="Arial" w:cs="Arial"/>
+          <w:color w:val="1F497D"/>
+          <w:sz w:val="18"/>
+          <w:szCs w:val="18"/>
+          <w:lang w:val="fr-FR"/>
+        </w:rPr>
+        <w:t xml:space="preserve"> ainsi que lorsque la langue de l'application est changée.</w:t>
       </w:r>
     </w:p>
     <w:p>
@@ -3374,86 +3561,27 @@
           <w:lang w:val="fr-FR"/>
         </w:rPr>
         <w:tab/>
-      </w:r>
-      <w:r>
-        <w:rPr>
-          <w:rFonts w:ascii="Arial" w:hAnsi="Arial" w:cs="Arial"/>
-          <w:color w:val="1F497D"/>
-          <w:sz w:val="18"/>
-          <w:szCs w:val="18"/>
-          <w:lang w:val="fr-FR"/>
-        </w:rPr>
-        <w:t>La page des détails d</w:t>
-      </w:r>
-      <w:r>
-        <w:rPr>
-          <w:rFonts w:ascii="Arial" w:hAnsi="Arial" w:cs="Arial"/>
-          <w:color w:val="1F497D"/>
-          <w:sz w:val="18"/>
-          <w:szCs w:val="18"/>
-          <w:lang w:val="fr-FR"/>
-        </w:rPr>
-        <w:t xml:space="preserve">es </w:t>
-      </w:r>
-      <w:r>
-        <w:rPr>
-          <w:rFonts w:ascii="Arial" w:hAnsi="Arial" w:cs="Arial"/>
-          <w:color w:val="1F497D"/>
-          <w:sz w:val="18"/>
-          <w:szCs w:val="18"/>
-          <w:lang w:val="fr-FR"/>
-        </w:rPr>
-        <w:t>dispositif</w:t>
-      </w:r>
-      <w:r>
-        <w:rPr>
-          <w:rFonts w:ascii="Arial" w:hAnsi="Arial" w:cs="Arial"/>
-          <w:color w:val="1F497D"/>
-          <w:sz w:val="18"/>
-          <w:szCs w:val="18"/>
-          <w:lang w:val="fr-FR"/>
-        </w:rPr>
-        <w:t>s</w:t>
-      </w:r>
-      <w:r>
-        <w:rPr>
-          <w:rFonts w:ascii="Arial" w:hAnsi="Arial" w:cs="Arial"/>
-          <w:color w:val="1F497D"/>
-          <w:sz w:val="18"/>
-          <w:szCs w:val="18"/>
-          <w:lang w:val="fr-FR"/>
-        </w:rPr>
-        <w:t xml:space="preserve"> masque désormais le groupe de sonde de base si le LED distant est sélectionné (</w:t>
-      </w:r>
-      <w:r>
-        <w:rPr>
-          <w:rFonts w:ascii="Arial" w:hAnsi="Arial" w:cs="Arial"/>
-          <w:color w:val="1F497D"/>
-          <w:sz w:val="18"/>
-          <w:szCs w:val="18"/>
-          <w:lang w:val="fr-FR"/>
-        </w:rPr>
-        <w:t>dispositif</w:t>
-      </w:r>
-      <w:r>
-        <w:rPr>
-          <w:rFonts w:ascii="Arial" w:hAnsi="Arial" w:cs="Arial"/>
-          <w:color w:val="1F497D"/>
-          <w:sz w:val="18"/>
-          <w:szCs w:val="18"/>
-          <w:lang w:val="fr-FR"/>
-        </w:rPr>
-        <w:t>s Apollo)</w:t>
-      </w:r>
-      <w:r>
-        <w:rPr>
-          <w:rFonts w:ascii="Arial" w:hAnsi="Arial" w:cs="Arial"/>
-          <w:color w:val="1F497D"/>
-          <w:sz w:val="18"/>
-          <w:szCs w:val="18"/>
-          <w:lang w:val="fr-FR"/>
-        </w:rPr>
-        <w:t>.</w:t>
+        <w:t>Certaines des boîtes d'erreur de validation dans le panneau d'informations sur l</w:t>
+      </w:r>
+      <w:r>
+        <w:rPr>
+          <w:rFonts w:ascii="Arial" w:hAnsi="Arial" w:cs="Arial"/>
+          <w:color w:val="1F497D"/>
+          <w:sz w:val="18"/>
+          <w:szCs w:val="18"/>
+          <w:lang w:val="fr-FR"/>
+        </w:rPr>
+        <w:t>e dispositif</w:t>
+      </w:r>
+      <w:r>
+        <w:rPr>
+          <w:rFonts w:ascii="Arial" w:hAnsi="Arial" w:cs="Arial"/>
+          <w:color w:val="1F497D"/>
+          <w:sz w:val="18"/>
+          <w:szCs w:val="18"/>
+          <w:lang w:val="fr-FR"/>
+        </w:rPr>
+        <w:t xml:space="preserve"> et sur la page des causes et effets ont été corrigées.</w:t>
       </w:r>
     </w:p>
     <w:p>
@@ -3496,26 +3624,7 @@
           <w:lang w:val="fr-FR"/>
         </w:rPr>
         <w:tab/>
-      </w:r>
-      <w:r>
-        <w:rPr>
-          <w:rFonts w:ascii="Arial" w:hAnsi="Arial" w:cs="Arial"/>
-          <w:color w:val="1F497D"/>
-          <w:sz w:val="18"/>
-          <w:szCs w:val="18"/>
-          <w:lang w:val="fr-FR"/>
-        </w:rPr>
-        <w:t>Les valeurs à l'écran dans les Zones, Groupes et Configuration Réseau sont mises à jour immédiatement lorsqu'elles sont lues à partir d'un panneau</w:t>
-      </w:r>
-      <w:r>
-        <w:rPr>
-          <w:rFonts w:ascii="Arial" w:hAnsi="Arial" w:cs="Arial"/>
-          <w:color w:val="1F497D"/>
-          <w:sz w:val="18"/>
-          <w:szCs w:val="18"/>
-          <w:lang w:val="fr-FR"/>
-        </w:rPr>
-        <w:t>.</w:t>
+        <w:t>Le pop-up de notification de l'application indique maintenant correctement lorsque les communications ont échoué au lieu de simplement dire qu'elles étaient terminées.</w:t>
       </w:r>
     </w:p>
     <w:p>
@@ -3558,16 +3667,7 @@
           <w:lang w:val="fr-FR"/>
         </w:rPr>
         <w:tab/>
-      </w:r>
-      <w:r>
-        <w:rPr>
-          <w:rFonts w:ascii="Arial" w:hAnsi="Arial" w:cs="Arial"/>
-          <w:color w:val="1F497D"/>
-          <w:sz w:val="18"/>
-          <w:szCs w:val="18"/>
-          <w:lang w:val="fr-FR"/>
-        </w:rPr>
-        <w:t>Les paramètres des causes et des effets sont systématiquement lus correctement à la fois à partir des panneaux et des fichiers</w:t>
+        <w:t>Si une interruption se produit pendant que le fichier de configuration de l'application est en train d'être écrit, le résultat pourrait être un fichier vide. Cela provoquerait une erreur la prochaine fois qu'il serait lu. L'application gérera désormais correctement un fichier vide</w:t>
       </w:r>
       <w:r>
         <w:rPr>
@@ -3580,6 +3680,7 @@
         <w:t>.</w:t>
       </w:r>
     </w:p>
+    <w:bookmarkEnd w:id="1"/>
     <w:p>
       <w:pPr>
         <w:tabs>
@@ -3601,45 +3702,58 @@
           <w:lang w:val="fr-FR"/>
         </w:rPr>
       </w:pPr>
-      <w:r>
-        <w:rPr>
-          <w:rFonts w:ascii="Arial" w:hAnsi="Arial" w:cs="Arial"/>
-          <w:color w:val="1F497D"/>
-          <w:sz w:val="18"/>
-          <w:szCs w:val="18"/>
-          <w:lang w:val="fr-FR"/>
-        </w:rPr>
-        <w:t>-</w:t>
-      </w:r>
-      <w:r>
-        <w:rPr>
-          <w:rFonts w:ascii="Arial" w:hAnsi="Arial" w:cs="Arial"/>
-          <w:color w:val="1F497D"/>
-          <w:sz w:val="18"/>
-          <w:szCs w:val="18"/>
+    </w:p>
+    <w:p>
+      <w:pPr>
+        <w:tabs>
+          <w:tab w:val="left" w:pos="993"/>
+        </w:tabs>
+        <w:rPr>
+          <w:rFonts w:ascii="Arial" w:hAnsi="Arial" w:cs="Arial"/>
+          <w:color w:val="9CC2E5" w:themeColor="accent1" w:themeTint="99"/>
+          <w:sz w:val="16"/>
+          <w:szCs w:val="16"/>
+          <w:lang w:val="fr-FR"/>
+        </w:rPr>
+      </w:pPr>
+      <w:proofErr w:type="gramStart"/>
+      <w:r>
+        <w:rPr>
+          <w:rFonts w:ascii="Arial" w:hAnsi="Arial" w:cs="Arial"/>
+          <w:b/>
+          <w:bCs/>
+          <w:color w:val="4472C4" w:themeColor="accent5"/>
+          <w:sz w:val="24"/>
+          <w:szCs w:val="24"/>
+          <w:lang w:val="fr-FR"/>
+        </w:rPr>
+        <w:t>v</w:t>
+      </w:r>
+      <w:proofErr w:type="gramEnd"/>
+      <w:r>
+        <w:rPr>
+          <w:rFonts w:ascii="Arial" w:hAnsi="Arial" w:cs="Arial"/>
+          <w:b/>
+          <w:bCs/>
+          <w:color w:val="4472C4" w:themeColor="accent5"/>
+          <w:sz w:val="24"/>
+          <w:szCs w:val="24"/>
+          <w:lang w:val="fr-FR"/>
+        </w:rPr>
+        <w:t>8.1.2</w:t>
+      </w:r>
+      <w:r>
+        <w:rPr>
+          <w:rFonts w:ascii="Arial" w:hAnsi="Arial" w:cs="Arial"/>
+          <w:b/>
+          <w:bCs/>
+          <w:color w:val="4472C4" w:themeColor="accent5"/>
+          <w:sz w:val="24"/>
+          <w:szCs w:val="24"/>
           <w:lang w:val="fr-FR"/>
         </w:rPr>
         <w:tab/>
-      </w:r>
-      <w:r>
-        <w:rPr>
-          <w:rFonts w:ascii="Arial" w:hAnsi="Arial" w:cs="Arial"/>
-          <w:color w:val="1F497D"/>
-          <w:sz w:val="18"/>
-          <w:szCs w:val="18"/>
-          <w:lang w:val="fr-FR"/>
-        </w:rPr>
-        <w:t>Les notifications d'application Windows sont affichées après chaque téléchargement et téléversement, indiquant l'achèvement ou non</w:t>
-      </w:r>
-      <w:r>
-        <w:rPr>
-          <w:rFonts w:ascii="Arial" w:hAnsi="Arial" w:cs="Arial"/>
-          <w:color w:val="1F497D"/>
-          <w:sz w:val="18"/>
-          <w:szCs w:val="18"/>
-          <w:lang w:val="fr-FR"/>
-        </w:rPr>
-        <w:t>.</w:t>
+        <w:t>04/06/2025</w:t>
       </w:r>
     </w:p>
     <w:p>
@@ -3683,16 +3797,65 @@
         </w:rPr>
         <w:tab/>
       </w:r>
-      <w:bookmarkStart w:id="2" w:name="_Hlk199945579"/>
-      <w:r>
-        <w:rPr>
-          <w:rFonts w:ascii="Arial" w:hAnsi="Arial" w:cs="Arial"/>
-          <w:color w:val="1F497D"/>
-          <w:sz w:val="18"/>
-          <w:szCs w:val="18"/>
-          <w:lang w:val="fr-FR"/>
-        </w:rPr>
-        <w:t>L'application n'essaiera pas d'ouvrir des fichiers contenant des données invalides ou des données pour des protocoles non pris en charge</w:t>
+      <w:r>
+        <w:rPr>
+          <w:rFonts w:ascii="Arial" w:hAnsi="Arial" w:cs="Arial"/>
+          <w:color w:val="1F497D"/>
+          <w:sz w:val="18"/>
+          <w:szCs w:val="18"/>
+          <w:lang w:val="fr-FR"/>
+        </w:rPr>
+        <w:t xml:space="preserve">La page des détails </w:t>
+      </w:r>
+      <w:r>
+        <w:rPr>
+          <w:rFonts w:ascii="Arial" w:hAnsi="Arial" w:cs="Arial"/>
+          <w:color w:val="1F497D"/>
+          <w:sz w:val="18"/>
+          <w:szCs w:val="18"/>
+          <w:lang w:val="fr-FR"/>
+        </w:rPr>
+        <w:t xml:space="preserve">des </w:t>
+      </w:r>
+      <w:r>
+        <w:rPr>
+          <w:rFonts w:ascii="Arial" w:hAnsi="Arial" w:cs="Arial"/>
+          <w:color w:val="1F497D"/>
+          <w:sz w:val="18"/>
+          <w:szCs w:val="18"/>
+          <w:lang w:val="fr-FR"/>
+        </w:rPr>
+        <w:t>dispositif</w:t>
+      </w:r>
+      <w:r>
+        <w:rPr>
+          <w:rFonts w:ascii="Arial" w:hAnsi="Arial" w:cs="Arial"/>
+          <w:color w:val="1F497D"/>
+          <w:sz w:val="18"/>
+          <w:szCs w:val="18"/>
+          <w:lang w:val="fr-FR"/>
+        </w:rPr>
+        <w:t>s</w:t>
+      </w:r>
+      <w:r>
+        <w:rPr>
+          <w:rFonts w:ascii="Arial" w:hAnsi="Arial" w:cs="Arial"/>
+          <w:color w:val="1F497D"/>
+          <w:sz w:val="18"/>
+          <w:szCs w:val="18"/>
+          <w:lang w:val="fr-FR"/>
+        </w:rPr>
+        <w:t xml:space="preserve"> affiche désormais des tirets pour toutes les valeurs qui ne sont pas applicables au type d</w:t>
+      </w:r>
+      <w:r>
+        <w:rPr>
+          <w:rFonts w:ascii="Arial" w:hAnsi="Arial" w:cs="Arial"/>
+          <w:color w:val="1F497D"/>
+          <w:sz w:val="18"/>
+          <w:szCs w:val="18"/>
+          <w:lang w:val="fr-FR"/>
+        </w:rPr>
+        <w:t>e dispositif</w:t>
       </w:r>
       <w:r>
         <w:rPr>
@@ -3704,7 +3867,6 @@
         </w:rPr>
         <w:t>.</w:t>
       </w:r>
-      <w:bookmarkEnd w:id="2"/>
     </w:p>
     <w:p>
       <w:pPr>
@@ -3755,57 +3917,67 @@
           <w:szCs w:val="18"/>
           <w:lang w:val="fr-FR"/>
         </w:rPr>
-        <w:t>L</w:t>
-      </w:r>
-      <w:r>
-        <w:rPr>
-          <w:rFonts w:ascii="Arial" w:hAnsi="Arial" w:cs="Arial"/>
-          <w:color w:val="1F497D"/>
-          <w:sz w:val="18"/>
-          <w:szCs w:val="18"/>
-          <w:lang w:val="fr-FR"/>
-        </w:rPr>
-        <w:t xml:space="preserve">'application n'enverra pas plus de </w:t>
-      </w:r>
-      <w:r>
-        <w:rPr>
-          <w:rFonts w:ascii="Arial" w:hAnsi="Arial" w:cs="Arial"/>
-          <w:color w:val="1F497D"/>
-          <w:sz w:val="18"/>
-          <w:szCs w:val="18"/>
-          <w:lang w:val="fr-FR"/>
-        </w:rPr>
-        <w:t>circuit</w:t>
-      </w:r>
-      <w:r>
-        <w:rPr>
-          <w:rFonts w:ascii="Arial" w:hAnsi="Arial" w:cs="Arial"/>
-          <w:color w:val="1F497D"/>
-          <w:sz w:val="18"/>
-          <w:szCs w:val="18"/>
-          <w:lang w:val="fr-FR"/>
-        </w:rPr>
-        <w:t xml:space="preserve">s à un panneau que ce pour quoi elle est configurée. Cela inclut une correction qui empêche l'oubli du nombre de </w:t>
-      </w:r>
-      <w:r>
-        <w:rPr>
-          <w:rFonts w:ascii="Arial" w:hAnsi="Arial" w:cs="Arial"/>
-          <w:color w:val="1F497D"/>
-          <w:sz w:val="18"/>
-          <w:szCs w:val="18"/>
-          <w:lang w:val="fr-FR"/>
-        </w:rPr>
-        <w:t>circuit</w:t>
-      </w:r>
-      <w:r>
-        <w:rPr>
-          <w:rFonts w:ascii="Arial" w:hAnsi="Arial" w:cs="Arial"/>
-          <w:color w:val="1F497D"/>
-          <w:sz w:val="18"/>
-          <w:szCs w:val="18"/>
-          <w:lang w:val="fr-FR"/>
-        </w:rPr>
-        <w:t>s lors de la lecture d'un fichier de configuration</w:t>
+        <w:t>La page des détails d</w:t>
+      </w:r>
+      <w:r>
+        <w:rPr>
+          <w:rFonts w:ascii="Arial" w:hAnsi="Arial" w:cs="Arial"/>
+          <w:color w:val="1F497D"/>
+          <w:sz w:val="18"/>
+          <w:szCs w:val="18"/>
+          <w:lang w:val="fr-FR"/>
+        </w:rPr>
+        <w:t xml:space="preserve">es </w:t>
+      </w:r>
+      <w:r>
+        <w:rPr>
+          <w:rFonts w:ascii="Arial" w:hAnsi="Arial" w:cs="Arial"/>
+          <w:color w:val="1F497D"/>
+          <w:sz w:val="18"/>
+          <w:szCs w:val="18"/>
+          <w:lang w:val="fr-FR"/>
+        </w:rPr>
+        <w:t>dispositif</w:t>
+      </w:r>
+      <w:r>
+        <w:rPr>
+          <w:rFonts w:ascii="Arial" w:hAnsi="Arial" w:cs="Arial"/>
+          <w:color w:val="1F497D"/>
+          <w:sz w:val="18"/>
+          <w:szCs w:val="18"/>
+          <w:lang w:val="fr-FR"/>
+        </w:rPr>
+        <w:t>s</w:t>
+      </w:r>
+      <w:r>
+        <w:rPr>
+          <w:rFonts w:ascii="Arial" w:hAnsi="Arial" w:cs="Arial"/>
+          <w:color w:val="1F497D"/>
+          <w:sz w:val="18"/>
+          <w:szCs w:val="18"/>
+          <w:lang w:val="fr-FR"/>
+        </w:rPr>
+        <w:t xml:space="preserve"> masque désormais le groupe de sonde de base si le LED distant est sélectionné (</w:t>
+      </w:r>
+      <w:r>
+        <w:rPr>
+          <w:rFonts w:ascii="Arial" w:hAnsi="Arial" w:cs="Arial"/>
+          <w:color w:val="1F497D"/>
+          <w:sz w:val="18"/>
+          <w:szCs w:val="18"/>
+          <w:lang w:val="fr-FR"/>
+        </w:rPr>
+        <w:t>dispositif</w:t>
+      </w:r>
+      <w:r>
+        <w:rPr>
+          <w:rFonts w:ascii="Arial" w:hAnsi="Arial" w:cs="Arial"/>
+          <w:color w:val="1F497D"/>
+          <w:sz w:val="18"/>
+          <w:szCs w:val="18"/>
+          <w:lang w:val="fr-FR"/>
+        </w:rPr>
+        <w:t>s Apollo)</w:t>
       </w:r>
       <w:r>
         <w:rPr>
@@ -3839,44 +4011,45 @@
           <w:lang w:val="fr-FR"/>
         </w:rPr>
       </w:pPr>
-    </w:p>
-    <w:p>
-      <w:pPr>
-        <w:tabs>
-          <w:tab w:val="left" w:pos="993"/>
-        </w:tabs>
-        <w:rPr>
-          <w:rFonts w:ascii="Arial" w:hAnsi="Arial" w:cs="Arial"/>
-          <w:color w:val="9CC2E5" w:themeColor="accent1" w:themeTint="99"/>
-          <w:sz w:val="16"/>
-          <w:szCs w:val="16"/>
-          <w:lang w:val="fr-FR"/>
-        </w:rPr>
-      </w:pPr>
-      <w:r>
-        <w:rPr>
-          <w:rFonts w:ascii="Arial" w:hAnsi="Arial" w:cs="Arial"/>
-          <w:b/>
-          <w:bCs/>
-          <w:color w:val="4472C4" w:themeColor="accent5"/>
-          <w:sz w:val="24"/>
-          <w:szCs w:val="24"/>
-          <w:lang w:val="fr-FR"/>
-        </w:rPr>
-        <w:t>v8.1.1</w:t>
-      </w:r>
-      <w:r>
-        <w:rPr>
-          <w:rFonts w:ascii="Arial" w:hAnsi="Arial" w:cs="Arial"/>
-          <w:b/>
-          <w:bCs/>
-          <w:color w:val="4472C4" w:themeColor="accent5"/>
-          <w:sz w:val="24"/>
-          <w:szCs w:val="24"/>
+      <w:r>
+        <w:rPr>
+          <w:rFonts w:ascii="Arial" w:hAnsi="Arial" w:cs="Arial"/>
+          <w:color w:val="1F497D"/>
+          <w:sz w:val="18"/>
+          <w:szCs w:val="18"/>
+          <w:lang w:val="fr-FR"/>
+        </w:rPr>
+        <w:t>-</w:t>
+      </w:r>
+      <w:r>
+        <w:rPr>
+          <w:rFonts w:ascii="Arial" w:hAnsi="Arial" w:cs="Arial"/>
+          <w:color w:val="1F497D"/>
+          <w:sz w:val="18"/>
+          <w:szCs w:val="18"/>
           <w:lang w:val="fr-FR"/>
         </w:rPr>
         <w:tab/>
-        <w:t>21/05/2025</w:t>
+      </w:r>
+      <w:r>
+        <w:rPr>
+          <w:rFonts w:ascii="Arial" w:hAnsi="Arial" w:cs="Arial"/>
+          <w:color w:val="1F497D"/>
+          <w:sz w:val="18"/>
+          <w:szCs w:val="18"/>
+          <w:lang w:val="fr-FR"/>
+        </w:rPr>
+        <w:t>Les valeurs à l'écran dans les Zones, Groupes et Configuration Réseau sont mises à jour immédiatement lorsqu'elles sont lues à partir d'un panneau</w:t>
+      </w:r>
+      <w:r>
+        <w:rPr>
+          <w:rFonts w:ascii="Arial" w:hAnsi="Arial" w:cs="Arial"/>
+          <w:color w:val="1F497D"/>
+          <w:sz w:val="18"/>
+          <w:szCs w:val="18"/>
+          <w:lang w:val="fr-FR"/>
+        </w:rPr>
+        <w:t>.</w:t>
       </w:r>
     </w:p>
     <w:p>
@@ -3928,37 +4101,7 @@
           <w:szCs w:val="18"/>
           <w:lang w:val="fr-FR"/>
         </w:rPr>
-        <w:t>La page des détails d</w:t>
-      </w:r>
-      <w:r>
-        <w:rPr>
-          <w:rFonts w:ascii="Arial" w:hAnsi="Arial" w:cs="Arial"/>
-          <w:color w:val="1F497D"/>
-          <w:sz w:val="18"/>
-          <w:szCs w:val="18"/>
-          <w:lang w:val="fr-FR"/>
-        </w:rPr>
-        <w:t>u dispositif</w:t>
-      </w:r>
-      <w:r>
-        <w:rPr>
-          <w:rFonts w:ascii="Arial" w:hAnsi="Arial" w:cs="Arial"/>
-          <w:color w:val="1F497D"/>
-          <w:sz w:val="18"/>
-          <w:szCs w:val="18"/>
-          <w:lang w:val="fr-FR"/>
-        </w:rPr>
-        <w:t xml:space="preserve"> affiche désormais des tirets pour toutes les valeurs qui ne sont pas applicables au type d</w:t>
-      </w:r>
-      <w:r>
-        <w:rPr>
-          <w:rFonts w:ascii="Arial" w:hAnsi="Arial" w:cs="Arial"/>
-          <w:color w:val="1F497D"/>
-          <w:sz w:val="18"/>
-          <w:szCs w:val="18"/>
-          <w:lang w:val="fr-FR"/>
-        </w:rPr>
-        <w:t>e dispositif</w:t>
+        <w:t>Les paramètres des causes et des effets sont systématiquement lus correctement à la fois à partir des panneaux et des fichiers</w:t>
       </w:r>
       <w:r>
         <w:rPr>
@@ -4020,7 +4163,7 @@
           <w:szCs w:val="18"/>
           <w:lang w:val="fr-FR"/>
         </w:rPr>
-        <w:t>Les valeurs à l'écran dans les Zones, Groupes et Configuration Réseau sont mises à jour immédiatement lorsqu'elles sont lues à partir d'un panneau</w:t>
+        <w:t>Les notifications d'application Windows sont affichées après chaque téléchargement et téléversement, indiquant l'achèvement ou non</w:t>
       </w:r>
       <w:r>
         <w:rPr>
@@ -4074,15 +4217,16 @@
         </w:rPr>
         <w:tab/>
       </w:r>
-      <w:r>
-        <w:rPr>
-          <w:rFonts w:ascii="Arial" w:hAnsi="Arial" w:cs="Arial"/>
-          <w:color w:val="1F497D"/>
-          <w:sz w:val="18"/>
-          <w:szCs w:val="18"/>
-          <w:lang w:val="fr-FR"/>
-        </w:rPr>
-        <w:t>Un groupe de sonde de base ne peut plus être défini pour une unité d'E/S XP95/S90</w:t>
+      <w:bookmarkStart w:id="2" w:name="_Hlk199945579"/>
+      <w:r>
+        <w:rPr>
+          <w:rFonts w:ascii="Arial" w:hAnsi="Arial" w:cs="Arial"/>
+          <w:color w:val="1F497D"/>
+          <w:sz w:val="18"/>
+          <w:szCs w:val="18"/>
+          <w:lang w:val="fr-FR"/>
+        </w:rPr>
+        <w:t>L'application n'essaiera pas d'ouvrir des fichiers contenant des données invalides ou des données pour des protocoles non pris en charge</w:t>
       </w:r>
       <w:r>
         <w:rPr>
@@ -4094,6 +4238,7 @@
         </w:rPr>
         <w:t>.</w:t>
       </w:r>
+      <w:bookmarkEnd w:id="2"/>
     </w:p>
     <w:p>
       <w:pPr>
@@ -4135,6 +4280,409 @@
           <w:lang w:val="fr-FR"/>
         </w:rPr>
         <w:tab/>
+      </w:r>
+      <w:r>
+        <w:rPr>
+          <w:rFonts w:ascii="Arial" w:hAnsi="Arial" w:cs="Arial"/>
+          <w:color w:val="1F497D"/>
+          <w:sz w:val="18"/>
+          <w:szCs w:val="18"/>
+          <w:lang w:val="fr-FR"/>
+        </w:rPr>
+        <w:t>L</w:t>
+      </w:r>
+      <w:r>
+        <w:rPr>
+          <w:rFonts w:ascii="Arial" w:hAnsi="Arial" w:cs="Arial"/>
+          <w:color w:val="1F497D"/>
+          <w:sz w:val="18"/>
+          <w:szCs w:val="18"/>
+          <w:lang w:val="fr-FR"/>
+        </w:rPr>
+        <w:t xml:space="preserve">'application n'enverra pas plus de </w:t>
+      </w:r>
+      <w:r>
+        <w:rPr>
+          <w:rFonts w:ascii="Arial" w:hAnsi="Arial" w:cs="Arial"/>
+          <w:color w:val="1F497D"/>
+          <w:sz w:val="18"/>
+          <w:szCs w:val="18"/>
+          <w:lang w:val="fr-FR"/>
+        </w:rPr>
+        <w:t>circuit</w:t>
+      </w:r>
+      <w:r>
+        <w:rPr>
+          <w:rFonts w:ascii="Arial" w:hAnsi="Arial" w:cs="Arial"/>
+          <w:color w:val="1F497D"/>
+          <w:sz w:val="18"/>
+          <w:szCs w:val="18"/>
+          <w:lang w:val="fr-FR"/>
+        </w:rPr>
+        <w:t xml:space="preserve">s à un panneau que ce pour quoi elle est configurée. Cela inclut une correction qui empêche l'oubli du nombre de </w:t>
+      </w:r>
+      <w:r>
+        <w:rPr>
+          <w:rFonts w:ascii="Arial" w:hAnsi="Arial" w:cs="Arial"/>
+          <w:color w:val="1F497D"/>
+          <w:sz w:val="18"/>
+          <w:szCs w:val="18"/>
+          <w:lang w:val="fr-FR"/>
+        </w:rPr>
+        <w:t>circuit</w:t>
+      </w:r>
+      <w:r>
+        <w:rPr>
+          <w:rFonts w:ascii="Arial" w:hAnsi="Arial" w:cs="Arial"/>
+          <w:color w:val="1F497D"/>
+          <w:sz w:val="18"/>
+          <w:szCs w:val="18"/>
+          <w:lang w:val="fr-FR"/>
+        </w:rPr>
+        <w:t>s lors de la lecture d'un fichier de configuration</w:t>
+      </w:r>
+      <w:r>
+        <w:rPr>
+          <w:rFonts w:ascii="Arial" w:hAnsi="Arial" w:cs="Arial"/>
+          <w:color w:val="1F497D"/>
+          <w:sz w:val="18"/>
+          <w:szCs w:val="18"/>
+          <w:lang w:val="fr-FR"/>
+        </w:rPr>
+        <w:t>.</w:t>
+      </w:r>
+    </w:p>
+    <w:p>
+      <w:pPr>
+        <w:tabs>
+          <w:tab w:val="left" w:pos="284"/>
+          <w:tab w:val="left" w:pos="567"/>
+          <w:tab w:val="left" w:pos="993"/>
+          <w:tab w:val="left" w:pos="1418"/>
+          <w:tab w:val="right" w:pos="9000"/>
+        </w:tabs>
+        <w:suppressAutoHyphens/>
+        <w:autoSpaceDN w:val="0"/>
+        <w:ind w:left="284" w:hanging="284"/>
+        <w:contextualSpacing/>
+        <w:rPr>
+          <w:rFonts w:ascii="Arial" w:hAnsi="Arial" w:cs="Arial"/>
+          <w:color w:val="1F497D"/>
+          <w:sz w:val="18"/>
+          <w:szCs w:val="18"/>
+          <w:lang w:val="fr-FR"/>
+        </w:rPr>
+      </w:pPr>
+    </w:p>
+    <w:p>
+      <w:pPr>
+        <w:tabs>
+          <w:tab w:val="left" w:pos="993"/>
+        </w:tabs>
+        <w:rPr>
+          <w:rFonts w:ascii="Arial" w:hAnsi="Arial" w:cs="Arial"/>
+          <w:color w:val="9CC2E5" w:themeColor="accent1" w:themeTint="99"/>
+          <w:sz w:val="16"/>
+          <w:szCs w:val="16"/>
+          <w:lang w:val="fr-FR"/>
+        </w:rPr>
+      </w:pPr>
+      <w:proofErr w:type="gramStart"/>
+      <w:r>
+        <w:rPr>
+          <w:rFonts w:ascii="Arial" w:hAnsi="Arial" w:cs="Arial"/>
+          <w:b/>
+          <w:bCs/>
+          <w:color w:val="4472C4" w:themeColor="accent5"/>
+          <w:sz w:val="24"/>
+          <w:szCs w:val="24"/>
+          <w:lang w:val="fr-FR"/>
+        </w:rPr>
+        <w:t>v</w:t>
+      </w:r>
+      <w:proofErr w:type="gramEnd"/>
+      <w:r>
+        <w:rPr>
+          <w:rFonts w:ascii="Arial" w:hAnsi="Arial" w:cs="Arial"/>
+          <w:b/>
+          <w:bCs/>
+          <w:color w:val="4472C4" w:themeColor="accent5"/>
+          <w:sz w:val="24"/>
+          <w:szCs w:val="24"/>
+          <w:lang w:val="fr-FR"/>
+        </w:rPr>
+        <w:t>8.1.1</w:t>
+      </w:r>
+      <w:r>
+        <w:rPr>
+          <w:rFonts w:ascii="Arial" w:hAnsi="Arial" w:cs="Arial"/>
+          <w:b/>
+          <w:bCs/>
+          <w:color w:val="4472C4" w:themeColor="accent5"/>
+          <w:sz w:val="24"/>
+          <w:szCs w:val="24"/>
+          <w:lang w:val="fr-FR"/>
+        </w:rPr>
+        <w:tab/>
+        <w:t>21/05/2025</w:t>
+      </w:r>
+    </w:p>
+    <w:p>
+      <w:pPr>
+        <w:tabs>
+          <w:tab w:val="left" w:pos="284"/>
+          <w:tab w:val="left" w:pos="567"/>
+          <w:tab w:val="left" w:pos="993"/>
+          <w:tab w:val="left" w:pos="1418"/>
+          <w:tab w:val="right" w:pos="9000"/>
+        </w:tabs>
+        <w:suppressAutoHyphens/>
+        <w:autoSpaceDN w:val="0"/>
+        <w:ind w:left="284" w:hanging="284"/>
+        <w:contextualSpacing/>
+        <w:rPr>
+          <w:rFonts w:ascii="Arial" w:hAnsi="Arial" w:cs="Arial"/>
+          <w:color w:val="1F497D"/>
+          <w:sz w:val="18"/>
+          <w:szCs w:val="18"/>
+          <w:lang w:val="fr-FR"/>
+        </w:rPr>
+      </w:pPr>
+      <w:r>
+        <w:rPr>
+          <w:rFonts w:ascii="Arial" w:hAnsi="Arial" w:cs="Arial"/>
+          <w:color w:val="1F497D"/>
+          <w:sz w:val="18"/>
+          <w:szCs w:val="18"/>
+          <w:lang w:val="fr-FR"/>
+        </w:rPr>
+        <w:t>-</w:t>
+      </w:r>
+      <w:r>
+        <w:rPr>
+          <w:rFonts w:ascii="Arial" w:hAnsi="Arial" w:cs="Arial"/>
+          <w:color w:val="1F497D"/>
+          <w:sz w:val="18"/>
+          <w:szCs w:val="18"/>
+          <w:lang w:val="fr-FR"/>
+        </w:rPr>
+        <w:tab/>
+      </w:r>
+      <w:r>
+        <w:rPr>
+          <w:rFonts w:ascii="Arial" w:hAnsi="Arial" w:cs="Arial"/>
+          <w:color w:val="1F497D"/>
+          <w:sz w:val="18"/>
+          <w:szCs w:val="18"/>
+          <w:lang w:val="fr-FR"/>
+        </w:rPr>
+        <w:t>La page des détails d</w:t>
+      </w:r>
+      <w:r>
+        <w:rPr>
+          <w:rFonts w:ascii="Arial" w:hAnsi="Arial" w:cs="Arial"/>
+          <w:color w:val="1F497D"/>
+          <w:sz w:val="18"/>
+          <w:szCs w:val="18"/>
+          <w:lang w:val="fr-FR"/>
+        </w:rPr>
+        <w:t>u dispositif</w:t>
+      </w:r>
+      <w:r>
+        <w:rPr>
+          <w:rFonts w:ascii="Arial" w:hAnsi="Arial" w:cs="Arial"/>
+          <w:color w:val="1F497D"/>
+          <w:sz w:val="18"/>
+          <w:szCs w:val="18"/>
+          <w:lang w:val="fr-FR"/>
+        </w:rPr>
+        <w:t xml:space="preserve"> affiche désormais des tirets pour toutes les valeurs qui ne sont pas applicables au type d</w:t>
+      </w:r>
+      <w:r>
+        <w:rPr>
+          <w:rFonts w:ascii="Arial" w:hAnsi="Arial" w:cs="Arial"/>
+          <w:color w:val="1F497D"/>
+          <w:sz w:val="18"/>
+          <w:szCs w:val="18"/>
+          <w:lang w:val="fr-FR"/>
+        </w:rPr>
+        <w:t>e dispositif</w:t>
+      </w:r>
+      <w:r>
+        <w:rPr>
+          <w:rFonts w:ascii="Arial" w:hAnsi="Arial" w:cs="Arial"/>
+          <w:color w:val="1F497D"/>
+          <w:sz w:val="18"/>
+          <w:szCs w:val="18"/>
+          <w:lang w:val="fr-FR"/>
+        </w:rPr>
+        <w:t>.</w:t>
+      </w:r>
+    </w:p>
+    <w:p>
+      <w:pPr>
+        <w:tabs>
+          <w:tab w:val="left" w:pos="284"/>
+          <w:tab w:val="left" w:pos="567"/>
+          <w:tab w:val="left" w:pos="993"/>
+          <w:tab w:val="left" w:pos="1418"/>
+          <w:tab w:val="right" w:pos="9000"/>
+        </w:tabs>
+        <w:suppressAutoHyphens/>
+        <w:autoSpaceDN w:val="0"/>
+        <w:ind w:left="284" w:hanging="284"/>
+        <w:contextualSpacing/>
+        <w:rPr>
+          <w:rFonts w:ascii="Arial" w:hAnsi="Arial" w:cs="Arial"/>
+          <w:color w:val="1F497D"/>
+          <w:sz w:val="18"/>
+          <w:szCs w:val="18"/>
+          <w:lang w:val="fr-FR"/>
+        </w:rPr>
+      </w:pPr>
+      <w:r>
+        <w:rPr>
+          <w:rFonts w:ascii="Arial" w:hAnsi="Arial" w:cs="Arial"/>
+          <w:color w:val="1F497D"/>
+          <w:sz w:val="18"/>
+          <w:szCs w:val="18"/>
+          <w:lang w:val="fr-FR"/>
+        </w:rPr>
+        <w:t>-</w:t>
+      </w:r>
+      <w:r>
+        <w:rPr>
+          <w:rFonts w:ascii="Arial" w:hAnsi="Arial" w:cs="Arial"/>
+          <w:color w:val="1F497D"/>
+          <w:sz w:val="18"/>
+          <w:szCs w:val="18"/>
+          <w:lang w:val="fr-FR"/>
+        </w:rPr>
+        <w:tab/>
+      </w:r>
+      <w:r>
+        <w:rPr>
+          <w:rFonts w:ascii="Arial" w:hAnsi="Arial" w:cs="Arial"/>
+          <w:color w:val="1F497D"/>
+          <w:sz w:val="18"/>
+          <w:szCs w:val="18"/>
+          <w:lang w:val="fr-FR"/>
+        </w:rPr>
+        <w:t>Les valeurs à l'écran dans les Zones, Groupes et Configuration Réseau sont mises à jour immédiatement lorsqu'elles sont lues à partir d'un panneau</w:t>
+      </w:r>
+      <w:r>
+        <w:rPr>
+          <w:rFonts w:ascii="Arial" w:hAnsi="Arial" w:cs="Arial"/>
+          <w:color w:val="1F497D"/>
+          <w:sz w:val="18"/>
+          <w:szCs w:val="18"/>
+          <w:lang w:val="fr-FR"/>
+        </w:rPr>
+        <w:t>.</w:t>
+      </w:r>
+    </w:p>
+    <w:p>
+      <w:pPr>
+        <w:tabs>
+          <w:tab w:val="left" w:pos="284"/>
+          <w:tab w:val="left" w:pos="567"/>
+          <w:tab w:val="left" w:pos="993"/>
+          <w:tab w:val="left" w:pos="1418"/>
+          <w:tab w:val="right" w:pos="9000"/>
+        </w:tabs>
+        <w:suppressAutoHyphens/>
+        <w:autoSpaceDN w:val="0"/>
+        <w:ind w:left="284" w:hanging="284"/>
+        <w:contextualSpacing/>
+        <w:rPr>
+          <w:rFonts w:ascii="Arial" w:hAnsi="Arial" w:cs="Arial"/>
+          <w:color w:val="1F497D"/>
+          <w:sz w:val="18"/>
+          <w:szCs w:val="18"/>
+          <w:lang w:val="fr-FR"/>
+        </w:rPr>
+      </w:pPr>
+      <w:r>
+        <w:rPr>
+          <w:rFonts w:ascii="Arial" w:hAnsi="Arial" w:cs="Arial"/>
+          <w:color w:val="1F497D"/>
+          <w:sz w:val="18"/>
+          <w:szCs w:val="18"/>
+          <w:lang w:val="fr-FR"/>
+        </w:rPr>
+        <w:t>-</w:t>
+      </w:r>
+      <w:r>
+        <w:rPr>
+          <w:rFonts w:ascii="Arial" w:hAnsi="Arial" w:cs="Arial"/>
+          <w:color w:val="1F497D"/>
+          <w:sz w:val="18"/>
+          <w:szCs w:val="18"/>
+          <w:lang w:val="fr-FR"/>
+        </w:rPr>
+        <w:tab/>
+      </w:r>
+      <w:r>
+        <w:rPr>
+          <w:rFonts w:ascii="Arial" w:hAnsi="Arial" w:cs="Arial"/>
+          <w:color w:val="1F497D"/>
+          <w:sz w:val="18"/>
+          <w:szCs w:val="18"/>
+          <w:lang w:val="fr-FR"/>
+        </w:rPr>
+        <w:t>Un groupe de sonde de base ne peut plus être défini pour une unité d'E/S XP95/S90</w:t>
+      </w:r>
+      <w:r>
+        <w:rPr>
+          <w:rFonts w:ascii="Arial" w:hAnsi="Arial" w:cs="Arial"/>
+          <w:color w:val="1F497D"/>
+          <w:sz w:val="18"/>
+          <w:szCs w:val="18"/>
+          <w:lang w:val="fr-FR"/>
+        </w:rPr>
+        <w:t>.</w:t>
+      </w:r>
+    </w:p>
+    <w:p>
+      <w:pPr>
+        <w:tabs>
+          <w:tab w:val="left" w:pos="284"/>
+          <w:tab w:val="left" w:pos="567"/>
+          <w:tab w:val="left" w:pos="993"/>
+          <w:tab w:val="left" w:pos="1418"/>
+          <w:tab w:val="right" w:pos="9000"/>
+        </w:tabs>
+        <w:suppressAutoHyphens/>
+        <w:autoSpaceDN w:val="0"/>
+        <w:ind w:left="284" w:hanging="284"/>
+        <w:contextualSpacing/>
+        <w:rPr>
+          <w:rFonts w:ascii="Arial" w:hAnsi="Arial" w:cs="Arial"/>
+          <w:color w:val="1F497D"/>
+          <w:sz w:val="18"/>
+          <w:szCs w:val="18"/>
+          <w:lang w:val="fr-FR"/>
+        </w:rPr>
+      </w:pPr>
+      <w:r>
+        <w:rPr>
+          <w:rFonts w:ascii="Arial" w:hAnsi="Arial" w:cs="Arial"/>
+          <w:color w:val="1F497D"/>
+          <w:sz w:val="18"/>
+          <w:szCs w:val="18"/>
+          <w:lang w:val="fr-FR"/>
+        </w:rPr>
+        <w:t>-</w:t>
+      </w:r>
+      <w:r>
+        <w:rPr>
+          <w:rFonts w:ascii="Arial" w:hAnsi="Arial" w:cs="Arial"/>
+          <w:color w:val="1F497D"/>
+          <w:sz w:val="18"/>
+          <w:szCs w:val="18"/>
+          <w:lang w:val="fr-FR"/>
+        </w:rPr>
+        <w:tab/>
         <w:t xml:space="preserve">Correction : l'application n'enverra pas plus de </w:t>
       </w:r>
       <w:r>
@@ -4202,6 +4750,7 @@
           <w:lang w:val="fr-FR"/>
         </w:rPr>
       </w:pPr>
+      <w:proofErr w:type="gramStart"/>
       <w:r>
         <w:rPr>
           <w:rFonts w:ascii="Arial" w:hAnsi="Arial" w:cs="Arial"/>
@@ -4212,7 +4761,20 @@
           <w:szCs w:val="24"/>
           <w:lang w:val="fr-FR"/>
         </w:rPr>
-        <w:t>v8.1.1</w:t>
+        <w:t>v</w:t>
+      </w:r>
+      <w:proofErr w:type="gramEnd"/>
+      <w:r>
+        <w:rPr>
+          <w:rFonts w:ascii="Arial" w:hAnsi="Arial" w:cs="Arial"/>
+          <w:b/>
+          <w:bCs/>
+          <w:color w:val="4472C4" w:themeColor="accent5"/>
+          <w:sz w:val="24"/>
+          <w:szCs w:val="24"/>
+          <w:lang w:val="fr-FR"/>
+        </w:rPr>
+        <w:t>8.1.1</w:t>
       </w:r>
       <w:r>
         <w:rPr>
@@ -4456,7 +5018,6 @@
           <w:szCs w:val="18"/>
           <w:lang w:val="fr-FR"/>
         </w:rPr>
-        <w:lastRenderedPageBreak/>
         <w:t>-</w:t>
       </w:r>
       <w:r>
@@ -4708,6 +5269,7 @@
           <w:lang w:val="fr-FR"/>
         </w:rPr>
       </w:pPr>
+      <w:proofErr w:type="gramStart"/>
       <w:r>
         <w:rPr>
           <w:rFonts w:ascii="Arial" w:hAnsi="Arial" w:cs="Arial"/>
@@ -4718,7 +5280,20 @@
           <w:szCs w:val="24"/>
           <w:lang w:val="fr-FR"/>
         </w:rPr>
-        <w:t>v8.</w:t>
+        <w:t>v</w:t>
+      </w:r>
+      <w:proofErr w:type="gramEnd"/>
+      <w:r>
+        <w:rPr>
+          <w:rFonts w:ascii="Arial" w:hAnsi="Arial" w:cs="Arial"/>
+          <w:b/>
+          <w:bCs/>
+          <w:color w:val="4472C4" w:themeColor="accent5"/>
+          <w:sz w:val="24"/>
+          <w:szCs w:val="24"/>
+          <w:lang w:val="fr-FR"/>
+        </w:rPr>
+        <w:t>8.</w:t>
       </w:r>
       <w:r>
         <w:rPr>
@@ -4969,6 +5544,7 @@
           <w:lang w:val="fr-FR"/>
         </w:rPr>
       </w:pPr>
+      <w:proofErr w:type="gramStart"/>
       <w:r>
         <w:rPr>
           <w:rFonts w:ascii="Arial" w:hAnsi="Arial" w:cs="Arial"/>
@@ -4979,7 +5555,20 @@
           <w:szCs w:val="24"/>
           <w:lang w:val="fr-FR"/>
         </w:rPr>
-        <w:t>v8</w:t>
+        <w:t>v</w:t>
+      </w:r>
+      <w:proofErr w:type="gramEnd"/>
+      <w:r>
+        <w:rPr>
+          <w:rFonts w:ascii="Arial" w:hAnsi="Arial" w:cs="Arial"/>
+          <w:b/>
+          <w:bCs/>
+          <w:color w:val="4472C4" w:themeColor="accent5"/>
+          <w:sz w:val="24"/>
+          <w:szCs w:val="24"/>
+          <w:lang w:val="fr-FR"/>
+        </w:rPr>
+        <w:t>8</w:t>
       </w:r>
       <w:r>
         <w:rPr>
@@ -5105,6 +5694,7 @@
           <w:lang w:val="fr-FR"/>
         </w:rPr>
       </w:pPr>
+      <w:proofErr w:type="gramStart"/>
       <w:r>
         <w:rPr>
           <w:rFonts w:ascii="Arial" w:hAnsi="Arial" w:cs="Arial"/>
@@ -5115,7 +5705,20 @@
           <w:szCs w:val="24"/>
           <w:lang w:val="fr-FR"/>
         </w:rPr>
-        <w:t>v8</w:t>
+        <w:t>v</w:t>
+      </w:r>
+      <w:proofErr w:type="gramEnd"/>
+      <w:r>
+        <w:rPr>
+          <w:rFonts w:ascii="Arial" w:hAnsi="Arial" w:cs="Arial"/>
+          <w:b/>
+          <w:bCs/>
+          <w:color w:val="4472C4" w:themeColor="accent5"/>
+          <w:sz w:val="24"/>
+          <w:szCs w:val="24"/>
+          <w:lang w:val="fr-FR"/>
+        </w:rPr>
+        <w:t>8</w:t>
       </w:r>
       <w:r>
         <w:rPr>
@@ -5240,6 +5843,7 @@
           <w:lang w:val="fr-FR"/>
         </w:rPr>
       </w:pPr>
+      <w:proofErr w:type="gramStart"/>
       <w:r>
         <w:rPr>
           <w:rFonts w:ascii="Arial" w:hAnsi="Arial" w:cs="Arial"/>
@@ -5250,7 +5854,20 @@
           <w:szCs w:val="24"/>
           <w:lang w:val="fr-FR"/>
         </w:rPr>
-        <w:t>v8</w:t>
+        <w:t>v</w:t>
+      </w:r>
+      <w:proofErr w:type="gramEnd"/>
+      <w:r>
+        <w:rPr>
+          <w:rFonts w:ascii="Arial" w:hAnsi="Arial" w:cs="Arial"/>
+          <w:b/>
+          <w:bCs/>
+          <w:color w:val="4472C4" w:themeColor="accent5"/>
+          <w:sz w:val="24"/>
+          <w:szCs w:val="24"/>
+          <w:lang w:val="fr-FR"/>
+        </w:rPr>
+        <w:t>8</w:t>
       </w:r>
       <w:r>
         <w:rPr>
@@ -5372,6 +5989,7 @@
           <w:lang w:val="fr-FR"/>
         </w:rPr>
       </w:pPr>
+      <w:proofErr w:type="gramStart"/>
       <w:r>
         <w:rPr>
           <w:rFonts w:ascii="Arial" w:hAnsi="Arial" w:cs="Arial"/>
@@ -5382,7 +6000,20 @@
           <w:szCs w:val="24"/>
           <w:lang w:val="fr-FR"/>
         </w:rPr>
-        <w:t>v8</w:t>
+        <w:t>v</w:t>
+      </w:r>
+      <w:proofErr w:type="gramEnd"/>
+      <w:r>
+        <w:rPr>
+          <w:rFonts w:ascii="Arial" w:hAnsi="Arial" w:cs="Arial"/>
+          <w:b/>
+          <w:bCs/>
+          <w:color w:val="4472C4" w:themeColor="accent5"/>
+          <w:sz w:val="24"/>
+          <w:szCs w:val="24"/>
+          <w:lang w:val="fr-FR"/>
+        </w:rPr>
+        <w:t>8</w:t>
       </w:r>
       <w:r>
         <w:rPr>
@@ -5544,6 +6175,7 @@
           <w:lang w:val="fr-FR"/>
         </w:rPr>
       </w:pPr>
+      <w:proofErr w:type="gramStart"/>
       <w:r>
         <w:rPr>
           <w:rFonts w:ascii="Arial" w:hAnsi="Arial" w:cs="Arial"/>
@@ -5554,7 +6186,20 @@
           <w:szCs w:val="24"/>
           <w:lang w:val="fr-FR"/>
         </w:rPr>
-        <w:t>v8</w:t>
+        <w:t>v</w:t>
+      </w:r>
+      <w:proofErr w:type="gramEnd"/>
+      <w:r>
+        <w:rPr>
+          <w:rFonts w:ascii="Arial" w:hAnsi="Arial" w:cs="Arial"/>
+          <w:b/>
+          <w:bCs/>
+          <w:color w:val="4472C4" w:themeColor="accent5"/>
+          <w:sz w:val="24"/>
+          <w:szCs w:val="24"/>
+          <w:lang w:val="fr-FR"/>
+        </w:rPr>
+        <w:t>8</w:t>
       </w:r>
       <w:r>
         <w:rPr>
@@ -5676,6 +6321,7 @@
           <w:lang w:val="fr-FR"/>
         </w:rPr>
       </w:pPr>
+      <w:proofErr w:type="gramStart"/>
       <w:r>
         <w:rPr>
           <w:rFonts w:ascii="Arial" w:hAnsi="Arial" w:cs="Arial"/>
@@ -5686,7 +6332,20 @@
           <w:szCs w:val="24"/>
           <w:lang w:val="fr-FR"/>
         </w:rPr>
-        <w:t>v8</w:t>
+        <w:t>v</w:t>
+      </w:r>
+      <w:proofErr w:type="gramEnd"/>
+      <w:r>
+        <w:rPr>
+          <w:rFonts w:ascii="Arial" w:hAnsi="Arial" w:cs="Arial"/>
+          <w:b/>
+          <w:bCs/>
+          <w:color w:val="4472C4" w:themeColor="accent5"/>
+          <w:sz w:val="24"/>
+          <w:szCs w:val="24"/>
+          <w:lang w:val="fr-FR"/>
+        </w:rPr>
+        <w:t>8</w:t>
       </w:r>
       <w:r>
         <w:rPr>
@@ -5848,6 +6507,7 @@
           <w:lang w:val="fr-FR"/>
         </w:rPr>
       </w:pPr>
+      <w:proofErr w:type="gramStart"/>
       <w:r>
         <w:rPr>
           <w:rFonts w:ascii="Arial" w:hAnsi="Arial" w:cs="Arial"/>
@@ -5858,7 +6518,20 @@
           <w:szCs w:val="24"/>
           <w:lang w:val="fr-FR"/>
         </w:rPr>
-        <w:t>v8</w:t>
+        <w:t>v</w:t>
+      </w:r>
+      <w:proofErr w:type="gramEnd"/>
+      <w:r>
+        <w:rPr>
+          <w:rFonts w:ascii="Arial" w:hAnsi="Arial" w:cs="Arial"/>
+          <w:b/>
+          <w:bCs/>
+          <w:color w:val="4472C4" w:themeColor="accent5"/>
+          <w:sz w:val="24"/>
+          <w:szCs w:val="24"/>
+          <w:lang w:val="fr-FR"/>
+        </w:rPr>
+        <w:t>8</w:t>
       </w:r>
       <w:r>
         <w:rPr>
@@ -6100,6 +6773,7 @@
           <w:lang w:val="fr-FR"/>
         </w:rPr>
       </w:pPr>
+      <w:proofErr w:type="gramStart"/>
       <w:r>
         <w:rPr>
           <w:rFonts w:ascii="Arial" w:hAnsi="Arial" w:cs="Arial"/>
@@ -6110,7 +6784,20 @@
           <w:szCs w:val="24"/>
           <w:lang w:val="fr-FR"/>
         </w:rPr>
-        <w:t>v8.0.0</w:t>
+        <w:t>v</w:t>
+      </w:r>
+      <w:proofErr w:type="gramEnd"/>
+      <w:r>
+        <w:rPr>
+          <w:rFonts w:ascii="Arial" w:hAnsi="Arial" w:cs="Arial"/>
+          <w:b/>
+          <w:bCs/>
+          <w:color w:val="4472C4" w:themeColor="accent5"/>
+          <w:sz w:val="24"/>
+          <w:szCs w:val="24"/>
+          <w:lang w:val="fr-FR"/>
+        </w:rPr>
+        <w:t>8.0.0</w:t>
       </w:r>
       <w:r>
         <w:rPr>
@@ -6280,6 +6967,7 @@
           <w:lang w:val="fr-FR"/>
         </w:rPr>
       </w:pPr>
+      <w:proofErr w:type="gramStart"/>
       <w:r>
         <w:rPr>
           <w:rFonts w:ascii="Arial" w:hAnsi="Arial" w:cs="Arial"/>
@@ -6290,7 +6978,21 @@
           <w:szCs w:val="24"/>
           <w:lang w:val="fr-FR"/>
         </w:rPr>
-        <w:t>v7.2.3</w:t>
+        <w:lastRenderedPageBreak/>
+        <w:t>v</w:t>
+      </w:r>
+      <w:proofErr w:type="gramEnd"/>
+      <w:r>
+        <w:rPr>
+          <w:rFonts w:ascii="Arial" w:hAnsi="Arial" w:cs="Arial"/>
+          <w:b/>
+          <w:bCs/>
+          <w:color w:val="4472C4" w:themeColor="accent5"/>
+          <w:sz w:val="24"/>
+          <w:szCs w:val="24"/>
+          <w:lang w:val="fr-FR"/>
+        </w:rPr>
+        <w:t>7.2.3</w:t>
       </w:r>
       <w:r>
         <w:rPr>
@@ -6480,6 +7182,7 @@
           <w:lang w:val="fr-FR"/>
         </w:rPr>
       </w:pPr>
+      <w:proofErr w:type="gramStart"/>
       <w:r>
         <w:rPr>
           <w:rFonts w:ascii="Arial" w:hAnsi="Arial" w:cs="Arial"/>
@@ -6490,7 +7193,20 @@
           <w:szCs w:val="24"/>
           <w:lang w:val="fr-FR"/>
         </w:rPr>
-        <w:t>v7.2.2</w:t>
+        <w:t>v</w:t>
+      </w:r>
+      <w:proofErr w:type="gramEnd"/>
+      <w:r>
+        <w:rPr>
+          <w:rFonts w:ascii="Arial" w:hAnsi="Arial" w:cs="Arial"/>
+          <w:b/>
+          <w:bCs/>
+          <w:color w:val="4472C4" w:themeColor="accent5"/>
+          <w:sz w:val="24"/>
+          <w:szCs w:val="24"/>
+          <w:lang w:val="fr-FR"/>
+        </w:rPr>
+        <w:t>7.2.2</w:t>
       </w:r>
       <w:r>
         <w:rPr>
@@ -6572,18 +7288,7 @@
           <w:szCs w:val="18"/>
           <w:lang w:val="fr-FR"/>
         </w:rPr>
-        <w:t xml:space="preserve"> ou d’un fichier, elles sont ajoutées à l’ensemble de données existant dans leur position respective sur le panneau, préservant ainsi les données de panneau préexistantes relatives à d’autres </w:t>
-      </w:r>
-      <w:r>
-        <w:rPr>
-          <w:rFonts w:ascii="Arial" w:hAnsi="Arial" w:cs="Arial"/>
-          <w:color w:val="1F497D"/>
-          <w:sz w:val="18"/>
-          <w:szCs w:val="18"/>
-          <w:lang w:val="fr-FR"/>
-        </w:rPr>
-        <w:lastRenderedPageBreak/>
-        <w:t>panneaux. Une fenêtre contextuelle de gestion des panneaux a été ajoutée pour l’ajout/la suppression de panneaux.</w:t>
+        <w:t xml:space="preserve"> ou d’un fichier, elles sont ajoutées à l’ensemble de données existant dans leur position respective sur le panneau, préservant ainsi les données de panneau préexistantes relatives à d’autres panneaux. Une fenêtre contextuelle de gestion des panneaux a été ajoutée pour l’ajout/la suppression de panneaux.</w:t>
       </w:r>
     </w:p>
     <w:p>
@@ -6773,6 +7478,7 @@
           <w:lang w:val="fr-FR"/>
         </w:rPr>
       </w:pPr>
+      <w:proofErr w:type="gramStart"/>
       <w:r>
         <w:rPr>
           <w:rFonts w:ascii="Arial" w:hAnsi="Arial" w:cs="Arial"/>
@@ -6783,7 +7489,20 @@
           <w:szCs w:val="24"/>
           <w:lang w:val="fr-FR"/>
         </w:rPr>
-        <w:t>v7.2.1</w:t>
+        <w:t>v</w:t>
+      </w:r>
+      <w:proofErr w:type="gramEnd"/>
+      <w:r>
+        <w:rPr>
+          <w:rFonts w:ascii="Arial" w:hAnsi="Arial" w:cs="Arial"/>
+          <w:b/>
+          <w:bCs/>
+          <w:color w:val="4472C4" w:themeColor="accent5"/>
+          <w:sz w:val="24"/>
+          <w:szCs w:val="24"/>
+          <w:lang w:val="fr-FR"/>
+        </w:rPr>
+        <w:t>7.2.1</w:t>
       </w:r>
       <w:r>
         <w:rPr>
@@ -6893,6 +7612,7 @@
           <w:lang w:val="fr-FR"/>
         </w:rPr>
       </w:pPr>
+      <w:proofErr w:type="gramStart"/>
       <w:r>
         <w:rPr>
           <w:rFonts w:ascii="Arial" w:hAnsi="Arial" w:cs="Arial"/>
@@ -6903,7 +7623,20 @@
           <w:szCs w:val="24"/>
           <w:lang w:val="fr-FR"/>
         </w:rPr>
-        <w:t>v7.1.7</w:t>
+        <w:t>v</w:t>
+      </w:r>
+      <w:proofErr w:type="gramEnd"/>
+      <w:r>
+        <w:rPr>
+          <w:rFonts w:ascii="Arial" w:hAnsi="Arial" w:cs="Arial"/>
+          <w:b/>
+          <w:bCs/>
+          <w:color w:val="4472C4" w:themeColor="accent5"/>
+          <w:sz w:val="24"/>
+          <w:szCs w:val="24"/>
+          <w:lang w:val="fr-FR"/>
+        </w:rPr>
+        <w:t>7.1.7</w:t>
       </w:r>
       <w:r>
         <w:rPr>
@@ -7280,6 +8013,7 @@
           <w:lang w:val="fr-FR"/>
         </w:rPr>
       </w:pPr>
+      <w:proofErr w:type="gramStart"/>
       <w:r>
         <w:rPr>
           <w:rFonts w:ascii="Arial" w:hAnsi="Arial" w:cs="Arial"/>
@@ -7290,7 +8024,20 @@
           <w:szCs w:val="24"/>
           <w:lang w:val="fr-FR"/>
         </w:rPr>
-        <w:t>v7.1.6</w:t>
+        <w:t>v</w:t>
+      </w:r>
+      <w:proofErr w:type="gramEnd"/>
+      <w:r>
+        <w:rPr>
+          <w:rFonts w:ascii="Arial" w:hAnsi="Arial" w:cs="Arial"/>
+          <w:b/>
+          <w:bCs/>
+          <w:color w:val="4472C4" w:themeColor="accent5"/>
+          <w:sz w:val="24"/>
+          <w:szCs w:val="24"/>
+          <w:lang w:val="fr-FR"/>
+        </w:rPr>
+        <w:t>7.1.6</w:t>
       </w:r>
       <w:r>
         <w:rPr>
@@ -7489,6 +8236,7 @@
           <w:lang w:val="fr-FR"/>
         </w:rPr>
       </w:pPr>
+      <w:proofErr w:type="gramStart"/>
       <w:r>
         <w:rPr>
           <w:rFonts w:ascii="Arial" w:hAnsi="Arial" w:cs="Arial"/>
@@ -7499,7 +8247,20 @@
           <w:szCs w:val="24"/>
           <w:lang w:val="fr-FR"/>
         </w:rPr>
-        <w:t>v7.1.3</w:t>
+        <w:t>v</w:t>
+      </w:r>
+      <w:proofErr w:type="gramEnd"/>
+      <w:r>
+        <w:rPr>
+          <w:rFonts w:ascii="Arial" w:hAnsi="Arial" w:cs="Arial"/>
+          <w:b/>
+          <w:bCs/>
+          <w:color w:val="4472C4" w:themeColor="accent5"/>
+          <w:sz w:val="24"/>
+          <w:szCs w:val="24"/>
+          <w:lang w:val="fr-FR"/>
+        </w:rPr>
+        <w:t>7.1.3</w:t>
       </w:r>
       <w:r>
         <w:rPr>
@@ -7629,6 +8390,7 @@
           <w:lang w:val="fr-FR"/>
         </w:rPr>
       </w:pPr>
+      <w:proofErr w:type="gramStart"/>
       <w:r>
         <w:rPr>
           <w:rFonts w:ascii="Arial" w:hAnsi="Arial" w:cs="Arial"/>
@@ -7639,7 +8401,20 @@
           <w:szCs w:val="24"/>
           <w:lang w:val="fr-FR"/>
         </w:rPr>
-        <w:t>v7.1.1</w:t>
+        <w:t>v</w:t>
+      </w:r>
+      <w:proofErr w:type="gramEnd"/>
+      <w:r>
+        <w:rPr>
+          <w:rFonts w:ascii="Arial" w:hAnsi="Arial" w:cs="Arial"/>
+          <w:b/>
+          <w:bCs/>
+          <w:color w:val="4472C4" w:themeColor="accent5"/>
+          <w:sz w:val="24"/>
+          <w:szCs w:val="24"/>
+          <w:lang w:val="fr-FR"/>
+        </w:rPr>
+        <w:t>7.1.1</w:t>
       </w:r>
       <w:r>
         <w:rPr>
@@ -7749,6 +8524,7 @@
           <w:lang w:val="fr-FR"/>
         </w:rPr>
       </w:pPr>
+      <w:proofErr w:type="gramStart"/>
       <w:r>
         <w:rPr>
           <w:rFonts w:ascii="Arial" w:hAnsi="Arial" w:cs="Arial"/>
@@ -7759,7 +8535,20 @@
           <w:szCs w:val="24"/>
           <w:lang w:val="fr-FR"/>
         </w:rPr>
-        <w:t>v7.1.0</w:t>
+        <w:t>v</w:t>
+      </w:r>
+      <w:proofErr w:type="gramEnd"/>
+      <w:r>
+        <w:rPr>
+          <w:rFonts w:ascii="Arial" w:hAnsi="Arial" w:cs="Arial"/>
+          <w:b/>
+          <w:bCs/>
+          <w:color w:val="4472C4" w:themeColor="accent5"/>
+          <w:sz w:val="24"/>
+          <w:szCs w:val="24"/>
+          <w:lang w:val="fr-FR"/>
+        </w:rPr>
+        <w:t>7.1.0</w:t>
       </w:r>
       <w:r>
         <w:rPr>
@@ -8089,6 +8878,7 @@
           <w:lang w:val="fr-FR"/>
         </w:rPr>
       </w:pPr>
+      <w:proofErr w:type="gramStart"/>
       <w:r>
         <w:rPr>
           <w:rFonts w:ascii="Arial" w:hAnsi="Arial" w:cs="Arial"/>
@@ -8099,7 +8889,20 @@
           <w:szCs w:val="24"/>
           <w:lang w:val="fr-FR"/>
         </w:rPr>
-        <w:t>v7.0.10</w:t>
+        <w:t>v</w:t>
+      </w:r>
+      <w:proofErr w:type="gramEnd"/>
+      <w:r>
+        <w:rPr>
+          <w:rFonts w:ascii="Arial" w:hAnsi="Arial" w:cs="Arial"/>
+          <w:b/>
+          <w:bCs/>
+          <w:color w:val="4472C4" w:themeColor="accent5"/>
+          <w:sz w:val="24"/>
+          <w:szCs w:val="24"/>
+          <w:lang w:val="fr-FR"/>
+        </w:rPr>
+        <w:t>7.0.10</w:t>
       </w:r>
       <w:r>
         <w:rPr>
@@ -8299,7 +9102,29 @@
           <w:szCs w:val="18"/>
           <w:lang w:val="fr-FR"/>
         </w:rPr>
-        <w:t>Le contrôle TimePicker peut désormais afficher « --:-- » pour indiquer Jamais</w:t>
+        <w:t>Le contrôle TimePicker peut désormais afficher « </w:t>
+      </w:r>
+      <w:proofErr w:type="gramStart"/>
+      <w:r>
+        <w:rPr>
+          <w:rFonts w:ascii="Arial" w:hAnsi="Arial" w:cs="Arial"/>
+          <w:color w:val="1F4E79" w:themeColor="accent1" w:themeShade="80"/>
+          <w:sz w:val="18"/>
+          <w:szCs w:val="18"/>
+          <w:lang w:val="fr-FR"/>
+        </w:rPr>
+        <w:t>--:--</w:t>
+      </w:r>
+      <w:proofErr w:type="gramEnd"/>
+      <w:r>
+        <w:rPr>
+          <w:rFonts w:ascii="Arial" w:hAnsi="Arial" w:cs="Arial"/>
+          <w:color w:val="1F4E79" w:themeColor="accent1" w:themeShade="80"/>
+          <w:sz w:val="18"/>
+          <w:szCs w:val="18"/>
+          <w:lang w:val="fr-FR"/>
+        </w:rPr>
+        <w:t> » pour indiquer Jamais</w:t>
       </w:r>
       <w:r>
         <w:rPr>
@@ -8347,6 +9172,7 @@
           <w:lang w:val="fr-FR"/>
         </w:rPr>
       </w:pPr>
+      <w:proofErr w:type="gramStart"/>
       <w:r>
         <w:rPr>
           <w:rFonts w:ascii="Arial" w:hAnsi="Arial" w:cs="Arial"/>
@@ -8357,7 +9183,20 @@
           <w:szCs w:val="24"/>
           <w:lang w:val="fr-FR"/>
         </w:rPr>
-        <w:t>v7.0.9</w:t>
+        <w:t>v</w:t>
+      </w:r>
+      <w:proofErr w:type="gramEnd"/>
+      <w:r>
+        <w:rPr>
+          <w:rFonts w:ascii="Arial" w:hAnsi="Arial" w:cs="Arial"/>
+          <w:b/>
+          <w:bCs/>
+          <w:color w:val="4472C4" w:themeColor="accent5"/>
+          <w:sz w:val="24"/>
+          <w:szCs w:val="24"/>
+          <w:lang w:val="fr-FR"/>
+        </w:rPr>
+        <w:t>7.0.9</w:t>
       </w:r>
       <w:r>
         <w:rPr>
@@ -8499,6 +9338,7 @@
           <w:lang w:val="fr-FR"/>
         </w:rPr>
       </w:pPr>
+      <w:proofErr w:type="gramStart"/>
       <w:r>
         <w:rPr>
           <w:rFonts w:ascii="Arial" w:hAnsi="Arial" w:cs="Arial"/>
@@ -8509,7 +9349,20 @@
           <w:szCs w:val="24"/>
           <w:lang w:val="fr-FR"/>
         </w:rPr>
-        <w:t>v7.0.8</w:t>
+        <w:t>v</w:t>
+      </w:r>
+      <w:proofErr w:type="gramEnd"/>
+      <w:r>
+        <w:rPr>
+          <w:rFonts w:ascii="Arial" w:hAnsi="Arial" w:cs="Arial"/>
+          <w:b/>
+          <w:bCs/>
+          <w:color w:val="4472C4" w:themeColor="accent5"/>
+          <w:sz w:val="24"/>
+          <w:szCs w:val="24"/>
+          <w:lang w:val="fr-FR"/>
+        </w:rPr>
+        <w:t>7.0.8</w:t>
       </w:r>
       <w:r>
         <w:rPr>
@@ -8571,7 +9424,29 @@
           <w:szCs w:val="18"/>
           <w:lang w:val="fr-FR"/>
         </w:rPr>
-        <w:t>Le nom de fichier dans la barre d’état est désormais inchangé si le fichier sélectionné ne s’ouvre pas. le message correct lors de la tentative d’ouverture d’un fichier inexistant s’affiche ; la possibilité de le supprimer de la liste des fichiers récents est également disponible</w:t>
+        <w:t xml:space="preserve">Le nom de fichier dans la barre d’état est désormais inchangé si le fichier sélectionné ne s’ouvre pas. </w:t>
+      </w:r>
+      <w:proofErr w:type="gramStart"/>
+      <w:r>
+        <w:rPr>
+          <w:rFonts w:ascii="Arial" w:hAnsi="Arial" w:cs="Arial"/>
+          <w:color w:val="1F4E79" w:themeColor="accent1" w:themeShade="80"/>
+          <w:sz w:val="18"/>
+          <w:szCs w:val="18"/>
+          <w:lang w:val="fr-FR"/>
+        </w:rPr>
+        <w:t>le</w:t>
+      </w:r>
+      <w:proofErr w:type="gramEnd"/>
+      <w:r>
+        <w:rPr>
+          <w:rFonts w:ascii="Arial" w:hAnsi="Arial" w:cs="Arial"/>
+          <w:color w:val="1F4E79" w:themeColor="accent1" w:themeShade="80"/>
+          <w:sz w:val="18"/>
+          <w:szCs w:val="18"/>
+          <w:lang w:val="fr-FR"/>
+        </w:rPr>
+        <w:t xml:space="preserve"> message correct lors de la tentative d’ouverture d’un fichier inexistant s’affiche ; la possibilité de le supprimer de la liste des fichiers récents est également disponible</w:t>
       </w:r>
       <w:r>
         <w:rPr>
@@ -8669,6 +9544,7 @@
           <w:szCs w:val="18"/>
           <w:lang w:val="fr-FR"/>
         </w:rPr>
+        <w:lastRenderedPageBreak/>
         <w:t>-</w:t>
       </w:r>
       <w:r>
@@ -8689,7 +9565,18 @@
           <w:szCs w:val="18"/>
           <w:lang w:val="fr-FR"/>
         </w:rPr>
-        <w:t>L’importation à partir d’un fichier .</w:t>
+        <w:t xml:space="preserve">L’importation à partir d’un </w:t>
+      </w:r>
+      <w:proofErr w:type="gramStart"/>
+      <w:r>
+        <w:rPr>
+          <w:rFonts w:ascii="Arial" w:hAnsi="Arial" w:cs="Arial"/>
+          <w:color w:val="1F4E79" w:themeColor="accent1" w:themeShade="80"/>
+          <w:sz w:val="18"/>
+          <w:szCs w:val="18"/>
+          <w:lang w:val="fr-FR"/>
+        </w:rPr>
+        <w:t>fichier .</w:t>
       </w:r>
       <w:proofErr w:type="spellStart"/>
       <w:r>
@@ -8703,6 +9590,7 @@
         <w:t>xfp</w:t>
       </w:r>
       <w:proofErr w:type="spellEnd"/>
+      <w:proofErr w:type="gramEnd"/>
       <w:r>
         <w:rPr>
           <w:rFonts w:ascii="Arial" w:hAnsi="Arial" w:cs="Arial"/>
@@ -8789,6 +9677,7 @@
           <w:lang w:val="fr-FR"/>
         </w:rPr>
       </w:pPr>
+      <w:proofErr w:type="gramStart"/>
       <w:r>
         <w:rPr>
           <w:rFonts w:ascii="Arial" w:hAnsi="Arial" w:cs="Arial"/>
@@ -8799,7 +9688,20 @@
           <w:szCs w:val="24"/>
           <w:lang w:val="fr-FR"/>
         </w:rPr>
-        <w:t>v7.0.6</w:t>
+        <w:t>v</w:t>
+      </w:r>
+      <w:proofErr w:type="gramEnd"/>
+      <w:r>
+        <w:rPr>
+          <w:rFonts w:ascii="Arial" w:hAnsi="Arial" w:cs="Arial"/>
+          <w:b/>
+          <w:bCs/>
+          <w:color w:val="4472C4" w:themeColor="accent5"/>
+          <w:sz w:val="24"/>
+          <w:szCs w:val="24"/>
+          <w:lang w:val="fr-FR"/>
+        </w:rPr>
+        <w:t>7.0.6</w:t>
       </w:r>
       <w:r>
         <w:rPr>
@@ -8920,7 +9822,18 @@
           <w:szCs w:val="18"/>
           <w:lang w:val="fr-FR"/>
         </w:rPr>
-        <w:t xml:space="preserve">Le téléchargement de la page actuelle n’applique plus que la </w:t>
+        <w:t xml:space="preserve">Le téléchargement de la page actuelle n’applique plus que </w:t>
+      </w:r>
+      <w:proofErr w:type="gramStart"/>
+      <w:r>
+        <w:rPr>
+          <w:rFonts w:ascii="Arial" w:hAnsi="Arial" w:cs="Arial"/>
+          <w:color w:val="1F4E79" w:themeColor="accent1" w:themeShade="80"/>
+          <w:sz w:val="18"/>
+          <w:szCs w:val="18"/>
+          <w:lang w:val="fr-FR"/>
+        </w:rPr>
+        <w:t xml:space="preserve">la </w:t>
       </w:r>
       <w:r>
         <w:rPr>
@@ -8940,7 +9853,18 @@
           <w:szCs w:val="18"/>
           <w:lang w:val="fr-FR"/>
         </w:rPr>
-        <w:t xml:space="preserve"> actuelle ; cela se reflète dans le texte sous les boutons.</w:t>
+        <w:t xml:space="preserve"> actuelle</w:t>
+      </w:r>
+      <w:proofErr w:type="gramEnd"/>
+      <w:r>
+        <w:rPr>
+          <w:rFonts w:ascii="Arial" w:hAnsi="Arial" w:cs="Arial"/>
+          <w:color w:val="1F4E79" w:themeColor="accent1" w:themeShade="80"/>
+          <w:sz w:val="18"/>
+          <w:szCs w:val="18"/>
+          <w:lang w:val="fr-FR"/>
+        </w:rPr>
+        <w:t xml:space="preserve"> ; cela se reflète dans le texte sous les boutons.</w:t>
       </w:r>
     </w:p>
     <w:p>
@@ -9048,7 +9972,6 @@
           <w:szCs w:val="18"/>
           <w:lang w:val="fr-FR"/>
         </w:rPr>
-        <w:lastRenderedPageBreak/>
         <w:t>-</w:t>
       </w:r>
       <w:r>
@@ -9435,6 +10358,7 @@
           <w:lang w:val="fr-FR"/>
         </w:rPr>
       </w:pPr>
+      <w:proofErr w:type="gramStart"/>
       <w:r>
         <w:rPr>
           <w:rFonts w:ascii="Arial" w:hAnsi="Arial" w:cs="Arial"/>
@@ -9445,7 +10369,20 @@
           <w:szCs w:val="24"/>
           <w:lang w:val="fr-FR"/>
         </w:rPr>
-        <w:t>v7.0.5</w:t>
+        <w:t>v</w:t>
+      </w:r>
+      <w:proofErr w:type="gramEnd"/>
+      <w:r>
+        <w:rPr>
+          <w:rFonts w:ascii="Arial" w:hAnsi="Arial" w:cs="Arial"/>
+          <w:b/>
+          <w:bCs/>
+          <w:color w:val="4472C4" w:themeColor="accent5"/>
+          <w:sz w:val="24"/>
+          <w:szCs w:val="24"/>
+          <w:lang w:val="fr-FR"/>
+        </w:rPr>
+        <w:t>7.0.5</w:t>
       </w:r>
       <w:r>
         <w:rPr>
@@ -13929,7 +14866,6 @@
   <w:style w:type="character" w:default="1" w:styleId="DefaultParagraphFont">
     <w:name w:val="Default Paragraph Font"/>
     <w:uiPriority w:val="1"/>
-    <w:semiHidden/>
     <w:unhideWhenUsed/>
   </w:style>
   <w:style w:type="table" w:default="1" w:styleId="TableNormal">

--- a/XFP/Resources/XFP Revision History[fr-FR].docx
+++ b/XFP/Resources/XFP Revision History[fr-FR].docx
@@ -46,7 +46,7 @@
           <w:szCs w:val="24"/>
           <w:lang w:val="fr-FR"/>
         </w:rPr>
-        <w:t>v8.1.12</w:t>
+        <w:t>v8.1.1</w:t>
       </w:r>
       <w:r>
         <w:rPr>
@@ -58,7 +58,7 @@
           <w:szCs w:val="24"/>
           <w:lang w:val="fr-FR"/>
         </w:rPr>
-        <w:tab/>
+        <w:t>3</w:t>
       </w:r>
       <w:r>
         <w:rPr>
@@ -70,7 +70,7 @@
           <w:szCs w:val="24"/>
           <w:lang w:val="fr-FR"/>
         </w:rPr>
-        <w:t>31</w:t>
+        <w:tab/>
       </w:r>
       <w:r>
         <w:rPr>
@@ -82,7 +82,55 @@
           <w:szCs w:val="24"/>
           <w:lang w:val="fr-FR"/>
         </w:rPr>
-        <w:t>/03/2026</w:t>
+        <w:t>0</w:t>
+      </w:r>
+      <w:r>
+        <w:rPr>
+          <w:rFonts w:ascii="Arial" w:hAnsi="Arial" w:cs="Arial"/>
+          <w:b/>
+          <w:bCs/>
+          <w:color w:val="4472C4" w:themeColor="accent5"/>
+          <w:sz w:val="24"/>
+          <w:szCs w:val="24"/>
+          <w:lang w:val="fr-FR"/>
+        </w:rPr>
+        <w:t>1</w:t>
+      </w:r>
+      <w:r>
+        <w:rPr>
+          <w:rFonts w:ascii="Arial" w:hAnsi="Arial" w:cs="Arial"/>
+          <w:b/>
+          <w:bCs/>
+          <w:color w:val="4472C4" w:themeColor="accent5"/>
+          <w:sz w:val="24"/>
+          <w:szCs w:val="24"/>
+          <w:lang w:val="fr-FR"/>
+        </w:rPr>
+        <w:t>/0</w:t>
+      </w:r>
+      <w:r>
+        <w:rPr>
+          <w:rFonts w:ascii="Arial" w:hAnsi="Arial" w:cs="Arial"/>
+          <w:b/>
+          <w:bCs/>
+          <w:color w:val="4472C4" w:themeColor="accent5"/>
+          <w:sz w:val="24"/>
+          <w:szCs w:val="24"/>
+          <w:lang w:val="fr-FR"/>
+        </w:rPr>
+        <w:t>4</w:t>
+      </w:r>
+      <w:r>
+        <w:rPr>
+          <w:rFonts w:ascii="Arial" w:hAnsi="Arial" w:cs="Arial"/>
+          <w:b/>
+          <w:bCs/>
+          <w:color w:val="4472C4" w:themeColor="accent5"/>
+          <w:sz w:val="24"/>
+          <w:szCs w:val="24"/>
+          <w:lang w:val="fr-FR"/>
+        </w:rPr>
+        <w:t>/2026</w:t>
       </w:r>
     </w:p>
     <w:p>

--- a/XFP/Resources/XFP Revision History[fr-FR].docx
+++ b/XFP/Resources/XFP Revision History[fr-FR].docx
@@ -21,12 +21,13 @@
           <w:b/>
           <w:bCs/>
           <w:color w:val="4472C4" w:themeColor="accent5"/>
-          <w:sz w:val="24"/>
-          <w:szCs w:val="24"/>
+          <w:sz w:val="18"/>
+          <w:szCs w:val="18"/>
           <w:lang w:val="fr-FR"/>
         </w:rPr>
         <w:br/>
       </w:r>
+      <w:proofErr w:type="gramStart"/>
       <w:r>
         <w:rPr>
           <w:rFonts w:ascii="Arial" w:hAnsi="Arial" w:cs="Arial"/>
@@ -37,8 +38,9 @@
           <w:szCs w:val="24"/>
           <w:lang w:val="fr-FR"/>
         </w:rPr>
-        <w:t>v8.1.12</w:t>
-      </w:r>
+        <w:t>v</w:t>
+      </w:r>
+      <w:proofErr w:type="gramEnd"/>
       <w:r>
         <w:rPr>
           <w:rFonts w:ascii="Arial" w:hAnsi="Arial" w:cs="Arial"/>
@@ -49,8 +51,93 @@
           <w:szCs w:val="24"/>
           <w:lang w:val="fr-FR"/>
         </w:rPr>
+        <w:t>8.</w:t>
+      </w:r>
+      <w:proofErr w:type="gramStart"/>
+      <w:r>
+        <w:rPr>
+          <w:rFonts w:ascii="Arial" w:hAnsi="Arial" w:cs="Arial"/>
+          <w:b/>
+          <w:bCs/>
+          <w:color w:val="4472C4" w:themeColor="accent5"/>
+          <w:sz w:val="24"/>
+          <w:szCs w:val="24"/>
+          <w:lang w:val="fr-FR"/>
+        </w:rPr>
+        <w:t>1.</w:t>
+      </w:r>
+      <w:r>
+        <w:rPr>
+          <w:rFonts w:ascii="Arial" w:hAnsi="Arial" w:cs="Arial"/>
+          <w:b/>
+          <w:bCs/>
+          <w:color w:val="4472C4" w:themeColor="accent5"/>
+          <w:sz w:val="24"/>
+          <w:szCs w:val="24"/>
+          <w:lang w:val="fr-FR"/>
+        </w:rPr>
+        <w:t>xx</w:t>
+      </w:r>
+      <w:proofErr w:type="gramEnd"/>
+      <w:r>
+        <w:rPr>
+          <w:rFonts w:ascii="Arial" w:hAnsi="Arial" w:cs="Arial"/>
+          <w:b/>
+          <w:bCs/>
+          <w:color w:val="4472C4" w:themeColor="accent5"/>
+          <w:sz w:val="24"/>
+          <w:szCs w:val="24"/>
+          <w:lang w:val="fr-FR"/>
+        </w:rPr>
         <w:tab/>
-        <w:t>xx/xx/2026</w:t>
+      </w:r>
+      <w:r>
+        <w:rPr>
+          <w:rFonts w:ascii="Arial" w:hAnsi="Arial" w:cs="Arial"/>
+          <w:b/>
+          <w:bCs/>
+          <w:color w:val="4472C4" w:themeColor="accent5"/>
+          <w:sz w:val="24"/>
+          <w:szCs w:val="24"/>
+          <w:lang w:val="fr-FR"/>
+        </w:rPr>
+        <w:t>xx</w:t>
+      </w:r>
+      <w:r>
+        <w:rPr>
+          <w:rFonts w:ascii="Arial" w:hAnsi="Arial" w:cs="Arial"/>
+          <w:b/>
+          <w:bCs/>
+          <w:color w:val="4472C4" w:themeColor="accent5"/>
+          <w:sz w:val="24"/>
+          <w:szCs w:val="24"/>
+          <w:lang w:val="fr-FR"/>
+        </w:rPr>
+        <w:t>/</w:t>
+      </w:r>
+      <w:r>
+        <w:rPr>
+          <w:rFonts w:ascii="Arial" w:hAnsi="Arial" w:cs="Arial"/>
+          <w:b/>
+          <w:bCs/>
+          <w:color w:val="4472C4" w:themeColor="accent5"/>
+          <w:sz w:val="24"/>
+          <w:szCs w:val="24"/>
+          <w:lang w:val="fr-FR"/>
+        </w:rPr>
+        <w:t>xx</w:t>
+      </w:r>
+      <w:r>
+        <w:rPr>
+          <w:rFonts w:ascii="Arial" w:hAnsi="Arial" w:cs="Arial"/>
+          <w:b/>
+          <w:bCs/>
+          <w:color w:val="4472C4" w:themeColor="accent5"/>
+          <w:sz w:val="24"/>
+          <w:szCs w:val="24"/>
+          <w:lang w:val="fr-FR"/>
+        </w:rPr>
+        <w:t>/2026</w:t>
       </w:r>
     </w:p>
     <w:p>
@@ -408,6 +495,7 @@
           <w:lang w:val="fr-FR"/>
         </w:rPr>
       </w:pPr>
+      <w:proofErr w:type="gramStart"/>
       <w:r>
         <w:rPr>
           <w:rFonts w:ascii="Arial" w:hAnsi="Arial" w:cs="Arial"/>
@@ -418,8 +506,9 @@
           <w:szCs w:val="24"/>
           <w:lang w:val="fr-FR"/>
         </w:rPr>
-        <w:t>v8.1.1</w:t>
-      </w:r>
+        <w:t>v</w:t>
+      </w:r>
+      <w:proofErr w:type="gramEnd"/>
       <w:r>
         <w:rPr>
           <w:rFonts w:ascii="Arial" w:hAnsi="Arial" w:cs="Arial"/>
@@ -430,7 +519,19 @@
           <w:szCs w:val="24"/>
           <w:lang w:val="fr-FR"/>
         </w:rPr>
-        <w:t>1</w:t>
+        <w:t>8.1.1</w:t>
+      </w:r>
+      <w:r>
+        <w:rPr>
+          <w:rFonts w:ascii="Arial" w:hAnsi="Arial" w:cs="Arial"/>
+          <w:b/>
+          <w:bCs/>
+          <w:color w:val="4472C4" w:themeColor="accent5"/>
+          <w:sz w:val="24"/>
+          <w:szCs w:val="24"/>
+          <w:lang w:val="fr-FR"/>
+        </w:rPr>
+        <w:t>4</w:t>
       </w:r>
       <w:r>
         <w:rPr>
@@ -663,6 +764,7 @@
           <w:lang w:val="fr-FR"/>
         </w:rPr>
       </w:pPr>
+      <w:proofErr w:type="gramStart"/>
       <w:r>
         <w:rPr>
           <w:rFonts w:ascii="Arial" w:hAnsi="Arial" w:cs="Arial"/>
@@ -673,7 +775,20 @@
           <w:szCs w:val="24"/>
           <w:lang w:val="fr-FR"/>
         </w:rPr>
-        <w:t>v8.1.10</w:t>
+        <w:t>v</w:t>
+      </w:r>
+      <w:proofErr w:type="gramEnd"/>
+      <w:r>
+        <w:rPr>
+          <w:rFonts w:ascii="Arial" w:hAnsi="Arial" w:cs="Arial"/>
+          <w:b/>
+          <w:bCs/>
+          <w:color w:val="4472C4" w:themeColor="accent5"/>
+          <w:sz w:val="24"/>
+          <w:szCs w:val="24"/>
+          <w:lang w:val="fr-FR"/>
+        </w:rPr>
+        <w:t>8.1.10</w:t>
       </w:r>
       <w:r>
         <w:rPr>
@@ -813,6 +928,7 @@
           <w:lang w:val="fr-FR"/>
         </w:rPr>
       </w:pPr>
+      <w:proofErr w:type="gramStart"/>
       <w:r>
         <w:rPr>
           <w:rFonts w:ascii="Arial" w:hAnsi="Arial" w:cs="Arial"/>
@@ -823,7 +939,20 @@
           <w:szCs w:val="24"/>
           <w:lang w:val="fr-FR"/>
         </w:rPr>
-        <w:t>v8.1.9</w:t>
+        <w:t>v</w:t>
+      </w:r>
+      <w:proofErr w:type="gramEnd"/>
+      <w:r>
+        <w:rPr>
+          <w:rFonts w:ascii="Arial" w:hAnsi="Arial" w:cs="Arial"/>
+          <w:b/>
+          <w:bCs/>
+          <w:color w:val="4472C4" w:themeColor="accent5"/>
+          <w:sz w:val="24"/>
+          <w:szCs w:val="24"/>
+          <w:lang w:val="fr-FR"/>
+        </w:rPr>
+        <w:t>8.1.9</w:t>
       </w:r>
       <w:r>
         <w:rPr>
@@ -1148,6 +1277,16 @@
           <w:lang w:val="fr-FR"/>
         </w:rPr>
         <w:tab/>
+      </w:r>
+      <w:proofErr w:type="gramStart"/>
+      <w:r>
+        <w:rPr>
+          <w:rFonts w:ascii="Arial" w:hAnsi="Arial" w:cs="Arial"/>
+          <w:color w:val="1F497D"/>
+          <w:sz w:val="18"/>
+          <w:szCs w:val="18"/>
+          <w:lang w:val="fr-FR"/>
+        </w:rPr>
         <w:t xml:space="preserve">Une deuxième </w:t>
       </w:r>
       <w:r>
@@ -1168,7 +1307,18 @@
           <w:szCs w:val="18"/>
           <w:lang w:val="fr-FR"/>
         </w:rPr>
-        <w:t xml:space="preserve"> nouvellement ajoutée est maintenant correctement remplie avec des emplacements d</w:t>
+        <w:t xml:space="preserve"> nouvellement ajoutée</w:t>
+      </w:r>
+      <w:proofErr w:type="gramEnd"/>
+      <w:r>
+        <w:rPr>
+          <w:rFonts w:ascii="Arial" w:hAnsi="Arial" w:cs="Arial"/>
+          <w:color w:val="1F497D"/>
+          <w:sz w:val="18"/>
+          <w:szCs w:val="18"/>
+          <w:lang w:val="fr-FR"/>
+        </w:rPr>
+        <w:t xml:space="preserve"> est maintenant correctement remplie avec des emplacements d</w:t>
       </w:r>
       <w:r>
         <w:rPr>
@@ -1262,6 +1412,7 @@
         </w:rPr>
         <w:t>Prise en charge</w:t>
       </w:r>
+      <w:proofErr w:type="gramStart"/>
       <w:r>
         <w:rPr>
           <w:rFonts w:ascii="Arial" w:hAnsi="Arial" w:cs="Arial"/>
@@ -1282,6 +1433,7 @@
         </w:rPr>
         <w:t>«</w:t>
       </w:r>
+      <w:proofErr w:type="spellStart"/>
       <w:r>
         <w:rPr>
           <w:rFonts w:ascii="Arial" w:hAnsi="Arial" w:cs="Arial"/>
@@ -1292,6 +1444,8 @@
         </w:rPr>
         <w:t>Envision</w:t>
       </w:r>
+      <w:proofErr w:type="spellEnd"/>
+      <w:proofErr w:type="gramEnd"/>
       <w:r>
         <w:rPr>
           <w:rFonts w:ascii="Arial" w:hAnsi="Arial" w:cs="Arial"/>
@@ -1412,6 +1566,7 @@
         </w:rPr>
         <w:t>l’</w:t>
       </w:r>
+      <w:proofErr w:type="spellStart"/>
       <w:r>
         <w:rPr>
           <w:rFonts w:ascii="Arial" w:hAnsi="Arial" w:cs="Arial"/>
@@ -1422,7 +1577,20 @@
           <w:szCs w:val="18"/>
           <w:lang w:val="fr-FR"/>
         </w:rPr>
-        <w:t>Envision et, si oui, les préfixes sont ajoutés.</w:t>
+        <w:t>Envision</w:t>
+      </w:r>
+      <w:proofErr w:type="spellEnd"/>
+      <w:r>
+        <w:rPr>
+          <w:rFonts w:ascii="Arial" w:hAnsi="Arial" w:cs="Arial"/>
+          <w:i/>
+          <w:iCs/>
+          <w:color w:val="1F497D"/>
+          <w:sz w:val="18"/>
+          <w:szCs w:val="18"/>
+          <w:lang w:val="fr-FR"/>
+        </w:rPr>
+        <w:t xml:space="preserve"> et, si oui, les préfixes sont ajoutés.</w:t>
       </w:r>
       <w:r>
         <w:rPr>
@@ -1946,6 +2114,7 @@
           <w:lang w:val="fr-FR"/>
         </w:rPr>
       </w:pPr>
+      <w:proofErr w:type="gramStart"/>
       <w:r>
         <w:rPr>
           <w:rFonts w:ascii="Arial" w:hAnsi="Arial" w:cs="Arial"/>
@@ -1956,7 +2125,20 @@
           <w:szCs w:val="24"/>
           <w:lang w:val="fr-FR"/>
         </w:rPr>
-        <w:t>v8.1.8</w:t>
+        <w:t>v</w:t>
+      </w:r>
+      <w:proofErr w:type="gramEnd"/>
+      <w:r>
+        <w:rPr>
+          <w:rFonts w:ascii="Arial" w:hAnsi="Arial" w:cs="Arial"/>
+          <w:b/>
+          <w:bCs/>
+          <w:color w:val="4472C4" w:themeColor="accent5"/>
+          <w:sz w:val="24"/>
+          <w:szCs w:val="24"/>
+          <w:lang w:val="fr-FR"/>
+        </w:rPr>
+        <w:t>8.1.8</w:t>
       </w:r>
       <w:r>
         <w:rPr>
@@ -2075,7 +2257,18 @@
           <w:szCs w:val="18"/>
           <w:lang w:val="fr-FR"/>
         </w:rPr>
-        <w:t xml:space="preserve">jouter une seconde </w:t>
+        <w:t xml:space="preserve">jouter </w:t>
+      </w:r>
+      <w:proofErr w:type="gramStart"/>
+      <w:r>
+        <w:rPr>
+          <w:rFonts w:ascii="Arial" w:hAnsi="Arial" w:cs="Arial"/>
+          <w:color w:val="1F497D"/>
+          <w:sz w:val="18"/>
+          <w:szCs w:val="18"/>
+          <w:lang w:val="fr-FR"/>
+        </w:rPr>
+        <w:t xml:space="preserve">une seconde </w:t>
       </w:r>
       <w:r>
         <w:rPr>
@@ -2087,6 +2280,7 @@
         </w:rPr>
         <w:t>circuit</w:t>
       </w:r>
+      <w:proofErr w:type="gramEnd"/>
       <w:r>
         <w:rPr>
           <w:rFonts w:ascii="Arial" w:hAnsi="Arial" w:cs="Arial"/>
@@ -2207,6 +2401,7 @@
           <w:lang w:val="fr-FR"/>
         </w:rPr>
       </w:pPr>
+      <w:proofErr w:type="gramStart"/>
       <w:r>
         <w:rPr>
           <w:rFonts w:ascii="Arial" w:hAnsi="Arial" w:cs="Arial"/>
@@ -2217,7 +2412,20 @@
           <w:szCs w:val="24"/>
           <w:lang w:val="fr-FR"/>
         </w:rPr>
-        <w:t>v8.1.7</w:t>
+        <w:t>v</w:t>
+      </w:r>
+      <w:proofErr w:type="gramEnd"/>
+      <w:r>
+        <w:rPr>
+          <w:rFonts w:ascii="Arial" w:hAnsi="Arial" w:cs="Arial"/>
+          <w:b/>
+          <w:bCs/>
+          <w:color w:val="4472C4" w:themeColor="accent5"/>
+          <w:sz w:val="24"/>
+          <w:szCs w:val="24"/>
+          <w:lang w:val="fr-FR"/>
+        </w:rPr>
+        <w:t>8.1.7</w:t>
       </w:r>
       <w:r>
         <w:rPr>
@@ -2334,7 +2542,6 @@
           <w:szCs w:val="18"/>
           <w:lang w:val="fr-FR"/>
         </w:rPr>
-        <w:lastRenderedPageBreak/>
         <w:t>-</w:t>
       </w:r>
       <w:r>
@@ -2346,7 +2553,51 @@
           <w:lang w:val="fr-FR"/>
         </w:rPr>
         <w:tab/>
-        <w:t>L’historique des révisions déplacé (ce document) a été déplacé du menu principal vers la boîte «À propos».</w:t>
+        <w:t>L’historique des révisions déplacé (ce document) a été déplacé du menu principal vers la boîte</w:t>
+      </w:r>
+      <w:proofErr w:type="gramStart"/>
+      <w:r>
+        <w:rPr>
+          <w:rFonts w:ascii="Arial" w:hAnsi="Arial" w:cs="Arial"/>
+          <w:color w:val="1F497D"/>
+          <w:sz w:val="18"/>
+          <w:szCs w:val="18"/>
+          <w:lang w:val="fr-FR"/>
+        </w:rPr>
+        <w:t xml:space="preserve"> «À</w:t>
+      </w:r>
+      <w:proofErr w:type="gramEnd"/>
+      <w:r>
+        <w:rPr>
+          <w:rFonts w:ascii="Arial" w:hAnsi="Arial" w:cs="Arial"/>
+          <w:color w:val="1F497D"/>
+          <w:sz w:val="18"/>
+          <w:szCs w:val="18"/>
+          <w:lang w:val="fr-FR"/>
+        </w:rPr>
+        <w:t xml:space="preserve"> </w:t>
+      </w:r>
+      <w:proofErr w:type="gramStart"/>
+      <w:r>
+        <w:rPr>
+          <w:rFonts w:ascii="Arial" w:hAnsi="Arial" w:cs="Arial"/>
+          <w:color w:val="1F497D"/>
+          <w:sz w:val="18"/>
+          <w:szCs w:val="18"/>
+          <w:lang w:val="fr-FR"/>
+        </w:rPr>
+        <w:t>propos»</w:t>
+      </w:r>
+      <w:proofErr w:type="gramEnd"/>
+      <w:r>
+        <w:rPr>
+          <w:rFonts w:ascii="Arial" w:hAnsi="Arial" w:cs="Arial"/>
+          <w:color w:val="1F497D"/>
+          <w:sz w:val="18"/>
+          <w:szCs w:val="18"/>
+          <w:lang w:val="fr-FR"/>
+        </w:rPr>
+        <w:t>.</w:t>
       </w:r>
     </w:p>
     <w:p>
@@ -2378,6 +2629,7 @@
           <w:szCs w:val="18"/>
           <w:lang w:val="fr-FR"/>
         </w:rPr>
+        <w:lastRenderedPageBreak/>
         <w:t>-</w:t>
       </w:r>
       <w:r>
@@ -2389,7 +2641,29 @@
           <w:lang w:val="fr-FR"/>
         </w:rPr>
         <w:tab/>
-        <w:t>Correction des surcomptes de l'affichage des journaux de communication.</w:t>
+        <w:t xml:space="preserve">Correction des </w:t>
+      </w:r>
+      <w:proofErr w:type="spellStart"/>
+      <w:r>
+        <w:rPr>
+          <w:rFonts w:ascii="Arial" w:hAnsi="Arial" w:cs="Arial"/>
+          <w:color w:val="1F497D"/>
+          <w:sz w:val="18"/>
+          <w:szCs w:val="18"/>
+          <w:lang w:val="fr-FR"/>
+        </w:rPr>
+        <w:t>surcomptes</w:t>
+      </w:r>
+      <w:proofErr w:type="spellEnd"/>
+      <w:r>
+        <w:rPr>
+          <w:rFonts w:ascii="Arial" w:hAnsi="Arial" w:cs="Arial"/>
+          <w:color w:val="1F497D"/>
+          <w:sz w:val="18"/>
+          <w:szCs w:val="18"/>
+          <w:lang w:val="fr-FR"/>
+        </w:rPr>
+        <w:t xml:space="preserve"> de l'affichage des journaux de communication.</w:t>
       </w:r>
     </w:p>
     <w:p>
@@ -2427,6 +2701,7 @@
           <w:lang w:val="fr-FR"/>
         </w:rPr>
       </w:pPr>
+      <w:proofErr w:type="gramStart"/>
       <w:r>
         <w:rPr>
           <w:rFonts w:ascii="Arial" w:hAnsi="Arial" w:cs="Arial"/>
@@ -2437,7 +2712,20 @@
           <w:szCs w:val="24"/>
           <w:lang w:val="fr-FR"/>
         </w:rPr>
-        <w:t>v8.1.6</w:t>
+        <w:t>v</w:t>
+      </w:r>
+      <w:proofErr w:type="gramEnd"/>
+      <w:r>
+        <w:rPr>
+          <w:rFonts w:ascii="Arial" w:hAnsi="Arial" w:cs="Arial"/>
+          <w:b/>
+          <w:bCs/>
+          <w:color w:val="4472C4" w:themeColor="accent5"/>
+          <w:sz w:val="24"/>
+          <w:szCs w:val="24"/>
+          <w:lang w:val="fr-FR"/>
+        </w:rPr>
+        <w:t>8.1.6</w:t>
       </w:r>
       <w:r>
         <w:rPr>
@@ -2571,6 +2859,7 @@
           <w:lang w:val="fr-FR"/>
         </w:rPr>
       </w:pPr>
+      <w:proofErr w:type="gramStart"/>
       <w:r>
         <w:rPr>
           <w:rFonts w:ascii="Arial" w:hAnsi="Arial" w:cs="Arial"/>
@@ -2581,7 +2870,20 @@
           <w:szCs w:val="24"/>
           <w:lang w:val="fr-FR"/>
         </w:rPr>
-        <w:t>v8.1.5</w:t>
+        <w:t>v</w:t>
+      </w:r>
+      <w:proofErr w:type="gramEnd"/>
+      <w:r>
+        <w:rPr>
+          <w:rFonts w:ascii="Arial" w:hAnsi="Arial" w:cs="Arial"/>
+          <w:b/>
+          <w:bCs/>
+          <w:color w:val="4472C4" w:themeColor="accent5"/>
+          <w:sz w:val="24"/>
+          <w:szCs w:val="24"/>
+          <w:lang w:val="fr-FR"/>
+        </w:rPr>
+        <w:t>8.1.5</w:t>
       </w:r>
       <w:r>
         <w:rPr>
@@ -2943,6 +3245,7 @@
           <w:lang w:val="fr-FR"/>
         </w:rPr>
       </w:pPr>
+      <w:proofErr w:type="gramStart"/>
       <w:r>
         <w:rPr>
           <w:rFonts w:ascii="Arial" w:hAnsi="Arial" w:cs="Arial"/>
@@ -2953,7 +3256,20 @@
           <w:szCs w:val="24"/>
           <w:lang w:val="fr-FR"/>
         </w:rPr>
-        <w:t>v8.1.4</w:t>
+        <w:t>v</w:t>
+      </w:r>
+      <w:proofErr w:type="gramEnd"/>
+      <w:r>
+        <w:rPr>
+          <w:rFonts w:ascii="Arial" w:hAnsi="Arial" w:cs="Arial"/>
+          <w:b/>
+          <w:bCs/>
+          <w:color w:val="4472C4" w:themeColor="accent5"/>
+          <w:sz w:val="24"/>
+          <w:szCs w:val="24"/>
+          <w:lang w:val="fr-FR"/>
+        </w:rPr>
+        <w:t>8.1.4</w:t>
       </w:r>
       <w:r>
         <w:rPr>
@@ -3009,7 +3325,29 @@
           <w:lang w:val="fr-FR"/>
         </w:rPr>
         <w:tab/>
-        <w:t>Page des groupes : le délai par phases peut désormais être désactivé en le réglant sur "--:--".</w:t>
+        <w:t>Page des groupes : le délai par phases peut désormais être désactivé en le réglant sur "</w:t>
+      </w:r>
+      <w:proofErr w:type="gramStart"/>
+      <w:r>
+        <w:rPr>
+          <w:rFonts w:ascii="Arial" w:hAnsi="Arial" w:cs="Arial"/>
+          <w:color w:val="1F497D"/>
+          <w:sz w:val="18"/>
+          <w:szCs w:val="18"/>
+          <w:lang w:val="fr-FR"/>
+        </w:rPr>
+        <w:t>--:--</w:t>
+      </w:r>
+      <w:proofErr w:type="gramEnd"/>
+      <w:r>
+        <w:rPr>
+          <w:rFonts w:ascii="Arial" w:hAnsi="Arial" w:cs="Arial"/>
+          <w:color w:val="1F497D"/>
+          <w:sz w:val="18"/>
+          <w:szCs w:val="18"/>
+          <w:lang w:val="fr-FR"/>
+        </w:rPr>
+        <w:t>".</w:t>
       </w:r>
     </w:p>
     <w:p>
@@ -3204,6 +3542,7 @@
         </w:rPr>
       </w:pPr>
       <w:bookmarkStart w:id="1" w:name="_Hlk199945625"/>
+      <w:proofErr w:type="gramStart"/>
       <w:r>
         <w:rPr>
           <w:rFonts w:ascii="Arial" w:hAnsi="Arial" w:cs="Arial"/>
@@ -3214,7 +3553,20 @@
           <w:szCs w:val="24"/>
           <w:lang w:val="fr-FR"/>
         </w:rPr>
-        <w:t>v8.1.3</w:t>
+        <w:t>v</w:t>
+      </w:r>
+      <w:proofErr w:type="gramEnd"/>
+      <w:r>
+        <w:rPr>
+          <w:rFonts w:ascii="Arial" w:hAnsi="Arial" w:cs="Arial"/>
+          <w:b/>
+          <w:bCs/>
+          <w:color w:val="4472C4" w:themeColor="accent5"/>
+          <w:sz w:val="24"/>
+          <w:szCs w:val="24"/>
+          <w:lang w:val="fr-FR"/>
+        </w:rPr>
+        <w:t>8.1.3</w:t>
       </w:r>
       <w:r>
         <w:rPr>
@@ -3498,6 +3850,7 @@
           <w:lang w:val="fr-FR"/>
         </w:rPr>
       </w:pPr>
+      <w:proofErr w:type="gramStart"/>
       <w:r>
         <w:rPr>
           <w:rFonts w:ascii="Arial" w:hAnsi="Arial" w:cs="Arial"/>
@@ -3508,7 +3861,20 @@
           <w:szCs w:val="24"/>
           <w:lang w:val="fr-FR"/>
         </w:rPr>
-        <w:t>v8.1.2</w:t>
+        <w:t>v</w:t>
+      </w:r>
+      <w:proofErr w:type="gramEnd"/>
+      <w:r>
+        <w:rPr>
+          <w:rFonts w:ascii="Arial" w:hAnsi="Arial" w:cs="Arial"/>
+          <w:b/>
+          <w:bCs/>
+          <w:color w:val="4472C4" w:themeColor="accent5"/>
+          <w:sz w:val="24"/>
+          <w:szCs w:val="24"/>
+          <w:lang w:val="fr-FR"/>
+        </w:rPr>
+        <w:t>8.1.2</w:t>
       </w:r>
       <w:r>
         <w:rPr>
@@ -4155,6 +4521,7 @@
           <w:lang w:val="fr-FR"/>
         </w:rPr>
       </w:pPr>
+      <w:proofErr w:type="gramStart"/>
       <w:r>
         <w:rPr>
           <w:rFonts w:ascii="Arial" w:hAnsi="Arial" w:cs="Arial"/>
@@ -4165,7 +4532,20 @@
           <w:szCs w:val="24"/>
           <w:lang w:val="fr-FR"/>
         </w:rPr>
-        <w:t>v8.1.1</w:t>
+        <w:t>v</w:t>
+      </w:r>
+      <w:proofErr w:type="gramEnd"/>
+      <w:r>
+        <w:rPr>
+          <w:rFonts w:ascii="Arial" w:hAnsi="Arial" w:cs="Arial"/>
+          <w:b/>
+          <w:bCs/>
+          <w:color w:val="4472C4" w:themeColor="accent5"/>
+          <w:sz w:val="24"/>
+          <w:szCs w:val="24"/>
+          <w:lang w:val="fr-FR"/>
+        </w:rPr>
+        <w:t>8.1.1</w:t>
       </w:r>
       <w:r>
         <w:rPr>
@@ -4505,6 +4885,7 @@
           <w:lang w:val="fr-FR"/>
         </w:rPr>
       </w:pPr>
+      <w:proofErr w:type="gramStart"/>
       <w:r>
         <w:rPr>
           <w:rFonts w:ascii="Arial" w:hAnsi="Arial" w:cs="Arial"/>
@@ -4515,7 +4896,20 @@
           <w:szCs w:val="24"/>
           <w:lang w:val="fr-FR"/>
         </w:rPr>
-        <w:t>v8.1.1</w:t>
+        <w:t>v</w:t>
+      </w:r>
+      <w:proofErr w:type="gramEnd"/>
+      <w:r>
+        <w:rPr>
+          <w:rFonts w:ascii="Arial" w:hAnsi="Arial" w:cs="Arial"/>
+          <w:b/>
+          <w:bCs/>
+          <w:color w:val="4472C4" w:themeColor="accent5"/>
+          <w:sz w:val="24"/>
+          <w:szCs w:val="24"/>
+          <w:lang w:val="fr-FR"/>
+        </w:rPr>
+        <w:t>8.1.1</w:t>
       </w:r>
       <w:r>
         <w:rPr>
@@ -5010,6 +5404,7 @@
           <w:lang w:val="fr-FR"/>
         </w:rPr>
       </w:pPr>
+      <w:proofErr w:type="gramStart"/>
       <w:r>
         <w:rPr>
           <w:rFonts w:ascii="Arial" w:hAnsi="Arial" w:cs="Arial"/>
@@ -5020,7 +5415,20 @@
           <w:szCs w:val="24"/>
           <w:lang w:val="fr-FR"/>
         </w:rPr>
-        <w:t>v8.</w:t>
+        <w:t>v</w:t>
+      </w:r>
+      <w:proofErr w:type="gramEnd"/>
+      <w:r>
+        <w:rPr>
+          <w:rFonts w:ascii="Arial" w:hAnsi="Arial" w:cs="Arial"/>
+          <w:b/>
+          <w:bCs/>
+          <w:color w:val="4472C4" w:themeColor="accent5"/>
+          <w:sz w:val="24"/>
+          <w:szCs w:val="24"/>
+          <w:lang w:val="fr-FR"/>
+        </w:rPr>
+        <w:t>8.</w:t>
       </w:r>
       <w:r>
         <w:rPr>
@@ -5271,6 +5679,7 @@
           <w:lang w:val="fr-FR"/>
         </w:rPr>
       </w:pPr>
+      <w:proofErr w:type="gramStart"/>
       <w:r>
         <w:rPr>
           <w:rFonts w:ascii="Arial" w:hAnsi="Arial" w:cs="Arial"/>
@@ -5281,7 +5690,20 @@
           <w:szCs w:val="24"/>
           <w:lang w:val="fr-FR"/>
         </w:rPr>
-        <w:t>v8</w:t>
+        <w:t>v</w:t>
+      </w:r>
+      <w:proofErr w:type="gramEnd"/>
+      <w:r>
+        <w:rPr>
+          <w:rFonts w:ascii="Arial" w:hAnsi="Arial" w:cs="Arial"/>
+          <w:b/>
+          <w:bCs/>
+          <w:color w:val="4472C4" w:themeColor="accent5"/>
+          <w:sz w:val="24"/>
+          <w:szCs w:val="24"/>
+          <w:lang w:val="fr-FR"/>
+        </w:rPr>
+        <w:t>8</w:t>
       </w:r>
       <w:r>
         <w:rPr>
@@ -5407,6 +5829,7 @@
           <w:lang w:val="fr-FR"/>
         </w:rPr>
       </w:pPr>
+      <w:proofErr w:type="gramStart"/>
       <w:r>
         <w:rPr>
           <w:rFonts w:ascii="Arial" w:hAnsi="Arial" w:cs="Arial"/>
@@ -5417,7 +5840,20 @@
           <w:szCs w:val="24"/>
           <w:lang w:val="fr-FR"/>
         </w:rPr>
-        <w:t>v8</w:t>
+        <w:t>v</w:t>
+      </w:r>
+      <w:proofErr w:type="gramEnd"/>
+      <w:r>
+        <w:rPr>
+          <w:rFonts w:ascii="Arial" w:hAnsi="Arial" w:cs="Arial"/>
+          <w:b/>
+          <w:bCs/>
+          <w:color w:val="4472C4" w:themeColor="accent5"/>
+          <w:sz w:val="24"/>
+          <w:szCs w:val="24"/>
+          <w:lang w:val="fr-FR"/>
+        </w:rPr>
+        <w:t>8</w:t>
       </w:r>
       <w:r>
         <w:rPr>
@@ -5542,6 +5978,7 @@
           <w:lang w:val="fr-FR"/>
         </w:rPr>
       </w:pPr>
+      <w:proofErr w:type="gramStart"/>
       <w:r>
         <w:rPr>
           <w:rFonts w:ascii="Arial" w:hAnsi="Arial" w:cs="Arial"/>
@@ -5552,7 +5989,20 @@
           <w:szCs w:val="24"/>
           <w:lang w:val="fr-FR"/>
         </w:rPr>
-        <w:t>v8</w:t>
+        <w:t>v</w:t>
+      </w:r>
+      <w:proofErr w:type="gramEnd"/>
+      <w:r>
+        <w:rPr>
+          <w:rFonts w:ascii="Arial" w:hAnsi="Arial" w:cs="Arial"/>
+          <w:b/>
+          <w:bCs/>
+          <w:color w:val="4472C4" w:themeColor="accent5"/>
+          <w:sz w:val="24"/>
+          <w:szCs w:val="24"/>
+          <w:lang w:val="fr-FR"/>
+        </w:rPr>
+        <w:t>8</w:t>
       </w:r>
       <w:r>
         <w:rPr>
@@ -5674,6 +6124,7 @@
           <w:lang w:val="fr-FR"/>
         </w:rPr>
       </w:pPr>
+      <w:proofErr w:type="gramStart"/>
       <w:r>
         <w:rPr>
           <w:rFonts w:ascii="Arial" w:hAnsi="Arial" w:cs="Arial"/>
@@ -5684,7 +6135,20 @@
           <w:szCs w:val="24"/>
           <w:lang w:val="fr-FR"/>
         </w:rPr>
-        <w:t>v8</w:t>
+        <w:t>v</w:t>
+      </w:r>
+      <w:proofErr w:type="gramEnd"/>
+      <w:r>
+        <w:rPr>
+          <w:rFonts w:ascii="Arial" w:hAnsi="Arial" w:cs="Arial"/>
+          <w:b/>
+          <w:bCs/>
+          <w:color w:val="4472C4" w:themeColor="accent5"/>
+          <w:sz w:val="24"/>
+          <w:szCs w:val="24"/>
+          <w:lang w:val="fr-FR"/>
+        </w:rPr>
+        <w:t>8</w:t>
       </w:r>
       <w:r>
         <w:rPr>
@@ -5846,6 +6310,7 @@
           <w:lang w:val="fr-FR"/>
         </w:rPr>
       </w:pPr>
+      <w:proofErr w:type="gramStart"/>
       <w:r>
         <w:rPr>
           <w:rFonts w:ascii="Arial" w:hAnsi="Arial" w:cs="Arial"/>
@@ -5856,7 +6321,20 @@
           <w:szCs w:val="24"/>
           <w:lang w:val="fr-FR"/>
         </w:rPr>
-        <w:t>v8</w:t>
+        <w:t>v</w:t>
+      </w:r>
+      <w:proofErr w:type="gramEnd"/>
+      <w:r>
+        <w:rPr>
+          <w:rFonts w:ascii="Arial" w:hAnsi="Arial" w:cs="Arial"/>
+          <w:b/>
+          <w:bCs/>
+          <w:color w:val="4472C4" w:themeColor="accent5"/>
+          <w:sz w:val="24"/>
+          <w:szCs w:val="24"/>
+          <w:lang w:val="fr-FR"/>
+        </w:rPr>
+        <w:t>8</w:t>
       </w:r>
       <w:r>
         <w:rPr>
@@ -5978,6 +6456,7 @@
           <w:lang w:val="fr-FR"/>
         </w:rPr>
       </w:pPr>
+      <w:proofErr w:type="gramStart"/>
       <w:r>
         <w:rPr>
           <w:rFonts w:ascii="Arial" w:hAnsi="Arial" w:cs="Arial"/>
@@ -5988,7 +6467,20 @@
           <w:szCs w:val="24"/>
           <w:lang w:val="fr-FR"/>
         </w:rPr>
-        <w:t>v8</w:t>
+        <w:t>v</w:t>
+      </w:r>
+      <w:proofErr w:type="gramEnd"/>
+      <w:r>
+        <w:rPr>
+          <w:rFonts w:ascii="Arial" w:hAnsi="Arial" w:cs="Arial"/>
+          <w:b/>
+          <w:bCs/>
+          <w:color w:val="4472C4" w:themeColor="accent5"/>
+          <w:sz w:val="24"/>
+          <w:szCs w:val="24"/>
+          <w:lang w:val="fr-FR"/>
+        </w:rPr>
+        <w:t>8</w:t>
       </w:r>
       <w:r>
         <w:rPr>
@@ -6150,6 +6642,7 @@
           <w:lang w:val="fr-FR"/>
         </w:rPr>
       </w:pPr>
+      <w:proofErr w:type="gramStart"/>
       <w:r>
         <w:rPr>
           <w:rFonts w:ascii="Arial" w:hAnsi="Arial" w:cs="Arial"/>
@@ -6160,7 +6653,20 @@
           <w:szCs w:val="24"/>
           <w:lang w:val="fr-FR"/>
         </w:rPr>
-        <w:t>v8</w:t>
+        <w:t>v</w:t>
+      </w:r>
+      <w:proofErr w:type="gramEnd"/>
+      <w:r>
+        <w:rPr>
+          <w:rFonts w:ascii="Arial" w:hAnsi="Arial" w:cs="Arial"/>
+          <w:b/>
+          <w:bCs/>
+          <w:color w:val="4472C4" w:themeColor="accent5"/>
+          <w:sz w:val="24"/>
+          <w:szCs w:val="24"/>
+          <w:lang w:val="fr-FR"/>
+        </w:rPr>
+        <w:t>8</w:t>
       </w:r>
       <w:r>
         <w:rPr>
@@ -6402,6 +6908,7 @@
           <w:lang w:val="fr-FR"/>
         </w:rPr>
       </w:pPr>
+      <w:proofErr w:type="gramStart"/>
       <w:r>
         <w:rPr>
           <w:rFonts w:ascii="Arial" w:hAnsi="Arial" w:cs="Arial"/>
@@ -6412,7 +6919,20 @@
           <w:szCs w:val="24"/>
           <w:lang w:val="fr-FR"/>
         </w:rPr>
-        <w:t>v8.0.0</w:t>
+        <w:t>v</w:t>
+      </w:r>
+      <w:proofErr w:type="gramEnd"/>
+      <w:r>
+        <w:rPr>
+          <w:rFonts w:ascii="Arial" w:hAnsi="Arial" w:cs="Arial"/>
+          <w:b/>
+          <w:bCs/>
+          <w:color w:val="4472C4" w:themeColor="accent5"/>
+          <w:sz w:val="24"/>
+          <w:szCs w:val="24"/>
+          <w:lang w:val="fr-FR"/>
+        </w:rPr>
+        <w:t>8.0.0</w:t>
       </w:r>
       <w:r>
         <w:rPr>
@@ -6583,6 +7103,7 @@
           <w:lang w:val="fr-FR"/>
         </w:rPr>
       </w:pPr>
+      <w:proofErr w:type="gramStart"/>
       <w:r>
         <w:rPr>
           <w:rFonts w:ascii="Arial" w:hAnsi="Arial" w:cs="Arial"/>
@@ -6593,7 +7114,20 @@
           <w:szCs w:val="24"/>
           <w:lang w:val="fr-FR"/>
         </w:rPr>
-        <w:t>v7.2.3</w:t>
+        <w:t>v</w:t>
+      </w:r>
+      <w:proofErr w:type="gramEnd"/>
+      <w:r>
+        <w:rPr>
+          <w:rFonts w:ascii="Arial" w:hAnsi="Arial" w:cs="Arial"/>
+          <w:b/>
+          <w:bCs/>
+          <w:color w:val="4472C4" w:themeColor="accent5"/>
+          <w:sz w:val="24"/>
+          <w:szCs w:val="24"/>
+          <w:lang w:val="fr-FR"/>
+        </w:rPr>
+        <w:t>7.2.3</w:t>
       </w:r>
       <w:r>
         <w:rPr>
@@ -6783,6 +7317,7 @@
           <w:lang w:val="fr-FR"/>
         </w:rPr>
       </w:pPr>
+      <w:proofErr w:type="gramStart"/>
       <w:r>
         <w:rPr>
           <w:rFonts w:ascii="Arial" w:hAnsi="Arial" w:cs="Arial"/>
@@ -6793,7 +7328,20 @@
           <w:szCs w:val="24"/>
           <w:lang w:val="fr-FR"/>
         </w:rPr>
-        <w:t>v7.2.2</w:t>
+        <w:t>v</w:t>
+      </w:r>
+      <w:proofErr w:type="gramEnd"/>
+      <w:r>
+        <w:rPr>
+          <w:rFonts w:ascii="Arial" w:hAnsi="Arial" w:cs="Arial"/>
+          <w:b/>
+          <w:bCs/>
+          <w:color w:val="4472C4" w:themeColor="accent5"/>
+          <w:sz w:val="24"/>
+          <w:szCs w:val="24"/>
+          <w:lang w:val="fr-FR"/>
+        </w:rPr>
+        <w:t>7.2.2</w:t>
       </w:r>
       <w:r>
         <w:rPr>
@@ -6924,7 +7472,51 @@
           <w:szCs w:val="18"/>
           <w:lang w:val="fr-FR"/>
         </w:rPr>
-        <w:t>Contrôle NumberSpinner : une propriété NumberSet a été ajoutée ; Cela définit l’ensemble des valeurs valides pour le cas où les valeurs valides ne sont pas consécutives, et la possibilité d’afficher le nombre total dans l’ensemble</w:t>
+        <w:t xml:space="preserve">Contrôle </w:t>
+      </w:r>
+      <w:proofErr w:type="spellStart"/>
+      <w:r>
+        <w:rPr>
+          <w:rFonts w:ascii="Arial" w:hAnsi="Arial" w:cs="Arial"/>
+          <w:color w:val="1F4E79" w:themeColor="accent1" w:themeShade="80"/>
+          <w:sz w:val="18"/>
+          <w:szCs w:val="18"/>
+          <w:lang w:val="fr-FR"/>
+        </w:rPr>
+        <w:t>NumberSpinner</w:t>
+      </w:r>
+      <w:proofErr w:type="spellEnd"/>
+      <w:r>
+        <w:rPr>
+          <w:rFonts w:ascii="Arial" w:hAnsi="Arial" w:cs="Arial"/>
+          <w:color w:val="1F4E79" w:themeColor="accent1" w:themeShade="80"/>
+          <w:sz w:val="18"/>
+          <w:szCs w:val="18"/>
+          <w:lang w:val="fr-FR"/>
+        </w:rPr>
+        <w:t xml:space="preserve"> : une propriété </w:t>
+      </w:r>
+      <w:proofErr w:type="spellStart"/>
+      <w:r>
+        <w:rPr>
+          <w:rFonts w:ascii="Arial" w:hAnsi="Arial" w:cs="Arial"/>
+          <w:color w:val="1F4E79" w:themeColor="accent1" w:themeShade="80"/>
+          <w:sz w:val="18"/>
+          <w:szCs w:val="18"/>
+          <w:lang w:val="fr-FR"/>
+        </w:rPr>
+        <w:t>NumberSet</w:t>
+      </w:r>
+      <w:proofErr w:type="spellEnd"/>
+      <w:r>
+        <w:rPr>
+          <w:rFonts w:ascii="Arial" w:hAnsi="Arial" w:cs="Arial"/>
+          <w:color w:val="1F4E79" w:themeColor="accent1" w:themeShade="80"/>
+          <w:sz w:val="18"/>
+          <w:szCs w:val="18"/>
+          <w:lang w:val="fr-FR"/>
+        </w:rPr>
+        <w:t xml:space="preserve"> a été ajoutée ; Cela définit l’ensemble des valeurs valides pour le cas où les valeurs valides ne sont pas consécutives, et la possibilité d’afficher le nombre total dans l’ensemble</w:t>
       </w:r>
       <w:r>
         <w:rPr>
@@ -7021,6 +7613,7 @@
           <w:lang w:val="fr-FR"/>
         </w:rPr>
       </w:pPr>
+      <w:proofErr w:type="gramStart"/>
       <w:r>
         <w:rPr>
           <w:rFonts w:ascii="Arial" w:hAnsi="Arial" w:cs="Arial"/>
@@ -7031,7 +7624,20 @@
           <w:szCs w:val="24"/>
           <w:lang w:val="fr-FR"/>
         </w:rPr>
-        <w:t>v7.2.1</w:t>
+        <w:t>v</w:t>
+      </w:r>
+      <w:proofErr w:type="gramEnd"/>
+      <w:r>
+        <w:rPr>
+          <w:rFonts w:ascii="Arial" w:hAnsi="Arial" w:cs="Arial"/>
+          <w:b/>
+          <w:bCs/>
+          <w:color w:val="4472C4" w:themeColor="accent5"/>
+          <w:sz w:val="24"/>
+          <w:szCs w:val="24"/>
+          <w:lang w:val="fr-FR"/>
+        </w:rPr>
+        <w:t>7.2.1</w:t>
       </w:r>
       <w:r>
         <w:rPr>
@@ -7141,6 +7747,7 @@
           <w:lang w:val="fr-FR"/>
         </w:rPr>
       </w:pPr>
+      <w:proofErr w:type="gramStart"/>
       <w:r>
         <w:rPr>
           <w:rFonts w:ascii="Arial" w:hAnsi="Arial" w:cs="Arial"/>
@@ -7151,7 +7758,20 @@
           <w:szCs w:val="24"/>
           <w:lang w:val="fr-FR"/>
         </w:rPr>
-        <w:t>v7.1.7</w:t>
+        <w:t>v</w:t>
+      </w:r>
+      <w:proofErr w:type="gramEnd"/>
+      <w:r>
+        <w:rPr>
+          <w:rFonts w:ascii="Arial" w:hAnsi="Arial" w:cs="Arial"/>
+          <w:b/>
+          <w:bCs/>
+          <w:color w:val="4472C4" w:themeColor="accent5"/>
+          <w:sz w:val="24"/>
+          <w:szCs w:val="24"/>
+          <w:lang w:val="fr-FR"/>
+        </w:rPr>
+        <w:t>7.1.7</w:t>
       </w:r>
       <w:r>
         <w:rPr>
@@ -7528,6 +8148,7 @@
           <w:lang w:val="fr-FR"/>
         </w:rPr>
       </w:pPr>
+      <w:proofErr w:type="gramStart"/>
       <w:r>
         <w:rPr>
           <w:rFonts w:ascii="Arial" w:hAnsi="Arial" w:cs="Arial"/>
@@ -7538,7 +8159,20 @@
           <w:szCs w:val="24"/>
           <w:lang w:val="fr-FR"/>
         </w:rPr>
-        <w:t>v7.1.6</w:t>
+        <w:t>v</w:t>
+      </w:r>
+      <w:proofErr w:type="gramEnd"/>
+      <w:r>
+        <w:rPr>
+          <w:rFonts w:ascii="Arial" w:hAnsi="Arial" w:cs="Arial"/>
+          <w:b/>
+          <w:bCs/>
+          <w:color w:val="4472C4" w:themeColor="accent5"/>
+          <w:sz w:val="24"/>
+          <w:szCs w:val="24"/>
+          <w:lang w:val="fr-FR"/>
+        </w:rPr>
+        <w:t>7.1.6</w:t>
       </w:r>
       <w:r>
         <w:rPr>
@@ -7737,6 +8371,7 @@
           <w:lang w:val="fr-FR"/>
         </w:rPr>
       </w:pPr>
+      <w:proofErr w:type="gramStart"/>
       <w:r>
         <w:rPr>
           <w:rFonts w:ascii="Arial" w:hAnsi="Arial" w:cs="Arial"/>
@@ -7747,7 +8382,20 @@
           <w:szCs w:val="24"/>
           <w:lang w:val="fr-FR"/>
         </w:rPr>
-        <w:t>v7.1.3</w:t>
+        <w:t>v</w:t>
+      </w:r>
+      <w:proofErr w:type="gramEnd"/>
+      <w:r>
+        <w:rPr>
+          <w:rFonts w:ascii="Arial" w:hAnsi="Arial" w:cs="Arial"/>
+          <w:b/>
+          <w:bCs/>
+          <w:color w:val="4472C4" w:themeColor="accent5"/>
+          <w:sz w:val="24"/>
+          <w:szCs w:val="24"/>
+          <w:lang w:val="fr-FR"/>
+        </w:rPr>
+        <w:t>7.1.3</w:t>
       </w:r>
       <w:r>
         <w:rPr>
@@ -7877,6 +8525,7 @@
           <w:lang w:val="fr-FR"/>
         </w:rPr>
       </w:pPr>
+      <w:proofErr w:type="gramStart"/>
       <w:r>
         <w:rPr>
           <w:rFonts w:ascii="Arial" w:hAnsi="Arial" w:cs="Arial"/>
@@ -7887,7 +8536,20 @@
           <w:szCs w:val="24"/>
           <w:lang w:val="fr-FR"/>
         </w:rPr>
-        <w:t>v7.1.1</w:t>
+        <w:t>v</w:t>
+      </w:r>
+      <w:proofErr w:type="gramEnd"/>
+      <w:r>
+        <w:rPr>
+          <w:rFonts w:ascii="Arial" w:hAnsi="Arial" w:cs="Arial"/>
+          <w:b/>
+          <w:bCs/>
+          <w:color w:val="4472C4" w:themeColor="accent5"/>
+          <w:sz w:val="24"/>
+          <w:szCs w:val="24"/>
+          <w:lang w:val="fr-FR"/>
+        </w:rPr>
+        <w:t>7.1.1</w:t>
       </w:r>
       <w:r>
         <w:rPr>
@@ -7997,6 +8659,7 @@
           <w:lang w:val="fr-FR"/>
         </w:rPr>
       </w:pPr>
+      <w:proofErr w:type="gramStart"/>
       <w:r>
         <w:rPr>
           <w:rFonts w:ascii="Arial" w:hAnsi="Arial" w:cs="Arial"/>
@@ -8007,7 +8670,20 @@
           <w:szCs w:val="24"/>
           <w:lang w:val="fr-FR"/>
         </w:rPr>
-        <w:t>v7.1.0</w:t>
+        <w:t>v</w:t>
+      </w:r>
+      <w:proofErr w:type="gramEnd"/>
+      <w:r>
+        <w:rPr>
+          <w:rFonts w:ascii="Arial" w:hAnsi="Arial" w:cs="Arial"/>
+          <w:b/>
+          <w:bCs/>
+          <w:color w:val="4472C4" w:themeColor="accent5"/>
+          <w:sz w:val="24"/>
+          <w:szCs w:val="24"/>
+          <w:lang w:val="fr-FR"/>
+        </w:rPr>
+        <w:t>7.1.0</w:t>
       </w:r>
       <w:r>
         <w:rPr>
@@ -8069,7 +8745,29 @@
           <w:szCs w:val="18"/>
           <w:lang w:val="fr-FR"/>
         </w:rPr>
-        <w:t>Les modes jour/nuit DeviceData par défaut sont désormais définis en fonction du type d</w:t>
+        <w:t xml:space="preserve">Les modes jour/nuit </w:t>
+      </w:r>
+      <w:proofErr w:type="spellStart"/>
+      <w:r>
+        <w:rPr>
+          <w:rFonts w:ascii="Arial" w:hAnsi="Arial" w:cs="Arial"/>
+          <w:color w:val="1F4E79" w:themeColor="accent1" w:themeShade="80"/>
+          <w:sz w:val="18"/>
+          <w:szCs w:val="18"/>
+          <w:lang w:val="fr-FR"/>
+        </w:rPr>
+        <w:t>DeviceData</w:t>
+      </w:r>
+      <w:proofErr w:type="spellEnd"/>
+      <w:r>
+        <w:rPr>
+          <w:rFonts w:ascii="Arial" w:hAnsi="Arial" w:cs="Arial"/>
+          <w:color w:val="1F4E79" w:themeColor="accent1" w:themeShade="80"/>
+          <w:sz w:val="18"/>
+          <w:szCs w:val="18"/>
+          <w:lang w:val="fr-FR"/>
+        </w:rPr>
+        <w:t xml:space="preserve"> par défaut sont désormais définis en fonction du type d</w:t>
       </w:r>
       <w:r>
         <w:rPr>
@@ -8315,6 +9013,7 @@
           <w:lang w:val="fr-FR"/>
         </w:rPr>
       </w:pPr>
+      <w:proofErr w:type="gramStart"/>
       <w:r>
         <w:rPr>
           <w:rFonts w:ascii="Arial" w:hAnsi="Arial" w:cs="Arial"/>
@@ -8325,7 +9024,20 @@
           <w:szCs w:val="24"/>
           <w:lang w:val="fr-FR"/>
         </w:rPr>
-        <w:t>v7.0.10</w:t>
+        <w:t>v</w:t>
+      </w:r>
+      <w:proofErr w:type="gramEnd"/>
+      <w:r>
+        <w:rPr>
+          <w:rFonts w:ascii="Arial" w:hAnsi="Arial" w:cs="Arial"/>
+          <w:b/>
+          <w:bCs/>
+          <w:color w:val="4472C4" w:themeColor="accent5"/>
+          <w:sz w:val="24"/>
+          <w:szCs w:val="24"/>
+          <w:lang w:val="fr-FR"/>
+        </w:rPr>
+        <w:t>7.0.10</w:t>
       </w:r>
       <w:r>
         <w:rPr>
@@ -8525,7 +9237,51 @@
           <w:szCs w:val="18"/>
           <w:lang w:val="fr-FR"/>
         </w:rPr>
-        <w:t>Le contrôle TimePicker peut désormais afficher « --:-- » pour indiquer Jamais</w:t>
+        <w:t xml:space="preserve">Le contrôle </w:t>
+      </w:r>
+      <w:proofErr w:type="spellStart"/>
+      <w:r>
+        <w:rPr>
+          <w:rFonts w:ascii="Arial" w:hAnsi="Arial" w:cs="Arial"/>
+          <w:color w:val="1F4E79" w:themeColor="accent1" w:themeShade="80"/>
+          <w:sz w:val="18"/>
+          <w:szCs w:val="18"/>
+          <w:lang w:val="fr-FR"/>
+        </w:rPr>
+        <w:t>TimePicker</w:t>
+      </w:r>
+      <w:proofErr w:type="spellEnd"/>
+      <w:r>
+        <w:rPr>
+          <w:rFonts w:ascii="Arial" w:hAnsi="Arial" w:cs="Arial"/>
+          <w:color w:val="1F4E79" w:themeColor="accent1" w:themeShade="80"/>
+          <w:sz w:val="18"/>
+          <w:szCs w:val="18"/>
+          <w:lang w:val="fr-FR"/>
+        </w:rPr>
+        <w:t xml:space="preserve"> peut désormais afficher « </w:t>
+      </w:r>
+      <w:proofErr w:type="gramStart"/>
+      <w:r>
+        <w:rPr>
+          <w:rFonts w:ascii="Arial" w:hAnsi="Arial" w:cs="Arial"/>
+          <w:color w:val="1F4E79" w:themeColor="accent1" w:themeShade="80"/>
+          <w:sz w:val="18"/>
+          <w:szCs w:val="18"/>
+          <w:lang w:val="fr-FR"/>
+        </w:rPr>
+        <w:t>--:--</w:t>
+      </w:r>
+      <w:proofErr w:type="gramEnd"/>
+      <w:r>
+        <w:rPr>
+          <w:rFonts w:ascii="Arial" w:hAnsi="Arial" w:cs="Arial"/>
+          <w:color w:val="1F4E79" w:themeColor="accent1" w:themeShade="80"/>
+          <w:sz w:val="18"/>
+          <w:szCs w:val="18"/>
+          <w:lang w:val="fr-FR"/>
+        </w:rPr>
+        <w:t> » pour indiquer Jamais</w:t>
       </w:r>
       <w:r>
         <w:rPr>
@@ -8573,6 +9329,7 @@
           <w:lang w:val="fr-FR"/>
         </w:rPr>
       </w:pPr>
+      <w:proofErr w:type="gramStart"/>
       <w:r>
         <w:rPr>
           <w:rFonts w:ascii="Arial" w:hAnsi="Arial" w:cs="Arial"/>
@@ -8583,7 +9340,20 @@
           <w:szCs w:val="24"/>
           <w:lang w:val="fr-FR"/>
         </w:rPr>
-        <w:t>v7.0.9</w:t>
+        <w:t>v</w:t>
+      </w:r>
+      <w:proofErr w:type="gramEnd"/>
+      <w:r>
+        <w:rPr>
+          <w:rFonts w:ascii="Arial" w:hAnsi="Arial" w:cs="Arial"/>
+          <w:b/>
+          <w:bCs/>
+          <w:color w:val="4472C4" w:themeColor="accent5"/>
+          <w:sz w:val="24"/>
+          <w:szCs w:val="24"/>
+          <w:lang w:val="fr-FR"/>
+        </w:rPr>
+        <w:t>7.0.9</w:t>
       </w:r>
       <w:r>
         <w:rPr>
@@ -8725,6 +9495,7 @@
           <w:lang w:val="fr-FR"/>
         </w:rPr>
       </w:pPr>
+      <w:proofErr w:type="gramStart"/>
       <w:r>
         <w:rPr>
           <w:rFonts w:ascii="Arial" w:hAnsi="Arial" w:cs="Arial"/>
@@ -8735,7 +9506,20 @@
           <w:szCs w:val="24"/>
           <w:lang w:val="fr-FR"/>
         </w:rPr>
-        <w:t>v7.0.8</w:t>
+        <w:t>v</w:t>
+      </w:r>
+      <w:proofErr w:type="gramEnd"/>
+      <w:r>
+        <w:rPr>
+          <w:rFonts w:ascii="Arial" w:hAnsi="Arial" w:cs="Arial"/>
+          <w:b/>
+          <w:bCs/>
+          <w:color w:val="4472C4" w:themeColor="accent5"/>
+          <w:sz w:val="24"/>
+          <w:szCs w:val="24"/>
+          <w:lang w:val="fr-FR"/>
+        </w:rPr>
+        <w:t>7.0.8</w:t>
       </w:r>
       <w:r>
         <w:rPr>
@@ -8797,7 +9581,29 @@
           <w:szCs w:val="18"/>
           <w:lang w:val="fr-FR"/>
         </w:rPr>
-        <w:t>Le nom de fichier dans la barre d’état est désormais inchangé si le fichier sélectionné ne s’ouvre pas. le message correct lors de la tentative d’ouverture d’un fichier inexistant s’affiche ; la possibilité de le supprimer de la liste des fichiers récents est également disponible</w:t>
+        <w:t xml:space="preserve">Le nom de fichier dans la barre d’état est désormais inchangé si le fichier sélectionné ne s’ouvre pas. </w:t>
+      </w:r>
+      <w:proofErr w:type="gramStart"/>
+      <w:r>
+        <w:rPr>
+          <w:rFonts w:ascii="Arial" w:hAnsi="Arial" w:cs="Arial"/>
+          <w:color w:val="1F4E79" w:themeColor="accent1" w:themeShade="80"/>
+          <w:sz w:val="18"/>
+          <w:szCs w:val="18"/>
+          <w:lang w:val="fr-FR"/>
+        </w:rPr>
+        <w:t>le</w:t>
+      </w:r>
+      <w:proofErr w:type="gramEnd"/>
+      <w:r>
+        <w:rPr>
+          <w:rFonts w:ascii="Arial" w:hAnsi="Arial" w:cs="Arial"/>
+          <w:color w:val="1F4E79" w:themeColor="accent1" w:themeShade="80"/>
+          <w:sz w:val="18"/>
+          <w:szCs w:val="18"/>
+          <w:lang w:val="fr-FR"/>
+        </w:rPr>
+        <w:t xml:space="preserve"> message correct lors de la tentative d’ouverture d’un fichier inexistant s’affiche ; la possibilité de le supprimer de la liste des fichiers récents est également disponible</w:t>
       </w:r>
       <w:r>
         <w:rPr>
@@ -8916,7 +9722,41 @@
           <w:szCs w:val="18"/>
           <w:lang w:val="fr-FR"/>
         </w:rPr>
-        <w:t>L’importation à partir d’un fichier .xfp définit désormais correctement les paramètres de volume d</w:t>
+        <w:t xml:space="preserve">L’importation à partir d’un </w:t>
+      </w:r>
+      <w:proofErr w:type="gramStart"/>
+      <w:r>
+        <w:rPr>
+          <w:rFonts w:ascii="Arial" w:hAnsi="Arial" w:cs="Arial"/>
+          <w:color w:val="1F4E79" w:themeColor="accent1" w:themeShade="80"/>
+          <w:sz w:val="18"/>
+          <w:szCs w:val="18"/>
+          <w:lang w:val="fr-FR"/>
+        </w:rPr>
+        <w:t>fichier .</w:t>
+      </w:r>
+      <w:proofErr w:type="spellStart"/>
+      <w:r>
+        <w:rPr>
+          <w:rFonts w:ascii="Arial" w:hAnsi="Arial" w:cs="Arial"/>
+          <w:color w:val="1F4E79" w:themeColor="accent1" w:themeShade="80"/>
+          <w:sz w:val="18"/>
+          <w:szCs w:val="18"/>
+          <w:lang w:val="fr-FR"/>
+        </w:rPr>
+        <w:t>xfp</w:t>
+      </w:r>
+      <w:proofErr w:type="spellEnd"/>
+      <w:proofErr w:type="gramEnd"/>
+      <w:r>
+        <w:rPr>
+          <w:rFonts w:ascii="Arial" w:hAnsi="Arial" w:cs="Arial"/>
+          <w:color w:val="1F4E79" w:themeColor="accent1" w:themeShade="80"/>
+          <w:sz w:val="18"/>
+          <w:szCs w:val="18"/>
+          <w:lang w:val="fr-FR"/>
+        </w:rPr>
+        <w:t xml:space="preserve"> définit désormais correctement les paramètres de volume d</w:t>
       </w:r>
       <w:r>
         <w:rPr>
@@ -8994,6 +9834,7 @@
           <w:lang w:val="fr-FR"/>
         </w:rPr>
       </w:pPr>
+      <w:proofErr w:type="gramStart"/>
       <w:r>
         <w:rPr>
           <w:rFonts w:ascii="Arial" w:hAnsi="Arial" w:cs="Arial"/>
@@ -9004,7 +9845,20 @@
           <w:szCs w:val="24"/>
           <w:lang w:val="fr-FR"/>
         </w:rPr>
-        <w:t>v7.0.6</w:t>
+        <w:t>v</w:t>
+      </w:r>
+      <w:proofErr w:type="gramEnd"/>
+      <w:r>
+        <w:rPr>
+          <w:rFonts w:ascii="Arial" w:hAnsi="Arial" w:cs="Arial"/>
+          <w:b/>
+          <w:bCs/>
+          <w:color w:val="4472C4" w:themeColor="accent5"/>
+          <w:sz w:val="24"/>
+          <w:szCs w:val="24"/>
+          <w:lang w:val="fr-FR"/>
+        </w:rPr>
+        <w:t>7.0.6</w:t>
       </w:r>
       <w:r>
         <w:rPr>
@@ -9125,7 +9979,18 @@
           <w:szCs w:val="18"/>
           <w:lang w:val="fr-FR"/>
         </w:rPr>
-        <w:t xml:space="preserve">Le téléchargement de la page actuelle n’applique plus que la </w:t>
+        <w:t xml:space="preserve">Le téléchargement de la page actuelle n’applique plus que </w:t>
+      </w:r>
+      <w:proofErr w:type="gramStart"/>
+      <w:r>
+        <w:rPr>
+          <w:rFonts w:ascii="Arial" w:hAnsi="Arial" w:cs="Arial"/>
+          <w:color w:val="1F4E79" w:themeColor="accent1" w:themeShade="80"/>
+          <w:sz w:val="18"/>
+          <w:szCs w:val="18"/>
+          <w:lang w:val="fr-FR"/>
+        </w:rPr>
+        <w:t xml:space="preserve">la </w:t>
       </w:r>
       <w:r>
         <w:rPr>
@@ -9145,7 +10010,18 @@
           <w:szCs w:val="18"/>
           <w:lang w:val="fr-FR"/>
         </w:rPr>
-        <w:t xml:space="preserve"> actuelle ; cela se reflète dans le texte sous les boutons.</w:t>
+        <w:t xml:space="preserve"> actuelle</w:t>
+      </w:r>
+      <w:proofErr w:type="gramEnd"/>
+      <w:r>
+        <w:rPr>
+          <w:rFonts w:ascii="Arial" w:hAnsi="Arial" w:cs="Arial"/>
+          <w:color w:val="1F4E79" w:themeColor="accent1" w:themeShade="80"/>
+          <w:sz w:val="18"/>
+          <w:szCs w:val="18"/>
+          <w:lang w:val="fr-FR"/>
+        </w:rPr>
+        <w:t xml:space="preserve"> ; cela se reflète dans le texte sous les boutons.</w:t>
       </w:r>
     </w:p>
     <w:p>
@@ -9510,7 +10386,29 @@
           <w:szCs w:val="18"/>
           <w:lang w:val="fr-FR"/>
         </w:rPr>
-        <w:t>L’option Déconneter a été ajoutée au menu des paramètres du port série</w:t>
+        <w:t xml:space="preserve">L’option </w:t>
+      </w:r>
+      <w:proofErr w:type="spellStart"/>
+      <w:r>
+        <w:rPr>
+          <w:rFonts w:ascii="Arial" w:hAnsi="Arial" w:cs="Arial"/>
+          <w:color w:val="1F497D"/>
+          <w:sz w:val="18"/>
+          <w:szCs w:val="18"/>
+          <w:lang w:val="fr-FR"/>
+        </w:rPr>
+        <w:t>Déconneter</w:t>
+      </w:r>
+      <w:proofErr w:type="spellEnd"/>
+      <w:r>
+        <w:rPr>
+          <w:rFonts w:ascii="Arial" w:hAnsi="Arial" w:cs="Arial"/>
+          <w:color w:val="1F497D"/>
+          <w:sz w:val="18"/>
+          <w:szCs w:val="18"/>
+          <w:lang w:val="fr-FR"/>
+        </w:rPr>
+        <w:t xml:space="preserve"> a été ajoutée au menu des paramètres du port série</w:t>
       </w:r>
       <w:r>
         <w:rPr>
@@ -9569,7 +10467,29 @@
           <w:szCs w:val="18"/>
           <w:lang w:val="fr-FR"/>
         </w:rPr>
-        <w:t>Correction du contrôle TimePicker afin que son format d’heure reflète désormais un changement de langue</w:t>
+        <w:t xml:space="preserve">Correction du contrôle </w:t>
+      </w:r>
+      <w:proofErr w:type="spellStart"/>
+      <w:r>
+        <w:rPr>
+          <w:rFonts w:ascii="Arial" w:hAnsi="Arial" w:cs="Arial"/>
+          <w:color w:val="1F4E79" w:themeColor="accent1" w:themeShade="80"/>
+          <w:sz w:val="18"/>
+          <w:szCs w:val="18"/>
+          <w:lang w:val="fr-FR"/>
+        </w:rPr>
+        <w:t>TimePicker</w:t>
+      </w:r>
+      <w:proofErr w:type="spellEnd"/>
+      <w:r>
+        <w:rPr>
+          <w:rFonts w:ascii="Arial" w:hAnsi="Arial" w:cs="Arial"/>
+          <w:color w:val="1F4E79" w:themeColor="accent1" w:themeShade="80"/>
+          <w:sz w:val="18"/>
+          <w:szCs w:val="18"/>
+          <w:lang w:val="fr-FR"/>
+        </w:rPr>
+        <w:t xml:space="preserve"> afin que son format d’heure reflète désormais un changement de langue</w:t>
       </w:r>
       <w:r>
         <w:rPr>
@@ -9617,6 +10537,7 @@
           <w:lang w:val="fr-FR"/>
         </w:rPr>
       </w:pPr>
+      <w:proofErr w:type="gramStart"/>
       <w:r>
         <w:rPr>
           <w:rFonts w:ascii="Arial" w:hAnsi="Arial" w:cs="Arial"/>
@@ -9627,7 +10548,20 @@
           <w:szCs w:val="24"/>
           <w:lang w:val="fr-FR"/>
         </w:rPr>
-        <w:t>v7.0.5</w:t>
+        <w:t>v</w:t>
+      </w:r>
+      <w:proofErr w:type="gramEnd"/>
+      <w:r>
+        <w:rPr>
+          <w:rFonts w:ascii="Arial" w:hAnsi="Arial" w:cs="Arial"/>
+          <w:b/>
+          <w:bCs/>
+          <w:color w:val="4472C4" w:themeColor="accent5"/>
+          <w:sz w:val="24"/>
+          <w:szCs w:val="24"/>
+          <w:lang w:val="fr-FR"/>
+        </w:rPr>
+        <w:t>7.0.5</w:t>
       </w:r>
       <w:r>
         <w:rPr>

--- a/XFP/Resources/XFP Revision History[fr-FR].docx
+++ b/XFP/Resources/XFP Revision History[fr-FR].docx
@@ -58,7 +58,7 @@
           <w:szCs w:val="24"/>
           <w:lang w:val="fr-FR"/>
         </w:rPr>
-        <w:t>3</w:t>
+        <w:t>4</w:t>
       </w:r>
       <w:r>
         <w:rPr>

--- a/XFP/Resources/XFP Revision History[fr-FR].docx
+++ b/XFP/Resources/XFP Revision History[fr-FR].docx
@@ -36,6 +36,7 @@
           <w:lang w:val="fr-FR"/>
         </w:rPr>
       </w:pPr>
+      <w:proofErr w:type="gramStart"/>
       <w:r>
         <w:rPr>
           <w:rFonts w:ascii="Arial" w:hAnsi="Arial" w:cs="Arial"/>
@@ -46,7 +47,20 @@
           <w:szCs w:val="24"/>
           <w:lang w:val="fr-FR"/>
         </w:rPr>
-        <w:t>v8.1.1</w:t>
+        <w:t>v</w:t>
+      </w:r>
+      <w:proofErr w:type="gramEnd"/>
+      <w:r>
+        <w:rPr>
+          <w:rFonts w:ascii="Arial" w:hAnsi="Arial" w:cs="Arial"/>
+          <w:b/>
+          <w:bCs/>
+          <w:color w:val="4472C4" w:themeColor="accent5"/>
+          <w:sz w:val="24"/>
+          <w:szCs w:val="24"/>
+          <w:lang w:val="fr-FR"/>
+        </w:rPr>
+        <w:t>8.1.1</w:t>
       </w:r>
       <w:r>
         <w:rPr>
@@ -350,6 +364,7 @@
           <w:lang w:val="fr-FR"/>
         </w:rPr>
       </w:pPr>
+      <w:proofErr w:type="gramStart"/>
       <w:r>
         <w:rPr>
           <w:rFonts w:ascii="Arial" w:hAnsi="Arial" w:cs="Arial"/>
@@ -360,7 +375,20 @@
           <w:szCs w:val="24"/>
           <w:lang w:val="fr-FR"/>
         </w:rPr>
-        <w:t>v8.1.10</w:t>
+        <w:t>v</w:t>
+      </w:r>
+      <w:proofErr w:type="gramEnd"/>
+      <w:r>
+        <w:rPr>
+          <w:rFonts w:ascii="Arial" w:hAnsi="Arial" w:cs="Arial"/>
+          <w:b/>
+          <w:bCs/>
+          <w:color w:val="4472C4" w:themeColor="accent5"/>
+          <w:sz w:val="24"/>
+          <w:szCs w:val="24"/>
+          <w:lang w:val="fr-FR"/>
+        </w:rPr>
+        <w:t>8.1.10</w:t>
       </w:r>
       <w:r>
         <w:rPr>
@@ -490,6 +518,7 @@
           <w:lang w:val="fr-FR"/>
         </w:rPr>
       </w:pPr>
+      <w:proofErr w:type="gramStart"/>
       <w:r>
         <w:rPr>
           <w:rFonts w:ascii="Arial" w:hAnsi="Arial" w:cs="Arial"/>
@@ -500,7 +529,20 @@
           <w:szCs w:val="24"/>
           <w:lang w:val="fr-FR"/>
         </w:rPr>
-        <w:t>v8.1.9</w:t>
+        <w:t>v</w:t>
+      </w:r>
+      <w:proofErr w:type="gramEnd"/>
+      <w:r>
+        <w:rPr>
+          <w:rFonts w:ascii="Arial" w:hAnsi="Arial" w:cs="Arial"/>
+          <w:b/>
+          <w:bCs/>
+          <w:color w:val="4472C4" w:themeColor="accent5"/>
+          <w:sz w:val="24"/>
+          <w:szCs w:val="24"/>
+          <w:lang w:val="fr-FR"/>
+        </w:rPr>
+        <w:t>8.1.9</w:t>
       </w:r>
       <w:r>
         <w:rPr>
@@ -825,6 +867,16 @@
           <w:lang w:val="fr-FR"/>
         </w:rPr>
         <w:tab/>
+      </w:r>
+      <w:proofErr w:type="gramStart"/>
+      <w:r>
+        <w:rPr>
+          <w:rFonts w:ascii="Arial" w:hAnsi="Arial" w:cs="Arial"/>
+          <w:color w:val="1F497D"/>
+          <w:sz w:val="18"/>
+          <w:szCs w:val="18"/>
+          <w:lang w:val="fr-FR"/>
+        </w:rPr>
         <w:t xml:space="preserve">Une deuxième </w:t>
       </w:r>
       <w:r>
@@ -845,7 +897,18 @@
           <w:szCs w:val="18"/>
           <w:lang w:val="fr-FR"/>
         </w:rPr>
-        <w:t xml:space="preserve"> nouvellement ajoutée est maintenant correctement remplie avec des emplacements d</w:t>
+        <w:t xml:space="preserve"> nouvellement ajoutée</w:t>
+      </w:r>
+      <w:proofErr w:type="gramEnd"/>
+      <w:r>
+        <w:rPr>
+          <w:rFonts w:ascii="Arial" w:hAnsi="Arial" w:cs="Arial"/>
+          <w:color w:val="1F497D"/>
+          <w:sz w:val="18"/>
+          <w:szCs w:val="18"/>
+          <w:lang w:val="fr-FR"/>
+        </w:rPr>
+        <w:t xml:space="preserve"> est maintenant correctement remplie avec des emplacements d</w:t>
       </w:r>
       <w:r>
         <w:rPr>
@@ -939,6 +1002,7 @@
         </w:rPr>
         <w:t>Prise en charge</w:t>
       </w:r>
+      <w:proofErr w:type="gramStart"/>
       <w:r>
         <w:rPr>
           <w:rFonts w:ascii="Arial" w:hAnsi="Arial" w:cs="Arial"/>
@@ -959,6 +1023,7 @@
         </w:rPr>
         <w:t>«</w:t>
       </w:r>
+      <w:proofErr w:type="spellStart"/>
       <w:r>
         <w:rPr>
           <w:rFonts w:ascii="Arial" w:hAnsi="Arial" w:cs="Arial"/>
@@ -969,6 +1034,8 @@
         </w:rPr>
         <w:t>Envision</w:t>
       </w:r>
+      <w:proofErr w:type="spellEnd"/>
+      <w:proofErr w:type="gramEnd"/>
       <w:r>
         <w:rPr>
           <w:rFonts w:ascii="Arial" w:hAnsi="Arial" w:cs="Arial"/>
@@ -1089,6 +1156,7 @@
         </w:rPr>
         <w:t>l’</w:t>
       </w:r>
+      <w:proofErr w:type="spellStart"/>
       <w:r>
         <w:rPr>
           <w:rFonts w:ascii="Arial" w:hAnsi="Arial" w:cs="Arial"/>
@@ -1099,7 +1167,20 @@
           <w:szCs w:val="18"/>
           <w:lang w:val="fr-FR"/>
         </w:rPr>
-        <w:t>Envision et, si oui, les préfixes sont ajoutés.</w:t>
+        <w:t>Envision</w:t>
+      </w:r>
+      <w:proofErr w:type="spellEnd"/>
+      <w:r>
+        <w:rPr>
+          <w:rFonts w:ascii="Arial" w:hAnsi="Arial" w:cs="Arial"/>
+          <w:i/>
+          <w:iCs/>
+          <w:color w:val="1F497D"/>
+          <w:sz w:val="18"/>
+          <w:szCs w:val="18"/>
+          <w:lang w:val="fr-FR"/>
+        </w:rPr>
+        <w:t xml:space="preserve"> et, si oui, les préfixes sont ajoutés.</w:t>
       </w:r>
       <w:r>
         <w:rPr>
@@ -1623,6 +1704,7 @@
           <w:lang w:val="fr-FR"/>
         </w:rPr>
       </w:pPr>
+      <w:proofErr w:type="gramStart"/>
       <w:r>
         <w:rPr>
           <w:rFonts w:ascii="Arial" w:hAnsi="Arial" w:cs="Arial"/>
@@ -1633,7 +1715,20 @@
           <w:szCs w:val="24"/>
           <w:lang w:val="fr-FR"/>
         </w:rPr>
-        <w:t>v8.1.8</w:t>
+        <w:t>v</w:t>
+      </w:r>
+      <w:proofErr w:type="gramEnd"/>
+      <w:r>
+        <w:rPr>
+          <w:rFonts w:ascii="Arial" w:hAnsi="Arial" w:cs="Arial"/>
+          <w:b/>
+          <w:bCs/>
+          <w:color w:val="4472C4" w:themeColor="accent5"/>
+          <w:sz w:val="24"/>
+          <w:szCs w:val="24"/>
+          <w:lang w:val="fr-FR"/>
+        </w:rPr>
+        <w:t>8.1.8</w:t>
       </w:r>
       <w:r>
         <w:rPr>
@@ -1752,7 +1847,18 @@
           <w:szCs w:val="18"/>
           <w:lang w:val="fr-FR"/>
         </w:rPr>
-        <w:t xml:space="preserve">jouter une seconde </w:t>
+        <w:t xml:space="preserve">jouter </w:t>
+      </w:r>
+      <w:proofErr w:type="gramStart"/>
+      <w:r>
+        <w:rPr>
+          <w:rFonts w:ascii="Arial" w:hAnsi="Arial" w:cs="Arial"/>
+          <w:color w:val="1F497D"/>
+          <w:sz w:val="18"/>
+          <w:szCs w:val="18"/>
+          <w:lang w:val="fr-FR"/>
+        </w:rPr>
+        <w:t xml:space="preserve">une seconde </w:t>
       </w:r>
       <w:r>
         <w:rPr>
@@ -1764,6 +1870,7 @@
         </w:rPr>
         <w:t>circuit</w:t>
       </w:r>
+      <w:proofErr w:type="gramEnd"/>
       <w:r>
         <w:rPr>
           <w:rFonts w:ascii="Arial" w:hAnsi="Arial" w:cs="Arial"/>
@@ -1884,6 +1991,7 @@
           <w:lang w:val="fr-FR"/>
         </w:rPr>
       </w:pPr>
+      <w:proofErr w:type="gramStart"/>
       <w:r>
         <w:rPr>
           <w:rFonts w:ascii="Arial" w:hAnsi="Arial" w:cs="Arial"/>
@@ -1894,7 +2002,20 @@
           <w:szCs w:val="24"/>
           <w:lang w:val="fr-FR"/>
         </w:rPr>
-        <w:t>v8.1.7</w:t>
+        <w:t>v</w:t>
+      </w:r>
+      <w:proofErr w:type="gramEnd"/>
+      <w:r>
+        <w:rPr>
+          <w:rFonts w:ascii="Arial" w:hAnsi="Arial" w:cs="Arial"/>
+          <w:b/>
+          <w:bCs/>
+          <w:color w:val="4472C4" w:themeColor="accent5"/>
+          <w:sz w:val="24"/>
+          <w:szCs w:val="24"/>
+          <w:lang w:val="fr-FR"/>
+        </w:rPr>
+        <w:t>8.1.7</w:t>
       </w:r>
       <w:r>
         <w:rPr>
@@ -2022,7 +2143,51 @@
           <w:lang w:val="fr-FR"/>
         </w:rPr>
         <w:tab/>
-        <w:t>L’historique des révisions déplacé (ce document) a été déplacé du menu principal vers la boîte «À propos».</w:t>
+        <w:t>L’historique des révisions déplacé (ce document) a été déplacé du menu principal vers la boîte</w:t>
+      </w:r>
+      <w:proofErr w:type="gramStart"/>
+      <w:r>
+        <w:rPr>
+          <w:rFonts w:ascii="Arial" w:hAnsi="Arial" w:cs="Arial"/>
+          <w:color w:val="1F497D"/>
+          <w:sz w:val="18"/>
+          <w:szCs w:val="18"/>
+          <w:lang w:val="fr-FR"/>
+        </w:rPr>
+        <w:t xml:space="preserve"> «À</w:t>
+      </w:r>
+      <w:proofErr w:type="gramEnd"/>
+      <w:r>
+        <w:rPr>
+          <w:rFonts w:ascii="Arial" w:hAnsi="Arial" w:cs="Arial"/>
+          <w:color w:val="1F497D"/>
+          <w:sz w:val="18"/>
+          <w:szCs w:val="18"/>
+          <w:lang w:val="fr-FR"/>
+        </w:rPr>
+        <w:t xml:space="preserve"> </w:t>
+      </w:r>
+      <w:proofErr w:type="gramStart"/>
+      <w:r>
+        <w:rPr>
+          <w:rFonts w:ascii="Arial" w:hAnsi="Arial" w:cs="Arial"/>
+          <w:color w:val="1F497D"/>
+          <w:sz w:val="18"/>
+          <w:szCs w:val="18"/>
+          <w:lang w:val="fr-FR"/>
+        </w:rPr>
+        <w:t>propos»</w:t>
+      </w:r>
+      <w:proofErr w:type="gramEnd"/>
+      <w:r>
+        <w:rPr>
+          <w:rFonts w:ascii="Arial" w:hAnsi="Arial" w:cs="Arial"/>
+          <w:color w:val="1F497D"/>
+          <w:sz w:val="18"/>
+          <w:szCs w:val="18"/>
+          <w:lang w:val="fr-FR"/>
+        </w:rPr>
+        <w:t>.</w:t>
       </w:r>
     </w:p>
     <w:p>
@@ -2065,7 +2230,29 @@
           <w:lang w:val="fr-FR"/>
         </w:rPr>
         <w:tab/>
-        <w:t>Correction des surcomptes de l'affichage des journaux de communication.</w:t>
+        <w:t xml:space="preserve">Correction des </w:t>
+      </w:r>
+      <w:proofErr w:type="spellStart"/>
+      <w:r>
+        <w:rPr>
+          <w:rFonts w:ascii="Arial" w:hAnsi="Arial" w:cs="Arial"/>
+          <w:color w:val="1F497D"/>
+          <w:sz w:val="18"/>
+          <w:szCs w:val="18"/>
+          <w:lang w:val="fr-FR"/>
+        </w:rPr>
+        <w:t>surcomptes</w:t>
+      </w:r>
+      <w:proofErr w:type="spellEnd"/>
+      <w:r>
+        <w:rPr>
+          <w:rFonts w:ascii="Arial" w:hAnsi="Arial" w:cs="Arial"/>
+          <w:color w:val="1F497D"/>
+          <w:sz w:val="18"/>
+          <w:szCs w:val="18"/>
+          <w:lang w:val="fr-FR"/>
+        </w:rPr>
+        <w:t xml:space="preserve"> de l'affichage des journaux de communication.</w:t>
       </w:r>
     </w:p>
     <w:p>
@@ -2103,6 +2290,7 @@
           <w:lang w:val="fr-FR"/>
         </w:rPr>
       </w:pPr>
+      <w:proofErr w:type="gramStart"/>
       <w:r>
         <w:rPr>
           <w:rFonts w:ascii="Arial" w:hAnsi="Arial" w:cs="Arial"/>
@@ -2113,7 +2301,20 @@
           <w:szCs w:val="24"/>
           <w:lang w:val="fr-FR"/>
         </w:rPr>
-        <w:t>v8.1.6</w:t>
+        <w:t>v</w:t>
+      </w:r>
+      <w:proofErr w:type="gramEnd"/>
+      <w:r>
+        <w:rPr>
+          <w:rFonts w:ascii="Arial" w:hAnsi="Arial" w:cs="Arial"/>
+          <w:b/>
+          <w:bCs/>
+          <w:color w:val="4472C4" w:themeColor="accent5"/>
+          <w:sz w:val="24"/>
+          <w:szCs w:val="24"/>
+          <w:lang w:val="fr-FR"/>
+        </w:rPr>
+        <w:t>8.1.6</w:t>
       </w:r>
       <w:r>
         <w:rPr>
@@ -2247,6 +2448,7 @@
           <w:lang w:val="fr-FR"/>
         </w:rPr>
       </w:pPr>
+      <w:proofErr w:type="gramStart"/>
       <w:r>
         <w:rPr>
           <w:rFonts w:ascii="Arial" w:hAnsi="Arial" w:cs="Arial"/>
@@ -2257,7 +2459,20 @@
           <w:szCs w:val="24"/>
           <w:lang w:val="fr-FR"/>
         </w:rPr>
-        <w:t>v8.1.5</w:t>
+        <w:t>v</w:t>
+      </w:r>
+      <w:proofErr w:type="gramEnd"/>
+      <w:r>
+        <w:rPr>
+          <w:rFonts w:ascii="Arial" w:hAnsi="Arial" w:cs="Arial"/>
+          <w:b/>
+          <w:bCs/>
+          <w:color w:val="4472C4" w:themeColor="accent5"/>
+          <w:sz w:val="24"/>
+          <w:szCs w:val="24"/>
+          <w:lang w:val="fr-FR"/>
+        </w:rPr>
+        <w:t>8.1.5</w:t>
       </w:r>
       <w:r>
         <w:rPr>
@@ -2620,6 +2835,7 @@
           <w:lang w:val="fr-FR"/>
         </w:rPr>
       </w:pPr>
+      <w:proofErr w:type="gramStart"/>
       <w:r>
         <w:rPr>
           <w:rFonts w:ascii="Arial" w:hAnsi="Arial" w:cs="Arial"/>
@@ -2630,7 +2846,20 @@
           <w:szCs w:val="24"/>
           <w:lang w:val="fr-FR"/>
         </w:rPr>
-        <w:t>v8.1.4</w:t>
+        <w:t>v</w:t>
+      </w:r>
+      <w:proofErr w:type="gramEnd"/>
+      <w:r>
+        <w:rPr>
+          <w:rFonts w:ascii="Arial" w:hAnsi="Arial" w:cs="Arial"/>
+          <w:b/>
+          <w:bCs/>
+          <w:color w:val="4472C4" w:themeColor="accent5"/>
+          <w:sz w:val="24"/>
+          <w:szCs w:val="24"/>
+          <w:lang w:val="fr-FR"/>
+        </w:rPr>
+        <w:t>8.1.4</w:t>
       </w:r>
       <w:r>
         <w:rPr>
@@ -2686,7 +2915,29 @@
           <w:lang w:val="fr-FR"/>
         </w:rPr>
         <w:tab/>
-        <w:t>Page des groupes : le délai par phases peut désormais être désactivé en le réglant sur "--:--".</w:t>
+        <w:t>Page des groupes : le délai par phases peut désormais être désactivé en le réglant sur "</w:t>
+      </w:r>
+      <w:proofErr w:type="gramStart"/>
+      <w:r>
+        <w:rPr>
+          <w:rFonts w:ascii="Arial" w:hAnsi="Arial" w:cs="Arial"/>
+          <w:color w:val="1F497D"/>
+          <w:sz w:val="18"/>
+          <w:szCs w:val="18"/>
+          <w:lang w:val="fr-FR"/>
+        </w:rPr>
+        <w:t>--:--</w:t>
+      </w:r>
+      <w:proofErr w:type="gramEnd"/>
+      <w:r>
+        <w:rPr>
+          <w:rFonts w:ascii="Arial" w:hAnsi="Arial" w:cs="Arial"/>
+          <w:color w:val="1F497D"/>
+          <w:sz w:val="18"/>
+          <w:szCs w:val="18"/>
+          <w:lang w:val="fr-FR"/>
+        </w:rPr>
+        <w:t>".</w:t>
       </w:r>
     </w:p>
     <w:p>
@@ -2881,6 +3132,7 @@
         </w:rPr>
       </w:pPr>
       <w:bookmarkStart w:id="1" w:name="_Hlk199945625"/>
+      <w:proofErr w:type="gramStart"/>
       <w:r>
         <w:rPr>
           <w:rFonts w:ascii="Arial" w:hAnsi="Arial" w:cs="Arial"/>
@@ -2891,7 +3143,20 @@
           <w:szCs w:val="24"/>
           <w:lang w:val="fr-FR"/>
         </w:rPr>
-        <w:t>v8.1.3</w:t>
+        <w:t>v</w:t>
+      </w:r>
+      <w:proofErr w:type="gramEnd"/>
+      <w:r>
+        <w:rPr>
+          <w:rFonts w:ascii="Arial" w:hAnsi="Arial" w:cs="Arial"/>
+          <w:b/>
+          <w:bCs/>
+          <w:color w:val="4472C4" w:themeColor="accent5"/>
+          <w:sz w:val="24"/>
+          <w:szCs w:val="24"/>
+          <w:lang w:val="fr-FR"/>
+        </w:rPr>
+        <w:t>8.1.3</w:t>
       </w:r>
       <w:r>
         <w:rPr>
@@ -3175,6 +3440,7 @@
           <w:lang w:val="fr-FR"/>
         </w:rPr>
       </w:pPr>
+      <w:proofErr w:type="gramStart"/>
       <w:r>
         <w:rPr>
           <w:rFonts w:ascii="Arial" w:hAnsi="Arial" w:cs="Arial"/>
@@ -3185,7 +3451,20 @@
           <w:szCs w:val="24"/>
           <w:lang w:val="fr-FR"/>
         </w:rPr>
-        <w:t>v8.1.2</w:t>
+        <w:t>v</w:t>
+      </w:r>
+      <w:proofErr w:type="gramEnd"/>
+      <w:r>
+        <w:rPr>
+          <w:rFonts w:ascii="Arial" w:hAnsi="Arial" w:cs="Arial"/>
+          <w:b/>
+          <w:bCs/>
+          <w:color w:val="4472C4" w:themeColor="accent5"/>
+          <w:sz w:val="24"/>
+          <w:szCs w:val="24"/>
+          <w:lang w:val="fr-FR"/>
+        </w:rPr>
+        <w:t>8.1.2</w:t>
       </w:r>
       <w:r>
         <w:rPr>
@@ -3832,6 +4111,7 @@
           <w:lang w:val="fr-FR"/>
         </w:rPr>
       </w:pPr>
+      <w:proofErr w:type="gramStart"/>
       <w:r>
         <w:rPr>
           <w:rFonts w:ascii="Arial" w:hAnsi="Arial" w:cs="Arial"/>
@@ -3842,7 +4122,20 @@
           <w:szCs w:val="24"/>
           <w:lang w:val="fr-FR"/>
         </w:rPr>
-        <w:t>v8.1.1</w:t>
+        <w:t>v</w:t>
+      </w:r>
+      <w:proofErr w:type="gramEnd"/>
+      <w:r>
+        <w:rPr>
+          <w:rFonts w:ascii="Arial" w:hAnsi="Arial" w:cs="Arial"/>
+          <w:b/>
+          <w:bCs/>
+          <w:color w:val="4472C4" w:themeColor="accent5"/>
+          <w:sz w:val="24"/>
+          <w:szCs w:val="24"/>
+          <w:lang w:val="fr-FR"/>
+        </w:rPr>
+        <w:t>8.1.1</w:t>
       </w:r>
       <w:r>
         <w:rPr>
@@ -4181,6 +4474,7 @@
           <w:lang w:val="fr-FR"/>
         </w:rPr>
       </w:pPr>
+      <w:proofErr w:type="gramStart"/>
       <w:r>
         <w:rPr>
           <w:rFonts w:ascii="Arial" w:hAnsi="Arial" w:cs="Arial"/>
@@ -4191,7 +4485,20 @@
           <w:szCs w:val="24"/>
           <w:lang w:val="fr-FR"/>
         </w:rPr>
-        <w:t>v8.1.1</w:t>
+        <w:t>v</w:t>
+      </w:r>
+      <w:proofErr w:type="gramEnd"/>
+      <w:r>
+        <w:rPr>
+          <w:rFonts w:ascii="Arial" w:hAnsi="Arial" w:cs="Arial"/>
+          <w:b/>
+          <w:bCs/>
+          <w:color w:val="4472C4" w:themeColor="accent5"/>
+          <w:sz w:val="24"/>
+          <w:szCs w:val="24"/>
+          <w:lang w:val="fr-FR"/>
+        </w:rPr>
+        <w:t>8.1.1</w:t>
       </w:r>
       <w:r>
         <w:rPr>
@@ -4687,6 +4994,7 @@
           <w:lang w:val="fr-FR"/>
         </w:rPr>
       </w:pPr>
+      <w:proofErr w:type="gramStart"/>
       <w:r>
         <w:rPr>
           <w:rFonts w:ascii="Arial" w:hAnsi="Arial" w:cs="Arial"/>
@@ -4697,7 +5005,20 @@
           <w:szCs w:val="24"/>
           <w:lang w:val="fr-FR"/>
         </w:rPr>
-        <w:t>v8.</w:t>
+        <w:t>v</w:t>
+      </w:r>
+      <w:proofErr w:type="gramEnd"/>
+      <w:r>
+        <w:rPr>
+          <w:rFonts w:ascii="Arial" w:hAnsi="Arial" w:cs="Arial"/>
+          <w:b/>
+          <w:bCs/>
+          <w:color w:val="4472C4" w:themeColor="accent5"/>
+          <w:sz w:val="24"/>
+          <w:szCs w:val="24"/>
+          <w:lang w:val="fr-FR"/>
+        </w:rPr>
+        <w:t>8.</w:t>
       </w:r>
       <w:r>
         <w:rPr>
@@ -4948,6 +5269,7 @@
           <w:lang w:val="fr-FR"/>
         </w:rPr>
       </w:pPr>
+      <w:proofErr w:type="gramStart"/>
       <w:r>
         <w:rPr>
           <w:rFonts w:ascii="Arial" w:hAnsi="Arial" w:cs="Arial"/>
@@ -4958,7 +5280,20 @@
           <w:szCs w:val="24"/>
           <w:lang w:val="fr-FR"/>
         </w:rPr>
-        <w:t>v8</w:t>
+        <w:t>v</w:t>
+      </w:r>
+      <w:proofErr w:type="gramEnd"/>
+      <w:r>
+        <w:rPr>
+          <w:rFonts w:ascii="Arial" w:hAnsi="Arial" w:cs="Arial"/>
+          <w:b/>
+          <w:bCs/>
+          <w:color w:val="4472C4" w:themeColor="accent5"/>
+          <w:sz w:val="24"/>
+          <w:szCs w:val="24"/>
+          <w:lang w:val="fr-FR"/>
+        </w:rPr>
+        <w:t>8</w:t>
       </w:r>
       <w:r>
         <w:rPr>
@@ -5084,6 +5419,7 @@
           <w:lang w:val="fr-FR"/>
         </w:rPr>
       </w:pPr>
+      <w:proofErr w:type="gramStart"/>
       <w:r>
         <w:rPr>
           <w:rFonts w:ascii="Arial" w:hAnsi="Arial" w:cs="Arial"/>
@@ -5094,7 +5430,20 @@
           <w:szCs w:val="24"/>
           <w:lang w:val="fr-FR"/>
         </w:rPr>
-        <w:t>v8</w:t>
+        <w:t>v</w:t>
+      </w:r>
+      <w:proofErr w:type="gramEnd"/>
+      <w:r>
+        <w:rPr>
+          <w:rFonts w:ascii="Arial" w:hAnsi="Arial" w:cs="Arial"/>
+          <w:b/>
+          <w:bCs/>
+          <w:color w:val="4472C4" w:themeColor="accent5"/>
+          <w:sz w:val="24"/>
+          <w:szCs w:val="24"/>
+          <w:lang w:val="fr-FR"/>
+        </w:rPr>
+        <w:t>8</w:t>
       </w:r>
       <w:r>
         <w:rPr>
@@ -5219,6 +5568,7 @@
           <w:lang w:val="fr-FR"/>
         </w:rPr>
       </w:pPr>
+      <w:proofErr w:type="gramStart"/>
       <w:r>
         <w:rPr>
           <w:rFonts w:ascii="Arial" w:hAnsi="Arial" w:cs="Arial"/>
@@ -5229,7 +5579,20 @@
           <w:szCs w:val="24"/>
           <w:lang w:val="fr-FR"/>
         </w:rPr>
-        <w:t>v8</w:t>
+        <w:t>v</w:t>
+      </w:r>
+      <w:proofErr w:type="gramEnd"/>
+      <w:r>
+        <w:rPr>
+          <w:rFonts w:ascii="Arial" w:hAnsi="Arial" w:cs="Arial"/>
+          <w:b/>
+          <w:bCs/>
+          <w:color w:val="4472C4" w:themeColor="accent5"/>
+          <w:sz w:val="24"/>
+          <w:szCs w:val="24"/>
+          <w:lang w:val="fr-FR"/>
+        </w:rPr>
+        <w:t>8</w:t>
       </w:r>
       <w:r>
         <w:rPr>
@@ -5351,6 +5714,7 @@
           <w:lang w:val="fr-FR"/>
         </w:rPr>
       </w:pPr>
+      <w:proofErr w:type="gramStart"/>
       <w:r>
         <w:rPr>
           <w:rFonts w:ascii="Arial" w:hAnsi="Arial" w:cs="Arial"/>
@@ -5361,7 +5725,20 @@
           <w:szCs w:val="24"/>
           <w:lang w:val="fr-FR"/>
         </w:rPr>
-        <w:t>v8</w:t>
+        <w:t>v</w:t>
+      </w:r>
+      <w:proofErr w:type="gramEnd"/>
+      <w:r>
+        <w:rPr>
+          <w:rFonts w:ascii="Arial" w:hAnsi="Arial" w:cs="Arial"/>
+          <w:b/>
+          <w:bCs/>
+          <w:color w:val="4472C4" w:themeColor="accent5"/>
+          <w:sz w:val="24"/>
+          <w:szCs w:val="24"/>
+          <w:lang w:val="fr-FR"/>
+        </w:rPr>
+        <w:t>8</w:t>
       </w:r>
       <w:r>
         <w:rPr>
@@ -5523,6 +5900,7 @@
           <w:lang w:val="fr-FR"/>
         </w:rPr>
       </w:pPr>
+      <w:proofErr w:type="gramStart"/>
       <w:r>
         <w:rPr>
           <w:rFonts w:ascii="Arial" w:hAnsi="Arial" w:cs="Arial"/>
@@ -5533,7 +5911,20 @@
           <w:szCs w:val="24"/>
           <w:lang w:val="fr-FR"/>
         </w:rPr>
-        <w:t>v8</w:t>
+        <w:t>v</w:t>
+      </w:r>
+      <w:proofErr w:type="gramEnd"/>
+      <w:r>
+        <w:rPr>
+          <w:rFonts w:ascii="Arial" w:hAnsi="Arial" w:cs="Arial"/>
+          <w:b/>
+          <w:bCs/>
+          <w:color w:val="4472C4" w:themeColor="accent5"/>
+          <w:sz w:val="24"/>
+          <w:szCs w:val="24"/>
+          <w:lang w:val="fr-FR"/>
+        </w:rPr>
+        <w:t>8</w:t>
       </w:r>
       <w:r>
         <w:rPr>
@@ -5655,6 +6046,7 @@
           <w:lang w:val="fr-FR"/>
         </w:rPr>
       </w:pPr>
+      <w:proofErr w:type="gramStart"/>
       <w:r>
         <w:rPr>
           <w:rFonts w:ascii="Arial" w:hAnsi="Arial" w:cs="Arial"/>
@@ -5665,7 +6057,20 @@
           <w:szCs w:val="24"/>
           <w:lang w:val="fr-FR"/>
         </w:rPr>
-        <w:t>v8</w:t>
+        <w:t>v</w:t>
+      </w:r>
+      <w:proofErr w:type="gramEnd"/>
+      <w:r>
+        <w:rPr>
+          <w:rFonts w:ascii="Arial" w:hAnsi="Arial" w:cs="Arial"/>
+          <w:b/>
+          <w:bCs/>
+          <w:color w:val="4472C4" w:themeColor="accent5"/>
+          <w:sz w:val="24"/>
+          <w:szCs w:val="24"/>
+          <w:lang w:val="fr-FR"/>
+        </w:rPr>
+        <w:t>8</w:t>
       </w:r>
       <w:r>
         <w:rPr>
@@ -5827,6 +6232,7 @@
           <w:lang w:val="fr-FR"/>
         </w:rPr>
       </w:pPr>
+      <w:proofErr w:type="gramStart"/>
       <w:r>
         <w:rPr>
           <w:rFonts w:ascii="Arial" w:hAnsi="Arial" w:cs="Arial"/>
@@ -5837,7 +6243,20 @@
           <w:szCs w:val="24"/>
           <w:lang w:val="fr-FR"/>
         </w:rPr>
-        <w:t>v8</w:t>
+        <w:t>v</w:t>
+      </w:r>
+      <w:proofErr w:type="gramEnd"/>
+      <w:r>
+        <w:rPr>
+          <w:rFonts w:ascii="Arial" w:hAnsi="Arial" w:cs="Arial"/>
+          <w:b/>
+          <w:bCs/>
+          <w:color w:val="4472C4" w:themeColor="accent5"/>
+          <w:sz w:val="24"/>
+          <w:szCs w:val="24"/>
+          <w:lang w:val="fr-FR"/>
+        </w:rPr>
+        <w:t>8</w:t>
       </w:r>
       <w:r>
         <w:rPr>
@@ -6079,6 +6498,7 @@
           <w:lang w:val="fr-FR"/>
         </w:rPr>
       </w:pPr>
+      <w:proofErr w:type="gramStart"/>
       <w:r>
         <w:rPr>
           <w:rFonts w:ascii="Arial" w:hAnsi="Arial" w:cs="Arial"/>
@@ -6089,7 +6509,20 @@
           <w:szCs w:val="24"/>
           <w:lang w:val="fr-FR"/>
         </w:rPr>
-        <w:t>v8.0.0</w:t>
+        <w:t>v</w:t>
+      </w:r>
+      <w:proofErr w:type="gramEnd"/>
+      <w:r>
+        <w:rPr>
+          <w:rFonts w:ascii="Arial" w:hAnsi="Arial" w:cs="Arial"/>
+          <w:b/>
+          <w:bCs/>
+          <w:color w:val="4472C4" w:themeColor="accent5"/>
+          <w:sz w:val="24"/>
+          <w:szCs w:val="24"/>
+          <w:lang w:val="fr-FR"/>
+        </w:rPr>
+        <w:t>8.0.0</w:t>
       </w:r>
       <w:r>
         <w:rPr>
@@ -6259,6 +6692,7 @@
           <w:lang w:val="fr-FR"/>
         </w:rPr>
       </w:pPr>
+      <w:proofErr w:type="gramStart"/>
       <w:r>
         <w:rPr>
           <w:rFonts w:ascii="Arial" w:hAnsi="Arial" w:cs="Arial"/>
@@ -6269,7 +6703,20 @@
           <w:szCs w:val="24"/>
           <w:lang w:val="fr-FR"/>
         </w:rPr>
-        <w:t>v7.2.3</w:t>
+        <w:t>v</w:t>
+      </w:r>
+      <w:proofErr w:type="gramEnd"/>
+      <w:r>
+        <w:rPr>
+          <w:rFonts w:ascii="Arial" w:hAnsi="Arial" w:cs="Arial"/>
+          <w:b/>
+          <w:bCs/>
+          <w:color w:val="4472C4" w:themeColor="accent5"/>
+          <w:sz w:val="24"/>
+          <w:szCs w:val="24"/>
+          <w:lang w:val="fr-FR"/>
+        </w:rPr>
+        <w:t>7.2.3</w:t>
       </w:r>
       <w:r>
         <w:rPr>
@@ -6459,6 +6906,7 @@
           <w:lang w:val="fr-FR"/>
         </w:rPr>
       </w:pPr>
+      <w:proofErr w:type="gramStart"/>
       <w:r>
         <w:rPr>
           <w:rFonts w:ascii="Arial" w:hAnsi="Arial" w:cs="Arial"/>
@@ -6469,7 +6917,20 @@
           <w:szCs w:val="24"/>
           <w:lang w:val="fr-FR"/>
         </w:rPr>
-        <w:t>v7.2.2</w:t>
+        <w:t>v</w:t>
+      </w:r>
+      <w:proofErr w:type="gramEnd"/>
+      <w:r>
+        <w:rPr>
+          <w:rFonts w:ascii="Arial" w:hAnsi="Arial" w:cs="Arial"/>
+          <w:b/>
+          <w:bCs/>
+          <w:color w:val="4472C4" w:themeColor="accent5"/>
+          <w:sz w:val="24"/>
+          <w:szCs w:val="24"/>
+          <w:lang w:val="fr-FR"/>
+        </w:rPr>
+        <w:t>7.2.2</w:t>
       </w:r>
       <w:r>
         <w:rPr>
@@ -6601,7 +7062,51 @@
           <w:szCs w:val="18"/>
           <w:lang w:val="fr-FR"/>
         </w:rPr>
-        <w:t>Contrôle NumberSpinner : une propriété NumberSet a été ajoutée ; Cela définit l’ensemble des valeurs valides pour le cas où les valeurs valides ne sont pas consécutives, et la possibilité d’afficher le nombre total dans l’ensemble</w:t>
+        <w:t xml:space="preserve">Contrôle </w:t>
+      </w:r>
+      <w:proofErr w:type="spellStart"/>
+      <w:r>
+        <w:rPr>
+          <w:rFonts w:ascii="Arial" w:hAnsi="Arial" w:cs="Arial"/>
+          <w:color w:val="1F4E79" w:themeColor="accent1" w:themeShade="80"/>
+          <w:sz w:val="18"/>
+          <w:szCs w:val="18"/>
+          <w:lang w:val="fr-FR"/>
+        </w:rPr>
+        <w:t>NumberSpinner</w:t>
+      </w:r>
+      <w:proofErr w:type="spellEnd"/>
+      <w:r>
+        <w:rPr>
+          <w:rFonts w:ascii="Arial" w:hAnsi="Arial" w:cs="Arial"/>
+          <w:color w:val="1F4E79" w:themeColor="accent1" w:themeShade="80"/>
+          <w:sz w:val="18"/>
+          <w:szCs w:val="18"/>
+          <w:lang w:val="fr-FR"/>
+        </w:rPr>
+        <w:t xml:space="preserve"> : une propriété </w:t>
+      </w:r>
+      <w:proofErr w:type="spellStart"/>
+      <w:r>
+        <w:rPr>
+          <w:rFonts w:ascii="Arial" w:hAnsi="Arial" w:cs="Arial"/>
+          <w:color w:val="1F4E79" w:themeColor="accent1" w:themeShade="80"/>
+          <w:sz w:val="18"/>
+          <w:szCs w:val="18"/>
+          <w:lang w:val="fr-FR"/>
+        </w:rPr>
+        <w:t>NumberSet</w:t>
+      </w:r>
+      <w:proofErr w:type="spellEnd"/>
+      <w:r>
+        <w:rPr>
+          <w:rFonts w:ascii="Arial" w:hAnsi="Arial" w:cs="Arial"/>
+          <w:color w:val="1F4E79" w:themeColor="accent1" w:themeShade="80"/>
+          <w:sz w:val="18"/>
+          <w:szCs w:val="18"/>
+          <w:lang w:val="fr-FR"/>
+        </w:rPr>
+        <w:t xml:space="preserve"> a été ajoutée ; Cela définit l’ensemble des valeurs valides pour le cas où les valeurs valides ne sont pas consécutives, et la possibilité d’afficher le nombre total dans l’ensemble</w:t>
       </w:r>
       <w:r>
         <w:rPr>
@@ -6698,6 +7203,7 @@
           <w:lang w:val="fr-FR"/>
         </w:rPr>
       </w:pPr>
+      <w:proofErr w:type="gramStart"/>
       <w:r>
         <w:rPr>
           <w:rFonts w:ascii="Arial" w:hAnsi="Arial" w:cs="Arial"/>
@@ -6708,7 +7214,20 @@
           <w:szCs w:val="24"/>
           <w:lang w:val="fr-FR"/>
         </w:rPr>
-        <w:t>v7.2.1</w:t>
+        <w:t>v</w:t>
+      </w:r>
+      <w:proofErr w:type="gramEnd"/>
+      <w:r>
+        <w:rPr>
+          <w:rFonts w:ascii="Arial" w:hAnsi="Arial" w:cs="Arial"/>
+          <w:b/>
+          <w:bCs/>
+          <w:color w:val="4472C4" w:themeColor="accent5"/>
+          <w:sz w:val="24"/>
+          <w:szCs w:val="24"/>
+          <w:lang w:val="fr-FR"/>
+        </w:rPr>
+        <w:t>7.2.1</w:t>
       </w:r>
       <w:r>
         <w:rPr>
@@ -6818,6 +7337,7 @@
           <w:lang w:val="fr-FR"/>
         </w:rPr>
       </w:pPr>
+      <w:proofErr w:type="gramStart"/>
       <w:r>
         <w:rPr>
           <w:rFonts w:ascii="Arial" w:hAnsi="Arial" w:cs="Arial"/>
@@ -6828,7 +7348,20 @@
           <w:szCs w:val="24"/>
           <w:lang w:val="fr-FR"/>
         </w:rPr>
-        <w:t>v7.1.7</w:t>
+        <w:t>v</w:t>
+      </w:r>
+      <w:proofErr w:type="gramEnd"/>
+      <w:r>
+        <w:rPr>
+          <w:rFonts w:ascii="Arial" w:hAnsi="Arial" w:cs="Arial"/>
+          <w:b/>
+          <w:bCs/>
+          <w:color w:val="4472C4" w:themeColor="accent5"/>
+          <w:sz w:val="24"/>
+          <w:szCs w:val="24"/>
+          <w:lang w:val="fr-FR"/>
+        </w:rPr>
+        <w:t>7.1.7</w:t>
       </w:r>
       <w:r>
         <w:rPr>
@@ -7205,6 +7738,7 @@
           <w:lang w:val="fr-FR"/>
         </w:rPr>
       </w:pPr>
+      <w:proofErr w:type="gramStart"/>
       <w:r>
         <w:rPr>
           <w:rFonts w:ascii="Arial" w:hAnsi="Arial" w:cs="Arial"/>
@@ -7215,7 +7749,20 @@
           <w:szCs w:val="24"/>
           <w:lang w:val="fr-FR"/>
         </w:rPr>
-        <w:t>v7.1.6</w:t>
+        <w:t>v</w:t>
+      </w:r>
+      <w:proofErr w:type="gramEnd"/>
+      <w:r>
+        <w:rPr>
+          <w:rFonts w:ascii="Arial" w:hAnsi="Arial" w:cs="Arial"/>
+          <w:b/>
+          <w:bCs/>
+          <w:color w:val="4472C4" w:themeColor="accent5"/>
+          <w:sz w:val="24"/>
+          <w:szCs w:val="24"/>
+          <w:lang w:val="fr-FR"/>
+        </w:rPr>
+        <w:t>7.1.6</w:t>
       </w:r>
       <w:r>
         <w:rPr>
@@ -7414,6 +7961,7 @@
           <w:lang w:val="fr-FR"/>
         </w:rPr>
       </w:pPr>
+      <w:proofErr w:type="gramStart"/>
       <w:r>
         <w:rPr>
           <w:rFonts w:ascii="Arial" w:hAnsi="Arial" w:cs="Arial"/>
@@ -7424,7 +7972,20 @@
           <w:szCs w:val="24"/>
           <w:lang w:val="fr-FR"/>
         </w:rPr>
-        <w:t>v7.1.3</w:t>
+        <w:t>v</w:t>
+      </w:r>
+      <w:proofErr w:type="gramEnd"/>
+      <w:r>
+        <w:rPr>
+          <w:rFonts w:ascii="Arial" w:hAnsi="Arial" w:cs="Arial"/>
+          <w:b/>
+          <w:bCs/>
+          <w:color w:val="4472C4" w:themeColor="accent5"/>
+          <w:sz w:val="24"/>
+          <w:szCs w:val="24"/>
+          <w:lang w:val="fr-FR"/>
+        </w:rPr>
+        <w:t>7.1.3</w:t>
       </w:r>
       <w:r>
         <w:rPr>
@@ -7554,6 +8115,7 @@
           <w:lang w:val="fr-FR"/>
         </w:rPr>
       </w:pPr>
+      <w:proofErr w:type="gramStart"/>
       <w:r>
         <w:rPr>
           <w:rFonts w:ascii="Arial" w:hAnsi="Arial" w:cs="Arial"/>
@@ -7564,7 +8126,20 @@
           <w:szCs w:val="24"/>
           <w:lang w:val="fr-FR"/>
         </w:rPr>
-        <w:t>v7.1.1</w:t>
+        <w:t>v</w:t>
+      </w:r>
+      <w:proofErr w:type="gramEnd"/>
+      <w:r>
+        <w:rPr>
+          <w:rFonts w:ascii="Arial" w:hAnsi="Arial" w:cs="Arial"/>
+          <w:b/>
+          <w:bCs/>
+          <w:color w:val="4472C4" w:themeColor="accent5"/>
+          <w:sz w:val="24"/>
+          <w:szCs w:val="24"/>
+          <w:lang w:val="fr-FR"/>
+        </w:rPr>
+        <w:t>7.1.1</w:t>
       </w:r>
       <w:r>
         <w:rPr>
@@ -7674,6 +8249,7 @@
           <w:lang w:val="fr-FR"/>
         </w:rPr>
       </w:pPr>
+      <w:proofErr w:type="gramStart"/>
       <w:r>
         <w:rPr>
           <w:rFonts w:ascii="Arial" w:hAnsi="Arial" w:cs="Arial"/>
@@ -7684,7 +8260,20 @@
           <w:szCs w:val="24"/>
           <w:lang w:val="fr-FR"/>
         </w:rPr>
-        <w:t>v7.1.0</w:t>
+        <w:t>v</w:t>
+      </w:r>
+      <w:proofErr w:type="gramEnd"/>
+      <w:r>
+        <w:rPr>
+          <w:rFonts w:ascii="Arial" w:hAnsi="Arial" w:cs="Arial"/>
+          <w:b/>
+          <w:bCs/>
+          <w:color w:val="4472C4" w:themeColor="accent5"/>
+          <w:sz w:val="24"/>
+          <w:szCs w:val="24"/>
+          <w:lang w:val="fr-FR"/>
+        </w:rPr>
+        <w:t>7.1.0</w:t>
       </w:r>
       <w:r>
         <w:rPr>
@@ -7746,7 +8335,29 @@
           <w:szCs w:val="18"/>
           <w:lang w:val="fr-FR"/>
         </w:rPr>
-        <w:t>Les modes jour/nuit DeviceData par défaut sont désormais définis en fonction du type d</w:t>
+        <w:t xml:space="preserve">Les modes jour/nuit </w:t>
+      </w:r>
+      <w:proofErr w:type="spellStart"/>
+      <w:r>
+        <w:rPr>
+          <w:rFonts w:ascii="Arial" w:hAnsi="Arial" w:cs="Arial"/>
+          <w:color w:val="1F4E79" w:themeColor="accent1" w:themeShade="80"/>
+          <w:sz w:val="18"/>
+          <w:szCs w:val="18"/>
+          <w:lang w:val="fr-FR"/>
+        </w:rPr>
+        <w:t>DeviceData</w:t>
+      </w:r>
+      <w:proofErr w:type="spellEnd"/>
+      <w:r>
+        <w:rPr>
+          <w:rFonts w:ascii="Arial" w:hAnsi="Arial" w:cs="Arial"/>
+          <w:color w:val="1F4E79" w:themeColor="accent1" w:themeShade="80"/>
+          <w:sz w:val="18"/>
+          <w:szCs w:val="18"/>
+          <w:lang w:val="fr-FR"/>
+        </w:rPr>
+        <w:t xml:space="preserve"> par défaut sont désormais définis en fonction du type d</w:t>
       </w:r>
       <w:r>
         <w:rPr>
@@ -7992,6 +8603,7 @@
           <w:lang w:val="fr-FR"/>
         </w:rPr>
       </w:pPr>
+      <w:proofErr w:type="gramStart"/>
       <w:r>
         <w:rPr>
           <w:rFonts w:ascii="Arial" w:hAnsi="Arial" w:cs="Arial"/>
@@ -8002,7 +8614,20 @@
           <w:szCs w:val="24"/>
           <w:lang w:val="fr-FR"/>
         </w:rPr>
-        <w:t>v7.0.10</w:t>
+        <w:t>v</w:t>
+      </w:r>
+      <w:proofErr w:type="gramEnd"/>
+      <w:r>
+        <w:rPr>
+          <w:rFonts w:ascii="Arial" w:hAnsi="Arial" w:cs="Arial"/>
+          <w:b/>
+          <w:bCs/>
+          <w:color w:val="4472C4" w:themeColor="accent5"/>
+          <w:sz w:val="24"/>
+          <w:szCs w:val="24"/>
+          <w:lang w:val="fr-FR"/>
+        </w:rPr>
+        <w:t>7.0.10</w:t>
       </w:r>
       <w:r>
         <w:rPr>
@@ -8202,7 +8827,51 @@
           <w:szCs w:val="18"/>
           <w:lang w:val="fr-FR"/>
         </w:rPr>
-        <w:t>Le contrôle TimePicker peut désormais afficher « --:-- » pour indiquer Jamais</w:t>
+        <w:t xml:space="preserve">Le contrôle </w:t>
+      </w:r>
+      <w:proofErr w:type="spellStart"/>
+      <w:r>
+        <w:rPr>
+          <w:rFonts w:ascii="Arial" w:hAnsi="Arial" w:cs="Arial"/>
+          <w:color w:val="1F4E79" w:themeColor="accent1" w:themeShade="80"/>
+          <w:sz w:val="18"/>
+          <w:szCs w:val="18"/>
+          <w:lang w:val="fr-FR"/>
+        </w:rPr>
+        <w:t>TimePicker</w:t>
+      </w:r>
+      <w:proofErr w:type="spellEnd"/>
+      <w:r>
+        <w:rPr>
+          <w:rFonts w:ascii="Arial" w:hAnsi="Arial" w:cs="Arial"/>
+          <w:color w:val="1F4E79" w:themeColor="accent1" w:themeShade="80"/>
+          <w:sz w:val="18"/>
+          <w:szCs w:val="18"/>
+          <w:lang w:val="fr-FR"/>
+        </w:rPr>
+        <w:t xml:space="preserve"> peut désormais afficher « </w:t>
+      </w:r>
+      <w:proofErr w:type="gramStart"/>
+      <w:r>
+        <w:rPr>
+          <w:rFonts w:ascii="Arial" w:hAnsi="Arial" w:cs="Arial"/>
+          <w:color w:val="1F4E79" w:themeColor="accent1" w:themeShade="80"/>
+          <w:sz w:val="18"/>
+          <w:szCs w:val="18"/>
+          <w:lang w:val="fr-FR"/>
+        </w:rPr>
+        <w:t>--:--</w:t>
+      </w:r>
+      <w:proofErr w:type="gramEnd"/>
+      <w:r>
+        <w:rPr>
+          <w:rFonts w:ascii="Arial" w:hAnsi="Arial" w:cs="Arial"/>
+          <w:color w:val="1F4E79" w:themeColor="accent1" w:themeShade="80"/>
+          <w:sz w:val="18"/>
+          <w:szCs w:val="18"/>
+          <w:lang w:val="fr-FR"/>
+        </w:rPr>
+        <w:t> » pour indiquer Jamais</w:t>
       </w:r>
       <w:r>
         <w:rPr>
@@ -8250,6 +8919,7 @@
           <w:lang w:val="fr-FR"/>
         </w:rPr>
       </w:pPr>
+      <w:proofErr w:type="gramStart"/>
       <w:r>
         <w:rPr>
           <w:rFonts w:ascii="Arial" w:hAnsi="Arial" w:cs="Arial"/>
@@ -8260,7 +8930,20 @@
           <w:szCs w:val="24"/>
           <w:lang w:val="fr-FR"/>
         </w:rPr>
-        <w:t>v7.0.9</w:t>
+        <w:t>v</w:t>
+      </w:r>
+      <w:proofErr w:type="gramEnd"/>
+      <w:r>
+        <w:rPr>
+          <w:rFonts w:ascii="Arial" w:hAnsi="Arial" w:cs="Arial"/>
+          <w:b/>
+          <w:bCs/>
+          <w:color w:val="4472C4" w:themeColor="accent5"/>
+          <w:sz w:val="24"/>
+          <w:szCs w:val="24"/>
+          <w:lang w:val="fr-FR"/>
+        </w:rPr>
+        <w:t>7.0.9</w:t>
       </w:r>
       <w:r>
         <w:rPr>
@@ -8402,6 +9085,7 @@
           <w:lang w:val="fr-FR"/>
         </w:rPr>
       </w:pPr>
+      <w:proofErr w:type="gramStart"/>
       <w:r>
         <w:rPr>
           <w:rFonts w:ascii="Arial" w:hAnsi="Arial" w:cs="Arial"/>
@@ -8412,7 +9096,20 @@
           <w:szCs w:val="24"/>
           <w:lang w:val="fr-FR"/>
         </w:rPr>
-        <w:t>v7.0.8</w:t>
+        <w:t>v</w:t>
+      </w:r>
+      <w:proofErr w:type="gramEnd"/>
+      <w:r>
+        <w:rPr>
+          <w:rFonts w:ascii="Arial" w:hAnsi="Arial" w:cs="Arial"/>
+          <w:b/>
+          <w:bCs/>
+          <w:color w:val="4472C4" w:themeColor="accent5"/>
+          <w:sz w:val="24"/>
+          <w:szCs w:val="24"/>
+          <w:lang w:val="fr-FR"/>
+        </w:rPr>
+        <w:t>7.0.8</w:t>
       </w:r>
       <w:r>
         <w:rPr>
@@ -8474,7 +9171,29 @@
           <w:szCs w:val="18"/>
           <w:lang w:val="fr-FR"/>
         </w:rPr>
-        <w:t>Le nom de fichier dans la barre d’état est désormais inchangé si le fichier sélectionné ne s’ouvre pas. le message correct lors de la tentative d’ouverture d’un fichier inexistant s’affiche ; la possibilité de le supprimer de la liste des fichiers récents est également disponible</w:t>
+        <w:t xml:space="preserve">Le nom de fichier dans la barre d’état est désormais inchangé si le fichier sélectionné ne s’ouvre pas. </w:t>
+      </w:r>
+      <w:proofErr w:type="gramStart"/>
+      <w:r>
+        <w:rPr>
+          <w:rFonts w:ascii="Arial" w:hAnsi="Arial" w:cs="Arial"/>
+          <w:color w:val="1F4E79" w:themeColor="accent1" w:themeShade="80"/>
+          <w:sz w:val="18"/>
+          <w:szCs w:val="18"/>
+          <w:lang w:val="fr-FR"/>
+        </w:rPr>
+        <w:t>le</w:t>
+      </w:r>
+      <w:proofErr w:type="gramEnd"/>
+      <w:r>
+        <w:rPr>
+          <w:rFonts w:ascii="Arial" w:hAnsi="Arial" w:cs="Arial"/>
+          <w:color w:val="1F4E79" w:themeColor="accent1" w:themeShade="80"/>
+          <w:sz w:val="18"/>
+          <w:szCs w:val="18"/>
+          <w:lang w:val="fr-FR"/>
+        </w:rPr>
+        <w:t xml:space="preserve"> message correct lors de la tentative d’ouverture d’un fichier inexistant s’affiche ; la possibilité de le supprimer de la liste des fichiers récents est également disponible</w:t>
       </w:r>
       <w:r>
         <w:rPr>
@@ -8592,7 +9311,41 @@
           <w:szCs w:val="18"/>
           <w:lang w:val="fr-FR"/>
         </w:rPr>
-        <w:t>L’importation à partir d’un fichier .xfp définit désormais correctement les paramètres de volume d</w:t>
+        <w:t xml:space="preserve">L’importation à partir d’un </w:t>
+      </w:r>
+      <w:proofErr w:type="gramStart"/>
+      <w:r>
+        <w:rPr>
+          <w:rFonts w:ascii="Arial" w:hAnsi="Arial" w:cs="Arial"/>
+          <w:color w:val="1F4E79" w:themeColor="accent1" w:themeShade="80"/>
+          <w:sz w:val="18"/>
+          <w:szCs w:val="18"/>
+          <w:lang w:val="fr-FR"/>
+        </w:rPr>
+        <w:t>fichier .</w:t>
+      </w:r>
+      <w:proofErr w:type="spellStart"/>
+      <w:r>
+        <w:rPr>
+          <w:rFonts w:ascii="Arial" w:hAnsi="Arial" w:cs="Arial"/>
+          <w:color w:val="1F4E79" w:themeColor="accent1" w:themeShade="80"/>
+          <w:sz w:val="18"/>
+          <w:szCs w:val="18"/>
+          <w:lang w:val="fr-FR"/>
+        </w:rPr>
+        <w:t>xfp</w:t>
+      </w:r>
+      <w:proofErr w:type="spellEnd"/>
+      <w:proofErr w:type="gramEnd"/>
+      <w:r>
+        <w:rPr>
+          <w:rFonts w:ascii="Arial" w:hAnsi="Arial" w:cs="Arial"/>
+          <w:color w:val="1F4E79" w:themeColor="accent1" w:themeShade="80"/>
+          <w:sz w:val="18"/>
+          <w:szCs w:val="18"/>
+          <w:lang w:val="fr-FR"/>
+        </w:rPr>
+        <w:t xml:space="preserve"> définit désormais correctement les paramètres de volume d</w:t>
       </w:r>
       <w:r>
         <w:rPr>
@@ -8670,6 +9423,7 @@
           <w:lang w:val="fr-FR"/>
         </w:rPr>
       </w:pPr>
+      <w:proofErr w:type="gramStart"/>
       <w:r>
         <w:rPr>
           <w:rFonts w:ascii="Arial" w:hAnsi="Arial" w:cs="Arial"/>
@@ -8680,7 +9434,20 @@
           <w:szCs w:val="24"/>
           <w:lang w:val="fr-FR"/>
         </w:rPr>
-        <w:t>v7.0.6</w:t>
+        <w:t>v</w:t>
+      </w:r>
+      <w:proofErr w:type="gramEnd"/>
+      <w:r>
+        <w:rPr>
+          <w:rFonts w:ascii="Arial" w:hAnsi="Arial" w:cs="Arial"/>
+          <w:b/>
+          <w:bCs/>
+          <w:color w:val="4472C4" w:themeColor="accent5"/>
+          <w:sz w:val="24"/>
+          <w:szCs w:val="24"/>
+          <w:lang w:val="fr-FR"/>
+        </w:rPr>
+        <w:t>7.0.6</w:t>
       </w:r>
       <w:r>
         <w:rPr>
@@ -8801,7 +9568,18 @@
           <w:szCs w:val="18"/>
           <w:lang w:val="fr-FR"/>
         </w:rPr>
-        <w:t xml:space="preserve">Le téléchargement de la page actuelle n’applique plus que la </w:t>
+        <w:t xml:space="preserve">Le téléchargement de la page actuelle n’applique plus que </w:t>
+      </w:r>
+      <w:proofErr w:type="gramStart"/>
+      <w:r>
+        <w:rPr>
+          <w:rFonts w:ascii="Arial" w:hAnsi="Arial" w:cs="Arial"/>
+          <w:color w:val="1F4E79" w:themeColor="accent1" w:themeShade="80"/>
+          <w:sz w:val="18"/>
+          <w:szCs w:val="18"/>
+          <w:lang w:val="fr-FR"/>
+        </w:rPr>
+        <w:t xml:space="preserve">la </w:t>
       </w:r>
       <w:r>
         <w:rPr>
@@ -8821,7 +9599,18 @@
           <w:szCs w:val="18"/>
           <w:lang w:val="fr-FR"/>
         </w:rPr>
-        <w:t xml:space="preserve"> actuelle ; cela se reflète dans le texte sous les boutons.</w:t>
+        <w:t xml:space="preserve"> actuelle</w:t>
+      </w:r>
+      <w:proofErr w:type="gramEnd"/>
+      <w:r>
+        <w:rPr>
+          <w:rFonts w:ascii="Arial" w:hAnsi="Arial" w:cs="Arial"/>
+          <w:color w:val="1F4E79" w:themeColor="accent1" w:themeShade="80"/>
+          <w:sz w:val="18"/>
+          <w:szCs w:val="18"/>
+          <w:lang w:val="fr-FR"/>
+        </w:rPr>
+        <w:t xml:space="preserve"> ; cela se reflète dans le texte sous les boutons.</w:t>
       </w:r>
     </w:p>
     <w:p>
@@ -9187,7 +9976,29 @@
           <w:szCs w:val="18"/>
           <w:lang w:val="fr-FR"/>
         </w:rPr>
-        <w:t>L’option Déconneter a été ajoutée au menu des paramètres du port série</w:t>
+        <w:t xml:space="preserve">L’option </w:t>
+      </w:r>
+      <w:proofErr w:type="spellStart"/>
+      <w:r>
+        <w:rPr>
+          <w:rFonts w:ascii="Arial" w:hAnsi="Arial" w:cs="Arial"/>
+          <w:color w:val="1F497D"/>
+          <w:sz w:val="18"/>
+          <w:szCs w:val="18"/>
+          <w:lang w:val="fr-FR"/>
+        </w:rPr>
+        <w:t>Déconneter</w:t>
+      </w:r>
+      <w:proofErr w:type="spellEnd"/>
+      <w:r>
+        <w:rPr>
+          <w:rFonts w:ascii="Arial" w:hAnsi="Arial" w:cs="Arial"/>
+          <w:color w:val="1F497D"/>
+          <w:sz w:val="18"/>
+          <w:szCs w:val="18"/>
+          <w:lang w:val="fr-FR"/>
+        </w:rPr>
+        <w:t xml:space="preserve"> a été ajoutée au menu des paramètres du port série</w:t>
       </w:r>
       <w:r>
         <w:rPr>
@@ -9246,7 +10057,29 @@
           <w:szCs w:val="18"/>
           <w:lang w:val="fr-FR"/>
         </w:rPr>
-        <w:t>Correction du contrôle TimePicker afin que son format d’heure reflète désormais un changement de langue</w:t>
+        <w:t xml:space="preserve">Correction du contrôle </w:t>
+      </w:r>
+      <w:proofErr w:type="spellStart"/>
+      <w:r>
+        <w:rPr>
+          <w:rFonts w:ascii="Arial" w:hAnsi="Arial" w:cs="Arial"/>
+          <w:color w:val="1F4E79" w:themeColor="accent1" w:themeShade="80"/>
+          <w:sz w:val="18"/>
+          <w:szCs w:val="18"/>
+          <w:lang w:val="fr-FR"/>
+        </w:rPr>
+        <w:t>TimePicker</w:t>
+      </w:r>
+      <w:proofErr w:type="spellEnd"/>
+      <w:r>
+        <w:rPr>
+          <w:rFonts w:ascii="Arial" w:hAnsi="Arial" w:cs="Arial"/>
+          <w:color w:val="1F4E79" w:themeColor="accent1" w:themeShade="80"/>
+          <w:sz w:val="18"/>
+          <w:szCs w:val="18"/>
+          <w:lang w:val="fr-FR"/>
+        </w:rPr>
+        <w:t xml:space="preserve"> afin que son format d’heure reflète désormais un changement de langue</w:t>
       </w:r>
       <w:r>
         <w:rPr>
@@ -9294,6 +10127,7 @@
           <w:lang w:val="fr-FR"/>
         </w:rPr>
       </w:pPr>
+      <w:proofErr w:type="gramStart"/>
       <w:r>
         <w:rPr>
           <w:rFonts w:ascii="Arial" w:hAnsi="Arial" w:cs="Arial"/>
@@ -9304,7 +10138,20 @@
           <w:szCs w:val="24"/>
           <w:lang w:val="fr-FR"/>
         </w:rPr>
-        <w:t>v7.0.5</w:t>
+        <w:t>v</w:t>
+      </w:r>
+      <w:proofErr w:type="gramEnd"/>
+      <w:r>
+        <w:rPr>
+          <w:rFonts w:ascii="Arial" w:hAnsi="Arial" w:cs="Arial"/>
+          <w:b/>
+          <w:bCs/>
+          <w:color w:val="4472C4" w:themeColor="accent5"/>
+          <w:sz w:val="24"/>
+          <w:szCs w:val="24"/>
+          <w:lang w:val="fr-FR"/>
+        </w:rPr>
+        <w:t>7.0.5</w:t>
       </w:r>
       <w:r>
         <w:rPr>

--- a/XFP/Resources/XFP Revision History[fr-FR].docx
+++ b/XFP/Resources/XFP Revision History[fr-FR].docx
@@ -27,7 +27,6 @@
         </w:rPr>
         <w:br/>
       </w:r>
-      <w:proofErr w:type="gramStart"/>
       <w:r>
         <w:rPr>
           <w:rFonts w:ascii="Arial" w:hAnsi="Arial" w:cs="Arial"/>
@@ -38,9 +37,8 @@
           <w:szCs w:val="24"/>
           <w:lang w:val="fr-FR"/>
         </w:rPr>
-        <w:t>v</w:t>
-      </w:r>
-      <w:proofErr w:type="gramEnd"/>
+        <w:t>v8.1.</w:t>
+      </w:r>
       <w:r>
         <w:rPr>
           <w:rFonts w:ascii="Arial" w:hAnsi="Arial" w:cs="Arial"/>
@@ -51,9 +49,8 @@
           <w:szCs w:val="24"/>
           <w:lang w:val="fr-FR"/>
         </w:rPr>
-        <w:t>8.</w:t>
-      </w:r>
-      <w:proofErr w:type="gramStart"/>
+        <w:t>15</w:t>
+      </w:r>
       <w:r>
         <w:rPr>
           <w:rFonts w:ascii="Arial" w:hAnsi="Arial" w:cs="Arial"/>
@@ -64,7 +61,7 @@
           <w:szCs w:val="24"/>
           <w:lang w:val="fr-FR"/>
         </w:rPr>
-        <w:t>1.</w:t>
+        <w:tab/>
       </w:r>
       <w:r>
         <w:rPr>
@@ -76,9 +73,8 @@
           <w:szCs w:val="24"/>
           <w:lang w:val="fr-FR"/>
         </w:rPr>
-        <w:t>xx</w:t>
-      </w:r>
-      <w:proofErr w:type="gramEnd"/>
+        <w:t>1</w:t>
+      </w:r>
       <w:r>
         <w:rPr>
           <w:rFonts w:ascii="Arial" w:hAnsi="Arial" w:cs="Arial"/>
@@ -89,7 +85,7 @@
           <w:szCs w:val="24"/>
           <w:lang w:val="fr-FR"/>
         </w:rPr>
-        <w:tab/>
+        <w:t>4</w:t>
       </w:r>
       <w:r>
         <w:rPr>
@@ -101,7 +97,7 @@
           <w:szCs w:val="24"/>
           <w:lang w:val="fr-FR"/>
         </w:rPr>
-        <w:t>xx</w:t>
+        <w:t>/</w:t>
       </w:r>
       <w:r>
         <w:rPr>
@@ -113,19 +109,7 @@
           <w:szCs w:val="24"/>
           <w:lang w:val="fr-FR"/>
         </w:rPr>
-        <w:t>/</w:t>
-      </w:r>
-      <w:r>
-        <w:rPr>
-          <w:rFonts w:ascii="Arial" w:hAnsi="Arial" w:cs="Arial"/>
-          <w:b/>
-          <w:bCs/>
-          <w:color w:val="4472C4" w:themeColor="accent5"/>
-          <w:sz w:val="24"/>
-          <w:szCs w:val="24"/>
-          <w:lang w:val="fr-FR"/>
-        </w:rPr>
-        <w:t>xx</w:t>
+        <w:t>04</w:t>
       </w:r>
       <w:r>
         <w:rPr>
@@ -414,7 +398,17 @@
           <w:szCs w:val="18"/>
           <w:lang w:val="fr-FR"/>
         </w:rPr>
-        <w:t>Le bouton Agrandir de la fenêtre de l'application fonctionne maintenant correctement.</w:t>
+        <w:t>Le problème des noms de zones envoyés au panneau XFP et placés sur la mauvaise zone a été corrigé</w:t>
+      </w:r>
+      <w:r>
+        <w:rPr>
+          <w:rFonts w:ascii="Arial" w:hAnsi="Arial" w:cs="Arial"/>
+          <w:color w:val="1F497D"/>
+          <w:sz w:val="18"/>
+          <w:szCs w:val="18"/>
+          <w:lang w:val="fr-FR"/>
+        </w:rPr>
+        <w:t xml:space="preserve"> </w:t>
       </w:r>
     </w:p>
     <w:p>
@@ -457,7 +451,16 @@
           <w:lang w:val="fr-FR"/>
         </w:rPr>
         <w:tab/>
-        <w:t>Les options de mode Jour/Nuit disponibles ont été corrigées pour les différents types d'appareils CAST Pro.</w:t>
+      </w:r>
+      <w:r>
+        <w:rPr>
+          <w:rFonts w:ascii="Arial" w:hAnsi="Arial" w:cs="Arial"/>
+          <w:color w:val="1F497D"/>
+          <w:sz w:val="18"/>
+          <w:szCs w:val="18"/>
+          <w:lang w:val="fr-FR"/>
+        </w:rPr>
+        <w:t>Le bouton Agrandir de la fenêtre de l'application fonctionne maintenant correctement.</w:t>
       </w:r>
     </w:p>
     <w:p>
@@ -481,70 +484,26 @@
           <w:lang w:val="fr-FR"/>
         </w:rPr>
       </w:pPr>
-    </w:p>
-    <w:p>
-      <w:pPr>
-        <w:tabs>
-          <w:tab w:val="left" w:pos="993"/>
-        </w:tabs>
-        <w:rPr>
-          <w:rFonts w:ascii="Arial" w:hAnsi="Arial" w:cs="Arial"/>
-          <w:color w:val="9CC2E5" w:themeColor="accent1" w:themeTint="99"/>
-          <w:sz w:val="16"/>
-          <w:szCs w:val="16"/>
-          <w:lang w:val="fr-FR"/>
-        </w:rPr>
-      </w:pPr>
-      <w:proofErr w:type="gramStart"/>
-      <w:r>
-        <w:rPr>
-          <w:rFonts w:ascii="Arial" w:hAnsi="Arial" w:cs="Arial"/>
-          <w:b/>
-          <w:bCs/>
-          <w:color w:val="4472C4" w:themeColor="accent5"/>
-          <w:sz w:val="24"/>
-          <w:szCs w:val="24"/>
-          <w:lang w:val="fr-FR"/>
-        </w:rPr>
-        <w:t>v</w:t>
-      </w:r>
-      <w:proofErr w:type="gramEnd"/>
-      <w:r>
-        <w:rPr>
-          <w:rFonts w:ascii="Arial" w:hAnsi="Arial" w:cs="Arial"/>
-          <w:b/>
-          <w:bCs/>
-          <w:color w:val="4472C4" w:themeColor="accent5"/>
-          <w:sz w:val="24"/>
-          <w:szCs w:val="24"/>
-          <w:lang w:val="fr-FR"/>
-        </w:rPr>
-        <w:t>8.1.1</w:t>
-      </w:r>
-      <w:r>
-        <w:rPr>
-          <w:rFonts w:ascii="Arial" w:hAnsi="Arial" w:cs="Arial"/>
-          <w:b/>
-          <w:bCs/>
-          <w:color w:val="4472C4" w:themeColor="accent5"/>
-          <w:sz w:val="24"/>
-          <w:szCs w:val="24"/>
-          <w:lang w:val="fr-FR"/>
-        </w:rPr>
-        <w:t>4</w:t>
-      </w:r>
-      <w:r>
-        <w:rPr>
-          <w:rFonts w:ascii="Arial" w:hAnsi="Arial" w:cs="Arial"/>
-          <w:b/>
-          <w:bCs/>
-          <w:color w:val="4472C4" w:themeColor="accent5"/>
-          <w:sz w:val="24"/>
-          <w:szCs w:val="24"/>
+      <w:r>
+        <w:rPr>
+          <w:rFonts w:ascii="Arial" w:hAnsi="Arial" w:cs="Arial"/>
+          <w:color w:val="1F497D"/>
+          <w:sz w:val="18"/>
+          <w:szCs w:val="18"/>
+          <w:lang w:val="fr-FR"/>
+        </w:rPr>
+        <w:t>•</w:t>
+      </w:r>
+      <w:r>
+        <w:rPr>
+          <w:rFonts w:ascii="Arial" w:hAnsi="Arial" w:cs="Arial"/>
+          <w:color w:val="1F497D"/>
+          <w:sz w:val="18"/>
+          <w:szCs w:val="18"/>
           <w:lang w:val="fr-FR"/>
         </w:rPr>
         <w:tab/>
-        <w:t>04/03/2026</w:t>
+        <w:t>Les options de mode Jour/Nuit disponibles ont été corrigées pour les différents types d'appareils CAST Pro.</w:t>
       </w:r>
     </w:p>
     <w:p>
@@ -562,25 +521,76 @@
         <w:contextualSpacing/>
         <w:rPr>
           <w:rFonts w:ascii="Arial" w:hAnsi="Arial" w:cs="Arial"/>
-          <w:b/>
-          <w:bCs/>
-          <w:color w:val="1F497D"/>
-          <w:sz w:val="18"/>
-          <w:szCs w:val="18"/>
-          <w:lang w:val="fr-FR"/>
-        </w:rPr>
-      </w:pPr>
-      <w:r>
-        <w:rPr>
-          <w:rFonts w:ascii="Arial" w:hAnsi="Arial" w:cs="Arial"/>
-          <w:b/>
-          <w:bCs/>
-          <w:color w:val="1F497D"/>
-          <w:sz w:val="18"/>
-          <w:szCs w:val="18"/>
-          <w:lang w:val="fr-FR"/>
-        </w:rPr>
-        <w:t>Correctifs</w:t>
+          <w:color w:val="1F497D"/>
+          <w:sz w:val="18"/>
+          <w:szCs w:val="18"/>
+          <w:lang w:val="fr-FR"/>
+        </w:rPr>
+      </w:pPr>
+    </w:p>
+    <w:p>
+      <w:pPr>
+        <w:tabs>
+          <w:tab w:val="left" w:pos="993"/>
+        </w:tabs>
+        <w:rPr>
+          <w:rFonts w:ascii="Arial" w:hAnsi="Arial" w:cs="Arial"/>
+          <w:color w:val="9CC2E5" w:themeColor="accent1" w:themeTint="99"/>
+          <w:sz w:val="16"/>
+          <w:szCs w:val="16"/>
+          <w:lang w:val="fr-FR"/>
+        </w:rPr>
+      </w:pPr>
+      <w:proofErr w:type="gramStart"/>
+      <w:r>
+        <w:rPr>
+          <w:rFonts w:ascii="Arial" w:hAnsi="Arial" w:cs="Arial"/>
+          <w:b/>
+          <w:bCs/>
+          <w:color w:val="4472C4" w:themeColor="accent5"/>
+          <w:sz w:val="24"/>
+          <w:szCs w:val="24"/>
+          <w:lang w:val="fr-FR"/>
+        </w:rPr>
+        <w:t>v</w:t>
+      </w:r>
+      <w:proofErr w:type="gramEnd"/>
+      <w:r>
+        <w:rPr>
+          <w:rFonts w:ascii="Arial" w:hAnsi="Arial" w:cs="Arial"/>
+          <w:b/>
+          <w:bCs/>
+          <w:color w:val="4472C4" w:themeColor="accent5"/>
+          <w:sz w:val="24"/>
+          <w:szCs w:val="24"/>
+          <w:lang w:val="fr-FR"/>
+        </w:rPr>
+        <w:t>8.1.1</w:t>
+      </w:r>
+      <w:r>
+        <w:rPr>
+          <w:rFonts w:ascii="Arial" w:hAnsi="Arial" w:cs="Arial"/>
+          <w:b/>
+          <w:bCs/>
+          <w:color w:val="4472C4" w:themeColor="accent5"/>
+          <w:sz w:val="24"/>
+          <w:szCs w:val="24"/>
+          <w:lang w:val="fr-FR"/>
+        </w:rPr>
+        <w:t>4</w:t>
+      </w:r>
+      <w:r>
+        <w:rPr>
+          <w:rFonts w:ascii="Arial" w:hAnsi="Arial" w:cs="Arial"/>
+          <w:b/>
+          <w:bCs/>
+          <w:color w:val="4472C4" w:themeColor="accent5"/>
+          <w:sz w:val="24"/>
+          <w:szCs w:val="24"/>
+          <w:lang w:val="fr-FR"/>
+        </w:rPr>
+        <w:tab/>
+        <w:t>04/03/2026</w:t>
       </w:r>
     </w:p>
     <w:p>
@@ -598,92 +608,25 @@
         <w:contextualSpacing/>
         <w:rPr>
           <w:rFonts w:ascii="Arial" w:hAnsi="Arial" w:cs="Arial"/>
-          <w:color w:val="1F497D"/>
-          <w:sz w:val="18"/>
-          <w:szCs w:val="18"/>
-          <w:lang w:val="fr-FR"/>
-        </w:rPr>
-      </w:pPr>
-      <w:r>
-        <w:rPr>
-          <w:rFonts w:ascii="Arial" w:hAnsi="Arial" w:cs="Arial"/>
-          <w:color w:val="1F497D"/>
-          <w:sz w:val="18"/>
-          <w:szCs w:val="18"/>
-          <w:lang w:val="fr-FR"/>
-        </w:rPr>
-        <w:t>•</w:t>
-      </w:r>
-      <w:r>
-        <w:rPr>
-          <w:rFonts w:ascii="Arial" w:hAnsi="Arial" w:cs="Arial"/>
-          <w:color w:val="1F497D"/>
-          <w:sz w:val="18"/>
-          <w:szCs w:val="18"/>
-          <w:lang w:val="fr-FR"/>
-        </w:rPr>
-        <w:tab/>
-        <w:t>Les données pour les emplacements d</w:t>
-      </w:r>
-      <w:r>
-        <w:rPr>
-          <w:rFonts w:ascii="Arial" w:hAnsi="Arial" w:cs="Arial"/>
-          <w:color w:val="1F497D"/>
-          <w:sz w:val="18"/>
-          <w:szCs w:val="18"/>
-          <w:lang w:val="fr-FR"/>
-        </w:rPr>
-        <w:t>e dispositif</w:t>
-      </w:r>
-      <w:r>
-        <w:rPr>
-          <w:rFonts w:ascii="Arial" w:hAnsi="Arial" w:cs="Arial"/>
-          <w:color w:val="1F497D"/>
-          <w:sz w:val="18"/>
-          <w:szCs w:val="18"/>
-          <w:lang w:val="fr-FR"/>
-        </w:rPr>
-        <w:t xml:space="preserve">s 'vides' sont désormais définies avec des valeurs par défaut spécifiées. Cela corrige un problème où les unités Apollo </w:t>
-      </w:r>
-      <w:r>
-        <w:rPr>
-          <w:rFonts w:ascii="Arial" w:hAnsi="Arial" w:cs="Arial"/>
-          <w:color w:val="1F497D"/>
-          <w:sz w:val="18"/>
-          <w:szCs w:val="18"/>
-          <w:lang w:val="fr-FR"/>
-        </w:rPr>
-        <w:t>E</w:t>
-      </w:r>
-      <w:r>
-        <w:rPr>
-          <w:rFonts w:ascii="Arial" w:hAnsi="Arial" w:cs="Arial"/>
-          <w:color w:val="1F497D"/>
-          <w:sz w:val="18"/>
-          <w:szCs w:val="18"/>
-          <w:lang w:val="fr-FR"/>
-        </w:rPr>
-        <w:t>/</w:t>
-      </w:r>
-      <w:r>
-        <w:rPr>
-          <w:rFonts w:ascii="Arial" w:hAnsi="Arial" w:cs="Arial"/>
-          <w:color w:val="1F497D"/>
-          <w:sz w:val="18"/>
-          <w:szCs w:val="18"/>
-          <w:lang w:val="fr-FR"/>
-        </w:rPr>
-        <w:t>S</w:t>
-      </w:r>
-      <w:r>
-        <w:rPr>
-          <w:rFonts w:ascii="Arial" w:hAnsi="Arial" w:cs="Arial"/>
-          <w:color w:val="1F497D"/>
-          <w:sz w:val="18"/>
-          <w:szCs w:val="18"/>
-          <w:lang w:val="fr-FR"/>
-        </w:rPr>
-        <w:t xml:space="preserve"> se réinitialisaient incorrectement sur Silence.</w:t>
+          <w:b/>
+          <w:bCs/>
+          <w:color w:val="1F497D"/>
+          <w:sz w:val="18"/>
+          <w:szCs w:val="18"/>
+          <w:lang w:val="fr-FR"/>
+        </w:rPr>
+      </w:pPr>
+      <w:r>
+        <w:rPr>
+          <w:rFonts w:ascii="Arial" w:hAnsi="Arial" w:cs="Arial"/>
+          <w:b/>
+          <w:bCs/>
+          <w:color w:val="1F497D"/>
+          <w:sz w:val="18"/>
+          <w:szCs w:val="18"/>
+          <w:lang w:val="fr-FR"/>
+        </w:rPr>
+        <w:t>Correctifs</w:t>
       </w:r>
     </w:p>
     <w:p>
@@ -726,7 +669,67 @@
           <w:lang w:val="fr-FR"/>
         </w:rPr>
         <w:tab/>
-        <w:t>La page Détails du Site ne montrait pas le recalibrage ni les heures jour/nuit lorsqu'elle lisait à partir d'une configuration créée par les anciens outils XFP.</w:t>
+        <w:t>Les données pour les emplacements d</w:t>
+      </w:r>
+      <w:r>
+        <w:rPr>
+          <w:rFonts w:ascii="Arial" w:hAnsi="Arial" w:cs="Arial"/>
+          <w:color w:val="1F497D"/>
+          <w:sz w:val="18"/>
+          <w:szCs w:val="18"/>
+          <w:lang w:val="fr-FR"/>
+        </w:rPr>
+        <w:t>e dispositif</w:t>
+      </w:r>
+      <w:r>
+        <w:rPr>
+          <w:rFonts w:ascii="Arial" w:hAnsi="Arial" w:cs="Arial"/>
+          <w:color w:val="1F497D"/>
+          <w:sz w:val="18"/>
+          <w:szCs w:val="18"/>
+          <w:lang w:val="fr-FR"/>
+        </w:rPr>
+        <w:t xml:space="preserve">s 'vides' sont désormais définies avec des valeurs par défaut spécifiées. Cela corrige un problème où les unités Apollo </w:t>
+      </w:r>
+      <w:r>
+        <w:rPr>
+          <w:rFonts w:ascii="Arial" w:hAnsi="Arial" w:cs="Arial"/>
+          <w:color w:val="1F497D"/>
+          <w:sz w:val="18"/>
+          <w:szCs w:val="18"/>
+          <w:lang w:val="fr-FR"/>
+        </w:rPr>
+        <w:t>E</w:t>
+      </w:r>
+      <w:r>
+        <w:rPr>
+          <w:rFonts w:ascii="Arial" w:hAnsi="Arial" w:cs="Arial"/>
+          <w:color w:val="1F497D"/>
+          <w:sz w:val="18"/>
+          <w:szCs w:val="18"/>
+          <w:lang w:val="fr-FR"/>
+        </w:rPr>
+        <w:t>/</w:t>
+      </w:r>
+      <w:r>
+        <w:rPr>
+          <w:rFonts w:ascii="Arial" w:hAnsi="Arial" w:cs="Arial"/>
+          <w:color w:val="1F497D"/>
+          <w:sz w:val="18"/>
+          <w:szCs w:val="18"/>
+          <w:lang w:val="fr-FR"/>
+        </w:rPr>
+        <w:t>S</w:t>
+      </w:r>
+      <w:r>
+        <w:rPr>
+          <w:rFonts w:ascii="Arial" w:hAnsi="Arial" w:cs="Arial"/>
+          <w:color w:val="1F497D"/>
+          <w:sz w:val="18"/>
+          <w:szCs w:val="18"/>
+          <w:lang w:val="fr-FR"/>
+        </w:rPr>
+        <w:t xml:space="preserve"> se réinitialisaient incorrectement sur Silence.</w:t>
       </w:r>
     </w:p>
     <w:p>
@@ -750,58 +753,26 @@
           <w:lang w:val="fr-FR"/>
         </w:rPr>
       </w:pPr>
-    </w:p>
-    <w:p>
-      <w:pPr>
-        <w:tabs>
-          <w:tab w:val="left" w:pos="993"/>
-        </w:tabs>
-        <w:rPr>
-          <w:rFonts w:ascii="Arial" w:hAnsi="Arial" w:cs="Arial"/>
-          <w:color w:val="9CC2E5" w:themeColor="accent1" w:themeTint="99"/>
-          <w:sz w:val="16"/>
-          <w:szCs w:val="16"/>
-          <w:lang w:val="fr-FR"/>
-        </w:rPr>
-      </w:pPr>
-      <w:proofErr w:type="gramStart"/>
-      <w:r>
-        <w:rPr>
-          <w:rFonts w:ascii="Arial" w:hAnsi="Arial" w:cs="Arial"/>
-          <w:b/>
-          <w:bCs/>
-          <w:color w:val="4472C4" w:themeColor="accent5"/>
-          <w:sz w:val="24"/>
-          <w:szCs w:val="24"/>
-          <w:lang w:val="fr-FR"/>
-        </w:rPr>
-        <w:t>v</w:t>
-      </w:r>
-      <w:proofErr w:type="gramEnd"/>
-      <w:r>
-        <w:rPr>
-          <w:rFonts w:ascii="Arial" w:hAnsi="Arial" w:cs="Arial"/>
-          <w:b/>
-          <w:bCs/>
-          <w:color w:val="4472C4" w:themeColor="accent5"/>
-          <w:sz w:val="24"/>
-          <w:szCs w:val="24"/>
-          <w:lang w:val="fr-FR"/>
-        </w:rPr>
-        <w:t>8.1.10</w:t>
-      </w:r>
-      <w:r>
-        <w:rPr>
-          <w:rFonts w:ascii="Arial" w:hAnsi="Arial" w:cs="Arial"/>
-          <w:b/>
-          <w:bCs/>
-          <w:color w:val="4472C4" w:themeColor="accent5"/>
-          <w:sz w:val="24"/>
-          <w:szCs w:val="24"/>
+      <w:r>
+        <w:rPr>
+          <w:rFonts w:ascii="Arial" w:hAnsi="Arial" w:cs="Arial"/>
+          <w:color w:val="1F497D"/>
+          <w:sz w:val="18"/>
+          <w:szCs w:val="18"/>
+          <w:lang w:val="fr-FR"/>
+        </w:rPr>
+        <w:t>•</w:t>
+      </w:r>
+      <w:r>
+        <w:rPr>
+          <w:rFonts w:ascii="Arial" w:hAnsi="Arial" w:cs="Arial"/>
+          <w:color w:val="1F497D"/>
+          <w:sz w:val="18"/>
+          <w:szCs w:val="18"/>
           <w:lang w:val="fr-FR"/>
         </w:rPr>
         <w:tab/>
-        <w:t>16/02/2026</w:t>
+        <w:t>La page Détails du Site ne montrait pas le recalibrage ni les heures jour/nuit lorsqu'elle lisait à partir d'une configuration créée par les anciens outils XFP.</w:t>
       </w:r>
     </w:p>
     <w:p>
@@ -819,25 +790,64 @@
         <w:contextualSpacing/>
         <w:rPr>
           <w:rFonts w:ascii="Arial" w:hAnsi="Arial" w:cs="Arial"/>
-          <w:b/>
-          <w:bCs/>
-          <w:color w:val="1F497D"/>
-          <w:sz w:val="18"/>
-          <w:szCs w:val="18"/>
-          <w:lang w:val="fr-FR"/>
-        </w:rPr>
-      </w:pPr>
-      <w:r>
-        <w:rPr>
-          <w:rFonts w:ascii="Arial" w:hAnsi="Arial" w:cs="Arial"/>
-          <w:b/>
-          <w:bCs/>
-          <w:color w:val="1F497D"/>
-          <w:sz w:val="18"/>
-          <w:szCs w:val="18"/>
-          <w:lang w:val="fr-FR"/>
-        </w:rPr>
-        <w:t>Nouvelles fonctionnalités</w:t>
+          <w:color w:val="1F497D"/>
+          <w:sz w:val="18"/>
+          <w:szCs w:val="18"/>
+          <w:lang w:val="fr-FR"/>
+        </w:rPr>
+      </w:pPr>
+    </w:p>
+    <w:p>
+      <w:pPr>
+        <w:tabs>
+          <w:tab w:val="left" w:pos="993"/>
+        </w:tabs>
+        <w:rPr>
+          <w:rFonts w:ascii="Arial" w:hAnsi="Arial" w:cs="Arial"/>
+          <w:color w:val="9CC2E5" w:themeColor="accent1" w:themeTint="99"/>
+          <w:sz w:val="16"/>
+          <w:szCs w:val="16"/>
+          <w:lang w:val="fr-FR"/>
+        </w:rPr>
+      </w:pPr>
+      <w:proofErr w:type="gramStart"/>
+      <w:r>
+        <w:rPr>
+          <w:rFonts w:ascii="Arial" w:hAnsi="Arial" w:cs="Arial"/>
+          <w:b/>
+          <w:bCs/>
+          <w:color w:val="4472C4" w:themeColor="accent5"/>
+          <w:sz w:val="24"/>
+          <w:szCs w:val="24"/>
+          <w:lang w:val="fr-FR"/>
+        </w:rPr>
+        <w:t>v</w:t>
+      </w:r>
+      <w:proofErr w:type="gramEnd"/>
+      <w:r>
+        <w:rPr>
+          <w:rFonts w:ascii="Arial" w:hAnsi="Arial" w:cs="Arial"/>
+          <w:b/>
+          <w:bCs/>
+          <w:color w:val="4472C4" w:themeColor="accent5"/>
+          <w:sz w:val="24"/>
+          <w:szCs w:val="24"/>
+          <w:lang w:val="fr-FR"/>
+        </w:rPr>
+        <w:t>8.1.10</w:t>
+      </w:r>
+      <w:r>
+        <w:rPr>
+          <w:rFonts w:ascii="Arial" w:hAnsi="Arial" w:cs="Arial"/>
+          <w:b/>
+          <w:bCs/>
+          <w:color w:val="4472C4" w:themeColor="accent5"/>
+          <w:sz w:val="24"/>
+          <w:szCs w:val="24"/>
+          <w:lang w:val="fr-FR"/>
+        </w:rPr>
+        <w:tab/>
+        <w:t>16/02/2026</w:t>
       </w:r>
     </w:p>
     <w:p>
@@ -855,42 +865,25 @@
         <w:contextualSpacing/>
         <w:rPr>
           <w:rFonts w:ascii="Arial" w:hAnsi="Arial" w:cs="Arial"/>
-          <w:color w:val="1F497D"/>
-          <w:sz w:val="18"/>
-          <w:szCs w:val="18"/>
-          <w:lang w:val="fr-FR"/>
-        </w:rPr>
-      </w:pPr>
-      <w:r>
-        <w:rPr>
-          <w:rFonts w:ascii="Arial" w:hAnsi="Arial" w:cs="Arial"/>
-          <w:color w:val="1F497D"/>
-          <w:sz w:val="18"/>
-          <w:szCs w:val="18"/>
-          <w:lang w:val="fr-FR"/>
-        </w:rPr>
-        <w:t>•</w:t>
-      </w:r>
-      <w:r>
-        <w:rPr>
-          <w:rFonts w:ascii="Arial" w:hAnsi="Arial" w:cs="Arial"/>
-          <w:color w:val="1F497D"/>
-          <w:sz w:val="18"/>
-          <w:szCs w:val="18"/>
-          <w:lang w:val="fr-FR"/>
-        </w:rPr>
-        <w:tab/>
-        <w:t>Support pour la langue espagnole a été ajouté.</w:t>
-      </w:r>
-      <w:r>
-        <w:rPr>
-          <w:rFonts w:ascii="Arial" w:hAnsi="Arial" w:cs="Arial"/>
-          <w:color w:val="1F497D"/>
-          <w:sz w:val="18"/>
-          <w:szCs w:val="18"/>
-          <w:lang w:val="fr-FR"/>
-        </w:rPr>
-        <w:tab/>
+          <w:b/>
+          <w:bCs/>
+          <w:color w:val="1F497D"/>
+          <w:sz w:val="18"/>
+          <w:szCs w:val="18"/>
+          <w:lang w:val="fr-FR"/>
+        </w:rPr>
+      </w:pPr>
+      <w:r>
+        <w:rPr>
+          <w:rFonts w:ascii="Arial" w:hAnsi="Arial" w:cs="Arial"/>
+          <w:b/>
+          <w:bCs/>
+          <w:color w:val="1F497D"/>
+          <w:sz w:val="18"/>
+          <w:szCs w:val="18"/>
+          <w:lang w:val="fr-FR"/>
+        </w:rPr>
+        <w:t>Nouvelles fonctionnalités</w:t>
       </w:r>
     </w:p>
     <w:p>
@@ -914,82 +907,36 @@
           <w:lang w:val="fr-FR"/>
         </w:rPr>
       </w:pPr>
-    </w:p>
-    <w:p>
-      <w:pPr>
-        <w:tabs>
-          <w:tab w:val="left" w:pos="993"/>
-        </w:tabs>
-        <w:rPr>
-          <w:rFonts w:ascii="Arial" w:hAnsi="Arial" w:cs="Arial"/>
-          <w:color w:val="9CC2E5" w:themeColor="accent1" w:themeTint="99"/>
-          <w:sz w:val="16"/>
-          <w:szCs w:val="16"/>
-          <w:lang w:val="fr-FR"/>
-        </w:rPr>
-      </w:pPr>
-      <w:proofErr w:type="gramStart"/>
-      <w:r>
-        <w:rPr>
-          <w:rFonts w:ascii="Arial" w:hAnsi="Arial" w:cs="Arial"/>
-          <w:b/>
-          <w:bCs/>
-          <w:color w:val="4472C4" w:themeColor="accent5"/>
-          <w:sz w:val="24"/>
-          <w:szCs w:val="24"/>
-          <w:lang w:val="fr-FR"/>
-        </w:rPr>
-        <w:t>v</w:t>
-      </w:r>
-      <w:proofErr w:type="gramEnd"/>
-      <w:r>
-        <w:rPr>
-          <w:rFonts w:ascii="Arial" w:hAnsi="Arial" w:cs="Arial"/>
-          <w:b/>
-          <w:bCs/>
-          <w:color w:val="4472C4" w:themeColor="accent5"/>
-          <w:sz w:val="24"/>
-          <w:szCs w:val="24"/>
-          <w:lang w:val="fr-FR"/>
-        </w:rPr>
-        <w:t>8.1.9</w:t>
-      </w:r>
-      <w:r>
-        <w:rPr>
-          <w:rFonts w:ascii="Arial" w:hAnsi="Arial" w:cs="Arial"/>
-          <w:b/>
-          <w:bCs/>
-          <w:color w:val="4472C4" w:themeColor="accent5"/>
-          <w:sz w:val="24"/>
-          <w:szCs w:val="24"/>
+      <w:r>
+        <w:rPr>
+          <w:rFonts w:ascii="Arial" w:hAnsi="Arial" w:cs="Arial"/>
+          <w:color w:val="1F497D"/>
+          <w:sz w:val="18"/>
+          <w:szCs w:val="18"/>
+          <w:lang w:val="fr-FR"/>
+        </w:rPr>
+        <w:t>•</w:t>
+      </w:r>
+      <w:r>
+        <w:rPr>
+          <w:rFonts w:ascii="Arial" w:hAnsi="Arial" w:cs="Arial"/>
+          <w:color w:val="1F497D"/>
+          <w:sz w:val="18"/>
+          <w:szCs w:val="18"/>
           <w:lang w:val="fr-FR"/>
         </w:rPr>
         <w:tab/>
-        <w:t>2</w:t>
-      </w:r>
-      <w:r>
-        <w:rPr>
-          <w:rFonts w:ascii="Arial" w:hAnsi="Arial" w:cs="Arial"/>
-          <w:b/>
-          <w:bCs/>
-          <w:color w:val="4472C4" w:themeColor="accent5"/>
-          <w:sz w:val="24"/>
-          <w:szCs w:val="24"/>
-          <w:lang w:val="fr-FR"/>
-        </w:rPr>
-        <w:t>4</w:t>
-      </w:r>
-      <w:r>
-        <w:rPr>
-          <w:rFonts w:ascii="Arial" w:hAnsi="Arial" w:cs="Arial"/>
-          <w:b/>
-          <w:bCs/>
-          <w:color w:val="4472C4" w:themeColor="accent5"/>
-          <w:sz w:val="24"/>
-          <w:szCs w:val="24"/>
-          <w:lang w:val="fr-FR"/>
-        </w:rPr>
-        <w:t>/12/2025</w:t>
+        <w:t>Support pour la langue espagnole a été ajouté.</w:t>
+      </w:r>
+      <w:r>
+        <w:rPr>
+          <w:rFonts w:ascii="Arial" w:hAnsi="Arial" w:cs="Arial"/>
+          <w:color w:val="1F497D"/>
+          <w:sz w:val="18"/>
+          <w:szCs w:val="18"/>
+          <w:lang w:val="fr-FR"/>
+        </w:rPr>
+        <w:tab/>
       </w:r>
     </w:p>
     <w:p>
@@ -1007,25 +954,88 @@
         <w:contextualSpacing/>
         <w:rPr>
           <w:rFonts w:ascii="Arial" w:hAnsi="Arial" w:cs="Arial"/>
-          <w:b/>
-          <w:bCs/>
-          <w:color w:val="1F497D"/>
-          <w:sz w:val="18"/>
-          <w:szCs w:val="18"/>
-          <w:lang w:val="fr-FR"/>
-        </w:rPr>
-      </w:pPr>
-      <w:r>
-        <w:rPr>
-          <w:rFonts w:ascii="Arial" w:hAnsi="Arial" w:cs="Arial"/>
-          <w:b/>
-          <w:bCs/>
-          <w:color w:val="1F497D"/>
-          <w:sz w:val="18"/>
-          <w:szCs w:val="18"/>
-          <w:lang w:val="fr-FR"/>
-        </w:rPr>
-        <w:t>Nouvelles fonctionnalités</w:t>
+          <w:color w:val="1F497D"/>
+          <w:sz w:val="18"/>
+          <w:szCs w:val="18"/>
+          <w:lang w:val="fr-FR"/>
+        </w:rPr>
+      </w:pPr>
+    </w:p>
+    <w:p>
+      <w:pPr>
+        <w:tabs>
+          <w:tab w:val="left" w:pos="993"/>
+        </w:tabs>
+        <w:rPr>
+          <w:rFonts w:ascii="Arial" w:hAnsi="Arial" w:cs="Arial"/>
+          <w:color w:val="9CC2E5" w:themeColor="accent1" w:themeTint="99"/>
+          <w:sz w:val="16"/>
+          <w:szCs w:val="16"/>
+          <w:lang w:val="fr-FR"/>
+        </w:rPr>
+      </w:pPr>
+      <w:proofErr w:type="gramStart"/>
+      <w:r>
+        <w:rPr>
+          <w:rFonts w:ascii="Arial" w:hAnsi="Arial" w:cs="Arial"/>
+          <w:b/>
+          <w:bCs/>
+          <w:color w:val="4472C4" w:themeColor="accent5"/>
+          <w:sz w:val="24"/>
+          <w:szCs w:val="24"/>
+          <w:lang w:val="fr-FR"/>
+        </w:rPr>
+        <w:t>v</w:t>
+      </w:r>
+      <w:proofErr w:type="gramEnd"/>
+      <w:r>
+        <w:rPr>
+          <w:rFonts w:ascii="Arial" w:hAnsi="Arial" w:cs="Arial"/>
+          <w:b/>
+          <w:bCs/>
+          <w:color w:val="4472C4" w:themeColor="accent5"/>
+          <w:sz w:val="24"/>
+          <w:szCs w:val="24"/>
+          <w:lang w:val="fr-FR"/>
+        </w:rPr>
+        <w:t>8.1.9</w:t>
+      </w:r>
+      <w:r>
+        <w:rPr>
+          <w:rFonts w:ascii="Arial" w:hAnsi="Arial" w:cs="Arial"/>
+          <w:b/>
+          <w:bCs/>
+          <w:color w:val="4472C4" w:themeColor="accent5"/>
+          <w:sz w:val="24"/>
+          <w:szCs w:val="24"/>
+          <w:lang w:val="fr-FR"/>
+        </w:rPr>
+        <w:tab/>
+        <w:t>2</w:t>
+      </w:r>
+      <w:r>
+        <w:rPr>
+          <w:rFonts w:ascii="Arial" w:hAnsi="Arial" w:cs="Arial"/>
+          <w:b/>
+          <w:bCs/>
+          <w:color w:val="4472C4" w:themeColor="accent5"/>
+          <w:sz w:val="24"/>
+          <w:szCs w:val="24"/>
+          <w:lang w:val="fr-FR"/>
+        </w:rPr>
+        <w:t>4</w:t>
+      </w:r>
+      <w:r>
+        <w:rPr>
+          <w:rFonts w:ascii="Arial" w:hAnsi="Arial" w:cs="Arial"/>
+          <w:b/>
+          <w:bCs/>
+          <w:color w:val="4472C4" w:themeColor="accent5"/>
+          <w:sz w:val="24"/>
+          <w:szCs w:val="24"/>
+          <w:lang w:val="fr-FR"/>
+        </w:rPr>
+        <w:t>/12/2025</w:t>
       </w:r>
     </w:p>
     <w:p>
@@ -1043,52 +1053,25 @@
         <w:contextualSpacing/>
         <w:rPr>
           <w:rFonts w:ascii="Arial" w:hAnsi="Arial" w:cs="Arial"/>
-          <w:color w:val="1F497D"/>
-          <w:sz w:val="18"/>
-          <w:szCs w:val="18"/>
-          <w:lang w:val="fr-FR"/>
-        </w:rPr>
-      </w:pPr>
-      <w:r>
-        <w:rPr>
-          <w:rFonts w:ascii="Arial" w:hAnsi="Arial" w:cs="Arial"/>
-          <w:color w:val="1F497D"/>
-          <w:sz w:val="18"/>
-          <w:szCs w:val="18"/>
-          <w:lang w:val="fr-FR"/>
-        </w:rPr>
-        <w:t>•</w:t>
-      </w:r>
-      <w:r>
-        <w:rPr>
-          <w:rFonts w:ascii="Arial" w:hAnsi="Arial" w:cs="Arial"/>
-          <w:color w:val="1F497D"/>
-          <w:sz w:val="18"/>
-          <w:szCs w:val="18"/>
-          <w:lang w:val="fr-FR"/>
-        </w:rPr>
-        <w:tab/>
-        <w:t xml:space="preserve">Les nouveaux </w:t>
-      </w:r>
-      <w:r>
-        <w:rPr>
-          <w:rFonts w:ascii="Arial" w:hAnsi="Arial" w:cs="Arial"/>
-          <w:color w:val="1F497D"/>
-          <w:sz w:val="18"/>
-          <w:szCs w:val="18"/>
-          <w:lang w:val="fr-FR"/>
-        </w:rPr>
-        <w:t>dispositifs</w:t>
-      </w:r>
-      <w:r>
-        <w:rPr>
-          <w:rFonts w:ascii="Arial" w:hAnsi="Arial" w:cs="Arial"/>
-          <w:color w:val="1F497D"/>
-          <w:sz w:val="18"/>
-          <w:szCs w:val="18"/>
-          <w:lang w:val="fr-FR"/>
-        </w:rPr>
-        <w:t xml:space="preserve"> CAST Pro ont été ajoutés.</w:t>
+          <w:b/>
+          <w:bCs/>
+          <w:color w:val="1F497D"/>
+          <w:sz w:val="18"/>
+          <w:szCs w:val="18"/>
+          <w:lang w:val="fr-FR"/>
+        </w:rPr>
+      </w:pPr>
+      <w:r>
+        <w:rPr>
+          <w:rFonts w:ascii="Arial" w:hAnsi="Arial" w:cs="Arial"/>
+          <w:b/>
+          <w:bCs/>
+          <w:color w:val="1F497D"/>
+          <w:sz w:val="18"/>
+          <w:szCs w:val="18"/>
+          <w:lang w:val="fr-FR"/>
+        </w:rPr>
+        <w:t>Nouvelles fonctionnalités</w:t>
       </w:r>
     </w:p>
     <w:p>
@@ -1131,7 +1114,27 @@
           <w:lang w:val="fr-FR"/>
         </w:rPr>
         <w:tab/>
-        <w:t>L'option pour imprimer les paramètres a été ajoutée.</w:t>
+        <w:t xml:space="preserve">Les nouveaux </w:t>
+      </w:r>
+      <w:r>
+        <w:rPr>
+          <w:rFonts w:ascii="Arial" w:hAnsi="Arial" w:cs="Arial"/>
+          <w:color w:val="1F497D"/>
+          <w:sz w:val="18"/>
+          <w:szCs w:val="18"/>
+          <w:lang w:val="fr-FR"/>
+        </w:rPr>
+        <w:t>dispositifs</w:t>
+      </w:r>
+      <w:r>
+        <w:rPr>
+          <w:rFonts w:ascii="Arial" w:hAnsi="Arial" w:cs="Arial"/>
+          <w:color w:val="1F497D"/>
+          <w:sz w:val="18"/>
+          <w:szCs w:val="18"/>
+          <w:lang w:val="fr-FR"/>
+        </w:rPr>
+        <w:t xml:space="preserve"> CAST Pro ont été ajoutés.</w:t>
       </w:r>
     </w:p>
     <w:p>
@@ -1174,67 +1177,7 @@
           <w:lang w:val="fr-FR"/>
         </w:rPr>
         <w:tab/>
-        <w:t xml:space="preserve">Les modes jour </w:t>
-      </w:r>
-      <w:r>
-        <w:rPr>
-          <w:rFonts w:ascii="Arial" w:hAnsi="Arial" w:cs="Arial"/>
-          <w:color w:val="1F497D"/>
-          <w:sz w:val="18"/>
-          <w:szCs w:val="18"/>
-          <w:lang w:val="fr-FR"/>
-        </w:rPr>
-        <w:t>&amp;</w:t>
-      </w:r>
-      <w:r>
-        <w:rPr>
-          <w:rFonts w:ascii="Arial" w:hAnsi="Arial" w:cs="Arial"/>
-          <w:color w:val="1F497D"/>
-          <w:sz w:val="18"/>
-          <w:szCs w:val="18"/>
-          <w:lang w:val="fr-FR"/>
-        </w:rPr>
-        <w:t xml:space="preserve"> nuit d</w:t>
-      </w:r>
-      <w:r>
-        <w:rPr>
-          <w:rFonts w:ascii="Arial" w:hAnsi="Arial" w:cs="Arial"/>
-          <w:color w:val="1F497D"/>
-          <w:sz w:val="18"/>
-          <w:szCs w:val="18"/>
-          <w:lang w:val="fr-FR"/>
-        </w:rPr>
-        <w:t>es dispositifs</w:t>
-      </w:r>
-      <w:r>
-        <w:rPr>
-          <w:rFonts w:ascii="Arial" w:hAnsi="Arial" w:cs="Arial"/>
-          <w:color w:val="1F497D"/>
-          <w:sz w:val="18"/>
-          <w:szCs w:val="18"/>
-          <w:lang w:val="fr-FR"/>
-        </w:rPr>
-        <w:t xml:space="preserve"> sont désormais toujours réinitialisés à leurs valeurs par défaut lorsqu'un type d</w:t>
-      </w:r>
-      <w:r>
-        <w:rPr>
-          <w:rFonts w:ascii="Arial" w:hAnsi="Arial" w:cs="Arial"/>
-          <w:color w:val="1F497D"/>
-          <w:sz w:val="18"/>
-          <w:szCs w:val="18"/>
-          <w:lang w:val="fr-FR"/>
-        </w:rPr>
-        <w:t>e dispositif</w:t>
-      </w:r>
-      <w:r>
-        <w:rPr>
-          <w:rFonts w:ascii="Arial" w:hAnsi="Arial" w:cs="Arial"/>
-          <w:color w:val="1F497D"/>
-          <w:sz w:val="18"/>
-          <w:szCs w:val="18"/>
-          <w:lang w:val="fr-FR"/>
-        </w:rPr>
-        <w:t xml:space="preserve"> est modifié.</w:t>
+        <w:t>L'option pour imprimer les paramètres a été ajoutée.</w:t>
       </w:r>
     </w:p>
     <w:p>
@@ -1277,88 +1220,67 @@
           <w:lang w:val="fr-FR"/>
         </w:rPr>
         <w:tab/>
-      </w:r>
-      <w:proofErr w:type="gramStart"/>
-      <w:r>
-        <w:rPr>
-          <w:rFonts w:ascii="Arial" w:hAnsi="Arial" w:cs="Arial"/>
-          <w:color w:val="1F497D"/>
-          <w:sz w:val="18"/>
-          <w:szCs w:val="18"/>
-          <w:lang w:val="fr-FR"/>
-        </w:rPr>
-        <w:t xml:space="preserve">Une deuxième </w:t>
-      </w:r>
-      <w:r>
-        <w:rPr>
-          <w:rFonts w:ascii="Arial" w:hAnsi="Arial" w:cs="Arial"/>
-          <w:color w:val="1F497D"/>
-          <w:sz w:val="18"/>
-          <w:szCs w:val="18"/>
-          <w:lang w:val="fr-FR"/>
-        </w:rPr>
-        <w:t>circuit</w:t>
-      </w:r>
-      <w:r>
-        <w:rPr>
-          <w:rFonts w:ascii="Arial" w:hAnsi="Arial" w:cs="Arial"/>
-          <w:color w:val="1F497D"/>
-          <w:sz w:val="18"/>
-          <w:szCs w:val="18"/>
-          <w:lang w:val="fr-FR"/>
-        </w:rPr>
-        <w:t xml:space="preserve"> nouvellement ajoutée</w:t>
-      </w:r>
-      <w:proofErr w:type="gramEnd"/>
-      <w:r>
-        <w:rPr>
-          <w:rFonts w:ascii="Arial" w:hAnsi="Arial" w:cs="Arial"/>
-          <w:color w:val="1F497D"/>
-          <w:sz w:val="18"/>
-          <w:szCs w:val="18"/>
-          <w:lang w:val="fr-FR"/>
-        </w:rPr>
-        <w:t xml:space="preserve"> est maintenant correctement remplie avec des emplacements d</w:t>
-      </w:r>
-      <w:r>
-        <w:rPr>
-          <w:rFonts w:ascii="Arial" w:hAnsi="Arial" w:cs="Arial"/>
-          <w:color w:val="1F497D"/>
-          <w:sz w:val="18"/>
-          <w:szCs w:val="18"/>
-          <w:lang w:val="fr-FR"/>
-        </w:rPr>
-        <w:t>e dispositifs</w:t>
-      </w:r>
-      <w:r>
-        <w:rPr>
-          <w:rFonts w:ascii="Arial" w:hAnsi="Arial" w:cs="Arial"/>
-          <w:color w:val="1F497D"/>
-          <w:sz w:val="18"/>
-          <w:szCs w:val="18"/>
-          <w:lang w:val="fr-FR"/>
-        </w:rPr>
-        <w:t xml:space="preserve"> vides et les pages des </w:t>
-      </w:r>
-      <w:r>
-        <w:rPr>
-          <w:rFonts w:ascii="Arial" w:hAnsi="Arial" w:cs="Arial"/>
-          <w:color w:val="1F497D"/>
-          <w:sz w:val="18"/>
-          <w:szCs w:val="18"/>
-          <w:lang w:val="fr-FR"/>
-        </w:rPr>
-        <w:t>dispositif</w:t>
-      </w:r>
-      <w:r>
-        <w:rPr>
-          <w:rFonts w:ascii="Arial" w:hAnsi="Arial" w:cs="Arial"/>
-          <w:color w:val="1F497D"/>
-          <w:sz w:val="18"/>
-          <w:szCs w:val="18"/>
-          <w:lang w:val="fr-FR"/>
-        </w:rPr>
-        <w:t>s sont mises à jour en conséquence.</w:t>
+        <w:t xml:space="preserve">Les modes jour </w:t>
+      </w:r>
+      <w:r>
+        <w:rPr>
+          <w:rFonts w:ascii="Arial" w:hAnsi="Arial" w:cs="Arial"/>
+          <w:color w:val="1F497D"/>
+          <w:sz w:val="18"/>
+          <w:szCs w:val="18"/>
+          <w:lang w:val="fr-FR"/>
+        </w:rPr>
+        <w:t>&amp;</w:t>
+      </w:r>
+      <w:r>
+        <w:rPr>
+          <w:rFonts w:ascii="Arial" w:hAnsi="Arial" w:cs="Arial"/>
+          <w:color w:val="1F497D"/>
+          <w:sz w:val="18"/>
+          <w:szCs w:val="18"/>
+          <w:lang w:val="fr-FR"/>
+        </w:rPr>
+        <w:t xml:space="preserve"> nuit d</w:t>
+      </w:r>
+      <w:r>
+        <w:rPr>
+          <w:rFonts w:ascii="Arial" w:hAnsi="Arial" w:cs="Arial"/>
+          <w:color w:val="1F497D"/>
+          <w:sz w:val="18"/>
+          <w:szCs w:val="18"/>
+          <w:lang w:val="fr-FR"/>
+        </w:rPr>
+        <w:t>es dispositifs</w:t>
+      </w:r>
+      <w:r>
+        <w:rPr>
+          <w:rFonts w:ascii="Arial" w:hAnsi="Arial" w:cs="Arial"/>
+          <w:color w:val="1F497D"/>
+          <w:sz w:val="18"/>
+          <w:szCs w:val="18"/>
+          <w:lang w:val="fr-FR"/>
+        </w:rPr>
+        <w:t xml:space="preserve"> sont désormais toujours réinitialisés à leurs valeurs par défaut lorsqu'un type d</w:t>
+      </w:r>
+      <w:r>
+        <w:rPr>
+          <w:rFonts w:ascii="Arial" w:hAnsi="Arial" w:cs="Arial"/>
+          <w:color w:val="1F497D"/>
+          <w:sz w:val="18"/>
+          <w:szCs w:val="18"/>
+          <w:lang w:val="fr-FR"/>
+        </w:rPr>
+        <w:t>e dispositif</w:t>
+      </w:r>
+      <w:r>
+        <w:rPr>
+          <w:rFonts w:ascii="Arial" w:hAnsi="Arial" w:cs="Arial"/>
+          <w:color w:val="1F497D"/>
+          <w:sz w:val="18"/>
+          <w:szCs w:val="18"/>
+          <w:lang w:val="fr-FR"/>
+        </w:rPr>
+        <w:t xml:space="preserve"> est modifié.</w:t>
       </w:r>
     </w:p>
     <w:p>
@@ -1402,16 +1324,6 @@
         </w:rPr>
         <w:tab/>
       </w:r>
-      <w:r>
-        <w:rPr>
-          <w:rFonts w:ascii="Arial" w:hAnsi="Arial" w:cs="Arial"/>
-          <w:color w:val="1F497D"/>
-          <w:sz w:val="18"/>
-          <w:szCs w:val="18"/>
-          <w:lang w:val="fr-FR"/>
-        </w:rPr>
-        <w:t>Prise en charge</w:t>
-      </w:r>
       <w:proofErr w:type="gramStart"/>
       <w:r>
         <w:rPr>
@@ -1421,70 +1333,78 @@
           <w:szCs w:val="18"/>
           <w:lang w:val="fr-FR"/>
         </w:rPr>
-        <w:t xml:space="preserve"> </w:t>
-      </w:r>
-      <w:r>
-        <w:rPr>
-          <w:rFonts w:ascii="Arial" w:hAnsi="Arial" w:cs="Arial"/>
-          <w:color w:val="1F4E79" w:themeColor="accent1" w:themeShade="80"/>
-          <w:sz w:val="18"/>
-          <w:szCs w:val="18"/>
-          <w:lang w:val="fr-FR"/>
-        </w:rPr>
-        <w:t>«</w:t>
-      </w:r>
-      <w:proofErr w:type="spellStart"/>
-      <w:r>
-        <w:rPr>
-          <w:rFonts w:ascii="Arial" w:hAnsi="Arial" w:cs="Arial"/>
-          <w:color w:val="1F497D"/>
-          <w:sz w:val="18"/>
-          <w:szCs w:val="18"/>
-          <w:lang w:val="fr-FR"/>
-        </w:rPr>
-        <w:t>Envision</w:t>
-      </w:r>
-      <w:proofErr w:type="spellEnd"/>
+        <w:t xml:space="preserve">Une deuxième </w:t>
+      </w:r>
+      <w:r>
+        <w:rPr>
+          <w:rFonts w:ascii="Arial" w:hAnsi="Arial" w:cs="Arial"/>
+          <w:color w:val="1F497D"/>
+          <w:sz w:val="18"/>
+          <w:szCs w:val="18"/>
+          <w:lang w:val="fr-FR"/>
+        </w:rPr>
+        <w:t>circuit</w:t>
+      </w:r>
+      <w:r>
+        <w:rPr>
+          <w:rFonts w:ascii="Arial" w:hAnsi="Arial" w:cs="Arial"/>
+          <w:color w:val="1F497D"/>
+          <w:sz w:val="18"/>
+          <w:szCs w:val="18"/>
+          <w:lang w:val="fr-FR"/>
+        </w:rPr>
+        <w:t xml:space="preserve"> nouvellement ajoutée</w:t>
+      </w:r>
       <w:proofErr w:type="gramEnd"/>
       <w:r>
         <w:rPr>
           <w:rFonts w:ascii="Arial" w:hAnsi="Arial" w:cs="Arial"/>
-          <w:color w:val="1F4E79" w:themeColor="accent1" w:themeShade="80"/>
-          <w:sz w:val="18"/>
-          <w:szCs w:val="18"/>
-          <w:lang w:val="fr-FR"/>
-        </w:rPr>
-        <w:t>»</w:t>
-      </w:r>
-      <w:r>
-        <w:rPr>
-          <w:rFonts w:ascii="Arial" w:hAnsi="Arial" w:cs="Arial"/>
-          <w:color w:val="1F497D"/>
-          <w:sz w:val="18"/>
-          <w:szCs w:val="18"/>
-          <w:lang w:val="fr-FR"/>
-        </w:rPr>
-        <w:t xml:space="preserve"> sur les systèmes Apollo</w:t>
-      </w:r>
-      <w:r>
-        <w:rPr>
-          <w:rFonts w:ascii="Arial" w:hAnsi="Arial" w:cs="Arial"/>
-          <w:color w:val="1F497D"/>
-          <w:sz w:val="18"/>
-          <w:szCs w:val="18"/>
-          <w:lang w:val="fr-FR"/>
-        </w:rPr>
-        <w:t> </w:t>
-      </w:r>
-      <w:r>
-        <w:rPr>
-          <w:rFonts w:ascii="Arial" w:hAnsi="Arial" w:cs="Arial"/>
-          <w:color w:val="1F4E79" w:themeColor="accent1" w:themeShade="80"/>
-          <w:sz w:val="18"/>
-          <w:szCs w:val="18"/>
-          <w:lang w:val="fr-FR"/>
-        </w:rPr>
-        <w:t>:</w:t>
+          <w:color w:val="1F497D"/>
+          <w:sz w:val="18"/>
+          <w:szCs w:val="18"/>
+          <w:lang w:val="fr-FR"/>
+        </w:rPr>
+        <w:t xml:space="preserve"> est maintenant correctement remplie avec des emplacements d</w:t>
+      </w:r>
+      <w:r>
+        <w:rPr>
+          <w:rFonts w:ascii="Arial" w:hAnsi="Arial" w:cs="Arial"/>
+          <w:color w:val="1F497D"/>
+          <w:sz w:val="18"/>
+          <w:szCs w:val="18"/>
+          <w:lang w:val="fr-FR"/>
+        </w:rPr>
+        <w:t>e dispositifs</w:t>
+      </w:r>
+      <w:r>
+        <w:rPr>
+          <w:rFonts w:ascii="Arial" w:hAnsi="Arial" w:cs="Arial"/>
+          <w:color w:val="1F497D"/>
+          <w:sz w:val="18"/>
+          <w:szCs w:val="18"/>
+          <w:lang w:val="fr-FR"/>
+        </w:rPr>
+        <w:t xml:space="preserve"> vides et les pages des </w:t>
+      </w:r>
+      <w:r>
+        <w:rPr>
+          <w:rFonts w:ascii="Arial" w:hAnsi="Arial" w:cs="Arial"/>
+          <w:color w:val="1F497D"/>
+          <w:sz w:val="18"/>
+          <w:szCs w:val="18"/>
+          <w:lang w:val="fr-FR"/>
+        </w:rPr>
+        <w:t>dispositif</w:t>
+      </w:r>
+      <w:r>
+        <w:rPr>
+          <w:rFonts w:ascii="Arial" w:hAnsi="Arial" w:cs="Arial"/>
+          <w:color w:val="1F497D"/>
+          <w:sz w:val="18"/>
+          <w:szCs w:val="18"/>
+          <w:lang w:val="fr-FR"/>
+        </w:rPr>
+        <w:t>s sont mises à jour en conséquence.</w:t>
       </w:r>
     </w:p>
     <w:p>
@@ -1516,62 +1436,52 @@
           <w:szCs w:val="18"/>
           <w:lang w:val="fr-FR"/>
         </w:rPr>
+        <w:t>•</w:t>
+      </w:r>
+      <w:r>
+        <w:rPr>
+          <w:rFonts w:ascii="Arial" w:hAnsi="Arial" w:cs="Arial"/>
+          <w:color w:val="1F497D"/>
+          <w:sz w:val="18"/>
+          <w:szCs w:val="18"/>
+          <w:lang w:val="fr-FR"/>
+        </w:rPr>
         <w:tab/>
       </w:r>
       <w:r>
         <w:rPr>
           <w:rFonts w:ascii="Arial" w:hAnsi="Arial" w:cs="Arial"/>
-          <w:i/>
-          <w:iCs/>
-          <w:color w:val="1F497D"/>
-          <w:sz w:val="18"/>
-          <w:szCs w:val="18"/>
-          <w:lang w:val="fr-FR"/>
-        </w:rPr>
-        <w:t xml:space="preserve">Pour cela, les noms des </w:t>
-      </w:r>
-      <w:r>
-        <w:rPr>
-          <w:rFonts w:ascii="Arial" w:hAnsi="Arial" w:cs="Arial"/>
-          <w:i/>
-          <w:iCs/>
-          <w:color w:val="1F497D"/>
-          <w:sz w:val="18"/>
-          <w:szCs w:val="18"/>
-          <w:lang w:val="fr-FR"/>
-        </w:rPr>
-        <w:t>dispositif</w:t>
-      </w:r>
-      <w:r>
-        <w:rPr>
-          <w:rFonts w:ascii="Arial" w:hAnsi="Arial" w:cs="Arial"/>
-          <w:i/>
-          <w:iCs/>
-          <w:color w:val="1F497D"/>
-          <w:sz w:val="18"/>
-          <w:szCs w:val="18"/>
-          <w:lang w:val="fr-FR"/>
-        </w:rPr>
-        <w:t xml:space="preserve">s et les descriptions des zones sont préfixés respectivement par des codes de type et des numéros de zone. Si ce n'est pas déjà fait, avant le téléchargement, l'utilisateur est interrogé pour savoir si le panneau est destiné à </w:t>
-      </w:r>
-      <w:r>
-        <w:rPr>
-          <w:rFonts w:ascii="Arial" w:hAnsi="Arial" w:cs="Arial"/>
-          <w:i/>
-          <w:iCs/>
-          <w:color w:val="1F497D"/>
-          <w:sz w:val="18"/>
-          <w:szCs w:val="18"/>
-          <w:lang w:val="fr-FR"/>
-        </w:rPr>
-        <w:t>l’</w:t>
-      </w:r>
-      <w:proofErr w:type="spellStart"/>
-      <w:r>
-        <w:rPr>
-          <w:rFonts w:ascii="Arial" w:hAnsi="Arial" w:cs="Arial"/>
-          <w:i/>
-          <w:iCs/>
+          <w:color w:val="1F497D"/>
+          <w:sz w:val="18"/>
+          <w:szCs w:val="18"/>
+          <w:lang w:val="fr-FR"/>
+        </w:rPr>
+        <w:t>Prise en charge</w:t>
+      </w:r>
+      <w:proofErr w:type="gramStart"/>
+      <w:r>
+        <w:rPr>
+          <w:rFonts w:ascii="Arial" w:hAnsi="Arial" w:cs="Arial"/>
+          <w:color w:val="1F497D"/>
+          <w:sz w:val="18"/>
+          <w:szCs w:val="18"/>
+          <w:lang w:val="fr-FR"/>
+        </w:rPr>
+        <w:t xml:space="preserve"> </w:t>
+      </w:r>
+      <w:r>
+        <w:rPr>
+          <w:rFonts w:ascii="Arial" w:hAnsi="Arial" w:cs="Arial"/>
+          <w:color w:val="1F4E79" w:themeColor="accent1" w:themeShade="80"/>
+          <w:sz w:val="18"/>
+          <w:szCs w:val="18"/>
+          <w:lang w:val="fr-FR"/>
+        </w:rPr>
+        <w:t>«</w:t>
+      </w:r>
+      <w:r>
+        <w:rPr>
+          <w:rFonts w:ascii="Arial" w:hAnsi="Arial" w:cs="Arial"/>
           <w:color w:val="1F497D"/>
           <w:sz w:val="18"/>
           <w:szCs w:val="18"/>
@@ -1579,28 +1489,46 @@
         </w:rPr>
         <w:t>Envision</w:t>
       </w:r>
-      <w:proofErr w:type="spellEnd"/>
-      <w:r>
-        <w:rPr>
-          <w:rFonts w:ascii="Arial" w:hAnsi="Arial" w:cs="Arial"/>
-          <w:i/>
-          <w:iCs/>
-          <w:color w:val="1F497D"/>
-          <w:sz w:val="18"/>
-          <w:szCs w:val="18"/>
-          <w:lang w:val="fr-FR"/>
-        </w:rPr>
-        <w:t xml:space="preserve"> et, si oui, les préfixes sont ajoutés.</w:t>
-      </w:r>
-      <w:r>
-        <w:rPr>
-          <w:rFonts w:ascii="Arial" w:hAnsi="Arial" w:cs="Arial"/>
-          <w:color w:val="1F497D"/>
-          <w:sz w:val="18"/>
-          <w:szCs w:val="18"/>
-          <w:lang w:val="fr-FR"/>
-        </w:rPr>
-        <w:br/>
+      <w:proofErr w:type="gramEnd"/>
+      <w:r>
+        <w:rPr>
+          <w:rFonts w:ascii="Arial" w:hAnsi="Arial" w:cs="Arial"/>
+          <w:color w:val="1F4E79" w:themeColor="accent1" w:themeShade="80"/>
+          <w:sz w:val="18"/>
+          <w:szCs w:val="18"/>
+          <w:lang w:val="fr-FR"/>
+        </w:rPr>
+        <w:t>»</w:t>
+      </w:r>
+      <w:r>
+        <w:rPr>
+          <w:rFonts w:ascii="Arial" w:hAnsi="Arial" w:cs="Arial"/>
+          <w:color w:val="1F497D"/>
+          <w:sz w:val="18"/>
+          <w:szCs w:val="18"/>
+          <w:lang w:val="fr-FR"/>
+        </w:rPr>
+        <w:t xml:space="preserve"> sur les systèmes Apollo</w:t>
+      </w:r>
+      <w:r>
+        <w:rPr>
+          <w:rFonts w:ascii="Arial" w:hAnsi="Arial" w:cs="Arial"/>
+          <w:color w:val="1F497D"/>
+          <w:sz w:val="18"/>
+          <w:szCs w:val="18"/>
+          <w:lang w:val="fr-FR"/>
+        </w:rPr>
+        <w:t> </w:t>
+      </w:r>
+      <w:r>
+        <w:rPr>
+          <w:rFonts w:ascii="Arial" w:hAnsi="Arial" w:cs="Arial"/>
+          <w:color w:val="1F4E79" w:themeColor="accent1" w:themeShade="80"/>
+          <w:sz w:val="18"/>
+          <w:szCs w:val="18"/>
+          <w:lang w:val="fr-FR"/>
+        </w:rPr>
+        <w:t>:</w:t>
       </w:r>
     </w:p>
     <w:p>
@@ -1618,37 +1546,91 @@
         <w:contextualSpacing/>
         <w:rPr>
           <w:rFonts w:ascii="Arial" w:hAnsi="Arial" w:cs="Arial"/>
-          <w:b/>
-          <w:bCs/>
-          <w:color w:val="1F497D"/>
-          <w:sz w:val="18"/>
-          <w:szCs w:val="18"/>
-          <w:lang w:val="fr-FR"/>
-        </w:rPr>
-      </w:pPr>
-      <w:r>
-        <w:rPr>
-          <w:rFonts w:ascii="Arial" w:hAnsi="Arial" w:cs="Arial"/>
-          <w:b/>
-          <w:bCs/>
-          <w:color w:val="1F497D"/>
-          <w:sz w:val="18"/>
-          <w:szCs w:val="18"/>
-          <w:lang w:val="fr-FR"/>
-        </w:rPr>
-        <w:t>Correctif</w:t>
-      </w:r>
-      <w:r>
-        <w:rPr>
-          <w:rFonts w:ascii="Arial" w:hAnsi="Arial" w:cs="Arial"/>
-          <w:b/>
-          <w:bCs/>
-          <w:color w:val="1F497D"/>
-          <w:sz w:val="18"/>
-          <w:szCs w:val="18"/>
-          <w:lang w:val="fr-FR"/>
-        </w:rPr>
-        <w:t>s</w:t>
+          <w:color w:val="1F497D"/>
+          <w:sz w:val="18"/>
+          <w:szCs w:val="18"/>
+          <w:lang w:val="fr-FR"/>
+        </w:rPr>
+      </w:pPr>
+      <w:r>
+        <w:rPr>
+          <w:rFonts w:ascii="Arial" w:hAnsi="Arial" w:cs="Arial"/>
+          <w:color w:val="1F497D"/>
+          <w:sz w:val="18"/>
+          <w:szCs w:val="18"/>
+          <w:lang w:val="fr-FR"/>
+        </w:rPr>
+        <w:tab/>
+      </w:r>
+      <w:r>
+        <w:rPr>
+          <w:rFonts w:ascii="Arial" w:hAnsi="Arial" w:cs="Arial"/>
+          <w:i/>
+          <w:iCs/>
+          <w:color w:val="1F497D"/>
+          <w:sz w:val="18"/>
+          <w:szCs w:val="18"/>
+          <w:lang w:val="fr-FR"/>
+        </w:rPr>
+        <w:t xml:space="preserve">Pour cela, les noms des </w:t>
+      </w:r>
+      <w:r>
+        <w:rPr>
+          <w:rFonts w:ascii="Arial" w:hAnsi="Arial" w:cs="Arial"/>
+          <w:i/>
+          <w:iCs/>
+          <w:color w:val="1F497D"/>
+          <w:sz w:val="18"/>
+          <w:szCs w:val="18"/>
+          <w:lang w:val="fr-FR"/>
+        </w:rPr>
+        <w:t>dispositif</w:t>
+      </w:r>
+      <w:r>
+        <w:rPr>
+          <w:rFonts w:ascii="Arial" w:hAnsi="Arial" w:cs="Arial"/>
+          <w:i/>
+          <w:iCs/>
+          <w:color w:val="1F497D"/>
+          <w:sz w:val="18"/>
+          <w:szCs w:val="18"/>
+          <w:lang w:val="fr-FR"/>
+        </w:rPr>
+        <w:t xml:space="preserve">s et les descriptions des zones sont préfixés respectivement par des codes de type et des numéros de zone. Si ce n'est pas déjà fait, avant le téléchargement, l'utilisateur est interrogé pour savoir si le panneau est destiné à </w:t>
+      </w:r>
+      <w:r>
+        <w:rPr>
+          <w:rFonts w:ascii="Arial" w:hAnsi="Arial" w:cs="Arial"/>
+          <w:i/>
+          <w:iCs/>
+          <w:color w:val="1F497D"/>
+          <w:sz w:val="18"/>
+          <w:szCs w:val="18"/>
+          <w:lang w:val="fr-FR"/>
+        </w:rPr>
+        <w:t>l’</w:t>
+      </w:r>
+      <w:r>
+        <w:rPr>
+          <w:rFonts w:ascii="Arial" w:hAnsi="Arial" w:cs="Arial"/>
+          <w:i/>
+          <w:iCs/>
+          <w:color w:val="1F497D"/>
+          <w:sz w:val="18"/>
+          <w:szCs w:val="18"/>
+          <w:lang w:val="fr-FR"/>
+        </w:rPr>
+        <w:t>Envision et, si oui, les préfixes sont ajoutés.</w:t>
+      </w:r>
+      <w:r>
+        <w:rPr>
+          <w:rFonts w:ascii="Arial" w:hAnsi="Arial" w:cs="Arial"/>
+          <w:color w:val="1F497D"/>
+          <w:sz w:val="18"/>
+          <w:szCs w:val="18"/>
+          <w:lang w:val="fr-FR"/>
+        </w:rPr>
+        <w:br/>
       </w:r>
     </w:p>
     <w:p>
@@ -1666,151 +1648,37 @@
         <w:contextualSpacing/>
         <w:rPr>
           <w:rFonts w:ascii="Arial" w:hAnsi="Arial" w:cs="Arial"/>
-          <w:color w:val="1F497D"/>
-          <w:sz w:val="18"/>
-          <w:szCs w:val="18"/>
-          <w:lang w:val="fr-FR"/>
-        </w:rPr>
-      </w:pPr>
-      <w:r>
-        <w:rPr>
-          <w:rFonts w:ascii="Arial" w:hAnsi="Arial" w:cs="Arial"/>
-          <w:color w:val="1F497D"/>
-          <w:sz w:val="18"/>
-          <w:szCs w:val="18"/>
-          <w:lang w:val="fr-FR"/>
-        </w:rPr>
-        <w:t>•</w:t>
-      </w:r>
-      <w:r>
-        <w:rPr>
-          <w:rFonts w:ascii="Arial" w:hAnsi="Arial" w:cs="Arial"/>
-          <w:color w:val="1F497D"/>
-          <w:sz w:val="18"/>
-          <w:szCs w:val="18"/>
-          <w:lang w:val="fr-FR"/>
-        </w:rPr>
-        <w:tab/>
-      </w:r>
-      <w:r>
-        <w:rPr>
-          <w:rFonts w:ascii="Arial" w:hAnsi="Arial" w:cs="Arial"/>
-          <w:color w:val="1F497D"/>
-          <w:sz w:val="18"/>
-          <w:szCs w:val="18"/>
-          <w:lang w:val="fr-FR"/>
-        </w:rPr>
-        <w:t xml:space="preserve">Deux erreurs qui provoquaient la fermeture de l'application ont été corrigées : l'envoi de données à </w:t>
-      </w:r>
-      <w:r>
-        <w:rPr>
-          <w:rFonts w:ascii="Arial" w:hAnsi="Arial" w:cs="Arial"/>
-          <w:color w:val="1F497D"/>
-          <w:sz w:val="18"/>
-          <w:szCs w:val="18"/>
-          <w:lang w:val="fr-FR"/>
-        </w:rPr>
-        <w:t>circuit</w:t>
-      </w:r>
-      <w:r>
-        <w:rPr>
-          <w:rFonts w:ascii="Arial" w:hAnsi="Arial" w:cs="Arial"/>
-          <w:color w:val="1F497D"/>
-          <w:sz w:val="18"/>
-          <w:szCs w:val="18"/>
-          <w:lang w:val="fr-FR"/>
-        </w:rPr>
-        <w:t xml:space="preserve"> unique à un panneau à 2 </w:t>
-      </w:r>
-      <w:r>
-        <w:rPr>
-          <w:rFonts w:ascii="Arial" w:hAnsi="Arial" w:cs="Arial"/>
-          <w:color w:val="1F497D"/>
-          <w:sz w:val="18"/>
-          <w:szCs w:val="18"/>
-          <w:lang w:val="fr-FR"/>
-        </w:rPr>
-        <w:t>circuit</w:t>
-      </w:r>
-      <w:r>
-        <w:rPr>
-          <w:rFonts w:ascii="Arial" w:hAnsi="Arial" w:cs="Arial"/>
+          <w:b/>
+          <w:bCs/>
+          <w:color w:val="1F497D"/>
+          <w:sz w:val="18"/>
+          <w:szCs w:val="18"/>
+          <w:lang w:val="fr-FR"/>
+        </w:rPr>
+      </w:pPr>
+      <w:r>
+        <w:rPr>
+          <w:rFonts w:ascii="Arial" w:hAnsi="Arial" w:cs="Arial"/>
+          <w:b/>
+          <w:bCs/>
+          <w:color w:val="1F497D"/>
+          <w:sz w:val="18"/>
+          <w:szCs w:val="18"/>
+          <w:lang w:val="fr-FR"/>
+        </w:rPr>
+        <w:t>Correctif</w:t>
+      </w:r>
+      <w:r>
+        <w:rPr>
+          <w:rFonts w:ascii="Arial" w:hAnsi="Arial" w:cs="Arial"/>
+          <w:b/>
+          <w:bCs/>
           <w:color w:val="1F497D"/>
           <w:sz w:val="18"/>
           <w:szCs w:val="18"/>
           <w:lang w:val="fr-FR"/>
         </w:rPr>
         <w:t>s</w:t>
-      </w:r>
-      <w:r>
-        <w:rPr>
-          <w:rFonts w:ascii="Arial" w:hAnsi="Arial" w:cs="Arial"/>
-          <w:color w:val="1F497D"/>
-          <w:sz w:val="18"/>
-          <w:szCs w:val="18"/>
-          <w:lang w:val="fr-FR"/>
-        </w:rPr>
-        <w:t>,</w:t>
-      </w:r>
-      <w:r>
-        <w:rPr>
-          <w:rFonts w:ascii="Arial" w:hAnsi="Arial" w:cs="Arial"/>
-          <w:color w:val="1F497D"/>
-          <w:sz w:val="18"/>
-          <w:szCs w:val="18"/>
-          <w:lang w:val="fr-FR"/>
-        </w:rPr>
-        <w:t xml:space="preserve"> et l'ouverture d'un fichier </w:t>
-      </w:r>
-      <w:r>
-        <w:rPr>
-          <w:rFonts w:ascii="Arial" w:hAnsi="Arial" w:cs="Arial"/>
-          <w:color w:val="1F497D"/>
-          <w:sz w:val="18"/>
-          <w:szCs w:val="18"/>
-          <w:lang w:val="fr-FR"/>
-        </w:rPr>
-        <w:t xml:space="preserve">qui </w:t>
-      </w:r>
-      <w:r>
-        <w:rPr>
-          <w:rFonts w:ascii="Arial" w:hAnsi="Arial" w:cs="Arial"/>
-          <w:color w:val="1F497D"/>
-          <w:sz w:val="18"/>
-          <w:szCs w:val="18"/>
-          <w:lang w:val="fr-FR"/>
-        </w:rPr>
-        <w:t>ne cont</w:t>
-      </w:r>
-      <w:r>
-        <w:rPr>
-          <w:rFonts w:ascii="Arial" w:hAnsi="Arial" w:cs="Arial"/>
-          <w:color w:val="1F497D"/>
-          <w:sz w:val="18"/>
-          <w:szCs w:val="18"/>
-          <w:lang w:val="fr-FR"/>
-        </w:rPr>
-        <w:t>ient</w:t>
-      </w:r>
-      <w:r>
-        <w:rPr>
-          <w:rFonts w:ascii="Arial" w:hAnsi="Arial" w:cs="Arial"/>
-          <w:color w:val="1F497D"/>
-          <w:sz w:val="18"/>
-          <w:szCs w:val="18"/>
-          <w:lang w:val="fr-FR"/>
-        </w:rPr>
-        <w:t xml:space="preserve"> aucun numéro de panneau identique à celui du panneau actuel</w:t>
-      </w:r>
-      <w:r>
-        <w:rPr>
-          <w:rFonts w:ascii="Arial" w:hAnsi="Arial" w:cs="Arial"/>
-          <w:color w:val="1F497D"/>
-          <w:sz w:val="18"/>
-          <w:szCs w:val="18"/>
-          <w:lang w:val="fr-FR"/>
-        </w:rPr>
-        <w:t>.</w:t>
       </w:r>
     </w:p>
     <w:p>
@@ -1862,7 +1730,107 @@
           <w:szCs w:val="18"/>
           <w:lang w:val="fr-FR"/>
         </w:rPr>
-        <w:t>L'affichage des boîtes d'erreur sur les éléments invalides a été rendu plus cohérent</w:t>
+        <w:t xml:space="preserve">Deux erreurs qui provoquaient la fermeture de l'application ont été corrigées : l'envoi de données à </w:t>
+      </w:r>
+      <w:r>
+        <w:rPr>
+          <w:rFonts w:ascii="Arial" w:hAnsi="Arial" w:cs="Arial"/>
+          <w:color w:val="1F497D"/>
+          <w:sz w:val="18"/>
+          <w:szCs w:val="18"/>
+          <w:lang w:val="fr-FR"/>
+        </w:rPr>
+        <w:t>circuit</w:t>
+      </w:r>
+      <w:r>
+        <w:rPr>
+          <w:rFonts w:ascii="Arial" w:hAnsi="Arial" w:cs="Arial"/>
+          <w:color w:val="1F497D"/>
+          <w:sz w:val="18"/>
+          <w:szCs w:val="18"/>
+          <w:lang w:val="fr-FR"/>
+        </w:rPr>
+        <w:t xml:space="preserve"> unique à un panneau à 2 </w:t>
+      </w:r>
+      <w:r>
+        <w:rPr>
+          <w:rFonts w:ascii="Arial" w:hAnsi="Arial" w:cs="Arial"/>
+          <w:color w:val="1F497D"/>
+          <w:sz w:val="18"/>
+          <w:szCs w:val="18"/>
+          <w:lang w:val="fr-FR"/>
+        </w:rPr>
+        <w:t>circuit</w:t>
+      </w:r>
+      <w:r>
+        <w:rPr>
+          <w:rFonts w:ascii="Arial" w:hAnsi="Arial" w:cs="Arial"/>
+          <w:color w:val="1F497D"/>
+          <w:sz w:val="18"/>
+          <w:szCs w:val="18"/>
+          <w:lang w:val="fr-FR"/>
+        </w:rPr>
+        <w:t>s</w:t>
+      </w:r>
+      <w:r>
+        <w:rPr>
+          <w:rFonts w:ascii="Arial" w:hAnsi="Arial" w:cs="Arial"/>
+          <w:color w:val="1F497D"/>
+          <w:sz w:val="18"/>
+          <w:szCs w:val="18"/>
+          <w:lang w:val="fr-FR"/>
+        </w:rPr>
+        <w:t>,</w:t>
+      </w:r>
+      <w:r>
+        <w:rPr>
+          <w:rFonts w:ascii="Arial" w:hAnsi="Arial" w:cs="Arial"/>
+          <w:color w:val="1F497D"/>
+          <w:sz w:val="18"/>
+          <w:szCs w:val="18"/>
+          <w:lang w:val="fr-FR"/>
+        </w:rPr>
+        <w:t xml:space="preserve"> et l'ouverture d'un fichier </w:t>
+      </w:r>
+      <w:r>
+        <w:rPr>
+          <w:rFonts w:ascii="Arial" w:hAnsi="Arial" w:cs="Arial"/>
+          <w:color w:val="1F497D"/>
+          <w:sz w:val="18"/>
+          <w:szCs w:val="18"/>
+          <w:lang w:val="fr-FR"/>
+        </w:rPr>
+        <w:t xml:space="preserve">qui </w:t>
+      </w:r>
+      <w:r>
+        <w:rPr>
+          <w:rFonts w:ascii="Arial" w:hAnsi="Arial" w:cs="Arial"/>
+          <w:color w:val="1F497D"/>
+          <w:sz w:val="18"/>
+          <w:szCs w:val="18"/>
+          <w:lang w:val="fr-FR"/>
+        </w:rPr>
+        <w:t>ne cont</w:t>
+      </w:r>
+      <w:r>
+        <w:rPr>
+          <w:rFonts w:ascii="Arial" w:hAnsi="Arial" w:cs="Arial"/>
+          <w:color w:val="1F497D"/>
+          <w:sz w:val="18"/>
+          <w:szCs w:val="18"/>
+          <w:lang w:val="fr-FR"/>
+        </w:rPr>
+        <w:t>ient</w:t>
+      </w:r>
+      <w:r>
+        <w:rPr>
+          <w:rFonts w:ascii="Arial" w:hAnsi="Arial" w:cs="Arial"/>
+          <w:color w:val="1F497D"/>
+          <w:sz w:val="18"/>
+          <w:szCs w:val="18"/>
+          <w:lang w:val="fr-FR"/>
+        </w:rPr>
+        <w:t xml:space="preserve"> aucun numéro de panneau identique à celui du panneau actuel</w:t>
       </w:r>
       <w:r>
         <w:rPr>
@@ -1924,87 +1892,7 @@
           <w:szCs w:val="18"/>
           <w:lang w:val="fr-FR"/>
         </w:rPr>
-        <w:t xml:space="preserve">La fenêtre </w:t>
-      </w:r>
-      <w:r>
-        <w:rPr>
-          <w:rFonts w:ascii="Arial" w:hAnsi="Arial" w:cs="Arial"/>
-          <w:color w:val="1F497D"/>
-          <w:sz w:val="18"/>
-          <w:szCs w:val="18"/>
-          <w:lang w:val="fr-FR"/>
-        </w:rPr>
-        <w:t>V</w:t>
-      </w:r>
-      <w:r>
-        <w:rPr>
-          <w:rFonts w:ascii="Arial" w:hAnsi="Arial" w:cs="Arial"/>
-          <w:color w:val="1F497D"/>
-          <w:sz w:val="18"/>
-          <w:szCs w:val="18"/>
-          <w:lang w:val="fr-FR"/>
-        </w:rPr>
-        <w:t xml:space="preserve">alidation n'indique plus la </w:t>
-      </w:r>
-      <w:r>
-        <w:rPr>
-          <w:rFonts w:ascii="Arial" w:hAnsi="Arial" w:cs="Arial"/>
-          <w:color w:val="1F497D"/>
-          <w:sz w:val="18"/>
-          <w:szCs w:val="18"/>
-          <w:lang w:val="fr-FR"/>
-        </w:rPr>
-        <w:t>circuit</w:t>
-      </w:r>
-      <w:r>
-        <w:rPr>
-          <w:rFonts w:ascii="Arial" w:hAnsi="Arial" w:cs="Arial"/>
-          <w:color w:val="1F497D"/>
-          <w:sz w:val="18"/>
-          <w:szCs w:val="18"/>
-          <w:lang w:val="fr-FR"/>
-        </w:rPr>
-        <w:t xml:space="preserve"> </w:t>
-      </w:r>
-      <w:r>
-        <w:rPr>
-          <w:rFonts w:ascii="Arial" w:hAnsi="Arial" w:cs="Arial"/>
-          <w:color w:val="1F497D"/>
-          <w:sz w:val="18"/>
-          <w:szCs w:val="18"/>
-          <w:lang w:val="fr-FR"/>
-        </w:rPr>
-        <w:t>#</w:t>
-      </w:r>
-      <w:r>
-        <w:rPr>
-          <w:rFonts w:ascii="Arial" w:hAnsi="Arial" w:cs="Arial"/>
-          <w:color w:val="1F497D"/>
-          <w:sz w:val="18"/>
-          <w:szCs w:val="18"/>
-          <w:lang w:val="fr-FR"/>
-        </w:rPr>
-        <w:t xml:space="preserve">2 pour un panneau à </w:t>
-      </w:r>
-      <w:r>
-        <w:rPr>
-          <w:rFonts w:ascii="Arial" w:hAnsi="Arial" w:cs="Arial"/>
-          <w:color w:val="1F497D"/>
-          <w:sz w:val="18"/>
-          <w:szCs w:val="18"/>
-          <w:lang w:val="fr-FR"/>
-        </w:rPr>
-        <w:t>circuit</w:t>
-      </w:r>
-      <w:r>
-        <w:rPr>
-          <w:rFonts w:ascii="Arial" w:hAnsi="Arial" w:cs="Arial"/>
-          <w:color w:val="1F497D"/>
-          <w:sz w:val="18"/>
-          <w:szCs w:val="18"/>
-          <w:lang w:val="fr-FR"/>
-        </w:rPr>
-        <w:t xml:space="preserve"> unique</w:t>
+        <w:t>L'affichage des boîtes d'erreur sur les éléments invalides a été rendu plus cohérent</w:t>
       </w:r>
       <w:r>
         <w:rPr>
@@ -2066,7 +1954,87 @@
           <w:szCs w:val="18"/>
           <w:lang w:val="fr-FR"/>
         </w:rPr>
-        <w:t>Sur la page Causes et Effets, les données qui ont été lues à partir d'un fichier sont maintenant correctement mises à jour sur toutes les lignes</w:t>
+        <w:t xml:space="preserve">La fenêtre </w:t>
+      </w:r>
+      <w:r>
+        <w:rPr>
+          <w:rFonts w:ascii="Arial" w:hAnsi="Arial" w:cs="Arial"/>
+          <w:color w:val="1F497D"/>
+          <w:sz w:val="18"/>
+          <w:szCs w:val="18"/>
+          <w:lang w:val="fr-FR"/>
+        </w:rPr>
+        <w:t>V</w:t>
+      </w:r>
+      <w:r>
+        <w:rPr>
+          <w:rFonts w:ascii="Arial" w:hAnsi="Arial" w:cs="Arial"/>
+          <w:color w:val="1F497D"/>
+          <w:sz w:val="18"/>
+          <w:szCs w:val="18"/>
+          <w:lang w:val="fr-FR"/>
+        </w:rPr>
+        <w:t xml:space="preserve">alidation n'indique plus la </w:t>
+      </w:r>
+      <w:r>
+        <w:rPr>
+          <w:rFonts w:ascii="Arial" w:hAnsi="Arial" w:cs="Arial"/>
+          <w:color w:val="1F497D"/>
+          <w:sz w:val="18"/>
+          <w:szCs w:val="18"/>
+          <w:lang w:val="fr-FR"/>
+        </w:rPr>
+        <w:t>circuit</w:t>
+      </w:r>
+      <w:r>
+        <w:rPr>
+          <w:rFonts w:ascii="Arial" w:hAnsi="Arial" w:cs="Arial"/>
+          <w:color w:val="1F497D"/>
+          <w:sz w:val="18"/>
+          <w:szCs w:val="18"/>
+          <w:lang w:val="fr-FR"/>
+        </w:rPr>
+        <w:t xml:space="preserve"> </w:t>
+      </w:r>
+      <w:r>
+        <w:rPr>
+          <w:rFonts w:ascii="Arial" w:hAnsi="Arial" w:cs="Arial"/>
+          <w:color w:val="1F497D"/>
+          <w:sz w:val="18"/>
+          <w:szCs w:val="18"/>
+          <w:lang w:val="fr-FR"/>
+        </w:rPr>
+        <w:t>#</w:t>
+      </w:r>
+      <w:r>
+        <w:rPr>
+          <w:rFonts w:ascii="Arial" w:hAnsi="Arial" w:cs="Arial"/>
+          <w:color w:val="1F497D"/>
+          <w:sz w:val="18"/>
+          <w:szCs w:val="18"/>
+          <w:lang w:val="fr-FR"/>
+        </w:rPr>
+        <w:t xml:space="preserve">2 pour un panneau à </w:t>
+      </w:r>
+      <w:r>
+        <w:rPr>
+          <w:rFonts w:ascii="Arial" w:hAnsi="Arial" w:cs="Arial"/>
+          <w:color w:val="1F497D"/>
+          <w:sz w:val="18"/>
+          <w:szCs w:val="18"/>
+          <w:lang w:val="fr-FR"/>
+        </w:rPr>
+        <w:t>circuit</w:t>
+      </w:r>
+      <w:r>
+        <w:rPr>
+          <w:rFonts w:ascii="Arial" w:hAnsi="Arial" w:cs="Arial"/>
+          <w:color w:val="1F497D"/>
+          <w:sz w:val="18"/>
+          <w:szCs w:val="18"/>
+          <w:lang w:val="fr-FR"/>
+        </w:rPr>
+        <w:t xml:space="preserve"> unique</w:t>
       </w:r>
       <w:r>
         <w:rPr>
@@ -2100,58 +2068,45 @@
           <w:lang w:val="fr-FR"/>
         </w:rPr>
       </w:pPr>
-    </w:p>
-    <w:p>
-      <w:pPr>
-        <w:tabs>
-          <w:tab w:val="left" w:pos="993"/>
-        </w:tabs>
-        <w:rPr>
-          <w:rFonts w:ascii="Arial" w:hAnsi="Arial" w:cs="Arial"/>
-          <w:color w:val="9CC2E5" w:themeColor="accent1" w:themeTint="99"/>
-          <w:sz w:val="16"/>
-          <w:szCs w:val="16"/>
-          <w:lang w:val="fr-FR"/>
-        </w:rPr>
-      </w:pPr>
-      <w:proofErr w:type="gramStart"/>
-      <w:r>
-        <w:rPr>
-          <w:rFonts w:ascii="Arial" w:hAnsi="Arial" w:cs="Arial"/>
-          <w:b/>
-          <w:bCs/>
-          <w:color w:val="4472C4" w:themeColor="accent5"/>
-          <w:sz w:val="24"/>
-          <w:szCs w:val="24"/>
-          <w:lang w:val="fr-FR"/>
-        </w:rPr>
-        <w:t>v</w:t>
-      </w:r>
-      <w:proofErr w:type="gramEnd"/>
-      <w:r>
-        <w:rPr>
-          <w:rFonts w:ascii="Arial" w:hAnsi="Arial" w:cs="Arial"/>
-          <w:b/>
-          <w:bCs/>
-          <w:color w:val="4472C4" w:themeColor="accent5"/>
-          <w:sz w:val="24"/>
-          <w:szCs w:val="24"/>
-          <w:lang w:val="fr-FR"/>
-        </w:rPr>
-        <w:t>8.1.8</w:t>
-      </w:r>
-      <w:r>
-        <w:rPr>
-          <w:rFonts w:ascii="Arial" w:hAnsi="Arial" w:cs="Arial"/>
-          <w:b/>
-          <w:bCs/>
-          <w:color w:val="4472C4" w:themeColor="accent5"/>
-          <w:sz w:val="24"/>
-          <w:szCs w:val="24"/>
+      <w:r>
+        <w:rPr>
+          <w:rFonts w:ascii="Arial" w:hAnsi="Arial" w:cs="Arial"/>
+          <w:color w:val="1F497D"/>
+          <w:sz w:val="18"/>
+          <w:szCs w:val="18"/>
+          <w:lang w:val="fr-FR"/>
+        </w:rPr>
+        <w:t>•</w:t>
+      </w:r>
+      <w:r>
+        <w:rPr>
+          <w:rFonts w:ascii="Arial" w:hAnsi="Arial" w:cs="Arial"/>
+          <w:color w:val="1F497D"/>
+          <w:sz w:val="18"/>
+          <w:szCs w:val="18"/>
           <w:lang w:val="fr-FR"/>
         </w:rPr>
         <w:tab/>
-        <w:t>26/09/2025</w:t>
+      </w:r>
+      <w:r>
+        <w:rPr>
+          <w:rFonts w:ascii="Arial" w:hAnsi="Arial" w:cs="Arial"/>
+          <w:color w:val="1F497D"/>
+          <w:sz w:val="18"/>
+          <w:szCs w:val="18"/>
+          <w:lang w:val="fr-FR"/>
+        </w:rPr>
+        <w:t>Sur la page Causes et Effets, les données qui ont été lues à partir d'un fichier sont maintenant correctement mises à jour sur toutes les lignes</w:t>
+      </w:r>
+      <w:r>
+        <w:rPr>
+          <w:rFonts w:ascii="Arial" w:hAnsi="Arial" w:cs="Arial"/>
+          <w:color w:val="1F497D"/>
+          <w:sz w:val="18"/>
+          <w:szCs w:val="18"/>
+          <w:lang w:val="fr-FR"/>
+        </w:rPr>
+        <w:t>.</w:t>
       </w:r>
     </w:p>
     <w:p>
@@ -2175,26 +2130,58 @@
           <w:lang w:val="fr-FR"/>
         </w:rPr>
       </w:pPr>
-      <w:r>
-        <w:rPr>
-          <w:rFonts w:ascii="Arial" w:hAnsi="Arial" w:cs="Arial"/>
-          <w:color w:val="1F497D"/>
-          <w:sz w:val="18"/>
-          <w:szCs w:val="18"/>
-          <w:lang w:val="fr-FR"/>
-        </w:rPr>
-        <w:t>-</w:t>
-      </w:r>
-      <w:r>
-        <w:rPr>
-          <w:rFonts w:ascii="Arial" w:hAnsi="Arial" w:cs="Arial"/>
-          <w:color w:val="1F497D"/>
-          <w:sz w:val="18"/>
-          <w:szCs w:val="18"/>
+    </w:p>
+    <w:p>
+      <w:pPr>
+        <w:tabs>
+          <w:tab w:val="left" w:pos="993"/>
+        </w:tabs>
+        <w:rPr>
+          <w:rFonts w:ascii="Arial" w:hAnsi="Arial" w:cs="Arial"/>
+          <w:color w:val="9CC2E5" w:themeColor="accent1" w:themeTint="99"/>
+          <w:sz w:val="16"/>
+          <w:szCs w:val="16"/>
+          <w:lang w:val="fr-FR"/>
+        </w:rPr>
+      </w:pPr>
+      <w:proofErr w:type="gramStart"/>
+      <w:r>
+        <w:rPr>
+          <w:rFonts w:ascii="Arial" w:hAnsi="Arial" w:cs="Arial"/>
+          <w:b/>
+          <w:bCs/>
+          <w:color w:val="4472C4" w:themeColor="accent5"/>
+          <w:sz w:val="24"/>
+          <w:szCs w:val="24"/>
+          <w:lang w:val="fr-FR"/>
+        </w:rPr>
+        <w:t>v</w:t>
+      </w:r>
+      <w:proofErr w:type="gramEnd"/>
+      <w:r>
+        <w:rPr>
+          <w:rFonts w:ascii="Arial" w:hAnsi="Arial" w:cs="Arial"/>
+          <w:b/>
+          <w:bCs/>
+          <w:color w:val="4472C4" w:themeColor="accent5"/>
+          <w:sz w:val="24"/>
+          <w:szCs w:val="24"/>
+          <w:lang w:val="fr-FR"/>
+        </w:rPr>
+        <w:t>8.1.8</w:t>
+      </w:r>
+      <w:r>
+        <w:rPr>
+          <w:rFonts w:ascii="Arial" w:hAnsi="Arial" w:cs="Arial"/>
+          <w:b/>
+          <w:bCs/>
+          <w:color w:val="4472C4" w:themeColor="accent5"/>
+          <w:sz w:val="24"/>
+          <w:szCs w:val="24"/>
           <w:lang w:val="fr-FR"/>
         </w:rPr>
         <w:tab/>
-        <w:t>Correction : les modifications de la description des éléments de configuration d'E/S du dispositif ont été corrigées de sorte que les descriptions et/ou les noms de dispositifs sur d'autres dispositifs ne soient pas affectés.</w:t>
+        <w:t>26/09/2025</w:t>
       </w:r>
     </w:p>
     <w:p>
@@ -2237,79 +2224,7 @@
           <w:lang w:val="fr-FR"/>
         </w:rPr>
         <w:tab/>
-        <w:t xml:space="preserve">Correction : l'option </w:t>
-      </w:r>
-      <w:r>
-        <w:rPr>
-          <w:rFonts w:ascii="Arial" w:hAnsi="Arial" w:cs="Arial"/>
-          <w:color w:val="1F497D"/>
-          <w:sz w:val="18"/>
-          <w:szCs w:val="18"/>
-          <w:lang w:val="fr-FR"/>
-        </w:rPr>
-        <w:t>pour a</w:t>
-      </w:r>
-      <w:r>
-        <w:rPr>
-          <w:rFonts w:ascii="Arial" w:hAnsi="Arial" w:cs="Arial"/>
-          <w:color w:val="1F497D"/>
-          <w:sz w:val="18"/>
-          <w:szCs w:val="18"/>
-          <w:lang w:val="fr-FR"/>
-        </w:rPr>
-        <w:t xml:space="preserve">jouter </w:t>
-      </w:r>
-      <w:proofErr w:type="gramStart"/>
-      <w:r>
-        <w:rPr>
-          <w:rFonts w:ascii="Arial" w:hAnsi="Arial" w:cs="Arial"/>
-          <w:color w:val="1F497D"/>
-          <w:sz w:val="18"/>
-          <w:szCs w:val="18"/>
-          <w:lang w:val="fr-FR"/>
-        </w:rPr>
-        <w:t xml:space="preserve">une seconde </w:t>
-      </w:r>
-      <w:r>
-        <w:rPr>
-          <w:rFonts w:ascii="Arial" w:hAnsi="Arial" w:cs="Arial"/>
-          <w:color w:val="1F497D"/>
-          <w:sz w:val="18"/>
-          <w:szCs w:val="18"/>
-          <w:lang w:val="fr-FR"/>
-        </w:rPr>
-        <w:t>circuit</w:t>
-      </w:r>
-      <w:proofErr w:type="gramEnd"/>
-      <w:r>
-        <w:rPr>
-          <w:rFonts w:ascii="Arial" w:hAnsi="Arial" w:cs="Arial"/>
-          <w:color w:val="1F497D"/>
-          <w:sz w:val="18"/>
-          <w:szCs w:val="18"/>
-          <w:lang w:val="fr-FR"/>
-        </w:rPr>
-        <w:t xml:space="preserve"> pour les panneaux à </w:t>
-      </w:r>
-      <w:r>
-        <w:rPr>
-          <w:rFonts w:ascii="Arial" w:hAnsi="Arial" w:cs="Arial"/>
-          <w:color w:val="1F497D"/>
-          <w:sz w:val="18"/>
-          <w:szCs w:val="18"/>
-          <w:lang w:val="fr-FR"/>
-        </w:rPr>
-        <w:t>circuit</w:t>
-      </w:r>
-      <w:r>
-        <w:rPr>
-          <w:rFonts w:ascii="Arial" w:hAnsi="Arial" w:cs="Arial"/>
-          <w:color w:val="1F497D"/>
-          <w:sz w:val="18"/>
-          <w:szCs w:val="18"/>
-          <w:lang w:val="fr-FR"/>
-        </w:rPr>
-        <w:t xml:space="preserve"> unique garantit désormais que les listes de dispositifs sur les autres pages sont correctement remplies avec le nombre requis de dispositifs (vides).</w:t>
+        <w:t>Correction : les modifications de la description des éléments de configuration d'E/S du dispositif ont été corrigées de sorte que les descriptions et/ou les noms de dispositifs sur d'autres dispositifs ne soient pas affectés.</w:t>
       </w:r>
     </w:p>
     <w:p>
@@ -2346,24 +2261,85 @@
       <w:r>
         <w:rPr>
           <w:rFonts w:ascii="Arial" w:hAnsi="Arial" w:cs="Arial"/>
-          <w:b/>
-          <w:bCs/>
           <w:color w:val="1F497D"/>
           <w:sz w:val="18"/>
           <w:szCs w:val="18"/>
           <w:lang w:val="fr-FR"/>
         </w:rPr>
         <w:tab/>
-      </w:r>
-      <w:r>
-        <w:rPr>
-          <w:rFonts w:ascii="Arial" w:hAnsi="Arial" w:cs="Arial"/>
-          <w:color w:val="1F497D"/>
-          <w:sz w:val="18"/>
-          <w:szCs w:val="18"/>
-          <w:lang w:val="fr-FR"/>
-        </w:rPr>
-        <w:t xml:space="preserve">Des notifications contextuelles s'affichent après chaque téléchargement et mise en ligne, indiquant l'achèvement ou non. </w:t>
+        <w:t xml:space="preserve">Correction : l'option </w:t>
+      </w:r>
+      <w:r>
+        <w:rPr>
+          <w:rFonts w:ascii="Arial" w:hAnsi="Arial" w:cs="Arial"/>
+          <w:color w:val="1F497D"/>
+          <w:sz w:val="18"/>
+          <w:szCs w:val="18"/>
+          <w:lang w:val="fr-FR"/>
+        </w:rPr>
+        <w:t>pour a</w:t>
+      </w:r>
+      <w:r>
+        <w:rPr>
+          <w:rFonts w:ascii="Arial" w:hAnsi="Arial" w:cs="Arial"/>
+          <w:color w:val="1F497D"/>
+          <w:sz w:val="18"/>
+          <w:szCs w:val="18"/>
+          <w:lang w:val="fr-FR"/>
+        </w:rPr>
+        <w:t xml:space="preserve">jouter </w:t>
+      </w:r>
+      <w:proofErr w:type="gramStart"/>
+      <w:r>
+        <w:rPr>
+          <w:rFonts w:ascii="Arial" w:hAnsi="Arial" w:cs="Arial"/>
+          <w:color w:val="1F497D"/>
+          <w:sz w:val="18"/>
+          <w:szCs w:val="18"/>
+          <w:lang w:val="fr-FR"/>
+        </w:rPr>
+        <w:t xml:space="preserve">une seconde </w:t>
+      </w:r>
+      <w:r>
+        <w:rPr>
+          <w:rFonts w:ascii="Arial" w:hAnsi="Arial" w:cs="Arial"/>
+          <w:color w:val="1F497D"/>
+          <w:sz w:val="18"/>
+          <w:szCs w:val="18"/>
+          <w:lang w:val="fr-FR"/>
+        </w:rPr>
+        <w:t>circuit</w:t>
+      </w:r>
+      <w:proofErr w:type="gramEnd"/>
+      <w:r>
+        <w:rPr>
+          <w:rFonts w:ascii="Arial" w:hAnsi="Arial" w:cs="Arial"/>
+          <w:color w:val="1F497D"/>
+          <w:sz w:val="18"/>
+          <w:szCs w:val="18"/>
+          <w:lang w:val="fr-FR"/>
+        </w:rPr>
+        <w:t xml:space="preserve"> pour les panneaux à </w:t>
+      </w:r>
+      <w:r>
+        <w:rPr>
+          <w:rFonts w:ascii="Arial" w:hAnsi="Arial" w:cs="Arial"/>
+          <w:color w:val="1F497D"/>
+          <w:sz w:val="18"/>
+          <w:szCs w:val="18"/>
+          <w:lang w:val="fr-FR"/>
+        </w:rPr>
+        <w:t>circuit</w:t>
+      </w:r>
+      <w:r>
+        <w:rPr>
+          <w:rFonts w:ascii="Arial" w:hAnsi="Arial" w:cs="Arial"/>
+          <w:color w:val="1F497D"/>
+          <w:sz w:val="18"/>
+          <w:szCs w:val="18"/>
+          <w:lang w:val="fr-FR"/>
+        </w:rPr>
+        <w:t xml:space="preserve"> unique garantit désormais que les listes de dispositifs sur les autres pages sont correctement remplies avec le nombre requis de dispositifs (vides).</w:t>
       </w:r>
     </w:p>
     <w:p>
@@ -2387,58 +2363,37 @@
           <w:lang w:val="fr-FR"/>
         </w:rPr>
       </w:pPr>
-    </w:p>
-    <w:p>
-      <w:pPr>
-        <w:tabs>
-          <w:tab w:val="left" w:pos="993"/>
-        </w:tabs>
-        <w:rPr>
-          <w:rFonts w:ascii="Arial" w:hAnsi="Arial" w:cs="Arial"/>
-          <w:color w:val="9CC2E5" w:themeColor="accent1" w:themeTint="99"/>
-          <w:sz w:val="16"/>
-          <w:szCs w:val="16"/>
-          <w:lang w:val="fr-FR"/>
-        </w:rPr>
-      </w:pPr>
-      <w:proofErr w:type="gramStart"/>
-      <w:r>
-        <w:rPr>
-          <w:rFonts w:ascii="Arial" w:hAnsi="Arial" w:cs="Arial"/>
-          <w:b/>
-          <w:bCs/>
-          <w:color w:val="4472C4" w:themeColor="accent5"/>
-          <w:sz w:val="24"/>
-          <w:szCs w:val="24"/>
-          <w:lang w:val="fr-FR"/>
-        </w:rPr>
-        <w:t>v</w:t>
-      </w:r>
-      <w:proofErr w:type="gramEnd"/>
-      <w:r>
-        <w:rPr>
-          <w:rFonts w:ascii="Arial" w:hAnsi="Arial" w:cs="Arial"/>
-          <w:b/>
-          <w:bCs/>
-          <w:color w:val="4472C4" w:themeColor="accent5"/>
-          <w:sz w:val="24"/>
-          <w:szCs w:val="24"/>
-          <w:lang w:val="fr-FR"/>
-        </w:rPr>
-        <w:t>8.1.7</w:t>
-      </w:r>
-      <w:r>
-        <w:rPr>
-          <w:rFonts w:ascii="Arial" w:hAnsi="Arial" w:cs="Arial"/>
-          <w:b/>
-          <w:bCs/>
-          <w:color w:val="4472C4" w:themeColor="accent5"/>
-          <w:sz w:val="24"/>
-          <w:szCs w:val="24"/>
+      <w:r>
+        <w:rPr>
+          <w:rFonts w:ascii="Arial" w:hAnsi="Arial" w:cs="Arial"/>
+          <w:color w:val="1F497D"/>
+          <w:sz w:val="18"/>
+          <w:szCs w:val="18"/>
+          <w:lang w:val="fr-FR"/>
+        </w:rPr>
+        <w:t>-</w:t>
+      </w:r>
+      <w:r>
+        <w:rPr>
+          <w:rFonts w:ascii="Arial" w:hAnsi="Arial" w:cs="Arial"/>
+          <w:b/>
+          <w:bCs/>
+          <w:color w:val="1F497D"/>
+          <w:sz w:val="18"/>
+          <w:szCs w:val="18"/>
           <w:lang w:val="fr-FR"/>
         </w:rPr>
         <w:tab/>
-        <w:t>31/07/2025</w:t>
+      </w:r>
+      <w:r>
+        <w:rPr>
+          <w:rFonts w:ascii="Arial" w:hAnsi="Arial" w:cs="Arial"/>
+          <w:color w:val="1F497D"/>
+          <w:sz w:val="18"/>
+          <w:szCs w:val="18"/>
+          <w:lang w:val="fr-FR"/>
+        </w:rPr>
+        <w:t xml:space="preserve">Des notifications contextuelles s'affichent après chaque téléchargement et mise en ligne, indiquant l'achèvement ou non. </w:t>
       </w:r>
     </w:p>
     <w:p>
@@ -2462,55 +2417,58 @@
           <w:lang w:val="fr-FR"/>
         </w:rPr>
       </w:pPr>
-      <w:r>
-        <w:rPr>
-          <w:rFonts w:ascii="Arial" w:hAnsi="Arial" w:cs="Arial"/>
-          <w:color w:val="1F497D"/>
-          <w:sz w:val="18"/>
-          <w:szCs w:val="18"/>
-          <w:lang w:val="fr-FR"/>
-        </w:rPr>
-        <w:t>-</w:t>
-      </w:r>
-      <w:r>
-        <w:rPr>
-          <w:rFonts w:ascii="Arial" w:hAnsi="Arial" w:cs="Arial"/>
-          <w:color w:val="1F497D"/>
-          <w:sz w:val="18"/>
-          <w:szCs w:val="18"/>
+    </w:p>
+    <w:p>
+      <w:pPr>
+        <w:tabs>
+          <w:tab w:val="left" w:pos="993"/>
+        </w:tabs>
+        <w:rPr>
+          <w:rFonts w:ascii="Arial" w:hAnsi="Arial" w:cs="Arial"/>
+          <w:color w:val="9CC2E5" w:themeColor="accent1" w:themeTint="99"/>
+          <w:sz w:val="16"/>
+          <w:szCs w:val="16"/>
+          <w:lang w:val="fr-FR"/>
+        </w:rPr>
+      </w:pPr>
+      <w:proofErr w:type="gramStart"/>
+      <w:r>
+        <w:rPr>
+          <w:rFonts w:ascii="Arial" w:hAnsi="Arial" w:cs="Arial"/>
+          <w:b/>
+          <w:bCs/>
+          <w:color w:val="4472C4" w:themeColor="accent5"/>
+          <w:sz w:val="24"/>
+          <w:szCs w:val="24"/>
+          <w:lang w:val="fr-FR"/>
+        </w:rPr>
+        <w:t>v</w:t>
+      </w:r>
+      <w:proofErr w:type="gramEnd"/>
+      <w:r>
+        <w:rPr>
+          <w:rFonts w:ascii="Arial" w:hAnsi="Arial" w:cs="Arial"/>
+          <w:b/>
+          <w:bCs/>
+          <w:color w:val="4472C4" w:themeColor="accent5"/>
+          <w:sz w:val="24"/>
+          <w:szCs w:val="24"/>
+          <w:lang w:val="fr-FR"/>
+        </w:rPr>
+        <w:t>8.1.7</w:t>
+      </w:r>
+      <w:r>
+        <w:rPr>
+          <w:rFonts w:ascii="Arial" w:hAnsi="Arial" w:cs="Arial"/>
+          <w:b/>
+          <w:bCs/>
+          <w:color w:val="4472C4" w:themeColor="accent5"/>
+          <w:sz w:val="24"/>
+          <w:szCs w:val="24"/>
           <w:lang w:val="fr-FR"/>
         </w:rPr>
         <w:tab/>
-      </w:r>
-      <w:r>
-        <w:rPr>
-          <w:rFonts w:ascii="Arial" w:hAnsi="Arial" w:cs="Arial"/>
-          <w:color w:val="1F497D"/>
-          <w:sz w:val="18"/>
-          <w:szCs w:val="18"/>
-          <w:lang w:val="fr-FR"/>
-        </w:rPr>
-        <w:t>L</w:t>
-      </w:r>
-      <w:r>
-        <w:rPr>
-          <w:rFonts w:ascii="Arial" w:hAnsi="Arial" w:cs="Arial"/>
-          <w:color w:val="1F497D"/>
-          <w:sz w:val="18"/>
-          <w:szCs w:val="18"/>
-          <w:lang w:val="fr-FR"/>
-        </w:rPr>
-        <w:t>es notifications système qui causaient des blocages et les plantages après téléchargement/téléversement ont été supprimées</w:t>
-      </w:r>
-      <w:r>
-        <w:rPr>
-          <w:rFonts w:ascii="Arial" w:hAnsi="Arial" w:cs="Arial"/>
-          <w:color w:val="1F497D"/>
-          <w:sz w:val="18"/>
-          <w:szCs w:val="18"/>
-          <w:lang w:val="fr-FR"/>
-        </w:rPr>
-        <w:t>.</w:t>
+        <w:t>31/07/2025</w:t>
       </w:r>
     </w:p>
     <w:p>
@@ -2553,42 +2511,27 @@
           <w:lang w:val="fr-FR"/>
         </w:rPr>
         <w:tab/>
-        <w:t>L’historique des révisions déplacé (ce document) a été déplacé du menu principal vers la boîte</w:t>
-      </w:r>
-      <w:proofErr w:type="gramStart"/>
-      <w:r>
-        <w:rPr>
-          <w:rFonts w:ascii="Arial" w:hAnsi="Arial" w:cs="Arial"/>
-          <w:color w:val="1F497D"/>
-          <w:sz w:val="18"/>
-          <w:szCs w:val="18"/>
-          <w:lang w:val="fr-FR"/>
-        </w:rPr>
-        <w:t xml:space="preserve"> «À</w:t>
-      </w:r>
-      <w:proofErr w:type="gramEnd"/>
-      <w:r>
-        <w:rPr>
-          <w:rFonts w:ascii="Arial" w:hAnsi="Arial" w:cs="Arial"/>
-          <w:color w:val="1F497D"/>
-          <w:sz w:val="18"/>
-          <w:szCs w:val="18"/>
-          <w:lang w:val="fr-FR"/>
-        </w:rPr>
-        <w:t xml:space="preserve"> </w:t>
-      </w:r>
-      <w:proofErr w:type="gramStart"/>
-      <w:r>
-        <w:rPr>
-          <w:rFonts w:ascii="Arial" w:hAnsi="Arial" w:cs="Arial"/>
-          <w:color w:val="1F497D"/>
-          <w:sz w:val="18"/>
-          <w:szCs w:val="18"/>
-          <w:lang w:val="fr-FR"/>
-        </w:rPr>
-        <w:t>propos»</w:t>
-      </w:r>
-      <w:proofErr w:type="gramEnd"/>
+      </w:r>
+      <w:r>
+        <w:rPr>
+          <w:rFonts w:ascii="Arial" w:hAnsi="Arial" w:cs="Arial"/>
+          <w:color w:val="1F497D"/>
+          <w:sz w:val="18"/>
+          <w:szCs w:val="18"/>
+          <w:lang w:val="fr-FR"/>
+        </w:rPr>
+        <w:t>L</w:t>
+      </w:r>
+      <w:r>
+        <w:rPr>
+          <w:rFonts w:ascii="Arial" w:hAnsi="Arial" w:cs="Arial"/>
+          <w:color w:val="1F497D"/>
+          <w:sz w:val="18"/>
+          <w:szCs w:val="18"/>
+          <w:lang w:val="fr-FR"/>
+        </w:rPr>
+        <w:t>es notifications système qui causaient des blocages et les plantages après téléchargement/téléversement ont été supprimées</w:t>
+      </w:r>
       <w:r>
         <w:rPr>
           <w:rFonts w:ascii="Arial" w:hAnsi="Arial" w:cs="Arial"/>
@@ -2641,29 +2584,51 @@
           <w:lang w:val="fr-FR"/>
         </w:rPr>
         <w:tab/>
-        <w:t xml:space="preserve">Correction des </w:t>
-      </w:r>
-      <w:proofErr w:type="spellStart"/>
-      <w:r>
-        <w:rPr>
-          <w:rFonts w:ascii="Arial" w:hAnsi="Arial" w:cs="Arial"/>
-          <w:color w:val="1F497D"/>
-          <w:sz w:val="18"/>
-          <w:szCs w:val="18"/>
-          <w:lang w:val="fr-FR"/>
-        </w:rPr>
-        <w:t>surcomptes</w:t>
-      </w:r>
-      <w:proofErr w:type="spellEnd"/>
-      <w:r>
-        <w:rPr>
-          <w:rFonts w:ascii="Arial" w:hAnsi="Arial" w:cs="Arial"/>
-          <w:color w:val="1F497D"/>
-          <w:sz w:val="18"/>
-          <w:szCs w:val="18"/>
-          <w:lang w:val="fr-FR"/>
-        </w:rPr>
-        <w:t xml:space="preserve"> de l'affichage des journaux de communication.</w:t>
+        <w:t>L’historique des révisions déplacé (ce document) a été déplacé du menu principal vers la boîte</w:t>
+      </w:r>
+      <w:proofErr w:type="gramStart"/>
+      <w:r>
+        <w:rPr>
+          <w:rFonts w:ascii="Arial" w:hAnsi="Arial" w:cs="Arial"/>
+          <w:color w:val="1F497D"/>
+          <w:sz w:val="18"/>
+          <w:szCs w:val="18"/>
+          <w:lang w:val="fr-FR"/>
+        </w:rPr>
+        <w:t xml:space="preserve"> «À</w:t>
+      </w:r>
+      <w:proofErr w:type="gramEnd"/>
+      <w:r>
+        <w:rPr>
+          <w:rFonts w:ascii="Arial" w:hAnsi="Arial" w:cs="Arial"/>
+          <w:color w:val="1F497D"/>
+          <w:sz w:val="18"/>
+          <w:szCs w:val="18"/>
+          <w:lang w:val="fr-FR"/>
+        </w:rPr>
+        <w:t xml:space="preserve"> </w:t>
+      </w:r>
+      <w:proofErr w:type="gramStart"/>
+      <w:r>
+        <w:rPr>
+          <w:rFonts w:ascii="Arial" w:hAnsi="Arial" w:cs="Arial"/>
+          <w:color w:val="1F497D"/>
+          <w:sz w:val="18"/>
+          <w:szCs w:val="18"/>
+          <w:lang w:val="fr-FR"/>
+        </w:rPr>
+        <w:t>propos»</w:t>
+      </w:r>
+      <w:proofErr w:type="gramEnd"/>
+      <w:r>
+        <w:rPr>
+          <w:rFonts w:ascii="Arial" w:hAnsi="Arial" w:cs="Arial"/>
+          <w:color w:val="1F497D"/>
+          <w:sz w:val="18"/>
+          <w:szCs w:val="18"/>
+          <w:lang w:val="fr-FR"/>
+        </w:rPr>
+        <w:t>.</w:t>
       </w:r>
     </w:p>
     <w:p>
@@ -2687,58 +2652,26 @@
           <w:lang w:val="fr-FR"/>
         </w:rPr>
       </w:pPr>
-    </w:p>
-    <w:p>
-      <w:pPr>
-        <w:tabs>
-          <w:tab w:val="left" w:pos="993"/>
-        </w:tabs>
-        <w:rPr>
-          <w:rFonts w:ascii="Arial" w:hAnsi="Arial" w:cs="Arial"/>
-          <w:color w:val="9CC2E5" w:themeColor="accent1" w:themeTint="99"/>
-          <w:sz w:val="16"/>
-          <w:szCs w:val="16"/>
-          <w:lang w:val="fr-FR"/>
-        </w:rPr>
-      </w:pPr>
-      <w:proofErr w:type="gramStart"/>
-      <w:r>
-        <w:rPr>
-          <w:rFonts w:ascii="Arial" w:hAnsi="Arial" w:cs="Arial"/>
-          <w:b/>
-          <w:bCs/>
-          <w:color w:val="4472C4" w:themeColor="accent5"/>
-          <w:sz w:val="24"/>
-          <w:szCs w:val="24"/>
-          <w:lang w:val="fr-FR"/>
-        </w:rPr>
-        <w:t>v</w:t>
-      </w:r>
-      <w:proofErr w:type="gramEnd"/>
-      <w:r>
-        <w:rPr>
-          <w:rFonts w:ascii="Arial" w:hAnsi="Arial" w:cs="Arial"/>
-          <w:b/>
-          <w:bCs/>
-          <w:color w:val="4472C4" w:themeColor="accent5"/>
-          <w:sz w:val="24"/>
-          <w:szCs w:val="24"/>
-          <w:lang w:val="fr-FR"/>
-        </w:rPr>
-        <w:t>8.1.6</w:t>
-      </w:r>
-      <w:r>
-        <w:rPr>
-          <w:rFonts w:ascii="Arial" w:hAnsi="Arial" w:cs="Arial"/>
-          <w:b/>
-          <w:bCs/>
-          <w:color w:val="4472C4" w:themeColor="accent5"/>
-          <w:sz w:val="24"/>
-          <w:szCs w:val="24"/>
+      <w:r>
+        <w:rPr>
+          <w:rFonts w:ascii="Arial" w:hAnsi="Arial" w:cs="Arial"/>
+          <w:color w:val="1F497D"/>
+          <w:sz w:val="18"/>
+          <w:szCs w:val="18"/>
+          <w:lang w:val="fr-FR"/>
+        </w:rPr>
+        <w:t>-</w:t>
+      </w:r>
+      <w:r>
+        <w:rPr>
+          <w:rFonts w:ascii="Arial" w:hAnsi="Arial" w:cs="Arial"/>
+          <w:color w:val="1F497D"/>
+          <w:sz w:val="18"/>
+          <w:szCs w:val="18"/>
           <w:lang w:val="fr-FR"/>
         </w:rPr>
         <w:tab/>
-        <w:t>30/07/2025</w:t>
+        <w:t>Correction des surcomptes de l'affichage des journaux de communication.</w:t>
       </w:r>
     </w:p>
     <w:p>
@@ -2762,66 +2695,58 @@
           <w:lang w:val="fr-FR"/>
         </w:rPr>
       </w:pPr>
-      <w:r>
-        <w:rPr>
-          <w:rFonts w:ascii="Arial" w:hAnsi="Arial" w:cs="Arial"/>
-          <w:color w:val="1F497D"/>
-          <w:sz w:val="18"/>
-          <w:szCs w:val="18"/>
-          <w:lang w:val="fr-FR"/>
-        </w:rPr>
-        <w:t>-</w:t>
-      </w:r>
-      <w:r>
-        <w:rPr>
-          <w:rFonts w:ascii="Arial" w:hAnsi="Arial" w:cs="Arial"/>
-          <w:color w:val="1F497D"/>
-          <w:sz w:val="18"/>
-          <w:szCs w:val="18"/>
+    </w:p>
+    <w:p>
+      <w:pPr>
+        <w:tabs>
+          <w:tab w:val="left" w:pos="993"/>
+        </w:tabs>
+        <w:rPr>
+          <w:rFonts w:ascii="Arial" w:hAnsi="Arial" w:cs="Arial"/>
+          <w:color w:val="9CC2E5" w:themeColor="accent1" w:themeTint="99"/>
+          <w:sz w:val="16"/>
+          <w:szCs w:val="16"/>
+          <w:lang w:val="fr-FR"/>
+        </w:rPr>
+      </w:pPr>
+      <w:proofErr w:type="gramStart"/>
+      <w:r>
+        <w:rPr>
+          <w:rFonts w:ascii="Arial" w:hAnsi="Arial" w:cs="Arial"/>
+          <w:b/>
+          <w:bCs/>
+          <w:color w:val="4472C4" w:themeColor="accent5"/>
+          <w:sz w:val="24"/>
+          <w:szCs w:val="24"/>
+          <w:lang w:val="fr-FR"/>
+        </w:rPr>
+        <w:t>v</w:t>
+      </w:r>
+      <w:proofErr w:type="gramEnd"/>
+      <w:r>
+        <w:rPr>
+          <w:rFonts w:ascii="Arial" w:hAnsi="Arial" w:cs="Arial"/>
+          <w:b/>
+          <w:bCs/>
+          <w:color w:val="4472C4" w:themeColor="accent5"/>
+          <w:sz w:val="24"/>
+          <w:szCs w:val="24"/>
+          <w:lang w:val="fr-FR"/>
+        </w:rPr>
+        <w:t>8.1.6</w:t>
+      </w:r>
+      <w:r>
+        <w:rPr>
+          <w:rFonts w:ascii="Arial" w:hAnsi="Arial" w:cs="Arial"/>
+          <w:b/>
+          <w:bCs/>
+          <w:color w:val="4472C4" w:themeColor="accent5"/>
+          <w:sz w:val="24"/>
+          <w:szCs w:val="24"/>
           <w:lang w:val="fr-FR"/>
         </w:rPr>
         <w:tab/>
-        <w:t xml:space="preserve">Version </w:t>
-      </w:r>
-      <w:r>
-        <w:rPr>
-          <w:rFonts w:ascii="Arial" w:hAnsi="Arial" w:cs="Arial"/>
-          <w:color w:val="1F497D"/>
-          <w:sz w:val="18"/>
-          <w:szCs w:val="18"/>
-          <w:lang w:val="fr-FR"/>
-        </w:rPr>
-        <w:t xml:space="preserve">pour </w:t>
-      </w:r>
-      <w:r>
-        <w:rPr>
-          <w:rFonts w:ascii="Arial" w:hAnsi="Arial" w:cs="Arial"/>
-          <w:color w:val="1F497D"/>
-          <w:sz w:val="18"/>
-          <w:szCs w:val="18"/>
-          <w:lang w:val="fr-FR"/>
-        </w:rPr>
-        <w:t>enquêter</w:t>
-      </w:r>
-      <w:r>
-        <w:rPr>
-          <w:rFonts w:ascii="Arial" w:hAnsi="Arial" w:cs="Arial"/>
-          <w:color w:val="1F497D"/>
-          <w:sz w:val="18"/>
-          <w:szCs w:val="18"/>
-          <w:lang w:val="fr-FR"/>
-        </w:rPr>
-        <w:t xml:space="preserve"> </w:t>
-      </w:r>
-      <w:r>
-        <w:rPr>
-          <w:rFonts w:ascii="Arial" w:hAnsi="Arial" w:cs="Arial"/>
-          <w:color w:val="1F497D"/>
-          <w:sz w:val="18"/>
-          <w:szCs w:val="18"/>
-          <w:lang w:val="fr-FR"/>
-        </w:rPr>
-        <w:t>les blocages et les plantages que présentaient des instances de l'application MS Store v8.1.5 après téléchargement/téléversement.</w:t>
+        <w:t>30/07/2025</w:t>
       </w:r>
     </w:p>
     <w:p>
@@ -2845,58 +2770,66 @@
           <w:lang w:val="fr-FR"/>
         </w:rPr>
       </w:pPr>
-    </w:p>
-    <w:p>
-      <w:pPr>
-        <w:tabs>
-          <w:tab w:val="left" w:pos="993"/>
-        </w:tabs>
-        <w:rPr>
-          <w:rFonts w:ascii="Arial" w:hAnsi="Arial" w:cs="Arial"/>
-          <w:color w:val="9CC2E5" w:themeColor="accent1" w:themeTint="99"/>
-          <w:sz w:val="16"/>
-          <w:szCs w:val="16"/>
-          <w:lang w:val="fr-FR"/>
-        </w:rPr>
-      </w:pPr>
-      <w:proofErr w:type="gramStart"/>
-      <w:r>
-        <w:rPr>
-          <w:rFonts w:ascii="Arial" w:hAnsi="Arial" w:cs="Arial"/>
-          <w:b/>
-          <w:bCs/>
-          <w:color w:val="4472C4" w:themeColor="accent5"/>
-          <w:sz w:val="24"/>
-          <w:szCs w:val="24"/>
-          <w:lang w:val="fr-FR"/>
-        </w:rPr>
-        <w:t>v</w:t>
-      </w:r>
-      <w:proofErr w:type="gramEnd"/>
-      <w:r>
-        <w:rPr>
-          <w:rFonts w:ascii="Arial" w:hAnsi="Arial" w:cs="Arial"/>
-          <w:b/>
-          <w:bCs/>
-          <w:color w:val="4472C4" w:themeColor="accent5"/>
-          <w:sz w:val="24"/>
-          <w:szCs w:val="24"/>
-          <w:lang w:val="fr-FR"/>
-        </w:rPr>
-        <w:t>8.1.5</w:t>
-      </w:r>
-      <w:r>
-        <w:rPr>
-          <w:rFonts w:ascii="Arial" w:hAnsi="Arial" w:cs="Arial"/>
-          <w:b/>
-          <w:bCs/>
-          <w:color w:val="4472C4" w:themeColor="accent5"/>
-          <w:sz w:val="24"/>
-          <w:szCs w:val="24"/>
+      <w:r>
+        <w:rPr>
+          <w:rFonts w:ascii="Arial" w:hAnsi="Arial" w:cs="Arial"/>
+          <w:color w:val="1F497D"/>
+          <w:sz w:val="18"/>
+          <w:szCs w:val="18"/>
+          <w:lang w:val="fr-FR"/>
+        </w:rPr>
+        <w:t>-</w:t>
+      </w:r>
+      <w:r>
+        <w:rPr>
+          <w:rFonts w:ascii="Arial" w:hAnsi="Arial" w:cs="Arial"/>
+          <w:color w:val="1F497D"/>
+          <w:sz w:val="18"/>
+          <w:szCs w:val="18"/>
           <w:lang w:val="fr-FR"/>
         </w:rPr>
         <w:tab/>
-        <w:t>28/07/2025</w:t>
+        <w:t xml:space="preserve">Version </w:t>
+      </w:r>
+      <w:r>
+        <w:rPr>
+          <w:rFonts w:ascii="Arial" w:hAnsi="Arial" w:cs="Arial"/>
+          <w:color w:val="1F497D"/>
+          <w:sz w:val="18"/>
+          <w:szCs w:val="18"/>
+          <w:lang w:val="fr-FR"/>
+        </w:rPr>
+        <w:t xml:space="preserve">pour </w:t>
+      </w:r>
+      <w:r>
+        <w:rPr>
+          <w:rFonts w:ascii="Arial" w:hAnsi="Arial" w:cs="Arial"/>
+          <w:color w:val="1F497D"/>
+          <w:sz w:val="18"/>
+          <w:szCs w:val="18"/>
+          <w:lang w:val="fr-FR"/>
+        </w:rPr>
+        <w:t>enquêter</w:t>
+      </w:r>
+      <w:r>
+        <w:rPr>
+          <w:rFonts w:ascii="Arial" w:hAnsi="Arial" w:cs="Arial"/>
+          <w:color w:val="1F497D"/>
+          <w:sz w:val="18"/>
+          <w:szCs w:val="18"/>
+          <w:lang w:val="fr-FR"/>
+        </w:rPr>
+        <w:t xml:space="preserve"> </w:t>
+      </w:r>
+      <w:r>
+        <w:rPr>
+          <w:rFonts w:ascii="Arial" w:hAnsi="Arial" w:cs="Arial"/>
+          <w:color w:val="1F497D"/>
+          <w:sz w:val="18"/>
+          <w:szCs w:val="18"/>
+          <w:lang w:val="fr-FR"/>
+        </w:rPr>
+        <w:t>les blocages et les plantages que présentaient des instances de l'application MS Store v8.1.5 après téléchargement/téléversement.</w:t>
       </w:r>
     </w:p>
     <w:p>
@@ -2920,46 +2853,58 @@
           <w:lang w:val="fr-FR"/>
         </w:rPr>
       </w:pPr>
-      <w:r>
-        <w:rPr>
-          <w:rFonts w:ascii="Arial" w:hAnsi="Arial" w:cs="Arial"/>
-          <w:color w:val="1F497D"/>
-          <w:sz w:val="18"/>
-          <w:szCs w:val="18"/>
-          <w:lang w:val="fr-FR"/>
-        </w:rPr>
-        <w:t>-</w:t>
-      </w:r>
-      <w:r>
-        <w:rPr>
-          <w:rFonts w:ascii="Arial" w:hAnsi="Arial" w:cs="Arial"/>
-          <w:color w:val="1F497D"/>
-          <w:sz w:val="18"/>
-          <w:szCs w:val="18"/>
+    </w:p>
+    <w:p>
+      <w:pPr>
+        <w:tabs>
+          <w:tab w:val="left" w:pos="993"/>
+        </w:tabs>
+        <w:rPr>
+          <w:rFonts w:ascii="Arial" w:hAnsi="Arial" w:cs="Arial"/>
+          <w:color w:val="9CC2E5" w:themeColor="accent1" w:themeTint="99"/>
+          <w:sz w:val="16"/>
+          <w:szCs w:val="16"/>
+          <w:lang w:val="fr-FR"/>
+        </w:rPr>
+      </w:pPr>
+      <w:proofErr w:type="gramStart"/>
+      <w:r>
+        <w:rPr>
+          <w:rFonts w:ascii="Arial" w:hAnsi="Arial" w:cs="Arial"/>
+          <w:b/>
+          <w:bCs/>
+          <w:color w:val="4472C4" w:themeColor="accent5"/>
+          <w:sz w:val="24"/>
+          <w:szCs w:val="24"/>
+          <w:lang w:val="fr-FR"/>
+        </w:rPr>
+        <w:t>v</w:t>
+      </w:r>
+      <w:proofErr w:type="gramEnd"/>
+      <w:r>
+        <w:rPr>
+          <w:rFonts w:ascii="Arial" w:hAnsi="Arial" w:cs="Arial"/>
+          <w:b/>
+          <w:bCs/>
+          <w:color w:val="4472C4" w:themeColor="accent5"/>
+          <w:sz w:val="24"/>
+          <w:szCs w:val="24"/>
+          <w:lang w:val="fr-FR"/>
+        </w:rPr>
+        <w:t>8.1.5</w:t>
+      </w:r>
+      <w:r>
+        <w:rPr>
+          <w:rFonts w:ascii="Arial" w:hAnsi="Arial" w:cs="Arial"/>
+          <w:b/>
+          <w:bCs/>
+          <w:color w:val="4472C4" w:themeColor="accent5"/>
+          <w:sz w:val="24"/>
+          <w:szCs w:val="24"/>
           <w:lang w:val="fr-FR"/>
         </w:rPr>
         <w:tab/>
-        <w:t xml:space="preserve">Le téléchargement </w:t>
-      </w:r>
-      <w:r>
-        <w:rPr>
-          <w:rFonts w:ascii="Arial" w:hAnsi="Arial" w:cs="Arial"/>
-          <w:color w:val="1F497D"/>
-          <w:sz w:val="18"/>
-          <w:szCs w:val="18"/>
-          <w:lang w:val="fr-FR"/>
-        </w:rPr>
-        <w:t>a</w:t>
-      </w:r>
-      <w:r>
-        <w:rPr>
-          <w:rFonts w:ascii="Arial" w:hAnsi="Arial" w:cs="Arial"/>
-          <w:color w:val="1F497D"/>
-          <w:sz w:val="18"/>
-          <w:szCs w:val="18"/>
-          <w:lang w:val="fr-FR"/>
-        </w:rPr>
-        <w:t>u panneau a été affiné afin que les éléments de données dupliqués ne soient pas envoyés.</w:t>
+        <w:t>28/07/2025</w:t>
       </w:r>
     </w:p>
     <w:p>
@@ -3002,47 +2947,27 @@
           <w:lang w:val="fr-FR"/>
         </w:rPr>
         <w:tab/>
-        <w:t xml:space="preserve">La </w:t>
-      </w:r>
-      <w:r>
-        <w:rPr>
-          <w:rFonts w:ascii="Arial" w:hAnsi="Arial" w:cs="Arial"/>
-          <w:color w:val="1F497D"/>
-          <w:sz w:val="18"/>
-          <w:szCs w:val="18"/>
-          <w:lang w:val="fr-FR"/>
-        </w:rPr>
-        <w:t>F</w:t>
-      </w:r>
-      <w:r>
-        <w:rPr>
-          <w:rFonts w:ascii="Arial" w:hAnsi="Arial" w:cs="Arial"/>
-          <w:color w:val="1F497D"/>
-          <w:sz w:val="18"/>
-          <w:szCs w:val="18"/>
-          <w:lang w:val="fr-FR"/>
-        </w:rPr>
-        <w:t xml:space="preserve">enêtre de </w:t>
-      </w:r>
-      <w:r>
-        <w:rPr>
-          <w:rFonts w:ascii="Arial" w:hAnsi="Arial" w:cs="Arial"/>
-          <w:color w:val="1F497D"/>
-          <w:sz w:val="18"/>
-          <w:szCs w:val="18"/>
-          <w:lang w:val="fr-FR"/>
-        </w:rPr>
-        <w:t>V</w:t>
-      </w:r>
-      <w:r>
-        <w:rPr>
-          <w:rFonts w:ascii="Arial" w:hAnsi="Arial" w:cs="Arial"/>
-          <w:color w:val="1F497D"/>
-          <w:sz w:val="18"/>
-          <w:szCs w:val="18"/>
-          <w:lang w:val="fr-FR"/>
-        </w:rPr>
-        <w:t>alidation signale maintenant correctement plusieurs erreurs sur une page au lieu d'une seule.</w:t>
+        <w:t xml:space="preserve">Le téléchargement </w:t>
+      </w:r>
+      <w:r>
+        <w:rPr>
+          <w:rFonts w:ascii="Arial" w:hAnsi="Arial" w:cs="Arial"/>
+          <w:color w:val="1F497D"/>
+          <w:sz w:val="18"/>
+          <w:szCs w:val="18"/>
+          <w:lang w:val="fr-FR"/>
+        </w:rPr>
+        <w:t>a</w:t>
+      </w:r>
+      <w:r>
+        <w:rPr>
+          <w:rFonts w:ascii="Arial" w:hAnsi="Arial" w:cs="Arial"/>
+          <w:color w:val="1F497D"/>
+          <w:sz w:val="18"/>
+          <w:szCs w:val="18"/>
+          <w:lang w:val="fr-FR"/>
+        </w:rPr>
+        <w:t>u panneau a été affiné afin que les éléments de données dupliqués ne soient pas envoyés.</w:t>
       </w:r>
     </w:p>
     <w:p>
@@ -3085,67 +3010,47 @@
           <w:lang w:val="fr-FR"/>
         </w:rPr>
         <w:tab/>
-        <w:t>Le nombre d</w:t>
-      </w:r>
-      <w:r>
-        <w:rPr>
-          <w:rFonts w:ascii="Arial" w:hAnsi="Arial" w:cs="Arial"/>
-          <w:color w:val="1F497D"/>
-          <w:sz w:val="18"/>
-          <w:szCs w:val="18"/>
-          <w:lang w:val="fr-FR"/>
-        </w:rPr>
-        <w:t>es dispositif</w:t>
-      </w:r>
-      <w:r>
-        <w:rPr>
-          <w:rFonts w:ascii="Arial" w:hAnsi="Arial" w:cs="Arial"/>
-          <w:color w:val="1F497D"/>
-          <w:sz w:val="18"/>
-          <w:szCs w:val="18"/>
-          <w:lang w:val="fr-FR"/>
-        </w:rPr>
-        <w:t xml:space="preserve">s est désormais toujours correct après avoir changé de protocole lors du téléchargement </w:t>
-      </w:r>
-      <w:r>
-        <w:rPr>
-          <w:rFonts w:ascii="Arial" w:hAnsi="Arial" w:cs="Arial"/>
-          <w:color w:val="1F497D"/>
-          <w:sz w:val="18"/>
-          <w:szCs w:val="18"/>
-          <w:lang w:val="fr-FR"/>
-        </w:rPr>
-        <w:t>d’</w:t>
-      </w:r>
-      <w:r>
-        <w:rPr>
-          <w:rFonts w:ascii="Arial" w:hAnsi="Arial" w:cs="Arial"/>
-          <w:color w:val="1F497D"/>
-          <w:sz w:val="18"/>
-          <w:szCs w:val="18"/>
-          <w:lang w:val="fr-FR"/>
-        </w:rPr>
-        <w:t xml:space="preserve">un panneau ou de la lecture </w:t>
-      </w:r>
-      <w:r>
-        <w:rPr>
-          <w:rFonts w:ascii="Arial" w:hAnsi="Arial" w:cs="Arial"/>
-          <w:color w:val="1F497D"/>
-          <w:sz w:val="18"/>
-          <w:szCs w:val="18"/>
-          <w:lang w:val="fr-FR"/>
-        </w:rPr>
-        <w:t>d’</w:t>
-      </w:r>
-      <w:r>
-        <w:rPr>
-          <w:rFonts w:ascii="Arial" w:hAnsi="Arial" w:cs="Arial"/>
-          <w:color w:val="1F497D"/>
-          <w:sz w:val="18"/>
-          <w:szCs w:val="18"/>
-          <w:lang w:val="fr-FR"/>
-        </w:rPr>
-        <w:t>un fichier.</w:t>
+        <w:t xml:space="preserve">La </w:t>
+      </w:r>
+      <w:r>
+        <w:rPr>
+          <w:rFonts w:ascii="Arial" w:hAnsi="Arial" w:cs="Arial"/>
+          <w:color w:val="1F497D"/>
+          <w:sz w:val="18"/>
+          <w:szCs w:val="18"/>
+          <w:lang w:val="fr-FR"/>
+        </w:rPr>
+        <w:t>F</w:t>
+      </w:r>
+      <w:r>
+        <w:rPr>
+          <w:rFonts w:ascii="Arial" w:hAnsi="Arial" w:cs="Arial"/>
+          <w:color w:val="1F497D"/>
+          <w:sz w:val="18"/>
+          <w:szCs w:val="18"/>
+          <w:lang w:val="fr-FR"/>
+        </w:rPr>
+        <w:t xml:space="preserve">enêtre de </w:t>
+      </w:r>
+      <w:r>
+        <w:rPr>
+          <w:rFonts w:ascii="Arial" w:hAnsi="Arial" w:cs="Arial"/>
+          <w:color w:val="1F497D"/>
+          <w:sz w:val="18"/>
+          <w:szCs w:val="18"/>
+          <w:lang w:val="fr-FR"/>
+        </w:rPr>
+        <w:t>V</w:t>
+      </w:r>
+      <w:r>
+        <w:rPr>
+          <w:rFonts w:ascii="Arial" w:hAnsi="Arial" w:cs="Arial"/>
+          <w:color w:val="1F497D"/>
+          <w:sz w:val="18"/>
+          <w:szCs w:val="18"/>
+          <w:lang w:val="fr-FR"/>
+        </w:rPr>
+        <w:t>alidation signale maintenant correctement plusieurs erreurs sur une page au lieu d'une seule.</w:t>
       </w:r>
     </w:p>
     <w:p>
@@ -3188,26 +3093,67 @@
           <w:lang w:val="fr-FR"/>
         </w:rPr>
         <w:tab/>
-      </w:r>
-      <w:r>
-        <w:rPr>
-          <w:rFonts w:ascii="Arial" w:hAnsi="Arial" w:cs="Arial"/>
-          <w:color w:val="1F497D"/>
-          <w:sz w:val="18"/>
-          <w:szCs w:val="18"/>
-          <w:lang w:val="fr-FR"/>
-        </w:rPr>
-        <w:t>Des erreurs concernant la page Causes et Effets qui ne se mettait pas à jour après le téléchargement ou la lecture depuis un fichier ont été corrigées</w:t>
-      </w:r>
-      <w:r>
-        <w:rPr>
-          <w:rFonts w:ascii="Arial" w:hAnsi="Arial" w:cs="Arial"/>
-          <w:color w:val="1F497D"/>
-          <w:sz w:val="18"/>
-          <w:szCs w:val="18"/>
-          <w:lang w:val="fr-FR"/>
-        </w:rPr>
-        <w:t>.</w:t>
+        <w:t>Le nombre d</w:t>
+      </w:r>
+      <w:r>
+        <w:rPr>
+          <w:rFonts w:ascii="Arial" w:hAnsi="Arial" w:cs="Arial"/>
+          <w:color w:val="1F497D"/>
+          <w:sz w:val="18"/>
+          <w:szCs w:val="18"/>
+          <w:lang w:val="fr-FR"/>
+        </w:rPr>
+        <w:t>es dispositif</w:t>
+      </w:r>
+      <w:r>
+        <w:rPr>
+          <w:rFonts w:ascii="Arial" w:hAnsi="Arial" w:cs="Arial"/>
+          <w:color w:val="1F497D"/>
+          <w:sz w:val="18"/>
+          <w:szCs w:val="18"/>
+          <w:lang w:val="fr-FR"/>
+        </w:rPr>
+        <w:t xml:space="preserve">s est désormais toujours correct après avoir changé de protocole lors du téléchargement </w:t>
+      </w:r>
+      <w:r>
+        <w:rPr>
+          <w:rFonts w:ascii="Arial" w:hAnsi="Arial" w:cs="Arial"/>
+          <w:color w:val="1F497D"/>
+          <w:sz w:val="18"/>
+          <w:szCs w:val="18"/>
+          <w:lang w:val="fr-FR"/>
+        </w:rPr>
+        <w:t>d’</w:t>
+      </w:r>
+      <w:r>
+        <w:rPr>
+          <w:rFonts w:ascii="Arial" w:hAnsi="Arial" w:cs="Arial"/>
+          <w:color w:val="1F497D"/>
+          <w:sz w:val="18"/>
+          <w:szCs w:val="18"/>
+          <w:lang w:val="fr-FR"/>
+        </w:rPr>
+        <w:t xml:space="preserve">un panneau ou de la lecture </w:t>
+      </w:r>
+      <w:r>
+        <w:rPr>
+          <w:rFonts w:ascii="Arial" w:hAnsi="Arial" w:cs="Arial"/>
+          <w:color w:val="1F497D"/>
+          <w:sz w:val="18"/>
+          <w:szCs w:val="18"/>
+          <w:lang w:val="fr-FR"/>
+        </w:rPr>
+        <w:t>d’</w:t>
+      </w:r>
+      <w:r>
+        <w:rPr>
+          <w:rFonts w:ascii="Arial" w:hAnsi="Arial" w:cs="Arial"/>
+          <w:color w:val="1F497D"/>
+          <w:sz w:val="18"/>
+          <w:szCs w:val="18"/>
+          <w:lang w:val="fr-FR"/>
+        </w:rPr>
+        <w:t>un fichier.</w:t>
       </w:r>
     </w:p>
     <w:p>
@@ -3231,58 +3177,45 @@
           <w:lang w:val="fr-FR"/>
         </w:rPr>
       </w:pPr>
-    </w:p>
-    <w:p>
-      <w:pPr>
-        <w:tabs>
-          <w:tab w:val="left" w:pos="993"/>
-        </w:tabs>
-        <w:rPr>
-          <w:rFonts w:ascii="Arial" w:hAnsi="Arial" w:cs="Arial"/>
-          <w:color w:val="9CC2E5" w:themeColor="accent1" w:themeTint="99"/>
-          <w:sz w:val="16"/>
-          <w:szCs w:val="16"/>
-          <w:lang w:val="fr-FR"/>
-        </w:rPr>
-      </w:pPr>
-      <w:proofErr w:type="gramStart"/>
-      <w:r>
-        <w:rPr>
-          <w:rFonts w:ascii="Arial" w:hAnsi="Arial" w:cs="Arial"/>
-          <w:b/>
-          <w:bCs/>
-          <w:color w:val="4472C4" w:themeColor="accent5"/>
-          <w:sz w:val="24"/>
-          <w:szCs w:val="24"/>
-          <w:lang w:val="fr-FR"/>
-        </w:rPr>
-        <w:t>v</w:t>
-      </w:r>
-      <w:proofErr w:type="gramEnd"/>
-      <w:r>
-        <w:rPr>
-          <w:rFonts w:ascii="Arial" w:hAnsi="Arial" w:cs="Arial"/>
-          <w:b/>
-          <w:bCs/>
-          <w:color w:val="4472C4" w:themeColor="accent5"/>
-          <w:sz w:val="24"/>
-          <w:szCs w:val="24"/>
-          <w:lang w:val="fr-FR"/>
-        </w:rPr>
-        <w:t>8.1.4</w:t>
-      </w:r>
-      <w:r>
-        <w:rPr>
-          <w:rFonts w:ascii="Arial" w:hAnsi="Arial" w:cs="Arial"/>
-          <w:b/>
-          <w:bCs/>
-          <w:color w:val="4472C4" w:themeColor="accent5"/>
-          <w:sz w:val="24"/>
-          <w:szCs w:val="24"/>
+      <w:r>
+        <w:rPr>
+          <w:rFonts w:ascii="Arial" w:hAnsi="Arial" w:cs="Arial"/>
+          <w:color w:val="1F497D"/>
+          <w:sz w:val="18"/>
+          <w:szCs w:val="18"/>
+          <w:lang w:val="fr-FR"/>
+        </w:rPr>
+        <w:t>-</w:t>
+      </w:r>
+      <w:r>
+        <w:rPr>
+          <w:rFonts w:ascii="Arial" w:hAnsi="Arial" w:cs="Arial"/>
+          <w:color w:val="1F497D"/>
+          <w:sz w:val="18"/>
+          <w:szCs w:val="18"/>
           <w:lang w:val="fr-FR"/>
         </w:rPr>
         <w:tab/>
-        <w:t>09/07/2025</w:t>
+      </w:r>
+      <w:r>
+        <w:rPr>
+          <w:rFonts w:ascii="Arial" w:hAnsi="Arial" w:cs="Arial"/>
+          <w:color w:val="1F497D"/>
+          <w:sz w:val="18"/>
+          <w:szCs w:val="18"/>
+          <w:lang w:val="fr-FR"/>
+        </w:rPr>
+        <w:t>Des erreurs concernant la page Causes et Effets qui ne se mettait pas à jour après le téléchargement ou la lecture depuis un fichier ont été corrigées</w:t>
+      </w:r>
+      <w:r>
+        <w:rPr>
+          <w:rFonts w:ascii="Arial" w:hAnsi="Arial" w:cs="Arial"/>
+          <w:color w:val="1F497D"/>
+          <w:sz w:val="18"/>
+          <w:szCs w:val="18"/>
+          <w:lang w:val="fr-FR"/>
+        </w:rPr>
+        <w:t>.</w:t>
       </w:r>
     </w:p>
     <w:p>
@@ -3306,48 +3239,58 @@
           <w:lang w:val="fr-FR"/>
         </w:rPr>
       </w:pPr>
-      <w:r>
-        <w:rPr>
-          <w:rFonts w:ascii="Arial" w:hAnsi="Arial" w:cs="Arial"/>
-          <w:color w:val="1F497D"/>
-          <w:sz w:val="18"/>
-          <w:szCs w:val="18"/>
-          <w:lang w:val="fr-FR"/>
-        </w:rPr>
-        <w:t>-</w:t>
-      </w:r>
-      <w:r>
-        <w:rPr>
-          <w:rFonts w:ascii="Arial" w:hAnsi="Arial" w:cs="Arial"/>
-          <w:color w:val="1F497D"/>
-          <w:sz w:val="18"/>
-          <w:szCs w:val="18"/>
+    </w:p>
+    <w:p>
+      <w:pPr>
+        <w:tabs>
+          <w:tab w:val="left" w:pos="993"/>
+        </w:tabs>
+        <w:rPr>
+          <w:rFonts w:ascii="Arial" w:hAnsi="Arial" w:cs="Arial"/>
+          <w:color w:val="9CC2E5" w:themeColor="accent1" w:themeTint="99"/>
+          <w:sz w:val="16"/>
+          <w:szCs w:val="16"/>
+          <w:lang w:val="fr-FR"/>
+        </w:rPr>
+      </w:pPr>
+      <w:proofErr w:type="gramStart"/>
+      <w:r>
+        <w:rPr>
+          <w:rFonts w:ascii="Arial" w:hAnsi="Arial" w:cs="Arial"/>
+          <w:b/>
+          <w:bCs/>
+          <w:color w:val="4472C4" w:themeColor="accent5"/>
+          <w:sz w:val="24"/>
+          <w:szCs w:val="24"/>
+          <w:lang w:val="fr-FR"/>
+        </w:rPr>
+        <w:t>v</w:t>
+      </w:r>
+      <w:proofErr w:type="gramEnd"/>
+      <w:r>
+        <w:rPr>
+          <w:rFonts w:ascii="Arial" w:hAnsi="Arial" w:cs="Arial"/>
+          <w:b/>
+          <w:bCs/>
+          <w:color w:val="4472C4" w:themeColor="accent5"/>
+          <w:sz w:val="24"/>
+          <w:szCs w:val="24"/>
+          <w:lang w:val="fr-FR"/>
+        </w:rPr>
+        <w:t>8.1.4</w:t>
+      </w:r>
+      <w:r>
+        <w:rPr>
+          <w:rFonts w:ascii="Arial" w:hAnsi="Arial" w:cs="Arial"/>
+          <w:b/>
+          <w:bCs/>
+          <w:color w:val="4472C4" w:themeColor="accent5"/>
+          <w:sz w:val="24"/>
+          <w:szCs w:val="24"/>
           <w:lang w:val="fr-FR"/>
         </w:rPr>
         <w:tab/>
-        <w:t>Page des groupes : le délai par phases peut désormais être désactivé en le réglant sur "</w:t>
-      </w:r>
-      <w:proofErr w:type="gramStart"/>
-      <w:r>
-        <w:rPr>
-          <w:rFonts w:ascii="Arial" w:hAnsi="Arial" w:cs="Arial"/>
-          <w:color w:val="1F497D"/>
-          <w:sz w:val="18"/>
-          <w:szCs w:val="18"/>
-          <w:lang w:val="fr-FR"/>
-        </w:rPr>
-        <w:t>--:--</w:t>
-      </w:r>
-      <w:proofErr w:type="gramEnd"/>
-      <w:r>
-        <w:rPr>
-          <w:rFonts w:ascii="Arial" w:hAnsi="Arial" w:cs="Arial"/>
-          <w:color w:val="1F497D"/>
-          <w:sz w:val="18"/>
-          <w:szCs w:val="18"/>
-          <w:lang w:val="fr-FR"/>
-        </w:rPr>
-        <w:t>".</w:t>
+        <w:t>09/07/2025</w:t>
       </w:r>
     </w:p>
     <w:p>
@@ -3390,7 +3333,29 @@
           <w:lang w:val="fr-FR"/>
         </w:rPr>
         <w:tab/>
-        <w:t>Correction des erreurs de validation erronées dans Causes &amp; Effets pour les actions de désactivation de sortie lorsqu'elles sont réglées sur Relais n°3 et pour les paramètres de groupe lorsqu'ils sont réglés sur Groupe n°16.</w:t>
+        <w:t>Page des groupes : le délai par phases peut désormais être désactivé en le réglant sur "</w:t>
+      </w:r>
+      <w:proofErr w:type="gramStart"/>
+      <w:r>
+        <w:rPr>
+          <w:rFonts w:ascii="Arial" w:hAnsi="Arial" w:cs="Arial"/>
+          <w:color w:val="1F497D"/>
+          <w:sz w:val="18"/>
+          <w:szCs w:val="18"/>
+          <w:lang w:val="fr-FR"/>
+        </w:rPr>
+        <w:t>--:--</w:t>
+      </w:r>
+      <w:proofErr w:type="gramEnd"/>
+      <w:r>
+        <w:rPr>
+          <w:rFonts w:ascii="Arial" w:hAnsi="Arial" w:cs="Arial"/>
+          <w:color w:val="1F497D"/>
+          <w:sz w:val="18"/>
+          <w:szCs w:val="18"/>
+          <w:lang w:val="fr-FR"/>
+        </w:rPr>
+        <w:t>".</w:t>
       </w:r>
     </w:p>
     <w:p>
@@ -3433,80 +3398,9 @@
           <w:lang w:val="fr-FR"/>
         </w:rPr>
         <w:tab/>
-      </w:r>
-      <w:r>
-        <w:rPr>
-          <w:rFonts w:ascii="Arial" w:hAnsi="Arial" w:cs="Arial"/>
-          <w:color w:val="1F497D"/>
-          <w:sz w:val="18"/>
-          <w:szCs w:val="18"/>
-          <w:lang w:val="fr-FR"/>
-        </w:rPr>
-        <w:t>Lors de la lecture à partir d'un fichier, toute configuration d'</w:t>
-      </w:r>
-      <w:r>
-        <w:rPr>
-          <w:rFonts w:ascii="Arial" w:hAnsi="Arial" w:cs="Arial"/>
-          <w:color w:val="1F497D"/>
-          <w:sz w:val="18"/>
-          <w:szCs w:val="18"/>
-          <w:lang w:val="fr-FR"/>
-        </w:rPr>
-        <w:t>E</w:t>
-      </w:r>
-      <w:r>
-        <w:rPr>
-          <w:rFonts w:ascii="Arial" w:hAnsi="Arial" w:cs="Arial"/>
-          <w:color w:val="1F497D"/>
-          <w:sz w:val="18"/>
-          <w:szCs w:val="18"/>
-          <w:lang w:val="fr-FR"/>
-        </w:rPr>
-        <w:t>/</w:t>
-      </w:r>
-      <w:r>
-        <w:rPr>
-          <w:rFonts w:ascii="Arial" w:hAnsi="Arial" w:cs="Arial"/>
-          <w:color w:val="1F497D"/>
-          <w:sz w:val="18"/>
-          <w:szCs w:val="18"/>
-          <w:lang w:val="fr-FR"/>
-        </w:rPr>
-        <w:t>S</w:t>
-      </w:r>
-      <w:r>
-        <w:rPr>
-          <w:rFonts w:ascii="Arial" w:hAnsi="Arial" w:cs="Arial"/>
-          <w:color w:val="1F497D"/>
-          <w:sz w:val="18"/>
-          <w:szCs w:val="18"/>
-          <w:lang w:val="fr-FR"/>
-        </w:rPr>
-        <w:t xml:space="preserve"> </w:t>
-      </w:r>
-      <w:r>
-        <w:rPr>
-          <w:rFonts w:ascii="Arial" w:hAnsi="Arial" w:cs="Arial"/>
-          <w:color w:val="1F497D"/>
-          <w:sz w:val="18"/>
-          <w:szCs w:val="18"/>
-          <w:lang w:val="fr-FR"/>
-        </w:rPr>
-        <w:t>de dispositif</w:t>
-      </w:r>
-      <w:r>
-        <w:rPr>
-          <w:rFonts w:ascii="Arial" w:hAnsi="Arial" w:cs="Arial"/>
-          <w:color w:val="1F497D"/>
-          <w:sz w:val="18"/>
-          <w:szCs w:val="18"/>
-          <w:lang w:val="fr-FR"/>
-        </w:rPr>
-        <w:t xml:space="preserve"> invalide sera définie sur la valeur par défaut.</w:t>
-      </w:r>
-      <w:bookmarkStart w:id="0" w:name="_Hlk202824806"/>
-    </w:p>
-    <w:bookmarkEnd w:id="0"/>
+        <w:t>Correction des erreurs de validation erronées dans Causes &amp; Effets pour les actions de désactivation de sortie lorsqu'elles sont réglées sur Relais n°3 et pour les paramètres de groupe lorsqu'ils sont réglés sur Groupe n°16.</w:t>
+      </w:r>
+    </w:p>
     <w:p>
       <w:pPr>
         <w:tabs>
@@ -3518,70 +3412,109 @@
         </w:tabs>
         <w:suppressAutoHyphens/>
         <w:autoSpaceDN w:val="0"/>
-        <w:contextualSpacing/>
-        <w:rPr>
-          <w:rFonts w:ascii="Arial" w:hAnsi="Arial" w:cs="Arial"/>
-          <w:color w:val="1F497D"/>
-          <w:sz w:val="18"/>
-          <w:szCs w:val="18"/>
-          <w:lang w:val="fr-FR"/>
-        </w:rPr>
-      </w:pPr>
-    </w:p>
-    <w:p>
-      <w:pPr>
-        <w:tabs>
-          <w:tab w:val="left" w:pos="993"/>
-        </w:tabs>
-        <w:rPr>
-          <w:rFonts w:ascii="Arial" w:hAnsi="Arial" w:cs="Arial"/>
-          <w:color w:val="9CC2E5" w:themeColor="accent1" w:themeTint="99"/>
-          <w:sz w:val="16"/>
-          <w:szCs w:val="16"/>
-          <w:lang w:val="fr-FR"/>
-        </w:rPr>
-      </w:pPr>
-      <w:bookmarkStart w:id="1" w:name="_Hlk199945625"/>
-      <w:proofErr w:type="gramStart"/>
-      <w:r>
-        <w:rPr>
-          <w:rFonts w:ascii="Arial" w:hAnsi="Arial" w:cs="Arial"/>
-          <w:b/>
-          <w:bCs/>
-          <w:color w:val="4472C4" w:themeColor="accent5"/>
-          <w:sz w:val="24"/>
-          <w:szCs w:val="24"/>
-          <w:lang w:val="fr-FR"/>
-        </w:rPr>
-        <w:t>v</w:t>
-      </w:r>
-      <w:proofErr w:type="gramEnd"/>
-      <w:r>
-        <w:rPr>
-          <w:rFonts w:ascii="Arial" w:hAnsi="Arial" w:cs="Arial"/>
-          <w:b/>
-          <w:bCs/>
-          <w:color w:val="4472C4" w:themeColor="accent5"/>
-          <w:sz w:val="24"/>
-          <w:szCs w:val="24"/>
-          <w:lang w:val="fr-FR"/>
-        </w:rPr>
-        <w:t>8.1.3</w:t>
-      </w:r>
-      <w:r>
-        <w:rPr>
-          <w:rFonts w:ascii="Arial" w:hAnsi="Arial" w:cs="Arial"/>
-          <w:b/>
-          <w:bCs/>
-          <w:color w:val="4472C4" w:themeColor="accent5"/>
-          <w:sz w:val="24"/>
-          <w:szCs w:val="24"/>
+        <w:ind w:left="284" w:hanging="284"/>
+        <w:contextualSpacing/>
+        <w:rPr>
+          <w:rFonts w:ascii="Arial" w:hAnsi="Arial" w:cs="Arial"/>
+          <w:color w:val="1F497D"/>
+          <w:sz w:val="18"/>
+          <w:szCs w:val="18"/>
+          <w:lang w:val="fr-FR"/>
+        </w:rPr>
+      </w:pPr>
+      <w:r>
+        <w:rPr>
+          <w:rFonts w:ascii="Arial" w:hAnsi="Arial" w:cs="Arial"/>
+          <w:color w:val="1F497D"/>
+          <w:sz w:val="18"/>
+          <w:szCs w:val="18"/>
+          <w:lang w:val="fr-FR"/>
+        </w:rPr>
+        <w:t>-</w:t>
+      </w:r>
+      <w:r>
+        <w:rPr>
+          <w:rFonts w:ascii="Arial" w:hAnsi="Arial" w:cs="Arial"/>
+          <w:color w:val="1F497D"/>
+          <w:sz w:val="18"/>
+          <w:szCs w:val="18"/>
           <w:lang w:val="fr-FR"/>
         </w:rPr>
         <w:tab/>
-        <w:t>07/07/2025</w:t>
-      </w:r>
-    </w:p>
+      </w:r>
+      <w:r>
+        <w:rPr>
+          <w:rFonts w:ascii="Arial" w:hAnsi="Arial" w:cs="Arial"/>
+          <w:color w:val="1F497D"/>
+          <w:sz w:val="18"/>
+          <w:szCs w:val="18"/>
+          <w:lang w:val="fr-FR"/>
+        </w:rPr>
+        <w:t>Lors de la lecture à partir d'un fichier, toute configuration d'</w:t>
+      </w:r>
+      <w:r>
+        <w:rPr>
+          <w:rFonts w:ascii="Arial" w:hAnsi="Arial" w:cs="Arial"/>
+          <w:color w:val="1F497D"/>
+          <w:sz w:val="18"/>
+          <w:szCs w:val="18"/>
+          <w:lang w:val="fr-FR"/>
+        </w:rPr>
+        <w:t>E</w:t>
+      </w:r>
+      <w:r>
+        <w:rPr>
+          <w:rFonts w:ascii="Arial" w:hAnsi="Arial" w:cs="Arial"/>
+          <w:color w:val="1F497D"/>
+          <w:sz w:val="18"/>
+          <w:szCs w:val="18"/>
+          <w:lang w:val="fr-FR"/>
+        </w:rPr>
+        <w:t>/</w:t>
+      </w:r>
+      <w:r>
+        <w:rPr>
+          <w:rFonts w:ascii="Arial" w:hAnsi="Arial" w:cs="Arial"/>
+          <w:color w:val="1F497D"/>
+          <w:sz w:val="18"/>
+          <w:szCs w:val="18"/>
+          <w:lang w:val="fr-FR"/>
+        </w:rPr>
+        <w:t>S</w:t>
+      </w:r>
+      <w:r>
+        <w:rPr>
+          <w:rFonts w:ascii="Arial" w:hAnsi="Arial" w:cs="Arial"/>
+          <w:color w:val="1F497D"/>
+          <w:sz w:val="18"/>
+          <w:szCs w:val="18"/>
+          <w:lang w:val="fr-FR"/>
+        </w:rPr>
+        <w:t xml:space="preserve"> </w:t>
+      </w:r>
+      <w:r>
+        <w:rPr>
+          <w:rFonts w:ascii="Arial" w:hAnsi="Arial" w:cs="Arial"/>
+          <w:color w:val="1F497D"/>
+          <w:sz w:val="18"/>
+          <w:szCs w:val="18"/>
+          <w:lang w:val="fr-FR"/>
+        </w:rPr>
+        <w:t>de dispositif</w:t>
+      </w:r>
+      <w:r>
+        <w:rPr>
+          <w:rFonts w:ascii="Arial" w:hAnsi="Arial" w:cs="Arial"/>
+          <w:color w:val="1F497D"/>
+          <w:sz w:val="18"/>
+          <w:szCs w:val="18"/>
+          <w:lang w:val="fr-FR"/>
+        </w:rPr>
+        <w:t xml:space="preserve"> invalide sera définie sur la valeur par défaut.</w:t>
+      </w:r>
+      <w:bookmarkStart w:id="0" w:name="_Hlk202824806"/>
+    </w:p>
+    <w:bookmarkEnd w:id="0"/>
     <w:p>
       <w:pPr>
         <w:tabs>
@@ -3593,66 +3526,68 @@
         </w:tabs>
         <w:suppressAutoHyphens/>
         <w:autoSpaceDN w:val="0"/>
-        <w:ind w:left="284" w:hanging="284"/>
-        <w:contextualSpacing/>
-        <w:rPr>
-          <w:rFonts w:ascii="Arial" w:hAnsi="Arial" w:cs="Arial"/>
-          <w:color w:val="1F497D"/>
-          <w:sz w:val="18"/>
-          <w:szCs w:val="18"/>
-          <w:lang w:val="fr-FR"/>
-        </w:rPr>
-      </w:pPr>
-      <w:r>
-        <w:rPr>
-          <w:rFonts w:ascii="Arial" w:hAnsi="Arial" w:cs="Arial"/>
-          <w:color w:val="1F497D"/>
-          <w:sz w:val="18"/>
-          <w:szCs w:val="18"/>
-          <w:lang w:val="fr-FR"/>
-        </w:rPr>
-        <w:t>-</w:t>
-      </w:r>
-      <w:r>
-        <w:rPr>
-          <w:rFonts w:ascii="Arial" w:hAnsi="Arial" w:cs="Arial"/>
-          <w:color w:val="1F497D"/>
-          <w:sz w:val="18"/>
-          <w:szCs w:val="18"/>
+        <w:contextualSpacing/>
+        <w:rPr>
+          <w:rFonts w:ascii="Arial" w:hAnsi="Arial" w:cs="Arial"/>
+          <w:color w:val="1F497D"/>
+          <w:sz w:val="18"/>
+          <w:szCs w:val="18"/>
+          <w:lang w:val="fr-FR"/>
+        </w:rPr>
+      </w:pPr>
+    </w:p>
+    <w:p>
+      <w:pPr>
+        <w:tabs>
+          <w:tab w:val="left" w:pos="993"/>
+        </w:tabs>
+        <w:rPr>
+          <w:rFonts w:ascii="Arial" w:hAnsi="Arial" w:cs="Arial"/>
+          <w:color w:val="9CC2E5" w:themeColor="accent1" w:themeTint="99"/>
+          <w:sz w:val="16"/>
+          <w:szCs w:val="16"/>
+          <w:lang w:val="fr-FR"/>
+        </w:rPr>
+      </w:pPr>
+      <w:bookmarkStart w:id="1" w:name="_Hlk199945625"/>
+      <w:proofErr w:type="gramStart"/>
+      <w:r>
+        <w:rPr>
+          <w:rFonts w:ascii="Arial" w:hAnsi="Arial" w:cs="Arial"/>
+          <w:b/>
+          <w:bCs/>
+          <w:color w:val="4472C4" w:themeColor="accent5"/>
+          <w:sz w:val="24"/>
+          <w:szCs w:val="24"/>
+          <w:lang w:val="fr-FR"/>
+        </w:rPr>
+        <w:t>v</w:t>
+      </w:r>
+      <w:proofErr w:type="gramEnd"/>
+      <w:r>
+        <w:rPr>
+          <w:rFonts w:ascii="Arial" w:hAnsi="Arial" w:cs="Arial"/>
+          <w:b/>
+          <w:bCs/>
+          <w:color w:val="4472C4" w:themeColor="accent5"/>
+          <w:sz w:val="24"/>
+          <w:szCs w:val="24"/>
+          <w:lang w:val="fr-FR"/>
+        </w:rPr>
+        <w:t>8.1.3</w:t>
+      </w:r>
+      <w:r>
+        <w:rPr>
+          <w:rFonts w:ascii="Arial" w:hAnsi="Arial" w:cs="Arial"/>
+          <w:b/>
+          <w:bCs/>
+          <w:color w:val="4472C4" w:themeColor="accent5"/>
+          <w:sz w:val="24"/>
+          <w:szCs w:val="24"/>
           <w:lang w:val="fr-FR"/>
         </w:rPr>
         <w:tab/>
-        <w:t>Différentes corrections ont été apportées à la page des Causes et effets pour garantir que les listes déroulantes fonctionnent correctement dans toutes les circonstances, c'est-à-dire lors de la lecture à partir d'un fichier et d'un panneau,</w:t>
-      </w:r>
-      <w:r>
-        <w:rPr>
-          <w:rFonts w:ascii="Arial" w:hAnsi="Arial" w:cs="Arial"/>
-          <w:color w:val="1F497D"/>
-          <w:sz w:val="18"/>
-          <w:szCs w:val="18"/>
-          <w:lang w:val="fr-FR"/>
-        </w:rPr>
-        <w:t xml:space="preserve"> </w:t>
-      </w:r>
-      <w:r>
-        <w:rPr>
-          <w:rFonts w:ascii="Arial" w:hAnsi="Arial" w:cs="Arial"/>
-          <w:color w:val="1F497D"/>
-          <w:sz w:val="18"/>
-          <w:szCs w:val="18"/>
-          <w:lang w:val="fr-FR"/>
-        </w:rPr>
-        <w:t>après avoir modifié les pages des détails du périphérique,</w:t>
-      </w:r>
-      <w:r>
-        <w:rPr>
-          <w:rFonts w:ascii="Arial" w:hAnsi="Arial" w:cs="Arial"/>
-          <w:color w:val="1F497D"/>
-          <w:sz w:val="18"/>
-          <w:szCs w:val="18"/>
-          <w:lang w:val="fr-FR"/>
-        </w:rPr>
-        <w:t xml:space="preserve"> ainsi que lorsque la langue de l'application est changée.</w:t>
+        <w:t>07/07/2025</w:t>
       </w:r>
     </w:p>
     <w:p>
@@ -3695,27 +3630,37 @@
           <w:lang w:val="fr-FR"/>
         </w:rPr>
         <w:tab/>
-        <w:t>Certaines des boîtes d'erreur de validation dans le panneau d'informations sur l</w:t>
-      </w:r>
-      <w:r>
-        <w:rPr>
-          <w:rFonts w:ascii="Arial" w:hAnsi="Arial" w:cs="Arial"/>
-          <w:color w:val="1F497D"/>
-          <w:sz w:val="18"/>
-          <w:szCs w:val="18"/>
-          <w:lang w:val="fr-FR"/>
-        </w:rPr>
-        <w:t>e dispositif</w:t>
-      </w:r>
-      <w:r>
-        <w:rPr>
-          <w:rFonts w:ascii="Arial" w:hAnsi="Arial" w:cs="Arial"/>
-          <w:color w:val="1F497D"/>
-          <w:sz w:val="18"/>
-          <w:szCs w:val="18"/>
-          <w:lang w:val="fr-FR"/>
-        </w:rPr>
-        <w:t xml:space="preserve"> et sur la page des causes et effets ont été corrigées.</w:t>
+        <w:t>Différentes corrections ont été apportées à la page des Causes et effets pour garantir que les listes déroulantes fonctionnent correctement dans toutes les circonstances, c'est-à-dire lors de la lecture à partir d'un fichier et d'un panneau,</w:t>
+      </w:r>
+      <w:r>
+        <w:rPr>
+          <w:rFonts w:ascii="Arial" w:hAnsi="Arial" w:cs="Arial"/>
+          <w:color w:val="1F497D"/>
+          <w:sz w:val="18"/>
+          <w:szCs w:val="18"/>
+          <w:lang w:val="fr-FR"/>
+        </w:rPr>
+        <w:t xml:space="preserve"> </w:t>
+      </w:r>
+      <w:r>
+        <w:rPr>
+          <w:rFonts w:ascii="Arial" w:hAnsi="Arial" w:cs="Arial"/>
+          <w:color w:val="1F497D"/>
+          <w:sz w:val="18"/>
+          <w:szCs w:val="18"/>
+          <w:lang w:val="fr-FR"/>
+        </w:rPr>
+        <w:t>après avoir modifié les pages des détails du périphérique,</w:t>
+      </w:r>
+      <w:r>
+        <w:rPr>
+          <w:rFonts w:ascii="Arial" w:hAnsi="Arial" w:cs="Arial"/>
+          <w:color w:val="1F497D"/>
+          <w:sz w:val="18"/>
+          <w:szCs w:val="18"/>
+          <w:lang w:val="fr-FR"/>
+        </w:rPr>
+        <w:t xml:space="preserve"> ainsi que lorsque la langue de l'application est changée.</w:t>
       </w:r>
     </w:p>
     <w:p>
@@ -3758,7 +3703,27 @@
           <w:lang w:val="fr-FR"/>
         </w:rPr>
         <w:tab/>
-        <w:t>Le pop-up de notification de l'application indique maintenant correctement lorsque les communications ont échoué au lieu de simplement dire qu'elles étaient terminées.</w:t>
+        <w:t>Certaines des boîtes d'erreur de validation dans le panneau d'informations sur l</w:t>
+      </w:r>
+      <w:r>
+        <w:rPr>
+          <w:rFonts w:ascii="Arial" w:hAnsi="Arial" w:cs="Arial"/>
+          <w:color w:val="1F497D"/>
+          <w:sz w:val="18"/>
+          <w:szCs w:val="18"/>
+          <w:lang w:val="fr-FR"/>
+        </w:rPr>
+        <w:t>e dispositif</w:t>
+      </w:r>
+      <w:r>
+        <w:rPr>
+          <w:rFonts w:ascii="Arial" w:hAnsi="Arial" w:cs="Arial"/>
+          <w:color w:val="1F497D"/>
+          <w:sz w:val="18"/>
+          <w:szCs w:val="18"/>
+          <w:lang w:val="fr-FR"/>
+        </w:rPr>
+        <w:t xml:space="preserve"> et sur la page des causes et effets ont été corrigées.</w:t>
       </w:r>
     </w:p>
     <w:p>
@@ -3801,20 +3766,9 @@
           <w:lang w:val="fr-FR"/>
         </w:rPr>
         <w:tab/>
-        <w:t>Si une interruption se produit pendant que le fichier de configuration de l'application est en train d'être écrit, le résultat pourrait être un fichier vide. Cela provoquerait une erreur la prochaine fois qu'il serait lu. L'application gérera désormais correctement un fichier vide</w:t>
-      </w:r>
-      <w:r>
-        <w:rPr>
-          <w:rFonts w:ascii="Arial" w:hAnsi="Arial" w:cs="Arial"/>
-          <w:color w:val="1F497D"/>
-          <w:sz w:val="18"/>
-          <w:szCs w:val="18"/>
-          <w:lang w:val="fr-FR"/>
-        </w:rPr>
-        <w:t>.</w:t>
-      </w:r>
-    </w:p>
-    <w:bookmarkEnd w:id="1"/>
+        <w:t>Le pop-up de notification de l'application indique maintenant correctement lorsque les communications ont échoué au lieu de simplement dire qu'elles étaient terminées.</w:t>
+      </w:r>
+    </w:p>
     <w:p>
       <w:pPr>
         <w:tabs>
@@ -3836,60 +3790,39 @@
           <w:lang w:val="fr-FR"/>
         </w:rPr>
       </w:pPr>
-    </w:p>
-    <w:p>
-      <w:pPr>
-        <w:tabs>
-          <w:tab w:val="left" w:pos="993"/>
-        </w:tabs>
-        <w:rPr>
-          <w:rFonts w:ascii="Arial" w:hAnsi="Arial" w:cs="Arial"/>
-          <w:color w:val="9CC2E5" w:themeColor="accent1" w:themeTint="99"/>
-          <w:sz w:val="16"/>
-          <w:szCs w:val="16"/>
-          <w:lang w:val="fr-FR"/>
-        </w:rPr>
-      </w:pPr>
-      <w:proofErr w:type="gramStart"/>
-      <w:r>
-        <w:rPr>
-          <w:rFonts w:ascii="Arial" w:hAnsi="Arial" w:cs="Arial"/>
-          <w:b/>
-          <w:bCs/>
-          <w:color w:val="4472C4" w:themeColor="accent5"/>
-          <w:sz w:val="24"/>
-          <w:szCs w:val="24"/>
-          <w:lang w:val="fr-FR"/>
-        </w:rPr>
-        <w:t>v</w:t>
-      </w:r>
-      <w:proofErr w:type="gramEnd"/>
-      <w:r>
-        <w:rPr>
-          <w:rFonts w:ascii="Arial" w:hAnsi="Arial" w:cs="Arial"/>
-          <w:b/>
-          <w:bCs/>
-          <w:color w:val="4472C4" w:themeColor="accent5"/>
-          <w:sz w:val="24"/>
-          <w:szCs w:val="24"/>
-          <w:lang w:val="fr-FR"/>
-        </w:rPr>
-        <w:t>8.1.2</w:t>
-      </w:r>
-      <w:r>
-        <w:rPr>
-          <w:rFonts w:ascii="Arial" w:hAnsi="Arial" w:cs="Arial"/>
-          <w:b/>
-          <w:bCs/>
-          <w:color w:val="4472C4" w:themeColor="accent5"/>
-          <w:sz w:val="24"/>
-          <w:szCs w:val="24"/>
+      <w:r>
+        <w:rPr>
+          <w:rFonts w:ascii="Arial" w:hAnsi="Arial" w:cs="Arial"/>
+          <w:color w:val="1F497D"/>
+          <w:sz w:val="18"/>
+          <w:szCs w:val="18"/>
+          <w:lang w:val="fr-FR"/>
+        </w:rPr>
+        <w:t>-</w:t>
+      </w:r>
+      <w:r>
+        <w:rPr>
+          <w:rFonts w:ascii="Arial" w:hAnsi="Arial" w:cs="Arial"/>
+          <w:color w:val="1F497D"/>
+          <w:sz w:val="18"/>
+          <w:szCs w:val="18"/>
           <w:lang w:val="fr-FR"/>
         </w:rPr>
         <w:tab/>
-        <w:t>04/06/2025</w:t>
-      </w:r>
-    </w:p>
+        <w:t>Si une interruption se produit pendant que le fichier de configuration de l'application est en train d'être écrit, le résultat pourrait être un fichier vide. Cela provoquerait une erreur la prochaine fois qu'il serait lu. L'application gérera désormais correctement un fichier vide</w:t>
+      </w:r>
+      <w:r>
+        <w:rPr>
+          <w:rFonts w:ascii="Arial" w:hAnsi="Arial" w:cs="Arial"/>
+          <w:color w:val="1F497D"/>
+          <w:sz w:val="18"/>
+          <w:szCs w:val="18"/>
+          <w:lang w:val="fr-FR"/>
+        </w:rPr>
+        <w:t>.</w:t>
+      </w:r>
+    </w:p>
+    <w:bookmarkEnd w:id="1"/>
     <w:p>
       <w:pPr>
         <w:tabs>
@@ -3911,95 +3844,58 @@
           <w:lang w:val="fr-FR"/>
         </w:rPr>
       </w:pPr>
-      <w:r>
-        <w:rPr>
-          <w:rFonts w:ascii="Arial" w:hAnsi="Arial" w:cs="Arial"/>
-          <w:color w:val="1F497D"/>
-          <w:sz w:val="18"/>
-          <w:szCs w:val="18"/>
-          <w:lang w:val="fr-FR"/>
-        </w:rPr>
-        <w:t>-</w:t>
-      </w:r>
-      <w:r>
-        <w:rPr>
-          <w:rFonts w:ascii="Arial" w:hAnsi="Arial" w:cs="Arial"/>
-          <w:color w:val="1F497D"/>
-          <w:sz w:val="18"/>
-          <w:szCs w:val="18"/>
+    </w:p>
+    <w:p>
+      <w:pPr>
+        <w:tabs>
+          <w:tab w:val="left" w:pos="993"/>
+        </w:tabs>
+        <w:rPr>
+          <w:rFonts w:ascii="Arial" w:hAnsi="Arial" w:cs="Arial"/>
+          <w:color w:val="9CC2E5" w:themeColor="accent1" w:themeTint="99"/>
+          <w:sz w:val="16"/>
+          <w:szCs w:val="16"/>
+          <w:lang w:val="fr-FR"/>
+        </w:rPr>
+      </w:pPr>
+      <w:proofErr w:type="gramStart"/>
+      <w:r>
+        <w:rPr>
+          <w:rFonts w:ascii="Arial" w:hAnsi="Arial" w:cs="Arial"/>
+          <w:b/>
+          <w:bCs/>
+          <w:color w:val="4472C4" w:themeColor="accent5"/>
+          <w:sz w:val="24"/>
+          <w:szCs w:val="24"/>
+          <w:lang w:val="fr-FR"/>
+        </w:rPr>
+        <w:t>v</w:t>
+      </w:r>
+      <w:proofErr w:type="gramEnd"/>
+      <w:r>
+        <w:rPr>
+          <w:rFonts w:ascii="Arial" w:hAnsi="Arial" w:cs="Arial"/>
+          <w:b/>
+          <w:bCs/>
+          <w:color w:val="4472C4" w:themeColor="accent5"/>
+          <w:sz w:val="24"/>
+          <w:szCs w:val="24"/>
+          <w:lang w:val="fr-FR"/>
+        </w:rPr>
+        <w:t>8.1.2</w:t>
+      </w:r>
+      <w:r>
+        <w:rPr>
+          <w:rFonts w:ascii="Arial" w:hAnsi="Arial" w:cs="Arial"/>
+          <w:b/>
+          <w:bCs/>
+          <w:color w:val="4472C4" w:themeColor="accent5"/>
+          <w:sz w:val="24"/>
+          <w:szCs w:val="24"/>
           <w:lang w:val="fr-FR"/>
         </w:rPr>
         <w:tab/>
-      </w:r>
-      <w:r>
-        <w:rPr>
-          <w:rFonts w:ascii="Arial" w:hAnsi="Arial" w:cs="Arial"/>
-          <w:color w:val="1F497D"/>
-          <w:sz w:val="18"/>
-          <w:szCs w:val="18"/>
-          <w:lang w:val="fr-FR"/>
-        </w:rPr>
-        <w:t xml:space="preserve">La page des détails </w:t>
-      </w:r>
-      <w:r>
-        <w:rPr>
-          <w:rFonts w:ascii="Arial" w:hAnsi="Arial" w:cs="Arial"/>
-          <w:color w:val="1F497D"/>
-          <w:sz w:val="18"/>
-          <w:szCs w:val="18"/>
-          <w:lang w:val="fr-FR"/>
-        </w:rPr>
-        <w:t xml:space="preserve">des </w:t>
-      </w:r>
-      <w:r>
-        <w:rPr>
-          <w:rFonts w:ascii="Arial" w:hAnsi="Arial" w:cs="Arial"/>
-          <w:color w:val="1F497D"/>
-          <w:sz w:val="18"/>
-          <w:szCs w:val="18"/>
-          <w:lang w:val="fr-FR"/>
-        </w:rPr>
-        <w:t>dispositif</w:t>
-      </w:r>
-      <w:r>
-        <w:rPr>
-          <w:rFonts w:ascii="Arial" w:hAnsi="Arial" w:cs="Arial"/>
-          <w:color w:val="1F497D"/>
-          <w:sz w:val="18"/>
-          <w:szCs w:val="18"/>
-          <w:lang w:val="fr-FR"/>
-        </w:rPr>
-        <w:t>s</w:t>
-      </w:r>
-      <w:r>
-        <w:rPr>
-          <w:rFonts w:ascii="Arial" w:hAnsi="Arial" w:cs="Arial"/>
-          <w:color w:val="1F497D"/>
-          <w:sz w:val="18"/>
-          <w:szCs w:val="18"/>
-          <w:lang w:val="fr-FR"/>
-        </w:rPr>
-        <w:t xml:space="preserve"> affiche désormais des tirets pour toutes les valeurs qui ne sont pas applicables au type d</w:t>
-      </w:r>
-      <w:r>
-        <w:rPr>
-          <w:rFonts w:ascii="Arial" w:hAnsi="Arial" w:cs="Arial"/>
-          <w:color w:val="1F497D"/>
-          <w:sz w:val="18"/>
-          <w:szCs w:val="18"/>
-          <w:lang w:val="fr-FR"/>
-        </w:rPr>
-        <w:t>e dispositif</w:t>
-      </w:r>
-      <w:r>
-        <w:rPr>
-          <w:rFonts w:ascii="Arial" w:hAnsi="Arial" w:cs="Arial"/>
-          <w:color w:val="1F497D"/>
-          <w:sz w:val="18"/>
-          <w:szCs w:val="18"/>
-          <w:lang w:val="fr-FR"/>
-        </w:rPr>
-        <w:t>.</w:t>
+        <w:t>04/06/2025</w:t>
       </w:r>
     </w:p>
     <w:p>
@@ -4051,17 +3947,17 @@
           <w:szCs w:val="18"/>
           <w:lang w:val="fr-FR"/>
         </w:rPr>
-        <w:t>La page des détails d</w:t>
-      </w:r>
-      <w:r>
-        <w:rPr>
-          <w:rFonts w:ascii="Arial" w:hAnsi="Arial" w:cs="Arial"/>
-          <w:color w:val="1F497D"/>
-          <w:sz w:val="18"/>
-          <w:szCs w:val="18"/>
-          <w:lang w:val="fr-FR"/>
-        </w:rPr>
-        <w:t xml:space="preserve">es </w:t>
+        <w:t xml:space="preserve">La page des détails </w:t>
+      </w:r>
+      <w:r>
+        <w:rPr>
+          <w:rFonts w:ascii="Arial" w:hAnsi="Arial" w:cs="Arial"/>
+          <w:color w:val="1F497D"/>
+          <w:sz w:val="18"/>
+          <w:szCs w:val="18"/>
+          <w:lang w:val="fr-FR"/>
+        </w:rPr>
+        <w:t xml:space="preserve">des </w:t>
       </w:r>
       <w:r>
         <w:rPr>
@@ -4091,27 +3987,17 @@
           <w:szCs w:val="18"/>
           <w:lang w:val="fr-FR"/>
         </w:rPr>
-        <w:t xml:space="preserve"> masque désormais le groupe de sonde de base si le LED distant est sélectionné (</w:t>
-      </w:r>
-      <w:r>
-        <w:rPr>
-          <w:rFonts w:ascii="Arial" w:hAnsi="Arial" w:cs="Arial"/>
-          <w:color w:val="1F497D"/>
-          <w:sz w:val="18"/>
-          <w:szCs w:val="18"/>
-          <w:lang w:val="fr-FR"/>
-        </w:rPr>
-        <w:t>dispositif</w:t>
-      </w:r>
-      <w:r>
-        <w:rPr>
-          <w:rFonts w:ascii="Arial" w:hAnsi="Arial" w:cs="Arial"/>
-          <w:color w:val="1F497D"/>
-          <w:sz w:val="18"/>
-          <w:szCs w:val="18"/>
-          <w:lang w:val="fr-FR"/>
-        </w:rPr>
-        <w:t>s Apollo)</w:t>
+        <w:t xml:space="preserve"> affiche désormais des tirets pour toutes les valeurs qui ne sont pas applicables au type d</w:t>
+      </w:r>
+      <w:r>
+        <w:rPr>
+          <w:rFonts w:ascii="Arial" w:hAnsi="Arial" w:cs="Arial"/>
+          <w:color w:val="1F497D"/>
+          <w:sz w:val="18"/>
+          <w:szCs w:val="18"/>
+          <w:lang w:val="fr-FR"/>
+        </w:rPr>
+        <w:t>e dispositif</w:t>
       </w:r>
       <w:r>
         <w:rPr>
@@ -4173,7 +4059,67 @@
           <w:szCs w:val="18"/>
           <w:lang w:val="fr-FR"/>
         </w:rPr>
-        <w:t>Les valeurs à l'écran dans les Zones, Groupes et Configuration Réseau sont mises à jour immédiatement lorsqu'elles sont lues à partir d'un panneau</w:t>
+        <w:t>La page des détails d</w:t>
+      </w:r>
+      <w:r>
+        <w:rPr>
+          <w:rFonts w:ascii="Arial" w:hAnsi="Arial" w:cs="Arial"/>
+          <w:color w:val="1F497D"/>
+          <w:sz w:val="18"/>
+          <w:szCs w:val="18"/>
+          <w:lang w:val="fr-FR"/>
+        </w:rPr>
+        <w:t xml:space="preserve">es </w:t>
+      </w:r>
+      <w:r>
+        <w:rPr>
+          <w:rFonts w:ascii="Arial" w:hAnsi="Arial" w:cs="Arial"/>
+          <w:color w:val="1F497D"/>
+          <w:sz w:val="18"/>
+          <w:szCs w:val="18"/>
+          <w:lang w:val="fr-FR"/>
+        </w:rPr>
+        <w:t>dispositif</w:t>
+      </w:r>
+      <w:r>
+        <w:rPr>
+          <w:rFonts w:ascii="Arial" w:hAnsi="Arial" w:cs="Arial"/>
+          <w:color w:val="1F497D"/>
+          <w:sz w:val="18"/>
+          <w:szCs w:val="18"/>
+          <w:lang w:val="fr-FR"/>
+        </w:rPr>
+        <w:t>s</w:t>
+      </w:r>
+      <w:r>
+        <w:rPr>
+          <w:rFonts w:ascii="Arial" w:hAnsi="Arial" w:cs="Arial"/>
+          <w:color w:val="1F497D"/>
+          <w:sz w:val="18"/>
+          <w:szCs w:val="18"/>
+          <w:lang w:val="fr-FR"/>
+        </w:rPr>
+        <w:t xml:space="preserve"> masque désormais le groupe de sonde de base si le LED distant est sélectionné (</w:t>
+      </w:r>
+      <w:r>
+        <w:rPr>
+          <w:rFonts w:ascii="Arial" w:hAnsi="Arial" w:cs="Arial"/>
+          <w:color w:val="1F497D"/>
+          <w:sz w:val="18"/>
+          <w:szCs w:val="18"/>
+          <w:lang w:val="fr-FR"/>
+        </w:rPr>
+        <w:t>dispositif</w:t>
+      </w:r>
+      <w:r>
+        <w:rPr>
+          <w:rFonts w:ascii="Arial" w:hAnsi="Arial" w:cs="Arial"/>
+          <w:color w:val="1F497D"/>
+          <w:sz w:val="18"/>
+          <w:szCs w:val="18"/>
+          <w:lang w:val="fr-FR"/>
+        </w:rPr>
+        <w:t>s Apollo)</w:t>
       </w:r>
       <w:r>
         <w:rPr>
@@ -4235,7 +4181,7 @@
           <w:szCs w:val="18"/>
           <w:lang w:val="fr-FR"/>
         </w:rPr>
-        <w:t>Les paramètres des causes et des effets sont systématiquement lus correctement à la fois à partir des panneaux et des fichiers</w:t>
+        <w:t>Les valeurs à l'écran dans les Zones, Groupes et Configuration Réseau sont mises à jour immédiatement lorsqu'elles sont lues à partir d'un panneau</w:t>
       </w:r>
       <w:r>
         <w:rPr>
@@ -4297,7 +4243,7 @@
           <w:szCs w:val="18"/>
           <w:lang w:val="fr-FR"/>
         </w:rPr>
-        <w:t>Les notifications d'application Windows sont affichées après chaque téléchargement et téléversement, indiquant l'achèvement ou non</w:t>
+        <w:t>Les paramètres des causes et des effets sont systématiquement lus correctement à la fois à partir des panneaux et des fichiers</w:t>
       </w:r>
       <w:r>
         <w:rPr>
@@ -4351,16 +4297,15 @@
         </w:rPr>
         <w:tab/>
       </w:r>
-      <w:bookmarkStart w:id="2" w:name="_Hlk199945579"/>
-      <w:r>
-        <w:rPr>
-          <w:rFonts w:ascii="Arial" w:hAnsi="Arial" w:cs="Arial"/>
-          <w:color w:val="1F497D"/>
-          <w:sz w:val="18"/>
-          <w:szCs w:val="18"/>
-          <w:lang w:val="fr-FR"/>
-        </w:rPr>
-        <w:t>L'application n'essaiera pas d'ouvrir des fichiers contenant des données invalides ou des données pour des protocoles non pris en charge</w:t>
+      <w:r>
+        <w:rPr>
+          <w:rFonts w:ascii="Arial" w:hAnsi="Arial" w:cs="Arial"/>
+          <w:color w:val="1F497D"/>
+          <w:sz w:val="18"/>
+          <w:szCs w:val="18"/>
+          <w:lang w:val="fr-FR"/>
+        </w:rPr>
+        <w:t>Les notifications d'application Windows sont affichées après chaque téléchargement et téléversement, indiquant l'achèvement ou non</w:t>
       </w:r>
       <w:r>
         <w:rPr>
@@ -4372,7 +4317,6 @@
         </w:rPr>
         <w:t>.</w:t>
       </w:r>
-      <w:bookmarkEnd w:id="2"/>
     </w:p>
     <w:p>
       <w:pPr>
@@ -4415,65 +4359,16 @@
         </w:rPr>
         <w:tab/>
       </w:r>
-      <w:r>
-        <w:rPr>
-          <w:rFonts w:ascii="Arial" w:hAnsi="Arial" w:cs="Arial"/>
-          <w:color w:val="1F497D"/>
-          <w:sz w:val="18"/>
-          <w:szCs w:val="18"/>
-          <w:lang w:val="fr-FR"/>
-        </w:rPr>
-        <w:t>L</w:t>
-      </w:r>
-      <w:r>
-        <w:rPr>
-          <w:rFonts w:ascii="Arial" w:hAnsi="Arial" w:cs="Arial"/>
-          <w:color w:val="1F497D"/>
-          <w:sz w:val="18"/>
-          <w:szCs w:val="18"/>
-          <w:lang w:val="fr-FR"/>
-        </w:rPr>
-        <w:t xml:space="preserve">'application n'enverra pas plus de </w:t>
-      </w:r>
-      <w:r>
-        <w:rPr>
-          <w:rFonts w:ascii="Arial" w:hAnsi="Arial" w:cs="Arial"/>
-          <w:color w:val="1F497D"/>
-          <w:sz w:val="18"/>
-          <w:szCs w:val="18"/>
-          <w:lang w:val="fr-FR"/>
-        </w:rPr>
-        <w:t>circuit</w:t>
-      </w:r>
-      <w:r>
-        <w:rPr>
-          <w:rFonts w:ascii="Arial" w:hAnsi="Arial" w:cs="Arial"/>
-          <w:color w:val="1F497D"/>
-          <w:sz w:val="18"/>
-          <w:szCs w:val="18"/>
-          <w:lang w:val="fr-FR"/>
-        </w:rPr>
-        <w:t xml:space="preserve">s à un panneau que ce pour quoi elle est configurée. Cela inclut une correction qui empêche l'oubli du nombre de </w:t>
-      </w:r>
-      <w:r>
-        <w:rPr>
-          <w:rFonts w:ascii="Arial" w:hAnsi="Arial" w:cs="Arial"/>
-          <w:color w:val="1F497D"/>
-          <w:sz w:val="18"/>
-          <w:szCs w:val="18"/>
-          <w:lang w:val="fr-FR"/>
-        </w:rPr>
-        <w:t>circuit</w:t>
-      </w:r>
-      <w:r>
-        <w:rPr>
-          <w:rFonts w:ascii="Arial" w:hAnsi="Arial" w:cs="Arial"/>
-          <w:color w:val="1F497D"/>
-          <w:sz w:val="18"/>
-          <w:szCs w:val="18"/>
-          <w:lang w:val="fr-FR"/>
-        </w:rPr>
-        <w:t>s lors de la lecture d'un fichier de configuration</w:t>
+      <w:bookmarkStart w:id="2" w:name="_Hlk199945579"/>
+      <w:r>
+        <w:rPr>
+          <w:rFonts w:ascii="Arial" w:hAnsi="Arial" w:cs="Arial"/>
+          <w:color w:val="1F497D"/>
+          <w:sz w:val="18"/>
+          <w:szCs w:val="18"/>
+          <w:lang w:val="fr-FR"/>
+        </w:rPr>
+        <w:t>L'application n'essaiera pas d'ouvrir des fichiers contenant des données invalides ou des données pour des protocoles non pris en charge</w:t>
       </w:r>
       <w:r>
         <w:rPr>
@@ -4485,6 +4380,7 @@
         </w:rPr>
         <w:t>.</w:t>
       </w:r>
+      <w:bookmarkEnd w:id="2"/>
     </w:p>
     <w:p>
       <w:pPr>
@@ -4507,58 +4403,95 @@
           <w:lang w:val="fr-FR"/>
         </w:rPr>
       </w:pPr>
-    </w:p>
-    <w:p>
-      <w:pPr>
-        <w:tabs>
-          <w:tab w:val="left" w:pos="993"/>
-        </w:tabs>
-        <w:rPr>
-          <w:rFonts w:ascii="Arial" w:hAnsi="Arial" w:cs="Arial"/>
-          <w:color w:val="9CC2E5" w:themeColor="accent1" w:themeTint="99"/>
-          <w:sz w:val="16"/>
-          <w:szCs w:val="16"/>
-          <w:lang w:val="fr-FR"/>
-        </w:rPr>
-      </w:pPr>
-      <w:proofErr w:type="gramStart"/>
-      <w:r>
-        <w:rPr>
-          <w:rFonts w:ascii="Arial" w:hAnsi="Arial" w:cs="Arial"/>
-          <w:b/>
-          <w:bCs/>
-          <w:color w:val="4472C4" w:themeColor="accent5"/>
-          <w:sz w:val="24"/>
-          <w:szCs w:val="24"/>
-          <w:lang w:val="fr-FR"/>
-        </w:rPr>
-        <w:t>v</w:t>
-      </w:r>
-      <w:proofErr w:type="gramEnd"/>
-      <w:r>
-        <w:rPr>
-          <w:rFonts w:ascii="Arial" w:hAnsi="Arial" w:cs="Arial"/>
-          <w:b/>
-          <w:bCs/>
-          <w:color w:val="4472C4" w:themeColor="accent5"/>
-          <w:sz w:val="24"/>
-          <w:szCs w:val="24"/>
-          <w:lang w:val="fr-FR"/>
-        </w:rPr>
-        <w:t>8.1.1</w:t>
-      </w:r>
-      <w:r>
-        <w:rPr>
-          <w:rFonts w:ascii="Arial" w:hAnsi="Arial" w:cs="Arial"/>
-          <w:b/>
-          <w:bCs/>
-          <w:color w:val="4472C4" w:themeColor="accent5"/>
-          <w:sz w:val="24"/>
-          <w:szCs w:val="24"/>
+      <w:r>
+        <w:rPr>
+          <w:rFonts w:ascii="Arial" w:hAnsi="Arial" w:cs="Arial"/>
+          <w:color w:val="1F497D"/>
+          <w:sz w:val="18"/>
+          <w:szCs w:val="18"/>
+          <w:lang w:val="fr-FR"/>
+        </w:rPr>
+        <w:t>-</w:t>
+      </w:r>
+      <w:r>
+        <w:rPr>
+          <w:rFonts w:ascii="Arial" w:hAnsi="Arial" w:cs="Arial"/>
+          <w:color w:val="1F497D"/>
+          <w:sz w:val="18"/>
+          <w:szCs w:val="18"/>
           <w:lang w:val="fr-FR"/>
         </w:rPr>
         <w:tab/>
-        <w:t>21/05/2025</w:t>
+      </w:r>
+      <w:r>
+        <w:rPr>
+          <w:rFonts w:ascii="Arial" w:hAnsi="Arial" w:cs="Arial"/>
+          <w:color w:val="1F497D"/>
+          <w:sz w:val="18"/>
+          <w:szCs w:val="18"/>
+          <w:lang w:val="fr-FR"/>
+        </w:rPr>
+        <w:t>L</w:t>
+      </w:r>
+      <w:r>
+        <w:rPr>
+          <w:rFonts w:ascii="Arial" w:hAnsi="Arial" w:cs="Arial"/>
+          <w:color w:val="1F497D"/>
+          <w:sz w:val="18"/>
+          <w:szCs w:val="18"/>
+          <w:lang w:val="fr-FR"/>
+        </w:rPr>
+        <w:t xml:space="preserve">'application n'enverra pas plus de </w:t>
+      </w:r>
+      <w:r>
+        <w:rPr>
+          <w:rFonts w:ascii="Arial" w:hAnsi="Arial" w:cs="Arial"/>
+          <w:color w:val="1F497D"/>
+          <w:sz w:val="18"/>
+          <w:szCs w:val="18"/>
+          <w:lang w:val="fr-FR"/>
+        </w:rPr>
+        <w:t>circuit</w:t>
+      </w:r>
+      <w:r>
+        <w:rPr>
+          <w:rFonts w:ascii="Arial" w:hAnsi="Arial" w:cs="Arial"/>
+          <w:color w:val="1F497D"/>
+          <w:sz w:val="18"/>
+          <w:szCs w:val="18"/>
+          <w:lang w:val="fr-FR"/>
+        </w:rPr>
+        <w:t xml:space="preserve">s à un panneau que ce pour quoi elle est configurée. Cela inclut une correction qui empêche l'oubli du nombre de </w:t>
+      </w:r>
+      <w:r>
+        <w:rPr>
+          <w:rFonts w:ascii="Arial" w:hAnsi="Arial" w:cs="Arial"/>
+          <w:color w:val="1F497D"/>
+          <w:sz w:val="18"/>
+          <w:szCs w:val="18"/>
+          <w:lang w:val="fr-FR"/>
+        </w:rPr>
+        <w:t>circuit</w:t>
+      </w:r>
+      <w:r>
+        <w:rPr>
+          <w:rFonts w:ascii="Arial" w:hAnsi="Arial" w:cs="Arial"/>
+          <w:color w:val="1F497D"/>
+          <w:sz w:val="18"/>
+          <w:szCs w:val="18"/>
+          <w:lang w:val="fr-FR"/>
+        </w:rPr>
+        <w:t>s lors de la lecture d'un fichier de configuration</w:t>
+      </w:r>
+      <w:r>
+        <w:rPr>
+          <w:rFonts w:ascii="Arial" w:hAnsi="Arial" w:cs="Arial"/>
+          <w:color w:val="1F497D"/>
+          <w:sz w:val="18"/>
+          <w:szCs w:val="18"/>
+          <w:lang w:val="fr-FR"/>
+        </w:rPr>
+        <w:t>.</w:t>
       </w:r>
     </w:p>
     <w:p>
@@ -4582,75 +4515,58 @@
           <w:lang w:val="fr-FR"/>
         </w:rPr>
       </w:pPr>
-      <w:r>
-        <w:rPr>
-          <w:rFonts w:ascii="Arial" w:hAnsi="Arial" w:cs="Arial"/>
-          <w:color w:val="1F497D"/>
-          <w:sz w:val="18"/>
-          <w:szCs w:val="18"/>
-          <w:lang w:val="fr-FR"/>
-        </w:rPr>
-        <w:t>-</w:t>
-      </w:r>
-      <w:r>
-        <w:rPr>
-          <w:rFonts w:ascii="Arial" w:hAnsi="Arial" w:cs="Arial"/>
-          <w:color w:val="1F497D"/>
-          <w:sz w:val="18"/>
-          <w:szCs w:val="18"/>
+    </w:p>
+    <w:p>
+      <w:pPr>
+        <w:tabs>
+          <w:tab w:val="left" w:pos="993"/>
+        </w:tabs>
+        <w:rPr>
+          <w:rFonts w:ascii="Arial" w:hAnsi="Arial" w:cs="Arial"/>
+          <w:color w:val="9CC2E5" w:themeColor="accent1" w:themeTint="99"/>
+          <w:sz w:val="16"/>
+          <w:szCs w:val="16"/>
+          <w:lang w:val="fr-FR"/>
+        </w:rPr>
+      </w:pPr>
+      <w:proofErr w:type="gramStart"/>
+      <w:r>
+        <w:rPr>
+          <w:rFonts w:ascii="Arial" w:hAnsi="Arial" w:cs="Arial"/>
+          <w:b/>
+          <w:bCs/>
+          <w:color w:val="4472C4" w:themeColor="accent5"/>
+          <w:sz w:val="24"/>
+          <w:szCs w:val="24"/>
+          <w:lang w:val="fr-FR"/>
+        </w:rPr>
+        <w:t>v</w:t>
+      </w:r>
+      <w:proofErr w:type="gramEnd"/>
+      <w:r>
+        <w:rPr>
+          <w:rFonts w:ascii="Arial" w:hAnsi="Arial" w:cs="Arial"/>
+          <w:b/>
+          <w:bCs/>
+          <w:color w:val="4472C4" w:themeColor="accent5"/>
+          <w:sz w:val="24"/>
+          <w:szCs w:val="24"/>
+          <w:lang w:val="fr-FR"/>
+        </w:rPr>
+        <w:t>8.1.1</w:t>
+      </w:r>
+      <w:r>
+        <w:rPr>
+          <w:rFonts w:ascii="Arial" w:hAnsi="Arial" w:cs="Arial"/>
+          <w:b/>
+          <w:bCs/>
+          <w:color w:val="4472C4" w:themeColor="accent5"/>
+          <w:sz w:val="24"/>
+          <w:szCs w:val="24"/>
           <w:lang w:val="fr-FR"/>
         </w:rPr>
         <w:tab/>
-      </w:r>
-      <w:r>
-        <w:rPr>
-          <w:rFonts w:ascii="Arial" w:hAnsi="Arial" w:cs="Arial"/>
-          <w:color w:val="1F497D"/>
-          <w:sz w:val="18"/>
-          <w:szCs w:val="18"/>
-          <w:lang w:val="fr-FR"/>
-        </w:rPr>
-        <w:t>La page des détails d</w:t>
-      </w:r>
-      <w:r>
-        <w:rPr>
-          <w:rFonts w:ascii="Arial" w:hAnsi="Arial" w:cs="Arial"/>
-          <w:color w:val="1F497D"/>
-          <w:sz w:val="18"/>
-          <w:szCs w:val="18"/>
-          <w:lang w:val="fr-FR"/>
-        </w:rPr>
-        <w:t>u dispositif</w:t>
-      </w:r>
-      <w:r>
-        <w:rPr>
-          <w:rFonts w:ascii="Arial" w:hAnsi="Arial" w:cs="Arial"/>
-          <w:color w:val="1F497D"/>
-          <w:sz w:val="18"/>
-          <w:szCs w:val="18"/>
-          <w:lang w:val="fr-FR"/>
-        </w:rPr>
-        <w:t xml:space="preserve"> affiche désormais des tirets pour toutes les valeurs qui ne sont pas applicables au type d</w:t>
-      </w:r>
-      <w:r>
-        <w:rPr>
-          <w:rFonts w:ascii="Arial" w:hAnsi="Arial" w:cs="Arial"/>
-          <w:color w:val="1F497D"/>
-          <w:sz w:val="18"/>
-          <w:szCs w:val="18"/>
-          <w:lang w:val="fr-FR"/>
-        </w:rPr>
-        <w:t>e dispositif</w:t>
-      </w:r>
-      <w:r>
-        <w:rPr>
-          <w:rFonts w:ascii="Arial" w:hAnsi="Arial" w:cs="Arial"/>
-          <w:color w:val="1F497D"/>
-          <w:sz w:val="18"/>
-          <w:szCs w:val="18"/>
-          <w:lang w:val="fr-FR"/>
-        </w:rPr>
-        <w:t>.</w:t>
+        <w:t>21/05/2025</w:t>
       </w:r>
     </w:p>
     <w:p>
@@ -4702,7 +4618,37 @@
           <w:szCs w:val="18"/>
           <w:lang w:val="fr-FR"/>
         </w:rPr>
-        <w:t>Les valeurs à l'écran dans les Zones, Groupes et Configuration Réseau sont mises à jour immédiatement lorsqu'elles sont lues à partir d'un panneau</w:t>
+        <w:t>La page des détails d</w:t>
+      </w:r>
+      <w:r>
+        <w:rPr>
+          <w:rFonts w:ascii="Arial" w:hAnsi="Arial" w:cs="Arial"/>
+          <w:color w:val="1F497D"/>
+          <w:sz w:val="18"/>
+          <w:szCs w:val="18"/>
+          <w:lang w:val="fr-FR"/>
+        </w:rPr>
+        <w:t>u dispositif</w:t>
+      </w:r>
+      <w:r>
+        <w:rPr>
+          <w:rFonts w:ascii="Arial" w:hAnsi="Arial" w:cs="Arial"/>
+          <w:color w:val="1F497D"/>
+          <w:sz w:val="18"/>
+          <w:szCs w:val="18"/>
+          <w:lang w:val="fr-FR"/>
+        </w:rPr>
+        <w:t xml:space="preserve"> affiche désormais des tirets pour toutes les valeurs qui ne sont pas applicables au type d</w:t>
+      </w:r>
+      <w:r>
+        <w:rPr>
+          <w:rFonts w:ascii="Arial" w:hAnsi="Arial" w:cs="Arial"/>
+          <w:color w:val="1F497D"/>
+          <w:sz w:val="18"/>
+          <w:szCs w:val="18"/>
+          <w:lang w:val="fr-FR"/>
+        </w:rPr>
+        <w:t>e dispositif</w:t>
       </w:r>
       <w:r>
         <w:rPr>
@@ -4764,7 +4710,7 @@
           <w:szCs w:val="18"/>
           <w:lang w:val="fr-FR"/>
         </w:rPr>
-        <w:t>Un groupe de sonde de base ne peut plus être défini pour une unité d'E/S XP95/S90</w:t>
+        <w:t>Les valeurs à l'écran dans les Zones, Groupes et Configuration Réseau sont mises à jour immédiatement lorsqu'elles sont lues à partir d'un panneau</w:t>
       </w:r>
       <w:r>
         <w:rPr>
@@ -4806,6 +4752,68 @@
           <w:szCs w:val="18"/>
           <w:lang w:val="fr-FR"/>
         </w:rPr>
+        <w:t>-</w:t>
+      </w:r>
+      <w:r>
+        <w:rPr>
+          <w:rFonts w:ascii="Arial" w:hAnsi="Arial" w:cs="Arial"/>
+          <w:color w:val="1F497D"/>
+          <w:sz w:val="18"/>
+          <w:szCs w:val="18"/>
+          <w:lang w:val="fr-FR"/>
+        </w:rPr>
+        <w:tab/>
+      </w:r>
+      <w:r>
+        <w:rPr>
+          <w:rFonts w:ascii="Arial" w:hAnsi="Arial" w:cs="Arial"/>
+          <w:color w:val="1F497D"/>
+          <w:sz w:val="18"/>
+          <w:szCs w:val="18"/>
+          <w:lang w:val="fr-FR"/>
+        </w:rPr>
+        <w:t>Un groupe de sonde de base ne peut plus être défini pour une unité d'E/S XP95/S90</w:t>
+      </w:r>
+      <w:r>
+        <w:rPr>
+          <w:rFonts w:ascii="Arial" w:hAnsi="Arial" w:cs="Arial"/>
+          <w:color w:val="1F497D"/>
+          <w:sz w:val="18"/>
+          <w:szCs w:val="18"/>
+          <w:lang w:val="fr-FR"/>
+        </w:rPr>
+        <w:t>.</w:t>
+      </w:r>
+    </w:p>
+    <w:p>
+      <w:pPr>
+        <w:tabs>
+          <w:tab w:val="left" w:pos="284"/>
+          <w:tab w:val="left" w:pos="567"/>
+          <w:tab w:val="left" w:pos="993"/>
+          <w:tab w:val="left" w:pos="1418"/>
+          <w:tab w:val="right" w:pos="9000"/>
+        </w:tabs>
+        <w:suppressAutoHyphens/>
+        <w:autoSpaceDN w:val="0"/>
+        <w:ind w:left="284" w:hanging="284"/>
+        <w:contextualSpacing/>
+        <w:rPr>
+          <w:rFonts w:ascii="Arial" w:hAnsi="Arial" w:cs="Arial"/>
+          <w:color w:val="1F497D"/>
+          <w:sz w:val="18"/>
+          <w:szCs w:val="18"/>
+          <w:lang w:val="fr-FR"/>
+        </w:rPr>
+      </w:pPr>
+      <w:r>
+        <w:rPr>
+          <w:rFonts w:ascii="Arial" w:hAnsi="Arial" w:cs="Arial"/>
+          <w:color w:val="1F497D"/>
+          <w:sz w:val="18"/>
+          <w:szCs w:val="18"/>
+          <w:lang w:val="fr-FR"/>
+        </w:rPr>
         <w:lastRenderedPageBreak/>
         <w:t>-</w:t>
       </w:r>
@@ -7472,51 +7480,7 @@
           <w:szCs w:val="18"/>
           <w:lang w:val="fr-FR"/>
         </w:rPr>
-        <w:t xml:space="preserve">Contrôle </w:t>
-      </w:r>
-      <w:proofErr w:type="spellStart"/>
-      <w:r>
-        <w:rPr>
-          <w:rFonts w:ascii="Arial" w:hAnsi="Arial" w:cs="Arial"/>
-          <w:color w:val="1F4E79" w:themeColor="accent1" w:themeShade="80"/>
-          <w:sz w:val="18"/>
-          <w:szCs w:val="18"/>
-          <w:lang w:val="fr-FR"/>
-        </w:rPr>
-        <w:t>NumberSpinner</w:t>
-      </w:r>
-      <w:proofErr w:type="spellEnd"/>
-      <w:r>
-        <w:rPr>
-          <w:rFonts w:ascii="Arial" w:hAnsi="Arial" w:cs="Arial"/>
-          <w:color w:val="1F4E79" w:themeColor="accent1" w:themeShade="80"/>
-          <w:sz w:val="18"/>
-          <w:szCs w:val="18"/>
-          <w:lang w:val="fr-FR"/>
-        </w:rPr>
-        <w:t xml:space="preserve"> : une propriété </w:t>
-      </w:r>
-      <w:proofErr w:type="spellStart"/>
-      <w:r>
-        <w:rPr>
-          <w:rFonts w:ascii="Arial" w:hAnsi="Arial" w:cs="Arial"/>
-          <w:color w:val="1F4E79" w:themeColor="accent1" w:themeShade="80"/>
-          <w:sz w:val="18"/>
-          <w:szCs w:val="18"/>
-          <w:lang w:val="fr-FR"/>
-        </w:rPr>
-        <w:t>NumberSet</w:t>
-      </w:r>
-      <w:proofErr w:type="spellEnd"/>
-      <w:r>
-        <w:rPr>
-          <w:rFonts w:ascii="Arial" w:hAnsi="Arial" w:cs="Arial"/>
-          <w:color w:val="1F4E79" w:themeColor="accent1" w:themeShade="80"/>
-          <w:sz w:val="18"/>
-          <w:szCs w:val="18"/>
-          <w:lang w:val="fr-FR"/>
-        </w:rPr>
-        <w:t xml:space="preserve"> a été ajoutée ; Cela définit l’ensemble des valeurs valides pour le cas où les valeurs valides ne sont pas consécutives, et la possibilité d’afficher le nombre total dans l’ensemble</w:t>
+        <w:t>Contrôle NumberSpinner : une propriété NumberSet a été ajoutée ; Cela définit l’ensemble des valeurs valides pour le cas où les valeurs valides ne sont pas consécutives, et la possibilité d’afficher le nombre total dans l’ensemble</w:t>
       </w:r>
       <w:r>
         <w:rPr>
@@ -8745,29 +8709,7 @@
           <w:szCs w:val="18"/>
           <w:lang w:val="fr-FR"/>
         </w:rPr>
-        <w:t xml:space="preserve">Les modes jour/nuit </w:t>
-      </w:r>
-      <w:proofErr w:type="spellStart"/>
-      <w:r>
-        <w:rPr>
-          <w:rFonts w:ascii="Arial" w:hAnsi="Arial" w:cs="Arial"/>
-          <w:color w:val="1F4E79" w:themeColor="accent1" w:themeShade="80"/>
-          <w:sz w:val="18"/>
-          <w:szCs w:val="18"/>
-          <w:lang w:val="fr-FR"/>
-        </w:rPr>
-        <w:t>DeviceData</w:t>
-      </w:r>
-      <w:proofErr w:type="spellEnd"/>
-      <w:r>
-        <w:rPr>
-          <w:rFonts w:ascii="Arial" w:hAnsi="Arial" w:cs="Arial"/>
-          <w:color w:val="1F4E79" w:themeColor="accent1" w:themeShade="80"/>
-          <w:sz w:val="18"/>
-          <w:szCs w:val="18"/>
-          <w:lang w:val="fr-FR"/>
-        </w:rPr>
-        <w:t xml:space="preserve"> par défaut sont désormais définis en fonction du type d</w:t>
+        <w:t>Les modes jour/nuit DeviceData par défaut sont désormais définis en fonction du type d</w:t>
       </w:r>
       <w:r>
         <w:rPr>
@@ -9237,29 +9179,7 @@
           <w:szCs w:val="18"/>
           <w:lang w:val="fr-FR"/>
         </w:rPr>
-        <w:t xml:space="preserve">Le contrôle </w:t>
-      </w:r>
-      <w:proofErr w:type="spellStart"/>
-      <w:r>
-        <w:rPr>
-          <w:rFonts w:ascii="Arial" w:hAnsi="Arial" w:cs="Arial"/>
-          <w:color w:val="1F4E79" w:themeColor="accent1" w:themeShade="80"/>
-          <w:sz w:val="18"/>
-          <w:szCs w:val="18"/>
-          <w:lang w:val="fr-FR"/>
-        </w:rPr>
-        <w:t>TimePicker</w:t>
-      </w:r>
-      <w:proofErr w:type="spellEnd"/>
-      <w:r>
-        <w:rPr>
-          <w:rFonts w:ascii="Arial" w:hAnsi="Arial" w:cs="Arial"/>
-          <w:color w:val="1F4E79" w:themeColor="accent1" w:themeShade="80"/>
-          <w:sz w:val="18"/>
-          <w:szCs w:val="18"/>
-          <w:lang w:val="fr-FR"/>
-        </w:rPr>
-        <w:t xml:space="preserve"> peut désormais afficher « </w:t>
+        <w:t>Le contrôle TimePicker peut désormais afficher « </w:t>
       </w:r>
       <w:proofErr w:type="gramStart"/>
       <w:r>
@@ -9733,20 +9653,8 @@
           <w:szCs w:val="18"/>
           <w:lang w:val="fr-FR"/>
         </w:rPr>
-        <w:t>fichier .</w:t>
-      </w:r>
-      <w:proofErr w:type="spellStart"/>
-      <w:r>
-        <w:rPr>
-          <w:rFonts w:ascii="Arial" w:hAnsi="Arial" w:cs="Arial"/>
-          <w:color w:val="1F4E79" w:themeColor="accent1" w:themeShade="80"/>
-          <w:sz w:val="18"/>
-          <w:szCs w:val="18"/>
-          <w:lang w:val="fr-FR"/>
-        </w:rPr>
-        <w:t>xfp</w:t>
-      </w:r>
-      <w:proofErr w:type="spellEnd"/>
+        <w:t>fichier .xfp</w:t>
+      </w:r>
       <w:proofErr w:type="gramEnd"/>
       <w:r>
         <w:rPr>
@@ -10386,29 +10294,7 @@
           <w:szCs w:val="18"/>
           <w:lang w:val="fr-FR"/>
         </w:rPr>
-        <w:t xml:space="preserve">L’option </w:t>
-      </w:r>
-      <w:proofErr w:type="spellStart"/>
-      <w:r>
-        <w:rPr>
-          <w:rFonts w:ascii="Arial" w:hAnsi="Arial" w:cs="Arial"/>
-          <w:color w:val="1F497D"/>
-          <w:sz w:val="18"/>
-          <w:szCs w:val="18"/>
-          <w:lang w:val="fr-FR"/>
-        </w:rPr>
-        <w:t>Déconneter</w:t>
-      </w:r>
-      <w:proofErr w:type="spellEnd"/>
-      <w:r>
-        <w:rPr>
-          <w:rFonts w:ascii="Arial" w:hAnsi="Arial" w:cs="Arial"/>
-          <w:color w:val="1F497D"/>
-          <w:sz w:val="18"/>
-          <w:szCs w:val="18"/>
-          <w:lang w:val="fr-FR"/>
-        </w:rPr>
-        <w:t xml:space="preserve"> a été ajoutée au menu des paramètres du port série</w:t>
+        <w:t>L’option Déconneter a été ajoutée au menu des paramètres du port série</w:t>
       </w:r>
       <w:r>
         <w:rPr>
@@ -10467,29 +10353,7 @@
           <w:szCs w:val="18"/>
           <w:lang w:val="fr-FR"/>
         </w:rPr>
-        <w:t xml:space="preserve">Correction du contrôle </w:t>
-      </w:r>
-      <w:proofErr w:type="spellStart"/>
-      <w:r>
-        <w:rPr>
-          <w:rFonts w:ascii="Arial" w:hAnsi="Arial" w:cs="Arial"/>
-          <w:color w:val="1F4E79" w:themeColor="accent1" w:themeShade="80"/>
-          <w:sz w:val="18"/>
-          <w:szCs w:val="18"/>
-          <w:lang w:val="fr-FR"/>
-        </w:rPr>
-        <w:t>TimePicker</w:t>
-      </w:r>
-      <w:proofErr w:type="spellEnd"/>
-      <w:r>
-        <w:rPr>
-          <w:rFonts w:ascii="Arial" w:hAnsi="Arial" w:cs="Arial"/>
-          <w:color w:val="1F4E79" w:themeColor="accent1" w:themeShade="80"/>
-          <w:sz w:val="18"/>
-          <w:szCs w:val="18"/>
-          <w:lang w:val="fr-FR"/>
-        </w:rPr>
-        <w:t xml:space="preserve"> afin que son format d’heure reflète désormais un changement de langue</w:t>
+        <w:t>Correction du contrôle TimePicker afin que son format d’heure reflète désormais un changement de langue</w:t>
       </w:r>
       <w:r>
         <w:rPr>

--- a/XFP/Resources/XFP Revision History[fr-FR].docx
+++ b/XFP/Resources/XFP Revision History[fr-FR].docx
@@ -398,7 +398,7 @@
           <w:szCs w:val="18"/>
           <w:lang w:val="fr-FR"/>
         </w:rPr>
-        <w:t>Le problème des noms de zones envoyés au panneau XFP et placés sur la mauvaise zone a été corrigé</w:t>
+        <w:t>Le problème des noms de zones envoyés au panneau XFP et attribués à la mauvaise zone a été corrigé.</w:t>
       </w:r>
       <w:r>
         <w:rPr>

--- a/XFP/Resources/XFP Revision History[fr-FR].docx
+++ b/XFP/Resources/XFP Revision History[fr-FR].docx
@@ -12,7 +12,6 @@
           <w:color w:val="9CC2E5" w:themeColor="accent1" w:themeTint="99"/>
           <w:sz w:val="16"/>
           <w:szCs w:val="16"/>
-          <w:lang w:val="fr-FR"/>
         </w:rPr>
       </w:pPr>
       <w:r>
@@ -23,7 +22,6 @@
           <w:color w:val="4472C4" w:themeColor="accent5"/>
           <w:sz w:val="18"/>
           <w:szCs w:val="18"/>
-          <w:lang w:val="fr-FR"/>
         </w:rPr>
         <w:br/>
       </w:r>
@@ -35,9 +33,8 @@
           <w:color w:val="4472C4" w:themeColor="accent5"/>
           <w:sz w:val="24"/>
           <w:szCs w:val="24"/>
-          <w:lang w:val="fr-FR"/>
-        </w:rPr>
-        <w:t>v8.1.</w:t>
+        </w:rPr>
+        <w:t>v8.1.1</w:t>
       </w:r>
       <w:r>
         <w:rPr>
@@ -47,9 +44,8 @@
           <w:color w:val="4472C4" w:themeColor="accent5"/>
           <w:sz w:val="24"/>
           <w:szCs w:val="24"/>
-          <w:lang w:val="fr-FR"/>
-        </w:rPr>
-        <w:t>1</w:t>
+        </w:rPr>
+        <w:t>7</w:t>
       </w:r>
       <w:r>
         <w:rPr>
@@ -59,9 +55,8 @@
           <w:color w:val="4472C4" w:themeColor="accent5"/>
           <w:sz w:val="24"/>
           <w:szCs w:val="24"/>
-          <w:lang w:val="fr-FR"/>
-        </w:rPr>
-        <w:t>6</w:t>
+        </w:rPr>
+        <w:tab/>
       </w:r>
       <w:r>
         <w:rPr>
@@ -71,9 +66,8 @@
           <w:color w:val="4472C4" w:themeColor="accent5"/>
           <w:sz w:val="24"/>
           <w:szCs w:val="24"/>
-          <w:lang w:val="fr-FR"/>
-        </w:rPr>
-        <w:tab/>
+        </w:rPr>
+        <w:t>16/05</w:t>
       </w:r>
       <w:r>
         <w:rPr>
@@ -83,10 +77,123 @@
           <w:color w:val="4472C4" w:themeColor="accent5"/>
           <w:sz w:val="24"/>
           <w:szCs w:val="24"/>
-          <w:lang w:val="fr-FR"/>
-        </w:rPr>
-        <w:t>29</w:t>
-      </w:r>
+        </w:rPr>
+        <w:t>/2026</w:t>
+      </w:r>
+    </w:p>
+    <w:p>
+      <w:pPr>
+        <w:tabs>
+          <w:tab w:val="left" w:pos="284"/>
+          <w:tab w:val="left" w:pos="567"/>
+          <w:tab w:val="left" w:pos="993"/>
+          <w:tab w:val="left" w:pos="1418"/>
+          <w:tab w:val="right" w:pos="9000"/>
+        </w:tabs>
+        <w:suppressAutoHyphens/>
+        <w:autoSpaceDN w:val="0"/>
+        <w:ind w:left="284" w:hanging="284"/>
+        <w:contextualSpacing/>
+        <w:rPr>
+          <w:rFonts w:ascii="Arial" w:hAnsi="Arial" w:cs="Arial"/>
+          <w:b/>
+          <w:bCs/>
+          <w:color w:val="1F497D"/>
+          <w:sz w:val="18"/>
+          <w:szCs w:val="18"/>
+        </w:rPr>
+      </w:pPr>
+      <w:proofErr w:type="spellStart"/>
+      <w:r>
+        <w:rPr>
+          <w:rFonts w:ascii="Arial" w:hAnsi="Arial" w:cs="Arial"/>
+          <w:b/>
+          <w:bCs/>
+          <w:color w:val="1F497D"/>
+          <w:sz w:val="18"/>
+          <w:szCs w:val="18"/>
+        </w:rPr>
+        <w:t>Correctifs</w:t>
+      </w:r>
+      <w:proofErr w:type="spellEnd"/>
+    </w:p>
+    <w:p>
+      <w:pPr>
+        <w:tabs>
+          <w:tab w:val="left" w:pos="284"/>
+          <w:tab w:val="left" w:pos="567"/>
+          <w:tab w:val="left" w:pos="993"/>
+          <w:tab w:val="left" w:pos="1418"/>
+          <w:tab w:val="right" w:pos="9000"/>
+        </w:tabs>
+        <w:suppressAutoHyphens/>
+        <w:autoSpaceDN w:val="0"/>
+        <w:ind w:left="284" w:hanging="284"/>
+        <w:contextualSpacing/>
+        <w:rPr>
+          <w:rFonts w:ascii="Arial" w:hAnsi="Arial" w:cs="Arial"/>
+          <w:color w:val="1F497D"/>
+          <w:sz w:val="18"/>
+          <w:szCs w:val="18"/>
+          <w:lang w:val="fr-FR"/>
+        </w:rPr>
+      </w:pPr>
+      <w:r>
+        <w:rPr>
+          <w:rFonts w:ascii="Arial" w:hAnsi="Arial" w:cs="Arial"/>
+          <w:color w:val="1F497D"/>
+          <w:sz w:val="18"/>
+          <w:szCs w:val="18"/>
+          <w:lang w:val="fr-FR"/>
+        </w:rPr>
+        <w:t>•</w:t>
+      </w:r>
+      <w:r>
+        <w:rPr>
+          <w:rFonts w:ascii="Arial" w:hAnsi="Arial" w:cs="Arial"/>
+          <w:color w:val="1F497D"/>
+          <w:sz w:val="18"/>
+          <w:szCs w:val="18"/>
+          <w:lang w:val="fr-FR"/>
+        </w:rPr>
+        <w:tab/>
+        <w:t>Les options de zone de la page Causes et effets affichant des ensembles à la place ont été corrigées.</w:t>
+      </w:r>
+    </w:p>
+    <w:p>
+      <w:pPr>
+        <w:tabs>
+          <w:tab w:val="left" w:pos="284"/>
+          <w:tab w:val="left" w:pos="567"/>
+          <w:tab w:val="left" w:pos="993"/>
+          <w:tab w:val="left" w:pos="1418"/>
+          <w:tab w:val="right" w:pos="9000"/>
+        </w:tabs>
+        <w:suppressAutoHyphens/>
+        <w:autoSpaceDN w:val="0"/>
+        <w:contextualSpacing/>
+        <w:rPr>
+          <w:rFonts w:ascii="Arial" w:hAnsi="Arial" w:cs="Arial"/>
+          <w:color w:val="1F497D"/>
+          <w:sz w:val="18"/>
+          <w:szCs w:val="18"/>
+          <w:lang w:val="fr-FR"/>
+        </w:rPr>
+      </w:pPr>
+    </w:p>
+    <w:p>
+      <w:pPr>
+        <w:tabs>
+          <w:tab w:val="left" w:pos="993"/>
+        </w:tabs>
+        <w:rPr>
+          <w:rFonts w:ascii="Arial" w:hAnsi="Arial" w:cs="Arial"/>
+          <w:color w:val="9CC2E5" w:themeColor="accent1" w:themeTint="99"/>
+          <w:sz w:val="16"/>
+          <w:szCs w:val="16"/>
+          <w:lang w:val="fr-FR"/>
+        </w:rPr>
+      </w:pPr>
       <w:r>
         <w:rPr>
           <w:rFonts w:ascii="Arial" w:hAnsi="Arial" w:cs="Arial"/>
@@ -97,7 +204,7 @@
           <w:szCs w:val="24"/>
           <w:lang w:val="fr-FR"/>
         </w:rPr>
-        <w:t>/</w:t>
+        <w:t>v8.1.</w:t>
       </w:r>
       <w:r>
         <w:rPr>
@@ -109,7 +216,7 @@
           <w:szCs w:val="24"/>
           <w:lang w:val="fr-FR"/>
         </w:rPr>
-        <w:t>04</w:t>
+        <w:t>16</w:t>
       </w:r>
       <w:r>
         <w:rPr>
@@ -121,6 +228,54 @@
           <w:szCs w:val="24"/>
           <w:lang w:val="fr-FR"/>
         </w:rPr>
+        <w:tab/>
+      </w:r>
+      <w:r>
+        <w:rPr>
+          <w:rFonts w:ascii="Arial" w:hAnsi="Arial" w:cs="Arial"/>
+          <w:b/>
+          <w:bCs/>
+          <w:color w:val="4472C4" w:themeColor="accent5"/>
+          <w:sz w:val="24"/>
+          <w:szCs w:val="24"/>
+          <w:lang w:val="fr-FR"/>
+        </w:rPr>
+        <w:t>29</w:t>
+      </w:r>
+      <w:r>
+        <w:rPr>
+          <w:rFonts w:ascii="Arial" w:hAnsi="Arial" w:cs="Arial"/>
+          <w:b/>
+          <w:bCs/>
+          <w:color w:val="4472C4" w:themeColor="accent5"/>
+          <w:sz w:val="24"/>
+          <w:szCs w:val="24"/>
+          <w:lang w:val="fr-FR"/>
+        </w:rPr>
+        <w:t>/</w:t>
+      </w:r>
+      <w:r>
+        <w:rPr>
+          <w:rFonts w:ascii="Arial" w:hAnsi="Arial" w:cs="Arial"/>
+          <w:b/>
+          <w:bCs/>
+          <w:color w:val="4472C4" w:themeColor="accent5"/>
+          <w:sz w:val="24"/>
+          <w:szCs w:val="24"/>
+          <w:lang w:val="fr-FR"/>
+        </w:rPr>
+        <w:t>04</w:t>
+      </w:r>
+      <w:r>
+        <w:rPr>
+          <w:rFonts w:ascii="Arial" w:hAnsi="Arial" w:cs="Arial"/>
+          <w:b/>
+          <w:bCs/>
+          <w:color w:val="4472C4" w:themeColor="accent5"/>
+          <w:sz w:val="24"/>
+          <w:szCs w:val="24"/>
+          <w:lang w:val="fr-FR"/>
+        </w:rPr>
         <w:t>/2026</w:t>
       </w:r>
     </w:p>
@@ -1635,6 +1790,7 @@
         </w:rPr>
         <w:t>«</w:t>
       </w:r>
+      <w:proofErr w:type="spellStart"/>
       <w:r>
         <w:rPr>
           <w:rFonts w:ascii="Arial" w:hAnsi="Arial" w:cs="Arial"/>
@@ -1645,6 +1801,7 @@
         </w:rPr>
         <w:t>Envision</w:t>
       </w:r>
+      <w:proofErr w:type="spellEnd"/>
       <w:r>
         <w:rPr>
           <w:rFonts w:ascii="Arial" w:hAnsi="Arial" w:cs="Arial"/>
@@ -1765,6 +1922,7 @@
         </w:rPr>
         <w:t>l’</w:t>
       </w:r>
+      <w:proofErr w:type="spellStart"/>
       <w:r>
         <w:rPr>
           <w:rFonts w:ascii="Arial" w:hAnsi="Arial" w:cs="Arial"/>
@@ -1775,7 +1933,20 @@
           <w:szCs w:val="18"/>
           <w:lang w:val="fr-FR"/>
         </w:rPr>
-        <w:t>Envision et, si oui, les préfixes sont ajoutés.</w:t>
+        <w:t>Envision</w:t>
+      </w:r>
+      <w:proofErr w:type="spellEnd"/>
+      <w:r>
+        <w:rPr>
+          <w:rFonts w:ascii="Arial" w:hAnsi="Arial" w:cs="Arial"/>
+          <w:i/>
+          <w:iCs/>
+          <w:color w:val="1F497D"/>
+          <w:sz w:val="18"/>
+          <w:szCs w:val="18"/>
+          <w:lang w:val="fr-FR"/>
+        </w:rPr>
+        <w:t xml:space="preserve"> et, si oui, les préfixes sont ajoutés.</w:t>
       </w:r>
       <w:r>
         <w:rPr>
@@ -2354,6 +2525,7 @@
           <w:szCs w:val="18"/>
           <w:lang w:val="fr-FR"/>
         </w:rPr>
+        <w:lastRenderedPageBreak/>
         <w:t>-</w:t>
       </w:r>
       <w:r>
@@ -2500,7 +2672,6 @@
           <w:szCs w:val="18"/>
           <w:lang w:val="fr-FR"/>
         </w:rPr>
-        <w:lastRenderedPageBreak/>
         <w:t>-</w:t>
       </w:r>
       <w:r>
@@ -2742,7 +2913,29 @@
           <w:lang w:val="fr-FR"/>
         </w:rPr>
         <w:tab/>
-        <w:t>Correction des surcomptes de l'affichage des journaux de communication.</w:t>
+        <w:t xml:space="preserve">Correction des </w:t>
+      </w:r>
+      <w:proofErr w:type="spellStart"/>
+      <w:r>
+        <w:rPr>
+          <w:rFonts w:ascii="Arial" w:hAnsi="Arial" w:cs="Arial"/>
+          <w:color w:val="1F497D"/>
+          <w:sz w:val="18"/>
+          <w:szCs w:val="18"/>
+          <w:lang w:val="fr-FR"/>
+        </w:rPr>
+        <w:t>surcomptes</w:t>
+      </w:r>
+      <w:proofErr w:type="spellEnd"/>
+      <w:r>
+        <w:rPr>
+          <w:rFonts w:ascii="Arial" w:hAnsi="Arial" w:cs="Arial"/>
+          <w:color w:val="1F497D"/>
+          <w:sz w:val="18"/>
+          <w:szCs w:val="18"/>
+          <w:lang w:val="fr-FR"/>
+        </w:rPr>
+        <w:t xml:space="preserve"> de l'affichage des journaux de communication.</w:t>
       </w:r>
     </w:p>
     <w:p>
@@ -4264,6 +4457,7 @@
           <w:szCs w:val="18"/>
           <w:lang w:val="fr-FR"/>
         </w:rPr>
+        <w:lastRenderedPageBreak/>
         <w:t>-</w:t>
       </w:r>
       <w:r>
@@ -4518,7 +4712,6 @@
           <w:szCs w:val="24"/>
           <w:lang w:val="fr-FR"/>
         </w:rPr>
-        <w:lastRenderedPageBreak/>
         <w:t>v8.1.1</w:t>
       </w:r>
       <w:r>
@@ -6395,6 +6588,7 @@
           <w:szCs w:val="18"/>
           <w:lang w:val="fr-FR"/>
         </w:rPr>
+        <w:lastRenderedPageBreak/>
         <w:t>-</w:t>
       </w:r>
       <w:r>
@@ -6616,7 +6810,6 @@
           <w:szCs w:val="18"/>
           <w:lang w:val="fr-FR"/>
         </w:rPr>
-        <w:lastRenderedPageBreak/>
         <w:t>-</w:t>
       </w:r>
       <w:r>
@@ -7277,7 +7470,51 @@
           <w:szCs w:val="18"/>
           <w:lang w:val="fr-FR"/>
         </w:rPr>
-        <w:t>Contrôle NumberSpinner : une propriété NumberSet a été ajoutée ; Cela définit l’ensemble des valeurs valides pour le cas où les valeurs valides ne sont pas consécutives, et la possibilité d’afficher le nombre total dans l’ensemble</w:t>
+        <w:t xml:space="preserve">Contrôle </w:t>
+      </w:r>
+      <w:proofErr w:type="spellStart"/>
+      <w:r>
+        <w:rPr>
+          <w:rFonts w:ascii="Arial" w:hAnsi="Arial" w:cs="Arial"/>
+          <w:color w:val="1F4E79" w:themeColor="accent1" w:themeShade="80"/>
+          <w:sz w:val="18"/>
+          <w:szCs w:val="18"/>
+          <w:lang w:val="fr-FR"/>
+        </w:rPr>
+        <w:t>NumberSpinner</w:t>
+      </w:r>
+      <w:proofErr w:type="spellEnd"/>
+      <w:r>
+        <w:rPr>
+          <w:rFonts w:ascii="Arial" w:hAnsi="Arial" w:cs="Arial"/>
+          <w:color w:val="1F4E79" w:themeColor="accent1" w:themeShade="80"/>
+          <w:sz w:val="18"/>
+          <w:szCs w:val="18"/>
+          <w:lang w:val="fr-FR"/>
+        </w:rPr>
+        <w:t xml:space="preserve"> : une propriété </w:t>
+      </w:r>
+      <w:proofErr w:type="spellStart"/>
+      <w:r>
+        <w:rPr>
+          <w:rFonts w:ascii="Arial" w:hAnsi="Arial" w:cs="Arial"/>
+          <w:color w:val="1F4E79" w:themeColor="accent1" w:themeShade="80"/>
+          <w:sz w:val="18"/>
+          <w:szCs w:val="18"/>
+          <w:lang w:val="fr-FR"/>
+        </w:rPr>
+        <w:t>NumberSet</w:t>
+      </w:r>
+      <w:proofErr w:type="spellEnd"/>
+      <w:r>
+        <w:rPr>
+          <w:rFonts w:ascii="Arial" w:hAnsi="Arial" w:cs="Arial"/>
+          <w:color w:val="1F4E79" w:themeColor="accent1" w:themeShade="80"/>
+          <w:sz w:val="18"/>
+          <w:szCs w:val="18"/>
+          <w:lang w:val="fr-FR"/>
+        </w:rPr>
+        <w:t xml:space="preserve"> a été ajoutée ; Cela définit l’ensemble des valeurs valides pour le cas où les valeurs valides ne sont pas consécutives, et la possibilité d’afficher le nombre total dans l’ensemble</w:t>
       </w:r>
       <w:r>
         <w:rPr>
@@ -8422,7 +8659,29 @@
           <w:szCs w:val="18"/>
           <w:lang w:val="fr-FR"/>
         </w:rPr>
-        <w:t>Les modes jour/nuit DeviceData par défaut sont désormais définis en fonction du type d</w:t>
+        <w:t xml:space="preserve">Les modes jour/nuit </w:t>
+      </w:r>
+      <w:proofErr w:type="spellStart"/>
+      <w:r>
+        <w:rPr>
+          <w:rFonts w:ascii="Arial" w:hAnsi="Arial" w:cs="Arial"/>
+          <w:color w:val="1F4E79" w:themeColor="accent1" w:themeShade="80"/>
+          <w:sz w:val="18"/>
+          <w:szCs w:val="18"/>
+          <w:lang w:val="fr-FR"/>
+        </w:rPr>
+        <w:t>DeviceData</w:t>
+      </w:r>
+      <w:proofErr w:type="spellEnd"/>
+      <w:r>
+        <w:rPr>
+          <w:rFonts w:ascii="Arial" w:hAnsi="Arial" w:cs="Arial"/>
+          <w:color w:val="1F4E79" w:themeColor="accent1" w:themeShade="80"/>
+          <w:sz w:val="18"/>
+          <w:szCs w:val="18"/>
+          <w:lang w:val="fr-FR"/>
+        </w:rPr>
+        <w:t xml:space="preserve"> par défaut sont désormais définis en fonction du type d</w:t>
       </w:r>
       <w:r>
         <w:rPr>
@@ -8720,6 +8979,7 @@
           <w:szCs w:val="18"/>
           <w:lang w:val="fr-FR"/>
         </w:rPr>
+        <w:lastRenderedPageBreak/>
         <w:t>-</w:t>
       </w:r>
       <w:r>
@@ -8979,7 +9239,6 @@
           <w:szCs w:val="18"/>
           <w:lang w:val="fr-FR"/>
         </w:rPr>
-        <w:lastRenderedPageBreak/>
         <w:t>-</w:t>
       </w:r>
       <w:r>
@@ -9269,7 +9528,29 @@
           <w:szCs w:val="18"/>
           <w:lang w:val="fr-FR"/>
         </w:rPr>
-        <w:t>L’importation à partir d’un fichier .xfp définit désormais correctement les paramètres de volume d</w:t>
+        <w:t>L’importation à partir d’un fichier .</w:t>
+      </w:r>
+      <w:proofErr w:type="spellStart"/>
+      <w:r>
+        <w:rPr>
+          <w:rFonts w:ascii="Arial" w:hAnsi="Arial" w:cs="Arial"/>
+          <w:color w:val="1F4E79" w:themeColor="accent1" w:themeShade="80"/>
+          <w:sz w:val="18"/>
+          <w:szCs w:val="18"/>
+          <w:lang w:val="fr-FR"/>
+        </w:rPr>
+        <w:t>xfp</w:t>
+      </w:r>
+      <w:proofErr w:type="spellEnd"/>
+      <w:r>
+        <w:rPr>
+          <w:rFonts w:ascii="Arial" w:hAnsi="Arial" w:cs="Arial"/>
+          <w:color w:val="1F4E79" w:themeColor="accent1" w:themeShade="80"/>
+          <w:sz w:val="18"/>
+          <w:szCs w:val="18"/>
+          <w:lang w:val="fr-FR"/>
+        </w:rPr>
+        <w:t xml:space="preserve"> définit désormais correctement les paramètres de volume d</w:t>
       </w:r>
       <w:r>
         <w:rPr>
@@ -9863,7 +10144,29 @@
           <w:szCs w:val="18"/>
           <w:lang w:val="fr-FR"/>
         </w:rPr>
-        <w:t>L’option Déconneter a été ajoutée au menu des paramètres du port série</w:t>
+        <w:t xml:space="preserve">L’option </w:t>
+      </w:r>
+      <w:proofErr w:type="spellStart"/>
+      <w:r>
+        <w:rPr>
+          <w:rFonts w:ascii="Arial" w:hAnsi="Arial" w:cs="Arial"/>
+          <w:color w:val="1F497D"/>
+          <w:sz w:val="18"/>
+          <w:szCs w:val="18"/>
+          <w:lang w:val="fr-FR"/>
+        </w:rPr>
+        <w:t>Déconneter</w:t>
+      </w:r>
+      <w:proofErr w:type="spellEnd"/>
+      <w:r>
+        <w:rPr>
+          <w:rFonts w:ascii="Arial" w:hAnsi="Arial" w:cs="Arial"/>
+          <w:color w:val="1F497D"/>
+          <w:sz w:val="18"/>
+          <w:szCs w:val="18"/>
+          <w:lang w:val="fr-FR"/>
+        </w:rPr>
+        <w:t xml:space="preserve"> a été ajoutée au menu des paramètres du port série</w:t>
       </w:r>
       <w:r>
         <w:rPr>

--- a/XFP/Resources/XFP Revision History[fr-FR].docx
+++ b/XFP/Resources/XFP Revision History[fr-FR].docx
@@ -12,16 +12,18 @@
           <w:color w:val="9CC2E5" w:themeColor="accent1" w:themeTint="99"/>
           <w:sz w:val="16"/>
           <w:szCs w:val="16"/>
-        </w:rPr>
-      </w:pPr>
-      <w:r>
-        <w:rPr>
-          <w:rFonts w:ascii="Arial" w:hAnsi="Arial" w:cs="Arial"/>
-          <w:b/>
-          <w:bCs/>
-          <w:color w:val="4472C4" w:themeColor="accent5"/>
-          <w:sz w:val="18"/>
-          <w:szCs w:val="18"/>
+          <w:lang w:val="fr-FR"/>
+        </w:rPr>
+      </w:pPr>
+      <w:r>
+        <w:rPr>
+          <w:rFonts w:ascii="Arial" w:hAnsi="Arial" w:cs="Arial"/>
+          <w:b/>
+          <w:bCs/>
+          <w:color w:val="4472C4" w:themeColor="accent5"/>
+          <w:sz w:val="18"/>
+          <w:szCs w:val="18"/>
+          <w:lang w:val="fr-FR"/>
         </w:rPr>
         <w:br/>
       </w:r>
@@ -33,28 +35,19 @@
           <w:color w:val="4472C4" w:themeColor="accent5"/>
           <w:sz w:val="24"/>
           <w:szCs w:val="24"/>
-        </w:rPr>
-        <w:t>v8.1.1</w:t>
-      </w:r>
-      <w:r>
-        <w:rPr>
-          <w:rFonts w:ascii="Arial" w:hAnsi="Arial" w:cs="Arial"/>
-          <w:b/>
-          <w:bCs/>
-          <w:color w:val="4472C4" w:themeColor="accent5"/>
-          <w:sz w:val="24"/>
-          <w:szCs w:val="24"/>
-        </w:rPr>
-        <w:t>7</w:t>
-      </w:r>
-      <w:r>
-        <w:rPr>
-          <w:rFonts w:ascii="Arial" w:hAnsi="Arial" w:cs="Arial"/>
-          <w:b/>
-          <w:bCs/>
-          <w:color w:val="4472C4" w:themeColor="accent5"/>
-          <w:sz w:val="24"/>
-          <w:szCs w:val="24"/>
+          <w:lang w:val="fr-FR"/>
+        </w:rPr>
+        <w:t>v8.1.17</w:t>
+      </w:r>
+      <w:r>
+        <w:rPr>
+          <w:rFonts w:ascii="Arial" w:hAnsi="Arial" w:cs="Arial"/>
+          <w:b/>
+          <w:bCs/>
+          <w:color w:val="4472C4" w:themeColor="accent5"/>
+          <w:sz w:val="24"/>
+          <w:szCs w:val="24"/>
+          <w:lang w:val="fr-FR"/>
         </w:rPr>
         <w:tab/>
       </w:r>
@@ -66,19 +59,21 @@
           <w:color w:val="4472C4" w:themeColor="accent5"/>
           <w:sz w:val="24"/>
           <w:szCs w:val="24"/>
-        </w:rPr>
-        <w:t>16/05</w:t>
-      </w:r>
-      <w:r>
-        <w:rPr>
-          <w:rFonts w:ascii="Arial" w:hAnsi="Arial" w:cs="Arial"/>
-          <w:b/>
-          <w:bCs/>
-          <w:color w:val="4472C4" w:themeColor="accent5"/>
-          <w:sz w:val="24"/>
-          <w:szCs w:val="24"/>
-        </w:rPr>
-        <w:t>/2026</w:t>
+          <w:lang w:val="fr-FR"/>
+        </w:rPr>
+        <w:t>0</w:t>
+      </w:r>
+      <w:r>
+        <w:rPr>
+          <w:rFonts w:ascii="Arial" w:hAnsi="Arial" w:cs="Arial"/>
+          <w:b/>
+          <w:bCs/>
+          <w:color w:val="4472C4" w:themeColor="accent5"/>
+          <w:sz w:val="24"/>
+          <w:szCs w:val="24"/>
+          <w:lang w:val="fr-FR"/>
+        </w:rPr>
+        <w:t>6/05/2026</w:t>
       </w:r>
     </w:p>
     <w:p>
@@ -101,21 +96,21 @@
           <w:color w:val="1F497D"/>
           <w:sz w:val="18"/>
           <w:szCs w:val="18"/>
-        </w:rPr>
-      </w:pPr>
-      <w:proofErr w:type="spellStart"/>
-      <w:r>
-        <w:rPr>
-          <w:rFonts w:ascii="Arial" w:hAnsi="Arial" w:cs="Arial"/>
-          <w:b/>
-          <w:bCs/>
-          <w:color w:val="1F497D"/>
-          <w:sz w:val="18"/>
-          <w:szCs w:val="18"/>
+          <w:lang w:val="fr-FR"/>
+        </w:rPr>
+      </w:pPr>
+      <w:r>
+        <w:rPr>
+          <w:rFonts w:ascii="Arial" w:hAnsi="Arial" w:cs="Arial"/>
+          <w:b/>
+          <w:bCs/>
+          <w:color w:val="1F497D"/>
+          <w:sz w:val="18"/>
+          <w:szCs w:val="18"/>
+          <w:lang w:val="fr-FR"/>
         </w:rPr>
         <w:t>Correctifs</w:t>
       </w:r>
-      <w:proofErr w:type="spellEnd"/>
     </w:p>
     <w:p>
       <w:pPr>
@@ -194,17 +189,31 @@
           <w:lang w:val="fr-FR"/>
         </w:rPr>
       </w:pPr>
-      <w:r>
-        <w:rPr>
-          <w:rFonts w:ascii="Arial" w:hAnsi="Arial" w:cs="Arial"/>
-          <w:b/>
-          <w:bCs/>
-          <w:color w:val="4472C4" w:themeColor="accent5"/>
-          <w:sz w:val="24"/>
-          <w:szCs w:val="24"/>
-          <w:lang w:val="fr-FR"/>
-        </w:rPr>
-        <w:t>v8.1.</w:t>
+      <w:proofErr w:type="gramStart"/>
+      <w:r>
+        <w:rPr>
+          <w:rFonts w:ascii="Arial" w:hAnsi="Arial" w:cs="Arial"/>
+          <w:b/>
+          <w:bCs/>
+          <w:color w:val="4472C4" w:themeColor="accent5"/>
+          <w:sz w:val="24"/>
+          <w:szCs w:val="24"/>
+          <w:lang w:val="fr-FR"/>
+        </w:rPr>
+        <w:t>v</w:t>
+      </w:r>
+      <w:proofErr w:type="gramEnd"/>
+      <w:r>
+        <w:rPr>
+          <w:rFonts w:ascii="Arial" w:hAnsi="Arial" w:cs="Arial"/>
+          <w:b/>
+          <w:bCs/>
+          <w:color w:val="4472C4" w:themeColor="accent5"/>
+          <w:sz w:val="24"/>
+          <w:szCs w:val="24"/>
+          <w:lang w:val="fr-FR"/>
+        </w:rPr>
+        <w:t>8.1.</w:t>
       </w:r>
       <w:r>
         <w:rPr>
@@ -402,17 +411,31 @@
         </w:rPr>
         <w:br/>
       </w:r>
-      <w:r>
-        <w:rPr>
-          <w:rFonts w:ascii="Arial" w:hAnsi="Arial" w:cs="Arial"/>
-          <w:b/>
-          <w:bCs/>
-          <w:color w:val="4472C4" w:themeColor="accent5"/>
-          <w:sz w:val="24"/>
-          <w:szCs w:val="24"/>
-          <w:lang w:val="fr-FR"/>
-        </w:rPr>
-        <w:t>v8.1.</w:t>
+      <w:proofErr w:type="gramStart"/>
+      <w:r>
+        <w:rPr>
+          <w:rFonts w:ascii="Arial" w:hAnsi="Arial" w:cs="Arial"/>
+          <w:b/>
+          <w:bCs/>
+          <w:color w:val="4472C4" w:themeColor="accent5"/>
+          <w:sz w:val="24"/>
+          <w:szCs w:val="24"/>
+          <w:lang w:val="fr-FR"/>
+        </w:rPr>
+        <w:t>v</w:t>
+      </w:r>
+      <w:proofErr w:type="gramEnd"/>
+      <w:r>
+        <w:rPr>
+          <w:rFonts w:ascii="Arial" w:hAnsi="Arial" w:cs="Arial"/>
+          <w:b/>
+          <w:bCs/>
+          <w:color w:val="4472C4" w:themeColor="accent5"/>
+          <w:sz w:val="24"/>
+          <w:szCs w:val="24"/>
+          <w:lang w:val="fr-FR"/>
+        </w:rPr>
+        <w:t>8.1.</w:t>
       </w:r>
       <w:r>
         <w:rPr>
@@ -916,17 +939,31 @@
           <w:lang w:val="fr-FR"/>
         </w:rPr>
       </w:pPr>
-      <w:r>
-        <w:rPr>
-          <w:rFonts w:ascii="Arial" w:hAnsi="Arial" w:cs="Arial"/>
-          <w:b/>
-          <w:bCs/>
-          <w:color w:val="4472C4" w:themeColor="accent5"/>
-          <w:sz w:val="24"/>
-          <w:szCs w:val="24"/>
-          <w:lang w:val="fr-FR"/>
-        </w:rPr>
-        <w:t>v8.1.1</w:t>
+      <w:proofErr w:type="gramStart"/>
+      <w:r>
+        <w:rPr>
+          <w:rFonts w:ascii="Arial" w:hAnsi="Arial" w:cs="Arial"/>
+          <w:b/>
+          <w:bCs/>
+          <w:color w:val="4472C4" w:themeColor="accent5"/>
+          <w:sz w:val="24"/>
+          <w:szCs w:val="24"/>
+          <w:lang w:val="fr-FR"/>
+        </w:rPr>
+        <w:t>v</w:t>
+      </w:r>
+      <w:proofErr w:type="gramEnd"/>
+      <w:r>
+        <w:rPr>
+          <w:rFonts w:ascii="Arial" w:hAnsi="Arial" w:cs="Arial"/>
+          <w:b/>
+          <w:bCs/>
+          <w:color w:val="4472C4" w:themeColor="accent5"/>
+          <w:sz w:val="24"/>
+          <w:szCs w:val="24"/>
+          <w:lang w:val="fr-FR"/>
+        </w:rPr>
+        <w:t>8.1.1</w:t>
       </w:r>
       <w:r>
         <w:rPr>
@@ -1171,17 +1208,31 @@
           <w:lang w:val="fr-FR"/>
         </w:rPr>
       </w:pPr>
-      <w:r>
-        <w:rPr>
-          <w:rFonts w:ascii="Arial" w:hAnsi="Arial" w:cs="Arial"/>
-          <w:b/>
-          <w:bCs/>
-          <w:color w:val="4472C4" w:themeColor="accent5"/>
-          <w:sz w:val="24"/>
-          <w:szCs w:val="24"/>
-          <w:lang w:val="fr-FR"/>
-        </w:rPr>
-        <w:t>v8.1.10</w:t>
+      <w:proofErr w:type="gramStart"/>
+      <w:r>
+        <w:rPr>
+          <w:rFonts w:ascii="Arial" w:hAnsi="Arial" w:cs="Arial"/>
+          <w:b/>
+          <w:bCs/>
+          <w:color w:val="4472C4" w:themeColor="accent5"/>
+          <w:sz w:val="24"/>
+          <w:szCs w:val="24"/>
+          <w:lang w:val="fr-FR"/>
+        </w:rPr>
+        <w:t>v</w:t>
+      </w:r>
+      <w:proofErr w:type="gramEnd"/>
+      <w:r>
+        <w:rPr>
+          <w:rFonts w:ascii="Arial" w:hAnsi="Arial" w:cs="Arial"/>
+          <w:b/>
+          <w:bCs/>
+          <w:color w:val="4472C4" w:themeColor="accent5"/>
+          <w:sz w:val="24"/>
+          <w:szCs w:val="24"/>
+          <w:lang w:val="fr-FR"/>
+        </w:rPr>
+        <w:t>8.1.10</w:t>
       </w:r>
       <w:r>
         <w:rPr>
@@ -1321,17 +1372,31 @@
           <w:lang w:val="fr-FR"/>
         </w:rPr>
       </w:pPr>
-      <w:r>
-        <w:rPr>
-          <w:rFonts w:ascii="Arial" w:hAnsi="Arial" w:cs="Arial"/>
-          <w:b/>
-          <w:bCs/>
-          <w:color w:val="4472C4" w:themeColor="accent5"/>
-          <w:sz w:val="24"/>
-          <w:szCs w:val="24"/>
-          <w:lang w:val="fr-FR"/>
-        </w:rPr>
-        <w:t>v8.1.9</w:t>
+      <w:proofErr w:type="gramStart"/>
+      <w:r>
+        <w:rPr>
+          <w:rFonts w:ascii="Arial" w:hAnsi="Arial" w:cs="Arial"/>
+          <w:b/>
+          <w:bCs/>
+          <w:color w:val="4472C4" w:themeColor="accent5"/>
+          <w:sz w:val="24"/>
+          <w:szCs w:val="24"/>
+          <w:lang w:val="fr-FR"/>
+        </w:rPr>
+        <w:t>v</w:t>
+      </w:r>
+      <w:proofErr w:type="gramEnd"/>
+      <w:r>
+        <w:rPr>
+          <w:rFonts w:ascii="Arial" w:hAnsi="Arial" w:cs="Arial"/>
+          <w:b/>
+          <w:bCs/>
+          <w:color w:val="4472C4" w:themeColor="accent5"/>
+          <w:sz w:val="24"/>
+          <w:szCs w:val="24"/>
+          <w:lang w:val="fr-FR"/>
+        </w:rPr>
+        <w:t>8.1.9</w:t>
       </w:r>
       <w:r>
         <w:rPr>
@@ -1656,6 +1721,16 @@
           <w:lang w:val="fr-FR"/>
         </w:rPr>
         <w:tab/>
+      </w:r>
+      <w:proofErr w:type="gramStart"/>
+      <w:r>
+        <w:rPr>
+          <w:rFonts w:ascii="Arial" w:hAnsi="Arial" w:cs="Arial"/>
+          <w:color w:val="1F497D"/>
+          <w:sz w:val="18"/>
+          <w:szCs w:val="18"/>
+          <w:lang w:val="fr-FR"/>
+        </w:rPr>
         <w:t xml:space="preserve">Une deuxième </w:t>
       </w:r>
       <w:r>
@@ -1676,7 +1751,18 @@
           <w:szCs w:val="18"/>
           <w:lang w:val="fr-FR"/>
         </w:rPr>
-        <w:t xml:space="preserve"> nouvellement ajoutée est maintenant correctement remplie avec des emplacements d</w:t>
+        <w:t xml:space="preserve"> nouvellement ajoutée</w:t>
+      </w:r>
+      <w:proofErr w:type="gramEnd"/>
+      <w:r>
+        <w:rPr>
+          <w:rFonts w:ascii="Arial" w:hAnsi="Arial" w:cs="Arial"/>
+          <w:color w:val="1F497D"/>
+          <w:sz w:val="18"/>
+          <w:szCs w:val="18"/>
+          <w:lang w:val="fr-FR"/>
+        </w:rPr>
+        <w:t xml:space="preserve"> est maintenant correctement remplie avec des emplacements d</w:t>
       </w:r>
       <w:r>
         <w:rPr>
@@ -1770,6 +1856,7 @@
         </w:rPr>
         <w:t>Prise en charge</w:t>
       </w:r>
+      <w:proofErr w:type="gramStart"/>
       <w:r>
         <w:rPr>
           <w:rFonts w:ascii="Arial" w:hAnsi="Arial" w:cs="Arial"/>
@@ -1790,7 +1877,6 @@
         </w:rPr>
         <w:t>«</w:t>
       </w:r>
-      <w:proofErr w:type="spellStart"/>
       <w:r>
         <w:rPr>
           <w:rFonts w:ascii="Arial" w:hAnsi="Arial" w:cs="Arial"/>
@@ -1801,7 +1887,7 @@
         </w:rPr>
         <w:t>Envision</w:t>
       </w:r>
-      <w:proofErr w:type="spellEnd"/>
+      <w:proofErr w:type="gramEnd"/>
       <w:r>
         <w:rPr>
           <w:rFonts w:ascii="Arial" w:hAnsi="Arial" w:cs="Arial"/>
@@ -1922,7 +2008,6 @@
         </w:rPr>
         <w:t>l’</w:t>
       </w:r>
-      <w:proofErr w:type="spellStart"/>
       <w:r>
         <w:rPr>
           <w:rFonts w:ascii="Arial" w:hAnsi="Arial" w:cs="Arial"/>
@@ -1933,20 +2018,7 @@
           <w:szCs w:val="18"/>
           <w:lang w:val="fr-FR"/>
         </w:rPr>
-        <w:t>Envision</w:t>
-      </w:r>
-      <w:proofErr w:type="spellEnd"/>
-      <w:r>
-        <w:rPr>
-          <w:rFonts w:ascii="Arial" w:hAnsi="Arial" w:cs="Arial"/>
-          <w:i/>
-          <w:iCs/>
-          <w:color w:val="1F497D"/>
-          <w:sz w:val="18"/>
-          <w:szCs w:val="18"/>
-          <w:lang w:val="fr-FR"/>
-        </w:rPr>
-        <w:t xml:space="preserve"> et, si oui, les préfixes sont ajoutés.</w:t>
+        <w:t>Envision et, si oui, les préfixes sont ajoutés.</w:t>
       </w:r>
       <w:r>
         <w:rPr>
@@ -2470,17 +2542,31 @@
           <w:lang w:val="fr-FR"/>
         </w:rPr>
       </w:pPr>
-      <w:r>
-        <w:rPr>
-          <w:rFonts w:ascii="Arial" w:hAnsi="Arial" w:cs="Arial"/>
-          <w:b/>
-          <w:bCs/>
-          <w:color w:val="4472C4" w:themeColor="accent5"/>
-          <w:sz w:val="24"/>
-          <w:szCs w:val="24"/>
-          <w:lang w:val="fr-FR"/>
-        </w:rPr>
-        <w:t>v8.1.8</w:t>
+      <w:proofErr w:type="gramStart"/>
+      <w:r>
+        <w:rPr>
+          <w:rFonts w:ascii="Arial" w:hAnsi="Arial" w:cs="Arial"/>
+          <w:b/>
+          <w:bCs/>
+          <w:color w:val="4472C4" w:themeColor="accent5"/>
+          <w:sz w:val="24"/>
+          <w:szCs w:val="24"/>
+          <w:lang w:val="fr-FR"/>
+        </w:rPr>
+        <w:t>v</w:t>
+      </w:r>
+      <w:proofErr w:type="gramEnd"/>
+      <w:r>
+        <w:rPr>
+          <w:rFonts w:ascii="Arial" w:hAnsi="Arial" w:cs="Arial"/>
+          <w:b/>
+          <w:bCs/>
+          <w:color w:val="4472C4" w:themeColor="accent5"/>
+          <w:sz w:val="24"/>
+          <w:szCs w:val="24"/>
+          <w:lang w:val="fr-FR"/>
+        </w:rPr>
+        <w:t>8.1.8</w:t>
       </w:r>
       <w:r>
         <w:rPr>
@@ -2600,7 +2686,18 @@
           <w:szCs w:val="18"/>
           <w:lang w:val="fr-FR"/>
         </w:rPr>
-        <w:t xml:space="preserve">jouter une seconde </w:t>
+        <w:t xml:space="preserve">jouter </w:t>
+      </w:r>
+      <w:proofErr w:type="gramStart"/>
+      <w:r>
+        <w:rPr>
+          <w:rFonts w:ascii="Arial" w:hAnsi="Arial" w:cs="Arial"/>
+          <w:color w:val="1F497D"/>
+          <w:sz w:val="18"/>
+          <w:szCs w:val="18"/>
+          <w:lang w:val="fr-FR"/>
+        </w:rPr>
+        <w:t xml:space="preserve">une seconde </w:t>
       </w:r>
       <w:r>
         <w:rPr>
@@ -2612,6 +2709,7 @@
         </w:rPr>
         <w:t>circuit</w:t>
       </w:r>
+      <w:proofErr w:type="gramEnd"/>
       <w:r>
         <w:rPr>
           <w:rFonts w:ascii="Arial" w:hAnsi="Arial" w:cs="Arial"/>
@@ -2732,17 +2830,31 @@
           <w:lang w:val="fr-FR"/>
         </w:rPr>
       </w:pPr>
-      <w:r>
-        <w:rPr>
-          <w:rFonts w:ascii="Arial" w:hAnsi="Arial" w:cs="Arial"/>
-          <w:b/>
-          <w:bCs/>
-          <w:color w:val="4472C4" w:themeColor="accent5"/>
-          <w:sz w:val="24"/>
-          <w:szCs w:val="24"/>
-          <w:lang w:val="fr-FR"/>
-        </w:rPr>
-        <w:t>v8.1.7</w:t>
+      <w:proofErr w:type="gramStart"/>
+      <w:r>
+        <w:rPr>
+          <w:rFonts w:ascii="Arial" w:hAnsi="Arial" w:cs="Arial"/>
+          <w:b/>
+          <w:bCs/>
+          <w:color w:val="4472C4" w:themeColor="accent5"/>
+          <w:sz w:val="24"/>
+          <w:szCs w:val="24"/>
+          <w:lang w:val="fr-FR"/>
+        </w:rPr>
+        <w:t>v</w:t>
+      </w:r>
+      <w:proofErr w:type="gramEnd"/>
+      <w:r>
+        <w:rPr>
+          <w:rFonts w:ascii="Arial" w:hAnsi="Arial" w:cs="Arial"/>
+          <w:b/>
+          <w:bCs/>
+          <w:color w:val="4472C4" w:themeColor="accent5"/>
+          <w:sz w:val="24"/>
+          <w:szCs w:val="24"/>
+          <w:lang w:val="fr-FR"/>
+        </w:rPr>
+        <w:t>8.1.7</w:t>
       </w:r>
       <w:r>
         <w:rPr>
@@ -2870,7 +2982,51 @@
           <w:lang w:val="fr-FR"/>
         </w:rPr>
         <w:tab/>
-        <w:t>L’historique des révisions déplacé (ce document) a été déplacé du menu principal vers la boîte «À propos».</w:t>
+        <w:t>L’historique des révisions déplacé (ce document) a été déplacé du menu principal vers la boîte</w:t>
+      </w:r>
+      <w:proofErr w:type="gramStart"/>
+      <w:r>
+        <w:rPr>
+          <w:rFonts w:ascii="Arial" w:hAnsi="Arial" w:cs="Arial"/>
+          <w:color w:val="1F497D"/>
+          <w:sz w:val="18"/>
+          <w:szCs w:val="18"/>
+          <w:lang w:val="fr-FR"/>
+        </w:rPr>
+        <w:t xml:space="preserve"> «À</w:t>
+      </w:r>
+      <w:proofErr w:type="gramEnd"/>
+      <w:r>
+        <w:rPr>
+          <w:rFonts w:ascii="Arial" w:hAnsi="Arial" w:cs="Arial"/>
+          <w:color w:val="1F497D"/>
+          <w:sz w:val="18"/>
+          <w:szCs w:val="18"/>
+          <w:lang w:val="fr-FR"/>
+        </w:rPr>
+        <w:t xml:space="preserve"> </w:t>
+      </w:r>
+      <w:proofErr w:type="gramStart"/>
+      <w:r>
+        <w:rPr>
+          <w:rFonts w:ascii="Arial" w:hAnsi="Arial" w:cs="Arial"/>
+          <w:color w:val="1F497D"/>
+          <w:sz w:val="18"/>
+          <w:szCs w:val="18"/>
+          <w:lang w:val="fr-FR"/>
+        </w:rPr>
+        <w:t>propos»</w:t>
+      </w:r>
+      <w:proofErr w:type="gramEnd"/>
+      <w:r>
+        <w:rPr>
+          <w:rFonts w:ascii="Arial" w:hAnsi="Arial" w:cs="Arial"/>
+          <w:color w:val="1F497D"/>
+          <w:sz w:val="18"/>
+          <w:szCs w:val="18"/>
+          <w:lang w:val="fr-FR"/>
+        </w:rPr>
+        <w:t>.</w:t>
       </w:r>
     </w:p>
     <w:p>
@@ -2913,29 +3069,7 @@
           <w:lang w:val="fr-FR"/>
         </w:rPr>
         <w:tab/>
-        <w:t xml:space="preserve">Correction des </w:t>
-      </w:r>
-      <w:proofErr w:type="spellStart"/>
-      <w:r>
-        <w:rPr>
-          <w:rFonts w:ascii="Arial" w:hAnsi="Arial" w:cs="Arial"/>
-          <w:color w:val="1F497D"/>
-          <w:sz w:val="18"/>
-          <w:szCs w:val="18"/>
-          <w:lang w:val="fr-FR"/>
-        </w:rPr>
-        <w:t>surcomptes</w:t>
-      </w:r>
-      <w:proofErr w:type="spellEnd"/>
-      <w:r>
-        <w:rPr>
-          <w:rFonts w:ascii="Arial" w:hAnsi="Arial" w:cs="Arial"/>
-          <w:color w:val="1F497D"/>
-          <w:sz w:val="18"/>
-          <w:szCs w:val="18"/>
-          <w:lang w:val="fr-FR"/>
-        </w:rPr>
-        <w:t xml:space="preserve"> de l'affichage des journaux de communication.</w:t>
+        <w:t>Correction des surcomptes de l'affichage des journaux de communication.</w:t>
       </w:r>
     </w:p>
     <w:p>
@@ -2973,17 +3107,31 @@
           <w:lang w:val="fr-FR"/>
         </w:rPr>
       </w:pPr>
-      <w:r>
-        <w:rPr>
-          <w:rFonts w:ascii="Arial" w:hAnsi="Arial" w:cs="Arial"/>
-          <w:b/>
-          <w:bCs/>
-          <w:color w:val="4472C4" w:themeColor="accent5"/>
-          <w:sz w:val="24"/>
-          <w:szCs w:val="24"/>
-          <w:lang w:val="fr-FR"/>
-        </w:rPr>
-        <w:t>v8.1.6</w:t>
+      <w:proofErr w:type="gramStart"/>
+      <w:r>
+        <w:rPr>
+          <w:rFonts w:ascii="Arial" w:hAnsi="Arial" w:cs="Arial"/>
+          <w:b/>
+          <w:bCs/>
+          <w:color w:val="4472C4" w:themeColor="accent5"/>
+          <w:sz w:val="24"/>
+          <w:szCs w:val="24"/>
+          <w:lang w:val="fr-FR"/>
+        </w:rPr>
+        <w:t>v</w:t>
+      </w:r>
+      <w:proofErr w:type="gramEnd"/>
+      <w:r>
+        <w:rPr>
+          <w:rFonts w:ascii="Arial" w:hAnsi="Arial" w:cs="Arial"/>
+          <w:b/>
+          <w:bCs/>
+          <w:color w:val="4472C4" w:themeColor="accent5"/>
+          <w:sz w:val="24"/>
+          <w:szCs w:val="24"/>
+          <w:lang w:val="fr-FR"/>
+        </w:rPr>
+        <w:t>8.1.6</w:t>
       </w:r>
       <w:r>
         <w:rPr>
@@ -3117,17 +3265,31 @@
           <w:lang w:val="fr-FR"/>
         </w:rPr>
       </w:pPr>
-      <w:r>
-        <w:rPr>
-          <w:rFonts w:ascii="Arial" w:hAnsi="Arial" w:cs="Arial"/>
-          <w:b/>
-          <w:bCs/>
-          <w:color w:val="4472C4" w:themeColor="accent5"/>
-          <w:sz w:val="24"/>
-          <w:szCs w:val="24"/>
-          <w:lang w:val="fr-FR"/>
-        </w:rPr>
-        <w:t>v8.1.5</w:t>
+      <w:proofErr w:type="gramStart"/>
+      <w:r>
+        <w:rPr>
+          <w:rFonts w:ascii="Arial" w:hAnsi="Arial" w:cs="Arial"/>
+          <w:b/>
+          <w:bCs/>
+          <w:color w:val="4472C4" w:themeColor="accent5"/>
+          <w:sz w:val="24"/>
+          <w:szCs w:val="24"/>
+          <w:lang w:val="fr-FR"/>
+        </w:rPr>
+        <w:t>v</w:t>
+      </w:r>
+      <w:proofErr w:type="gramEnd"/>
+      <w:r>
+        <w:rPr>
+          <w:rFonts w:ascii="Arial" w:hAnsi="Arial" w:cs="Arial"/>
+          <w:b/>
+          <w:bCs/>
+          <w:color w:val="4472C4" w:themeColor="accent5"/>
+          <w:sz w:val="24"/>
+          <w:szCs w:val="24"/>
+          <w:lang w:val="fr-FR"/>
+        </w:rPr>
+        <w:t>8.1.5</w:t>
       </w:r>
       <w:r>
         <w:rPr>
@@ -3489,17 +3651,31 @@
           <w:lang w:val="fr-FR"/>
         </w:rPr>
       </w:pPr>
-      <w:r>
-        <w:rPr>
-          <w:rFonts w:ascii="Arial" w:hAnsi="Arial" w:cs="Arial"/>
-          <w:b/>
-          <w:bCs/>
-          <w:color w:val="4472C4" w:themeColor="accent5"/>
-          <w:sz w:val="24"/>
-          <w:szCs w:val="24"/>
-          <w:lang w:val="fr-FR"/>
-        </w:rPr>
-        <w:t>v8.1.4</w:t>
+      <w:proofErr w:type="gramStart"/>
+      <w:r>
+        <w:rPr>
+          <w:rFonts w:ascii="Arial" w:hAnsi="Arial" w:cs="Arial"/>
+          <w:b/>
+          <w:bCs/>
+          <w:color w:val="4472C4" w:themeColor="accent5"/>
+          <w:sz w:val="24"/>
+          <w:szCs w:val="24"/>
+          <w:lang w:val="fr-FR"/>
+        </w:rPr>
+        <w:t>v</w:t>
+      </w:r>
+      <w:proofErr w:type="gramEnd"/>
+      <w:r>
+        <w:rPr>
+          <w:rFonts w:ascii="Arial" w:hAnsi="Arial" w:cs="Arial"/>
+          <w:b/>
+          <w:bCs/>
+          <w:color w:val="4472C4" w:themeColor="accent5"/>
+          <w:sz w:val="24"/>
+          <w:szCs w:val="24"/>
+          <w:lang w:val="fr-FR"/>
+        </w:rPr>
+        <w:t>8.1.4</w:t>
       </w:r>
       <w:r>
         <w:rPr>
@@ -3555,7 +3731,29 @@
           <w:lang w:val="fr-FR"/>
         </w:rPr>
         <w:tab/>
-        <w:t>Page des groupes : le délai par phases peut désormais être désactivé en le réglant sur "--:--".</w:t>
+        <w:t>Page des groupes : le délai par phases peut désormais être désactivé en le réglant sur "</w:t>
+      </w:r>
+      <w:proofErr w:type="gramStart"/>
+      <w:r>
+        <w:rPr>
+          <w:rFonts w:ascii="Arial" w:hAnsi="Arial" w:cs="Arial"/>
+          <w:color w:val="1F497D"/>
+          <w:sz w:val="18"/>
+          <w:szCs w:val="18"/>
+          <w:lang w:val="fr-FR"/>
+        </w:rPr>
+        <w:t>--:--</w:t>
+      </w:r>
+      <w:proofErr w:type="gramEnd"/>
+      <w:r>
+        <w:rPr>
+          <w:rFonts w:ascii="Arial" w:hAnsi="Arial" w:cs="Arial"/>
+          <w:color w:val="1F497D"/>
+          <w:sz w:val="18"/>
+          <w:szCs w:val="18"/>
+          <w:lang w:val="fr-FR"/>
+        </w:rPr>
+        <w:t>".</w:t>
       </w:r>
     </w:p>
     <w:p>
@@ -3750,17 +3948,31 @@
         </w:rPr>
       </w:pPr>
       <w:bookmarkStart w:id="1" w:name="_Hlk199945625"/>
-      <w:r>
-        <w:rPr>
-          <w:rFonts w:ascii="Arial" w:hAnsi="Arial" w:cs="Arial"/>
-          <w:b/>
-          <w:bCs/>
-          <w:color w:val="4472C4" w:themeColor="accent5"/>
-          <w:sz w:val="24"/>
-          <w:szCs w:val="24"/>
-          <w:lang w:val="fr-FR"/>
-        </w:rPr>
-        <w:t>v8.1.3</w:t>
+      <w:proofErr w:type="gramStart"/>
+      <w:r>
+        <w:rPr>
+          <w:rFonts w:ascii="Arial" w:hAnsi="Arial" w:cs="Arial"/>
+          <w:b/>
+          <w:bCs/>
+          <w:color w:val="4472C4" w:themeColor="accent5"/>
+          <w:sz w:val="24"/>
+          <w:szCs w:val="24"/>
+          <w:lang w:val="fr-FR"/>
+        </w:rPr>
+        <w:t>v</w:t>
+      </w:r>
+      <w:proofErr w:type="gramEnd"/>
+      <w:r>
+        <w:rPr>
+          <w:rFonts w:ascii="Arial" w:hAnsi="Arial" w:cs="Arial"/>
+          <w:b/>
+          <w:bCs/>
+          <w:color w:val="4472C4" w:themeColor="accent5"/>
+          <w:sz w:val="24"/>
+          <w:szCs w:val="24"/>
+          <w:lang w:val="fr-FR"/>
+        </w:rPr>
+        <w:t>8.1.3</w:t>
       </w:r>
       <w:r>
         <w:rPr>
@@ -4044,17 +4256,31 @@
           <w:lang w:val="fr-FR"/>
         </w:rPr>
       </w:pPr>
-      <w:r>
-        <w:rPr>
-          <w:rFonts w:ascii="Arial" w:hAnsi="Arial" w:cs="Arial"/>
-          <w:b/>
-          <w:bCs/>
-          <w:color w:val="4472C4" w:themeColor="accent5"/>
-          <w:sz w:val="24"/>
-          <w:szCs w:val="24"/>
-          <w:lang w:val="fr-FR"/>
-        </w:rPr>
-        <w:t>v8.1.2</w:t>
+      <w:proofErr w:type="gramStart"/>
+      <w:r>
+        <w:rPr>
+          <w:rFonts w:ascii="Arial" w:hAnsi="Arial" w:cs="Arial"/>
+          <w:b/>
+          <w:bCs/>
+          <w:color w:val="4472C4" w:themeColor="accent5"/>
+          <w:sz w:val="24"/>
+          <w:szCs w:val="24"/>
+          <w:lang w:val="fr-FR"/>
+        </w:rPr>
+        <w:t>v</w:t>
+      </w:r>
+      <w:proofErr w:type="gramEnd"/>
+      <w:r>
+        <w:rPr>
+          <w:rFonts w:ascii="Arial" w:hAnsi="Arial" w:cs="Arial"/>
+          <w:b/>
+          <w:bCs/>
+          <w:color w:val="4472C4" w:themeColor="accent5"/>
+          <w:sz w:val="24"/>
+          <w:szCs w:val="24"/>
+          <w:lang w:val="fr-FR"/>
+        </w:rPr>
+        <w:t>8.1.2</w:t>
       </w:r>
       <w:r>
         <w:rPr>
@@ -4702,17 +4928,31 @@
           <w:lang w:val="fr-FR"/>
         </w:rPr>
       </w:pPr>
-      <w:r>
-        <w:rPr>
-          <w:rFonts w:ascii="Arial" w:hAnsi="Arial" w:cs="Arial"/>
-          <w:b/>
-          <w:bCs/>
-          <w:color w:val="4472C4" w:themeColor="accent5"/>
-          <w:sz w:val="24"/>
-          <w:szCs w:val="24"/>
-          <w:lang w:val="fr-FR"/>
-        </w:rPr>
-        <w:t>v8.1.1</w:t>
+      <w:proofErr w:type="gramStart"/>
+      <w:r>
+        <w:rPr>
+          <w:rFonts w:ascii="Arial" w:hAnsi="Arial" w:cs="Arial"/>
+          <w:b/>
+          <w:bCs/>
+          <w:color w:val="4472C4" w:themeColor="accent5"/>
+          <w:sz w:val="24"/>
+          <w:szCs w:val="24"/>
+          <w:lang w:val="fr-FR"/>
+        </w:rPr>
+        <w:t>v</w:t>
+      </w:r>
+      <w:proofErr w:type="gramEnd"/>
+      <w:r>
+        <w:rPr>
+          <w:rFonts w:ascii="Arial" w:hAnsi="Arial" w:cs="Arial"/>
+          <w:b/>
+          <w:bCs/>
+          <w:color w:val="4472C4" w:themeColor="accent5"/>
+          <w:sz w:val="24"/>
+          <w:szCs w:val="24"/>
+          <w:lang w:val="fr-FR"/>
+        </w:rPr>
+        <w:t>8.1.1</w:t>
       </w:r>
       <w:r>
         <w:rPr>
@@ -5051,17 +5291,31 @@
           <w:lang w:val="fr-FR"/>
         </w:rPr>
       </w:pPr>
-      <w:r>
-        <w:rPr>
-          <w:rFonts w:ascii="Arial" w:hAnsi="Arial" w:cs="Arial"/>
-          <w:b/>
-          <w:bCs/>
-          <w:color w:val="4472C4" w:themeColor="accent5"/>
-          <w:sz w:val="24"/>
-          <w:szCs w:val="24"/>
-          <w:lang w:val="fr-FR"/>
-        </w:rPr>
-        <w:t>v8.1.1</w:t>
+      <w:proofErr w:type="gramStart"/>
+      <w:r>
+        <w:rPr>
+          <w:rFonts w:ascii="Arial" w:hAnsi="Arial" w:cs="Arial"/>
+          <w:b/>
+          <w:bCs/>
+          <w:color w:val="4472C4" w:themeColor="accent5"/>
+          <w:sz w:val="24"/>
+          <w:szCs w:val="24"/>
+          <w:lang w:val="fr-FR"/>
+        </w:rPr>
+        <w:t>v</w:t>
+      </w:r>
+      <w:proofErr w:type="gramEnd"/>
+      <w:r>
+        <w:rPr>
+          <w:rFonts w:ascii="Arial" w:hAnsi="Arial" w:cs="Arial"/>
+          <w:b/>
+          <w:bCs/>
+          <w:color w:val="4472C4" w:themeColor="accent5"/>
+          <w:sz w:val="24"/>
+          <w:szCs w:val="24"/>
+          <w:lang w:val="fr-FR"/>
+        </w:rPr>
+        <w:t>8.1.1</w:t>
       </w:r>
       <w:r>
         <w:rPr>
@@ -5556,17 +5810,31 @@
           <w:lang w:val="fr-FR"/>
         </w:rPr>
       </w:pPr>
-      <w:r>
-        <w:rPr>
-          <w:rFonts w:ascii="Arial" w:hAnsi="Arial" w:cs="Arial"/>
-          <w:b/>
-          <w:bCs/>
-          <w:color w:val="4472C4" w:themeColor="accent5"/>
-          <w:sz w:val="24"/>
-          <w:szCs w:val="24"/>
-          <w:lang w:val="fr-FR"/>
-        </w:rPr>
-        <w:t>v8.</w:t>
+      <w:proofErr w:type="gramStart"/>
+      <w:r>
+        <w:rPr>
+          <w:rFonts w:ascii="Arial" w:hAnsi="Arial" w:cs="Arial"/>
+          <w:b/>
+          <w:bCs/>
+          <w:color w:val="4472C4" w:themeColor="accent5"/>
+          <w:sz w:val="24"/>
+          <w:szCs w:val="24"/>
+          <w:lang w:val="fr-FR"/>
+        </w:rPr>
+        <w:t>v</w:t>
+      </w:r>
+      <w:proofErr w:type="gramEnd"/>
+      <w:r>
+        <w:rPr>
+          <w:rFonts w:ascii="Arial" w:hAnsi="Arial" w:cs="Arial"/>
+          <w:b/>
+          <w:bCs/>
+          <w:color w:val="4472C4" w:themeColor="accent5"/>
+          <w:sz w:val="24"/>
+          <w:szCs w:val="24"/>
+          <w:lang w:val="fr-FR"/>
+        </w:rPr>
+        <w:t>8.</w:t>
       </w:r>
       <w:r>
         <w:rPr>
@@ -5817,17 +6085,31 @@
           <w:lang w:val="fr-FR"/>
         </w:rPr>
       </w:pPr>
-      <w:r>
-        <w:rPr>
-          <w:rFonts w:ascii="Arial" w:hAnsi="Arial" w:cs="Arial"/>
-          <w:b/>
-          <w:bCs/>
-          <w:color w:val="4472C4" w:themeColor="accent5"/>
-          <w:sz w:val="24"/>
-          <w:szCs w:val="24"/>
-          <w:lang w:val="fr-FR"/>
-        </w:rPr>
-        <w:t>v8</w:t>
+      <w:proofErr w:type="gramStart"/>
+      <w:r>
+        <w:rPr>
+          <w:rFonts w:ascii="Arial" w:hAnsi="Arial" w:cs="Arial"/>
+          <w:b/>
+          <w:bCs/>
+          <w:color w:val="4472C4" w:themeColor="accent5"/>
+          <w:sz w:val="24"/>
+          <w:szCs w:val="24"/>
+          <w:lang w:val="fr-FR"/>
+        </w:rPr>
+        <w:t>v</w:t>
+      </w:r>
+      <w:proofErr w:type="gramEnd"/>
+      <w:r>
+        <w:rPr>
+          <w:rFonts w:ascii="Arial" w:hAnsi="Arial" w:cs="Arial"/>
+          <w:b/>
+          <w:bCs/>
+          <w:color w:val="4472C4" w:themeColor="accent5"/>
+          <w:sz w:val="24"/>
+          <w:szCs w:val="24"/>
+          <w:lang w:val="fr-FR"/>
+        </w:rPr>
+        <w:t>8</w:t>
       </w:r>
       <w:r>
         <w:rPr>
@@ -5953,17 +6235,31 @@
           <w:lang w:val="fr-FR"/>
         </w:rPr>
       </w:pPr>
-      <w:r>
-        <w:rPr>
-          <w:rFonts w:ascii="Arial" w:hAnsi="Arial" w:cs="Arial"/>
-          <w:b/>
-          <w:bCs/>
-          <w:color w:val="4472C4" w:themeColor="accent5"/>
-          <w:sz w:val="24"/>
-          <w:szCs w:val="24"/>
-          <w:lang w:val="fr-FR"/>
-        </w:rPr>
-        <w:t>v8</w:t>
+      <w:proofErr w:type="gramStart"/>
+      <w:r>
+        <w:rPr>
+          <w:rFonts w:ascii="Arial" w:hAnsi="Arial" w:cs="Arial"/>
+          <w:b/>
+          <w:bCs/>
+          <w:color w:val="4472C4" w:themeColor="accent5"/>
+          <w:sz w:val="24"/>
+          <w:szCs w:val="24"/>
+          <w:lang w:val="fr-FR"/>
+        </w:rPr>
+        <w:t>v</w:t>
+      </w:r>
+      <w:proofErr w:type="gramEnd"/>
+      <w:r>
+        <w:rPr>
+          <w:rFonts w:ascii="Arial" w:hAnsi="Arial" w:cs="Arial"/>
+          <w:b/>
+          <w:bCs/>
+          <w:color w:val="4472C4" w:themeColor="accent5"/>
+          <w:sz w:val="24"/>
+          <w:szCs w:val="24"/>
+          <w:lang w:val="fr-FR"/>
+        </w:rPr>
+        <w:t>8</w:t>
       </w:r>
       <w:r>
         <w:rPr>
@@ -6088,17 +6384,31 @@
           <w:lang w:val="fr-FR"/>
         </w:rPr>
       </w:pPr>
-      <w:r>
-        <w:rPr>
-          <w:rFonts w:ascii="Arial" w:hAnsi="Arial" w:cs="Arial"/>
-          <w:b/>
-          <w:bCs/>
-          <w:color w:val="4472C4" w:themeColor="accent5"/>
-          <w:sz w:val="24"/>
-          <w:szCs w:val="24"/>
-          <w:lang w:val="fr-FR"/>
-        </w:rPr>
-        <w:t>v8</w:t>
+      <w:proofErr w:type="gramStart"/>
+      <w:r>
+        <w:rPr>
+          <w:rFonts w:ascii="Arial" w:hAnsi="Arial" w:cs="Arial"/>
+          <w:b/>
+          <w:bCs/>
+          <w:color w:val="4472C4" w:themeColor="accent5"/>
+          <w:sz w:val="24"/>
+          <w:szCs w:val="24"/>
+          <w:lang w:val="fr-FR"/>
+        </w:rPr>
+        <w:t>v</w:t>
+      </w:r>
+      <w:proofErr w:type="gramEnd"/>
+      <w:r>
+        <w:rPr>
+          <w:rFonts w:ascii="Arial" w:hAnsi="Arial" w:cs="Arial"/>
+          <w:b/>
+          <w:bCs/>
+          <w:color w:val="4472C4" w:themeColor="accent5"/>
+          <w:sz w:val="24"/>
+          <w:szCs w:val="24"/>
+          <w:lang w:val="fr-FR"/>
+        </w:rPr>
+        <w:t>8</w:t>
       </w:r>
       <w:r>
         <w:rPr>
@@ -6220,17 +6530,31 @@
           <w:lang w:val="fr-FR"/>
         </w:rPr>
       </w:pPr>
-      <w:r>
-        <w:rPr>
-          <w:rFonts w:ascii="Arial" w:hAnsi="Arial" w:cs="Arial"/>
-          <w:b/>
-          <w:bCs/>
-          <w:color w:val="4472C4" w:themeColor="accent5"/>
-          <w:sz w:val="24"/>
-          <w:szCs w:val="24"/>
-          <w:lang w:val="fr-FR"/>
-        </w:rPr>
-        <w:t>v8</w:t>
+      <w:proofErr w:type="gramStart"/>
+      <w:r>
+        <w:rPr>
+          <w:rFonts w:ascii="Arial" w:hAnsi="Arial" w:cs="Arial"/>
+          <w:b/>
+          <w:bCs/>
+          <w:color w:val="4472C4" w:themeColor="accent5"/>
+          <w:sz w:val="24"/>
+          <w:szCs w:val="24"/>
+          <w:lang w:val="fr-FR"/>
+        </w:rPr>
+        <w:t>v</w:t>
+      </w:r>
+      <w:proofErr w:type="gramEnd"/>
+      <w:r>
+        <w:rPr>
+          <w:rFonts w:ascii="Arial" w:hAnsi="Arial" w:cs="Arial"/>
+          <w:b/>
+          <w:bCs/>
+          <w:color w:val="4472C4" w:themeColor="accent5"/>
+          <w:sz w:val="24"/>
+          <w:szCs w:val="24"/>
+          <w:lang w:val="fr-FR"/>
+        </w:rPr>
+        <w:t>8</w:t>
       </w:r>
       <w:r>
         <w:rPr>
@@ -6392,17 +6716,31 @@
           <w:lang w:val="fr-FR"/>
         </w:rPr>
       </w:pPr>
-      <w:r>
-        <w:rPr>
-          <w:rFonts w:ascii="Arial" w:hAnsi="Arial" w:cs="Arial"/>
-          <w:b/>
-          <w:bCs/>
-          <w:color w:val="4472C4" w:themeColor="accent5"/>
-          <w:sz w:val="24"/>
-          <w:szCs w:val="24"/>
-          <w:lang w:val="fr-FR"/>
-        </w:rPr>
-        <w:t>v8</w:t>
+      <w:proofErr w:type="gramStart"/>
+      <w:r>
+        <w:rPr>
+          <w:rFonts w:ascii="Arial" w:hAnsi="Arial" w:cs="Arial"/>
+          <w:b/>
+          <w:bCs/>
+          <w:color w:val="4472C4" w:themeColor="accent5"/>
+          <w:sz w:val="24"/>
+          <w:szCs w:val="24"/>
+          <w:lang w:val="fr-FR"/>
+        </w:rPr>
+        <w:t>v</w:t>
+      </w:r>
+      <w:proofErr w:type="gramEnd"/>
+      <w:r>
+        <w:rPr>
+          <w:rFonts w:ascii="Arial" w:hAnsi="Arial" w:cs="Arial"/>
+          <w:b/>
+          <w:bCs/>
+          <w:color w:val="4472C4" w:themeColor="accent5"/>
+          <w:sz w:val="24"/>
+          <w:szCs w:val="24"/>
+          <w:lang w:val="fr-FR"/>
+        </w:rPr>
+        <w:t>8</w:t>
       </w:r>
       <w:r>
         <w:rPr>
@@ -6524,17 +6862,31 @@
           <w:lang w:val="fr-FR"/>
         </w:rPr>
       </w:pPr>
-      <w:r>
-        <w:rPr>
-          <w:rFonts w:ascii="Arial" w:hAnsi="Arial" w:cs="Arial"/>
-          <w:b/>
-          <w:bCs/>
-          <w:color w:val="4472C4" w:themeColor="accent5"/>
-          <w:sz w:val="24"/>
-          <w:szCs w:val="24"/>
-          <w:lang w:val="fr-FR"/>
-        </w:rPr>
-        <w:t>v8</w:t>
+      <w:proofErr w:type="gramStart"/>
+      <w:r>
+        <w:rPr>
+          <w:rFonts w:ascii="Arial" w:hAnsi="Arial" w:cs="Arial"/>
+          <w:b/>
+          <w:bCs/>
+          <w:color w:val="4472C4" w:themeColor="accent5"/>
+          <w:sz w:val="24"/>
+          <w:szCs w:val="24"/>
+          <w:lang w:val="fr-FR"/>
+        </w:rPr>
+        <w:t>v</w:t>
+      </w:r>
+      <w:proofErr w:type="gramEnd"/>
+      <w:r>
+        <w:rPr>
+          <w:rFonts w:ascii="Arial" w:hAnsi="Arial" w:cs="Arial"/>
+          <w:b/>
+          <w:bCs/>
+          <w:color w:val="4472C4" w:themeColor="accent5"/>
+          <w:sz w:val="24"/>
+          <w:szCs w:val="24"/>
+          <w:lang w:val="fr-FR"/>
+        </w:rPr>
+        <w:t>8</w:t>
       </w:r>
       <w:r>
         <w:rPr>
@@ -6697,17 +7049,31 @@
           <w:lang w:val="fr-FR"/>
         </w:rPr>
       </w:pPr>
-      <w:r>
-        <w:rPr>
-          <w:rFonts w:ascii="Arial" w:hAnsi="Arial" w:cs="Arial"/>
-          <w:b/>
-          <w:bCs/>
-          <w:color w:val="4472C4" w:themeColor="accent5"/>
-          <w:sz w:val="24"/>
-          <w:szCs w:val="24"/>
-          <w:lang w:val="fr-FR"/>
-        </w:rPr>
-        <w:t>v8</w:t>
+      <w:proofErr w:type="gramStart"/>
+      <w:r>
+        <w:rPr>
+          <w:rFonts w:ascii="Arial" w:hAnsi="Arial" w:cs="Arial"/>
+          <w:b/>
+          <w:bCs/>
+          <w:color w:val="4472C4" w:themeColor="accent5"/>
+          <w:sz w:val="24"/>
+          <w:szCs w:val="24"/>
+          <w:lang w:val="fr-FR"/>
+        </w:rPr>
+        <w:t>v</w:t>
+      </w:r>
+      <w:proofErr w:type="gramEnd"/>
+      <w:r>
+        <w:rPr>
+          <w:rFonts w:ascii="Arial" w:hAnsi="Arial" w:cs="Arial"/>
+          <w:b/>
+          <w:bCs/>
+          <w:color w:val="4472C4" w:themeColor="accent5"/>
+          <w:sz w:val="24"/>
+          <w:szCs w:val="24"/>
+          <w:lang w:val="fr-FR"/>
+        </w:rPr>
+        <w:t>8</w:t>
       </w:r>
       <w:r>
         <w:rPr>
@@ -6949,17 +7315,31 @@
           <w:lang w:val="fr-FR"/>
         </w:rPr>
       </w:pPr>
-      <w:r>
-        <w:rPr>
-          <w:rFonts w:ascii="Arial" w:hAnsi="Arial" w:cs="Arial"/>
-          <w:b/>
-          <w:bCs/>
-          <w:color w:val="4472C4" w:themeColor="accent5"/>
-          <w:sz w:val="24"/>
-          <w:szCs w:val="24"/>
-          <w:lang w:val="fr-FR"/>
-        </w:rPr>
-        <w:t>v8.0.0</w:t>
+      <w:proofErr w:type="gramStart"/>
+      <w:r>
+        <w:rPr>
+          <w:rFonts w:ascii="Arial" w:hAnsi="Arial" w:cs="Arial"/>
+          <w:b/>
+          <w:bCs/>
+          <w:color w:val="4472C4" w:themeColor="accent5"/>
+          <w:sz w:val="24"/>
+          <w:szCs w:val="24"/>
+          <w:lang w:val="fr-FR"/>
+        </w:rPr>
+        <w:t>v</w:t>
+      </w:r>
+      <w:proofErr w:type="gramEnd"/>
+      <w:r>
+        <w:rPr>
+          <w:rFonts w:ascii="Arial" w:hAnsi="Arial" w:cs="Arial"/>
+          <w:b/>
+          <w:bCs/>
+          <w:color w:val="4472C4" w:themeColor="accent5"/>
+          <w:sz w:val="24"/>
+          <w:szCs w:val="24"/>
+          <w:lang w:val="fr-FR"/>
+        </w:rPr>
+        <w:t>8.0.0</w:t>
       </w:r>
       <w:r>
         <w:rPr>
@@ -7129,17 +7509,31 @@
           <w:lang w:val="fr-FR"/>
         </w:rPr>
       </w:pPr>
-      <w:r>
-        <w:rPr>
-          <w:rFonts w:ascii="Arial" w:hAnsi="Arial" w:cs="Arial"/>
-          <w:b/>
-          <w:bCs/>
-          <w:color w:val="4472C4" w:themeColor="accent5"/>
-          <w:sz w:val="24"/>
-          <w:szCs w:val="24"/>
-          <w:lang w:val="fr-FR"/>
-        </w:rPr>
-        <w:t>v7.2.3</w:t>
+      <w:proofErr w:type="gramStart"/>
+      <w:r>
+        <w:rPr>
+          <w:rFonts w:ascii="Arial" w:hAnsi="Arial" w:cs="Arial"/>
+          <w:b/>
+          <w:bCs/>
+          <w:color w:val="4472C4" w:themeColor="accent5"/>
+          <w:sz w:val="24"/>
+          <w:szCs w:val="24"/>
+          <w:lang w:val="fr-FR"/>
+        </w:rPr>
+        <w:t>v</w:t>
+      </w:r>
+      <w:proofErr w:type="gramEnd"/>
+      <w:r>
+        <w:rPr>
+          <w:rFonts w:ascii="Arial" w:hAnsi="Arial" w:cs="Arial"/>
+          <w:b/>
+          <w:bCs/>
+          <w:color w:val="4472C4" w:themeColor="accent5"/>
+          <w:sz w:val="24"/>
+          <w:szCs w:val="24"/>
+          <w:lang w:val="fr-FR"/>
+        </w:rPr>
+        <w:t>7.2.3</w:t>
       </w:r>
       <w:r>
         <w:rPr>
@@ -7329,17 +7723,31 @@
           <w:lang w:val="fr-FR"/>
         </w:rPr>
       </w:pPr>
-      <w:r>
-        <w:rPr>
-          <w:rFonts w:ascii="Arial" w:hAnsi="Arial" w:cs="Arial"/>
-          <w:b/>
-          <w:bCs/>
-          <w:color w:val="4472C4" w:themeColor="accent5"/>
-          <w:sz w:val="24"/>
-          <w:szCs w:val="24"/>
-          <w:lang w:val="fr-FR"/>
-        </w:rPr>
-        <w:t>v7.2.2</w:t>
+      <w:proofErr w:type="gramStart"/>
+      <w:r>
+        <w:rPr>
+          <w:rFonts w:ascii="Arial" w:hAnsi="Arial" w:cs="Arial"/>
+          <w:b/>
+          <w:bCs/>
+          <w:color w:val="4472C4" w:themeColor="accent5"/>
+          <w:sz w:val="24"/>
+          <w:szCs w:val="24"/>
+          <w:lang w:val="fr-FR"/>
+        </w:rPr>
+        <w:t>v</w:t>
+      </w:r>
+      <w:proofErr w:type="gramEnd"/>
+      <w:r>
+        <w:rPr>
+          <w:rFonts w:ascii="Arial" w:hAnsi="Arial" w:cs="Arial"/>
+          <w:b/>
+          <w:bCs/>
+          <w:color w:val="4472C4" w:themeColor="accent5"/>
+          <w:sz w:val="24"/>
+          <w:szCs w:val="24"/>
+          <w:lang w:val="fr-FR"/>
+        </w:rPr>
+        <w:t>7.2.2</w:t>
       </w:r>
       <w:r>
         <w:rPr>
@@ -7470,51 +7878,7 @@
           <w:szCs w:val="18"/>
           <w:lang w:val="fr-FR"/>
         </w:rPr>
-        <w:t xml:space="preserve">Contrôle </w:t>
-      </w:r>
-      <w:proofErr w:type="spellStart"/>
-      <w:r>
-        <w:rPr>
-          <w:rFonts w:ascii="Arial" w:hAnsi="Arial" w:cs="Arial"/>
-          <w:color w:val="1F4E79" w:themeColor="accent1" w:themeShade="80"/>
-          <w:sz w:val="18"/>
-          <w:szCs w:val="18"/>
-          <w:lang w:val="fr-FR"/>
-        </w:rPr>
-        <w:t>NumberSpinner</w:t>
-      </w:r>
-      <w:proofErr w:type="spellEnd"/>
-      <w:r>
-        <w:rPr>
-          <w:rFonts w:ascii="Arial" w:hAnsi="Arial" w:cs="Arial"/>
-          <w:color w:val="1F4E79" w:themeColor="accent1" w:themeShade="80"/>
-          <w:sz w:val="18"/>
-          <w:szCs w:val="18"/>
-          <w:lang w:val="fr-FR"/>
-        </w:rPr>
-        <w:t xml:space="preserve"> : une propriété </w:t>
-      </w:r>
-      <w:proofErr w:type="spellStart"/>
-      <w:r>
-        <w:rPr>
-          <w:rFonts w:ascii="Arial" w:hAnsi="Arial" w:cs="Arial"/>
-          <w:color w:val="1F4E79" w:themeColor="accent1" w:themeShade="80"/>
-          <w:sz w:val="18"/>
-          <w:szCs w:val="18"/>
-          <w:lang w:val="fr-FR"/>
-        </w:rPr>
-        <w:t>NumberSet</w:t>
-      </w:r>
-      <w:proofErr w:type="spellEnd"/>
-      <w:r>
-        <w:rPr>
-          <w:rFonts w:ascii="Arial" w:hAnsi="Arial" w:cs="Arial"/>
-          <w:color w:val="1F4E79" w:themeColor="accent1" w:themeShade="80"/>
-          <w:sz w:val="18"/>
-          <w:szCs w:val="18"/>
-          <w:lang w:val="fr-FR"/>
-        </w:rPr>
-        <w:t xml:space="preserve"> a été ajoutée ; Cela définit l’ensemble des valeurs valides pour le cas où les valeurs valides ne sont pas consécutives, et la possibilité d’afficher le nombre total dans l’ensemble</w:t>
+        <w:t>Contrôle NumberSpinner : une propriété NumberSet a été ajoutée ; Cela définit l’ensemble des valeurs valides pour le cas où les valeurs valides ne sont pas consécutives, et la possibilité d’afficher le nombre total dans l’ensemble</w:t>
       </w:r>
       <w:r>
         <w:rPr>
@@ -7611,17 +7975,31 @@
           <w:lang w:val="fr-FR"/>
         </w:rPr>
       </w:pPr>
-      <w:r>
-        <w:rPr>
-          <w:rFonts w:ascii="Arial" w:hAnsi="Arial" w:cs="Arial"/>
-          <w:b/>
-          <w:bCs/>
-          <w:color w:val="4472C4" w:themeColor="accent5"/>
-          <w:sz w:val="24"/>
-          <w:szCs w:val="24"/>
-          <w:lang w:val="fr-FR"/>
-        </w:rPr>
-        <w:t>v7.2.1</w:t>
+      <w:proofErr w:type="gramStart"/>
+      <w:r>
+        <w:rPr>
+          <w:rFonts w:ascii="Arial" w:hAnsi="Arial" w:cs="Arial"/>
+          <w:b/>
+          <w:bCs/>
+          <w:color w:val="4472C4" w:themeColor="accent5"/>
+          <w:sz w:val="24"/>
+          <w:szCs w:val="24"/>
+          <w:lang w:val="fr-FR"/>
+        </w:rPr>
+        <w:t>v</w:t>
+      </w:r>
+      <w:proofErr w:type="gramEnd"/>
+      <w:r>
+        <w:rPr>
+          <w:rFonts w:ascii="Arial" w:hAnsi="Arial" w:cs="Arial"/>
+          <w:b/>
+          <w:bCs/>
+          <w:color w:val="4472C4" w:themeColor="accent5"/>
+          <w:sz w:val="24"/>
+          <w:szCs w:val="24"/>
+          <w:lang w:val="fr-FR"/>
+        </w:rPr>
+        <w:t>7.2.1</w:t>
       </w:r>
       <w:r>
         <w:rPr>
@@ -7731,17 +8109,31 @@
           <w:lang w:val="fr-FR"/>
         </w:rPr>
       </w:pPr>
-      <w:r>
-        <w:rPr>
-          <w:rFonts w:ascii="Arial" w:hAnsi="Arial" w:cs="Arial"/>
-          <w:b/>
-          <w:bCs/>
-          <w:color w:val="4472C4" w:themeColor="accent5"/>
-          <w:sz w:val="24"/>
-          <w:szCs w:val="24"/>
-          <w:lang w:val="fr-FR"/>
-        </w:rPr>
-        <w:t>v7.1.7</w:t>
+      <w:proofErr w:type="gramStart"/>
+      <w:r>
+        <w:rPr>
+          <w:rFonts w:ascii="Arial" w:hAnsi="Arial" w:cs="Arial"/>
+          <w:b/>
+          <w:bCs/>
+          <w:color w:val="4472C4" w:themeColor="accent5"/>
+          <w:sz w:val="24"/>
+          <w:szCs w:val="24"/>
+          <w:lang w:val="fr-FR"/>
+        </w:rPr>
+        <w:t>v</w:t>
+      </w:r>
+      <w:proofErr w:type="gramEnd"/>
+      <w:r>
+        <w:rPr>
+          <w:rFonts w:ascii="Arial" w:hAnsi="Arial" w:cs="Arial"/>
+          <w:b/>
+          <w:bCs/>
+          <w:color w:val="4472C4" w:themeColor="accent5"/>
+          <w:sz w:val="24"/>
+          <w:szCs w:val="24"/>
+          <w:lang w:val="fr-FR"/>
+        </w:rPr>
+        <w:t>7.1.7</w:t>
       </w:r>
       <w:r>
         <w:rPr>
@@ -8118,17 +8510,31 @@
           <w:lang w:val="fr-FR"/>
         </w:rPr>
       </w:pPr>
-      <w:r>
-        <w:rPr>
-          <w:rFonts w:ascii="Arial" w:hAnsi="Arial" w:cs="Arial"/>
-          <w:b/>
-          <w:bCs/>
-          <w:color w:val="4472C4" w:themeColor="accent5"/>
-          <w:sz w:val="24"/>
-          <w:szCs w:val="24"/>
-          <w:lang w:val="fr-FR"/>
-        </w:rPr>
-        <w:t>v7.1.6</w:t>
+      <w:proofErr w:type="gramStart"/>
+      <w:r>
+        <w:rPr>
+          <w:rFonts w:ascii="Arial" w:hAnsi="Arial" w:cs="Arial"/>
+          <w:b/>
+          <w:bCs/>
+          <w:color w:val="4472C4" w:themeColor="accent5"/>
+          <w:sz w:val="24"/>
+          <w:szCs w:val="24"/>
+          <w:lang w:val="fr-FR"/>
+        </w:rPr>
+        <w:t>v</w:t>
+      </w:r>
+      <w:proofErr w:type="gramEnd"/>
+      <w:r>
+        <w:rPr>
+          <w:rFonts w:ascii="Arial" w:hAnsi="Arial" w:cs="Arial"/>
+          <w:b/>
+          <w:bCs/>
+          <w:color w:val="4472C4" w:themeColor="accent5"/>
+          <w:sz w:val="24"/>
+          <w:szCs w:val="24"/>
+          <w:lang w:val="fr-FR"/>
+        </w:rPr>
+        <w:t>7.1.6</w:t>
       </w:r>
       <w:r>
         <w:rPr>
@@ -8327,17 +8733,31 @@
           <w:lang w:val="fr-FR"/>
         </w:rPr>
       </w:pPr>
-      <w:r>
-        <w:rPr>
-          <w:rFonts w:ascii="Arial" w:hAnsi="Arial" w:cs="Arial"/>
-          <w:b/>
-          <w:bCs/>
-          <w:color w:val="4472C4" w:themeColor="accent5"/>
-          <w:sz w:val="24"/>
-          <w:szCs w:val="24"/>
-          <w:lang w:val="fr-FR"/>
-        </w:rPr>
-        <w:t>v7.1.3</w:t>
+      <w:proofErr w:type="gramStart"/>
+      <w:r>
+        <w:rPr>
+          <w:rFonts w:ascii="Arial" w:hAnsi="Arial" w:cs="Arial"/>
+          <w:b/>
+          <w:bCs/>
+          <w:color w:val="4472C4" w:themeColor="accent5"/>
+          <w:sz w:val="24"/>
+          <w:szCs w:val="24"/>
+          <w:lang w:val="fr-FR"/>
+        </w:rPr>
+        <w:t>v</w:t>
+      </w:r>
+      <w:proofErr w:type="gramEnd"/>
+      <w:r>
+        <w:rPr>
+          <w:rFonts w:ascii="Arial" w:hAnsi="Arial" w:cs="Arial"/>
+          <w:b/>
+          <w:bCs/>
+          <w:color w:val="4472C4" w:themeColor="accent5"/>
+          <w:sz w:val="24"/>
+          <w:szCs w:val="24"/>
+          <w:lang w:val="fr-FR"/>
+        </w:rPr>
+        <w:t>7.1.3</w:t>
       </w:r>
       <w:r>
         <w:rPr>
@@ -8467,17 +8887,31 @@
           <w:lang w:val="fr-FR"/>
         </w:rPr>
       </w:pPr>
-      <w:r>
-        <w:rPr>
-          <w:rFonts w:ascii="Arial" w:hAnsi="Arial" w:cs="Arial"/>
-          <w:b/>
-          <w:bCs/>
-          <w:color w:val="4472C4" w:themeColor="accent5"/>
-          <w:sz w:val="24"/>
-          <w:szCs w:val="24"/>
-          <w:lang w:val="fr-FR"/>
-        </w:rPr>
-        <w:t>v7.1.1</w:t>
+      <w:proofErr w:type="gramStart"/>
+      <w:r>
+        <w:rPr>
+          <w:rFonts w:ascii="Arial" w:hAnsi="Arial" w:cs="Arial"/>
+          <w:b/>
+          <w:bCs/>
+          <w:color w:val="4472C4" w:themeColor="accent5"/>
+          <w:sz w:val="24"/>
+          <w:szCs w:val="24"/>
+          <w:lang w:val="fr-FR"/>
+        </w:rPr>
+        <w:t>v</w:t>
+      </w:r>
+      <w:proofErr w:type="gramEnd"/>
+      <w:r>
+        <w:rPr>
+          <w:rFonts w:ascii="Arial" w:hAnsi="Arial" w:cs="Arial"/>
+          <w:b/>
+          <w:bCs/>
+          <w:color w:val="4472C4" w:themeColor="accent5"/>
+          <w:sz w:val="24"/>
+          <w:szCs w:val="24"/>
+          <w:lang w:val="fr-FR"/>
+        </w:rPr>
+        <w:t>7.1.1</w:t>
       </w:r>
       <w:r>
         <w:rPr>
@@ -8587,17 +9021,31 @@
           <w:lang w:val="fr-FR"/>
         </w:rPr>
       </w:pPr>
-      <w:r>
-        <w:rPr>
-          <w:rFonts w:ascii="Arial" w:hAnsi="Arial" w:cs="Arial"/>
-          <w:b/>
-          <w:bCs/>
-          <w:color w:val="4472C4" w:themeColor="accent5"/>
-          <w:sz w:val="24"/>
-          <w:szCs w:val="24"/>
-          <w:lang w:val="fr-FR"/>
-        </w:rPr>
-        <w:t>v7.1.0</w:t>
+      <w:proofErr w:type="gramStart"/>
+      <w:r>
+        <w:rPr>
+          <w:rFonts w:ascii="Arial" w:hAnsi="Arial" w:cs="Arial"/>
+          <w:b/>
+          <w:bCs/>
+          <w:color w:val="4472C4" w:themeColor="accent5"/>
+          <w:sz w:val="24"/>
+          <w:szCs w:val="24"/>
+          <w:lang w:val="fr-FR"/>
+        </w:rPr>
+        <w:t>v</w:t>
+      </w:r>
+      <w:proofErr w:type="gramEnd"/>
+      <w:r>
+        <w:rPr>
+          <w:rFonts w:ascii="Arial" w:hAnsi="Arial" w:cs="Arial"/>
+          <w:b/>
+          <w:bCs/>
+          <w:color w:val="4472C4" w:themeColor="accent5"/>
+          <w:sz w:val="24"/>
+          <w:szCs w:val="24"/>
+          <w:lang w:val="fr-FR"/>
+        </w:rPr>
+        <w:t>7.1.0</w:t>
       </w:r>
       <w:r>
         <w:rPr>
@@ -8659,29 +9107,7 @@
           <w:szCs w:val="18"/>
           <w:lang w:val="fr-FR"/>
         </w:rPr>
-        <w:t xml:space="preserve">Les modes jour/nuit </w:t>
-      </w:r>
-      <w:proofErr w:type="spellStart"/>
-      <w:r>
-        <w:rPr>
-          <w:rFonts w:ascii="Arial" w:hAnsi="Arial" w:cs="Arial"/>
-          <w:color w:val="1F4E79" w:themeColor="accent1" w:themeShade="80"/>
-          <w:sz w:val="18"/>
-          <w:szCs w:val="18"/>
-          <w:lang w:val="fr-FR"/>
-        </w:rPr>
-        <w:t>DeviceData</w:t>
-      </w:r>
-      <w:proofErr w:type="spellEnd"/>
-      <w:r>
-        <w:rPr>
-          <w:rFonts w:ascii="Arial" w:hAnsi="Arial" w:cs="Arial"/>
-          <w:color w:val="1F4E79" w:themeColor="accent1" w:themeShade="80"/>
-          <w:sz w:val="18"/>
-          <w:szCs w:val="18"/>
-          <w:lang w:val="fr-FR"/>
-        </w:rPr>
-        <w:t xml:space="preserve"> par défaut sont désormais définis en fonction du type d</w:t>
+        <w:t>Les modes jour/nuit DeviceData par défaut sont désormais définis en fonction du type d</w:t>
       </w:r>
       <w:r>
         <w:rPr>
@@ -8927,17 +9353,31 @@
           <w:lang w:val="fr-FR"/>
         </w:rPr>
       </w:pPr>
-      <w:r>
-        <w:rPr>
-          <w:rFonts w:ascii="Arial" w:hAnsi="Arial" w:cs="Arial"/>
-          <w:b/>
-          <w:bCs/>
-          <w:color w:val="4472C4" w:themeColor="accent5"/>
-          <w:sz w:val="24"/>
-          <w:szCs w:val="24"/>
-          <w:lang w:val="fr-FR"/>
-        </w:rPr>
-        <w:t>v7.0.10</w:t>
+      <w:proofErr w:type="gramStart"/>
+      <w:r>
+        <w:rPr>
+          <w:rFonts w:ascii="Arial" w:hAnsi="Arial" w:cs="Arial"/>
+          <w:b/>
+          <w:bCs/>
+          <w:color w:val="4472C4" w:themeColor="accent5"/>
+          <w:sz w:val="24"/>
+          <w:szCs w:val="24"/>
+          <w:lang w:val="fr-FR"/>
+        </w:rPr>
+        <w:t>v</w:t>
+      </w:r>
+      <w:proofErr w:type="gramEnd"/>
+      <w:r>
+        <w:rPr>
+          <w:rFonts w:ascii="Arial" w:hAnsi="Arial" w:cs="Arial"/>
+          <w:b/>
+          <w:bCs/>
+          <w:color w:val="4472C4" w:themeColor="accent5"/>
+          <w:sz w:val="24"/>
+          <w:szCs w:val="24"/>
+          <w:lang w:val="fr-FR"/>
+        </w:rPr>
+        <w:t>7.0.10</w:t>
       </w:r>
       <w:r>
         <w:rPr>
@@ -9138,7 +9578,29 @@
           <w:szCs w:val="18"/>
           <w:lang w:val="fr-FR"/>
         </w:rPr>
-        <w:t>Le contrôle TimePicker peut désormais afficher « --:-- » pour indiquer Jamais</w:t>
+        <w:t>Le contrôle TimePicker peut désormais afficher « </w:t>
+      </w:r>
+      <w:proofErr w:type="gramStart"/>
+      <w:r>
+        <w:rPr>
+          <w:rFonts w:ascii="Arial" w:hAnsi="Arial" w:cs="Arial"/>
+          <w:color w:val="1F4E79" w:themeColor="accent1" w:themeShade="80"/>
+          <w:sz w:val="18"/>
+          <w:szCs w:val="18"/>
+          <w:lang w:val="fr-FR"/>
+        </w:rPr>
+        <w:t>--:--</w:t>
+      </w:r>
+      <w:proofErr w:type="gramEnd"/>
+      <w:r>
+        <w:rPr>
+          <w:rFonts w:ascii="Arial" w:hAnsi="Arial" w:cs="Arial"/>
+          <w:color w:val="1F4E79" w:themeColor="accent1" w:themeShade="80"/>
+          <w:sz w:val="18"/>
+          <w:szCs w:val="18"/>
+          <w:lang w:val="fr-FR"/>
+        </w:rPr>
+        <w:t> » pour indiquer Jamais</w:t>
       </w:r>
       <w:r>
         <w:rPr>
@@ -9186,17 +9648,31 @@
           <w:lang w:val="fr-FR"/>
         </w:rPr>
       </w:pPr>
-      <w:r>
-        <w:rPr>
-          <w:rFonts w:ascii="Arial" w:hAnsi="Arial" w:cs="Arial"/>
-          <w:b/>
-          <w:bCs/>
-          <w:color w:val="4472C4" w:themeColor="accent5"/>
-          <w:sz w:val="24"/>
-          <w:szCs w:val="24"/>
-          <w:lang w:val="fr-FR"/>
-        </w:rPr>
-        <w:t>v7.0.9</w:t>
+      <w:proofErr w:type="gramStart"/>
+      <w:r>
+        <w:rPr>
+          <w:rFonts w:ascii="Arial" w:hAnsi="Arial" w:cs="Arial"/>
+          <w:b/>
+          <w:bCs/>
+          <w:color w:val="4472C4" w:themeColor="accent5"/>
+          <w:sz w:val="24"/>
+          <w:szCs w:val="24"/>
+          <w:lang w:val="fr-FR"/>
+        </w:rPr>
+        <w:t>v</w:t>
+      </w:r>
+      <w:proofErr w:type="gramEnd"/>
+      <w:r>
+        <w:rPr>
+          <w:rFonts w:ascii="Arial" w:hAnsi="Arial" w:cs="Arial"/>
+          <w:b/>
+          <w:bCs/>
+          <w:color w:val="4472C4" w:themeColor="accent5"/>
+          <w:sz w:val="24"/>
+          <w:szCs w:val="24"/>
+          <w:lang w:val="fr-FR"/>
+        </w:rPr>
+        <w:t>7.0.9</w:t>
       </w:r>
       <w:r>
         <w:rPr>
@@ -9338,17 +9814,31 @@
           <w:lang w:val="fr-FR"/>
         </w:rPr>
       </w:pPr>
-      <w:r>
-        <w:rPr>
-          <w:rFonts w:ascii="Arial" w:hAnsi="Arial" w:cs="Arial"/>
-          <w:b/>
-          <w:bCs/>
-          <w:color w:val="4472C4" w:themeColor="accent5"/>
-          <w:sz w:val="24"/>
-          <w:szCs w:val="24"/>
-          <w:lang w:val="fr-FR"/>
-        </w:rPr>
-        <w:t>v7.0.8</w:t>
+      <w:proofErr w:type="gramStart"/>
+      <w:r>
+        <w:rPr>
+          <w:rFonts w:ascii="Arial" w:hAnsi="Arial" w:cs="Arial"/>
+          <w:b/>
+          <w:bCs/>
+          <w:color w:val="4472C4" w:themeColor="accent5"/>
+          <w:sz w:val="24"/>
+          <w:szCs w:val="24"/>
+          <w:lang w:val="fr-FR"/>
+        </w:rPr>
+        <w:t>v</w:t>
+      </w:r>
+      <w:proofErr w:type="gramEnd"/>
+      <w:r>
+        <w:rPr>
+          <w:rFonts w:ascii="Arial" w:hAnsi="Arial" w:cs="Arial"/>
+          <w:b/>
+          <w:bCs/>
+          <w:color w:val="4472C4" w:themeColor="accent5"/>
+          <w:sz w:val="24"/>
+          <w:szCs w:val="24"/>
+          <w:lang w:val="fr-FR"/>
+        </w:rPr>
+        <w:t>7.0.8</w:t>
       </w:r>
       <w:r>
         <w:rPr>
@@ -9410,7 +9900,29 @@
           <w:szCs w:val="18"/>
           <w:lang w:val="fr-FR"/>
         </w:rPr>
-        <w:t>Le nom de fichier dans la barre d’état est désormais inchangé si le fichier sélectionné ne s’ouvre pas. le message correct lors de la tentative d’ouverture d’un fichier inexistant s’affiche ; la possibilité de le supprimer de la liste des fichiers récents est également disponible</w:t>
+        <w:t xml:space="preserve">Le nom de fichier dans la barre d’état est désormais inchangé si le fichier sélectionné ne s’ouvre pas. </w:t>
+      </w:r>
+      <w:proofErr w:type="gramStart"/>
+      <w:r>
+        <w:rPr>
+          <w:rFonts w:ascii="Arial" w:hAnsi="Arial" w:cs="Arial"/>
+          <w:color w:val="1F4E79" w:themeColor="accent1" w:themeShade="80"/>
+          <w:sz w:val="18"/>
+          <w:szCs w:val="18"/>
+          <w:lang w:val="fr-FR"/>
+        </w:rPr>
+        <w:t>le</w:t>
+      </w:r>
+      <w:proofErr w:type="gramEnd"/>
+      <w:r>
+        <w:rPr>
+          <w:rFonts w:ascii="Arial" w:hAnsi="Arial" w:cs="Arial"/>
+          <w:color w:val="1F4E79" w:themeColor="accent1" w:themeShade="80"/>
+          <w:sz w:val="18"/>
+          <w:szCs w:val="18"/>
+          <w:lang w:val="fr-FR"/>
+        </w:rPr>
+        <w:t xml:space="preserve"> message correct lors de la tentative d’ouverture d’un fichier inexistant s’affiche ; la possibilité de le supprimer de la liste des fichiers récents est également disponible</w:t>
       </w:r>
       <w:r>
         <w:rPr>
@@ -9528,9 +10040,9 @@
           <w:szCs w:val="18"/>
           <w:lang w:val="fr-FR"/>
         </w:rPr>
-        <w:t>L’importation à partir d’un fichier .</w:t>
-      </w:r>
-      <w:proofErr w:type="spellStart"/>
+        <w:t xml:space="preserve">L’importation à partir d’un </w:t>
+      </w:r>
+      <w:proofErr w:type="gramStart"/>
       <w:r>
         <w:rPr>
           <w:rFonts w:ascii="Arial" w:hAnsi="Arial" w:cs="Arial"/>
@@ -9539,9 +10051,9 @@
           <w:szCs w:val="18"/>
           <w:lang w:val="fr-FR"/>
         </w:rPr>
-        <w:t>xfp</w:t>
-      </w:r>
-      <w:proofErr w:type="spellEnd"/>
+        <w:t>fichier .xfp</w:t>
+      </w:r>
+      <w:proofErr w:type="gramEnd"/>
       <w:r>
         <w:rPr>
           <w:rFonts w:ascii="Arial" w:hAnsi="Arial" w:cs="Arial"/>
@@ -9628,17 +10140,31 @@
           <w:lang w:val="fr-FR"/>
         </w:rPr>
       </w:pPr>
-      <w:r>
-        <w:rPr>
-          <w:rFonts w:ascii="Arial" w:hAnsi="Arial" w:cs="Arial"/>
-          <w:b/>
-          <w:bCs/>
-          <w:color w:val="4472C4" w:themeColor="accent5"/>
-          <w:sz w:val="24"/>
-          <w:szCs w:val="24"/>
-          <w:lang w:val="fr-FR"/>
-        </w:rPr>
-        <w:t>v7.0.6</w:t>
+      <w:proofErr w:type="gramStart"/>
+      <w:r>
+        <w:rPr>
+          <w:rFonts w:ascii="Arial" w:hAnsi="Arial" w:cs="Arial"/>
+          <w:b/>
+          <w:bCs/>
+          <w:color w:val="4472C4" w:themeColor="accent5"/>
+          <w:sz w:val="24"/>
+          <w:szCs w:val="24"/>
+          <w:lang w:val="fr-FR"/>
+        </w:rPr>
+        <w:t>v</w:t>
+      </w:r>
+      <w:proofErr w:type="gramEnd"/>
+      <w:r>
+        <w:rPr>
+          <w:rFonts w:ascii="Arial" w:hAnsi="Arial" w:cs="Arial"/>
+          <w:b/>
+          <w:bCs/>
+          <w:color w:val="4472C4" w:themeColor="accent5"/>
+          <w:sz w:val="24"/>
+          <w:szCs w:val="24"/>
+          <w:lang w:val="fr-FR"/>
+        </w:rPr>
+        <w:t>7.0.6</w:t>
       </w:r>
       <w:r>
         <w:rPr>
@@ -9759,7 +10285,18 @@
           <w:szCs w:val="18"/>
           <w:lang w:val="fr-FR"/>
         </w:rPr>
-        <w:t xml:space="preserve">Le téléchargement de la page actuelle n’applique plus que la </w:t>
+        <w:t xml:space="preserve">Le téléchargement de la page actuelle n’applique plus que </w:t>
+      </w:r>
+      <w:proofErr w:type="gramStart"/>
+      <w:r>
+        <w:rPr>
+          <w:rFonts w:ascii="Arial" w:hAnsi="Arial" w:cs="Arial"/>
+          <w:color w:val="1F4E79" w:themeColor="accent1" w:themeShade="80"/>
+          <w:sz w:val="18"/>
+          <w:szCs w:val="18"/>
+          <w:lang w:val="fr-FR"/>
+        </w:rPr>
+        <w:t xml:space="preserve">la </w:t>
       </w:r>
       <w:r>
         <w:rPr>
@@ -9779,7 +10316,18 @@
           <w:szCs w:val="18"/>
           <w:lang w:val="fr-FR"/>
         </w:rPr>
-        <w:t xml:space="preserve"> actuelle ; cela se reflète dans le texte sous les boutons.</w:t>
+        <w:t xml:space="preserve"> actuelle</w:t>
+      </w:r>
+      <w:proofErr w:type="gramEnd"/>
+      <w:r>
+        <w:rPr>
+          <w:rFonts w:ascii="Arial" w:hAnsi="Arial" w:cs="Arial"/>
+          <w:color w:val="1F4E79" w:themeColor="accent1" w:themeShade="80"/>
+          <w:sz w:val="18"/>
+          <w:szCs w:val="18"/>
+          <w:lang w:val="fr-FR"/>
+        </w:rPr>
+        <w:t xml:space="preserve"> ; cela se reflète dans le texte sous les boutons.</w:t>
       </w:r>
     </w:p>
     <w:p>
@@ -10144,29 +10692,7 @@
           <w:szCs w:val="18"/>
           <w:lang w:val="fr-FR"/>
         </w:rPr>
-        <w:t xml:space="preserve">L’option </w:t>
-      </w:r>
-      <w:proofErr w:type="spellStart"/>
-      <w:r>
-        <w:rPr>
-          <w:rFonts w:ascii="Arial" w:hAnsi="Arial" w:cs="Arial"/>
-          <w:color w:val="1F497D"/>
-          <w:sz w:val="18"/>
-          <w:szCs w:val="18"/>
-          <w:lang w:val="fr-FR"/>
-        </w:rPr>
-        <w:t>Déconneter</w:t>
-      </w:r>
-      <w:proofErr w:type="spellEnd"/>
-      <w:r>
-        <w:rPr>
-          <w:rFonts w:ascii="Arial" w:hAnsi="Arial" w:cs="Arial"/>
-          <w:color w:val="1F497D"/>
-          <w:sz w:val="18"/>
-          <w:szCs w:val="18"/>
-          <w:lang w:val="fr-FR"/>
-        </w:rPr>
-        <w:t xml:space="preserve"> a été ajoutée au menu des paramètres du port série</w:t>
+        <w:t>L’option Déconneter a été ajoutée au menu des paramètres du port série</w:t>
       </w:r>
       <w:r>
         <w:rPr>
@@ -10273,17 +10799,31 @@
           <w:lang w:val="fr-FR"/>
         </w:rPr>
       </w:pPr>
-      <w:r>
-        <w:rPr>
-          <w:rFonts w:ascii="Arial" w:hAnsi="Arial" w:cs="Arial"/>
-          <w:b/>
-          <w:bCs/>
-          <w:color w:val="4472C4" w:themeColor="accent5"/>
-          <w:sz w:val="24"/>
-          <w:szCs w:val="24"/>
-          <w:lang w:val="fr-FR"/>
-        </w:rPr>
-        <w:t>v7.0.5</w:t>
+      <w:proofErr w:type="gramStart"/>
+      <w:r>
+        <w:rPr>
+          <w:rFonts w:ascii="Arial" w:hAnsi="Arial" w:cs="Arial"/>
+          <w:b/>
+          <w:bCs/>
+          <w:color w:val="4472C4" w:themeColor="accent5"/>
+          <w:sz w:val="24"/>
+          <w:szCs w:val="24"/>
+          <w:lang w:val="fr-FR"/>
+        </w:rPr>
+        <w:t>v</w:t>
+      </w:r>
+      <w:proofErr w:type="gramEnd"/>
+      <w:r>
+        <w:rPr>
+          <w:rFonts w:ascii="Arial" w:hAnsi="Arial" w:cs="Arial"/>
+          <w:b/>
+          <w:bCs/>
+          <w:color w:val="4472C4" w:themeColor="accent5"/>
+          <w:sz w:val="24"/>
+          <w:szCs w:val="24"/>
+          <w:lang w:val="fr-FR"/>
+        </w:rPr>
+        <w:t>7.0.5</w:t>
       </w:r>
       <w:r>
         <w:rPr>

--- a/XFP/Resources/XFP Revision History[fr-FR].docx
+++ b/XFP/Resources/XFP Revision History[fr-FR].docx
@@ -27,6 +27,7 @@
         </w:rPr>
         <w:br/>
       </w:r>
+      <w:proofErr w:type="gramStart"/>
       <w:r>
         <w:rPr>
           <w:rFonts w:ascii="Arial" w:hAnsi="Arial" w:cs="Arial"/>
@@ -37,7 +38,20 @@
           <w:szCs w:val="24"/>
           <w:lang w:val="fr-FR"/>
         </w:rPr>
-        <w:t>v8.1.17</w:t>
+        <w:t>v</w:t>
+      </w:r>
+      <w:proofErr w:type="gramEnd"/>
+      <w:r>
+        <w:rPr>
+          <w:rFonts w:ascii="Arial" w:hAnsi="Arial" w:cs="Arial"/>
+          <w:b/>
+          <w:bCs/>
+          <w:color w:val="4472C4" w:themeColor="accent5"/>
+          <w:sz w:val="24"/>
+          <w:szCs w:val="24"/>
+          <w:lang w:val="fr-FR"/>
+        </w:rPr>
+        <w:t>8.1.17</w:t>
       </w:r>
       <w:r>
         <w:rPr>
@@ -209,6 +223,7 @@
           <w:lang w:val="fr-FR"/>
         </w:rPr>
       </w:pPr>
+      <w:proofErr w:type="gramStart"/>
       <w:r>
         <w:rPr>
           <w:rFonts w:ascii="Arial" w:hAnsi="Arial" w:cs="Arial"/>
@@ -219,7 +234,20 @@
           <w:szCs w:val="24"/>
           <w:lang w:val="fr-FR"/>
         </w:rPr>
-        <w:t>v8.1.</w:t>
+        <w:t>v</w:t>
+      </w:r>
+      <w:proofErr w:type="gramEnd"/>
+      <w:r>
+        <w:rPr>
+          <w:rFonts w:ascii="Arial" w:hAnsi="Arial" w:cs="Arial"/>
+          <w:b/>
+          <w:bCs/>
+          <w:color w:val="4472C4" w:themeColor="accent5"/>
+          <w:sz w:val="24"/>
+          <w:szCs w:val="24"/>
+          <w:lang w:val="fr-FR"/>
+        </w:rPr>
+        <w:t>8.1.</w:t>
       </w:r>
       <w:r>
         <w:rPr>
@@ -417,6 +445,7 @@
         </w:rPr>
         <w:br/>
       </w:r>
+      <w:proofErr w:type="gramStart"/>
       <w:r>
         <w:rPr>
           <w:rFonts w:ascii="Arial" w:hAnsi="Arial" w:cs="Arial"/>
@@ -427,7 +456,20 @@
           <w:szCs w:val="24"/>
           <w:lang w:val="fr-FR"/>
         </w:rPr>
-        <w:t>v8.1.</w:t>
+        <w:t>v</w:t>
+      </w:r>
+      <w:proofErr w:type="gramEnd"/>
+      <w:r>
+        <w:rPr>
+          <w:rFonts w:ascii="Arial" w:hAnsi="Arial" w:cs="Arial"/>
+          <w:b/>
+          <w:bCs/>
+          <w:color w:val="4472C4" w:themeColor="accent5"/>
+          <w:sz w:val="24"/>
+          <w:szCs w:val="24"/>
+          <w:lang w:val="fr-FR"/>
+        </w:rPr>
+        <w:t>8.1.</w:t>
       </w:r>
       <w:r>
         <w:rPr>
@@ -931,6 +973,7 @@
           <w:lang w:val="fr-FR"/>
         </w:rPr>
       </w:pPr>
+      <w:proofErr w:type="gramStart"/>
       <w:r>
         <w:rPr>
           <w:rFonts w:ascii="Arial" w:hAnsi="Arial" w:cs="Arial"/>
@@ -941,7 +984,20 @@
           <w:szCs w:val="24"/>
           <w:lang w:val="fr-FR"/>
         </w:rPr>
-        <w:t>v8.1.1</w:t>
+        <w:t>v</w:t>
+      </w:r>
+      <w:proofErr w:type="gramEnd"/>
+      <w:r>
+        <w:rPr>
+          <w:rFonts w:ascii="Arial" w:hAnsi="Arial" w:cs="Arial"/>
+          <w:b/>
+          <w:bCs/>
+          <w:color w:val="4472C4" w:themeColor="accent5"/>
+          <w:sz w:val="24"/>
+          <w:szCs w:val="24"/>
+          <w:lang w:val="fr-FR"/>
+        </w:rPr>
+        <w:t>8.1.1</w:t>
       </w:r>
       <w:r>
         <w:rPr>
@@ -1186,6 +1242,7 @@
           <w:lang w:val="fr-FR"/>
         </w:rPr>
       </w:pPr>
+      <w:proofErr w:type="gramStart"/>
       <w:r>
         <w:rPr>
           <w:rFonts w:ascii="Arial" w:hAnsi="Arial" w:cs="Arial"/>
@@ -1196,7 +1253,20 @@
           <w:szCs w:val="24"/>
           <w:lang w:val="fr-FR"/>
         </w:rPr>
-        <w:t>v8.1.10</w:t>
+        <w:t>v</w:t>
+      </w:r>
+      <w:proofErr w:type="gramEnd"/>
+      <w:r>
+        <w:rPr>
+          <w:rFonts w:ascii="Arial" w:hAnsi="Arial" w:cs="Arial"/>
+          <w:b/>
+          <w:bCs/>
+          <w:color w:val="4472C4" w:themeColor="accent5"/>
+          <w:sz w:val="24"/>
+          <w:szCs w:val="24"/>
+          <w:lang w:val="fr-FR"/>
+        </w:rPr>
+        <w:t>8.1.10</w:t>
       </w:r>
       <w:r>
         <w:rPr>
@@ -1336,6 +1406,7 @@
           <w:lang w:val="fr-FR"/>
         </w:rPr>
       </w:pPr>
+      <w:proofErr w:type="gramStart"/>
       <w:r>
         <w:rPr>
           <w:rFonts w:ascii="Arial" w:hAnsi="Arial" w:cs="Arial"/>
@@ -1346,7 +1417,20 @@
           <w:szCs w:val="24"/>
           <w:lang w:val="fr-FR"/>
         </w:rPr>
-        <w:t>v8.1.9</w:t>
+        <w:t>v</w:t>
+      </w:r>
+      <w:proofErr w:type="gramEnd"/>
+      <w:r>
+        <w:rPr>
+          <w:rFonts w:ascii="Arial" w:hAnsi="Arial" w:cs="Arial"/>
+          <w:b/>
+          <w:bCs/>
+          <w:color w:val="4472C4" w:themeColor="accent5"/>
+          <w:sz w:val="24"/>
+          <w:szCs w:val="24"/>
+          <w:lang w:val="fr-FR"/>
+        </w:rPr>
+        <w:t>8.1.9</w:t>
       </w:r>
       <w:r>
         <w:rPr>
@@ -1671,6 +1755,16 @@
           <w:lang w:val="fr-FR"/>
         </w:rPr>
         <w:tab/>
+      </w:r>
+      <w:proofErr w:type="gramStart"/>
+      <w:r>
+        <w:rPr>
+          <w:rFonts w:ascii="Arial" w:hAnsi="Arial" w:cs="Arial"/>
+          <w:color w:val="1F497D"/>
+          <w:sz w:val="18"/>
+          <w:szCs w:val="18"/>
+          <w:lang w:val="fr-FR"/>
+        </w:rPr>
         <w:t xml:space="preserve">Une deuxième </w:t>
       </w:r>
       <w:r>
@@ -1691,7 +1785,18 @@
           <w:szCs w:val="18"/>
           <w:lang w:val="fr-FR"/>
         </w:rPr>
-        <w:t xml:space="preserve"> nouvellement ajoutée est maintenant correctement remplie avec des emplacements d</w:t>
+        <w:t xml:space="preserve"> nouvellement ajoutée</w:t>
+      </w:r>
+      <w:proofErr w:type="gramEnd"/>
+      <w:r>
+        <w:rPr>
+          <w:rFonts w:ascii="Arial" w:hAnsi="Arial" w:cs="Arial"/>
+          <w:color w:val="1F497D"/>
+          <w:sz w:val="18"/>
+          <w:szCs w:val="18"/>
+          <w:lang w:val="fr-FR"/>
+        </w:rPr>
+        <w:t xml:space="preserve"> est maintenant correctement remplie avec des emplacements d</w:t>
       </w:r>
       <w:r>
         <w:rPr>
@@ -1785,6 +1890,7 @@
         </w:rPr>
         <w:t>Prise en charge</w:t>
       </w:r>
+      <w:proofErr w:type="gramStart"/>
       <w:r>
         <w:rPr>
           <w:rFonts w:ascii="Arial" w:hAnsi="Arial" w:cs="Arial"/>
@@ -1805,6 +1911,7 @@
         </w:rPr>
         <w:t>«</w:t>
       </w:r>
+      <w:proofErr w:type="spellStart"/>
       <w:r>
         <w:rPr>
           <w:rFonts w:ascii="Arial" w:hAnsi="Arial" w:cs="Arial"/>
@@ -1815,6 +1922,8 @@
         </w:rPr>
         <w:t>Envision</w:t>
       </w:r>
+      <w:proofErr w:type="spellEnd"/>
+      <w:proofErr w:type="gramEnd"/>
       <w:r>
         <w:rPr>
           <w:rFonts w:ascii="Arial" w:hAnsi="Arial" w:cs="Arial"/>
@@ -1935,6 +2044,7 @@
         </w:rPr>
         <w:t>l’</w:t>
       </w:r>
+      <w:proofErr w:type="spellStart"/>
       <w:r>
         <w:rPr>
           <w:rFonts w:ascii="Arial" w:hAnsi="Arial" w:cs="Arial"/>
@@ -1945,7 +2055,20 @@
           <w:szCs w:val="18"/>
           <w:lang w:val="fr-FR"/>
         </w:rPr>
-        <w:t>Envision et, si oui, les préfixes sont ajoutés.</w:t>
+        <w:t>Envision</w:t>
+      </w:r>
+      <w:proofErr w:type="spellEnd"/>
+      <w:r>
+        <w:rPr>
+          <w:rFonts w:ascii="Arial" w:hAnsi="Arial" w:cs="Arial"/>
+          <w:i/>
+          <w:iCs/>
+          <w:color w:val="1F497D"/>
+          <w:sz w:val="18"/>
+          <w:szCs w:val="18"/>
+          <w:lang w:val="fr-FR"/>
+        </w:rPr>
+        <w:t xml:space="preserve"> et, si oui, les préfixes sont ajoutés.</w:t>
       </w:r>
       <w:r>
         <w:rPr>
@@ -2469,6 +2592,7 @@
           <w:lang w:val="fr-FR"/>
         </w:rPr>
       </w:pPr>
+      <w:proofErr w:type="gramStart"/>
       <w:r>
         <w:rPr>
           <w:rFonts w:ascii="Arial" w:hAnsi="Arial" w:cs="Arial"/>
@@ -2479,7 +2603,20 @@
           <w:szCs w:val="24"/>
           <w:lang w:val="fr-FR"/>
         </w:rPr>
-        <w:t>v8.1.8</w:t>
+        <w:t>v</w:t>
+      </w:r>
+      <w:proofErr w:type="gramEnd"/>
+      <w:r>
+        <w:rPr>
+          <w:rFonts w:ascii="Arial" w:hAnsi="Arial" w:cs="Arial"/>
+          <w:b/>
+          <w:bCs/>
+          <w:color w:val="4472C4" w:themeColor="accent5"/>
+          <w:sz w:val="24"/>
+          <w:szCs w:val="24"/>
+          <w:lang w:val="fr-FR"/>
+        </w:rPr>
+        <w:t>8.1.8</w:t>
       </w:r>
       <w:r>
         <w:rPr>
@@ -2525,7 +2662,7 @@
           <w:lang w:val="fr-FR"/>
         </w:rPr>
         <w:lastRenderedPageBreak/>
-        <w:t>-</w:t>
+        <w:t>•</w:t>
       </w:r>
       <w:r>
         <w:rPr>
@@ -2536,6 +2673,15 @@
           <w:lang w:val="fr-FR"/>
         </w:rPr>
         <w:tab/>
+      </w:r>
+      <w:r>
+        <w:rPr>
+          <w:rFonts w:ascii="Arial" w:hAnsi="Arial" w:cs="Arial"/>
+          <w:color w:val="1F497D"/>
+          <w:sz w:val="18"/>
+          <w:szCs w:val="18"/>
+          <w:lang w:val="fr-FR"/>
+        </w:rPr>
         <w:t>Correction : les modifications de la description des éléments de configuration d'E/S du dispositif ont été corrigées de sorte que les descriptions et/ou les noms de dispositifs sur d'autres dispositifs ne soient pas affectés.</w:t>
       </w:r>
     </w:p>
@@ -2568,7 +2714,7 @@
           <w:szCs w:val="18"/>
           <w:lang w:val="fr-FR"/>
         </w:rPr>
-        <w:t>-</w:t>
+        <w:t>•</w:t>
       </w:r>
       <w:r>
         <w:rPr>
@@ -2579,6 +2725,15 @@
           <w:lang w:val="fr-FR"/>
         </w:rPr>
         <w:tab/>
+      </w:r>
+      <w:r>
+        <w:rPr>
+          <w:rFonts w:ascii="Arial" w:hAnsi="Arial" w:cs="Arial"/>
+          <w:color w:val="1F497D"/>
+          <w:sz w:val="18"/>
+          <w:szCs w:val="18"/>
+          <w:lang w:val="fr-FR"/>
+        </w:rPr>
         <w:t xml:space="preserve">Correction : l'option </w:t>
       </w:r>
       <w:r>
@@ -2599,7 +2754,18 @@
           <w:szCs w:val="18"/>
           <w:lang w:val="fr-FR"/>
         </w:rPr>
-        <w:t xml:space="preserve">jouter une seconde </w:t>
+        <w:t xml:space="preserve">jouter </w:t>
+      </w:r>
+      <w:proofErr w:type="gramStart"/>
+      <w:r>
+        <w:rPr>
+          <w:rFonts w:ascii="Arial" w:hAnsi="Arial" w:cs="Arial"/>
+          <w:color w:val="1F497D"/>
+          <w:sz w:val="18"/>
+          <w:szCs w:val="18"/>
+          <w:lang w:val="fr-FR"/>
+        </w:rPr>
+        <w:t xml:space="preserve">une seconde </w:t>
       </w:r>
       <w:r>
         <w:rPr>
@@ -2611,6 +2777,7 @@
         </w:rPr>
         <w:t>circuit</w:t>
       </w:r>
+      <w:proofErr w:type="gramEnd"/>
       <w:r>
         <w:rPr>
           <w:rFonts w:ascii="Arial" w:hAnsi="Arial" w:cs="Arial"/>
@@ -2671,13 +2838,11 @@
           <w:szCs w:val="18"/>
           <w:lang w:val="fr-FR"/>
         </w:rPr>
-        <w:t>-</w:t>
-      </w:r>
-      <w:r>
-        <w:rPr>
-          <w:rFonts w:ascii="Arial" w:hAnsi="Arial" w:cs="Arial"/>
-          <w:b/>
-          <w:bCs/>
+        <w:t>•</w:t>
+      </w:r>
+      <w:r>
+        <w:rPr>
+          <w:rFonts w:ascii="Arial" w:hAnsi="Arial" w:cs="Arial"/>
           <w:color w:val="1F497D"/>
           <w:sz w:val="18"/>
           <w:szCs w:val="18"/>
@@ -2731,6 +2896,7 @@
           <w:lang w:val="fr-FR"/>
         </w:rPr>
       </w:pPr>
+      <w:proofErr w:type="gramStart"/>
       <w:r>
         <w:rPr>
           <w:rFonts w:ascii="Arial" w:hAnsi="Arial" w:cs="Arial"/>
@@ -2741,7 +2907,20 @@
           <w:szCs w:val="24"/>
           <w:lang w:val="fr-FR"/>
         </w:rPr>
-        <w:t>v8.1.7</w:t>
+        <w:t>v</w:t>
+      </w:r>
+      <w:proofErr w:type="gramEnd"/>
+      <w:r>
+        <w:rPr>
+          <w:rFonts w:ascii="Arial" w:hAnsi="Arial" w:cs="Arial"/>
+          <w:b/>
+          <w:bCs/>
+          <w:color w:val="4472C4" w:themeColor="accent5"/>
+          <w:sz w:val="24"/>
+          <w:szCs w:val="24"/>
+          <w:lang w:val="fr-FR"/>
+        </w:rPr>
+        <w:t>8.1.7</w:t>
       </w:r>
       <w:r>
         <w:rPr>
@@ -2786,7 +2965,7 @@
           <w:szCs w:val="18"/>
           <w:lang w:val="fr-FR"/>
         </w:rPr>
-        <w:t>-</w:t>
+        <w:t>•</w:t>
       </w:r>
       <w:r>
         <w:rPr>
@@ -2858,7 +3037,7 @@
           <w:szCs w:val="18"/>
           <w:lang w:val="fr-FR"/>
         </w:rPr>
-        <w:t>-</w:t>
+        <w:t>•</w:t>
       </w:r>
       <w:r>
         <w:rPr>
@@ -2869,7 +3048,60 @@
           <w:lang w:val="fr-FR"/>
         </w:rPr>
         <w:tab/>
-        <w:t>L’historique des révisions déplacé (ce document) a été déplacé du menu principal vers la boîte «À propos».</w:t>
+      </w:r>
+      <w:r>
+        <w:rPr>
+          <w:rFonts w:ascii="Arial" w:hAnsi="Arial" w:cs="Arial"/>
+          <w:color w:val="1F497D"/>
+          <w:sz w:val="18"/>
+          <w:szCs w:val="18"/>
+          <w:lang w:val="fr-FR"/>
+        </w:rPr>
+        <w:t>L’historique des révisions déplacé (ce document) a été déplacé du menu principal vers la boîte</w:t>
+      </w:r>
+      <w:proofErr w:type="gramStart"/>
+      <w:r>
+        <w:rPr>
+          <w:rFonts w:ascii="Arial" w:hAnsi="Arial" w:cs="Arial"/>
+          <w:color w:val="1F497D"/>
+          <w:sz w:val="18"/>
+          <w:szCs w:val="18"/>
+          <w:lang w:val="fr-FR"/>
+        </w:rPr>
+        <w:t xml:space="preserve"> «À</w:t>
+      </w:r>
+      <w:proofErr w:type="gramEnd"/>
+      <w:r>
+        <w:rPr>
+          <w:rFonts w:ascii="Arial" w:hAnsi="Arial" w:cs="Arial"/>
+          <w:color w:val="1F497D"/>
+          <w:sz w:val="18"/>
+          <w:szCs w:val="18"/>
+          <w:lang w:val="fr-FR"/>
+        </w:rPr>
+        <w:t xml:space="preserve"> </w:t>
+      </w:r>
+      <w:proofErr w:type="gramStart"/>
+      <w:r>
+        <w:rPr>
+          <w:rFonts w:ascii="Arial" w:hAnsi="Arial" w:cs="Arial"/>
+          <w:color w:val="1F497D"/>
+          <w:sz w:val="18"/>
+          <w:szCs w:val="18"/>
+          <w:lang w:val="fr-FR"/>
+        </w:rPr>
+        <w:t>propos»</w:t>
+      </w:r>
+      <w:proofErr w:type="gramEnd"/>
+      <w:r>
+        <w:rPr>
+          <w:rFonts w:ascii="Arial" w:hAnsi="Arial" w:cs="Arial"/>
+          <w:color w:val="1F497D"/>
+          <w:sz w:val="18"/>
+          <w:szCs w:val="18"/>
+          <w:lang w:val="fr-FR"/>
+        </w:rPr>
+        <w:t>.</w:t>
       </w:r>
     </w:p>
     <w:p>
@@ -2901,7 +3133,7 @@
           <w:szCs w:val="18"/>
           <w:lang w:val="fr-FR"/>
         </w:rPr>
-        <w:t>-</w:t>
+        <w:t>•</w:t>
       </w:r>
       <w:r>
         <w:rPr>
@@ -2912,7 +3144,38 @@
           <w:lang w:val="fr-FR"/>
         </w:rPr>
         <w:tab/>
-        <w:t>Correction des surcomptes de l'affichage des journaux de communication.</w:t>
+      </w:r>
+      <w:r>
+        <w:rPr>
+          <w:rFonts w:ascii="Arial" w:hAnsi="Arial" w:cs="Arial"/>
+          <w:color w:val="1F497D"/>
+          <w:sz w:val="18"/>
+          <w:szCs w:val="18"/>
+          <w:lang w:val="fr-FR"/>
+        </w:rPr>
+        <w:t xml:space="preserve">Correction des </w:t>
+      </w:r>
+      <w:proofErr w:type="spellStart"/>
+      <w:r>
+        <w:rPr>
+          <w:rFonts w:ascii="Arial" w:hAnsi="Arial" w:cs="Arial"/>
+          <w:color w:val="1F497D"/>
+          <w:sz w:val="18"/>
+          <w:szCs w:val="18"/>
+          <w:lang w:val="fr-FR"/>
+        </w:rPr>
+        <w:t>surcomptes</w:t>
+      </w:r>
+      <w:proofErr w:type="spellEnd"/>
+      <w:r>
+        <w:rPr>
+          <w:rFonts w:ascii="Arial" w:hAnsi="Arial" w:cs="Arial"/>
+          <w:color w:val="1F497D"/>
+          <w:sz w:val="18"/>
+          <w:szCs w:val="18"/>
+          <w:lang w:val="fr-FR"/>
+        </w:rPr>
+        <w:t xml:space="preserve"> de l'affichage des journaux de communication.</w:t>
       </w:r>
     </w:p>
     <w:p>
@@ -2950,6 +3213,7 @@
           <w:lang w:val="fr-FR"/>
         </w:rPr>
       </w:pPr>
+      <w:proofErr w:type="gramStart"/>
       <w:r>
         <w:rPr>
           <w:rFonts w:ascii="Arial" w:hAnsi="Arial" w:cs="Arial"/>
@@ -2960,7 +3224,20 @@
           <w:szCs w:val="24"/>
           <w:lang w:val="fr-FR"/>
         </w:rPr>
-        <w:t>v8.1.6</w:t>
+        <w:t>v</w:t>
+      </w:r>
+      <w:proofErr w:type="gramEnd"/>
+      <w:r>
+        <w:rPr>
+          <w:rFonts w:ascii="Arial" w:hAnsi="Arial" w:cs="Arial"/>
+          <w:b/>
+          <w:bCs/>
+          <w:color w:val="4472C4" w:themeColor="accent5"/>
+          <w:sz w:val="24"/>
+          <w:szCs w:val="24"/>
+          <w:lang w:val="fr-FR"/>
+        </w:rPr>
+        <w:t>8.1.6</w:t>
       </w:r>
       <w:r>
         <w:rPr>
@@ -3005,7 +3282,7 @@
           <w:szCs w:val="18"/>
           <w:lang w:val="fr-FR"/>
         </w:rPr>
-        <w:t>-</w:t>
+        <w:t>•</w:t>
       </w:r>
       <w:r>
         <w:rPr>
@@ -3016,6 +3293,15 @@
           <w:lang w:val="fr-FR"/>
         </w:rPr>
         <w:tab/>
+      </w:r>
+      <w:r>
+        <w:rPr>
+          <w:rFonts w:ascii="Arial" w:hAnsi="Arial" w:cs="Arial"/>
+          <w:color w:val="1F497D"/>
+          <w:sz w:val="18"/>
+          <w:szCs w:val="18"/>
+          <w:lang w:val="fr-FR"/>
+        </w:rPr>
         <w:t xml:space="preserve">Version </w:t>
       </w:r>
       <w:r>
@@ -3094,6 +3380,7 @@
           <w:lang w:val="fr-FR"/>
         </w:rPr>
       </w:pPr>
+      <w:proofErr w:type="gramStart"/>
       <w:r>
         <w:rPr>
           <w:rFonts w:ascii="Arial" w:hAnsi="Arial" w:cs="Arial"/>
@@ -3104,7 +3391,20 @@
           <w:szCs w:val="24"/>
           <w:lang w:val="fr-FR"/>
         </w:rPr>
-        <w:t>v8.1.5</w:t>
+        <w:t>v</w:t>
+      </w:r>
+      <w:proofErr w:type="gramEnd"/>
+      <w:r>
+        <w:rPr>
+          <w:rFonts w:ascii="Arial" w:hAnsi="Arial" w:cs="Arial"/>
+          <w:b/>
+          <w:bCs/>
+          <w:color w:val="4472C4" w:themeColor="accent5"/>
+          <w:sz w:val="24"/>
+          <w:szCs w:val="24"/>
+          <w:lang w:val="fr-FR"/>
+        </w:rPr>
+        <w:t>8.1.5</w:t>
       </w:r>
       <w:r>
         <w:rPr>
@@ -3149,7 +3449,7 @@
           <w:szCs w:val="18"/>
           <w:lang w:val="fr-FR"/>
         </w:rPr>
-        <w:t>-</w:t>
+        <w:t>•</w:t>
       </w:r>
       <w:r>
         <w:rPr>
@@ -3160,6 +3460,15 @@
           <w:lang w:val="fr-FR"/>
         </w:rPr>
         <w:tab/>
+      </w:r>
+      <w:r>
+        <w:rPr>
+          <w:rFonts w:ascii="Arial" w:hAnsi="Arial" w:cs="Arial"/>
+          <w:color w:val="1F497D"/>
+          <w:sz w:val="18"/>
+          <w:szCs w:val="18"/>
+          <w:lang w:val="fr-FR"/>
+        </w:rPr>
         <w:t xml:space="preserve">Le téléchargement </w:t>
       </w:r>
       <w:r>
@@ -3212,7 +3521,7 @@
           <w:szCs w:val="18"/>
           <w:lang w:val="fr-FR"/>
         </w:rPr>
-        <w:t>-</w:t>
+        <w:t>•</w:t>
       </w:r>
       <w:r>
         <w:rPr>
@@ -3223,6 +3532,15 @@
           <w:lang w:val="fr-FR"/>
         </w:rPr>
         <w:tab/>
+      </w:r>
+      <w:r>
+        <w:rPr>
+          <w:rFonts w:ascii="Arial" w:hAnsi="Arial" w:cs="Arial"/>
+          <w:color w:val="1F497D"/>
+          <w:sz w:val="18"/>
+          <w:szCs w:val="18"/>
+          <w:lang w:val="fr-FR"/>
+        </w:rPr>
         <w:t xml:space="preserve">La </w:t>
       </w:r>
       <w:r>
@@ -3295,7 +3613,7 @@
           <w:szCs w:val="18"/>
           <w:lang w:val="fr-FR"/>
         </w:rPr>
-        <w:t>-</w:t>
+        <w:t>•</w:t>
       </w:r>
       <w:r>
         <w:rPr>
@@ -3306,6 +3624,15 @@
           <w:lang w:val="fr-FR"/>
         </w:rPr>
         <w:tab/>
+      </w:r>
+      <w:r>
+        <w:rPr>
+          <w:rFonts w:ascii="Arial" w:hAnsi="Arial" w:cs="Arial"/>
+          <w:color w:val="1F497D"/>
+          <w:sz w:val="18"/>
+          <w:szCs w:val="18"/>
+          <w:lang w:val="fr-FR"/>
+        </w:rPr>
         <w:t>Le nombre d</w:t>
       </w:r>
       <w:r>
@@ -3398,7 +3725,7 @@
           <w:szCs w:val="18"/>
           <w:lang w:val="fr-FR"/>
         </w:rPr>
-        <w:t>-</w:t>
+        <w:t>•</w:t>
       </w:r>
       <w:r>
         <w:rPr>
@@ -3466,6 +3793,7 @@
           <w:lang w:val="fr-FR"/>
         </w:rPr>
       </w:pPr>
+      <w:proofErr w:type="gramStart"/>
       <w:r>
         <w:rPr>
           <w:rFonts w:ascii="Arial" w:hAnsi="Arial" w:cs="Arial"/>
@@ -3476,7 +3804,20 @@
           <w:szCs w:val="24"/>
           <w:lang w:val="fr-FR"/>
         </w:rPr>
-        <w:t>v8.1.4</w:t>
+        <w:t>v</w:t>
+      </w:r>
+      <w:proofErr w:type="gramEnd"/>
+      <w:r>
+        <w:rPr>
+          <w:rFonts w:ascii="Arial" w:hAnsi="Arial" w:cs="Arial"/>
+          <w:b/>
+          <w:bCs/>
+          <w:color w:val="4472C4" w:themeColor="accent5"/>
+          <w:sz w:val="24"/>
+          <w:szCs w:val="24"/>
+          <w:lang w:val="fr-FR"/>
+        </w:rPr>
+        <w:t>8.1.4</w:t>
       </w:r>
       <w:r>
         <w:rPr>
@@ -3521,7 +3862,7 @@
           <w:szCs w:val="18"/>
           <w:lang w:val="fr-FR"/>
         </w:rPr>
-        <w:t>-</w:t>
+        <w:t>•</w:t>
       </w:r>
       <w:r>
         <w:rPr>
@@ -3532,7 +3873,38 @@
           <w:lang w:val="fr-FR"/>
         </w:rPr>
         <w:tab/>
-        <w:t>Page des groupes : le délai par phases peut désormais être désactivé en le réglant sur "--:--".</w:t>
+      </w:r>
+      <w:r>
+        <w:rPr>
+          <w:rFonts w:ascii="Arial" w:hAnsi="Arial" w:cs="Arial"/>
+          <w:color w:val="1F497D"/>
+          <w:sz w:val="18"/>
+          <w:szCs w:val="18"/>
+          <w:lang w:val="fr-FR"/>
+        </w:rPr>
+        <w:t>Page des groupes : le délai par phases peut désormais être désactivé en le réglant sur "</w:t>
+      </w:r>
+      <w:proofErr w:type="gramStart"/>
+      <w:r>
+        <w:rPr>
+          <w:rFonts w:ascii="Arial" w:hAnsi="Arial" w:cs="Arial"/>
+          <w:color w:val="1F497D"/>
+          <w:sz w:val="18"/>
+          <w:szCs w:val="18"/>
+          <w:lang w:val="fr-FR"/>
+        </w:rPr>
+        <w:t>--:--</w:t>
+      </w:r>
+      <w:proofErr w:type="gramEnd"/>
+      <w:r>
+        <w:rPr>
+          <w:rFonts w:ascii="Arial" w:hAnsi="Arial" w:cs="Arial"/>
+          <w:color w:val="1F497D"/>
+          <w:sz w:val="18"/>
+          <w:szCs w:val="18"/>
+          <w:lang w:val="fr-FR"/>
+        </w:rPr>
+        <w:t>".</w:t>
       </w:r>
     </w:p>
     <w:p>
@@ -3564,7 +3936,7 @@
           <w:szCs w:val="18"/>
           <w:lang w:val="fr-FR"/>
         </w:rPr>
-        <w:t>-</w:t>
+        <w:t>•</w:t>
       </w:r>
       <w:r>
         <w:rPr>
@@ -3575,6 +3947,15 @@
           <w:lang w:val="fr-FR"/>
         </w:rPr>
         <w:tab/>
+      </w:r>
+      <w:r>
+        <w:rPr>
+          <w:rFonts w:ascii="Arial" w:hAnsi="Arial" w:cs="Arial"/>
+          <w:color w:val="1F497D"/>
+          <w:sz w:val="18"/>
+          <w:szCs w:val="18"/>
+          <w:lang w:val="fr-FR"/>
+        </w:rPr>
         <w:t>Correction des erreurs de validation erronées dans Causes &amp; Effets pour les actions de désactivation de sortie lorsqu'elles sont réglées sur Relais n°3 et pour les paramètres de groupe lorsqu'ils sont réglés sur Groupe n°16.</w:t>
       </w:r>
     </w:p>
@@ -3607,7 +3988,7 @@
           <w:szCs w:val="18"/>
           <w:lang w:val="fr-FR"/>
         </w:rPr>
-        <w:t>-</w:t>
+        <w:t>•</w:t>
       </w:r>
       <w:r>
         <w:rPr>
@@ -3727,6 +4108,7 @@
         </w:rPr>
       </w:pPr>
       <w:bookmarkStart w:id="1" w:name="_Hlk199945625"/>
+      <w:proofErr w:type="gramStart"/>
       <w:r>
         <w:rPr>
           <w:rFonts w:ascii="Arial" w:hAnsi="Arial" w:cs="Arial"/>
@@ -3737,7 +4119,20 @@
           <w:szCs w:val="24"/>
           <w:lang w:val="fr-FR"/>
         </w:rPr>
-        <w:t>v8.1.3</w:t>
+        <w:t>v</w:t>
+      </w:r>
+      <w:proofErr w:type="gramEnd"/>
+      <w:r>
+        <w:rPr>
+          <w:rFonts w:ascii="Arial" w:hAnsi="Arial" w:cs="Arial"/>
+          <w:b/>
+          <w:bCs/>
+          <w:color w:val="4472C4" w:themeColor="accent5"/>
+          <w:sz w:val="24"/>
+          <w:szCs w:val="24"/>
+          <w:lang w:val="fr-FR"/>
+        </w:rPr>
+        <w:t>8.1.3</w:t>
       </w:r>
       <w:r>
         <w:rPr>
@@ -3782,7 +4177,7 @@
           <w:szCs w:val="18"/>
           <w:lang w:val="fr-FR"/>
         </w:rPr>
-        <w:t>-</w:t>
+        <w:t>•</w:t>
       </w:r>
       <w:r>
         <w:rPr>
@@ -3793,6 +4188,15 @@
           <w:lang w:val="fr-FR"/>
         </w:rPr>
         <w:tab/>
+      </w:r>
+      <w:r>
+        <w:rPr>
+          <w:rFonts w:ascii="Arial" w:hAnsi="Arial" w:cs="Arial"/>
+          <w:color w:val="1F497D"/>
+          <w:sz w:val="18"/>
+          <w:szCs w:val="18"/>
+          <w:lang w:val="fr-FR"/>
+        </w:rPr>
         <w:t>Différentes corrections ont été apportées à la page des Causes et effets pour garantir que les listes déroulantes fonctionnent correctement dans toutes les circonstances, c'est-à-dire lors de la lecture à partir d'un fichier et d'un panneau,</w:t>
       </w:r>
       <w:r>
@@ -3855,7 +4259,7 @@
           <w:szCs w:val="18"/>
           <w:lang w:val="fr-FR"/>
         </w:rPr>
-        <w:t>-</w:t>
+        <w:t>•</w:t>
       </w:r>
       <w:r>
         <w:rPr>
@@ -3866,6 +4270,15 @@
           <w:lang w:val="fr-FR"/>
         </w:rPr>
         <w:tab/>
+      </w:r>
+      <w:r>
+        <w:rPr>
+          <w:rFonts w:ascii="Arial" w:hAnsi="Arial" w:cs="Arial"/>
+          <w:color w:val="1F497D"/>
+          <w:sz w:val="18"/>
+          <w:szCs w:val="18"/>
+          <w:lang w:val="fr-FR"/>
+        </w:rPr>
         <w:t>Certaines des boîtes d'erreur de validation dans le panneau d'informations sur l</w:t>
       </w:r>
       <w:r>
@@ -3918,7 +4331,7 @@
           <w:szCs w:val="18"/>
           <w:lang w:val="fr-FR"/>
         </w:rPr>
-        <w:t>-</w:t>
+        <w:t>•</w:t>
       </w:r>
       <w:r>
         <w:rPr>
@@ -3929,6 +4342,15 @@
           <w:lang w:val="fr-FR"/>
         </w:rPr>
         <w:tab/>
+      </w:r>
+      <w:r>
+        <w:rPr>
+          <w:rFonts w:ascii="Arial" w:hAnsi="Arial" w:cs="Arial"/>
+          <w:color w:val="1F497D"/>
+          <w:sz w:val="18"/>
+          <w:szCs w:val="18"/>
+          <w:lang w:val="fr-FR"/>
+        </w:rPr>
         <w:t>Le pop-up de notification de l'application indique maintenant correctement lorsque les communications ont échoué au lieu de simplement dire qu'elles étaient terminées.</w:t>
       </w:r>
     </w:p>
@@ -3961,7 +4383,7 @@
           <w:szCs w:val="18"/>
           <w:lang w:val="fr-FR"/>
         </w:rPr>
-        <w:t>-</w:t>
+        <w:t>•</w:t>
       </w:r>
       <w:r>
         <w:rPr>
@@ -3972,6 +4394,15 @@
           <w:lang w:val="fr-FR"/>
         </w:rPr>
         <w:tab/>
+      </w:r>
+      <w:r>
+        <w:rPr>
+          <w:rFonts w:ascii="Arial" w:hAnsi="Arial" w:cs="Arial"/>
+          <w:color w:val="1F497D"/>
+          <w:sz w:val="18"/>
+          <w:szCs w:val="18"/>
+          <w:lang w:val="fr-FR"/>
+        </w:rPr>
         <w:t>Si une interruption se produit pendant que le fichier de configuration de l'application est en train d'être écrit, le résultat pourrait être un fichier vide. Cela provoquerait une erreur la prochaine fois qu'il serait lu. L'application gérera désormais correctement un fichier vide</w:t>
       </w:r>
       <w:r>
@@ -4021,6 +4452,7 @@
           <w:lang w:val="fr-FR"/>
         </w:rPr>
       </w:pPr>
+      <w:proofErr w:type="gramStart"/>
       <w:r>
         <w:rPr>
           <w:rFonts w:ascii="Arial" w:hAnsi="Arial" w:cs="Arial"/>
@@ -4031,7 +4463,20 @@
           <w:szCs w:val="24"/>
           <w:lang w:val="fr-FR"/>
         </w:rPr>
-        <w:t>v8.1.2</w:t>
+        <w:t>v</w:t>
+      </w:r>
+      <w:proofErr w:type="gramEnd"/>
+      <w:r>
+        <w:rPr>
+          <w:rFonts w:ascii="Arial" w:hAnsi="Arial" w:cs="Arial"/>
+          <w:b/>
+          <w:bCs/>
+          <w:color w:val="4472C4" w:themeColor="accent5"/>
+          <w:sz w:val="24"/>
+          <w:szCs w:val="24"/>
+          <w:lang w:val="fr-FR"/>
+        </w:rPr>
+        <w:t>8.1.2</w:t>
       </w:r>
       <w:r>
         <w:rPr>
@@ -4076,7 +4521,7 @@
           <w:szCs w:val="18"/>
           <w:lang w:val="fr-FR"/>
         </w:rPr>
-        <w:t>-</w:t>
+        <w:t>•</w:t>
       </w:r>
       <w:r>
         <w:rPr>
@@ -4188,7 +4633,7 @@
           <w:szCs w:val="18"/>
           <w:lang w:val="fr-FR"/>
         </w:rPr>
-        <w:t>-</w:t>
+        <w:t>•</w:t>
       </w:r>
       <w:r>
         <w:rPr>
@@ -4310,7 +4755,7 @@
           <w:szCs w:val="18"/>
           <w:lang w:val="fr-FR"/>
         </w:rPr>
-        <w:t>-</w:t>
+        <w:t>•</w:t>
       </w:r>
       <w:r>
         <w:rPr>
@@ -4372,7 +4817,7 @@
           <w:szCs w:val="18"/>
           <w:lang w:val="fr-FR"/>
         </w:rPr>
-        <w:t>-</w:t>
+        <w:t>•</w:t>
       </w:r>
       <w:r>
         <w:rPr>
@@ -4435,7 +4880,7 @@
           <w:lang w:val="fr-FR"/>
         </w:rPr>
         <w:lastRenderedPageBreak/>
-        <w:t>-</w:t>
+        <w:t>•</w:t>
       </w:r>
       <w:r>
         <w:rPr>
@@ -4497,7 +4942,7 @@
           <w:szCs w:val="18"/>
           <w:lang w:val="fr-FR"/>
         </w:rPr>
-        <w:t>-</w:t>
+        <w:t>•</w:t>
       </w:r>
       <w:r>
         <w:rPr>
@@ -4561,7 +5006,7 @@
           <w:szCs w:val="18"/>
           <w:lang w:val="fr-FR"/>
         </w:rPr>
-        <w:t>-</w:t>
+        <w:t>•</w:t>
       </w:r>
       <w:r>
         <w:rPr>
@@ -4679,6 +5124,7 @@
           <w:lang w:val="fr-FR"/>
         </w:rPr>
       </w:pPr>
+      <w:proofErr w:type="gramStart"/>
       <w:r>
         <w:rPr>
           <w:rFonts w:ascii="Arial" w:hAnsi="Arial" w:cs="Arial"/>
@@ -4689,7 +5135,20 @@
           <w:szCs w:val="24"/>
           <w:lang w:val="fr-FR"/>
         </w:rPr>
-        <w:t>v8.1.1</w:t>
+        <w:t>v</w:t>
+      </w:r>
+      <w:proofErr w:type="gramEnd"/>
+      <w:r>
+        <w:rPr>
+          <w:rFonts w:ascii="Arial" w:hAnsi="Arial" w:cs="Arial"/>
+          <w:b/>
+          <w:bCs/>
+          <w:color w:val="4472C4" w:themeColor="accent5"/>
+          <w:sz w:val="24"/>
+          <w:szCs w:val="24"/>
+          <w:lang w:val="fr-FR"/>
+        </w:rPr>
+        <w:t>8.1.1</w:t>
       </w:r>
       <w:r>
         <w:rPr>
@@ -4734,7 +5193,7 @@
           <w:szCs w:val="18"/>
           <w:lang w:val="fr-FR"/>
         </w:rPr>
-        <w:t>-</w:t>
+        <w:t>•</w:t>
       </w:r>
       <w:r>
         <w:rPr>
@@ -4826,7 +5285,7 @@
           <w:szCs w:val="18"/>
           <w:lang w:val="fr-FR"/>
         </w:rPr>
-        <w:t>-</w:t>
+        <w:t>•</w:t>
       </w:r>
       <w:r>
         <w:rPr>
@@ -4888,7 +5347,7 @@
           <w:szCs w:val="18"/>
           <w:lang w:val="fr-FR"/>
         </w:rPr>
-        <w:t>-</w:t>
+        <w:t>•</w:t>
       </w:r>
       <w:r>
         <w:rPr>
@@ -4950,7 +5409,7 @@
           <w:szCs w:val="18"/>
           <w:lang w:val="fr-FR"/>
         </w:rPr>
-        <w:t>-</w:t>
+        <w:t>•</w:t>
       </w:r>
       <w:r>
         <w:rPr>
@@ -4961,6 +5420,15 @@
           <w:lang w:val="fr-FR"/>
         </w:rPr>
         <w:tab/>
+      </w:r>
+      <w:r>
+        <w:rPr>
+          <w:rFonts w:ascii="Arial" w:hAnsi="Arial" w:cs="Arial"/>
+          <w:color w:val="1F497D"/>
+          <w:sz w:val="18"/>
+          <w:szCs w:val="18"/>
+          <w:lang w:val="fr-FR"/>
+        </w:rPr>
         <w:t xml:space="preserve">Correction : l'application n'enverra pas plus de </w:t>
       </w:r>
       <w:r>
@@ -5028,6 +5496,7 @@
           <w:lang w:val="fr-FR"/>
         </w:rPr>
       </w:pPr>
+      <w:proofErr w:type="gramStart"/>
       <w:r>
         <w:rPr>
           <w:rFonts w:ascii="Arial" w:hAnsi="Arial" w:cs="Arial"/>
@@ -5038,7 +5507,20 @@
           <w:szCs w:val="24"/>
           <w:lang w:val="fr-FR"/>
         </w:rPr>
-        <w:t>v8.1.1</w:t>
+        <w:t>v</w:t>
+      </w:r>
+      <w:proofErr w:type="gramEnd"/>
+      <w:r>
+        <w:rPr>
+          <w:rFonts w:ascii="Arial" w:hAnsi="Arial" w:cs="Arial"/>
+          <w:b/>
+          <w:bCs/>
+          <w:color w:val="4472C4" w:themeColor="accent5"/>
+          <w:sz w:val="24"/>
+          <w:szCs w:val="24"/>
+          <w:lang w:val="fr-FR"/>
+        </w:rPr>
+        <w:t>8.1.1</w:t>
       </w:r>
       <w:r>
         <w:rPr>
@@ -5083,7 +5565,7 @@
           <w:szCs w:val="18"/>
           <w:lang w:val="fr-FR"/>
         </w:rPr>
-        <w:t>-</w:t>
+        <w:t>•</w:t>
       </w:r>
       <w:r>
         <w:rPr>
@@ -5135,7 +5617,7 @@
           <w:szCs w:val="18"/>
           <w:lang w:val="fr-FR"/>
         </w:rPr>
-        <w:t>-</w:t>
+        <w:t>•</w:t>
       </w:r>
       <w:r>
         <w:rPr>
@@ -5146,6 +5628,15 @@
           <w:lang w:val="fr-FR"/>
         </w:rPr>
         <w:tab/>
+      </w:r>
+      <w:r>
+        <w:rPr>
+          <w:rFonts w:ascii="Arial" w:hAnsi="Arial" w:cs="Arial"/>
+          <w:color w:val="1F497D"/>
+          <w:sz w:val="18"/>
+          <w:szCs w:val="18"/>
+          <w:lang w:val="fr-FR"/>
+        </w:rPr>
         <w:t>Une nouvelle visionneuse de l’historique des révisions a été ajoutée au menu « Aide ».</w:t>
       </w:r>
     </w:p>
@@ -5178,7 +5669,7 @@
           <w:szCs w:val="18"/>
           <w:lang w:val="fr-FR"/>
         </w:rPr>
-        <w:t>-</w:t>
+        <w:t>•</w:t>
       </w:r>
       <w:r>
         <w:rPr>
@@ -5230,7 +5721,7 @@
           <w:szCs w:val="18"/>
           <w:lang w:val="fr-FR"/>
         </w:rPr>
-        <w:t>-</w:t>
+        <w:t>•</w:t>
       </w:r>
       <w:r>
         <w:rPr>
@@ -5282,7 +5773,7 @@
           <w:szCs w:val="18"/>
           <w:lang w:val="fr-FR"/>
         </w:rPr>
-        <w:t>-</w:t>
+        <w:t>•</w:t>
       </w:r>
       <w:r>
         <w:rPr>
@@ -5293,6 +5784,15 @@
           <w:lang w:val="fr-FR"/>
         </w:rPr>
         <w:tab/>
+      </w:r>
+      <w:r>
+        <w:rPr>
+          <w:rFonts w:ascii="Arial" w:hAnsi="Arial" w:cs="Arial"/>
+          <w:color w:val="1F497D"/>
+          <w:sz w:val="18"/>
+          <w:szCs w:val="18"/>
+          <w:lang w:val="fr-FR"/>
+        </w:rPr>
         <w:t>Les outils de programmation XFP ciblent désormais .NET9.</w:t>
       </w:r>
     </w:p>
@@ -5325,7 +5825,7 @@
           <w:szCs w:val="18"/>
           <w:lang w:val="fr-FR"/>
         </w:rPr>
-        <w:t>-</w:t>
+        <w:t>•</w:t>
       </w:r>
       <w:r>
         <w:rPr>
@@ -5336,6 +5836,15 @@
           <w:lang w:val="fr-FR"/>
         </w:rPr>
         <w:tab/>
+      </w:r>
+      <w:r>
+        <w:rPr>
+          <w:rFonts w:ascii="Arial" w:hAnsi="Arial" w:cs="Arial"/>
+          <w:color w:val="1F497D"/>
+          <w:sz w:val="18"/>
+          <w:szCs w:val="18"/>
+          <w:lang w:val="fr-FR"/>
+        </w:rPr>
         <w:t>Correction de la détection du protocole lors du téléchargement à partir d’un panneau ou de l’ouverture de fichiers.</w:t>
       </w:r>
     </w:p>
@@ -5368,7 +5877,7 @@
           <w:szCs w:val="18"/>
           <w:lang w:val="fr-FR"/>
         </w:rPr>
-        <w:t>-</w:t>
+        <w:t>•</w:t>
       </w:r>
       <w:r>
         <w:rPr>
@@ -5379,6 +5888,15 @@
           <w:lang w:val="fr-FR"/>
         </w:rPr>
         <w:tab/>
+      </w:r>
+      <w:r>
+        <w:rPr>
+          <w:rFonts w:ascii="Arial" w:hAnsi="Arial" w:cs="Arial"/>
+          <w:color w:val="1F497D"/>
+          <w:sz w:val="18"/>
+          <w:szCs w:val="18"/>
+          <w:lang w:val="fr-FR"/>
+        </w:rPr>
         <w:t>Correction de la validation des paramètres de volume d</w:t>
       </w:r>
       <w:r>
@@ -5431,7 +5949,7 @@
           <w:szCs w:val="18"/>
           <w:lang w:val="fr-FR"/>
         </w:rPr>
-        <w:t>-</w:t>
+        <w:t>•</w:t>
       </w:r>
       <w:r>
         <w:rPr>
@@ -5442,6 +5960,15 @@
           <w:lang w:val="fr-FR"/>
         </w:rPr>
         <w:tab/>
+      </w:r>
+      <w:r>
+        <w:rPr>
+          <w:rFonts w:ascii="Arial" w:hAnsi="Arial" w:cs="Arial"/>
+          <w:color w:val="1F497D"/>
+          <w:sz w:val="18"/>
+          <w:szCs w:val="18"/>
+          <w:lang w:val="fr-FR"/>
+        </w:rPr>
         <w:t>Correction de la gestion des dépendances de zone jour/nuit vides.</w:t>
       </w:r>
     </w:p>
@@ -5474,7 +6001,7 @@
           <w:szCs w:val="18"/>
           <w:lang w:val="fr-FR"/>
         </w:rPr>
-        <w:t>-</w:t>
+        <w:t>•</w:t>
       </w:r>
       <w:r>
         <w:rPr>
@@ -5485,6 +6012,15 @@
           <w:lang w:val="fr-FR"/>
         </w:rPr>
         <w:tab/>
+      </w:r>
+      <w:r>
+        <w:rPr>
+          <w:rFonts w:ascii="Arial" w:hAnsi="Arial" w:cs="Arial"/>
+          <w:color w:val="1F497D"/>
+          <w:sz w:val="18"/>
+          <w:szCs w:val="18"/>
+          <w:lang w:val="fr-FR"/>
+        </w:rPr>
         <w:t>Correction des erreurs de nom de panneau dans la configuration réseau</w:t>
       </w:r>
       <w:r>
@@ -5533,6 +6069,7 @@
           <w:lang w:val="fr-FR"/>
         </w:rPr>
       </w:pPr>
+      <w:proofErr w:type="gramStart"/>
       <w:r>
         <w:rPr>
           <w:rFonts w:ascii="Arial" w:hAnsi="Arial" w:cs="Arial"/>
@@ -5543,7 +6080,20 @@
           <w:szCs w:val="24"/>
           <w:lang w:val="fr-FR"/>
         </w:rPr>
-        <w:t>v8.</w:t>
+        <w:t>v</w:t>
+      </w:r>
+      <w:proofErr w:type="gramEnd"/>
+      <w:r>
+        <w:rPr>
+          <w:rFonts w:ascii="Arial" w:hAnsi="Arial" w:cs="Arial"/>
+          <w:b/>
+          <w:bCs/>
+          <w:color w:val="4472C4" w:themeColor="accent5"/>
+          <w:sz w:val="24"/>
+          <w:szCs w:val="24"/>
+          <w:lang w:val="fr-FR"/>
+        </w:rPr>
+        <w:t>8.</w:t>
       </w:r>
       <w:r>
         <w:rPr>
@@ -5671,7 +6221,7 @@
           <w:szCs w:val="18"/>
           <w:lang w:val="fr-FR"/>
         </w:rPr>
-        <w:t>-</w:t>
+        <w:t>•</w:t>
       </w:r>
       <w:r>
         <w:rPr>
@@ -5723,7 +6273,7 @@
           <w:szCs w:val="18"/>
           <w:lang w:val="fr-FR"/>
         </w:rPr>
-        <w:t>-</w:t>
+        <w:t>•</w:t>
       </w:r>
       <w:r>
         <w:rPr>
@@ -5794,6 +6344,7 @@
           <w:lang w:val="fr-FR"/>
         </w:rPr>
       </w:pPr>
+      <w:proofErr w:type="gramStart"/>
       <w:r>
         <w:rPr>
           <w:rFonts w:ascii="Arial" w:hAnsi="Arial" w:cs="Arial"/>
@@ -5804,7 +6355,20 @@
           <w:szCs w:val="24"/>
           <w:lang w:val="fr-FR"/>
         </w:rPr>
-        <w:t>v8</w:t>
+        <w:t>v</w:t>
+      </w:r>
+      <w:proofErr w:type="gramEnd"/>
+      <w:r>
+        <w:rPr>
+          <w:rFonts w:ascii="Arial" w:hAnsi="Arial" w:cs="Arial"/>
+          <w:b/>
+          <w:bCs/>
+          <w:color w:val="4472C4" w:themeColor="accent5"/>
+          <w:sz w:val="24"/>
+          <w:szCs w:val="24"/>
+          <w:lang w:val="fr-FR"/>
+        </w:rPr>
+        <w:t>8</w:t>
       </w:r>
       <w:r>
         <w:rPr>
@@ -5860,7 +6424,7 @@
           <w:szCs w:val="18"/>
           <w:lang w:val="fr-FR"/>
         </w:rPr>
-        <w:t>-</w:t>
+        <w:t>•</w:t>
       </w:r>
       <w:r>
         <w:rPr>
@@ -5930,6 +6494,7 @@
           <w:lang w:val="fr-FR"/>
         </w:rPr>
       </w:pPr>
+      <w:proofErr w:type="gramStart"/>
       <w:r>
         <w:rPr>
           <w:rFonts w:ascii="Arial" w:hAnsi="Arial" w:cs="Arial"/>
@@ -5940,7 +6505,20 @@
           <w:szCs w:val="24"/>
           <w:lang w:val="fr-FR"/>
         </w:rPr>
-        <w:t>v8</w:t>
+        <w:t>v</w:t>
+      </w:r>
+      <w:proofErr w:type="gramEnd"/>
+      <w:r>
+        <w:rPr>
+          <w:rFonts w:ascii="Arial" w:hAnsi="Arial" w:cs="Arial"/>
+          <w:b/>
+          <w:bCs/>
+          <w:color w:val="4472C4" w:themeColor="accent5"/>
+          <w:sz w:val="24"/>
+          <w:szCs w:val="24"/>
+          <w:lang w:val="fr-FR"/>
+        </w:rPr>
+        <w:t>8</w:t>
       </w:r>
       <w:r>
         <w:rPr>
@@ -5996,7 +6574,7 @@
           <w:szCs w:val="18"/>
           <w:lang w:val="fr-FR"/>
         </w:rPr>
-        <w:t>-</w:t>
+        <w:t>•</w:t>
       </w:r>
       <w:r>
         <w:rPr>
@@ -6065,6 +6643,7 @@
           <w:lang w:val="fr-FR"/>
         </w:rPr>
       </w:pPr>
+      <w:proofErr w:type="gramStart"/>
       <w:r>
         <w:rPr>
           <w:rFonts w:ascii="Arial" w:hAnsi="Arial" w:cs="Arial"/>
@@ -6075,7 +6654,20 @@
           <w:szCs w:val="24"/>
           <w:lang w:val="fr-FR"/>
         </w:rPr>
-        <w:t>v8</w:t>
+        <w:t>v</w:t>
+      </w:r>
+      <w:proofErr w:type="gramEnd"/>
+      <w:r>
+        <w:rPr>
+          <w:rFonts w:ascii="Arial" w:hAnsi="Arial" w:cs="Arial"/>
+          <w:b/>
+          <w:bCs/>
+          <w:color w:val="4472C4" w:themeColor="accent5"/>
+          <w:sz w:val="24"/>
+          <w:szCs w:val="24"/>
+          <w:lang w:val="fr-FR"/>
+        </w:rPr>
+        <w:t>8</w:t>
       </w:r>
       <w:r>
         <w:rPr>
@@ -6129,7 +6721,7 @@
           <w:szCs w:val="18"/>
           <w:lang w:val="fr-FR"/>
         </w:rPr>
-        <w:t>-</w:t>
+        <w:t>•</w:t>
       </w:r>
       <w:r>
         <w:rPr>
@@ -6197,6 +6789,7 @@
           <w:lang w:val="fr-FR"/>
         </w:rPr>
       </w:pPr>
+      <w:proofErr w:type="gramStart"/>
       <w:r>
         <w:rPr>
           <w:rFonts w:ascii="Arial" w:hAnsi="Arial" w:cs="Arial"/>
@@ -6207,7 +6800,20 @@
           <w:szCs w:val="24"/>
           <w:lang w:val="fr-FR"/>
         </w:rPr>
-        <w:t>v8</w:t>
+        <w:t>v</w:t>
+      </w:r>
+      <w:proofErr w:type="gramEnd"/>
+      <w:r>
+        <w:rPr>
+          <w:rFonts w:ascii="Arial" w:hAnsi="Arial" w:cs="Arial"/>
+          <w:b/>
+          <w:bCs/>
+          <w:color w:val="4472C4" w:themeColor="accent5"/>
+          <w:sz w:val="24"/>
+          <w:szCs w:val="24"/>
+          <w:lang w:val="fr-FR"/>
+        </w:rPr>
+        <w:t>8</w:t>
       </w:r>
       <w:r>
         <w:rPr>
@@ -6261,7 +6867,7 @@
           <w:szCs w:val="18"/>
           <w:lang w:val="fr-FR"/>
         </w:rPr>
-        <w:t>-</w:t>
+        <w:t>•</w:t>
       </w:r>
       <w:r>
         <w:rPr>
@@ -6310,7 +6916,7 @@
           <w:szCs w:val="18"/>
           <w:lang w:val="fr-FR"/>
         </w:rPr>
-        <w:t>-</w:t>
+        <w:t>•</w:t>
       </w:r>
       <w:r>
         <w:rPr>
@@ -6321,6 +6927,15 @@
           <w:lang w:val="fr-FR"/>
         </w:rPr>
         <w:tab/>
+      </w:r>
+      <w:r>
+        <w:rPr>
+          <w:rFonts w:ascii="Arial" w:hAnsi="Arial" w:cs="Arial"/>
+          <w:color w:val="1F497D"/>
+          <w:sz w:val="18"/>
+          <w:szCs w:val="18"/>
+          <w:lang w:val="fr-FR"/>
+        </w:rPr>
         <w:t>Les boîtes de message et la fenêtre de progression du téléchargement sont désormais mises à l’échelle pour correspondre au niveau de zoom de la fenêtre parente</w:t>
       </w:r>
       <w:r>
@@ -6369,6 +6984,7 @@
           <w:lang w:val="fr-FR"/>
         </w:rPr>
       </w:pPr>
+      <w:proofErr w:type="gramStart"/>
       <w:r>
         <w:rPr>
           <w:rFonts w:ascii="Arial" w:hAnsi="Arial" w:cs="Arial"/>
@@ -6379,7 +6995,20 @@
           <w:szCs w:val="24"/>
           <w:lang w:val="fr-FR"/>
         </w:rPr>
-        <w:t>v8</w:t>
+        <w:t>v</w:t>
+      </w:r>
+      <w:proofErr w:type="gramEnd"/>
+      <w:r>
+        <w:rPr>
+          <w:rFonts w:ascii="Arial" w:hAnsi="Arial" w:cs="Arial"/>
+          <w:b/>
+          <w:bCs/>
+          <w:color w:val="4472C4" w:themeColor="accent5"/>
+          <w:sz w:val="24"/>
+          <w:szCs w:val="24"/>
+          <w:lang w:val="fr-FR"/>
+        </w:rPr>
+        <w:t>8</w:t>
       </w:r>
       <w:r>
         <w:rPr>
@@ -6433,7 +7062,7 @@
           <w:szCs w:val="18"/>
           <w:lang w:val="fr-FR"/>
         </w:rPr>
-        <w:t>-</w:t>
+        <w:t>•</w:t>
       </w:r>
       <w:r>
         <w:rPr>
@@ -6501,6 +7130,7 @@
           <w:lang w:val="fr-FR"/>
         </w:rPr>
       </w:pPr>
+      <w:proofErr w:type="gramStart"/>
       <w:r>
         <w:rPr>
           <w:rFonts w:ascii="Arial" w:hAnsi="Arial" w:cs="Arial"/>
@@ -6511,7 +7141,20 @@
           <w:szCs w:val="24"/>
           <w:lang w:val="fr-FR"/>
         </w:rPr>
-        <w:t>v8</w:t>
+        <w:t>v</w:t>
+      </w:r>
+      <w:proofErr w:type="gramEnd"/>
+      <w:r>
+        <w:rPr>
+          <w:rFonts w:ascii="Arial" w:hAnsi="Arial" w:cs="Arial"/>
+          <w:b/>
+          <w:bCs/>
+          <w:color w:val="4472C4" w:themeColor="accent5"/>
+          <w:sz w:val="24"/>
+          <w:szCs w:val="24"/>
+          <w:lang w:val="fr-FR"/>
+        </w:rPr>
+        <w:t>8</w:t>
       </w:r>
       <w:r>
         <w:rPr>
@@ -6566,7 +7209,7 @@
           <w:lang w:val="fr-FR"/>
         </w:rPr>
         <w:lastRenderedPageBreak/>
-        <w:t>-</w:t>
+        <w:t>•</w:t>
       </w:r>
       <w:r>
         <w:rPr>
@@ -6615,7 +7258,7 @@
           <w:szCs w:val="18"/>
           <w:lang w:val="fr-FR"/>
         </w:rPr>
-        <w:t>-</w:t>
+        <w:t>•</w:t>
       </w:r>
       <w:r>
         <w:rPr>
@@ -6626,6 +7269,15 @@
           <w:lang w:val="fr-FR"/>
         </w:rPr>
         <w:tab/>
+      </w:r>
+      <w:r>
+        <w:rPr>
+          <w:rFonts w:ascii="Arial" w:hAnsi="Arial" w:cs="Arial"/>
+          <w:color w:val="1F497D"/>
+          <w:sz w:val="18"/>
+          <w:szCs w:val="18"/>
+          <w:lang w:val="fr-FR"/>
+        </w:rPr>
         <w:t>Correction d’une erreur dans l’observateur du journal des événements qui se produisait dans Windows 11</w:t>
       </w:r>
       <w:r>
@@ -6674,6 +7326,7 @@
           <w:lang w:val="fr-FR"/>
         </w:rPr>
       </w:pPr>
+      <w:proofErr w:type="gramStart"/>
       <w:r>
         <w:rPr>
           <w:rFonts w:ascii="Arial" w:hAnsi="Arial" w:cs="Arial"/>
@@ -6684,7 +7337,20 @@
           <w:szCs w:val="24"/>
           <w:lang w:val="fr-FR"/>
         </w:rPr>
-        <w:t>v8</w:t>
+        <w:t>v</w:t>
+      </w:r>
+      <w:proofErr w:type="gramEnd"/>
+      <w:r>
+        <w:rPr>
+          <w:rFonts w:ascii="Arial" w:hAnsi="Arial" w:cs="Arial"/>
+          <w:b/>
+          <w:bCs/>
+          <w:color w:val="4472C4" w:themeColor="accent5"/>
+          <w:sz w:val="24"/>
+          <w:szCs w:val="24"/>
+          <w:lang w:val="fr-FR"/>
+        </w:rPr>
+        <w:t>8</w:t>
       </w:r>
       <w:r>
         <w:rPr>
@@ -6738,7 +7404,7 @@
           <w:szCs w:val="18"/>
           <w:lang w:val="fr-FR"/>
         </w:rPr>
-        <w:t>-</w:t>
+        <w:t>•</w:t>
       </w:r>
       <w:r>
         <w:rPr>
@@ -6787,7 +7453,7 @@
           <w:szCs w:val="18"/>
           <w:lang w:val="fr-FR"/>
         </w:rPr>
-        <w:t>-</w:t>
+        <w:t>•</w:t>
       </w:r>
       <w:r>
         <w:rPr>
@@ -6798,6 +7464,15 @@
           <w:lang w:val="fr-FR"/>
         </w:rPr>
         <w:tab/>
+      </w:r>
+      <w:r>
+        <w:rPr>
+          <w:rFonts w:ascii="Arial" w:hAnsi="Arial" w:cs="Arial"/>
+          <w:color w:val="1F497D"/>
+          <w:sz w:val="18"/>
+          <w:szCs w:val="18"/>
+          <w:lang w:val="fr-FR"/>
+        </w:rPr>
         <w:t>L’observateur du journal des événements est maintenant opérationnel.</w:t>
       </w:r>
     </w:p>
@@ -6827,7 +7502,7 @@
           <w:szCs w:val="18"/>
           <w:lang w:val="fr-FR"/>
         </w:rPr>
-        <w:t>-</w:t>
+        <w:t>•</w:t>
       </w:r>
       <w:r>
         <w:rPr>
@@ -6838,6 +7513,15 @@
           <w:lang w:val="fr-FR"/>
         </w:rPr>
         <w:tab/>
+      </w:r>
+      <w:r>
+        <w:rPr>
+          <w:rFonts w:ascii="Arial" w:hAnsi="Arial" w:cs="Arial"/>
+          <w:color w:val="1F497D"/>
+          <w:sz w:val="18"/>
+          <w:szCs w:val="18"/>
+          <w:lang w:val="fr-FR"/>
+        </w:rPr>
         <w:t>Une erreur a été corrigée qui empêchait l’ouverture d’un fichier contenant des périphériques pour un protocole autre que le protocole actuel.</w:t>
       </w:r>
     </w:p>
@@ -6867,7 +7551,7 @@
           <w:szCs w:val="18"/>
           <w:lang w:val="fr-FR"/>
         </w:rPr>
-        <w:t>-</w:t>
+        <w:t>•</w:t>
       </w:r>
       <w:r>
         <w:rPr>
@@ -6878,6 +7562,15 @@
           <w:lang w:val="fr-FR"/>
         </w:rPr>
         <w:tab/>
+      </w:r>
+      <w:r>
+        <w:rPr>
+          <w:rFonts w:ascii="Arial" w:hAnsi="Arial" w:cs="Arial"/>
+          <w:color w:val="1F497D"/>
+          <w:sz w:val="18"/>
+          <w:szCs w:val="18"/>
+          <w:lang w:val="fr-FR"/>
+        </w:rPr>
         <w:t>Prévention du plantage lors du changement de port, en particulier vers un autre type de panneau</w:t>
       </w:r>
       <w:r>
@@ -6926,6 +7619,7 @@
           <w:lang w:val="fr-FR"/>
         </w:rPr>
       </w:pPr>
+      <w:proofErr w:type="gramStart"/>
       <w:r>
         <w:rPr>
           <w:rFonts w:ascii="Arial" w:hAnsi="Arial" w:cs="Arial"/>
@@ -6936,7 +7630,20 @@
           <w:szCs w:val="24"/>
           <w:lang w:val="fr-FR"/>
         </w:rPr>
-        <w:t>v8.0.0</w:t>
+        <w:t>v</w:t>
+      </w:r>
+      <w:proofErr w:type="gramEnd"/>
+      <w:r>
+        <w:rPr>
+          <w:rFonts w:ascii="Arial" w:hAnsi="Arial" w:cs="Arial"/>
+          <w:b/>
+          <w:bCs/>
+          <w:color w:val="4472C4" w:themeColor="accent5"/>
+          <w:sz w:val="24"/>
+          <w:szCs w:val="24"/>
+          <w:lang w:val="fr-FR"/>
+        </w:rPr>
+        <w:t>8.0.0</w:t>
       </w:r>
       <w:r>
         <w:rPr>
@@ -6978,7 +7685,7 @@
           <w:szCs w:val="18"/>
           <w:lang w:val="fr-FR"/>
         </w:rPr>
-        <w:t>-</w:t>
+        <w:t>•</w:t>
       </w:r>
       <w:r>
         <w:rPr>
@@ -7027,7 +7734,7 @@
           <w:szCs w:val="18"/>
           <w:lang w:val="fr-FR"/>
         </w:rPr>
-        <w:t>-</w:t>
+        <w:t>•</w:t>
       </w:r>
       <w:r>
         <w:rPr>
@@ -7038,6 +7745,15 @@
           <w:lang w:val="fr-FR"/>
         </w:rPr>
         <w:tab/>
+      </w:r>
+      <w:r>
+        <w:rPr>
+          <w:rFonts w:ascii="Arial" w:hAnsi="Arial" w:cs="Arial"/>
+          <w:color w:val="1F497D"/>
+          <w:sz w:val="18"/>
+          <w:szCs w:val="18"/>
+          <w:lang w:val="fr-FR"/>
+        </w:rPr>
         <w:t xml:space="preserve">Modification des descriptions de sensibilité pour les </w:t>
       </w:r>
       <w:r>
@@ -7106,6 +7822,7 @@
           <w:lang w:val="fr-FR"/>
         </w:rPr>
       </w:pPr>
+      <w:proofErr w:type="gramStart"/>
       <w:r>
         <w:rPr>
           <w:rFonts w:ascii="Arial" w:hAnsi="Arial" w:cs="Arial"/>
@@ -7116,7 +7833,20 @@
           <w:szCs w:val="24"/>
           <w:lang w:val="fr-FR"/>
         </w:rPr>
-        <w:t>v7.2.3</w:t>
+        <w:t>v</w:t>
+      </w:r>
+      <w:proofErr w:type="gramEnd"/>
+      <w:r>
+        <w:rPr>
+          <w:rFonts w:ascii="Arial" w:hAnsi="Arial" w:cs="Arial"/>
+          <w:b/>
+          <w:bCs/>
+          <w:color w:val="4472C4" w:themeColor="accent5"/>
+          <w:sz w:val="24"/>
+          <w:szCs w:val="24"/>
+          <w:lang w:val="fr-FR"/>
+        </w:rPr>
+        <w:t>7.2.3</w:t>
       </w:r>
       <w:r>
         <w:rPr>
@@ -7158,7 +7888,7 @@
           <w:szCs w:val="18"/>
           <w:lang w:val="fr-FR"/>
         </w:rPr>
-        <w:t>-</w:t>
+        <w:t>•</w:t>
       </w:r>
       <w:r>
         <w:rPr>
@@ -7207,7 +7937,7 @@
           <w:szCs w:val="18"/>
           <w:lang w:val="fr-FR"/>
         </w:rPr>
-        <w:t>-</w:t>
+        <w:t>•</w:t>
       </w:r>
       <w:r>
         <w:rPr>
@@ -7218,6 +7948,15 @@
           <w:lang w:val="fr-FR"/>
         </w:rPr>
         <w:tab/>
+      </w:r>
+      <w:r>
+        <w:rPr>
+          <w:rFonts w:ascii="Arial" w:hAnsi="Arial" w:cs="Arial"/>
+          <w:color w:val="1F497D"/>
+          <w:sz w:val="18"/>
+          <w:szCs w:val="18"/>
+          <w:lang w:val="fr-FR"/>
+        </w:rPr>
         <w:t>Un problème de port COM qui pouvait empêcher l’application de quitter est désormais géré.</w:t>
       </w:r>
     </w:p>
@@ -7247,7 +7986,7 @@
           <w:szCs w:val="18"/>
           <w:lang w:val="fr-FR"/>
         </w:rPr>
-        <w:t>-</w:t>
+        <w:t>•</w:t>
       </w:r>
       <w:r>
         <w:rPr>
@@ -7258,6 +7997,15 @@
           <w:lang w:val="fr-FR"/>
         </w:rPr>
         <w:tab/>
+      </w:r>
+      <w:r>
+        <w:rPr>
+          <w:rFonts w:ascii="Arial" w:hAnsi="Arial" w:cs="Arial"/>
+          <w:color w:val="1F497D"/>
+          <w:sz w:val="18"/>
+          <w:szCs w:val="18"/>
+          <w:lang w:val="fr-FR"/>
+        </w:rPr>
         <w:t>La possibilité pour les boîtes de message d’afficher les détails des exceptions a été ajoutée</w:t>
       </w:r>
       <w:r>
@@ -7306,6 +8054,7 @@
           <w:lang w:val="fr-FR"/>
         </w:rPr>
       </w:pPr>
+      <w:proofErr w:type="gramStart"/>
       <w:r>
         <w:rPr>
           <w:rFonts w:ascii="Arial" w:hAnsi="Arial" w:cs="Arial"/>
@@ -7316,7 +8065,20 @@
           <w:szCs w:val="24"/>
           <w:lang w:val="fr-FR"/>
         </w:rPr>
-        <w:t>v7.2.2</w:t>
+        <w:t>v</w:t>
+      </w:r>
+      <w:proofErr w:type="gramEnd"/>
+      <w:r>
+        <w:rPr>
+          <w:rFonts w:ascii="Arial" w:hAnsi="Arial" w:cs="Arial"/>
+          <w:b/>
+          <w:bCs/>
+          <w:color w:val="4472C4" w:themeColor="accent5"/>
+          <w:sz w:val="24"/>
+          <w:szCs w:val="24"/>
+          <w:lang w:val="fr-FR"/>
+        </w:rPr>
+        <w:t>7.2.2</w:t>
       </w:r>
       <w:r>
         <w:rPr>
@@ -7358,7 +8120,7 @@
           <w:szCs w:val="18"/>
           <w:lang w:val="fr-FR"/>
         </w:rPr>
-        <w:t>-</w:t>
+        <w:t>•</w:t>
       </w:r>
       <w:r>
         <w:rPr>
@@ -7427,7 +8189,7 @@
           <w:szCs w:val="18"/>
           <w:lang w:val="fr-FR"/>
         </w:rPr>
-        <w:t>-</w:t>
+        <w:t>•</w:t>
       </w:r>
       <w:r>
         <w:rPr>
@@ -7447,7 +8209,51 @@
           <w:szCs w:val="18"/>
           <w:lang w:val="fr-FR"/>
         </w:rPr>
-        <w:t>Contrôle NumberSpinner : une propriété NumberSet a été ajoutée ; Cela définit l’ensemble des valeurs valides pour le cas où les valeurs valides ne sont pas consécutives, et la possibilité d’afficher le nombre total dans l’ensemble</w:t>
+        <w:t xml:space="preserve">Contrôle </w:t>
+      </w:r>
+      <w:proofErr w:type="spellStart"/>
+      <w:r>
+        <w:rPr>
+          <w:rFonts w:ascii="Arial" w:hAnsi="Arial" w:cs="Arial"/>
+          <w:color w:val="1F4E79" w:themeColor="accent1" w:themeShade="80"/>
+          <w:sz w:val="18"/>
+          <w:szCs w:val="18"/>
+          <w:lang w:val="fr-FR"/>
+        </w:rPr>
+        <w:t>NumberSpinner</w:t>
+      </w:r>
+      <w:proofErr w:type="spellEnd"/>
+      <w:r>
+        <w:rPr>
+          <w:rFonts w:ascii="Arial" w:hAnsi="Arial" w:cs="Arial"/>
+          <w:color w:val="1F4E79" w:themeColor="accent1" w:themeShade="80"/>
+          <w:sz w:val="18"/>
+          <w:szCs w:val="18"/>
+          <w:lang w:val="fr-FR"/>
+        </w:rPr>
+        <w:t xml:space="preserve"> : une propriété </w:t>
+      </w:r>
+      <w:proofErr w:type="spellStart"/>
+      <w:r>
+        <w:rPr>
+          <w:rFonts w:ascii="Arial" w:hAnsi="Arial" w:cs="Arial"/>
+          <w:color w:val="1F4E79" w:themeColor="accent1" w:themeShade="80"/>
+          <w:sz w:val="18"/>
+          <w:szCs w:val="18"/>
+          <w:lang w:val="fr-FR"/>
+        </w:rPr>
+        <w:t>NumberSet</w:t>
+      </w:r>
+      <w:proofErr w:type="spellEnd"/>
+      <w:r>
+        <w:rPr>
+          <w:rFonts w:ascii="Arial" w:hAnsi="Arial" w:cs="Arial"/>
+          <w:color w:val="1F4E79" w:themeColor="accent1" w:themeShade="80"/>
+          <w:sz w:val="18"/>
+          <w:szCs w:val="18"/>
+          <w:lang w:val="fr-FR"/>
+        </w:rPr>
+        <w:t xml:space="preserve"> a été ajoutée ; Cela définit l’ensemble des valeurs valides pour le cas où les valeurs valides ne sont pas consécutives, et la possibilité d’afficher le nombre total dans l’ensemble</w:t>
       </w:r>
       <w:r>
         <w:rPr>
@@ -7486,7 +8292,7 @@
           <w:szCs w:val="18"/>
           <w:lang w:val="fr-FR"/>
         </w:rPr>
-        <w:t>-</w:t>
+        <w:t>•</w:t>
       </w:r>
       <w:r>
         <w:rPr>
@@ -7544,6 +8350,7 @@
           <w:lang w:val="fr-FR"/>
         </w:rPr>
       </w:pPr>
+      <w:proofErr w:type="gramStart"/>
       <w:r>
         <w:rPr>
           <w:rFonts w:ascii="Arial" w:hAnsi="Arial" w:cs="Arial"/>
@@ -7554,7 +8361,20 @@
           <w:szCs w:val="24"/>
           <w:lang w:val="fr-FR"/>
         </w:rPr>
-        <w:t>v7.2.1</w:t>
+        <w:t>v</w:t>
+      </w:r>
+      <w:proofErr w:type="gramEnd"/>
+      <w:r>
+        <w:rPr>
+          <w:rFonts w:ascii="Arial" w:hAnsi="Arial" w:cs="Arial"/>
+          <w:b/>
+          <w:bCs/>
+          <w:color w:val="4472C4" w:themeColor="accent5"/>
+          <w:sz w:val="24"/>
+          <w:szCs w:val="24"/>
+          <w:lang w:val="fr-FR"/>
+        </w:rPr>
+        <w:t>7.2.1</w:t>
       </w:r>
       <w:r>
         <w:rPr>
@@ -7596,7 +8416,7 @@
           <w:szCs w:val="18"/>
           <w:lang w:val="fr-FR"/>
         </w:rPr>
-        <w:t>-</w:t>
+        <w:t>•</w:t>
       </w:r>
       <w:r>
         <w:rPr>
@@ -7664,6 +8484,7 @@
           <w:lang w:val="fr-FR"/>
         </w:rPr>
       </w:pPr>
+      <w:proofErr w:type="gramStart"/>
       <w:r>
         <w:rPr>
           <w:rFonts w:ascii="Arial" w:hAnsi="Arial" w:cs="Arial"/>
@@ -7674,7 +8495,20 @@
           <w:szCs w:val="24"/>
           <w:lang w:val="fr-FR"/>
         </w:rPr>
-        <w:t>v7.1.7</w:t>
+        <w:t>v</w:t>
+      </w:r>
+      <w:proofErr w:type="gramEnd"/>
+      <w:r>
+        <w:rPr>
+          <w:rFonts w:ascii="Arial" w:hAnsi="Arial" w:cs="Arial"/>
+          <w:b/>
+          <w:bCs/>
+          <w:color w:val="4472C4" w:themeColor="accent5"/>
+          <w:sz w:val="24"/>
+          <w:szCs w:val="24"/>
+          <w:lang w:val="fr-FR"/>
+        </w:rPr>
+        <w:t>7.1.7</w:t>
       </w:r>
       <w:r>
         <w:rPr>
@@ -7716,7 +8550,7 @@
           <w:szCs w:val="18"/>
           <w:lang w:val="fr-FR"/>
         </w:rPr>
-        <w:t>-</w:t>
+        <w:t>•</w:t>
       </w:r>
       <w:r>
         <w:rPr>
@@ -7835,7 +8669,7 @@
           <w:szCs w:val="18"/>
           <w:lang w:val="fr-FR"/>
         </w:rPr>
-        <w:t>-</w:t>
+        <w:t>•</w:t>
       </w:r>
       <w:r>
         <w:rPr>
@@ -7924,7 +8758,7 @@
           <w:szCs w:val="18"/>
           <w:lang w:val="fr-FR"/>
         </w:rPr>
-        <w:t>-</w:t>
+        <w:t>•</w:t>
       </w:r>
       <w:r>
         <w:rPr>
@@ -7983,7 +8817,7 @@
           <w:szCs w:val="18"/>
           <w:lang w:val="fr-FR"/>
         </w:rPr>
-        <w:t>-</w:t>
+        <w:t>•</w:t>
       </w:r>
       <w:r>
         <w:rPr>
@@ -8051,6 +8885,7 @@
           <w:lang w:val="fr-FR"/>
         </w:rPr>
       </w:pPr>
+      <w:proofErr w:type="gramStart"/>
       <w:r>
         <w:rPr>
           <w:rFonts w:ascii="Arial" w:hAnsi="Arial" w:cs="Arial"/>
@@ -8061,7 +8896,20 @@
           <w:szCs w:val="24"/>
           <w:lang w:val="fr-FR"/>
         </w:rPr>
-        <w:t>v7.1.6</w:t>
+        <w:t>v</w:t>
+      </w:r>
+      <w:proofErr w:type="gramEnd"/>
+      <w:r>
+        <w:rPr>
+          <w:rFonts w:ascii="Arial" w:hAnsi="Arial" w:cs="Arial"/>
+          <w:b/>
+          <w:bCs/>
+          <w:color w:val="4472C4" w:themeColor="accent5"/>
+          <w:sz w:val="24"/>
+          <w:szCs w:val="24"/>
+          <w:lang w:val="fr-FR"/>
+        </w:rPr>
+        <w:t>7.1.6</w:t>
       </w:r>
       <w:r>
         <w:rPr>
@@ -8103,7 +8951,7 @@
           <w:szCs w:val="18"/>
           <w:lang w:val="fr-FR"/>
         </w:rPr>
-        <w:t>-</w:t>
+        <w:t>•</w:t>
       </w:r>
       <w:r>
         <w:rPr>
@@ -8192,7 +9040,7 @@
           <w:szCs w:val="18"/>
           <w:lang w:val="fr-FR"/>
         </w:rPr>
-        <w:t>-</w:t>
+        <w:t>•</w:t>
       </w:r>
       <w:r>
         <w:rPr>
@@ -8260,6 +9108,7 @@
           <w:lang w:val="fr-FR"/>
         </w:rPr>
       </w:pPr>
+      <w:proofErr w:type="gramStart"/>
       <w:r>
         <w:rPr>
           <w:rFonts w:ascii="Arial" w:hAnsi="Arial" w:cs="Arial"/>
@@ -8270,7 +9119,20 @@
           <w:szCs w:val="24"/>
           <w:lang w:val="fr-FR"/>
         </w:rPr>
-        <w:t>v7.1.3</w:t>
+        <w:t>v</w:t>
+      </w:r>
+      <w:proofErr w:type="gramEnd"/>
+      <w:r>
+        <w:rPr>
+          <w:rFonts w:ascii="Arial" w:hAnsi="Arial" w:cs="Arial"/>
+          <w:b/>
+          <w:bCs/>
+          <w:color w:val="4472C4" w:themeColor="accent5"/>
+          <w:sz w:val="24"/>
+          <w:szCs w:val="24"/>
+          <w:lang w:val="fr-FR"/>
+        </w:rPr>
+        <w:t>7.1.3</w:t>
       </w:r>
       <w:r>
         <w:rPr>
@@ -8312,7 +9174,7 @@
           <w:szCs w:val="18"/>
           <w:lang w:val="fr-FR"/>
         </w:rPr>
-        <w:t>-</w:t>
+        <w:t>•</w:t>
       </w:r>
       <w:r>
         <w:rPr>
@@ -8400,6 +9262,7 @@
           <w:lang w:val="fr-FR"/>
         </w:rPr>
       </w:pPr>
+      <w:proofErr w:type="gramStart"/>
       <w:r>
         <w:rPr>
           <w:rFonts w:ascii="Arial" w:hAnsi="Arial" w:cs="Arial"/>
@@ -8410,7 +9273,20 @@
           <w:szCs w:val="24"/>
           <w:lang w:val="fr-FR"/>
         </w:rPr>
-        <w:t>v7.1.1</w:t>
+        <w:t>v</w:t>
+      </w:r>
+      <w:proofErr w:type="gramEnd"/>
+      <w:r>
+        <w:rPr>
+          <w:rFonts w:ascii="Arial" w:hAnsi="Arial" w:cs="Arial"/>
+          <w:b/>
+          <w:bCs/>
+          <w:color w:val="4472C4" w:themeColor="accent5"/>
+          <w:sz w:val="24"/>
+          <w:szCs w:val="24"/>
+          <w:lang w:val="fr-FR"/>
+        </w:rPr>
+        <w:t>7.1.1</w:t>
       </w:r>
       <w:r>
         <w:rPr>
@@ -8452,7 +9328,7 @@
           <w:szCs w:val="18"/>
           <w:lang w:val="fr-FR"/>
         </w:rPr>
-        <w:t>-</w:t>
+        <w:t>•</w:t>
       </w:r>
       <w:r>
         <w:rPr>
@@ -8520,6 +9396,7 @@
           <w:lang w:val="fr-FR"/>
         </w:rPr>
       </w:pPr>
+      <w:proofErr w:type="gramStart"/>
       <w:r>
         <w:rPr>
           <w:rFonts w:ascii="Arial" w:hAnsi="Arial" w:cs="Arial"/>
@@ -8530,7 +9407,20 @@
           <w:szCs w:val="24"/>
           <w:lang w:val="fr-FR"/>
         </w:rPr>
-        <w:t>v7.1.0</w:t>
+        <w:t>v</w:t>
+      </w:r>
+      <w:proofErr w:type="gramEnd"/>
+      <w:r>
+        <w:rPr>
+          <w:rFonts w:ascii="Arial" w:hAnsi="Arial" w:cs="Arial"/>
+          <w:b/>
+          <w:bCs/>
+          <w:color w:val="4472C4" w:themeColor="accent5"/>
+          <w:sz w:val="24"/>
+          <w:szCs w:val="24"/>
+          <w:lang w:val="fr-FR"/>
+        </w:rPr>
+        <w:t>7.1.0</w:t>
       </w:r>
       <w:r>
         <w:rPr>
@@ -8572,7 +9462,7 @@
           <w:szCs w:val="18"/>
           <w:lang w:val="fr-FR"/>
         </w:rPr>
-        <w:t>-</w:t>
+        <w:t>•</w:t>
       </w:r>
       <w:r>
         <w:rPr>
@@ -8592,7 +9482,29 @@
           <w:szCs w:val="18"/>
           <w:lang w:val="fr-FR"/>
         </w:rPr>
-        <w:t>Les modes jour/nuit DeviceData par défaut sont désormais définis en fonction du type d</w:t>
+        <w:t xml:space="preserve">Les modes jour/nuit </w:t>
+      </w:r>
+      <w:proofErr w:type="spellStart"/>
+      <w:r>
+        <w:rPr>
+          <w:rFonts w:ascii="Arial" w:hAnsi="Arial" w:cs="Arial"/>
+          <w:color w:val="1F4E79" w:themeColor="accent1" w:themeShade="80"/>
+          <w:sz w:val="18"/>
+          <w:szCs w:val="18"/>
+          <w:lang w:val="fr-FR"/>
+        </w:rPr>
+        <w:t>DeviceData</w:t>
+      </w:r>
+      <w:proofErr w:type="spellEnd"/>
+      <w:r>
+        <w:rPr>
+          <w:rFonts w:ascii="Arial" w:hAnsi="Arial" w:cs="Arial"/>
+          <w:color w:val="1F4E79" w:themeColor="accent1" w:themeShade="80"/>
+          <w:sz w:val="18"/>
+          <w:szCs w:val="18"/>
+          <w:lang w:val="fr-FR"/>
+        </w:rPr>
+        <w:t xml:space="preserve"> par défaut sont désormais définis en fonction du type d</w:t>
       </w:r>
       <w:r>
         <w:rPr>
@@ -8681,7 +9593,7 @@
           <w:szCs w:val="18"/>
           <w:lang w:val="fr-FR"/>
         </w:rPr>
-        <w:t>-</w:t>
+        <w:t>•</w:t>
       </w:r>
       <w:r>
         <w:rPr>
@@ -8770,7 +9682,7 @@
           <w:szCs w:val="18"/>
           <w:lang w:val="fr-FR"/>
         </w:rPr>
-        <w:t>-</w:t>
+        <w:t>•</w:t>
       </w:r>
       <w:r>
         <w:rPr>
@@ -8838,6 +9750,7 @@
           <w:lang w:val="fr-FR"/>
         </w:rPr>
       </w:pPr>
+      <w:proofErr w:type="gramStart"/>
       <w:r>
         <w:rPr>
           <w:rFonts w:ascii="Arial" w:hAnsi="Arial" w:cs="Arial"/>
@@ -8848,7 +9761,20 @@
           <w:szCs w:val="24"/>
           <w:lang w:val="fr-FR"/>
         </w:rPr>
-        <w:t>v7.0.10</w:t>
+        <w:t>v</w:t>
+      </w:r>
+      <w:proofErr w:type="gramEnd"/>
+      <w:r>
+        <w:rPr>
+          <w:rFonts w:ascii="Arial" w:hAnsi="Arial" w:cs="Arial"/>
+          <w:b/>
+          <w:bCs/>
+          <w:color w:val="4472C4" w:themeColor="accent5"/>
+          <w:sz w:val="24"/>
+          <w:szCs w:val="24"/>
+          <w:lang w:val="fr-FR"/>
+        </w:rPr>
+        <w:t>7.0.10</w:t>
       </w:r>
       <w:r>
         <w:rPr>
@@ -8891,7 +9817,7 @@
           <w:lang w:val="fr-FR"/>
         </w:rPr>
         <w:lastRenderedPageBreak/>
-        <w:t>-</w:t>
+        <w:t>•</w:t>
       </w:r>
       <w:r>
         <w:rPr>
@@ -8970,7 +9896,7 @@
           <w:szCs w:val="18"/>
           <w:lang w:val="fr-FR"/>
         </w:rPr>
-        <w:t>-</w:t>
+        <w:t>•</w:t>
       </w:r>
       <w:r>
         <w:rPr>
@@ -9029,7 +9955,7 @@
           <w:szCs w:val="18"/>
           <w:lang w:val="fr-FR"/>
         </w:rPr>
-        <w:t>-</w:t>
+        <w:t>•</w:t>
       </w:r>
       <w:r>
         <w:rPr>
@@ -9049,7 +9975,51 @@
           <w:szCs w:val="18"/>
           <w:lang w:val="fr-FR"/>
         </w:rPr>
-        <w:t>Le contrôle TimePicker peut désormais afficher « --:-- » pour indiquer Jamais</w:t>
+        <w:t xml:space="preserve">Le contrôle </w:t>
+      </w:r>
+      <w:proofErr w:type="spellStart"/>
+      <w:r>
+        <w:rPr>
+          <w:rFonts w:ascii="Arial" w:hAnsi="Arial" w:cs="Arial"/>
+          <w:color w:val="1F4E79" w:themeColor="accent1" w:themeShade="80"/>
+          <w:sz w:val="18"/>
+          <w:szCs w:val="18"/>
+          <w:lang w:val="fr-FR"/>
+        </w:rPr>
+        <w:t>TimePicker</w:t>
+      </w:r>
+      <w:proofErr w:type="spellEnd"/>
+      <w:r>
+        <w:rPr>
+          <w:rFonts w:ascii="Arial" w:hAnsi="Arial" w:cs="Arial"/>
+          <w:color w:val="1F4E79" w:themeColor="accent1" w:themeShade="80"/>
+          <w:sz w:val="18"/>
+          <w:szCs w:val="18"/>
+          <w:lang w:val="fr-FR"/>
+        </w:rPr>
+        <w:t xml:space="preserve"> peut désormais afficher « </w:t>
+      </w:r>
+      <w:proofErr w:type="gramStart"/>
+      <w:r>
+        <w:rPr>
+          <w:rFonts w:ascii="Arial" w:hAnsi="Arial" w:cs="Arial"/>
+          <w:color w:val="1F4E79" w:themeColor="accent1" w:themeShade="80"/>
+          <w:sz w:val="18"/>
+          <w:szCs w:val="18"/>
+          <w:lang w:val="fr-FR"/>
+        </w:rPr>
+        <w:t>--:--</w:t>
+      </w:r>
+      <w:proofErr w:type="gramEnd"/>
+      <w:r>
+        <w:rPr>
+          <w:rFonts w:ascii="Arial" w:hAnsi="Arial" w:cs="Arial"/>
+          <w:color w:val="1F4E79" w:themeColor="accent1" w:themeShade="80"/>
+          <w:sz w:val="18"/>
+          <w:szCs w:val="18"/>
+          <w:lang w:val="fr-FR"/>
+        </w:rPr>
+        <w:t> » pour indiquer Jamais</w:t>
       </w:r>
       <w:r>
         <w:rPr>
@@ -9097,6 +10067,7 @@
           <w:lang w:val="fr-FR"/>
         </w:rPr>
       </w:pPr>
+      <w:proofErr w:type="gramStart"/>
       <w:r>
         <w:rPr>
           <w:rFonts w:ascii="Arial" w:hAnsi="Arial" w:cs="Arial"/>
@@ -9107,7 +10078,20 @@
           <w:szCs w:val="24"/>
           <w:lang w:val="fr-FR"/>
         </w:rPr>
-        <w:t>v7.0.9</w:t>
+        <w:t>v</w:t>
+      </w:r>
+      <w:proofErr w:type="gramEnd"/>
+      <w:r>
+        <w:rPr>
+          <w:rFonts w:ascii="Arial" w:hAnsi="Arial" w:cs="Arial"/>
+          <w:b/>
+          <w:bCs/>
+          <w:color w:val="4472C4" w:themeColor="accent5"/>
+          <w:sz w:val="24"/>
+          <w:szCs w:val="24"/>
+          <w:lang w:val="fr-FR"/>
+        </w:rPr>
+        <w:t>7.0.9</w:t>
       </w:r>
       <w:r>
         <w:rPr>
@@ -9150,7 +10134,7 @@
           <w:szCs w:val="18"/>
           <w:lang w:val="fr-FR"/>
         </w:rPr>
-        <w:t>-</w:t>
+        <w:t>•</w:t>
       </w:r>
       <w:r>
         <w:rPr>
@@ -9249,6 +10233,7 @@
           <w:lang w:val="fr-FR"/>
         </w:rPr>
       </w:pPr>
+      <w:proofErr w:type="gramStart"/>
       <w:r>
         <w:rPr>
           <w:rFonts w:ascii="Arial" w:hAnsi="Arial" w:cs="Arial"/>
@@ -9259,7 +10244,20 @@
           <w:szCs w:val="24"/>
           <w:lang w:val="fr-FR"/>
         </w:rPr>
-        <w:t>v7.0.8</w:t>
+        <w:t>v</w:t>
+      </w:r>
+      <w:proofErr w:type="gramEnd"/>
+      <w:r>
+        <w:rPr>
+          <w:rFonts w:ascii="Arial" w:hAnsi="Arial" w:cs="Arial"/>
+          <w:b/>
+          <w:bCs/>
+          <w:color w:val="4472C4" w:themeColor="accent5"/>
+          <w:sz w:val="24"/>
+          <w:szCs w:val="24"/>
+          <w:lang w:val="fr-FR"/>
+        </w:rPr>
+        <w:t>7.0.8</w:t>
       </w:r>
       <w:r>
         <w:rPr>
@@ -9301,7 +10299,7 @@
           <w:szCs w:val="18"/>
           <w:lang w:val="fr-FR"/>
         </w:rPr>
-        <w:t>-</w:t>
+        <w:t>•</w:t>
       </w:r>
       <w:r>
         <w:rPr>
@@ -9321,7 +10319,29 @@
           <w:szCs w:val="18"/>
           <w:lang w:val="fr-FR"/>
         </w:rPr>
-        <w:t>Le nom de fichier dans la barre d’état est désormais inchangé si le fichier sélectionné ne s’ouvre pas. le message correct lors de la tentative d’ouverture d’un fichier inexistant s’affiche ; la possibilité de le supprimer de la liste des fichiers récents est également disponible</w:t>
+        <w:t xml:space="preserve">Le nom de fichier dans la barre d’état est désormais inchangé si le fichier sélectionné ne s’ouvre pas. </w:t>
+      </w:r>
+      <w:proofErr w:type="gramStart"/>
+      <w:r>
+        <w:rPr>
+          <w:rFonts w:ascii="Arial" w:hAnsi="Arial" w:cs="Arial"/>
+          <w:color w:val="1F4E79" w:themeColor="accent1" w:themeShade="80"/>
+          <w:sz w:val="18"/>
+          <w:szCs w:val="18"/>
+          <w:lang w:val="fr-FR"/>
+        </w:rPr>
+        <w:t>le</w:t>
+      </w:r>
+      <w:proofErr w:type="gramEnd"/>
+      <w:r>
+        <w:rPr>
+          <w:rFonts w:ascii="Arial" w:hAnsi="Arial" w:cs="Arial"/>
+          <w:color w:val="1F4E79" w:themeColor="accent1" w:themeShade="80"/>
+          <w:sz w:val="18"/>
+          <w:szCs w:val="18"/>
+          <w:lang w:val="fr-FR"/>
+        </w:rPr>
+        <w:t xml:space="preserve"> message correct lors de la tentative d’ouverture d’un fichier inexistant s’affiche ; la possibilité de le supprimer de la liste des fichiers récents est également disponible</w:t>
       </w:r>
       <w:r>
         <w:rPr>
@@ -9360,7 +10380,7 @@
           <w:szCs w:val="18"/>
           <w:lang w:val="fr-FR"/>
         </w:rPr>
-        <w:t>-</w:t>
+        <w:t>•</w:t>
       </w:r>
       <w:r>
         <w:rPr>
@@ -9419,7 +10439,7 @@
           <w:szCs w:val="18"/>
           <w:lang w:val="fr-FR"/>
         </w:rPr>
-        <w:t>-</w:t>
+        <w:t>•</w:t>
       </w:r>
       <w:r>
         <w:rPr>
@@ -9439,7 +10459,41 @@
           <w:szCs w:val="18"/>
           <w:lang w:val="fr-FR"/>
         </w:rPr>
-        <w:t>L’importation à partir d’un fichier .xfp définit désormais correctement les paramètres de volume d</w:t>
+        <w:t xml:space="preserve">L’importation à partir d’un </w:t>
+      </w:r>
+      <w:proofErr w:type="gramStart"/>
+      <w:r>
+        <w:rPr>
+          <w:rFonts w:ascii="Arial" w:hAnsi="Arial" w:cs="Arial"/>
+          <w:color w:val="1F4E79" w:themeColor="accent1" w:themeShade="80"/>
+          <w:sz w:val="18"/>
+          <w:szCs w:val="18"/>
+          <w:lang w:val="fr-FR"/>
+        </w:rPr>
+        <w:t>fichier .</w:t>
+      </w:r>
+      <w:proofErr w:type="spellStart"/>
+      <w:r>
+        <w:rPr>
+          <w:rFonts w:ascii="Arial" w:hAnsi="Arial" w:cs="Arial"/>
+          <w:color w:val="1F4E79" w:themeColor="accent1" w:themeShade="80"/>
+          <w:sz w:val="18"/>
+          <w:szCs w:val="18"/>
+          <w:lang w:val="fr-FR"/>
+        </w:rPr>
+        <w:t>xfp</w:t>
+      </w:r>
+      <w:proofErr w:type="spellEnd"/>
+      <w:proofErr w:type="gramEnd"/>
+      <w:r>
+        <w:rPr>
+          <w:rFonts w:ascii="Arial" w:hAnsi="Arial" w:cs="Arial"/>
+          <w:color w:val="1F4E79" w:themeColor="accent1" w:themeShade="80"/>
+          <w:sz w:val="18"/>
+          <w:szCs w:val="18"/>
+          <w:lang w:val="fr-FR"/>
+        </w:rPr>
+        <w:t xml:space="preserve"> définit désormais correctement les paramètres de volume d</w:t>
       </w:r>
       <w:r>
         <w:rPr>
@@ -9517,6 +10571,7 @@
           <w:lang w:val="fr-FR"/>
         </w:rPr>
       </w:pPr>
+      <w:proofErr w:type="gramStart"/>
       <w:r>
         <w:rPr>
           <w:rFonts w:ascii="Arial" w:hAnsi="Arial" w:cs="Arial"/>
@@ -9527,7 +10582,20 @@
           <w:szCs w:val="24"/>
           <w:lang w:val="fr-FR"/>
         </w:rPr>
-        <w:t>v7.0.6</w:t>
+        <w:t>v</w:t>
+      </w:r>
+      <w:proofErr w:type="gramEnd"/>
+      <w:r>
+        <w:rPr>
+          <w:rFonts w:ascii="Arial" w:hAnsi="Arial" w:cs="Arial"/>
+          <w:b/>
+          <w:bCs/>
+          <w:color w:val="4472C4" w:themeColor="accent5"/>
+          <w:sz w:val="24"/>
+          <w:szCs w:val="24"/>
+          <w:lang w:val="fr-FR"/>
+        </w:rPr>
+        <w:t>7.0.6</w:t>
       </w:r>
       <w:r>
         <w:rPr>
@@ -9569,7 +10637,7 @@
           <w:szCs w:val="18"/>
           <w:lang w:val="fr-FR"/>
         </w:rPr>
-        <w:t>-</w:t>
+        <w:t>•</w:t>
       </w:r>
       <w:r>
         <w:rPr>
@@ -9628,7 +10696,7 @@
           <w:szCs w:val="18"/>
           <w:lang w:val="fr-FR"/>
         </w:rPr>
-        <w:t>-</w:t>
+        <w:t>•</w:t>
       </w:r>
       <w:r>
         <w:rPr>
@@ -9648,7 +10716,18 @@
           <w:szCs w:val="18"/>
           <w:lang w:val="fr-FR"/>
         </w:rPr>
-        <w:t xml:space="preserve">Le téléchargement de la page actuelle n’applique plus que la </w:t>
+        <w:t xml:space="preserve">Le téléchargement de la page actuelle n’applique plus que </w:t>
+      </w:r>
+      <w:proofErr w:type="gramStart"/>
+      <w:r>
+        <w:rPr>
+          <w:rFonts w:ascii="Arial" w:hAnsi="Arial" w:cs="Arial"/>
+          <w:color w:val="1F4E79" w:themeColor="accent1" w:themeShade="80"/>
+          <w:sz w:val="18"/>
+          <w:szCs w:val="18"/>
+          <w:lang w:val="fr-FR"/>
+        </w:rPr>
+        <w:t xml:space="preserve">la </w:t>
       </w:r>
       <w:r>
         <w:rPr>
@@ -9668,7 +10747,18 @@
           <w:szCs w:val="18"/>
           <w:lang w:val="fr-FR"/>
         </w:rPr>
-        <w:t xml:space="preserve"> actuelle ; cela se reflète dans le texte sous les boutons.</w:t>
+        <w:t xml:space="preserve"> actuelle</w:t>
+      </w:r>
+      <w:proofErr w:type="gramEnd"/>
+      <w:r>
+        <w:rPr>
+          <w:rFonts w:ascii="Arial" w:hAnsi="Arial" w:cs="Arial"/>
+          <w:color w:val="1F4E79" w:themeColor="accent1" w:themeShade="80"/>
+          <w:sz w:val="18"/>
+          <w:szCs w:val="18"/>
+          <w:lang w:val="fr-FR"/>
+        </w:rPr>
+        <w:t xml:space="preserve"> ; cela se reflète dans le texte sous les boutons.</w:t>
       </w:r>
     </w:p>
     <w:p>
@@ -9697,7 +10787,7 @@
           <w:szCs w:val="18"/>
           <w:lang w:val="fr-FR"/>
         </w:rPr>
-        <w:t>-</w:t>
+        <w:t>•</w:t>
       </w:r>
       <w:r>
         <w:rPr>
@@ -9776,7 +10866,7 @@
           <w:szCs w:val="18"/>
           <w:lang w:val="fr-FR"/>
         </w:rPr>
-        <w:t>-</w:t>
+        <w:t>•</w:t>
       </w:r>
       <w:r>
         <w:rPr>
@@ -9855,7 +10945,7 @@
           <w:szCs w:val="18"/>
           <w:lang w:val="fr-FR"/>
         </w:rPr>
-        <w:t>-</w:t>
+        <w:t>•</w:t>
       </w:r>
       <w:r>
         <w:rPr>
@@ -9954,7 +11044,7 @@
           <w:szCs w:val="18"/>
           <w:lang w:val="fr-FR"/>
         </w:rPr>
-        <w:t>-</w:t>
+        <w:t>•</w:t>
       </w:r>
       <w:r>
         <w:rPr>
@@ -10013,7 +11103,7 @@
           <w:szCs w:val="18"/>
           <w:lang w:val="fr-FR"/>
         </w:rPr>
-        <w:t>-</w:t>
+        <w:t>•</w:t>
       </w:r>
       <w:r>
         <w:rPr>
@@ -10033,7 +11123,29 @@
           <w:szCs w:val="18"/>
           <w:lang w:val="fr-FR"/>
         </w:rPr>
-        <w:t>L’option Déconneter a été ajoutée au menu des paramètres du port série</w:t>
+        <w:t xml:space="preserve">L’option </w:t>
+      </w:r>
+      <w:proofErr w:type="spellStart"/>
+      <w:r>
+        <w:rPr>
+          <w:rFonts w:ascii="Arial" w:hAnsi="Arial" w:cs="Arial"/>
+          <w:color w:val="1F497D"/>
+          <w:sz w:val="18"/>
+          <w:szCs w:val="18"/>
+          <w:lang w:val="fr-FR"/>
+        </w:rPr>
+        <w:t>Déconneter</w:t>
+      </w:r>
+      <w:proofErr w:type="spellEnd"/>
+      <w:r>
+        <w:rPr>
+          <w:rFonts w:ascii="Arial" w:hAnsi="Arial" w:cs="Arial"/>
+          <w:color w:val="1F497D"/>
+          <w:sz w:val="18"/>
+          <w:szCs w:val="18"/>
+          <w:lang w:val="fr-FR"/>
+        </w:rPr>
+        <w:t xml:space="preserve"> a été ajoutée au menu des paramètres du port série</w:t>
       </w:r>
       <w:r>
         <w:rPr>
@@ -10072,7 +11184,7 @@
           <w:szCs w:val="18"/>
           <w:lang w:val="fr-FR"/>
         </w:rPr>
-        <w:t>-</w:t>
+        <w:t>•</w:t>
       </w:r>
       <w:r>
         <w:rPr>
@@ -10092,7 +11204,29 @@
           <w:szCs w:val="18"/>
           <w:lang w:val="fr-FR"/>
         </w:rPr>
-        <w:t>Correction du contrôle TimePicker afin que son format d’heure reflète désormais un changement de langue</w:t>
+        <w:t xml:space="preserve">Correction du contrôle </w:t>
+      </w:r>
+      <w:proofErr w:type="spellStart"/>
+      <w:r>
+        <w:rPr>
+          <w:rFonts w:ascii="Arial" w:hAnsi="Arial" w:cs="Arial"/>
+          <w:color w:val="1F4E79" w:themeColor="accent1" w:themeShade="80"/>
+          <w:sz w:val="18"/>
+          <w:szCs w:val="18"/>
+          <w:lang w:val="fr-FR"/>
+        </w:rPr>
+        <w:t>TimePicker</w:t>
+      </w:r>
+      <w:proofErr w:type="spellEnd"/>
+      <w:r>
+        <w:rPr>
+          <w:rFonts w:ascii="Arial" w:hAnsi="Arial" w:cs="Arial"/>
+          <w:color w:val="1F4E79" w:themeColor="accent1" w:themeShade="80"/>
+          <w:sz w:val="18"/>
+          <w:szCs w:val="18"/>
+          <w:lang w:val="fr-FR"/>
+        </w:rPr>
+        <w:t xml:space="preserve"> afin que son format d’heure reflète désormais un changement de langue</w:t>
       </w:r>
       <w:r>
         <w:rPr>
@@ -10140,6 +11274,7 @@
           <w:lang w:val="fr-FR"/>
         </w:rPr>
       </w:pPr>
+      <w:proofErr w:type="gramStart"/>
       <w:r>
         <w:rPr>
           <w:rFonts w:ascii="Arial" w:hAnsi="Arial" w:cs="Arial"/>
@@ -10150,7 +11285,20 @@
           <w:szCs w:val="24"/>
           <w:lang w:val="fr-FR"/>
         </w:rPr>
-        <w:t>v7.0.5</w:t>
+        <w:t>v</w:t>
+      </w:r>
+      <w:proofErr w:type="gramEnd"/>
+      <w:r>
+        <w:rPr>
+          <w:rFonts w:ascii="Arial" w:hAnsi="Arial" w:cs="Arial"/>
+          <w:b/>
+          <w:bCs/>
+          <w:color w:val="4472C4" w:themeColor="accent5"/>
+          <w:sz w:val="24"/>
+          <w:szCs w:val="24"/>
+          <w:lang w:val="fr-FR"/>
+        </w:rPr>
+        <w:t>7.0.5</w:t>
       </w:r>
       <w:r>
         <w:rPr>
@@ -10192,7 +11340,7 @@
           <w:szCs w:val="18"/>
           <w:lang w:val="fr-FR"/>
         </w:rPr>
-        <w:t>-</w:t>
+        <w:t>•</w:t>
       </w:r>
       <w:r>
         <w:rPr>

--- a/XFP/Resources/XFP Revision History[fr-FR].docx
+++ b/XFP/Resources/XFP Revision History[fr-FR].docx
@@ -2,94 +2,6 @@
 <file path=word/document.xml><?xml version="1.0" encoding="utf-8"?>
 <w:document xmlns:wpc="http://schemas.microsoft.com/office/word/2010/wordprocessingCanvas" xmlns:cx="http://schemas.microsoft.com/office/drawing/2014/chartex" xmlns:cx1="http://schemas.microsoft.com/office/drawing/2015/9/8/chartex" xmlns:cx2="http://schemas.microsoft.com/office/drawing/2015/10/21/chartex" xmlns:cx3="http://schemas.microsoft.com/office/drawing/2016/5/9/chartex" xmlns:cx4="http://schemas.microsoft.com/office/drawing/2016/5/10/chartex" xmlns:cx5="http://schemas.microsoft.com/office/drawing/2016/5/11/chartex" xmlns:cx6="http://schemas.microsoft.com/office/drawing/2016/5/12/chartex" xmlns:cx7="http://schemas.microsoft.com/office/drawing/2016/5/13/chartex" xmlns:cx8="http://schemas.microsoft.com/office/drawing/2016/5/14/chartex" xmlns:mc="http://schemas.openxmlformats.org/markup-compatibility/2006" xmlns:aink="http://schemas.microsoft.com/office/drawing/2016/ink" xmlns:am3d="http://schemas.microsoft.com/office/drawing/2017/model3d" xmlns:o="urn:schemas-microsoft-com:office:office" xmlns:oel="http://schemas.microsoft.com/office/2019/extlst" xmlns:r="http://schemas.openxmlformats.org/officeDocument/2006/relationships" xmlns:m="http://schemas.openxmlformats.org/officeDocument/2006/math" xmlns:v="urn:schemas-microsoft-com:vml" xmlns:wp14="http://schemas.microsoft.com/office/word/2010/wordprocessingDrawing" xmlns:wp="http://schemas.openxmlformats.org/drawingml/2006/wordprocessingDrawing" xmlns:w10="urn:schemas-microsoft-com:office:word" xmlns:w="http://schemas.openxmlformats.org/wordprocessingml/2006/main" xmlns:w14="http://schemas.microsoft.com/office/word/2010/wordml" xmlns:w15="http://schemas.microsoft.com/office/word/2012/wordml" xmlns:w16cex="http://schemas.microsoft.com/office/word/2018/wordml/cex" xmlns:w16cid="http://schemas.microsoft.com/office/word/2016/wordml/cid" xmlns:w16="http://schemas.microsoft.com/office/word/2018/wordml" xmlns:w16du="http://schemas.microsoft.com/office/word/2023/wordml/word16du" xmlns:w16sdtdh="http://schemas.microsoft.com/office/word/2020/wordml/sdtdatahash" xmlns:w16sdtfl="http://schemas.microsoft.com/office/word/2024/wordml/sdtformatlock" xmlns:w16se="http://schemas.microsoft.com/office/word/2015/wordml/symex" xmlns:wpg="http://schemas.microsoft.com/office/word/2010/wordprocessingGroup" xmlns:wpi="http://schemas.microsoft.com/office/word/2010/wordprocessingInk" xmlns:wne="http://schemas.microsoft.com/office/word/2006/wordml" xmlns:wps="http://schemas.microsoft.com/office/word/2010/wordprocessingShape" mc:Ignorable="w14 w15 w16se w16cid w16 w16cex w16sdtdh w16sdtfl w16du wp14">
   <w:body>
-    <w:p>
-      <w:pPr>
-        <w:tabs>
-          <w:tab w:val="left" w:pos="993"/>
-        </w:tabs>
-        <w:rPr>
-          <w:rFonts w:ascii="Arial" w:hAnsi="Arial" w:cs="Arial"/>
-          <w:color w:val="9CC2E5" w:themeColor="accent1" w:themeTint="99"/>
-          <w:sz w:val="16"/>
-          <w:szCs w:val="16"/>
-          <w:lang w:val="fr-FR"/>
-        </w:rPr>
-      </w:pPr>
-      <w:r>
-        <w:rPr>
-          <w:rFonts w:ascii="Arial" w:hAnsi="Arial" w:cs="Arial"/>
-          <w:b/>
-          <w:bCs/>
-          <w:color w:val="4472C4" w:themeColor="accent5"/>
-          <w:sz w:val="18"/>
-          <w:szCs w:val="18"/>
-          <w:lang w:val="fr-FR"/>
-        </w:rPr>
-        <w:br/>
-      </w:r>
-      <w:proofErr w:type="gramStart"/>
-      <w:r>
-        <w:rPr>
-          <w:rFonts w:ascii="Arial" w:hAnsi="Arial" w:cs="Arial"/>
-          <w:b/>
-          <w:bCs/>
-          <w:color w:val="4472C4" w:themeColor="accent5"/>
-          <w:sz w:val="24"/>
-          <w:szCs w:val="24"/>
-          <w:lang w:val="fr-FR"/>
-        </w:rPr>
-        <w:t>v</w:t>
-      </w:r>
-      <w:proofErr w:type="gramEnd"/>
-      <w:r>
-        <w:rPr>
-          <w:rFonts w:ascii="Arial" w:hAnsi="Arial" w:cs="Arial"/>
-          <w:b/>
-          <w:bCs/>
-          <w:color w:val="4472C4" w:themeColor="accent5"/>
-          <w:sz w:val="24"/>
-          <w:szCs w:val="24"/>
-          <w:lang w:val="fr-FR"/>
-        </w:rPr>
-        <w:t>8.1.17</w:t>
-      </w:r>
-      <w:r>
-        <w:rPr>
-          <w:rFonts w:ascii="Arial" w:hAnsi="Arial" w:cs="Arial"/>
-          <w:b/>
-          <w:bCs/>
-          <w:color w:val="4472C4" w:themeColor="accent5"/>
-          <w:sz w:val="24"/>
-          <w:szCs w:val="24"/>
-          <w:lang w:val="fr-FR"/>
-        </w:rPr>
-        <w:tab/>
-      </w:r>
-      <w:r>
-        <w:rPr>
-          <w:rFonts w:ascii="Arial" w:hAnsi="Arial" w:cs="Arial"/>
-          <w:b/>
-          <w:bCs/>
-          <w:color w:val="4472C4" w:themeColor="accent5"/>
-          <w:sz w:val="24"/>
-          <w:szCs w:val="24"/>
-          <w:lang w:val="fr-FR"/>
-        </w:rPr>
-        <w:t>0</w:t>
-      </w:r>
-      <w:r>
-        <w:rPr>
-          <w:rFonts w:ascii="Arial" w:hAnsi="Arial" w:cs="Arial"/>
-          <w:b/>
-          <w:bCs/>
-          <w:color w:val="4472C4" w:themeColor="accent5"/>
-          <w:sz w:val="24"/>
-          <w:szCs w:val="24"/>
-          <w:lang w:val="fr-FR"/>
-        </w:rPr>
-        <w:t>6/05/2026</w:t>
-      </w:r>
-    </w:p>
     <w:p>
       <w:pPr>
         <w:tabs>
@@ -101,29 +13,81 @@
         </w:tabs>
         <w:suppressAutoHyphens/>
         <w:autoSpaceDN w:val="0"/>
-        <w:ind w:left="284" w:hanging="284"/>
-        <w:contextualSpacing/>
-        <w:rPr>
-          <w:rFonts w:ascii="Arial" w:hAnsi="Arial" w:cs="Arial"/>
-          <w:b/>
-          <w:bCs/>
-          <w:color w:val="1F497D"/>
-          <w:sz w:val="18"/>
-          <w:szCs w:val="18"/>
-          <w:lang w:val="fr-FR"/>
-        </w:rPr>
-      </w:pPr>
-      <w:r>
-        <w:rPr>
-          <w:rFonts w:ascii="Arial" w:hAnsi="Arial" w:cs="Arial"/>
-          <w:b/>
-          <w:bCs/>
-          <w:color w:val="1F497D"/>
-          <w:sz w:val="18"/>
-          <w:szCs w:val="18"/>
-          <w:lang w:val="fr-FR"/>
-        </w:rPr>
-        <w:t>Correctifs</w:t>
+        <w:contextualSpacing/>
+        <w:rPr>
+          <w:rFonts w:ascii="Arial" w:hAnsi="Arial" w:cs="Arial"/>
+          <w:color w:val="1F497D"/>
+          <w:sz w:val="18"/>
+          <w:szCs w:val="18"/>
+        </w:rPr>
+      </w:pPr>
+    </w:p>
+    <w:p>
+      <w:pPr>
+        <w:tabs>
+          <w:tab w:val="left" w:pos="993"/>
+        </w:tabs>
+        <w:rPr>
+          <w:rFonts w:ascii="Arial" w:hAnsi="Arial" w:cs="Arial"/>
+          <w:color w:val="9CC2E5" w:themeColor="accent1" w:themeTint="99"/>
+          <w:sz w:val="16"/>
+          <w:szCs w:val="16"/>
+        </w:rPr>
+      </w:pPr>
+      <w:r>
+        <w:rPr>
+          <w:rFonts w:ascii="Arial" w:hAnsi="Arial" w:cs="Arial"/>
+          <w:b/>
+          <w:bCs/>
+          <w:color w:val="4472C4" w:themeColor="accent5"/>
+          <w:sz w:val="24"/>
+          <w:szCs w:val="24"/>
+        </w:rPr>
+        <w:t>v8.1.1</w:t>
+      </w:r>
+      <w:r>
+        <w:rPr>
+          <w:rFonts w:ascii="Arial" w:hAnsi="Arial" w:cs="Arial"/>
+          <w:b/>
+          <w:bCs/>
+          <w:color w:val="4472C4" w:themeColor="accent5"/>
+          <w:sz w:val="24"/>
+          <w:szCs w:val="24"/>
+        </w:rPr>
+        <w:t>8</w:t>
+      </w:r>
+      <w:r>
+        <w:rPr>
+          <w:rFonts w:ascii="Arial" w:hAnsi="Arial" w:cs="Arial"/>
+          <w:b/>
+          <w:bCs/>
+          <w:color w:val="4472C4" w:themeColor="accent5"/>
+          <w:sz w:val="24"/>
+          <w:szCs w:val="24"/>
+        </w:rPr>
+        <w:tab/>
+      </w:r>
+      <w:r>
+        <w:rPr>
+          <w:rFonts w:ascii="Arial" w:hAnsi="Arial" w:cs="Arial"/>
+          <w:b/>
+          <w:bCs/>
+          <w:color w:val="4472C4" w:themeColor="accent5"/>
+          <w:sz w:val="24"/>
+          <w:szCs w:val="24"/>
+        </w:rPr>
+        <w:t>xx/xx</w:t>
+      </w:r>
+      <w:r>
+        <w:rPr>
+          <w:rFonts w:ascii="Arial" w:hAnsi="Arial" w:cs="Arial"/>
+          <w:b/>
+          <w:bCs/>
+          <w:color w:val="4472C4" w:themeColor="accent5"/>
+          <w:sz w:val="24"/>
+          <w:szCs w:val="24"/>
+        </w:rPr>
+        <w:t>/2026</w:t>
       </w:r>
     </w:p>
     <w:p>
@@ -141,52 +105,25 @@
         <w:contextualSpacing/>
         <w:rPr>
           <w:rFonts w:ascii="Arial" w:hAnsi="Arial" w:cs="Arial"/>
-          <w:color w:val="1F497D"/>
-          <w:sz w:val="18"/>
-          <w:szCs w:val="18"/>
-          <w:lang w:val="fr-FR"/>
-        </w:rPr>
-      </w:pPr>
-      <w:r>
-        <w:rPr>
-          <w:rFonts w:ascii="Arial" w:hAnsi="Arial" w:cs="Arial"/>
-          <w:color w:val="1F497D"/>
-          <w:sz w:val="18"/>
-          <w:szCs w:val="18"/>
-          <w:lang w:val="fr-FR"/>
-        </w:rPr>
-        <w:t>•</w:t>
-      </w:r>
-      <w:r>
-        <w:rPr>
-          <w:rFonts w:ascii="Arial" w:hAnsi="Arial" w:cs="Arial"/>
-          <w:color w:val="1F497D"/>
-          <w:sz w:val="18"/>
-          <w:szCs w:val="18"/>
-          <w:lang w:val="fr-FR"/>
-        </w:rPr>
-        <w:tab/>
-        <w:t xml:space="preserve">Les options de zone de la page Causes et </w:t>
-      </w:r>
-      <w:r>
-        <w:rPr>
-          <w:rFonts w:ascii="Arial" w:hAnsi="Arial" w:cs="Arial"/>
-          <w:color w:val="1F497D"/>
-          <w:sz w:val="18"/>
-          <w:szCs w:val="18"/>
-          <w:lang w:val="fr-FR"/>
-        </w:rPr>
-        <w:t>E</w:t>
-      </w:r>
-      <w:r>
-        <w:rPr>
-          <w:rFonts w:ascii="Arial" w:hAnsi="Arial" w:cs="Arial"/>
-          <w:color w:val="1F497D"/>
-          <w:sz w:val="18"/>
-          <w:szCs w:val="18"/>
-          <w:lang w:val="fr-FR"/>
-        </w:rPr>
-        <w:t>ffets affichant des ensembles à la place ont été corrigées.</w:t>
+          <w:b/>
+          <w:bCs/>
+          <w:color w:val="1F497D"/>
+          <w:sz w:val="18"/>
+          <w:szCs w:val="18"/>
+          <w:lang w:val="fr-FR"/>
+        </w:rPr>
+      </w:pPr>
+      <w:r>
+        <w:rPr>
+          <w:rFonts w:ascii="Arial" w:hAnsi="Arial" w:cs="Arial"/>
+          <w:b/>
+          <w:bCs/>
+          <w:color w:val="1F497D"/>
+          <w:sz w:val="18"/>
+          <w:szCs w:val="18"/>
+          <w:lang w:val="fr-FR"/>
+        </w:rPr>
+        <w:t>Correctifs</w:t>
       </w:r>
     </w:p>
     <w:p>
@@ -200,126 +137,56 @@
         </w:tabs>
         <w:suppressAutoHyphens/>
         <w:autoSpaceDN w:val="0"/>
-        <w:contextualSpacing/>
-        <w:rPr>
-          <w:rFonts w:ascii="Arial" w:hAnsi="Arial" w:cs="Arial"/>
-          <w:color w:val="1F497D"/>
-          <w:sz w:val="18"/>
-          <w:szCs w:val="18"/>
-          <w:lang w:val="fr-FR"/>
-        </w:rPr>
-      </w:pPr>
-    </w:p>
-    <w:p>
-      <w:pPr>
-        <w:tabs>
-          <w:tab w:val="left" w:pos="993"/>
-        </w:tabs>
-        <w:rPr>
-          <w:rFonts w:ascii="Arial" w:hAnsi="Arial" w:cs="Arial"/>
-          <w:color w:val="9CC2E5" w:themeColor="accent1" w:themeTint="99"/>
-          <w:sz w:val="16"/>
-          <w:szCs w:val="16"/>
-          <w:lang w:val="fr-FR"/>
-        </w:rPr>
-      </w:pPr>
-      <w:proofErr w:type="gramStart"/>
-      <w:r>
-        <w:rPr>
-          <w:rFonts w:ascii="Arial" w:hAnsi="Arial" w:cs="Arial"/>
-          <w:b/>
-          <w:bCs/>
-          <w:color w:val="4472C4" w:themeColor="accent5"/>
-          <w:sz w:val="24"/>
-          <w:szCs w:val="24"/>
-          <w:lang w:val="fr-FR"/>
-        </w:rPr>
-        <w:t>v</w:t>
-      </w:r>
-      <w:proofErr w:type="gramEnd"/>
-      <w:r>
-        <w:rPr>
-          <w:rFonts w:ascii="Arial" w:hAnsi="Arial" w:cs="Arial"/>
-          <w:b/>
-          <w:bCs/>
-          <w:color w:val="4472C4" w:themeColor="accent5"/>
-          <w:sz w:val="24"/>
-          <w:szCs w:val="24"/>
-          <w:lang w:val="fr-FR"/>
-        </w:rPr>
-        <w:t>8.1.</w:t>
-      </w:r>
-      <w:r>
-        <w:rPr>
-          <w:rFonts w:ascii="Arial" w:hAnsi="Arial" w:cs="Arial"/>
-          <w:b/>
-          <w:bCs/>
-          <w:color w:val="4472C4" w:themeColor="accent5"/>
-          <w:sz w:val="24"/>
-          <w:szCs w:val="24"/>
-          <w:lang w:val="fr-FR"/>
-        </w:rPr>
-        <w:t>16</w:t>
-      </w:r>
-      <w:r>
-        <w:rPr>
-          <w:rFonts w:ascii="Arial" w:hAnsi="Arial" w:cs="Arial"/>
-          <w:b/>
-          <w:bCs/>
-          <w:color w:val="4472C4" w:themeColor="accent5"/>
-          <w:sz w:val="24"/>
-          <w:szCs w:val="24"/>
+        <w:ind w:left="284" w:hanging="284"/>
+        <w:contextualSpacing/>
+        <w:rPr>
+          <w:rFonts w:ascii="Arial" w:hAnsi="Arial" w:cs="Arial"/>
+          <w:color w:val="1F497D"/>
+          <w:sz w:val="18"/>
+          <w:szCs w:val="18"/>
+          <w:lang w:val="fr-FR"/>
+        </w:rPr>
+      </w:pPr>
+      <w:r>
+        <w:rPr>
+          <w:rFonts w:ascii="Arial" w:hAnsi="Arial" w:cs="Arial"/>
+          <w:color w:val="1F497D"/>
+          <w:sz w:val="18"/>
+          <w:szCs w:val="18"/>
+          <w:lang w:val="fr-FR"/>
+        </w:rPr>
+        <w:t>•</w:t>
+      </w:r>
+      <w:r>
+        <w:rPr>
+          <w:rFonts w:ascii="Arial" w:hAnsi="Arial" w:cs="Arial"/>
+          <w:color w:val="1F497D"/>
+          <w:sz w:val="18"/>
+          <w:szCs w:val="18"/>
           <w:lang w:val="fr-FR"/>
         </w:rPr>
         <w:tab/>
-      </w:r>
-      <w:r>
-        <w:rPr>
-          <w:rFonts w:ascii="Arial" w:hAnsi="Arial" w:cs="Arial"/>
-          <w:b/>
-          <w:bCs/>
-          <w:color w:val="4472C4" w:themeColor="accent5"/>
-          <w:sz w:val="24"/>
-          <w:szCs w:val="24"/>
-          <w:lang w:val="fr-FR"/>
-        </w:rPr>
-        <w:t>29</w:t>
-      </w:r>
-      <w:r>
-        <w:rPr>
-          <w:rFonts w:ascii="Arial" w:hAnsi="Arial" w:cs="Arial"/>
-          <w:b/>
-          <w:bCs/>
-          <w:color w:val="4472C4" w:themeColor="accent5"/>
-          <w:sz w:val="24"/>
-          <w:szCs w:val="24"/>
-          <w:lang w:val="fr-FR"/>
-        </w:rPr>
-        <w:t>/</w:t>
-      </w:r>
-      <w:r>
-        <w:rPr>
-          <w:rFonts w:ascii="Arial" w:hAnsi="Arial" w:cs="Arial"/>
-          <w:b/>
-          <w:bCs/>
-          <w:color w:val="4472C4" w:themeColor="accent5"/>
-          <w:sz w:val="24"/>
-          <w:szCs w:val="24"/>
-          <w:lang w:val="fr-FR"/>
-        </w:rPr>
-        <w:t>04</w:t>
-      </w:r>
-      <w:r>
-        <w:rPr>
-          <w:rFonts w:ascii="Arial" w:hAnsi="Arial" w:cs="Arial"/>
-          <w:b/>
-          <w:bCs/>
-          <w:color w:val="4472C4" w:themeColor="accent5"/>
-          <w:sz w:val="24"/>
-          <w:szCs w:val="24"/>
-          <w:lang w:val="fr-FR"/>
-        </w:rPr>
-        <w:t>/2026</w:t>
+        <w:t xml:space="preserve">Les noms des zones sur les pages des </w:t>
+      </w:r>
+      <w:r>
+        <w:rPr>
+          <w:rFonts w:ascii="Arial" w:hAnsi="Arial" w:cs="Arial"/>
+          <w:color w:val="1F497D"/>
+          <w:sz w:val="18"/>
+          <w:szCs w:val="18"/>
+          <w:lang w:val="fr-FR"/>
+        </w:rPr>
+        <w:t>dispositifs</w:t>
+      </w:r>
+      <w:r>
+        <w:rPr>
+          <w:rFonts w:ascii="Arial" w:hAnsi="Arial" w:cs="Arial"/>
+          <w:color w:val="1F497D"/>
+          <w:sz w:val="18"/>
+          <w:szCs w:val="18"/>
+          <w:lang w:val="fr-FR"/>
+        </w:rPr>
+        <w:t xml:space="preserve"> sont maintenant correctement mis à jour pour refléter toutes les modifications sur la page des zones.</w:t>
       </w:r>
     </w:p>
     <w:p>
@@ -337,25 +204,32 @@
         <w:contextualSpacing/>
         <w:rPr>
           <w:rFonts w:ascii="Arial" w:hAnsi="Arial" w:cs="Arial"/>
-          <w:b/>
-          <w:bCs/>
-          <w:color w:val="1F497D"/>
-          <w:sz w:val="18"/>
-          <w:szCs w:val="18"/>
-          <w:lang w:val="fr-FR"/>
-        </w:rPr>
-      </w:pPr>
-      <w:r>
-        <w:rPr>
-          <w:rFonts w:ascii="Arial" w:hAnsi="Arial" w:cs="Arial"/>
-          <w:b/>
-          <w:bCs/>
-          <w:color w:val="1F497D"/>
-          <w:sz w:val="18"/>
-          <w:szCs w:val="18"/>
-          <w:lang w:val="fr-FR"/>
-        </w:rPr>
-        <w:t>Correctifs</w:t>
+          <w:color w:val="1F497D"/>
+          <w:sz w:val="18"/>
+          <w:szCs w:val="18"/>
+          <w:lang w:val="fr-FR"/>
+        </w:rPr>
+      </w:pPr>
+      <w:r>
+        <w:rPr>
+          <w:rFonts w:ascii="Arial" w:hAnsi="Arial" w:cs="Arial"/>
+          <w:color w:val="1F497D"/>
+          <w:sz w:val="18"/>
+          <w:szCs w:val="18"/>
+          <w:lang w:val="fr-FR"/>
+        </w:rPr>
+        <w:t>•</w:t>
+      </w:r>
+      <w:r>
+        <w:rPr>
+          <w:rFonts w:ascii="Arial" w:hAnsi="Arial" w:cs="Arial"/>
+          <w:color w:val="1F497D"/>
+          <w:sz w:val="18"/>
+          <w:szCs w:val="18"/>
+          <w:lang w:val="fr-FR"/>
+        </w:rPr>
+        <w:tab/>
+        <w:t>Les valeurs de zone/groupe/ensemble des paramètres E/S sont correctement mémorisées.</w:t>
       </w:r>
     </w:p>
     <w:p>
@@ -398,162 +272,7 @@
           <w:lang w:val="fr-FR"/>
         </w:rPr>
         <w:tab/>
-      </w:r>
-      <w:r>
-        <w:rPr>
-          <w:rFonts w:ascii="Arial" w:hAnsi="Arial" w:cs="Arial"/>
-          <w:color w:val="1F497D"/>
-          <w:sz w:val="18"/>
-          <w:szCs w:val="18"/>
-          <w:lang w:val="fr-FR"/>
-        </w:rPr>
-        <w:t>La faute qui a provoqué la fermeture de l'application lors de l'ouverture de la fenêtre des options d'impression a été corrigée</w:t>
-      </w:r>
-      <w:r>
-        <w:rPr>
-          <w:rFonts w:ascii="Arial" w:hAnsi="Arial" w:cs="Arial"/>
-          <w:color w:val="1F497D"/>
-          <w:sz w:val="18"/>
-          <w:szCs w:val="18"/>
-          <w:lang w:val="fr-FR"/>
-        </w:rPr>
-        <w:t>.</w:t>
-      </w:r>
-    </w:p>
-    <w:p>
-      <w:pPr>
-        <w:tabs>
-          <w:tab w:val="left" w:pos="993"/>
-        </w:tabs>
-        <w:rPr>
-          <w:rFonts w:ascii="Arial" w:hAnsi="Arial" w:cs="Arial"/>
-          <w:color w:val="9CC2E5" w:themeColor="accent1" w:themeTint="99"/>
-          <w:sz w:val="16"/>
-          <w:szCs w:val="16"/>
-          <w:lang w:val="fr-FR"/>
-        </w:rPr>
-      </w:pPr>
-      <w:r>
-        <w:rPr>
-          <w:rFonts w:ascii="Arial" w:hAnsi="Arial" w:cs="Arial"/>
-          <w:b/>
-          <w:bCs/>
-          <w:color w:val="4472C4" w:themeColor="accent5"/>
-          <w:sz w:val="18"/>
-          <w:szCs w:val="18"/>
-          <w:lang w:val="fr-FR"/>
-        </w:rPr>
-        <w:br/>
-      </w:r>
-      <w:proofErr w:type="gramStart"/>
-      <w:r>
-        <w:rPr>
-          <w:rFonts w:ascii="Arial" w:hAnsi="Arial" w:cs="Arial"/>
-          <w:b/>
-          <w:bCs/>
-          <w:color w:val="4472C4" w:themeColor="accent5"/>
-          <w:sz w:val="24"/>
-          <w:szCs w:val="24"/>
-          <w:lang w:val="fr-FR"/>
-        </w:rPr>
-        <w:t>v</w:t>
-      </w:r>
-      <w:proofErr w:type="gramEnd"/>
-      <w:r>
-        <w:rPr>
-          <w:rFonts w:ascii="Arial" w:hAnsi="Arial" w:cs="Arial"/>
-          <w:b/>
-          <w:bCs/>
-          <w:color w:val="4472C4" w:themeColor="accent5"/>
-          <w:sz w:val="24"/>
-          <w:szCs w:val="24"/>
-          <w:lang w:val="fr-FR"/>
-        </w:rPr>
-        <w:t>8.1.</w:t>
-      </w:r>
-      <w:r>
-        <w:rPr>
-          <w:rFonts w:ascii="Arial" w:hAnsi="Arial" w:cs="Arial"/>
-          <w:b/>
-          <w:bCs/>
-          <w:color w:val="4472C4" w:themeColor="accent5"/>
-          <w:sz w:val="24"/>
-          <w:szCs w:val="24"/>
-          <w:lang w:val="fr-FR"/>
-        </w:rPr>
-        <w:t>15</w:t>
-      </w:r>
-      <w:r>
-        <w:rPr>
-          <w:rFonts w:ascii="Arial" w:hAnsi="Arial" w:cs="Arial"/>
-          <w:b/>
-          <w:bCs/>
-          <w:color w:val="4472C4" w:themeColor="accent5"/>
-          <w:sz w:val="24"/>
-          <w:szCs w:val="24"/>
-          <w:lang w:val="fr-FR"/>
-        </w:rPr>
-        <w:tab/>
-      </w:r>
-      <w:r>
-        <w:rPr>
-          <w:rFonts w:ascii="Arial" w:hAnsi="Arial" w:cs="Arial"/>
-          <w:b/>
-          <w:bCs/>
-          <w:color w:val="4472C4" w:themeColor="accent5"/>
-          <w:sz w:val="24"/>
-          <w:szCs w:val="24"/>
-          <w:lang w:val="fr-FR"/>
-        </w:rPr>
-        <w:t>1</w:t>
-      </w:r>
-      <w:r>
-        <w:rPr>
-          <w:rFonts w:ascii="Arial" w:hAnsi="Arial" w:cs="Arial"/>
-          <w:b/>
-          <w:bCs/>
-          <w:color w:val="4472C4" w:themeColor="accent5"/>
-          <w:sz w:val="24"/>
-          <w:szCs w:val="24"/>
-          <w:lang w:val="fr-FR"/>
-        </w:rPr>
-        <w:t>4</w:t>
-      </w:r>
-      <w:r>
-        <w:rPr>
-          <w:rFonts w:ascii="Arial" w:hAnsi="Arial" w:cs="Arial"/>
-          <w:b/>
-          <w:bCs/>
-          <w:color w:val="4472C4" w:themeColor="accent5"/>
-          <w:sz w:val="24"/>
-          <w:szCs w:val="24"/>
-          <w:lang w:val="fr-FR"/>
-        </w:rPr>
-        <w:t>/</w:t>
-      </w:r>
-      <w:r>
-        <w:rPr>
-          <w:rFonts w:ascii="Arial" w:hAnsi="Arial" w:cs="Arial"/>
-          <w:b/>
-          <w:bCs/>
-          <w:color w:val="4472C4" w:themeColor="accent5"/>
-          <w:sz w:val="24"/>
-          <w:szCs w:val="24"/>
-          <w:lang w:val="fr-FR"/>
-        </w:rPr>
-        <w:t>04</w:t>
-      </w:r>
-      <w:r>
-        <w:rPr>
-          <w:rFonts w:ascii="Arial" w:hAnsi="Arial" w:cs="Arial"/>
-          <w:b/>
-          <w:bCs/>
-          <w:color w:val="4472C4" w:themeColor="accent5"/>
-          <w:sz w:val="24"/>
-          <w:szCs w:val="24"/>
-          <w:lang w:val="fr-FR"/>
-        </w:rPr>
-        <w:t>/2026</w:t>
+        <w:t>Le texte sur la page des commentaires se met maintenant à jour correctement.</w:t>
       </w:r>
     </w:p>
     <w:p>
@@ -571,25 +290,32 @@
         <w:contextualSpacing/>
         <w:rPr>
           <w:rFonts w:ascii="Arial" w:hAnsi="Arial" w:cs="Arial"/>
-          <w:b/>
-          <w:bCs/>
-          <w:color w:val="1F497D"/>
-          <w:sz w:val="18"/>
-          <w:szCs w:val="18"/>
-          <w:lang w:val="fr-FR"/>
-        </w:rPr>
-      </w:pPr>
-      <w:r>
-        <w:rPr>
-          <w:rFonts w:ascii="Arial" w:hAnsi="Arial" w:cs="Arial"/>
-          <w:b/>
-          <w:bCs/>
-          <w:color w:val="1F497D"/>
-          <w:sz w:val="18"/>
-          <w:szCs w:val="18"/>
-          <w:lang w:val="fr-FR"/>
-        </w:rPr>
-        <w:t>Nouvelles fonctionnalités</w:t>
+          <w:color w:val="1F497D"/>
+          <w:sz w:val="18"/>
+          <w:szCs w:val="18"/>
+          <w:lang w:val="fr-FR"/>
+        </w:rPr>
+      </w:pPr>
+      <w:r>
+        <w:rPr>
+          <w:rFonts w:ascii="Arial" w:hAnsi="Arial" w:cs="Arial"/>
+          <w:color w:val="1F497D"/>
+          <w:sz w:val="18"/>
+          <w:szCs w:val="18"/>
+          <w:lang w:val="fr-FR"/>
+        </w:rPr>
+        <w:t>•</w:t>
+      </w:r>
+      <w:r>
+        <w:rPr>
+          <w:rFonts w:ascii="Arial" w:hAnsi="Arial" w:cs="Arial"/>
+          <w:color w:val="1F497D"/>
+          <w:sz w:val="18"/>
+          <w:szCs w:val="18"/>
+          <w:lang w:val="fr-FR"/>
+        </w:rPr>
+        <w:tab/>
+        <w:t>Le clic droit + coller dans les champs de texte, etc., est maintenant empêché lorsque les données sont en lecture seule.</w:t>
       </w:r>
     </w:p>
     <w:p>
@@ -632,28 +358,19 @@
           <w:lang w:val="fr-FR"/>
         </w:rPr>
         <w:tab/>
-        <w:t xml:space="preserve">La fonctionnalité pour des icônes personnalisées et </w:t>
-      </w:r>
-      <w:r>
-        <w:rPr>
-          <w:rFonts w:ascii="Arial" w:hAnsi="Arial" w:cs="Arial"/>
-          <w:color w:val="1F497D"/>
-          <w:sz w:val="18"/>
-          <w:szCs w:val="18"/>
-          <w:lang w:val="fr-FR"/>
-        </w:rPr>
-        <w:t xml:space="preserve">le couleur de </w:t>
-      </w:r>
-      <w:r>
-        <w:rPr>
-          <w:rFonts w:ascii="Arial" w:hAnsi="Arial" w:cs="Arial"/>
-          <w:color w:val="1F497D"/>
-          <w:sz w:val="18"/>
-          <w:szCs w:val="18"/>
-          <w:lang w:val="fr-FR"/>
-        </w:rPr>
-        <w:t>la barre de titre a été ajoutée</w:t>
-      </w:r>
+      </w:r>
+      <w:proofErr w:type="gramStart"/>
+      <w:r>
+        <w:rPr>
+          <w:rFonts w:ascii="Arial" w:hAnsi="Arial" w:cs="Arial"/>
+          <w:color w:val="1F497D"/>
+          <w:sz w:val="18"/>
+          <w:szCs w:val="18"/>
+          <w:lang w:val="fr-FR"/>
+        </w:rPr>
+        <w:t>Impression:</w:t>
+      </w:r>
+      <w:proofErr w:type="gramEnd"/>
       <w:r>
         <w:rPr>
           <w:rFonts w:ascii="Arial" w:hAnsi="Arial" w:cs="Arial"/>
@@ -672,17 +389,93 @@
           <w:szCs w:val="18"/>
           <w:lang w:val="fr-FR"/>
         </w:rPr>
-        <w:t>à</w:t>
-      </w:r>
-      <w:r>
-        <w:rPr>
-          <w:rFonts w:ascii="Arial" w:hAnsi="Arial" w:cs="Arial"/>
-          <w:color w:val="1F497D"/>
-          <w:sz w:val="18"/>
-          <w:szCs w:val="18"/>
-          <w:lang w:val="fr-FR"/>
-        </w:rPr>
-        <w:t xml:space="preserve"> la</w:t>
+        <w:br/>
+        <w:t>•</w:t>
+      </w:r>
+      <w:r>
+        <w:rPr>
+          <w:rFonts w:ascii="Arial" w:hAnsi="Arial" w:cs="Arial"/>
+          <w:color w:val="1F497D"/>
+          <w:sz w:val="18"/>
+          <w:szCs w:val="18"/>
+          <w:lang w:val="fr-FR"/>
+        </w:rPr>
+        <w:tab/>
+        <w:t>Les paramètres d'entrée/sortie affichent maintenant les bons numéros de groupe/ensemble</w:t>
+      </w:r>
+      <w:r>
+        <w:rPr>
+          <w:rFonts w:ascii="Arial" w:hAnsi="Arial" w:cs="Arial"/>
+          <w:color w:val="1F497D"/>
+          <w:sz w:val="18"/>
+          <w:szCs w:val="18"/>
+          <w:lang w:val="fr-FR"/>
+        </w:rPr>
+        <w:br/>
+        <w:t>•</w:t>
+      </w:r>
+      <w:r>
+        <w:rPr>
+          <w:rFonts w:ascii="Arial" w:hAnsi="Arial" w:cs="Arial"/>
+          <w:color w:val="1F497D"/>
+          <w:sz w:val="18"/>
+          <w:szCs w:val="18"/>
+          <w:lang w:val="fr-FR"/>
+        </w:rPr>
+        <w:tab/>
+        <w:t xml:space="preserve">L'ordre de tri a été corrigé pour l'impression des </w:t>
+      </w:r>
+      <w:r>
+        <w:rPr>
+          <w:rFonts w:ascii="Arial" w:hAnsi="Arial" w:cs="Arial"/>
+          <w:color w:val="1F497D"/>
+          <w:sz w:val="18"/>
+          <w:szCs w:val="18"/>
+          <w:lang w:val="fr-FR"/>
+        </w:rPr>
+        <w:t>dispositifs</w:t>
+      </w:r>
+      <w:r>
+        <w:rPr>
+          <w:rFonts w:ascii="Arial" w:hAnsi="Arial" w:cs="Arial"/>
+          <w:color w:val="1F497D"/>
+          <w:sz w:val="18"/>
+          <w:szCs w:val="18"/>
+          <w:lang w:val="fr-FR"/>
+        </w:rPr>
+        <w:t xml:space="preserve"> lorsque « Trier par groupe/zone/zone » est sélectionné</w:t>
+      </w:r>
+      <w:r>
+        <w:rPr>
+          <w:rFonts w:ascii="Arial" w:hAnsi="Arial" w:cs="Arial"/>
+          <w:color w:val="1F497D"/>
+          <w:sz w:val="18"/>
+          <w:szCs w:val="18"/>
+          <w:lang w:val="fr-FR"/>
+        </w:rPr>
+        <w:br/>
+        <w:t>•</w:t>
+      </w:r>
+      <w:r>
+        <w:rPr>
+          <w:rFonts w:ascii="Arial" w:hAnsi="Arial" w:cs="Arial"/>
+          <w:color w:val="1F497D"/>
+          <w:sz w:val="18"/>
+          <w:szCs w:val="18"/>
+          <w:lang w:val="fr-FR"/>
+        </w:rPr>
+        <w:tab/>
+        <w:t xml:space="preserve">La zone et le groupe sont maintenant affichés pour les </w:t>
+      </w:r>
+      <w:r>
+        <w:rPr>
+          <w:rFonts w:ascii="Arial" w:hAnsi="Arial" w:cs="Arial"/>
+          <w:color w:val="1F497D"/>
+          <w:sz w:val="18"/>
+          <w:szCs w:val="18"/>
+          <w:lang w:val="fr-FR"/>
+        </w:rPr>
+        <w:t>dispositifs</w:t>
       </w:r>
       <w:r>
         <w:rPr>
@@ -702,37 +495,17 @@
           <w:szCs w:val="18"/>
           <w:lang w:val="fr-FR"/>
         </w:rPr>
-        <w:t>boîte de message contextuelle</w:t>
-      </w:r>
-      <w:r>
-        <w:rPr>
-          <w:rFonts w:ascii="Arial" w:hAnsi="Arial" w:cs="Arial"/>
-          <w:color w:val="1F497D"/>
-          <w:sz w:val="18"/>
-          <w:szCs w:val="18"/>
-          <w:lang w:val="fr-FR"/>
-        </w:rPr>
-        <w:t xml:space="preserve">. </w:t>
-      </w:r>
-      <w:r>
-        <w:rPr>
-          <w:rFonts w:ascii="Arial" w:hAnsi="Arial" w:cs="Arial"/>
-          <w:color w:val="1F497D"/>
-          <w:sz w:val="18"/>
-          <w:szCs w:val="18"/>
-          <w:lang w:val="fr-FR"/>
-        </w:rPr>
-        <w:t>Par exemple l</w:t>
-      </w:r>
-      <w:r>
-        <w:rPr>
-          <w:rFonts w:ascii="Arial" w:hAnsi="Arial" w:cs="Arial"/>
-          <w:color w:val="1F497D"/>
-          <w:sz w:val="18"/>
-          <w:szCs w:val="18"/>
-          <w:lang w:val="fr-FR"/>
-        </w:rPr>
-        <w:t>es messages d'erreur et d'avertissement utilisent désormais respectivement des barres de titre rouges et orange.</w:t>
+        <w:t>ayant l</w:t>
+      </w:r>
+      <w:r>
+        <w:rPr>
+          <w:rFonts w:ascii="Arial" w:hAnsi="Arial" w:cs="Arial"/>
+          <w:color w:val="1F497D"/>
+          <w:sz w:val="18"/>
+          <w:szCs w:val="18"/>
+          <w:lang w:val="fr-FR"/>
+        </w:rPr>
+        <w:t>es deux (par ex. détecteur optique CAST Pro).</w:t>
       </w:r>
       <w:r>
         <w:rPr>
@@ -743,6 +516,106 @@
           <w:lang w:val="fr-FR"/>
         </w:rPr>
         <w:br/>
+        <w:t>•</w:t>
+      </w:r>
+      <w:r>
+        <w:rPr>
+          <w:rFonts w:ascii="Arial" w:hAnsi="Arial" w:cs="Arial"/>
+          <w:color w:val="1F497D"/>
+          <w:sz w:val="18"/>
+          <w:szCs w:val="18"/>
+          <w:lang w:val="fr-FR"/>
+        </w:rPr>
+        <w:tab/>
+        <w:t>les zones/groupes/ensembles qui ne sont pas définis ne provoquent plus de message d'erreur.</w:t>
+      </w:r>
+    </w:p>
+    <w:p>
+      <w:pPr>
+        <w:tabs>
+          <w:tab w:val="left" w:pos="993"/>
+        </w:tabs>
+        <w:rPr>
+          <w:rFonts w:ascii="Arial" w:hAnsi="Arial" w:cs="Arial"/>
+          <w:color w:val="9CC2E5" w:themeColor="accent1" w:themeTint="99"/>
+          <w:sz w:val="16"/>
+          <w:szCs w:val="16"/>
+          <w:lang w:val="fr-FR"/>
+        </w:rPr>
+      </w:pPr>
+      <w:r>
+        <w:rPr>
+          <w:rFonts w:ascii="Arial" w:hAnsi="Arial" w:cs="Arial"/>
+          <w:b/>
+          <w:bCs/>
+          <w:color w:val="4472C4" w:themeColor="accent5"/>
+          <w:sz w:val="18"/>
+          <w:szCs w:val="18"/>
+          <w:lang w:val="fr-FR"/>
+        </w:rPr>
+        <w:br/>
+      </w:r>
+      <w:proofErr w:type="gramStart"/>
+      <w:r>
+        <w:rPr>
+          <w:rFonts w:ascii="Arial" w:hAnsi="Arial" w:cs="Arial"/>
+          <w:b/>
+          <w:bCs/>
+          <w:color w:val="4472C4" w:themeColor="accent5"/>
+          <w:sz w:val="24"/>
+          <w:szCs w:val="24"/>
+          <w:lang w:val="fr-FR"/>
+        </w:rPr>
+        <w:t>v</w:t>
+      </w:r>
+      <w:proofErr w:type="gramEnd"/>
+      <w:r>
+        <w:rPr>
+          <w:rFonts w:ascii="Arial" w:hAnsi="Arial" w:cs="Arial"/>
+          <w:b/>
+          <w:bCs/>
+          <w:color w:val="4472C4" w:themeColor="accent5"/>
+          <w:sz w:val="24"/>
+          <w:szCs w:val="24"/>
+          <w:lang w:val="fr-FR"/>
+        </w:rPr>
+        <w:t>8.1.17</w:t>
+      </w:r>
+      <w:r>
+        <w:rPr>
+          <w:rFonts w:ascii="Arial" w:hAnsi="Arial" w:cs="Arial"/>
+          <w:b/>
+          <w:bCs/>
+          <w:color w:val="4472C4" w:themeColor="accent5"/>
+          <w:sz w:val="24"/>
+          <w:szCs w:val="24"/>
+          <w:lang w:val="fr-FR"/>
+        </w:rPr>
+        <w:tab/>
+      </w:r>
+      <w:r>
+        <w:rPr>
+          <w:rFonts w:ascii="Arial" w:hAnsi="Arial" w:cs="Arial"/>
+          <w:b/>
+          <w:bCs/>
+          <w:color w:val="4472C4" w:themeColor="accent5"/>
+          <w:sz w:val="24"/>
+          <w:szCs w:val="24"/>
+          <w:lang w:val="fr-FR"/>
+        </w:rPr>
+        <w:t>0</w:t>
+      </w:r>
+      <w:r>
+        <w:rPr>
+          <w:rFonts w:ascii="Arial" w:hAnsi="Arial" w:cs="Arial"/>
+          <w:b/>
+          <w:bCs/>
+          <w:color w:val="4472C4" w:themeColor="accent5"/>
+          <w:sz w:val="24"/>
+          <w:szCs w:val="24"/>
+          <w:lang w:val="fr-FR"/>
+        </w:rPr>
+        <w:t>6/05/2026</w:t>
       </w:r>
     </w:p>
     <w:p>
@@ -821,26 +694,27 @@
           <w:lang w:val="fr-FR"/>
         </w:rPr>
         <w:tab/>
-      </w:r>
-      <w:r>
-        <w:rPr>
-          <w:rFonts w:ascii="Arial" w:hAnsi="Arial" w:cs="Arial"/>
-          <w:color w:val="1F497D"/>
-          <w:sz w:val="18"/>
-          <w:szCs w:val="18"/>
-          <w:lang w:val="fr-FR"/>
-        </w:rPr>
-        <w:t>Le problème des noms de zones envoyés au panneau XFP et attribués à la mauvaise zone a été corrigé.</w:t>
-      </w:r>
-      <w:r>
-        <w:rPr>
-          <w:rFonts w:ascii="Arial" w:hAnsi="Arial" w:cs="Arial"/>
-          <w:color w:val="1F497D"/>
-          <w:sz w:val="18"/>
-          <w:szCs w:val="18"/>
-          <w:lang w:val="fr-FR"/>
-        </w:rPr>
-        <w:t xml:space="preserve"> </w:t>
+        <w:t xml:space="preserve">Les options de zone de la page Causes et </w:t>
+      </w:r>
+      <w:r>
+        <w:rPr>
+          <w:rFonts w:ascii="Arial" w:hAnsi="Arial" w:cs="Arial"/>
+          <w:color w:val="1F497D"/>
+          <w:sz w:val="18"/>
+          <w:szCs w:val="18"/>
+          <w:lang w:val="fr-FR"/>
+        </w:rPr>
+        <w:t>E</w:t>
+      </w:r>
+      <w:r>
+        <w:rPr>
+          <w:rFonts w:ascii="Arial" w:hAnsi="Arial" w:cs="Arial"/>
+          <w:color w:val="1F497D"/>
+          <w:sz w:val="18"/>
+          <w:szCs w:val="18"/>
+          <w:lang w:val="fr-FR"/>
+        </w:rPr>
+        <w:t>ffets affichant des ensembles à la place ont été corrigées.</w:t>
       </w:r>
     </w:p>
     <w:p>
@@ -854,32 +728,75 @@
         </w:tabs>
         <w:suppressAutoHyphens/>
         <w:autoSpaceDN w:val="0"/>
-        <w:ind w:left="284" w:hanging="284"/>
-        <w:contextualSpacing/>
-        <w:rPr>
-          <w:rFonts w:ascii="Arial" w:hAnsi="Arial" w:cs="Arial"/>
-          <w:color w:val="1F497D"/>
-          <w:sz w:val="18"/>
-          <w:szCs w:val="18"/>
-          <w:lang w:val="fr-FR"/>
-        </w:rPr>
-      </w:pPr>
-      <w:r>
-        <w:rPr>
-          <w:rFonts w:ascii="Arial" w:hAnsi="Arial" w:cs="Arial"/>
-          <w:color w:val="1F497D"/>
-          <w:sz w:val="18"/>
-          <w:szCs w:val="18"/>
-          <w:lang w:val="fr-FR"/>
-        </w:rPr>
-        <w:t>•</w:t>
-      </w:r>
-      <w:r>
-        <w:rPr>
-          <w:rFonts w:ascii="Arial" w:hAnsi="Arial" w:cs="Arial"/>
-          <w:color w:val="1F497D"/>
-          <w:sz w:val="18"/>
-          <w:szCs w:val="18"/>
+        <w:contextualSpacing/>
+        <w:rPr>
+          <w:rFonts w:ascii="Arial" w:hAnsi="Arial" w:cs="Arial"/>
+          <w:color w:val="1F497D"/>
+          <w:sz w:val="18"/>
+          <w:szCs w:val="18"/>
+          <w:lang w:val="fr-FR"/>
+        </w:rPr>
+      </w:pPr>
+    </w:p>
+    <w:p>
+      <w:pPr>
+        <w:tabs>
+          <w:tab w:val="left" w:pos="993"/>
+        </w:tabs>
+        <w:rPr>
+          <w:rFonts w:ascii="Arial" w:hAnsi="Arial" w:cs="Arial"/>
+          <w:color w:val="9CC2E5" w:themeColor="accent1" w:themeTint="99"/>
+          <w:sz w:val="16"/>
+          <w:szCs w:val="16"/>
+          <w:lang w:val="fr-FR"/>
+        </w:rPr>
+      </w:pPr>
+      <w:proofErr w:type="gramStart"/>
+      <w:r>
+        <w:rPr>
+          <w:rFonts w:ascii="Arial" w:hAnsi="Arial" w:cs="Arial"/>
+          <w:b/>
+          <w:bCs/>
+          <w:color w:val="4472C4" w:themeColor="accent5"/>
+          <w:sz w:val="24"/>
+          <w:szCs w:val="24"/>
+          <w:lang w:val="fr-FR"/>
+        </w:rPr>
+        <w:t>v</w:t>
+      </w:r>
+      <w:proofErr w:type="gramEnd"/>
+      <w:r>
+        <w:rPr>
+          <w:rFonts w:ascii="Arial" w:hAnsi="Arial" w:cs="Arial"/>
+          <w:b/>
+          <w:bCs/>
+          <w:color w:val="4472C4" w:themeColor="accent5"/>
+          <w:sz w:val="24"/>
+          <w:szCs w:val="24"/>
+          <w:lang w:val="fr-FR"/>
+        </w:rPr>
+        <w:t>8.1.</w:t>
+      </w:r>
+      <w:r>
+        <w:rPr>
+          <w:rFonts w:ascii="Arial" w:hAnsi="Arial" w:cs="Arial"/>
+          <w:b/>
+          <w:bCs/>
+          <w:color w:val="4472C4" w:themeColor="accent5"/>
+          <w:sz w:val="24"/>
+          <w:szCs w:val="24"/>
+          <w:lang w:val="fr-FR"/>
+        </w:rPr>
+        <w:t>16</w:t>
+      </w:r>
+      <w:r>
+        <w:rPr>
+          <w:rFonts w:ascii="Arial" w:hAnsi="Arial" w:cs="Arial"/>
+          <w:b/>
+          <w:bCs/>
+          <w:color w:val="4472C4" w:themeColor="accent5"/>
+          <w:sz w:val="24"/>
+          <w:szCs w:val="24"/>
           <w:lang w:val="fr-FR"/>
         </w:rPr>
         <w:tab/>
@@ -887,12 +804,50 @@
       <w:r>
         <w:rPr>
           <w:rFonts w:ascii="Arial" w:hAnsi="Arial" w:cs="Arial"/>
-          <w:color w:val="1F497D"/>
-          <w:sz w:val="18"/>
-          <w:szCs w:val="18"/>
-          <w:lang w:val="fr-FR"/>
-        </w:rPr>
-        <w:t>Le bouton Agrandir de la fenêtre de l'application fonctionne maintenant correctement.</w:t>
+          <w:b/>
+          <w:bCs/>
+          <w:color w:val="4472C4" w:themeColor="accent5"/>
+          <w:sz w:val="24"/>
+          <w:szCs w:val="24"/>
+          <w:lang w:val="fr-FR"/>
+        </w:rPr>
+        <w:t>29</w:t>
+      </w:r>
+      <w:r>
+        <w:rPr>
+          <w:rFonts w:ascii="Arial" w:hAnsi="Arial" w:cs="Arial"/>
+          <w:b/>
+          <w:bCs/>
+          <w:color w:val="4472C4" w:themeColor="accent5"/>
+          <w:sz w:val="24"/>
+          <w:szCs w:val="24"/>
+          <w:lang w:val="fr-FR"/>
+        </w:rPr>
+        <w:t>/</w:t>
+      </w:r>
+      <w:r>
+        <w:rPr>
+          <w:rFonts w:ascii="Arial" w:hAnsi="Arial" w:cs="Arial"/>
+          <w:b/>
+          <w:bCs/>
+          <w:color w:val="4472C4" w:themeColor="accent5"/>
+          <w:sz w:val="24"/>
+          <w:szCs w:val="24"/>
+          <w:lang w:val="fr-FR"/>
+        </w:rPr>
+        <w:t>04</w:t>
+      </w:r>
+      <w:r>
+        <w:rPr>
+          <w:rFonts w:ascii="Arial" w:hAnsi="Arial" w:cs="Arial"/>
+          <w:b/>
+          <w:bCs/>
+          <w:color w:val="4472C4" w:themeColor="accent5"/>
+          <w:sz w:val="24"/>
+          <w:szCs w:val="24"/>
+          <w:lang w:val="fr-FR"/>
+        </w:rPr>
+        <w:t>/2026</w:t>
       </w:r>
     </w:p>
     <w:p>
@@ -910,32 +865,25 @@
         <w:contextualSpacing/>
         <w:rPr>
           <w:rFonts w:ascii="Arial" w:hAnsi="Arial" w:cs="Arial"/>
-          <w:color w:val="1F497D"/>
-          <w:sz w:val="18"/>
-          <w:szCs w:val="18"/>
-          <w:lang w:val="fr-FR"/>
-        </w:rPr>
-      </w:pPr>
-      <w:r>
-        <w:rPr>
-          <w:rFonts w:ascii="Arial" w:hAnsi="Arial" w:cs="Arial"/>
-          <w:color w:val="1F497D"/>
-          <w:sz w:val="18"/>
-          <w:szCs w:val="18"/>
-          <w:lang w:val="fr-FR"/>
-        </w:rPr>
-        <w:t>•</w:t>
-      </w:r>
-      <w:r>
-        <w:rPr>
-          <w:rFonts w:ascii="Arial" w:hAnsi="Arial" w:cs="Arial"/>
-          <w:color w:val="1F497D"/>
-          <w:sz w:val="18"/>
-          <w:szCs w:val="18"/>
-          <w:lang w:val="fr-FR"/>
-        </w:rPr>
-        <w:tab/>
-        <w:t>Les options de mode Jour/Nuit disponibles ont été corrigées pour les différents types d'appareils CAST Pro.</w:t>
+          <w:b/>
+          <w:bCs/>
+          <w:color w:val="1F497D"/>
+          <w:sz w:val="18"/>
+          <w:szCs w:val="18"/>
+          <w:lang w:val="fr-FR"/>
+        </w:rPr>
+      </w:pPr>
+      <w:r>
+        <w:rPr>
+          <w:rFonts w:ascii="Arial" w:hAnsi="Arial" w:cs="Arial"/>
+          <w:b/>
+          <w:bCs/>
+          <w:color w:val="1F497D"/>
+          <w:sz w:val="18"/>
+          <w:szCs w:val="18"/>
+          <w:lang w:val="fr-FR"/>
+        </w:rPr>
+        <w:t>Correctifs</w:t>
       </w:r>
     </w:p>
     <w:p>
@@ -959,6 +907,46 @@
           <w:lang w:val="fr-FR"/>
         </w:rPr>
       </w:pPr>
+      <w:r>
+        <w:rPr>
+          <w:rFonts w:ascii="Arial" w:hAnsi="Arial" w:cs="Arial"/>
+          <w:color w:val="1F497D"/>
+          <w:sz w:val="18"/>
+          <w:szCs w:val="18"/>
+          <w:lang w:val="fr-FR"/>
+        </w:rPr>
+        <w:t>•</w:t>
+      </w:r>
+      <w:r>
+        <w:rPr>
+          <w:rFonts w:ascii="Arial" w:hAnsi="Arial" w:cs="Arial"/>
+          <w:color w:val="1F497D"/>
+          <w:sz w:val="18"/>
+          <w:szCs w:val="18"/>
+          <w:lang w:val="fr-FR"/>
+        </w:rPr>
+        <w:tab/>
+      </w:r>
+      <w:r>
+        <w:rPr>
+          <w:rFonts w:ascii="Arial" w:hAnsi="Arial" w:cs="Arial"/>
+          <w:color w:val="1F497D"/>
+          <w:sz w:val="18"/>
+          <w:szCs w:val="18"/>
+          <w:lang w:val="fr-FR"/>
+        </w:rPr>
+        <w:t>La faute qui a provoqué la fermeture de l'application lors de l'ouverture de la fenêtre des options d'impression a été corrigée</w:t>
+      </w:r>
+      <w:r>
+        <w:rPr>
+          <w:rFonts w:ascii="Arial" w:hAnsi="Arial" w:cs="Arial"/>
+          <w:color w:val="1F497D"/>
+          <w:sz w:val="18"/>
+          <w:szCs w:val="18"/>
+          <w:lang w:val="fr-FR"/>
+        </w:rPr>
+        <w:t>.</w:t>
+      </w:r>
     </w:p>
     <w:p>
       <w:pPr>
@@ -973,6 +961,18 @@
           <w:lang w:val="fr-FR"/>
         </w:rPr>
       </w:pPr>
+      <w:r>
+        <w:rPr>
+          <w:rFonts w:ascii="Arial" w:hAnsi="Arial" w:cs="Arial"/>
+          <w:b/>
+          <w:bCs/>
+          <w:color w:val="4472C4" w:themeColor="accent5"/>
+          <w:sz w:val="18"/>
+          <w:szCs w:val="18"/>
+          <w:lang w:val="fr-FR"/>
+        </w:rPr>
+        <w:br/>
+      </w:r>
       <w:proofErr w:type="gramStart"/>
       <w:r>
         <w:rPr>
@@ -997,7 +997,7 @@
           <w:szCs w:val="24"/>
           <w:lang w:val="fr-FR"/>
         </w:rPr>
-        <w:t>8.1.1</w:t>
+        <w:t>8.1.</w:t>
       </w:r>
       <w:r>
         <w:rPr>
@@ -1009,7 +1009,7 @@
           <w:szCs w:val="24"/>
           <w:lang w:val="fr-FR"/>
         </w:rPr>
-        <w:t>4</w:t>
+        <w:t>15</w:t>
       </w:r>
       <w:r>
         <w:rPr>
@@ -1022,7 +1022,66 @@
           <w:lang w:val="fr-FR"/>
         </w:rPr>
         <w:tab/>
-        <w:t>04/03/2026</w:t>
+      </w:r>
+      <w:r>
+        <w:rPr>
+          <w:rFonts w:ascii="Arial" w:hAnsi="Arial" w:cs="Arial"/>
+          <w:b/>
+          <w:bCs/>
+          <w:color w:val="4472C4" w:themeColor="accent5"/>
+          <w:sz w:val="24"/>
+          <w:szCs w:val="24"/>
+          <w:lang w:val="fr-FR"/>
+        </w:rPr>
+        <w:t>1</w:t>
+      </w:r>
+      <w:r>
+        <w:rPr>
+          <w:rFonts w:ascii="Arial" w:hAnsi="Arial" w:cs="Arial"/>
+          <w:b/>
+          <w:bCs/>
+          <w:color w:val="4472C4" w:themeColor="accent5"/>
+          <w:sz w:val="24"/>
+          <w:szCs w:val="24"/>
+          <w:lang w:val="fr-FR"/>
+        </w:rPr>
+        <w:t>4</w:t>
+      </w:r>
+      <w:r>
+        <w:rPr>
+          <w:rFonts w:ascii="Arial" w:hAnsi="Arial" w:cs="Arial"/>
+          <w:b/>
+          <w:bCs/>
+          <w:color w:val="4472C4" w:themeColor="accent5"/>
+          <w:sz w:val="24"/>
+          <w:szCs w:val="24"/>
+          <w:lang w:val="fr-FR"/>
+        </w:rPr>
+        <w:t>/</w:t>
+      </w:r>
+      <w:r>
+        <w:rPr>
+          <w:rFonts w:ascii="Arial" w:hAnsi="Arial" w:cs="Arial"/>
+          <w:b/>
+          <w:bCs/>
+          <w:color w:val="4472C4" w:themeColor="accent5"/>
+          <w:sz w:val="24"/>
+          <w:szCs w:val="24"/>
+          <w:lang w:val="fr-FR"/>
+        </w:rPr>
+        <w:t>04</w:t>
+      </w:r>
+      <w:r>
+        <w:rPr>
+          <w:rFonts w:ascii="Arial" w:hAnsi="Arial" w:cs="Arial"/>
+          <w:b/>
+          <w:bCs/>
+          <w:color w:val="4472C4" w:themeColor="accent5"/>
+          <w:sz w:val="24"/>
+          <w:szCs w:val="24"/>
+          <w:lang w:val="fr-FR"/>
+        </w:rPr>
+        <w:t>/2026</w:t>
       </w:r>
     </w:p>
     <w:p>
@@ -1058,7 +1117,7 @@
           <w:szCs w:val="18"/>
           <w:lang w:val="fr-FR"/>
         </w:rPr>
-        <w:t>Correctifs</w:t>
+        <w:t>Nouvelles fonctionnalités</w:t>
       </w:r>
     </w:p>
     <w:p>
@@ -1101,67 +1160,117 @@
           <w:lang w:val="fr-FR"/>
         </w:rPr>
         <w:tab/>
-        <w:t>Les données pour les emplacements d</w:t>
-      </w:r>
-      <w:r>
-        <w:rPr>
-          <w:rFonts w:ascii="Arial" w:hAnsi="Arial" w:cs="Arial"/>
-          <w:color w:val="1F497D"/>
-          <w:sz w:val="18"/>
-          <w:szCs w:val="18"/>
-          <w:lang w:val="fr-FR"/>
-        </w:rPr>
-        <w:t>e dispositif</w:t>
-      </w:r>
-      <w:r>
-        <w:rPr>
-          <w:rFonts w:ascii="Arial" w:hAnsi="Arial" w:cs="Arial"/>
-          <w:color w:val="1F497D"/>
-          <w:sz w:val="18"/>
-          <w:szCs w:val="18"/>
-          <w:lang w:val="fr-FR"/>
-        </w:rPr>
-        <w:t xml:space="preserve">s 'vides' sont désormais définies avec des valeurs par défaut spécifiées. Cela corrige un problème où les unités Apollo </w:t>
-      </w:r>
-      <w:r>
-        <w:rPr>
-          <w:rFonts w:ascii="Arial" w:hAnsi="Arial" w:cs="Arial"/>
-          <w:color w:val="1F497D"/>
-          <w:sz w:val="18"/>
-          <w:szCs w:val="18"/>
-          <w:lang w:val="fr-FR"/>
-        </w:rPr>
-        <w:t>E</w:t>
-      </w:r>
-      <w:r>
-        <w:rPr>
-          <w:rFonts w:ascii="Arial" w:hAnsi="Arial" w:cs="Arial"/>
-          <w:color w:val="1F497D"/>
-          <w:sz w:val="18"/>
-          <w:szCs w:val="18"/>
-          <w:lang w:val="fr-FR"/>
-        </w:rPr>
-        <w:t>/</w:t>
-      </w:r>
-      <w:r>
-        <w:rPr>
-          <w:rFonts w:ascii="Arial" w:hAnsi="Arial" w:cs="Arial"/>
-          <w:color w:val="1F497D"/>
-          <w:sz w:val="18"/>
-          <w:szCs w:val="18"/>
-          <w:lang w:val="fr-FR"/>
-        </w:rPr>
-        <w:t>S</w:t>
-      </w:r>
-      <w:r>
-        <w:rPr>
-          <w:rFonts w:ascii="Arial" w:hAnsi="Arial" w:cs="Arial"/>
-          <w:color w:val="1F497D"/>
-          <w:sz w:val="18"/>
-          <w:szCs w:val="18"/>
-          <w:lang w:val="fr-FR"/>
-        </w:rPr>
-        <w:t xml:space="preserve"> se réinitialisaient incorrectement sur Silence.</w:t>
+        <w:t xml:space="preserve">La fonctionnalité pour des icônes personnalisées et </w:t>
+      </w:r>
+      <w:r>
+        <w:rPr>
+          <w:rFonts w:ascii="Arial" w:hAnsi="Arial" w:cs="Arial"/>
+          <w:color w:val="1F497D"/>
+          <w:sz w:val="18"/>
+          <w:szCs w:val="18"/>
+          <w:lang w:val="fr-FR"/>
+        </w:rPr>
+        <w:t xml:space="preserve">le couleur de </w:t>
+      </w:r>
+      <w:r>
+        <w:rPr>
+          <w:rFonts w:ascii="Arial" w:hAnsi="Arial" w:cs="Arial"/>
+          <w:color w:val="1F497D"/>
+          <w:sz w:val="18"/>
+          <w:szCs w:val="18"/>
+          <w:lang w:val="fr-FR"/>
+        </w:rPr>
+        <w:t>la barre de titre a été ajoutée</w:t>
+      </w:r>
+      <w:r>
+        <w:rPr>
+          <w:rFonts w:ascii="Arial" w:hAnsi="Arial" w:cs="Arial"/>
+          <w:color w:val="1F497D"/>
+          <w:sz w:val="18"/>
+          <w:szCs w:val="18"/>
+          <w:lang w:val="fr-FR"/>
+        </w:rPr>
+        <w:t xml:space="preserve"> </w:t>
+      </w:r>
+      <w:r>
+        <w:rPr>
+          <w:rFonts w:ascii="Arial" w:hAnsi="Arial" w:cs="Arial"/>
+          <w:color w:val="1F497D"/>
+          <w:sz w:val="18"/>
+          <w:szCs w:val="18"/>
+          <w:lang w:val="fr-FR"/>
+        </w:rPr>
+        <w:t>à</w:t>
+      </w:r>
+      <w:r>
+        <w:rPr>
+          <w:rFonts w:ascii="Arial" w:hAnsi="Arial" w:cs="Arial"/>
+          <w:color w:val="1F497D"/>
+          <w:sz w:val="18"/>
+          <w:szCs w:val="18"/>
+          <w:lang w:val="fr-FR"/>
+        </w:rPr>
+        <w:t xml:space="preserve"> la</w:t>
+      </w:r>
+      <w:r>
+        <w:rPr>
+          <w:rFonts w:ascii="Arial" w:hAnsi="Arial" w:cs="Arial"/>
+          <w:color w:val="1F497D"/>
+          <w:sz w:val="18"/>
+          <w:szCs w:val="18"/>
+          <w:lang w:val="fr-FR"/>
+        </w:rPr>
+        <w:t xml:space="preserve"> </w:t>
+      </w:r>
+      <w:r>
+        <w:rPr>
+          <w:rFonts w:ascii="Arial" w:hAnsi="Arial" w:cs="Arial"/>
+          <w:color w:val="1F497D"/>
+          <w:sz w:val="18"/>
+          <w:szCs w:val="18"/>
+          <w:lang w:val="fr-FR"/>
+        </w:rPr>
+        <w:t>boîte de message contextuelle</w:t>
+      </w:r>
+      <w:r>
+        <w:rPr>
+          <w:rFonts w:ascii="Arial" w:hAnsi="Arial" w:cs="Arial"/>
+          <w:color w:val="1F497D"/>
+          <w:sz w:val="18"/>
+          <w:szCs w:val="18"/>
+          <w:lang w:val="fr-FR"/>
+        </w:rPr>
+        <w:t xml:space="preserve">. </w:t>
+      </w:r>
+      <w:r>
+        <w:rPr>
+          <w:rFonts w:ascii="Arial" w:hAnsi="Arial" w:cs="Arial"/>
+          <w:color w:val="1F497D"/>
+          <w:sz w:val="18"/>
+          <w:szCs w:val="18"/>
+          <w:lang w:val="fr-FR"/>
+        </w:rPr>
+        <w:t>Par exemple l</w:t>
+      </w:r>
+      <w:r>
+        <w:rPr>
+          <w:rFonts w:ascii="Arial" w:hAnsi="Arial" w:cs="Arial"/>
+          <w:color w:val="1F497D"/>
+          <w:sz w:val="18"/>
+          <w:szCs w:val="18"/>
+          <w:lang w:val="fr-FR"/>
+        </w:rPr>
+        <w:t>es messages d'erreur et d'avertissement utilisent désormais respectivement des barres de titre rouges et orange.</w:t>
+      </w:r>
+      <w:r>
+        <w:rPr>
+          <w:rFonts w:ascii="Arial" w:hAnsi="Arial" w:cs="Arial"/>
+          <w:color w:val="1F497D"/>
+          <w:sz w:val="18"/>
+          <w:szCs w:val="18"/>
+          <w:lang w:val="fr-FR"/>
+        </w:rPr>
+        <w:br/>
       </w:r>
     </w:p>
     <w:p>
@@ -1179,32 +1288,25 @@
         <w:contextualSpacing/>
         <w:rPr>
           <w:rFonts w:ascii="Arial" w:hAnsi="Arial" w:cs="Arial"/>
-          <w:color w:val="1F497D"/>
-          <w:sz w:val="18"/>
-          <w:szCs w:val="18"/>
-          <w:lang w:val="fr-FR"/>
-        </w:rPr>
-      </w:pPr>
-      <w:r>
-        <w:rPr>
-          <w:rFonts w:ascii="Arial" w:hAnsi="Arial" w:cs="Arial"/>
-          <w:color w:val="1F497D"/>
-          <w:sz w:val="18"/>
-          <w:szCs w:val="18"/>
-          <w:lang w:val="fr-FR"/>
-        </w:rPr>
-        <w:t>•</w:t>
-      </w:r>
-      <w:r>
-        <w:rPr>
-          <w:rFonts w:ascii="Arial" w:hAnsi="Arial" w:cs="Arial"/>
-          <w:color w:val="1F497D"/>
-          <w:sz w:val="18"/>
-          <w:szCs w:val="18"/>
-          <w:lang w:val="fr-FR"/>
-        </w:rPr>
-        <w:tab/>
-        <w:t>La page Détails du Site ne montrait pas le recalibrage ni les heures jour/nuit lorsqu'elle lisait à partir d'une configuration créée par les anciens outils XFP.</w:t>
+          <w:b/>
+          <w:bCs/>
+          <w:color w:val="1F497D"/>
+          <w:sz w:val="18"/>
+          <w:szCs w:val="18"/>
+          <w:lang w:val="fr-FR"/>
+        </w:rPr>
+      </w:pPr>
+      <w:r>
+        <w:rPr>
+          <w:rFonts w:ascii="Arial" w:hAnsi="Arial" w:cs="Arial"/>
+          <w:b/>
+          <w:bCs/>
+          <w:color w:val="1F497D"/>
+          <w:sz w:val="18"/>
+          <w:szCs w:val="18"/>
+          <w:lang w:val="fr-FR"/>
+        </w:rPr>
+        <w:t>Correctifs</w:t>
       </w:r>
     </w:p>
     <w:p>
@@ -1228,58 +1330,45 @@
           <w:lang w:val="fr-FR"/>
         </w:rPr>
       </w:pPr>
-    </w:p>
-    <w:p>
-      <w:pPr>
-        <w:tabs>
-          <w:tab w:val="left" w:pos="993"/>
-        </w:tabs>
-        <w:rPr>
-          <w:rFonts w:ascii="Arial" w:hAnsi="Arial" w:cs="Arial"/>
-          <w:color w:val="9CC2E5" w:themeColor="accent1" w:themeTint="99"/>
-          <w:sz w:val="16"/>
-          <w:szCs w:val="16"/>
-          <w:lang w:val="fr-FR"/>
-        </w:rPr>
-      </w:pPr>
-      <w:proofErr w:type="gramStart"/>
-      <w:r>
-        <w:rPr>
-          <w:rFonts w:ascii="Arial" w:hAnsi="Arial" w:cs="Arial"/>
-          <w:b/>
-          <w:bCs/>
-          <w:color w:val="4472C4" w:themeColor="accent5"/>
-          <w:sz w:val="24"/>
-          <w:szCs w:val="24"/>
-          <w:lang w:val="fr-FR"/>
-        </w:rPr>
-        <w:t>v</w:t>
-      </w:r>
-      <w:proofErr w:type="gramEnd"/>
-      <w:r>
-        <w:rPr>
-          <w:rFonts w:ascii="Arial" w:hAnsi="Arial" w:cs="Arial"/>
-          <w:b/>
-          <w:bCs/>
-          <w:color w:val="4472C4" w:themeColor="accent5"/>
-          <w:sz w:val="24"/>
-          <w:szCs w:val="24"/>
-          <w:lang w:val="fr-FR"/>
-        </w:rPr>
-        <w:t>8.1.10</w:t>
-      </w:r>
-      <w:r>
-        <w:rPr>
-          <w:rFonts w:ascii="Arial" w:hAnsi="Arial" w:cs="Arial"/>
-          <w:b/>
-          <w:bCs/>
-          <w:color w:val="4472C4" w:themeColor="accent5"/>
-          <w:sz w:val="24"/>
-          <w:szCs w:val="24"/>
+      <w:r>
+        <w:rPr>
+          <w:rFonts w:ascii="Arial" w:hAnsi="Arial" w:cs="Arial"/>
+          <w:color w:val="1F497D"/>
+          <w:sz w:val="18"/>
+          <w:szCs w:val="18"/>
+          <w:lang w:val="fr-FR"/>
+        </w:rPr>
+        <w:t>•</w:t>
+      </w:r>
+      <w:r>
+        <w:rPr>
+          <w:rFonts w:ascii="Arial" w:hAnsi="Arial" w:cs="Arial"/>
+          <w:color w:val="1F497D"/>
+          <w:sz w:val="18"/>
+          <w:szCs w:val="18"/>
           <w:lang w:val="fr-FR"/>
         </w:rPr>
         <w:tab/>
-        <w:t>16/02/2026</w:t>
+      </w:r>
+      <w:r>
+        <w:rPr>
+          <w:rFonts w:ascii="Arial" w:hAnsi="Arial" w:cs="Arial"/>
+          <w:color w:val="1F497D"/>
+          <w:sz w:val="18"/>
+          <w:szCs w:val="18"/>
+          <w:lang w:val="fr-FR"/>
+        </w:rPr>
+        <w:t>Le problème des noms de zones envoyés au panneau XFP et attribués à la mauvaise zone a été corrigé.</w:t>
+      </w:r>
+      <w:r>
+        <w:rPr>
+          <w:rFonts w:ascii="Arial" w:hAnsi="Arial" w:cs="Arial"/>
+          <w:color w:val="1F497D"/>
+          <w:sz w:val="18"/>
+          <w:szCs w:val="18"/>
+          <w:lang w:val="fr-FR"/>
+        </w:rPr>
+        <w:t xml:space="preserve"> </w:t>
       </w:r>
     </w:p>
     <w:p>
@@ -1297,25 +1386,41 @@
         <w:contextualSpacing/>
         <w:rPr>
           <w:rFonts w:ascii="Arial" w:hAnsi="Arial" w:cs="Arial"/>
-          <w:b/>
-          <w:bCs/>
-          <w:color w:val="1F497D"/>
-          <w:sz w:val="18"/>
-          <w:szCs w:val="18"/>
-          <w:lang w:val="fr-FR"/>
-        </w:rPr>
-      </w:pPr>
-      <w:r>
-        <w:rPr>
-          <w:rFonts w:ascii="Arial" w:hAnsi="Arial" w:cs="Arial"/>
-          <w:b/>
-          <w:bCs/>
-          <w:color w:val="1F497D"/>
-          <w:sz w:val="18"/>
-          <w:szCs w:val="18"/>
-          <w:lang w:val="fr-FR"/>
-        </w:rPr>
-        <w:t>Nouvelles fonctionnalités</w:t>
+          <w:color w:val="1F497D"/>
+          <w:sz w:val="18"/>
+          <w:szCs w:val="18"/>
+          <w:lang w:val="fr-FR"/>
+        </w:rPr>
+      </w:pPr>
+      <w:r>
+        <w:rPr>
+          <w:rFonts w:ascii="Arial" w:hAnsi="Arial" w:cs="Arial"/>
+          <w:color w:val="1F497D"/>
+          <w:sz w:val="18"/>
+          <w:szCs w:val="18"/>
+          <w:lang w:val="fr-FR"/>
+        </w:rPr>
+        <w:t>•</w:t>
+      </w:r>
+      <w:r>
+        <w:rPr>
+          <w:rFonts w:ascii="Arial" w:hAnsi="Arial" w:cs="Arial"/>
+          <w:color w:val="1F497D"/>
+          <w:sz w:val="18"/>
+          <w:szCs w:val="18"/>
+          <w:lang w:val="fr-FR"/>
+        </w:rPr>
+        <w:tab/>
+      </w:r>
+      <w:r>
+        <w:rPr>
+          <w:rFonts w:ascii="Arial" w:hAnsi="Arial" w:cs="Arial"/>
+          <w:color w:val="1F497D"/>
+          <w:sz w:val="18"/>
+          <w:szCs w:val="18"/>
+          <w:lang w:val="fr-FR"/>
+        </w:rPr>
+        <w:t>Le bouton Agrandir de la fenêtre de l'application fonctionne maintenant correctement.</w:t>
       </w:r>
     </w:p>
     <w:p>
@@ -1358,17 +1463,7 @@
           <w:lang w:val="fr-FR"/>
         </w:rPr>
         <w:tab/>
-        <w:t>Support pour la langue espagnole a été ajouté.</w:t>
-      </w:r>
-      <w:r>
-        <w:rPr>
-          <w:rFonts w:ascii="Arial" w:hAnsi="Arial" w:cs="Arial"/>
-          <w:color w:val="1F497D"/>
-          <w:sz w:val="18"/>
-          <w:szCs w:val="18"/>
-          <w:lang w:val="fr-FR"/>
-        </w:rPr>
-        <w:tab/>
+        <w:t>Les options de mode Jour/Nuit disponibles ont été corrigées pour les différents types d'appareils CAST Pro.</w:t>
       </w:r>
     </w:p>
     <w:p>
@@ -1430,7 +1525,7 @@
           <w:szCs w:val="24"/>
           <w:lang w:val="fr-FR"/>
         </w:rPr>
-        <w:t>8.1.9</w:t>
+        <w:t>8.1.1</w:t>
       </w:r>
       <w:r>
         <w:rPr>
@@ -1442,8 +1537,7 @@
           <w:szCs w:val="24"/>
           <w:lang w:val="fr-FR"/>
         </w:rPr>
-        <w:tab/>
-        <w:t>2</w:t>
+        <w:t>4</w:t>
       </w:r>
       <w:r>
         <w:rPr>
@@ -1455,19 +1549,8 @@
           <w:szCs w:val="24"/>
           <w:lang w:val="fr-FR"/>
         </w:rPr>
-        <w:t>4</w:t>
-      </w:r>
-      <w:r>
-        <w:rPr>
-          <w:rFonts w:ascii="Arial" w:hAnsi="Arial" w:cs="Arial"/>
-          <w:b/>
-          <w:bCs/>
-          <w:color w:val="4472C4" w:themeColor="accent5"/>
-          <w:sz w:val="24"/>
-          <w:szCs w:val="24"/>
-          <w:lang w:val="fr-FR"/>
-        </w:rPr>
-        <w:t>/12/2025</w:t>
+        <w:tab/>
+        <w:t>04/03/2026</w:t>
       </w:r>
     </w:p>
     <w:p>
@@ -1503,7 +1586,7 @@
           <w:szCs w:val="18"/>
           <w:lang w:val="fr-FR"/>
         </w:rPr>
-        <w:t>Nouvelles fonctionnalités</w:t>
+        <w:t>Correctifs</w:t>
       </w:r>
     </w:p>
     <w:p>
@@ -1546,27 +1629,67 @@
           <w:lang w:val="fr-FR"/>
         </w:rPr>
         <w:tab/>
-        <w:t xml:space="preserve">Les nouveaux </w:t>
-      </w:r>
-      <w:r>
-        <w:rPr>
-          <w:rFonts w:ascii="Arial" w:hAnsi="Arial" w:cs="Arial"/>
-          <w:color w:val="1F497D"/>
-          <w:sz w:val="18"/>
-          <w:szCs w:val="18"/>
-          <w:lang w:val="fr-FR"/>
-        </w:rPr>
-        <w:t>dispositifs</w:t>
-      </w:r>
-      <w:r>
-        <w:rPr>
-          <w:rFonts w:ascii="Arial" w:hAnsi="Arial" w:cs="Arial"/>
-          <w:color w:val="1F497D"/>
-          <w:sz w:val="18"/>
-          <w:szCs w:val="18"/>
-          <w:lang w:val="fr-FR"/>
-        </w:rPr>
-        <w:t xml:space="preserve"> CAST Pro ont été ajoutés.</w:t>
+        <w:t>Les données pour les emplacements d</w:t>
+      </w:r>
+      <w:r>
+        <w:rPr>
+          <w:rFonts w:ascii="Arial" w:hAnsi="Arial" w:cs="Arial"/>
+          <w:color w:val="1F497D"/>
+          <w:sz w:val="18"/>
+          <w:szCs w:val="18"/>
+          <w:lang w:val="fr-FR"/>
+        </w:rPr>
+        <w:t>e dispositif</w:t>
+      </w:r>
+      <w:r>
+        <w:rPr>
+          <w:rFonts w:ascii="Arial" w:hAnsi="Arial" w:cs="Arial"/>
+          <w:color w:val="1F497D"/>
+          <w:sz w:val="18"/>
+          <w:szCs w:val="18"/>
+          <w:lang w:val="fr-FR"/>
+        </w:rPr>
+        <w:t xml:space="preserve">s 'vides' sont désormais définies avec des valeurs par défaut spécifiées. Cela corrige un problème où les unités Apollo </w:t>
+      </w:r>
+      <w:r>
+        <w:rPr>
+          <w:rFonts w:ascii="Arial" w:hAnsi="Arial" w:cs="Arial"/>
+          <w:color w:val="1F497D"/>
+          <w:sz w:val="18"/>
+          <w:szCs w:val="18"/>
+          <w:lang w:val="fr-FR"/>
+        </w:rPr>
+        <w:t>E</w:t>
+      </w:r>
+      <w:r>
+        <w:rPr>
+          <w:rFonts w:ascii="Arial" w:hAnsi="Arial" w:cs="Arial"/>
+          <w:color w:val="1F497D"/>
+          <w:sz w:val="18"/>
+          <w:szCs w:val="18"/>
+          <w:lang w:val="fr-FR"/>
+        </w:rPr>
+        <w:t>/</w:t>
+      </w:r>
+      <w:r>
+        <w:rPr>
+          <w:rFonts w:ascii="Arial" w:hAnsi="Arial" w:cs="Arial"/>
+          <w:color w:val="1F497D"/>
+          <w:sz w:val="18"/>
+          <w:szCs w:val="18"/>
+          <w:lang w:val="fr-FR"/>
+        </w:rPr>
+        <w:t>S</w:t>
+      </w:r>
+      <w:r>
+        <w:rPr>
+          <w:rFonts w:ascii="Arial" w:hAnsi="Arial" w:cs="Arial"/>
+          <w:color w:val="1F497D"/>
+          <w:sz w:val="18"/>
+          <w:szCs w:val="18"/>
+          <w:lang w:val="fr-FR"/>
+        </w:rPr>
+        <w:t xml:space="preserve"> se réinitialisaient incorrectement sur Silence.</w:t>
       </w:r>
     </w:p>
     <w:p>
@@ -1609,7 +1732,7 @@
           <w:lang w:val="fr-FR"/>
         </w:rPr>
         <w:tab/>
-        <w:t>L'option pour imprimer les paramètres a été ajoutée.</w:t>
+        <w:t>La page Détails du Site ne montrait pas le recalibrage ni les heures jour/nuit lorsqu'elle lisait à partir d'une configuration créée par les anciens outils XFP.</w:t>
       </w:r>
     </w:p>
     <w:p>
@@ -1633,86 +1756,58 @@
           <w:lang w:val="fr-FR"/>
         </w:rPr>
       </w:pPr>
-      <w:r>
-        <w:rPr>
-          <w:rFonts w:ascii="Arial" w:hAnsi="Arial" w:cs="Arial"/>
-          <w:color w:val="1F497D"/>
-          <w:sz w:val="18"/>
-          <w:szCs w:val="18"/>
-          <w:lang w:val="fr-FR"/>
-        </w:rPr>
-        <w:t>•</w:t>
-      </w:r>
-      <w:r>
-        <w:rPr>
-          <w:rFonts w:ascii="Arial" w:hAnsi="Arial" w:cs="Arial"/>
-          <w:color w:val="1F497D"/>
-          <w:sz w:val="18"/>
-          <w:szCs w:val="18"/>
+    </w:p>
+    <w:p>
+      <w:pPr>
+        <w:tabs>
+          <w:tab w:val="left" w:pos="993"/>
+        </w:tabs>
+        <w:rPr>
+          <w:rFonts w:ascii="Arial" w:hAnsi="Arial" w:cs="Arial"/>
+          <w:color w:val="9CC2E5" w:themeColor="accent1" w:themeTint="99"/>
+          <w:sz w:val="16"/>
+          <w:szCs w:val="16"/>
+          <w:lang w:val="fr-FR"/>
+        </w:rPr>
+      </w:pPr>
+      <w:proofErr w:type="gramStart"/>
+      <w:r>
+        <w:rPr>
+          <w:rFonts w:ascii="Arial" w:hAnsi="Arial" w:cs="Arial"/>
+          <w:b/>
+          <w:bCs/>
+          <w:color w:val="4472C4" w:themeColor="accent5"/>
+          <w:sz w:val="24"/>
+          <w:szCs w:val="24"/>
+          <w:lang w:val="fr-FR"/>
+        </w:rPr>
+        <w:t>v</w:t>
+      </w:r>
+      <w:proofErr w:type="gramEnd"/>
+      <w:r>
+        <w:rPr>
+          <w:rFonts w:ascii="Arial" w:hAnsi="Arial" w:cs="Arial"/>
+          <w:b/>
+          <w:bCs/>
+          <w:color w:val="4472C4" w:themeColor="accent5"/>
+          <w:sz w:val="24"/>
+          <w:szCs w:val="24"/>
+          <w:lang w:val="fr-FR"/>
+        </w:rPr>
+        <w:t>8.1.10</w:t>
+      </w:r>
+      <w:r>
+        <w:rPr>
+          <w:rFonts w:ascii="Arial" w:hAnsi="Arial" w:cs="Arial"/>
+          <w:b/>
+          <w:bCs/>
+          <w:color w:val="4472C4" w:themeColor="accent5"/>
+          <w:sz w:val="24"/>
+          <w:szCs w:val="24"/>
           <w:lang w:val="fr-FR"/>
         </w:rPr>
         <w:tab/>
-        <w:t xml:space="preserve">Les modes jour </w:t>
-      </w:r>
-      <w:r>
-        <w:rPr>
-          <w:rFonts w:ascii="Arial" w:hAnsi="Arial" w:cs="Arial"/>
-          <w:color w:val="1F497D"/>
-          <w:sz w:val="18"/>
-          <w:szCs w:val="18"/>
-          <w:lang w:val="fr-FR"/>
-        </w:rPr>
-        <w:t>&amp;</w:t>
-      </w:r>
-      <w:r>
-        <w:rPr>
-          <w:rFonts w:ascii="Arial" w:hAnsi="Arial" w:cs="Arial"/>
-          <w:color w:val="1F497D"/>
-          <w:sz w:val="18"/>
-          <w:szCs w:val="18"/>
-          <w:lang w:val="fr-FR"/>
-        </w:rPr>
-        <w:t xml:space="preserve"> nuit d</w:t>
-      </w:r>
-      <w:r>
-        <w:rPr>
-          <w:rFonts w:ascii="Arial" w:hAnsi="Arial" w:cs="Arial"/>
-          <w:color w:val="1F497D"/>
-          <w:sz w:val="18"/>
-          <w:szCs w:val="18"/>
-          <w:lang w:val="fr-FR"/>
-        </w:rPr>
-        <w:t>es dispositifs</w:t>
-      </w:r>
-      <w:r>
-        <w:rPr>
-          <w:rFonts w:ascii="Arial" w:hAnsi="Arial" w:cs="Arial"/>
-          <w:color w:val="1F497D"/>
-          <w:sz w:val="18"/>
-          <w:szCs w:val="18"/>
-          <w:lang w:val="fr-FR"/>
-        </w:rPr>
-        <w:t xml:space="preserve"> sont désormais toujours réinitialisés à leurs valeurs par défaut lorsqu'un type d</w:t>
-      </w:r>
-      <w:r>
-        <w:rPr>
-          <w:rFonts w:ascii="Arial" w:hAnsi="Arial" w:cs="Arial"/>
-          <w:color w:val="1F497D"/>
-          <w:sz w:val="18"/>
-          <w:szCs w:val="18"/>
-          <w:lang w:val="fr-FR"/>
-        </w:rPr>
-        <w:t>e dispositif</w:t>
-      </w:r>
-      <w:r>
-        <w:rPr>
-          <w:rFonts w:ascii="Arial" w:hAnsi="Arial" w:cs="Arial"/>
-          <w:color w:val="1F497D"/>
-          <w:sz w:val="18"/>
-          <w:szCs w:val="18"/>
-          <w:lang w:val="fr-FR"/>
-        </w:rPr>
-        <w:t xml:space="preserve"> est modifié.</w:t>
+        <w:t>16/02/2026</w:t>
       </w:r>
     </w:p>
     <w:p>
@@ -1730,113 +1825,25 @@
         <w:contextualSpacing/>
         <w:rPr>
           <w:rFonts w:ascii="Arial" w:hAnsi="Arial" w:cs="Arial"/>
-          <w:color w:val="1F497D"/>
-          <w:sz w:val="18"/>
-          <w:szCs w:val="18"/>
-          <w:lang w:val="fr-FR"/>
-        </w:rPr>
-      </w:pPr>
-      <w:r>
-        <w:rPr>
-          <w:rFonts w:ascii="Arial" w:hAnsi="Arial" w:cs="Arial"/>
-          <w:color w:val="1F497D"/>
-          <w:sz w:val="18"/>
-          <w:szCs w:val="18"/>
-          <w:lang w:val="fr-FR"/>
-        </w:rPr>
-        <w:t>•</w:t>
-      </w:r>
-      <w:r>
-        <w:rPr>
-          <w:rFonts w:ascii="Arial" w:hAnsi="Arial" w:cs="Arial"/>
-          <w:color w:val="1F497D"/>
-          <w:sz w:val="18"/>
-          <w:szCs w:val="18"/>
-          <w:lang w:val="fr-FR"/>
-        </w:rPr>
-        <w:tab/>
-      </w:r>
-      <w:proofErr w:type="gramStart"/>
-      <w:r>
-        <w:rPr>
-          <w:rFonts w:ascii="Arial" w:hAnsi="Arial" w:cs="Arial"/>
-          <w:color w:val="1F497D"/>
-          <w:sz w:val="18"/>
-          <w:szCs w:val="18"/>
-          <w:lang w:val="fr-FR"/>
-        </w:rPr>
-        <w:t xml:space="preserve">Une deuxième </w:t>
-      </w:r>
-      <w:r>
-        <w:rPr>
-          <w:rFonts w:ascii="Arial" w:hAnsi="Arial" w:cs="Arial"/>
-          <w:color w:val="1F497D"/>
-          <w:sz w:val="18"/>
-          <w:szCs w:val="18"/>
-          <w:lang w:val="fr-FR"/>
-        </w:rPr>
-        <w:t>circuit</w:t>
-      </w:r>
-      <w:r>
-        <w:rPr>
-          <w:rFonts w:ascii="Arial" w:hAnsi="Arial" w:cs="Arial"/>
-          <w:color w:val="1F497D"/>
-          <w:sz w:val="18"/>
-          <w:szCs w:val="18"/>
-          <w:lang w:val="fr-FR"/>
-        </w:rPr>
-        <w:t xml:space="preserve"> nouvellement ajoutée</w:t>
-      </w:r>
-      <w:proofErr w:type="gramEnd"/>
-      <w:r>
-        <w:rPr>
-          <w:rFonts w:ascii="Arial" w:hAnsi="Arial" w:cs="Arial"/>
-          <w:color w:val="1F497D"/>
-          <w:sz w:val="18"/>
-          <w:szCs w:val="18"/>
-          <w:lang w:val="fr-FR"/>
-        </w:rPr>
-        <w:t xml:space="preserve"> est maintenant correctement remplie avec des emplacements d</w:t>
-      </w:r>
-      <w:r>
-        <w:rPr>
-          <w:rFonts w:ascii="Arial" w:hAnsi="Arial" w:cs="Arial"/>
-          <w:color w:val="1F497D"/>
-          <w:sz w:val="18"/>
-          <w:szCs w:val="18"/>
-          <w:lang w:val="fr-FR"/>
-        </w:rPr>
-        <w:t>e dispositifs</w:t>
-      </w:r>
-      <w:r>
-        <w:rPr>
-          <w:rFonts w:ascii="Arial" w:hAnsi="Arial" w:cs="Arial"/>
-          <w:color w:val="1F497D"/>
-          <w:sz w:val="18"/>
-          <w:szCs w:val="18"/>
-          <w:lang w:val="fr-FR"/>
-        </w:rPr>
-        <w:t xml:space="preserve"> vides et les pages des </w:t>
-      </w:r>
-      <w:r>
-        <w:rPr>
-          <w:rFonts w:ascii="Arial" w:hAnsi="Arial" w:cs="Arial"/>
-          <w:color w:val="1F497D"/>
-          <w:sz w:val="18"/>
-          <w:szCs w:val="18"/>
-          <w:lang w:val="fr-FR"/>
-        </w:rPr>
-        <w:t>dispositif</w:t>
-      </w:r>
-      <w:r>
-        <w:rPr>
-          <w:rFonts w:ascii="Arial" w:hAnsi="Arial" w:cs="Arial"/>
-          <w:color w:val="1F497D"/>
-          <w:sz w:val="18"/>
-          <w:szCs w:val="18"/>
-          <w:lang w:val="fr-FR"/>
-        </w:rPr>
-        <w:t>s sont mises à jour en conséquence.</w:t>
+          <w:b/>
+          <w:bCs/>
+          <w:color w:val="1F497D"/>
+          <w:sz w:val="18"/>
+          <w:szCs w:val="18"/>
+          <w:lang w:val="fr-FR"/>
+        </w:rPr>
+      </w:pPr>
+      <w:r>
+        <w:rPr>
+          <w:rFonts w:ascii="Arial" w:hAnsi="Arial" w:cs="Arial"/>
+          <w:b/>
+          <w:bCs/>
+          <w:color w:val="1F497D"/>
+          <w:sz w:val="18"/>
+          <w:szCs w:val="18"/>
+          <w:lang w:val="fr-FR"/>
+        </w:rPr>
+        <w:t>Nouvelles fonctionnalités</w:t>
       </w:r>
     </w:p>
     <w:p>
@@ -1879,90 +1886,17 @@
           <w:lang w:val="fr-FR"/>
         </w:rPr>
         <w:tab/>
-      </w:r>
-      <w:r>
-        <w:rPr>
-          <w:rFonts w:ascii="Arial" w:hAnsi="Arial" w:cs="Arial"/>
-          <w:color w:val="1F497D"/>
-          <w:sz w:val="18"/>
-          <w:szCs w:val="18"/>
-          <w:lang w:val="fr-FR"/>
-        </w:rPr>
-        <w:t>Prise en charge</w:t>
-      </w:r>
-      <w:proofErr w:type="gramStart"/>
-      <w:r>
-        <w:rPr>
-          <w:rFonts w:ascii="Arial" w:hAnsi="Arial" w:cs="Arial"/>
-          <w:color w:val="1F497D"/>
-          <w:sz w:val="18"/>
-          <w:szCs w:val="18"/>
-          <w:lang w:val="fr-FR"/>
-        </w:rPr>
-        <w:t xml:space="preserve"> </w:t>
-      </w:r>
-      <w:r>
-        <w:rPr>
-          <w:rFonts w:ascii="Arial" w:hAnsi="Arial" w:cs="Arial"/>
-          <w:color w:val="1F4E79" w:themeColor="accent1" w:themeShade="80"/>
-          <w:sz w:val="18"/>
-          <w:szCs w:val="18"/>
-          <w:lang w:val="fr-FR"/>
-        </w:rPr>
-        <w:t>«</w:t>
-      </w:r>
-      <w:proofErr w:type="spellStart"/>
-      <w:r>
-        <w:rPr>
-          <w:rFonts w:ascii="Arial" w:hAnsi="Arial" w:cs="Arial"/>
-          <w:color w:val="1F497D"/>
-          <w:sz w:val="18"/>
-          <w:szCs w:val="18"/>
-          <w:lang w:val="fr-FR"/>
-        </w:rPr>
-        <w:t>Envision</w:t>
-      </w:r>
-      <w:proofErr w:type="spellEnd"/>
-      <w:proofErr w:type="gramEnd"/>
-      <w:r>
-        <w:rPr>
-          <w:rFonts w:ascii="Arial" w:hAnsi="Arial" w:cs="Arial"/>
-          <w:color w:val="1F4E79" w:themeColor="accent1" w:themeShade="80"/>
-          <w:sz w:val="18"/>
-          <w:szCs w:val="18"/>
-          <w:lang w:val="fr-FR"/>
-        </w:rPr>
-        <w:t>»</w:t>
-      </w:r>
-      <w:r>
-        <w:rPr>
-          <w:rFonts w:ascii="Arial" w:hAnsi="Arial" w:cs="Arial"/>
-          <w:color w:val="1F497D"/>
-          <w:sz w:val="18"/>
-          <w:szCs w:val="18"/>
-          <w:lang w:val="fr-FR"/>
-        </w:rPr>
-        <w:t xml:space="preserve"> sur les systèmes Apollo</w:t>
-      </w:r>
-      <w:r>
-        <w:rPr>
-          <w:rFonts w:ascii="Arial" w:hAnsi="Arial" w:cs="Arial"/>
-          <w:color w:val="1F497D"/>
-          <w:sz w:val="18"/>
-          <w:szCs w:val="18"/>
-          <w:lang w:val="fr-FR"/>
-        </w:rPr>
-        <w:t> </w:t>
-      </w:r>
-      <w:r>
-        <w:rPr>
-          <w:rFonts w:ascii="Arial" w:hAnsi="Arial" w:cs="Arial"/>
-          <w:color w:val="1F4E79" w:themeColor="accent1" w:themeShade="80"/>
-          <w:sz w:val="18"/>
-          <w:szCs w:val="18"/>
-          <w:lang w:val="fr-FR"/>
-        </w:rPr>
-        <w:t>:</w:t>
+        <w:t>Support pour la langue espagnole a été ajouté.</w:t>
+      </w:r>
+      <w:r>
+        <w:rPr>
+          <w:rFonts w:ascii="Arial" w:hAnsi="Arial" w:cs="Arial"/>
+          <w:color w:val="1F497D"/>
+          <w:sz w:val="18"/>
+          <w:szCs w:val="18"/>
+          <w:lang w:val="fr-FR"/>
+        </w:rPr>
+        <w:tab/>
       </w:r>
     </w:p>
     <w:p>
@@ -1986,99 +1920,82 @@
           <w:lang w:val="fr-FR"/>
         </w:rPr>
       </w:pPr>
-      <w:r>
-        <w:rPr>
-          <w:rFonts w:ascii="Arial" w:hAnsi="Arial" w:cs="Arial"/>
-          <w:color w:val="1F497D"/>
-          <w:sz w:val="18"/>
-          <w:szCs w:val="18"/>
+    </w:p>
+    <w:p>
+      <w:pPr>
+        <w:tabs>
+          <w:tab w:val="left" w:pos="993"/>
+        </w:tabs>
+        <w:rPr>
+          <w:rFonts w:ascii="Arial" w:hAnsi="Arial" w:cs="Arial"/>
+          <w:color w:val="9CC2E5" w:themeColor="accent1" w:themeTint="99"/>
+          <w:sz w:val="16"/>
+          <w:szCs w:val="16"/>
+          <w:lang w:val="fr-FR"/>
+        </w:rPr>
+      </w:pPr>
+      <w:proofErr w:type="gramStart"/>
+      <w:r>
+        <w:rPr>
+          <w:rFonts w:ascii="Arial" w:hAnsi="Arial" w:cs="Arial"/>
+          <w:b/>
+          <w:bCs/>
+          <w:color w:val="4472C4" w:themeColor="accent5"/>
+          <w:sz w:val="24"/>
+          <w:szCs w:val="24"/>
+          <w:lang w:val="fr-FR"/>
+        </w:rPr>
+        <w:t>v</w:t>
+      </w:r>
+      <w:proofErr w:type="gramEnd"/>
+      <w:r>
+        <w:rPr>
+          <w:rFonts w:ascii="Arial" w:hAnsi="Arial" w:cs="Arial"/>
+          <w:b/>
+          <w:bCs/>
+          <w:color w:val="4472C4" w:themeColor="accent5"/>
+          <w:sz w:val="24"/>
+          <w:szCs w:val="24"/>
+          <w:lang w:val="fr-FR"/>
+        </w:rPr>
+        <w:t>8.1.9</w:t>
+      </w:r>
+      <w:r>
+        <w:rPr>
+          <w:rFonts w:ascii="Arial" w:hAnsi="Arial" w:cs="Arial"/>
+          <w:b/>
+          <w:bCs/>
+          <w:color w:val="4472C4" w:themeColor="accent5"/>
+          <w:sz w:val="24"/>
+          <w:szCs w:val="24"/>
           <w:lang w:val="fr-FR"/>
         </w:rPr>
         <w:tab/>
-      </w:r>
-      <w:r>
-        <w:rPr>
-          <w:rFonts w:ascii="Arial" w:hAnsi="Arial" w:cs="Arial"/>
-          <w:i/>
-          <w:iCs/>
-          <w:color w:val="1F497D"/>
-          <w:sz w:val="18"/>
-          <w:szCs w:val="18"/>
-          <w:lang w:val="fr-FR"/>
-        </w:rPr>
-        <w:t xml:space="preserve">Pour cela, les noms des </w:t>
-      </w:r>
-      <w:r>
-        <w:rPr>
-          <w:rFonts w:ascii="Arial" w:hAnsi="Arial" w:cs="Arial"/>
-          <w:i/>
-          <w:iCs/>
-          <w:color w:val="1F497D"/>
-          <w:sz w:val="18"/>
-          <w:szCs w:val="18"/>
-          <w:lang w:val="fr-FR"/>
-        </w:rPr>
-        <w:t>dispositif</w:t>
-      </w:r>
-      <w:r>
-        <w:rPr>
-          <w:rFonts w:ascii="Arial" w:hAnsi="Arial" w:cs="Arial"/>
-          <w:i/>
-          <w:iCs/>
-          <w:color w:val="1F497D"/>
-          <w:sz w:val="18"/>
-          <w:szCs w:val="18"/>
-          <w:lang w:val="fr-FR"/>
-        </w:rPr>
-        <w:t xml:space="preserve">s et les descriptions des zones sont préfixés respectivement par des codes de type et des numéros de zone. Si ce n'est pas déjà fait, avant le téléchargement, l'utilisateur est interrogé pour savoir si le panneau est destiné à </w:t>
-      </w:r>
-      <w:r>
-        <w:rPr>
-          <w:rFonts w:ascii="Arial" w:hAnsi="Arial" w:cs="Arial"/>
-          <w:i/>
-          <w:iCs/>
-          <w:color w:val="1F497D"/>
-          <w:sz w:val="18"/>
-          <w:szCs w:val="18"/>
-          <w:lang w:val="fr-FR"/>
-        </w:rPr>
-        <w:t>l’</w:t>
-      </w:r>
-      <w:proofErr w:type="spellStart"/>
-      <w:r>
-        <w:rPr>
-          <w:rFonts w:ascii="Arial" w:hAnsi="Arial" w:cs="Arial"/>
-          <w:i/>
-          <w:iCs/>
-          <w:color w:val="1F497D"/>
-          <w:sz w:val="18"/>
-          <w:szCs w:val="18"/>
-          <w:lang w:val="fr-FR"/>
-        </w:rPr>
-        <w:t>Envision</w:t>
-      </w:r>
-      <w:proofErr w:type="spellEnd"/>
-      <w:r>
-        <w:rPr>
-          <w:rFonts w:ascii="Arial" w:hAnsi="Arial" w:cs="Arial"/>
-          <w:i/>
-          <w:iCs/>
-          <w:color w:val="1F497D"/>
-          <w:sz w:val="18"/>
-          <w:szCs w:val="18"/>
-          <w:lang w:val="fr-FR"/>
-        </w:rPr>
-        <w:t xml:space="preserve"> et, si oui, les préfixes sont ajoutés.</w:t>
-      </w:r>
-      <w:r>
-        <w:rPr>
-          <w:rFonts w:ascii="Arial" w:hAnsi="Arial" w:cs="Arial"/>
-          <w:color w:val="1F497D"/>
-          <w:sz w:val="18"/>
-          <w:szCs w:val="18"/>
-          <w:lang w:val="fr-FR"/>
-        </w:rPr>
-        <w:br/>
+        <w:t>2</w:t>
+      </w:r>
+      <w:r>
+        <w:rPr>
+          <w:rFonts w:ascii="Arial" w:hAnsi="Arial" w:cs="Arial"/>
+          <w:b/>
+          <w:bCs/>
+          <w:color w:val="4472C4" w:themeColor="accent5"/>
+          <w:sz w:val="24"/>
+          <w:szCs w:val="24"/>
+          <w:lang w:val="fr-FR"/>
+        </w:rPr>
+        <w:t>4</w:t>
+      </w:r>
+      <w:r>
+        <w:rPr>
+          <w:rFonts w:ascii="Arial" w:hAnsi="Arial" w:cs="Arial"/>
+          <w:b/>
+          <w:bCs/>
+          <w:color w:val="4472C4" w:themeColor="accent5"/>
+          <w:sz w:val="24"/>
+          <w:szCs w:val="24"/>
+          <w:lang w:val="fr-FR"/>
+        </w:rPr>
+        <w:t>/12/2025</w:t>
       </w:r>
     </w:p>
     <w:p>
@@ -2114,19 +2031,7 @@
           <w:szCs w:val="18"/>
           <w:lang w:val="fr-FR"/>
         </w:rPr>
-        <w:t>Correctif</w:t>
-      </w:r>
-      <w:r>
-        <w:rPr>
-          <w:rFonts w:ascii="Arial" w:hAnsi="Arial" w:cs="Arial"/>
-          <w:b/>
-          <w:bCs/>
-          <w:color w:val="1F497D"/>
-          <w:sz w:val="18"/>
-          <w:szCs w:val="18"/>
-          <w:lang w:val="fr-FR"/>
-        </w:rPr>
-        <w:t>s</w:t>
+        <w:t>Nouvelles fonctionnalités</w:t>
       </w:r>
     </w:p>
     <w:p>
@@ -2169,126 +2074,27 @@
           <w:lang w:val="fr-FR"/>
         </w:rPr>
         <w:tab/>
-      </w:r>
-      <w:r>
-        <w:rPr>
-          <w:rFonts w:ascii="Arial" w:hAnsi="Arial" w:cs="Arial"/>
-          <w:color w:val="1F497D"/>
-          <w:sz w:val="18"/>
-          <w:szCs w:val="18"/>
-          <w:lang w:val="fr-FR"/>
-        </w:rPr>
-        <w:t xml:space="preserve">Deux erreurs qui provoquaient la fermeture de l'application ont été corrigées : l'envoi de données à </w:t>
-      </w:r>
-      <w:r>
-        <w:rPr>
-          <w:rFonts w:ascii="Arial" w:hAnsi="Arial" w:cs="Arial"/>
-          <w:color w:val="1F497D"/>
-          <w:sz w:val="18"/>
-          <w:szCs w:val="18"/>
-          <w:lang w:val="fr-FR"/>
-        </w:rPr>
-        <w:t>circuit</w:t>
-      </w:r>
-      <w:r>
-        <w:rPr>
-          <w:rFonts w:ascii="Arial" w:hAnsi="Arial" w:cs="Arial"/>
-          <w:color w:val="1F497D"/>
-          <w:sz w:val="18"/>
-          <w:szCs w:val="18"/>
-          <w:lang w:val="fr-FR"/>
-        </w:rPr>
-        <w:t xml:space="preserve"> unique à un panneau à 2 </w:t>
-      </w:r>
-      <w:r>
-        <w:rPr>
-          <w:rFonts w:ascii="Arial" w:hAnsi="Arial" w:cs="Arial"/>
-          <w:color w:val="1F497D"/>
-          <w:sz w:val="18"/>
-          <w:szCs w:val="18"/>
-          <w:lang w:val="fr-FR"/>
-        </w:rPr>
-        <w:t>circuit</w:t>
-      </w:r>
-      <w:r>
-        <w:rPr>
-          <w:rFonts w:ascii="Arial" w:hAnsi="Arial" w:cs="Arial"/>
-          <w:color w:val="1F497D"/>
-          <w:sz w:val="18"/>
-          <w:szCs w:val="18"/>
-          <w:lang w:val="fr-FR"/>
-        </w:rPr>
-        <w:t>s</w:t>
-      </w:r>
-      <w:r>
-        <w:rPr>
-          <w:rFonts w:ascii="Arial" w:hAnsi="Arial" w:cs="Arial"/>
-          <w:color w:val="1F497D"/>
-          <w:sz w:val="18"/>
-          <w:szCs w:val="18"/>
-          <w:lang w:val="fr-FR"/>
-        </w:rPr>
-        <w:t>,</w:t>
-      </w:r>
-      <w:r>
-        <w:rPr>
-          <w:rFonts w:ascii="Arial" w:hAnsi="Arial" w:cs="Arial"/>
-          <w:color w:val="1F497D"/>
-          <w:sz w:val="18"/>
-          <w:szCs w:val="18"/>
-          <w:lang w:val="fr-FR"/>
-        </w:rPr>
-        <w:t xml:space="preserve"> et l'ouverture d'un fichier </w:t>
-      </w:r>
-      <w:r>
-        <w:rPr>
-          <w:rFonts w:ascii="Arial" w:hAnsi="Arial" w:cs="Arial"/>
-          <w:color w:val="1F497D"/>
-          <w:sz w:val="18"/>
-          <w:szCs w:val="18"/>
-          <w:lang w:val="fr-FR"/>
-        </w:rPr>
-        <w:t xml:space="preserve">qui </w:t>
-      </w:r>
-      <w:r>
-        <w:rPr>
-          <w:rFonts w:ascii="Arial" w:hAnsi="Arial" w:cs="Arial"/>
-          <w:color w:val="1F497D"/>
-          <w:sz w:val="18"/>
-          <w:szCs w:val="18"/>
-          <w:lang w:val="fr-FR"/>
-        </w:rPr>
-        <w:t>ne cont</w:t>
-      </w:r>
-      <w:r>
-        <w:rPr>
-          <w:rFonts w:ascii="Arial" w:hAnsi="Arial" w:cs="Arial"/>
-          <w:color w:val="1F497D"/>
-          <w:sz w:val="18"/>
-          <w:szCs w:val="18"/>
-          <w:lang w:val="fr-FR"/>
-        </w:rPr>
-        <w:t>ient</w:t>
-      </w:r>
-      <w:r>
-        <w:rPr>
-          <w:rFonts w:ascii="Arial" w:hAnsi="Arial" w:cs="Arial"/>
-          <w:color w:val="1F497D"/>
-          <w:sz w:val="18"/>
-          <w:szCs w:val="18"/>
-          <w:lang w:val="fr-FR"/>
-        </w:rPr>
-        <w:t xml:space="preserve"> aucun numéro de panneau identique à celui du panneau actuel</w:t>
-      </w:r>
-      <w:r>
-        <w:rPr>
-          <w:rFonts w:ascii="Arial" w:hAnsi="Arial" w:cs="Arial"/>
-          <w:color w:val="1F497D"/>
-          <w:sz w:val="18"/>
-          <w:szCs w:val="18"/>
-          <w:lang w:val="fr-FR"/>
-        </w:rPr>
-        <w:t>.</w:t>
+        <w:t xml:space="preserve">Les nouveaux </w:t>
+      </w:r>
+      <w:r>
+        <w:rPr>
+          <w:rFonts w:ascii="Arial" w:hAnsi="Arial" w:cs="Arial"/>
+          <w:color w:val="1F497D"/>
+          <w:sz w:val="18"/>
+          <w:szCs w:val="18"/>
+          <w:lang w:val="fr-FR"/>
+        </w:rPr>
+        <w:t>dispositifs</w:t>
+      </w:r>
+      <w:r>
+        <w:rPr>
+          <w:rFonts w:ascii="Arial" w:hAnsi="Arial" w:cs="Arial"/>
+          <w:color w:val="1F497D"/>
+          <w:sz w:val="18"/>
+          <w:szCs w:val="18"/>
+          <w:lang w:val="fr-FR"/>
+        </w:rPr>
+        <w:t xml:space="preserve"> CAST Pro ont été ajoutés.</w:t>
       </w:r>
     </w:p>
     <w:p>
@@ -2331,26 +2137,7 @@
           <w:lang w:val="fr-FR"/>
         </w:rPr>
         <w:tab/>
-      </w:r>
-      <w:r>
-        <w:rPr>
-          <w:rFonts w:ascii="Arial" w:hAnsi="Arial" w:cs="Arial"/>
-          <w:color w:val="1F497D"/>
-          <w:sz w:val="18"/>
-          <w:szCs w:val="18"/>
-          <w:lang w:val="fr-FR"/>
-        </w:rPr>
-        <w:t>L'affichage des boîtes d'erreur sur les éléments invalides a été rendu plus cohérent</w:t>
-      </w:r>
-      <w:r>
-        <w:rPr>
-          <w:rFonts w:ascii="Arial" w:hAnsi="Arial" w:cs="Arial"/>
-          <w:color w:val="1F497D"/>
-          <w:sz w:val="18"/>
-          <w:szCs w:val="18"/>
-          <w:lang w:val="fr-FR"/>
-        </w:rPr>
-        <w:t>.</w:t>
+        <w:t>L'option pour imprimer les paramètres a été ajoutée.</w:t>
       </w:r>
     </w:p>
     <w:p>
@@ -2393,106 +2180,67 @@
           <w:lang w:val="fr-FR"/>
         </w:rPr>
         <w:tab/>
-      </w:r>
-      <w:r>
-        <w:rPr>
-          <w:rFonts w:ascii="Arial" w:hAnsi="Arial" w:cs="Arial"/>
-          <w:color w:val="1F497D"/>
-          <w:sz w:val="18"/>
-          <w:szCs w:val="18"/>
-          <w:lang w:val="fr-FR"/>
-        </w:rPr>
-        <w:t xml:space="preserve">La fenêtre </w:t>
-      </w:r>
-      <w:r>
-        <w:rPr>
-          <w:rFonts w:ascii="Arial" w:hAnsi="Arial" w:cs="Arial"/>
-          <w:color w:val="1F497D"/>
-          <w:sz w:val="18"/>
-          <w:szCs w:val="18"/>
-          <w:lang w:val="fr-FR"/>
-        </w:rPr>
-        <w:t>V</w:t>
-      </w:r>
-      <w:r>
-        <w:rPr>
-          <w:rFonts w:ascii="Arial" w:hAnsi="Arial" w:cs="Arial"/>
-          <w:color w:val="1F497D"/>
-          <w:sz w:val="18"/>
-          <w:szCs w:val="18"/>
-          <w:lang w:val="fr-FR"/>
-        </w:rPr>
-        <w:t xml:space="preserve">alidation n'indique plus la </w:t>
-      </w:r>
-      <w:r>
-        <w:rPr>
-          <w:rFonts w:ascii="Arial" w:hAnsi="Arial" w:cs="Arial"/>
-          <w:color w:val="1F497D"/>
-          <w:sz w:val="18"/>
-          <w:szCs w:val="18"/>
-          <w:lang w:val="fr-FR"/>
-        </w:rPr>
-        <w:t>circuit</w:t>
-      </w:r>
-      <w:r>
-        <w:rPr>
-          <w:rFonts w:ascii="Arial" w:hAnsi="Arial" w:cs="Arial"/>
-          <w:color w:val="1F497D"/>
-          <w:sz w:val="18"/>
-          <w:szCs w:val="18"/>
-          <w:lang w:val="fr-FR"/>
-        </w:rPr>
-        <w:t xml:space="preserve"> </w:t>
-      </w:r>
-      <w:r>
-        <w:rPr>
-          <w:rFonts w:ascii="Arial" w:hAnsi="Arial" w:cs="Arial"/>
-          <w:color w:val="1F497D"/>
-          <w:sz w:val="18"/>
-          <w:szCs w:val="18"/>
-          <w:lang w:val="fr-FR"/>
-        </w:rPr>
-        <w:t>#</w:t>
-      </w:r>
-      <w:r>
-        <w:rPr>
-          <w:rFonts w:ascii="Arial" w:hAnsi="Arial" w:cs="Arial"/>
-          <w:color w:val="1F497D"/>
-          <w:sz w:val="18"/>
-          <w:szCs w:val="18"/>
-          <w:lang w:val="fr-FR"/>
-        </w:rPr>
-        <w:t xml:space="preserve">2 pour un panneau à </w:t>
-      </w:r>
-      <w:r>
-        <w:rPr>
-          <w:rFonts w:ascii="Arial" w:hAnsi="Arial" w:cs="Arial"/>
-          <w:color w:val="1F497D"/>
-          <w:sz w:val="18"/>
-          <w:szCs w:val="18"/>
-          <w:lang w:val="fr-FR"/>
-        </w:rPr>
-        <w:t>circuit</w:t>
-      </w:r>
-      <w:r>
-        <w:rPr>
-          <w:rFonts w:ascii="Arial" w:hAnsi="Arial" w:cs="Arial"/>
-          <w:color w:val="1F497D"/>
-          <w:sz w:val="18"/>
-          <w:szCs w:val="18"/>
-          <w:lang w:val="fr-FR"/>
-        </w:rPr>
-        <w:t xml:space="preserve"> unique</w:t>
-      </w:r>
-      <w:r>
-        <w:rPr>
-          <w:rFonts w:ascii="Arial" w:hAnsi="Arial" w:cs="Arial"/>
-          <w:color w:val="1F497D"/>
-          <w:sz w:val="18"/>
-          <w:szCs w:val="18"/>
-          <w:lang w:val="fr-FR"/>
-        </w:rPr>
-        <w:t>.</w:t>
+        <w:t xml:space="preserve">Les modes jour </w:t>
+      </w:r>
+      <w:r>
+        <w:rPr>
+          <w:rFonts w:ascii="Arial" w:hAnsi="Arial" w:cs="Arial"/>
+          <w:color w:val="1F497D"/>
+          <w:sz w:val="18"/>
+          <w:szCs w:val="18"/>
+          <w:lang w:val="fr-FR"/>
+        </w:rPr>
+        <w:t>&amp;</w:t>
+      </w:r>
+      <w:r>
+        <w:rPr>
+          <w:rFonts w:ascii="Arial" w:hAnsi="Arial" w:cs="Arial"/>
+          <w:color w:val="1F497D"/>
+          <w:sz w:val="18"/>
+          <w:szCs w:val="18"/>
+          <w:lang w:val="fr-FR"/>
+        </w:rPr>
+        <w:t xml:space="preserve"> nuit d</w:t>
+      </w:r>
+      <w:r>
+        <w:rPr>
+          <w:rFonts w:ascii="Arial" w:hAnsi="Arial" w:cs="Arial"/>
+          <w:color w:val="1F497D"/>
+          <w:sz w:val="18"/>
+          <w:szCs w:val="18"/>
+          <w:lang w:val="fr-FR"/>
+        </w:rPr>
+        <w:t>es dispositifs</w:t>
+      </w:r>
+      <w:r>
+        <w:rPr>
+          <w:rFonts w:ascii="Arial" w:hAnsi="Arial" w:cs="Arial"/>
+          <w:color w:val="1F497D"/>
+          <w:sz w:val="18"/>
+          <w:szCs w:val="18"/>
+          <w:lang w:val="fr-FR"/>
+        </w:rPr>
+        <w:t xml:space="preserve"> sont désormais toujours réinitialisés à leurs valeurs par défaut lorsqu'un type d</w:t>
+      </w:r>
+      <w:r>
+        <w:rPr>
+          <w:rFonts w:ascii="Arial" w:hAnsi="Arial" w:cs="Arial"/>
+          <w:color w:val="1F497D"/>
+          <w:sz w:val="18"/>
+          <w:szCs w:val="18"/>
+          <w:lang w:val="fr-FR"/>
+        </w:rPr>
+        <w:t>e dispositif</w:t>
+      </w:r>
+      <w:r>
+        <w:rPr>
+          <w:rFonts w:ascii="Arial" w:hAnsi="Arial" w:cs="Arial"/>
+          <w:color w:val="1F497D"/>
+          <w:sz w:val="18"/>
+          <w:szCs w:val="18"/>
+          <w:lang w:val="fr-FR"/>
+        </w:rPr>
+        <w:t xml:space="preserve"> est modifié.</w:t>
       </w:r>
     </w:p>
     <w:p>
@@ -2536,25 +2284,87 @@
         </w:rPr>
         <w:tab/>
       </w:r>
-      <w:r>
-        <w:rPr>
-          <w:rFonts w:ascii="Arial" w:hAnsi="Arial" w:cs="Arial"/>
-          <w:color w:val="1F497D"/>
-          <w:sz w:val="18"/>
-          <w:szCs w:val="18"/>
-          <w:lang w:val="fr-FR"/>
-        </w:rPr>
-        <w:t>Sur la page Causes et Effets, les données qui ont été lues à partir d'un fichier sont maintenant correctement mises à jour sur toutes les lignes</w:t>
-      </w:r>
-      <w:r>
-        <w:rPr>
-          <w:rFonts w:ascii="Arial" w:hAnsi="Arial" w:cs="Arial"/>
-          <w:color w:val="1F497D"/>
-          <w:sz w:val="18"/>
-          <w:szCs w:val="18"/>
-          <w:lang w:val="fr-FR"/>
-        </w:rPr>
-        <w:t>.</w:t>
+      <w:proofErr w:type="gramStart"/>
+      <w:r>
+        <w:rPr>
+          <w:rFonts w:ascii="Arial" w:hAnsi="Arial" w:cs="Arial"/>
+          <w:color w:val="1F497D"/>
+          <w:sz w:val="18"/>
+          <w:szCs w:val="18"/>
+          <w:lang w:val="fr-FR"/>
+        </w:rPr>
+        <w:t xml:space="preserve">Une deuxième </w:t>
+      </w:r>
+      <w:r>
+        <w:rPr>
+          <w:rFonts w:ascii="Arial" w:hAnsi="Arial" w:cs="Arial"/>
+          <w:color w:val="1F497D"/>
+          <w:sz w:val="18"/>
+          <w:szCs w:val="18"/>
+          <w:lang w:val="fr-FR"/>
+        </w:rPr>
+        <w:t>circuit</w:t>
+      </w:r>
+      <w:r>
+        <w:rPr>
+          <w:rFonts w:ascii="Arial" w:hAnsi="Arial" w:cs="Arial"/>
+          <w:color w:val="1F497D"/>
+          <w:sz w:val="18"/>
+          <w:szCs w:val="18"/>
+          <w:lang w:val="fr-FR"/>
+        </w:rPr>
+        <w:t xml:space="preserve"> nouvellement ajoutée</w:t>
+      </w:r>
+      <w:proofErr w:type="gramEnd"/>
+      <w:r>
+        <w:rPr>
+          <w:rFonts w:ascii="Arial" w:hAnsi="Arial" w:cs="Arial"/>
+          <w:color w:val="1F497D"/>
+          <w:sz w:val="18"/>
+          <w:szCs w:val="18"/>
+          <w:lang w:val="fr-FR"/>
+        </w:rPr>
+        <w:t xml:space="preserve"> est maintenant correctement remplie avec des emplacements d</w:t>
+      </w:r>
+      <w:r>
+        <w:rPr>
+          <w:rFonts w:ascii="Arial" w:hAnsi="Arial" w:cs="Arial"/>
+          <w:color w:val="1F497D"/>
+          <w:sz w:val="18"/>
+          <w:szCs w:val="18"/>
+          <w:lang w:val="fr-FR"/>
+        </w:rPr>
+        <w:t>e dispositifs</w:t>
+      </w:r>
+      <w:r>
+        <w:rPr>
+          <w:rFonts w:ascii="Arial" w:hAnsi="Arial" w:cs="Arial"/>
+          <w:color w:val="1F497D"/>
+          <w:sz w:val="18"/>
+          <w:szCs w:val="18"/>
+          <w:lang w:val="fr-FR"/>
+        </w:rPr>
+        <w:t xml:space="preserve"> vides et les pages des </w:t>
+      </w:r>
+      <w:r>
+        <w:rPr>
+          <w:rFonts w:ascii="Arial" w:hAnsi="Arial" w:cs="Arial"/>
+          <w:color w:val="1F497D"/>
+          <w:sz w:val="18"/>
+          <w:szCs w:val="18"/>
+          <w:lang w:val="fr-FR"/>
+        </w:rPr>
+        <w:t>dispositif</w:t>
+      </w:r>
+      <w:r>
+        <w:rPr>
+          <w:rFonts w:ascii="Arial" w:hAnsi="Arial" w:cs="Arial"/>
+          <w:color w:val="1F497D"/>
+          <w:sz w:val="18"/>
+          <w:szCs w:val="18"/>
+          <w:lang w:val="fr-FR"/>
+        </w:rPr>
+        <w:t>s sont mises à jour en conséquence.</w:t>
       </w:r>
     </w:p>
     <w:p>
@@ -2578,58 +2388,110 @@
           <w:lang w:val="fr-FR"/>
         </w:rPr>
       </w:pPr>
-    </w:p>
-    <w:p>
-      <w:pPr>
-        <w:tabs>
-          <w:tab w:val="left" w:pos="993"/>
-        </w:tabs>
-        <w:rPr>
-          <w:rFonts w:ascii="Arial" w:hAnsi="Arial" w:cs="Arial"/>
-          <w:color w:val="9CC2E5" w:themeColor="accent1" w:themeTint="99"/>
-          <w:sz w:val="16"/>
-          <w:szCs w:val="16"/>
-          <w:lang w:val="fr-FR"/>
-        </w:rPr>
-      </w:pPr>
+      <w:r>
+        <w:rPr>
+          <w:rFonts w:ascii="Arial" w:hAnsi="Arial" w:cs="Arial"/>
+          <w:color w:val="1F497D"/>
+          <w:sz w:val="18"/>
+          <w:szCs w:val="18"/>
+          <w:lang w:val="fr-FR"/>
+        </w:rPr>
+        <w:lastRenderedPageBreak/>
+        <w:t>•</w:t>
+      </w:r>
+      <w:r>
+        <w:rPr>
+          <w:rFonts w:ascii="Arial" w:hAnsi="Arial" w:cs="Arial"/>
+          <w:color w:val="1F497D"/>
+          <w:sz w:val="18"/>
+          <w:szCs w:val="18"/>
+          <w:lang w:val="fr-FR"/>
+        </w:rPr>
+        <w:tab/>
+      </w:r>
+      <w:r>
+        <w:rPr>
+          <w:rFonts w:ascii="Arial" w:hAnsi="Arial" w:cs="Arial"/>
+          <w:color w:val="1F497D"/>
+          <w:sz w:val="18"/>
+          <w:szCs w:val="18"/>
+          <w:lang w:val="fr-FR"/>
+        </w:rPr>
+        <w:t>Prise en charge</w:t>
+      </w:r>
       <w:proofErr w:type="gramStart"/>
       <w:r>
         <w:rPr>
           <w:rFonts w:ascii="Arial" w:hAnsi="Arial" w:cs="Arial"/>
-          <w:b/>
-          <w:bCs/>
-          <w:color w:val="4472C4" w:themeColor="accent5"/>
-          <w:sz w:val="24"/>
-          <w:szCs w:val="24"/>
-          <w:lang w:val="fr-FR"/>
-        </w:rPr>
-        <w:t>v</w:t>
-      </w:r>
+          <w:color w:val="1F497D"/>
+          <w:sz w:val="18"/>
+          <w:szCs w:val="18"/>
+          <w:lang w:val="fr-FR"/>
+        </w:rPr>
+        <w:t xml:space="preserve"> </w:t>
+      </w:r>
+      <w:r>
+        <w:rPr>
+          <w:rFonts w:ascii="Arial" w:hAnsi="Arial" w:cs="Arial"/>
+          <w:color w:val="1F4E79" w:themeColor="accent1" w:themeShade="80"/>
+          <w:sz w:val="18"/>
+          <w:szCs w:val="18"/>
+          <w:lang w:val="fr-FR"/>
+        </w:rPr>
+        <w:t>«</w:t>
+      </w:r>
+      <w:proofErr w:type="spellStart"/>
+      <w:r>
+        <w:rPr>
+          <w:rFonts w:ascii="Arial" w:hAnsi="Arial" w:cs="Arial"/>
+          <w:color w:val="1F497D"/>
+          <w:sz w:val="18"/>
+          <w:szCs w:val="18"/>
+          <w:lang w:val="fr-FR"/>
+        </w:rPr>
+        <w:t>Envision</w:t>
+      </w:r>
+      <w:proofErr w:type="spellEnd"/>
       <w:proofErr w:type="gramEnd"/>
       <w:r>
         <w:rPr>
           <w:rFonts w:ascii="Arial" w:hAnsi="Arial" w:cs="Arial"/>
-          <w:b/>
-          <w:bCs/>
-          <w:color w:val="4472C4" w:themeColor="accent5"/>
-          <w:sz w:val="24"/>
-          <w:szCs w:val="24"/>
-          <w:lang w:val="fr-FR"/>
-        </w:rPr>
-        <w:t>8.1.8</w:t>
-      </w:r>
-      <w:r>
-        <w:rPr>
-          <w:rFonts w:ascii="Arial" w:hAnsi="Arial" w:cs="Arial"/>
-          <w:b/>
-          <w:bCs/>
-          <w:color w:val="4472C4" w:themeColor="accent5"/>
-          <w:sz w:val="24"/>
-          <w:szCs w:val="24"/>
-          <w:lang w:val="fr-FR"/>
-        </w:rPr>
-        <w:tab/>
-        <w:t>26/09/2025</w:t>
+          <w:color w:val="1F4E79" w:themeColor="accent1" w:themeShade="80"/>
+          <w:sz w:val="18"/>
+          <w:szCs w:val="18"/>
+          <w:lang w:val="fr-FR"/>
+        </w:rPr>
+        <w:t>»</w:t>
+      </w:r>
+      <w:r>
+        <w:rPr>
+          <w:rFonts w:ascii="Arial" w:hAnsi="Arial" w:cs="Arial"/>
+          <w:color w:val="1F497D"/>
+          <w:sz w:val="18"/>
+          <w:szCs w:val="18"/>
+          <w:lang w:val="fr-FR"/>
+        </w:rPr>
+        <w:t xml:space="preserve"> sur les systèmes Apollo</w:t>
+      </w:r>
+      <w:r>
+        <w:rPr>
+          <w:rFonts w:ascii="Arial" w:hAnsi="Arial" w:cs="Arial"/>
+          <w:color w:val="1F497D"/>
+          <w:sz w:val="18"/>
+          <w:szCs w:val="18"/>
+          <w:lang w:val="fr-FR"/>
+        </w:rPr>
+        <w:t> </w:t>
+      </w:r>
+      <w:r>
+        <w:rPr>
+          <w:rFonts w:ascii="Arial" w:hAnsi="Arial" w:cs="Arial"/>
+          <w:color w:val="1F4E79" w:themeColor="accent1" w:themeShade="80"/>
+          <w:sz w:val="18"/>
+          <w:szCs w:val="18"/>
+          <w:lang w:val="fr-FR"/>
+        </w:rPr>
+        <w:t>:</w:t>
       </w:r>
     </w:p>
     <w:p>
@@ -2661,28 +2523,91 @@
           <w:szCs w:val="18"/>
           <w:lang w:val="fr-FR"/>
         </w:rPr>
-        <w:lastRenderedPageBreak/>
-        <w:t>•</w:t>
-      </w:r>
-      <w:r>
-        <w:rPr>
-          <w:rFonts w:ascii="Arial" w:hAnsi="Arial" w:cs="Arial"/>
-          <w:color w:val="1F497D"/>
-          <w:sz w:val="18"/>
-          <w:szCs w:val="18"/>
-          <w:lang w:val="fr-FR"/>
-        </w:rPr>
         <w:tab/>
       </w:r>
       <w:r>
         <w:rPr>
           <w:rFonts w:ascii="Arial" w:hAnsi="Arial" w:cs="Arial"/>
-          <w:color w:val="1F497D"/>
-          <w:sz w:val="18"/>
-          <w:szCs w:val="18"/>
-          <w:lang w:val="fr-FR"/>
-        </w:rPr>
-        <w:t>Correction : les modifications de la description des éléments de configuration d'E/S du dispositif ont été corrigées de sorte que les descriptions et/ou les noms de dispositifs sur d'autres dispositifs ne soient pas affectés.</w:t>
+          <w:i/>
+          <w:iCs/>
+          <w:color w:val="1F497D"/>
+          <w:sz w:val="18"/>
+          <w:szCs w:val="18"/>
+          <w:lang w:val="fr-FR"/>
+        </w:rPr>
+        <w:t xml:space="preserve">Pour cela, les noms des </w:t>
+      </w:r>
+      <w:r>
+        <w:rPr>
+          <w:rFonts w:ascii="Arial" w:hAnsi="Arial" w:cs="Arial"/>
+          <w:i/>
+          <w:iCs/>
+          <w:color w:val="1F497D"/>
+          <w:sz w:val="18"/>
+          <w:szCs w:val="18"/>
+          <w:lang w:val="fr-FR"/>
+        </w:rPr>
+        <w:t>dispositif</w:t>
+      </w:r>
+      <w:r>
+        <w:rPr>
+          <w:rFonts w:ascii="Arial" w:hAnsi="Arial" w:cs="Arial"/>
+          <w:i/>
+          <w:iCs/>
+          <w:color w:val="1F497D"/>
+          <w:sz w:val="18"/>
+          <w:szCs w:val="18"/>
+          <w:lang w:val="fr-FR"/>
+        </w:rPr>
+        <w:t xml:space="preserve">s et les descriptions des zones sont préfixés respectivement par des codes de type et des numéros de zone. Si ce n'est pas déjà fait, avant le téléchargement, l'utilisateur est interrogé pour savoir si le panneau est destiné à </w:t>
+      </w:r>
+      <w:r>
+        <w:rPr>
+          <w:rFonts w:ascii="Arial" w:hAnsi="Arial" w:cs="Arial"/>
+          <w:i/>
+          <w:iCs/>
+          <w:color w:val="1F497D"/>
+          <w:sz w:val="18"/>
+          <w:szCs w:val="18"/>
+          <w:lang w:val="fr-FR"/>
+        </w:rPr>
+        <w:t>l’</w:t>
+      </w:r>
+      <w:proofErr w:type="spellStart"/>
+      <w:r>
+        <w:rPr>
+          <w:rFonts w:ascii="Arial" w:hAnsi="Arial" w:cs="Arial"/>
+          <w:i/>
+          <w:iCs/>
+          <w:color w:val="1F497D"/>
+          <w:sz w:val="18"/>
+          <w:szCs w:val="18"/>
+          <w:lang w:val="fr-FR"/>
+        </w:rPr>
+        <w:t>Envision</w:t>
+      </w:r>
+      <w:proofErr w:type="spellEnd"/>
+      <w:r>
+        <w:rPr>
+          <w:rFonts w:ascii="Arial" w:hAnsi="Arial" w:cs="Arial"/>
+          <w:i/>
+          <w:iCs/>
+          <w:color w:val="1F497D"/>
+          <w:sz w:val="18"/>
+          <w:szCs w:val="18"/>
+          <w:lang w:val="fr-FR"/>
+        </w:rPr>
+        <w:t xml:space="preserve"> et, si oui, les préfixes sont ajoutés.</w:t>
+      </w:r>
+      <w:r>
+        <w:rPr>
+          <w:rFonts w:ascii="Arial" w:hAnsi="Arial" w:cs="Arial"/>
+          <w:color w:val="1F497D"/>
+          <w:sz w:val="18"/>
+          <w:szCs w:val="18"/>
+          <w:lang w:val="fr-FR"/>
+        </w:rPr>
+        <w:br/>
       </w:r>
     </w:p>
     <w:p>
@@ -2700,113 +2625,37 @@
         <w:contextualSpacing/>
         <w:rPr>
           <w:rFonts w:ascii="Arial" w:hAnsi="Arial" w:cs="Arial"/>
-          <w:color w:val="1F497D"/>
-          <w:sz w:val="18"/>
-          <w:szCs w:val="18"/>
-          <w:lang w:val="fr-FR"/>
-        </w:rPr>
-      </w:pPr>
-      <w:r>
-        <w:rPr>
-          <w:rFonts w:ascii="Arial" w:hAnsi="Arial" w:cs="Arial"/>
-          <w:color w:val="1F497D"/>
-          <w:sz w:val="18"/>
-          <w:szCs w:val="18"/>
-          <w:lang w:val="fr-FR"/>
-        </w:rPr>
-        <w:t>•</w:t>
-      </w:r>
-      <w:r>
-        <w:rPr>
-          <w:rFonts w:ascii="Arial" w:hAnsi="Arial" w:cs="Arial"/>
-          <w:color w:val="1F497D"/>
-          <w:sz w:val="18"/>
-          <w:szCs w:val="18"/>
-          <w:lang w:val="fr-FR"/>
-        </w:rPr>
-        <w:tab/>
-      </w:r>
-      <w:r>
-        <w:rPr>
-          <w:rFonts w:ascii="Arial" w:hAnsi="Arial" w:cs="Arial"/>
-          <w:color w:val="1F497D"/>
-          <w:sz w:val="18"/>
-          <w:szCs w:val="18"/>
-          <w:lang w:val="fr-FR"/>
-        </w:rPr>
-        <w:t xml:space="preserve">Correction : l'option </w:t>
-      </w:r>
-      <w:r>
-        <w:rPr>
-          <w:rFonts w:ascii="Arial" w:hAnsi="Arial" w:cs="Arial"/>
-          <w:color w:val="1F497D"/>
-          <w:sz w:val="18"/>
-          <w:szCs w:val="18"/>
-          <w:lang w:val="fr-FR"/>
-        </w:rPr>
-        <w:t>pour a</w:t>
-      </w:r>
-      <w:r>
-        <w:rPr>
-          <w:rFonts w:ascii="Arial" w:hAnsi="Arial" w:cs="Arial"/>
-          <w:color w:val="1F497D"/>
-          <w:sz w:val="18"/>
-          <w:szCs w:val="18"/>
-          <w:lang w:val="fr-FR"/>
-        </w:rPr>
-        <w:t xml:space="preserve">jouter </w:t>
-      </w:r>
-      <w:proofErr w:type="gramStart"/>
-      <w:r>
-        <w:rPr>
-          <w:rFonts w:ascii="Arial" w:hAnsi="Arial" w:cs="Arial"/>
-          <w:color w:val="1F497D"/>
-          <w:sz w:val="18"/>
-          <w:szCs w:val="18"/>
-          <w:lang w:val="fr-FR"/>
-        </w:rPr>
-        <w:t xml:space="preserve">une seconde </w:t>
-      </w:r>
-      <w:r>
-        <w:rPr>
-          <w:rFonts w:ascii="Arial" w:hAnsi="Arial" w:cs="Arial"/>
-          <w:color w:val="1F497D"/>
-          <w:sz w:val="18"/>
-          <w:szCs w:val="18"/>
-          <w:lang w:val="fr-FR"/>
-        </w:rPr>
-        <w:t>circuit</w:t>
-      </w:r>
-      <w:proofErr w:type="gramEnd"/>
-      <w:r>
-        <w:rPr>
-          <w:rFonts w:ascii="Arial" w:hAnsi="Arial" w:cs="Arial"/>
-          <w:color w:val="1F497D"/>
-          <w:sz w:val="18"/>
-          <w:szCs w:val="18"/>
-          <w:lang w:val="fr-FR"/>
-        </w:rPr>
-        <w:t xml:space="preserve"> pour les panneaux à </w:t>
-      </w:r>
-      <w:r>
-        <w:rPr>
-          <w:rFonts w:ascii="Arial" w:hAnsi="Arial" w:cs="Arial"/>
-          <w:color w:val="1F497D"/>
-          <w:sz w:val="18"/>
-          <w:szCs w:val="18"/>
-          <w:lang w:val="fr-FR"/>
-        </w:rPr>
-        <w:t>circuit</w:t>
-      </w:r>
-      <w:r>
-        <w:rPr>
-          <w:rFonts w:ascii="Arial" w:hAnsi="Arial" w:cs="Arial"/>
-          <w:color w:val="1F497D"/>
-          <w:sz w:val="18"/>
-          <w:szCs w:val="18"/>
-          <w:lang w:val="fr-FR"/>
-        </w:rPr>
-        <w:t xml:space="preserve"> unique garantit désormais que les listes de dispositifs sur les autres pages sont correctement remplies avec le nombre requis de dispositifs (vides).</w:t>
+          <w:b/>
+          <w:bCs/>
+          <w:color w:val="1F497D"/>
+          <w:sz w:val="18"/>
+          <w:szCs w:val="18"/>
+          <w:lang w:val="fr-FR"/>
+        </w:rPr>
+      </w:pPr>
+      <w:r>
+        <w:rPr>
+          <w:rFonts w:ascii="Arial" w:hAnsi="Arial" w:cs="Arial"/>
+          <w:b/>
+          <w:bCs/>
+          <w:color w:val="1F497D"/>
+          <w:sz w:val="18"/>
+          <w:szCs w:val="18"/>
+          <w:lang w:val="fr-FR"/>
+        </w:rPr>
+        <w:t>Correctif</w:t>
+      </w:r>
+      <w:r>
+        <w:rPr>
+          <w:rFonts w:ascii="Arial" w:hAnsi="Arial" w:cs="Arial"/>
+          <w:b/>
+          <w:bCs/>
+          <w:color w:val="1F497D"/>
+          <w:sz w:val="18"/>
+          <w:szCs w:val="18"/>
+          <w:lang w:val="fr-FR"/>
+        </w:rPr>
+        <w:t>s</w:t>
       </w:r>
     </w:p>
     <w:p>
@@ -2858,7 +2707,117 @@
           <w:szCs w:val="18"/>
           <w:lang w:val="fr-FR"/>
         </w:rPr>
-        <w:t xml:space="preserve">Des notifications contextuelles s'affichent après chaque téléchargement et mise en ligne, indiquant l'achèvement ou non. </w:t>
+        <w:t xml:space="preserve">Deux erreurs qui provoquaient la fermeture de l'application ont été corrigées : l'envoi de données à </w:t>
+      </w:r>
+      <w:r>
+        <w:rPr>
+          <w:rFonts w:ascii="Arial" w:hAnsi="Arial" w:cs="Arial"/>
+          <w:color w:val="1F497D"/>
+          <w:sz w:val="18"/>
+          <w:szCs w:val="18"/>
+          <w:lang w:val="fr-FR"/>
+        </w:rPr>
+        <w:t>circuit</w:t>
+      </w:r>
+      <w:r>
+        <w:rPr>
+          <w:rFonts w:ascii="Arial" w:hAnsi="Arial" w:cs="Arial"/>
+          <w:color w:val="1F497D"/>
+          <w:sz w:val="18"/>
+          <w:szCs w:val="18"/>
+          <w:lang w:val="fr-FR"/>
+        </w:rPr>
+        <w:t xml:space="preserve"> unique à un panneau à 2 </w:t>
+      </w:r>
+      <w:r>
+        <w:rPr>
+          <w:rFonts w:ascii="Arial" w:hAnsi="Arial" w:cs="Arial"/>
+          <w:color w:val="1F497D"/>
+          <w:sz w:val="18"/>
+          <w:szCs w:val="18"/>
+          <w:lang w:val="fr-FR"/>
+        </w:rPr>
+        <w:t>circuit</w:t>
+      </w:r>
+      <w:r>
+        <w:rPr>
+          <w:rFonts w:ascii="Arial" w:hAnsi="Arial" w:cs="Arial"/>
+          <w:color w:val="1F497D"/>
+          <w:sz w:val="18"/>
+          <w:szCs w:val="18"/>
+          <w:lang w:val="fr-FR"/>
+        </w:rPr>
+        <w:t>s</w:t>
+      </w:r>
+      <w:r>
+        <w:rPr>
+          <w:rFonts w:ascii="Arial" w:hAnsi="Arial" w:cs="Arial"/>
+          <w:color w:val="1F497D"/>
+          <w:sz w:val="18"/>
+          <w:szCs w:val="18"/>
+          <w:lang w:val="fr-FR"/>
+        </w:rPr>
+        <w:t>,</w:t>
+      </w:r>
+      <w:r>
+        <w:rPr>
+          <w:rFonts w:ascii="Arial" w:hAnsi="Arial" w:cs="Arial"/>
+          <w:color w:val="1F497D"/>
+          <w:sz w:val="18"/>
+          <w:szCs w:val="18"/>
+          <w:lang w:val="fr-FR"/>
+        </w:rPr>
+        <w:t xml:space="preserve"> et l'ouverture d'un fichier </w:t>
+      </w:r>
+      <w:r>
+        <w:rPr>
+          <w:rFonts w:ascii="Arial" w:hAnsi="Arial" w:cs="Arial"/>
+          <w:color w:val="1F497D"/>
+          <w:sz w:val="18"/>
+          <w:szCs w:val="18"/>
+          <w:lang w:val="fr-FR"/>
+        </w:rPr>
+        <w:t xml:space="preserve">qui </w:t>
+      </w:r>
+      <w:r>
+        <w:rPr>
+          <w:rFonts w:ascii="Arial" w:hAnsi="Arial" w:cs="Arial"/>
+          <w:color w:val="1F497D"/>
+          <w:sz w:val="18"/>
+          <w:szCs w:val="18"/>
+          <w:lang w:val="fr-FR"/>
+        </w:rPr>
+        <w:t>ne cont</w:t>
+      </w:r>
+      <w:r>
+        <w:rPr>
+          <w:rFonts w:ascii="Arial" w:hAnsi="Arial" w:cs="Arial"/>
+          <w:color w:val="1F497D"/>
+          <w:sz w:val="18"/>
+          <w:szCs w:val="18"/>
+          <w:lang w:val="fr-FR"/>
+        </w:rPr>
+        <w:t>ient</w:t>
+      </w:r>
+      <w:r>
+        <w:rPr>
+          <w:rFonts w:ascii="Arial" w:hAnsi="Arial" w:cs="Arial"/>
+          <w:color w:val="1F497D"/>
+          <w:sz w:val="18"/>
+          <w:szCs w:val="18"/>
+          <w:lang w:val="fr-FR"/>
+        </w:rPr>
+        <w:t xml:space="preserve"> aucun numéro de panneau identique à celui du panneau actuel</w:t>
+      </w:r>
+      <w:r>
+        <w:rPr>
+          <w:rFonts w:ascii="Arial" w:hAnsi="Arial" w:cs="Arial"/>
+          <w:color w:val="1F497D"/>
+          <w:sz w:val="18"/>
+          <w:szCs w:val="18"/>
+          <w:lang w:val="fr-FR"/>
+        </w:rPr>
+        <w:t>.</w:t>
       </w:r>
     </w:p>
     <w:p>
@@ -2882,58 +2841,45 @@
           <w:lang w:val="fr-FR"/>
         </w:rPr>
       </w:pPr>
-    </w:p>
-    <w:p>
-      <w:pPr>
-        <w:tabs>
-          <w:tab w:val="left" w:pos="993"/>
-        </w:tabs>
-        <w:rPr>
-          <w:rFonts w:ascii="Arial" w:hAnsi="Arial" w:cs="Arial"/>
-          <w:color w:val="9CC2E5" w:themeColor="accent1" w:themeTint="99"/>
-          <w:sz w:val="16"/>
-          <w:szCs w:val="16"/>
-          <w:lang w:val="fr-FR"/>
-        </w:rPr>
-      </w:pPr>
-      <w:proofErr w:type="gramStart"/>
-      <w:r>
-        <w:rPr>
-          <w:rFonts w:ascii="Arial" w:hAnsi="Arial" w:cs="Arial"/>
-          <w:b/>
-          <w:bCs/>
-          <w:color w:val="4472C4" w:themeColor="accent5"/>
-          <w:sz w:val="24"/>
-          <w:szCs w:val="24"/>
-          <w:lang w:val="fr-FR"/>
-        </w:rPr>
-        <w:t>v</w:t>
-      </w:r>
-      <w:proofErr w:type="gramEnd"/>
-      <w:r>
-        <w:rPr>
-          <w:rFonts w:ascii="Arial" w:hAnsi="Arial" w:cs="Arial"/>
-          <w:b/>
-          <w:bCs/>
-          <w:color w:val="4472C4" w:themeColor="accent5"/>
-          <w:sz w:val="24"/>
-          <w:szCs w:val="24"/>
-          <w:lang w:val="fr-FR"/>
-        </w:rPr>
-        <w:t>8.1.7</w:t>
-      </w:r>
-      <w:r>
-        <w:rPr>
-          <w:rFonts w:ascii="Arial" w:hAnsi="Arial" w:cs="Arial"/>
-          <w:b/>
-          <w:bCs/>
-          <w:color w:val="4472C4" w:themeColor="accent5"/>
-          <w:sz w:val="24"/>
-          <w:szCs w:val="24"/>
+      <w:r>
+        <w:rPr>
+          <w:rFonts w:ascii="Arial" w:hAnsi="Arial" w:cs="Arial"/>
+          <w:color w:val="1F497D"/>
+          <w:sz w:val="18"/>
+          <w:szCs w:val="18"/>
+          <w:lang w:val="fr-FR"/>
+        </w:rPr>
+        <w:t>•</w:t>
+      </w:r>
+      <w:r>
+        <w:rPr>
+          <w:rFonts w:ascii="Arial" w:hAnsi="Arial" w:cs="Arial"/>
+          <w:color w:val="1F497D"/>
+          <w:sz w:val="18"/>
+          <w:szCs w:val="18"/>
           <w:lang w:val="fr-FR"/>
         </w:rPr>
         <w:tab/>
-        <w:t>31/07/2025</w:t>
+      </w:r>
+      <w:r>
+        <w:rPr>
+          <w:rFonts w:ascii="Arial" w:hAnsi="Arial" w:cs="Arial"/>
+          <w:color w:val="1F497D"/>
+          <w:sz w:val="18"/>
+          <w:szCs w:val="18"/>
+          <w:lang w:val="fr-FR"/>
+        </w:rPr>
+        <w:t>L'affichage des boîtes d'erreur sur les éléments invalides a été rendu plus cohérent</w:t>
+      </w:r>
+      <w:r>
+        <w:rPr>
+          <w:rFonts w:ascii="Arial" w:hAnsi="Arial" w:cs="Arial"/>
+          <w:color w:val="1F497D"/>
+          <w:sz w:val="18"/>
+          <w:szCs w:val="18"/>
+          <w:lang w:val="fr-FR"/>
+        </w:rPr>
+        <w:t>.</w:t>
       </w:r>
     </w:p>
     <w:p>
@@ -2985,17 +2931,87 @@
           <w:szCs w:val="18"/>
           <w:lang w:val="fr-FR"/>
         </w:rPr>
-        <w:t>L</w:t>
-      </w:r>
-      <w:r>
-        <w:rPr>
-          <w:rFonts w:ascii="Arial" w:hAnsi="Arial" w:cs="Arial"/>
-          <w:color w:val="1F497D"/>
-          <w:sz w:val="18"/>
-          <w:szCs w:val="18"/>
-          <w:lang w:val="fr-FR"/>
-        </w:rPr>
-        <w:t>es notifications système qui causaient des blocages et les plantages après téléchargement/téléversement ont été supprimées</w:t>
+        <w:t xml:space="preserve">La fenêtre </w:t>
+      </w:r>
+      <w:r>
+        <w:rPr>
+          <w:rFonts w:ascii="Arial" w:hAnsi="Arial" w:cs="Arial"/>
+          <w:color w:val="1F497D"/>
+          <w:sz w:val="18"/>
+          <w:szCs w:val="18"/>
+          <w:lang w:val="fr-FR"/>
+        </w:rPr>
+        <w:t>V</w:t>
+      </w:r>
+      <w:r>
+        <w:rPr>
+          <w:rFonts w:ascii="Arial" w:hAnsi="Arial" w:cs="Arial"/>
+          <w:color w:val="1F497D"/>
+          <w:sz w:val="18"/>
+          <w:szCs w:val="18"/>
+          <w:lang w:val="fr-FR"/>
+        </w:rPr>
+        <w:t xml:space="preserve">alidation n'indique plus la </w:t>
+      </w:r>
+      <w:r>
+        <w:rPr>
+          <w:rFonts w:ascii="Arial" w:hAnsi="Arial" w:cs="Arial"/>
+          <w:color w:val="1F497D"/>
+          <w:sz w:val="18"/>
+          <w:szCs w:val="18"/>
+          <w:lang w:val="fr-FR"/>
+        </w:rPr>
+        <w:t>circuit</w:t>
+      </w:r>
+      <w:r>
+        <w:rPr>
+          <w:rFonts w:ascii="Arial" w:hAnsi="Arial" w:cs="Arial"/>
+          <w:color w:val="1F497D"/>
+          <w:sz w:val="18"/>
+          <w:szCs w:val="18"/>
+          <w:lang w:val="fr-FR"/>
+        </w:rPr>
+        <w:t xml:space="preserve"> </w:t>
+      </w:r>
+      <w:r>
+        <w:rPr>
+          <w:rFonts w:ascii="Arial" w:hAnsi="Arial" w:cs="Arial"/>
+          <w:color w:val="1F497D"/>
+          <w:sz w:val="18"/>
+          <w:szCs w:val="18"/>
+          <w:lang w:val="fr-FR"/>
+        </w:rPr>
+        <w:t>#</w:t>
+      </w:r>
+      <w:r>
+        <w:rPr>
+          <w:rFonts w:ascii="Arial" w:hAnsi="Arial" w:cs="Arial"/>
+          <w:color w:val="1F497D"/>
+          <w:sz w:val="18"/>
+          <w:szCs w:val="18"/>
+          <w:lang w:val="fr-FR"/>
+        </w:rPr>
+        <w:t xml:space="preserve">2 pour un panneau à </w:t>
+      </w:r>
+      <w:r>
+        <w:rPr>
+          <w:rFonts w:ascii="Arial" w:hAnsi="Arial" w:cs="Arial"/>
+          <w:color w:val="1F497D"/>
+          <w:sz w:val="18"/>
+          <w:szCs w:val="18"/>
+          <w:lang w:val="fr-FR"/>
+        </w:rPr>
+        <w:t>circuit</w:t>
+      </w:r>
+      <w:r>
+        <w:rPr>
+          <w:rFonts w:ascii="Arial" w:hAnsi="Arial" w:cs="Arial"/>
+          <w:color w:val="1F497D"/>
+          <w:sz w:val="18"/>
+          <w:szCs w:val="18"/>
+          <w:lang w:val="fr-FR"/>
+        </w:rPr>
+        <w:t xml:space="preserve"> unique</w:t>
       </w:r>
       <w:r>
         <w:rPr>
@@ -3057,42 +3073,8 @@
           <w:szCs w:val="18"/>
           <w:lang w:val="fr-FR"/>
         </w:rPr>
-        <w:t>L’historique des révisions déplacé (ce document) a été déplacé du menu principal vers la boîte</w:t>
-      </w:r>
-      <w:proofErr w:type="gramStart"/>
-      <w:r>
-        <w:rPr>
-          <w:rFonts w:ascii="Arial" w:hAnsi="Arial" w:cs="Arial"/>
-          <w:color w:val="1F497D"/>
-          <w:sz w:val="18"/>
-          <w:szCs w:val="18"/>
-          <w:lang w:val="fr-FR"/>
-        </w:rPr>
-        <w:t xml:space="preserve"> «À</w:t>
-      </w:r>
-      <w:proofErr w:type="gramEnd"/>
-      <w:r>
-        <w:rPr>
-          <w:rFonts w:ascii="Arial" w:hAnsi="Arial" w:cs="Arial"/>
-          <w:color w:val="1F497D"/>
-          <w:sz w:val="18"/>
-          <w:szCs w:val="18"/>
-          <w:lang w:val="fr-FR"/>
-        </w:rPr>
-        <w:t xml:space="preserve"> </w:t>
-      </w:r>
-      <w:proofErr w:type="gramStart"/>
-      <w:r>
-        <w:rPr>
-          <w:rFonts w:ascii="Arial" w:hAnsi="Arial" w:cs="Arial"/>
-          <w:color w:val="1F497D"/>
-          <w:sz w:val="18"/>
-          <w:szCs w:val="18"/>
-          <w:lang w:val="fr-FR"/>
-        </w:rPr>
-        <w:t>propos»</w:t>
-      </w:r>
-      <w:proofErr w:type="gramEnd"/>
+        <w:t>Sur la page Causes et Effets, les données qui ont été lues à partir d'un fichier sont maintenant correctement mises à jour sur toutes les lignes</w:t>
+      </w:r>
       <w:r>
         <w:rPr>
           <w:rFonts w:ascii="Arial" w:hAnsi="Arial" w:cs="Arial"/>
@@ -3125,57 +3107,58 @@
           <w:lang w:val="fr-FR"/>
         </w:rPr>
       </w:pPr>
-      <w:r>
-        <w:rPr>
-          <w:rFonts w:ascii="Arial" w:hAnsi="Arial" w:cs="Arial"/>
-          <w:color w:val="1F497D"/>
-          <w:sz w:val="18"/>
-          <w:szCs w:val="18"/>
-          <w:lang w:val="fr-FR"/>
-        </w:rPr>
-        <w:t>•</w:t>
-      </w:r>
-      <w:r>
-        <w:rPr>
-          <w:rFonts w:ascii="Arial" w:hAnsi="Arial" w:cs="Arial"/>
-          <w:color w:val="1F497D"/>
-          <w:sz w:val="18"/>
-          <w:szCs w:val="18"/>
+    </w:p>
+    <w:p>
+      <w:pPr>
+        <w:tabs>
+          <w:tab w:val="left" w:pos="993"/>
+        </w:tabs>
+        <w:rPr>
+          <w:rFonts w:ascii="Arial" w:hAnsi="Arial" w:cs="Arial"/>
+          <w:color w:val="9CC2E5" w:themeColor="accent1" w:themeTint="99"/>
+          <w:sz w:val="16"/>
+          <w:szCs w:val="16"/>
+          <w:lang w:val="fr-FR"/>
+        </w:rPr>
+      </w:pPr>
+      <w:proofErr w:type="gramStart"/>
+      <w:r>
+        <w:rPr>
+          <w:rFonts w:ascii="Arial" w:hAnsi="Arial" w:cs="Arial"/>
+          <w:b/>
+          <w:bCs/>
+          <w:color w:val="4472C4" w:themeColor="accent5"/>
+          <w:sz w:val="24"/>
+          <w:szCs w:val="24"/>
+          <w:lang w:val="fr-FR"/>
+        </w:rPr>
+        <w:t>v</w:t>
+      </w:r>
+      <w:proofErr w:type="gramEnd"/>
+      <w:r>
+        <w:rPr>
+          <w:rFonts w:ascii="Arial" w:hAnsi="Arial" w:cs="Arial"/>
+          <w:b/>
+          <w:bCs/>
+          <w:color w:val="4472C4" w:themeColor="accent5"/>
+          <w:sz w:val="24"/>
+          <w:szCs w:val="24"/>
+          <w:lang w:val="fr-FR"/>
+        </w:rPr>
+        <w:t>8.1.8</w:t>
+      </w:r>
+      <w:r>
+        <w:rPr>
+          <w:rFonts w:ascii="Arial" w:hAnsi="Arial" w:cs="Arial"/>
+          <w:b/>
+          <w:bCs/>
+          <w:color w:val="4472C4" w:themeColor="accent5"/>
+          <w:sz w:val="24"/>
+          <w:szCs w:val="24"/>
           <w:lang w:val="fr-FR"/>
         </w:rPr>
         <w:tab/>
-      </w:r>
-      <w:r>
-        <w:rPr>
-          <w:rFonts w:ascii="Arial" w:hAnsi="Arial" w:cs="Arial"/>
-          <w:color w:val="1F497D"/>
-          <w:sz w:val="18"/>
-          <w:szCs w:val="18"/>
-          <w:lang w:val="fr-FR"/>
-        </w:rPr>
-        <w:t xml:space="preserve">Correction des </w:t>
-      </w:r>
-      <w:proofErr w:type="spellStart"/>
-      <w:r>
-        <w:rPr>
-          <w:rFonts w:ascii="Arial" w:hAnsi="Arial" w:cs="Arial"/>
-          <w:color w:val="1F497D"/>
-          <w:sz w:val="18"/>
-          <w:szCs w:val="18"/>
-          <w:lang w:val="fr-FR"/>
-        </w:rPr>
-        <w:t>surcomptes</w:t>
-      </w:r>
-      <w:proofErr w:type="spellEnd"/>
-      <w:r>
-        <w:rPr>
-          <w:rFonts w:ascii="Arial" w:hAnsi="Arial" w:cs="Arial"/>
-          <w:color w:val="1F497D"/>
-          <w:sz w:val="18"/>
-          <w:szCs w:val="18"/>
-          <w:lang w:val="fr-FR"/>
-        </w:rPr>
-        <w:t xml:space="preserve"> de l'affichage des journaux de communication.</w:t>
+        <w:t>26/09/2025</w:t>
       </w:r>
     </w:p>
     <w:p>
@@ -3199,58 +3182,35 @@
           <w:lang w:val="fr-FR"/>
         </w:rPr>
       </w:pPr>
-    </w:p>
-    <w:p>
-      <w:pPr>
-        <w:tabs>
-          <w:tab w:val="left" w:pos="993"/>
-        </w:tabs>
-        <w:rPr>
-          <w:rFonts w:ascii="Arial" w:hAnsi="Arial" w:cs="Arial"/>
-          <w:color w:val="9CC2E5" w:themeColor="accent1" w:themeTint="99"/>
-          <w:sz w:val="16"/>
-          <w:szCs w:val="16"/>
-          <w:lang w:val="fr-FR"/>
-        </w:rPr>
-      </w:pPr>
-      <w:proofErr w:type="gramStart"/>
-      <w:r>
-        <w:rPr>
-          <w:rFonts w:ascii="Arial" w:hAnsi="Arial" w:cs="Arial"/>
-          <w:b/>
-          <w:bCs/>
-          <w:color w:val="4472C4" w:themeColor="accent5"/>
-          <w:sz w:val="24"/>
-          <w:szCs w:val="24"/>
-          <w:lang w:val="fr-FR"/>
-        </w:rPr>
-        <w:t>v</w:t>
-      </w:r>
-      <w:proofErr w:type="gramEnd"/>
-      <w:r>
-        <w:rPr>
-          <w:rFonts w:ascii="Arial" w:hAnsi="Arial" w:cs="Arial"/>
-          <w:b/>
-          <w:bCs/>
-          <w:color w:val="4472C4" w:themeColor="accent5"/>
-          <w:sz w:val="24"/>
-          <w:szCs w:val="24"/>
-          <w:lang w:val="fr-FR"/>
-        </w:rPr>
-        <w:t>8.1.6</w:t>
-      </w:r>
-      <w:r>
-        <w:rPr>
-          <w:rFonts w:ascii="Arial" w:hAnsi="Arial" w:cs="Arial"/>
-          <w:b/>
-          <w:bCs/>
-          <w:color w:val="4472C4" w:themeColor="accent5"/>
-          <w:sz w:val="24"/>
-          <w:szCs w:val="24"/>
+      <w:r>
+        <w:rPr>
+          <w:rFonts w:ascii="Arial" w:hAnsi="Arial" w:cs="Arial"/>
+          <w:color w:val="1F497D"/>
+          <w:sz w:val="18"/>
+          <w:szCs w:val="18"/>
+          <w:lang w:val="fr-FR"/>
+        </w:rPr>
+        <w:t>•</w:t>
+      </w:r>
+      <w:r>
+        <w:rPr>
+          <w:rFonts w:ascii="Arial" w:hAnsi="Arial" w:cs="Arial"/>
+          <w:color w:val="1F497D"/>
+          <w:sz w:val="18"/>
+          <w:szCs w:val="18"/>
           <w:lang w:val="fr-FR"/>
         </w:rPr>
         <w:tab/>
-        <w:t>30/07/2025</w:t>
+      </w:r>
+      <w:r>
+        <w:rPr>
+          <w:rFonts w:ascii="Arial" w:hAnsi="Arial" w:cs="Arial"/>
+          <w:color w:val="1F497D"/>
+          <w:sz w:val="18"/>
+          <w:szCs w:val="18"/>
+          <w:lang w:val="fr-FR"/>
+        </w:rPr>
+        <w:t>Correction : les modifications de la description des éléments de configuration d'E/S du dispositif ont été corrigées de sorte que les descriptions et/ou les noms de dispositifs sur d'autres dispositifs ne soient pas affectés.</w:t>
       </w:r>
     </w:p>
     <w:p>
@@ -3302,47 +3262,79 @@
           <w:szCs w:val="18"/>
           <w:lang w:val="fr-FR"/>
         </w:rPr>
-        <w:t xml:space="preserve">Version </w:t>
-      </w:r>
-      <w:r>
-        <w:rPr>
-          <w:rFonts w:ascii="Arial" w:hAnsi="Arial" w:cs="Arial"/>
-          <w:color w:val="1F497D"/>
-          <w:sz w:val="18"/>
-          <w:szCs w:val="18"/>
-          <w:lang w:val="fr-FR"/>
-        </w:rPr>
-        <w:t xml:space="preserve">pour </w:t>
-      </w:r>
-      <w:r>
-        <w:rPr>
-          <w:rFonts w:ascii="Arial" w:hAnsi="Arial" w:cs="Arial"/>
-          <w:color w:val="1F497D"/>
-          <w:sz w:val="18"/>
-          <w:szCs w:val="18"/>
-          <w:lang w:val="fr-FR"/>
-        </w:rPr>
-        <w:t>enquêter</w:t>
-      </w:r>
-      <w:r>
-        <w:rPr>
-          <w:rFonts w:ascii="Arial" w:hAnsi="Arial" w:cs="Arial"/>
-          <w:color w:val="1F497D"/>
-          <w:sz w:val="18"/>
-          <w:szCs w:val="18"/>
-          <w:lang w:val="fr-FR"/>
-        </w:rPr>
-        <w:t xml:space="preserve"> </w:t>
-      </w:r>
-      <w:r>
-        <w:rPr>
-          <w:rFonts w:ascii="Arial" w:hAnsi="Arial" w:cs="Arial"/>
-          <w:color w:val="1F497D"/>
-          <w:sz w:val="18"/>
-          <w:szCs w:val="18"/>
-          <w:lang w:val="fr-FR"/>
-        </w:rPr>
-        <w:t>les blocages et les plantages que présentaient des instances de l'application MS Store v8.1.5 après téléchargement/téléversement.</w:t>
+        <w:t xml:space="preserve">Correction : l'option </w:t>
+      </w:r>
+      <w:r>
+        <w:rPr>
+          <w:rFonts w:ascii="Arial" w:hAnsi="Arial" w:cs="Arial"/>
+          <w:color w:val="1F497D"/>
+          <w:sz w:val="18"/>
+          <w:szCs w:val="18"/>
+          <w:lang w:val="fr-FR"/>
+        </w:rPr>
+        <w:t>pour a</w:t>
+      </w:r>
+      <w:r>
+        <w:rPr>
+          <w:rFonts w:ascii="Arial" w:hAnsi="Arial" w:cs="Arial"/>
+          <w:color w:val="1F497D"/>
+          <w:sz w:val="18"/>
+          <w:szCs w:val="18"/>
+          <w:lang w:val="fr-FR"/>
+        </w:rPr>
+        <w:t xml:space="preserve">jouter </w:t>
+      </w:r>
+      <w:proofErr w:type="gramStart"/>
+      <w:r>
+        <w:rPr>
+          <w:rFonts w:ascii="Arial" w:hAnsi="Arial" w:cs="Arial"/>
+          <w:color w:val="1F497D"/>
+          <w:sz w:val="18"/>
+          <w:szCs w:val="18"/>
+          <w:lang w:val="fr-FR"/>
+        </w:rPr>
+        <w:t xml:space="preserve">une seconde </w:t>
+      </w:r>
+      <w:r>
+        <w:rPr>
+          <w:rFonts w:ascii="Arial" w:hAnsi="Arial" w:cs="Arial"/>
+          <w:color w:val="1F497D"/>
+          <w:sz w:val="18"/>
+          <w:szCs w:val="18"/>
+          <w:lang w:val="fr-FR"/>
+        </w:rPr>
+        <w:t>circuit</w:t>
+      </w:r>
+      <w:proofErr w:type="gramEnd"/>
+      <w:r>
+        <w:rPr>
+          <w:rFonts w:ascii="Arial" w:hAnsi="Arial" w:cs="Arial"/>
+          <w:color w:val="1F497D"/>
+          <w:sz w:val="18"/>
+          <w:szCs w:val="18"/>
+          <w:lang w:val="fr-FR"/>
+        </w:rPr>
+        <w:t xml:space="preserve"> pour les panneaux à </w:t>
+      </w:r>
+      <w:r>
+        <w:rPr>
+          <w:rFonts w:ascii="Arial" w:hAnsi="Arial" w:cs="Arial"/>
+          <w:color w:val="1F497D"/>
+          <w:sz w:val="18"/>
+          <w:szCs w:val="18"/>
+          <w:lang w:val="fr-FR"/>
+        </w:rPr>
+        <w:t>circuit</w:t>
+      </w:r>
+      <w:r>
+        <w:rPr>
+          <w:rFonts w:ascii="Arial" w:hAnsi="Arial" w:cs="Arial"/>
+          <w:color w:val="1F497D"/>
+          <w:sz w:val="18"/>
+          <w:szCs w:val="18"/>
+          <w:lang w:val="fr-FR"/>
+        </w:rPr>
+        <w:t xml:space="preserve"> unique garantit désormais que les listes de dispositifs sur les autres pages sont correctement remplies avec le nombre requis de dispositifs (vides).</w:t>
       </w:r>
     </w:p>
     <w:p>
@@ -3366,58 +3358,35 @@
           <w:lang w:val="fr-FR"/>
         </w:rPr>
       </w:pPr>
-    </w:p>
-    <w:p>
-      <w:pPr>
-        <w:tabs>
-          <w:tab w:val="left" w:pos="993"/>
-        </w:tabs>
-        <w:rPr>
-          <w:rFonts w:ascii="Arial" w:hAnsi="Arial" w:cs="Arial"/>
-          <w:color w:val="9CC2E5" w:themeColor="accent1" w:themeTint="99"/>
-          <w:sz w:val="16"/>
-          <w:szCs w:val="16"/>
-          <w:lang w:val="fr-FR"/>
-        </w:rPr>
-      </w:pPr>
-      <w:proofErr w:type="gramStart"/>
-      <w:r>
-        <w:rPr>
-          <w:rFonts w:ascii="Arial" w:hAnsi="Arial" w:cs="Arial"/>
-          <w:b/>
-          <w:bCs/>
-          <w:color w:val="4472C4" w:themeColor="accent5"/>
-          <w:sz w:val="24"/>
-          <w:szCs w:val="24"/>
-          <w:lang w:val="fr-FR"/>
-        </w:rPr>
-        <w:t>v</w:t>
-      </w:r>
-      <w:proofErr w:type="gramEnd"/>
-      <w:r>
-        <w:rPr>
-          <w:rFonts w:ascii="Arial" w:hAnsi="Arial" w:cs="Arial"/>
-          <w:b/>
-          <w:bCs/>
-          <w:color w:val="4472C4" w:themeColor="accent5"/>
-          <w:sz w:val="24"/>
-          <w:szCs w:val="24"/>
-          <w:lang w:val="fr-FR"/>
-        </w:rPr>
-        <w:t>8.1.5</w:t>
-      </w:r>
-      <w:r>
-        <w:rPr>
-          <w:rFonts w:ascii="Arial" w:hAnsi="Arial" w:cs="Arial"/>
-          <w:b/>
-          <w:bCs/>
-          <w:color w:val="4472C4" w:themeColor="accent5"/>
-          <w:sz w:val="24"/>
-          <w:szCs w:val="24"/>
+      <w:r>
+        <w:rPr>
+          <w:rFonts w:ascii="Arial" w:hAnsi="Arial" w:cs="Arial"/>
+          <w:color w:val="1F497D"/>
+          <w:sz w:val="18"/>
+          <w:szCs w:val="18"/>
+          <w:lang w:val="fr-FR"/>
+        </w:rPr>
+        <w:t>•</w:t>
+      </w:r>
+      <w:r>
+        <w:rPr>
+          <w:rFonts w:ascii="Arial" w:hAnsi="Arial" w:cs="Arial"/>
+          <w:color w:val="1F497D"/>
+          <w:sz w:val="18"/>
+          <w:szCs w:val="18"/>
           <w:lang w:val="fr-FR"/>
         </w:rPr>
         <w:tab/>
-        <w:t>28/07/2025</w:t>
+      </w:r>
+      <w:r>
+        <w:rPr>
+          <w:rFonts w:ascii="Arial" w:hAnsi="Arial" w:cs="Arial"/>
+          <w:color w:val="1F497D"/>
+          <w:sz w:val="18"/>
+          <w:szCs w:val="18"/>
+          <w:lang w:val="fr-FR"/>
+        </w:rPr>
+        <w:t xml:space="preserve">Des notifications contextuelles s'affichent après chaque téléchargement et mise en ligne, indiquant l'achèvement ou non. </w:t>
       </w:r>
     </w:p>
     <w:p>
@@ -3441,55 +3410,58 @@
           <w:lang w:val="fr-FR"/>
         </w:rPr>
       </w:pPr>
-      <w:r>
-        <w:rPr>
-          <w:rFonts w:ascii="Arial" w:hAnsi="Arial" w:cs="Arial"/>
-          <w:color w:val="1F497D"/>
-          <w:sz w:val="18"/>
-          <w:szCs w:val="18"/>
-          <w:lang w:val="fr-FR"/>
-        </w:rPr>
-        <w:t>•</w:t>
-      </w:r>
-      <w:r>
-        <w:rPr>
-          <w:rFonts w:ascii="Arial" w:hAnsi="Arial" w:cs="Arial"/>
-          <w:color w:val="1F497D"/>
-          <w:sz w:val="18"/>
-          <w:szCs w:val="18"/>
+    </w:p>
+    <w:p>
+      <w:pPr>
+        <w:tabs>
+          <w:tab w:val="left" w:pos="993"/>
+        </w:tabs>
+        <w:rPr>
+          <w:rFonts w:ascii="Arial" w:hAnsi="Arial" w:cs="Arial"/>
+          <w:color w:val="9CC2E5" w:themeColor="accent1" w:themeTint="99"/>
+          <w:sz w:val="16"/>
+          <w:szCs w:val="16"/>
+          <w:lang w:val="fr-FR"/>
+        </w:rPr>
+      </w:pPr>
+      <w:proofErr w:type="gramStart"/>
+      <w:r>
+        <w:rPr>
+          <w:rFonts w:ascii="Arial" w:hAnsi="Arial" w:cs="Arial"/>
+          <w:b/>
+          <w:bCs/>
+          <w:color w:val="4472C4" w:themeColor="accent5"/>
+          <w:sz w:val="24"/>
+          <w:szCs w:val="24"/>
+          <w:lang w:val="fr-FR"/>
+        </w:rPr>
+        <w:t>v</w:t>
+      </w:r>
+      <w:proofErr w:type="gramEnd"/>
+      <w:r>
+        <w:rPr>
+          <w:rFonts w:ascii="Arial" w:hAnsi="Arial" w:cs="Arial"/>
+          <w:b/>
+          <w:bCs/>
+          <w:color w:val="4472C4" w:themeColor="accent5"/>
+          <w:sz w:val="24"/>
+          <w:szCs w:val="24"/>
+          <w:lang w:val="fr-FR"/>
+        </w:rPr>
+        <w:t>8.1.7</w:t>
+      </w:r>
+      <w:r>
+        <w:rPr>
+          <w:rFonts w:ascii="Arial" w:hAnsi="Arial" w:cs="Arial"/>
+          <w:b/>
+          <w:bCs/>
+          <w:color w:val="4472C4" w:themeColor="accent5"/>
+          <w:sz w:val="24"/>
+          <w:szCs w:val="24"/>
           <w:lang w:val="fr-FR"/>
         </w:rPr>
         <w:tab/>
-      </w:r>
-      <w:r>
-        <w:rPr>
-          <w:rFonts w:ascii="Arial" w:hAnsi="Arial" w:cs="Arial"/>
-          <w:color w:val="1F497D"/>
-          <w:sz w:val="18"/>
-          <w:szCs w:val="18"/>
-          <w:lang w:val="fr-FR"/>
-        </w:rPr>
-        <w:t xml:space="preserve">Le téléchargement </w:t>
-      </w:r>
-      <w:r>
-        <w:rPr>
-          <w:rFonts w:ascii="Arial" w:hAnsi="Arial" w:cs="Arial"/>
-          <w:color w:val="1F497D"/>
-          <w:sz w:val="18"/>
-          <w:szCs w:val="18"/>
-          <w:lang w:val="fr-FR"/>
-        </w:rPr>
-        <w:t>a</w:t>
-      </w:r>
-      <w:r>
-        <w:rPr>
-          <w:rFonts w:ascii="Arial" w:hAnsi="Arial" w:cs="Arial"/>
-          <w:color w:val="1F497D"/>
-          <w:sz w:val="18"/>
-          <w:szCs w:val="18"/>
-          <w:lang w:val="fr-FR"/>
-        </w:rPr>
-        <w:t>u panneau a été affiné afin que les éléments de données dupliqués ne soient pas envoyés.</w:t>
+        <w:t>31/07/2025</w:t>
       </w:r>
     </w:p>
     <w:p>
@@ -3541,47 +3513,27 @@
           <w:szCs w:val="18"/>
           <w:lang w:val="fr-FR"/>
         </w:rPr>
-        <w:t xml:space="preserve">La </w:t>
-      </w:r>
-      <w:r>
-        <w:rPr>
-          <w:rFonts w:ascii="Arial" w:hAnsi="Arial" w:cs="Arial"/>
-          <w:color w:val="1F497D"/>
-          <w:sz w:val="18"/>
-          <w:szCs w:val="18"/>
-          <w:lang w:val="fr-FR"/>
-        </w:rPr>
-        <w:t>F</w:t>
-      </w:r>
-      <w:r>
-        <w:rPr>
-          <w:rFonts w:ascii="Arial" w:hAnsi="Arial" w:cs="Arial"/>
-          <w:color w:val="1F497D"/>
-          <w:sz w:val="18"/>
-          <w:szCs w:val="18"/>
-          <w:lang w:val="fr-FR"/>
-        </w:rPr>
-        <w:t xml:space="preserve">enêtre de </w:t>
-      </w:r>
-      <w:r>
-        <w:rPr>
-          <w:rFonts w:ascii="Arial" w:hAnsi="Arial" w:cs="Arial"/>
-          <w:color w:val="1F497D"/>
-          <w:sz w:val="18"/>
-          <w:szCs w:val="18"/>
-          <w:lang w:val="fr-FR"/>
-        </w:rPr>
-        <w:t>V</w:t>
-      </w:r>
-      <w:r>
-        <w:rPr>
-          <w:rFonts w:ascii="Arial" w:hAnsi="Arial" w:cs="Arial"/>
-          <w:color w:val="1F497D"/>
-          <w:sz w:val="18"/>
-          <w:szCs w:val="18"/>
-          <w:lang w:val="fr-FR"/>
-        </w:rPr>
-        <w:t>alidation signale maintenant correctement plusieurs erreurs sur une page au lieu d'une seule.</w:t>
+        <w:t>L</w:t>
+      </w:r>
+      <w:r>
+        <w:rPr>
+          <w:rFonts w:ascii="Arial" w:hAnsi="Arial" w:cs="Arial"/>
+          <w:color w:val="1F497D"/>
+          <w:sz w:val="18"/>
+          <w:szCs w:val="18"/>
+          <w:lang w:val="fr-FR"/>
+        </w:rPr>
+        <w:t>es notifications système qui causaient des blocages et les plantages après téléchargement/téléversement ont été supprimées</w:t>
+      </w:r>
+      <w:r>
+        <w:rPr>
+          <w:rFonts w:ascii="Arial" w:hAnsi="Arial" w:cs="Arial"/>
+          <w:color w:val="1F497D"/>
+          <w:sz w:val="18"/>
+          <w:szCs w:val="18"/>
+          <w:lang w:val="fr-FR"/>
+        </w:rPr>
+        <w:t>.</w:t>
       </w:r>
     </w:p>
     <w:p>
@@ -3633,67 +3585,51 @@
           <w:szCs w:val="18"/>
           <w:lang w:val="fr-FR"/>
         </w:rPr>
-        <w:t>Le nombre d</w:t>
-      </w:r>
-      <w:r>
-        <w:rPr>
-          <w:rFonts w:ascii="Arial" w:hAnsi="Arial" w:cs="Arial"/>
-          <w:color w:val="1F497D"/>
-          <w:sz w:val="18"/>
-          <w:szCs w:val="18"/>
-          <w:lang w:val="fr-FR"/>
-        </w:rPr>
-        <w:t>es dispositif</w:t>
-      </w:r>
-      <w:r>
-        <w:rPr>
-          <w:rFonts w:ascii="Arial" w:hAnsi="Arial" w:cs="Arial"/>
-          <w:color w:val="1F497D"/>
-          <w:sz w:val="18"/>
-          <w:szCs w:val="18"/>
-          <w:lang w:val="fr-FR"/>
-        </w:rPr>
-        <w:t xml:space="preserve">s est désormais toujours correct après avoir changé de protocole lors du téléchargement </w:t>
-      </w:r>
-      <w:r>
-        <w:rPr>
-          <w:rFonts w:ascii="Arial" w:hAnsi="Arial" w:cs="Arial"/>
-          <w:color w:val="1F497D"/>
-          <w:sz w:val="18"/>
-          <w:szCs w:val="18"/>
-          <w:lang w:val="fr-FR"/>
-        </w:rPr>
-        <w:t>d’</w:t>
-      </w:r>
-      <w:r>
-        <w:rPr>
-          <w:rFonts w:ascii="Arial" w:hAnsi="Arial" w:cs="Arial"/>
-          <w:color w:val="1F497D"/>
-          <w:sz w:val="18"/>
-          <w:szCs w:val="18"/>
-          <w:lang w:val="fr-FR"/>
-        </w:rPr>
-        <w:t xml:space="preserve">un panneau ou de la lecture </w:t>
-      </w:r>
-      <w:r>
-        <w:rPr>
-          <w:rFonts w:ascii="Arial" w:hAnsi="Arial" w:cs="Arial"/>
-          <w:color w:val="1F497D"/>
-          <w:sz w:val="18"/>
-          <w:szCs w:val="18"/>
-          <w:lang w:val="fr-FR"/>
-        </w:rPr>
-        <w:t>d’</w:t>
-      </w:r>
-      <w:r>
-        <w:rPr>
-          <w:rFonts w:ascii="Arial" w:hAnsi="Arial" w:cs="Arial"/>
-          <w:color w:val="1F497D"/>
-          <w:sz w:val="18"/>
-          <w:szCs w:val="18"/>
-          <w:lang w:val="fr-FR"/>
-        </w:rPr>
-        <w:t>un fichier.</w:t>
+        <w:t>L’historique des révisions déplacé (ce document) a été déplacé du menu principal vers la boîte</w:t>
+      </w:r>
+      <w:proofErr w:type="gramStart"/>
+      <w:r>
+        <w:rPr>
+          <w:rFonts w:ascii="Arial" w:hAnsi="Arial" w:cs="Arial"/>
+          <w:color w:val="1F497D"/>
+          <w:sz w:val="18"/>
+          <w:szCs w:val="18"/>
+          <w:lang w:val="fr-FR"/>
+        </w:rPr>
+        <w:t xml:space="preserve"> «À</w:t>
+      </w:r>
+      <w:proofErr w:type="gramEnd"/>
+      <w:r>
+        <w:rPr>
+          <w:rFonts w:ascii="Arial" w:hAnsi="Arial" w:cs="Arial"/>
+          <w:color w:val="1F497D"/>
+          <w:sz w:val="18"/>
+          <w:szCs w:val="18"/>
+          <w:lang w:val="fr-FR"/>
+        </w:rPr>
+        <w:t xml:space="preserve"> </w:t>
+      </w:r>
+      <w:proofErr w:type="gramStart"/>
+      <w:r>
+        <w:rPr>
+          <w:rFonts w:ascii="Arial" w:hAnsi="Arial" w:cs="Arial"/>
+          <w:color w:val="1F497D"/>
+          <w:sz w:val="18"/>
+          <w:szCs w:val="18"/>
+          <w:lang w:val="fr-FR"/>
+        </w:rPr>
+        <w:t>propos»</w:t>
+      </w:r>
+      <w:proofErr w:type="gramEnd"/>
+      <w:r>
+        <w:rPr>
+          <w:rFonts w:ascii="Arial" w:hAnsi="Arial" w:cs="Arial"/>
+          <w:color w:val="1F497D"/>
+          <w:sz w:val="18"/>
+          <w:szCs w:val="18"/>
+          <w:lang w:val="fr-FR"/>
+        </w:rPr>
+        <w:t>.</w:t>
       </w:r>
     </w:p>
     <w:p>
@@ -3745,17 +3681,29 @@
           <w:szCs w:val="18"/>
           <w:lang w:val="fr-FR"/>
         </w:rPr>
-        <w:t>Des erreurs concernant la page Causes et Effets qui ne se mettait pas à jour après le téléchargement ou la lecture depuis un fichier ont été corrigées</w:t>
-      </w:r>
-      <w:r>
-        <w:rPr>
-          <w:rFonts w:ascii="Arial" w:hAnsi="Arial" w:cs="Arial"/>
-          <w:color w:val="1F497D"/>
-          <w:sz w:val="18"/>
-          <w:szCs w:val="18"/>
-          <w:lang w:val="fr-FR"/>
-        </w:rPr>
-        <w:t>.</w:t>
+        <w:t xml:space="preserve">Correction des </w:t>
+      </w:r>
+      <w:proofErr w:type="spellStart"/>
+      <w:r>
+        <w:rPr>
+          <w:rFonts w:ascii="Arial" w:hAnsi="Arial" w:cs="Arial"/>
+          <w:color w:val="1F497D"/>
+          <w:sz w:val="18"/>
+          <w:szCs w:val="18"/>
+          <w:lang w:val="fr-FR"/>
+        </w:rPr>
+        <w:t>surcomptes</w:t>
+      </w:r>
+      <w:proofErr w:type="spellEnd"/>
+      <w:r>
+        <w:rPr>
+          <w:rFonts w:ascii="Arial" w:hAnsi="Arial" w:cs="Arial"/>
+          <w:color w:val="1F497D"/>
+          <w:sz w:val="18"/>
+          <w:szCs w:val="18"/>
+          <w:lang w:val="fr-FR"/>
+        </w:rPr>
+        <w:t xml:space="preserve"> de l'affichage des journaux de communication.</w:t>
       </w:r>
     </w:p>
     <w:p>
@@ -3817,7 +3765,7 @@
           <w:szCs w:val="24"/>
           <w:lang w:val="fr-FR"/>
         </w:rPr>
-        <w:t>8.1.4</w:t>
+        <w:t>8.1.6</w:t>
       </w:r>
       <w:r>
         <w:rPr>
@@ -3830,7 +3778,7 @@
           <w:lang w:val="fr-FR"/>
         </w:rPr>
         <w:tab/>
-        <w:t>09/07/2025</w:t>
+        <w:t>30/07/2025</w:t>
       </w:r>
     </w:p>
     <w:p>
@@ -3882,29 +3830,47 @@
           <w:szCs w:val="18"/>
           <w:lang w:val="fr-FR"/>
         </w:rPr>
-        <w:t>Page des groupes : le délai par phases peut désormais être désactivé en le réglant sur "</w:t>
-      </w:r>
-      <w:proofErr w:type="gramStart"/>
-      <w:r>
-        <w:rPr>
-          <w:rFonts w:ascii="Arial" w:hAnsi="Arial" w:cs="Arial"/>
-          <w:color w:val="1F497D"/>
-          <w:sz w:val="18"/>
-          <w:szCs w:val="18"/>
-          <w:lang w:val="fr-FR"/>
-        </w:rPr>
-        <w:t>--:--</w:t>
-      </w:r>
-      <w:proofErr w:type="gramEnd"/>
-      <w:r>
-        <w:rPr>
-          <w:rFonts w:ascii="Arial" w:hAnsi="Arial" w:cs="Arial"/>
-          <w:color w:val="1F497D"/>
-          <w:sz w:val="18"/>
-          <w:szCs w:val="18"/>
-          <w:lang w:val="fr-FR"/>
-        </w:rPr>
-        <w:t>".</w:t>
+        <w:t xml:space="preserve">Version </w:t>
+      </w:r>
+      <w:r>
+        <w:rPr>
+          <w:rFonts w:ascii="Arial" w:hAnsi="Arial" w:cs="Arial"/>
+          <w:color w:val="1F497D"/>
+          <w:sz w:val="18"/>
+          <w:szCs w:val="18"/>
+          <w:lang w:val="fr-FR"/>
+        </w:rPr>
+        <w:t xml:space="preserve">pour </w:t>
+      </w:r>
+      <w:r>
+        <w:rPr>
+          <w:rFonts w:ascii="Arial" w:hAnsi="Arial" w:cs="Arial"/>
+          <w:color w:val="1F497D"/>
+          <w:sz w:val="18"/>
+          <w:szCs w:val="18"/>
+          <w:lang w:val="fr-FR"/>
+        </w:rPr>
+        <w:t>enquêter</w:t>
+      </w:r>
+      <w:r>
+        <w:rPr>
+          <w:rFonts w:ascii="Arial" w:hAnsi="Arial" w:cs="Arial"/>
+          <w:color w:val="1F497D"/>
+          <w:sz w:val="18"/>
+          <w:szCs w:val="18"/>
+          <w:lang w:val="fr-FR"/>
+        </w:rPr>
+        <w:t xml:space="preserve"> </w:t>
+      </w:r>
+      <w:r>
+        <w:rPr>
+          <w:rFonts w:ascii="Arial" w:hAnsi="Arial" w:cs="Arial"/>
+          <w:color w:val="1F497D"/>
+          <w:sz w:val="18"/>
+          <w:szCs w:val="18"/>
+          <w:lang w:val="fr-FR"/>
+        </w:rPr>
+        <w:t>les blocages et les plantages que présentaient des instances de l'application MS Store v8.1.5 après téléchargement/téléversement.</w:t>
       </w:r>
     </w:p>
     <w:p>
@@ -3928,35 +3894,58 @@
           <w:lang w:val="fr-FR"/>
         </w:rPr>
       </w:pPr>
-      <w:r>
-        <w:rPr>
-          <w:rFonts w:ascii="Arial" w:hAnsi="Arial" w:cs="Arial"/>
-          <w:color w:val="1F497D"/>
-          <w:sz w:val="18"/>
-          <w:szCs w:val="18"/>
-          <w:lang w:val="fr-FR"/>
-        </w:rPr>
-        <w:t>•</w:t>
-      </w:r>
-      <w:r>
-        <w:rPr>
-          <w:rFonts w:ascii="Arial" w:hAnsi="Arial" w:cs="Arial"/>
-          <w:color w:val="1F497D"/>
-          <w:sz w:val="18"/>
-          <w:szCs w:val="18"/>
+    </w:p>
+    <w:p>
+      <w:pPr>
+        <w:tabs>
+          <w:tab w:val="left" w:pos="993"/>
+        </w:tabs>
+        <w:rPr>
+          <w:rFonts w:ascii="Arial" w:hAnsi="Arial" w:cs="Arial"/>
+          <w:color w:val="9CC2E5" w:themeColor="accent1" w:themeTint="99"/>
+          <w:sz w:val="16"/>
+          <w:szCs w:val="16"/>
+          <w:lang w:val="fr-FR"/>
+        </w:rPr>
+      </w:pPr>
+      <w:proofErr w:type="gramStart"/>
+      <w:r>
+        <w:rPr>
+          <w:rFonts w:ascii="Arial" w:hAnsi="Arial" w:cs="Arial"/>
+          <w:b/>
+          <w:bCs/>
+          <w:color w:val="4472C4" w:themeColor="accent5"/>
+          <w:sz w:val="24"/>
+          <w:szCs w:val="24"/>
+          <w:lang w:val="fr-FR"/>
+        </w:rPr>
+        <w:t>v</w:t>
+      </w:r>
+      <w:proofErr w:type="gramEnd"/>
+      <w:r>
+        <w:rPr>
+          <w:rFonts w:ascii="Arial" w:hAnsi="Arial" w:cs="Arial"/>
+          <w:b/>
+          <w:bCs/>
+          <w:color w:val="4472C4" w:themeColor="accent5"/>
+          <w:sz w:val="24"/>
+          <w:szCs w:val="24"/>
+          <w:lang w:val="fr-FR"/>
+        </w:rPr>
+        <w:t>8.1.5</w:t>
+      </w:r>
+      <w:r>
+        <w:rPr>
+          <w:rFonts w:ascii="Arial" w:hAnsi="Arial" w:cs="Arial"/>
+          <w:b/>
+          <w:bCs/>
+          <w:color w:val="4472C4" w:themeColor="accent5"/>
+          <w:sz w:val="24"/>
+          <w:szCs w:val="24"/>
           <w:lang w:val="fr-FR"/>
         </w:rPr>
         <w:tab/>
-      </w:r>
-      <w:r>
-        <w:rPr>
-          <w:rFonts w:ascii="Arial" w:hAnsi="Arial" w:cs="Arial"/>
-          <w:color w:val="1F497D"/>
-          <w:sz w:val="18"/>
-          <w:szCs w:val="18"/>
-          <w:lang w:val="fr-FR"/>
-        </w:rPr>
-        <w:t>Correction des erreurs de validation erronées dans Causes &amp; Effets pour les actions de désactivation de sortie lorsqu'elles sont réglées sur Relais n°3 et pour les paramètres de groupe lorsqu'ils sont réglés sur Groupe n°16.</w:t>
+        <w:t>28/07/2025</w:t>
       </w:r>
     </w:p>
     <w:p>
@@ -4008,71 +3997,29 @@
           <w:szCs w:val="18"/>
           <w:lang w:val="fr-FR"/>
         </w:rPr>
-        <w:t>Lors de la lecture à partir d'un fichier, toute configuration d'</w:t>
-      </w:r>
-      <w:r>
-        <w:rPr>
-          <w:rFonts w:ascii="Arial" w:hAnsi="Arial" w:cs="Arial"/>
-          <w:color w:val="1F497D"/>
-          <w:sz w:val="18"/>
-          <w:szCs w:val="18"/>
-          <w:lang w:val="fr-FR"/>
-        </w:rPr>
-        <w:t>E</w:t>
-      </w:r>
-      <w:r>
-        <w:rPr>
-          <w:rFonts w:ascii="Arial" w:hAnsi="Arial" w:cs="Arial"/>
-          <w:color w:val="1F497D"/>
-          <w:sz w:val="18"/>
-          <w:szCs w:val="18"/>
-          <w:lang w:val="fr-FR"/>
-        </w:rPr>
-        <w:t>/</w:t>
-      </w:r>
-      <w:r>
-        <w:rPr>
-          <w:rFonts w:ascii="Arial" w:hAnsi="Arial" w:cs="Arial"/>
-          <w:color w:val="1F497D"/>
-          <w:sz w:val="18"/>
-          <w:szCs w:val="18"/>
-          <w:lang w:val="fr-FR"/>
-        </w:rPr>
-        <w:t>S</w:t>
-      </w:r>
-      <w:r>
-        <w:rPr>
-          <w:rFonts w:ascii="Arial" w:hAnsi="Arial" w:cs="Arial"/>
-          <w:color w:val="1F497D"/>
-          <w:sz w:val="18"/>
-          <w:szCs w:val="18"/>
-          <w:lang w:val="fr-FR"/>
-        </w:rPr>
-        <w:t xml:space="preserve"> </w:t>
-      </w:r>
-      <w:r>
-        <w:rPr>
-          <w:rFonts w:ascii="Arial" w:hAnsi="Arial" w:cs="Arial"/>
-          <w:color w:val="1F497D"/>
-          <w:sz w:val="18"/>
-          <w:szCs w:val="18"/>
-          <w:lang w:val="fr-FR"/>
-        </w:rPr>
-        <w:t>de dispositif</w:t>
-      </w:r>
-      <w:r>
-        <w:rPr>
-          <w:rFonts w:ascii="Arial" w:hAnsi="Arial" w:cs="Arial"/>
-          <w:color w:val="1F497D"/>
-          <w:sz w:val="18"/>
-          <w:szCs w:val="18"/>
-          <w:lang w:val="fr-FR"/>
-        </w:rPr>
-        <w:t xml:space="preserve"> invalide sera définie sur la valeur par défaut.</w:t>
-      </w:r>
-      <w:bookmarkStart w:id="0" w:name="_Hlk202824806"/>
-    </w:p>
-    <w:bookmarkEnd w:id="0"/>
+        <w:t xml:space="preserve">Le téléchargement </w:t>
+      </w:r>
+      <w:r>
+        <w:rPr>
+          <w:rFonts w:ascii="Arial" w:hAnsi="Arial" w:cs="Arial"/>
+          <w:color w:val="1F497D"/>
+          <w:sz w:val="18"/>
+          <w:szCs w:val="18"/>
+          <w:lang w:val="fr-FR"/>
+        </w:rPr>
+        <w:t>a</w:t>
+      </w:r>
+      <w:r>
+        <w:rPr>
+          <w:rFonts w:ascii="Arial" w:hAnsi="Arial" w:cs="Arial"/>
+          <w:color w:val="1F497D"/>
+          <w:sz w:val="18"/>
+          <w:szCs w:val="18"/>
+          <w:lang w:val="fr-FR"/>
+        </w:rPr>
+        <w:t>u panneau a été affiné afin que les éléments de données dupliqués ne soient pas envoyés.</w:t>
+      </w:r>
+    </w:p>
     <w:p>
       <w:pPr>
         <w:tabs>
@@ -4084,68 +4031,85 @@
         </w:tabs>
         <w:suppressAutoHyphens/>
         <w:autoSpaceDN w:val="0"/>
-        <w:contextualSpacing/>
-        <w:rPr>
-          <w:rFonts w:ascii="Arial" w:hAnsi="Arial" w:cs="Arial"/>
-          <w:color w:val="1F497D"/>
-          <w:sz w:val="18"/>
-          <w:szCs w:val="18"/>
-          <w:lang w:val="fr-FR"/>
-        </w:rPr>
-      </w:pPr>
-    </w:p>
-    <w:p>
-      <w:pPr>
-        <w:tabs>
-          <w:tab w:val="left" w:pos="993"/>
-        </w:tabs>
-        <w:rPr>
-          <w:rFonts w:ascii="Arial" w:hAnsi="Arial" w:cs="Arial"/>
-          <w:color w:val="9CC2E5" w:themeColor="accent1" w:themeTint="99"/>
-          <w:sz w:val="16"/>
-          <w:szCs w:val="16"/>
-          <w:lang w:val="fr-FR"/>
-        </w:rPr>
-      </w:pPr>
-      <w:bookmarkStart w:id="1" w:name="_Hlk199945625"/>
-      <w:proofErr w:type="gramStart"/>
-      <w:r>
-        <w:rPr>
-          <w:rFonts w:ascii="Arial" w:hAnsi="Arial" w:cs="Arial"/>
-          <w:b/>
-          <w:bCs/>
-          <w:color w:val="4472C4" w:themeColor="accent5"/>
-          <w:sz w:val="24"/>
-          <w:szCs w:val="24"/>
-          <w:lang w:val="fr-FR"/>
-        </w:rPr>
-        <w:t>v</w:t>
-      </w:r>
-      <w:proofErr w:type="gramEnd"/>
-      <w:r>
-        <w:rPr>
-          <w:rFonts w:ascii="Arial" w:hAnsi="Arial" w:cs="Arial"/>
-          <w:b/>
-          <w:bCs/>
-          <w:color w:val="4472C4" w:themeColor="accent5"/>
-          <w:sz w:val="24"/>
-          <w:szCs w:val="24"/>
-          <w:lang w:val="fr-FR"/>
-        </w:rPr>
-        <w:t>8.1.3</w:t>
-      </w:r>
-      <w:r>
-        <w:rPr>
-          <w:rFonts w:ascii="Arial" w:hAnsi="Arial" w:cs="Arial"/>
-          <w:b/>
-          <w:bCs/>
-          <w:color w:val="4472C4" w:themeColor="accent5"/>
-          <w:sz w:val="24"/>
-          <w:szCs w:val="24"/>
+        <w:ind w:left="284" w:hanging="284"/>
+        <w:contextualSpacing/>
+        <w:rPr>
+          <w:rFonts w:ascii="Arial" w:hAnsi="Arial" w:cs="Arial"/>
+          <w:color w:val="1F497D"/>
+          <w:sz w:val="18"/>
+          <w:szCs w:val="18"/>
+          <w:lang w:val="fr-FR"/>
+        </w:rPr>
+      </w:pPr>
+      <w:r>
+        <w:rPr>
+          <w:rFonts w:ascii="Arial" w:hAnsi="Arial" w:cs="Arial"/>
+          <w:color w:val="1F497D"/>
+          <w:sz w:val="18"/>
+          <w:szCs w:val="18"/>
+          <w:lang w:val="fr-FR"/>
+        </w:rPr>
+        <w:t>•</w:t>
+      </w:r>
+      <w:r>
+        <w:rPr>
+          <w:rFonts w:ascii="Arial" w:hAnsi="Arial" w:cs="Arial"/>
+          <w:color w:val="1F497D"/>
+          <w:sz w:val="18"/>
+          <w:szCs w:val="18"/>
           <w:lang w:val="fr-FR"/>
         </w:rPr>
         <w:tab/>
-        <w:t>07/07/2025</w:t>
+      </w:r>
+      <w:r>
+        <w:rPr>
+          <w:rFonts w:ascii="Arial" w:hAnsi="Arial" w:cs="Arial"/>
+          <w:color w:val="1F497D"/>
+          <w:sz w:val="18"/>
+          <w:szCs w:val="18"/>
+          <w:lang w:val="fr-FR"/>
+        </w:rPr>
+        <w:t xml:space="preserve">La </w:t>
+      </w:r>
+      <w:r>
+        <w:rPr>
+          <w:rFonts w:ascii="Arial" w:hAnsi="Arial" w:cs="Arial"/>
+          <w:color w:val="1F497D"/>
+          <w:sz w:val="18"/>
+          <w:szCs w:val="18"/>
+          <w:lang w:val="fr-FR"/>
+        </w:rPr>
+        <w:t>F</w:t>
+      </w:r>
+      <w:r>
+        <w:rPr>
+          <w:rFonts w:ascii="Arial" w:hAnsi="Arial" w:cs="Arial"/>
+          <w:color w:val="1F497D"/>
+          <w:sz w:val="18"/>
+          <w:szCs w:val="18"/>
+          <w:lang w:val="fr-FR"/>
+        </w:rPr>
+        <w:t xml:space="preserve">enêtre de </w:t>
+      </w:r>
+      <w:r>
+        <w:rPr>
+          <w:rFonts w:ascii="Arial" w:hAnsi="Arial" w:cs="Arial"/>
+          <w:color w:val="1F497D"/>
+          <w:sz w:val="18"/>
+          <w:szCs w:val="18"/>
+          <w:lang w:val="fr-FR"/>
+        </w:rPr>
+        <w:t>V</w:t>
+      </w:r>
+      <w:r>
+        <w:rPr>
+          <w:rFonts w:ascii="Arial" w:hAnsi="Arial" w:cs="Arial"/>
+          <w:color w:val="1F497D"/>
+          <w:sz w:val="18"/>
+          <w:szCs w:val="18"/>
+          <w:lang w:val="fr-FR"/>
+        </w:rPr>
+        <w:t>alidation signale maintenant correctement plusieurs erreurs sur une page au lieu d'une seule.</w:t>
       </w:r>
     </w:p>
     <w:p>
@@ -4197,37 +4161,67 @@
           <w:szCs w:val="18"/>
           <w:lang w:val="fr-FR"/>
         </w:rPr>
-        <w:t>Différentes corrections ont été apportées à la page des Causes et effets pour garantir que les listes déroulantes fonctionnent correctement dans toutes les circonstances, c'est-à-dire lors de la lecture à partir d'un fichier et d'un panneau,</w:t>
-      </w:r>
-      <w:r>
-        <w:rPr>
-          <w:rFonts w:ascii="Arial" w:hAnsi="Arial" w:cs="Arial"/>
-          <w:color w:val="1F497D"/>
-          <w:sz w:val="18"/>
-          <w:szCs w:val="18"/>
-          <w:lang w:val="fr-FR"/>
-        </w:rPr>
-        <w:t xml:space="preserve"> </w:t>
-      </w:r>
-      <w:r>
-        <w:rPr>
-          <w:rFonts w:ascii="Arial" w:hAnsi="Arial" w:cs="Arial"/>
-          <w:color w:val="1F497D"/>
-          <w:sz w:val="18"/>
-          <w:szCs w:val="18"/>
-          <w:lang w:val="fr-FR"/>
-        </w:rPr>
-        <w:t>après avoir modifié les pages des détails du périphérique,</w:t>
-      </w:r>
-      <w:r>
-        <w:rPr>
-          <w:rFonts w:ascii="Arial" w:hAnsi="Arial" w:cs="Arial"/>
-          <w:color w:val="1F497D"/>
-          <w:sz w:val="18"/>
-          <w:szCs w:val="18"/>
-          <w:lang w:val="fr-FR"/>
-        </w:rPr>
-        <w:t xml:space="preserve"> ainsi que lorsque la langue de l'application est changée.</w:t>
+        <w:t>Le nombre d</w:t>
+      </w:r>
+      <w:r>
+        <w:rPr>
+          <w:rFonts w:ascii="Arial" w:hAnsi="Arial" w:cs="Arial"/>
+          <w:color w:val="1F497D"/>
+          <w:sz w:val="18"/>
+          <w:szCs w:val="18"/>
+          <w:lang w:val="fr-FR"/>
+        </w:rPr>
+        <w:t>es dispositif</w:t>
+      </w:r>
+      <w:r>
+        <w:rPr>
+          <w:rFonts w:ascii="Arial" w:hAnsi="Arial" w:cs="Arial"/>
+          <w:color w:val="1F497D"/>
+          <w:sz w:val="18"/>
+          <w:szCs w:val="18"/>
+          <w:lang w:val="fr-FR"/>
+        </w:rPr>
+        <w:t xml:space="preserve">s est désormais toujours correct après avoir changé de protocole lors du téléchargement </w:t>
+      </w:r>
+      <w:r>
+        <w:rPr>
+          <w:rFonts w:ascii="Arial" w:hAnsi="Arial" w:cs="Arial"/>
+          <w:color w:val="1F497D"/>
+          <w:sz w:val="18"/>
+          <w:szCs w:val="18"/>
+          <w:lang w:val="fr-FR"/>
+        </w:rPr>
+        <w:t>d’</w:t>
+      </w:r>
+      <w:r>
+        <w:rPr>
+          <w:rFonts w:ascii="Arial" w:hAnsi="Arial" w:cs="Arial"/>
+          <w:color w:val="1F497D"/>
+          <w:sz w:val="18"/>
+          <w:szCs w:val="18"/>
+          <w:lang w:val="fr-FR"/>
+        </w:rPr>
+        <w:t xml:space="preserve">un panneau ou de la lecture </w:t>
+      </w:r>
+      <w:r>
+        <w:rPr>
+          <w:rFonts w:ascii="Arial" w:hAnsi="Arial" w:cs="Arial"/>
+          <w:color w:val="1F497D"/>
+          <w:sz w:val="18"/>
+          <w:szCs w:val="18"/>
+          <w:lang w:val="fr-FR"/>
+        </w:rPr>
+        <w:t>d’</w:t>
+      </w:r>
+      <w:r>
+        <w:rPr>
+          <w:rFonts w:ascii="Arial" w:hAnsi="Arial" w:cs="Arial"/>
+          <w:color w:val="1F497D"/>
+          <w:sz w:val="18"/>
+          <w:szCs w:val="18"/>
+          <w:lang w:val="fr-FR"/>
+        </w:rPr>
+        <w:t>un fichier.</w:t>
       </w:r>
     </w:p>
     <w:p>
@@ -4279,27 +4273,17 @@
           <w:szCs w:val="18"/>
           <w:lang w:val="fr-FR"/>
         </w:rPr>
-        <w:t>Certaines des boîtes d'erreur de validation dans le panneau d'informations sur l</w:t>
-      </w:r>
-      <w:r>
-        <w:rPr>
-          <w:rFonts w:ascii="Arial" w:hAnsi="Arial" w:cs="Arial"/>
-          <w:color w:val="1F497D"/>
-          <w:sz w:val="18"/>
-          <w:szCs w:val="18"/>
-          <w:lang w:val="fr-FR"/>
-        </w:rPr>
-        <w:t>e dispositif</w:t>
-      </w:r>
-      <w:r>
-        <w:rPr>
-          <w:rFonts w:ascii="Arial" w:hAnsi="Arial" w:cs="Arial"/>
-          <w:color w:val="1F497D"/>
-          <w:sz w:val="18"/>
-          <w:szCs w:val="18"/>
-          <w:lang w:val="fr-FR"/>
-        </w:rPr>
-        <w:t xml:space="preserve"> et sur la page des causes et effets ont été corrigées.</w:t>
+        <w:t>Des erreurs concernant la page Causes et Effets qui ne se mettait pas à jour après le téléchargement ou la lecture depuis un fichier ont été corrigées</w:t>
+      </w:r>
+      <w:r>
+        <w:rPr>
+          <w:rFonts w:ascii="Arial" w:hAnsi="Arial" w:cs="Arial"/>
+          <w:color w:val="1F497D"/>
+          <w:sz w:val="18"/>
+          <w:szCs w:val="18"/>
+          <w:lang w:val="fr-FR"/>
+        </w:rPr>
+        <w:t>.</w:t>
       </w:r>
     </w:p>
     <w:p>
@@ -4323,35 +4307,58 @@
           <w:lang w:val="fr-FR"/>
         </w:rPr>
       </w:pPr>
-      <w:r>
-        <w:rPr>
-          <w:rFonts w:ascii="Arial" w:hAnsi="Arial" w:cs="Arial"/>
-          <w:color w:val="1F497D"/>
-          <w:sz w:val="18"/>
-          <w:szCs w:val="18"/>
-          <w:lang w:val="fr-FR"/>
-        </w:rPr>
-        <w:t>•</w:t>
-      </w:r>
-      <w:r>
-        <w:rPr>
-          <w:rFonts w:ascii="Arial" w:hAnsi="Arial" w:cs="Arial"/>
-          <w:color w:val="1F497D"/>
-          <w:sz w:val="18"/>
-          <w:szCs w:val="18"/>
+    </w:p>
+    <w:p>
+      <w:pPr>
+        <w:tabs>
+          <w:tab w:val="left" w:pos="993"/>
+        </w:tabs>
+        <w:rPr>
+          <w:rFonts w:ascii="Arial" w:hAnsi="Arial" w:cs="Arial"/>
+          <w:color w:val="9CC2E5" w:themeColor="accent1" w:themeTint="99"/>
+          <w:sz w:val="16"/>
+          <w:szCs w:val="16"/>
+          <w:lang w:val="fr-FR"/>
+        </w:rPr>
+      </w:pPr>
+      <w:proofErr w:type="gramStart"/>
+      <w:r>
+        <w:rPr>
+          <w:rFonts w:ascii="Arial" w:hAnsi="Arial" w:cs="Arial"/>
+          <w:b/>
+          <w:bCs/>
+          <w:color w:val="4472C4" w:themeColor="accent5"/>
+          <w:sz w:val="24"/>
+          <w:szCs w:val="24"/>
+          <w:lang w:val="fr-FR"/>
+        </w:rPr>
+        <w:t>v</w:t>
+      </w:r>
+      <w:proofErr w:type="gramEnd"/>
+      <w:r>
+        <w:rPr>
+          <w:rFonts w:ascii="Arial" w:hAnsi="Arial" w:cs="Arial"/>
+          <w:b/>
+          <w:bCs/>
+          <w:color w:val="4472C4" w:themeColor="accent5"/>
+          <w:sz w:val="24"/>
+          <w:szCs w:val="24"/>
+          <w:lang w:val="fr-FR"/>
+        </w:rPr>
+        <w:t>8.1.4</w:t>
+      </w:r>
+      <w:r>
+        <w:rPr>
+          <w:rFonts w:ascii="Arial" w:hAnsi="Arial" w:cs="Arial"/>
+          <w:b/>
+          <w:bCs/>
+          <w:color w:val="4472C4" w:themeColor="accent5"/>
+          <w:sz w:val="24"/>
+          <w:szCs w:val="24"/>
           <w:lang w:val="fr-FR"/>
         </w:rPr>
         <w:tab/>
-      </w:r>
-      <w:r>
-        <w:rPr>
-          <w:rFonts w:ascii="Arial" w:hAnsi="Arial" w:cs="Arial"/>
-          <w:color w:val="1F497D"/>
-          <w:sz w:val="18"/>
-          <w:szCs w:val="18"/>
-          <w:lang w:val="fr-FR"/>
-        </w:rPr>
-        <w:t>Le pop-up de notification de l'application indique maintenant correctement lorsque les communications ont échoué au lieu de simplement dire qu'elles étaient terminées.</w:t>
+        <w:t>09/07/2025</w:t>
       </w:r>
     </w:p>
     <w:p>
@@ -4403,20 +4410,31 @@
           <w:szCs w:val="18"/>
           <w:lang w:val="fr-FR"/>
         </w:rPr>
-        <w:t>Si une interruption se produit pendant que le fichier de configuration de l'application est en train d'être écrit, le résultat pourrait être un fichier vide. Cela provoquerait une erreur la prochaine fois qu'il serait lu. L'application gérera désormais correctement un fichier vide</w:t>
-      </w:r>
-      <w:r>
-        <w:rPr>
-          <w:rFonts w:ascii="Arial" w:hAnsi="Arial" w:cs="Arial"/>
-          <w:color w:val="1F497D"/>
-          <w:sz w:val="18"/>
-          <w:szCs w:val="18"/>
-          <w:lang w:val="fr-FR"/>
-        </w:rPr>
-        <w:t>.</w:t>
-      </w:r>
-    </w:p>
-    <w:bookmarkEnd w:id="1"/>
+        <w:t>Page des groupes : le délai par phases peut désormais être désactivé en le réglant sur "</w:t>
+      </w:r>
+      <w:proofErr w:type="gramStart"/>
+      <w:r>
+        <w:rPr>
+          <w:rFonts w:ascii="Arial" w:hAnsi="Arial" w:cs="Arial"/>
+          <w:color w:val="1F497D"/>
+          <w:sz w:val="18"/>
+          <w:szCs w:val="18"/>
+          <w:lang w:val="fr-FR"/>
+        </w:rPr>
+        <w:t>--:--</w:t>
+      </w:r>
+      <w:proofErr w:type="gramEnd"/>
+      <w:r>
+        <w:rPr>
+          <w:rFonts w:ascii="Arial" w:hAnsi="Arial" w:cs="Arial"/>
+          <w:color w:val="1F497D"/>
+          <w:sz w:val="18"/>
+          <w:szCs w:val="18"/>
+          <w:lang w:val="fr-FR"/>
+        </w:rPr>
+        <w:t>".</w:t>
+      </w:r>
+    </w:p>
     <w:p>
       <w:pPr>
         <w:tabs>
@@ -4438,58 +4456,35 @@
           <w:lang w:val="fr-FR"/>
         </w:rPr>
       </w:pPr>
-    </w:p>
-    <w:p>
-      <w:pPr>
-        <w:tabs>
-          <w:tab w:val="left" w:pos="993"/>
-        </w:tabs>
-        <w:rPr>
-          <w:rFonts w:ascii="Arial" w:hAnsi="Arial" w:cs="Arial"/>
-          <w:color w:val="9CC2E5" w:themeColor="accent1" w:themeTint="99"/>
-          <w:sz w:val="16"/>
-          <w:szCs w:val="16"/>
-          <w:lang w:val="fr-FR"/>
-        </w:rPr>
-      </w:pPr>
-      <w:proofErr w:type="gramStart"/>
-      <w:r>
-        <w:rPr>
-          <w:rFonts w:ascii="Arial" w:hAnsi="Arial" w:cs="Arial"/>
-          <w:b/>
-          <w:bCs/>
-          <w:color w:val="4472C4" w:themeColor="accent5"/>
-          <w:sz w:val="24"/>
-          <w:szCs w:val="24"/>
-          <w:lang w:val="fr-FR"/>
-        </w:rPr>
-        <w:t>v</w:t>
-      </w:r>
-      <w:proofErr w:type="gramEnd"/>
-      <w:r>
-        <w:rPr>
-          <w:rFonts w:ascii="Arial" w:hAnsi="Arial" w:cs="Arial"/>
-          <w:b/>
-          <w:bCs/>
-          <w:color w:val="4472C4" w:themeColor="accent5"/>
-          <w:sz w:val="24"/>
-          <w:szCs w:val="24"/>
-          <w:lang w:val="fr-FR"/>
-        </w:rPr>
-        <w:t>8.1.2</w:t>
-      </w:r>
-      <w:r>
-        <w:rPr>
-          <w:rFonts w:ascii="Arial" w:hAnsi="Arial" w:cs="Arial"/>
-          <w:b/>
-          <w:bCs/>
-          <w:color w:val="4472C4" w:themeColor="accent5"/>
-          <w:sz w:val="24"/>
-          <w:szCs w:val="24"/>
+      <w:r>
+        <w:rPr>
+          <w:rFonts w:ascii="Arial" w:hAnsi="Arial" w:cs="Arial"/>
+          <w:color w:val="1F497D"/>
+          <w:sz w:val="18"/>
+          <w:szCs w:val="18"/>
+          <w:lang w:val="fr-FR"/>
+        </w:rPr>
+        <w:t>•</w:t>
+      </w:r>
+      <w:r>
+        <w:rPr>
+          <w:rFonts w:ascii="Arial" w:hAnsi="Arial" w:cs="Arial"/>
+          <w:color w:val="1F497D"/>
+          <w:sz w:val="18"/>
+          <w:szCs w:val="18"/>
           <w:lang w:val="fr-FR"/>
         </w:rPr>
         <w:tab/>
-        <w:t>04/06/2025</w:t>
+      </w:r>
+      <w:r>
+        <w:rPr>
+          <w:rFonts w:ascii="Arial" w:hAnsi="Arial" w:cs="Arial"/>
+          <w:color w:val="1F497D"/>
+          <w:sz w:val="18"/>
+          <w:szCs w:val="18"/>
+          <w:lang w:val="fr-FR"/>
+        </w:rPr>
+        <w:t>Correction des erreurs de validation erronées dans Causes &amp; Effets pour les actions de désactivation de sortie lorsqu'elles sont réglées sur Relais n°3 et pour les paramètres de groupe lorsqu'ils sont réglés sur Groupe n°16.</w:t>
       </w:r>
     </w:p>
     <w:p>
@@ -4541,69 +4536,71 @@
           <w:szCs w:val="18"/>
           <w:lang w:val="fr-FR"/>
         </w:rPr>
-        <w:t xml:space="preserve">La page des détails </w:t>
-      </w:r>
-      <w:r>
-        <w:rPr>
-          <w:rFonts w:ascii="Arial" w:hAnsi="Arial" w:cs="Arial"/>
-          <w:color w:val="1F497D"/>
-          <w:sz w:val="18"/>
-          <w:szCs w:val="18"/>
-          <w:lang w:val="fr-FR"/>
-        </w:rPr>
-        <w:t xml:space="preserve">des </w:t>
-      </w:r>
-      <w:r>
-        <w:rPr>
-          <w:rFonts w:ascii="Arial" w:hAnsi="Arial" w:cs="Arial"/>
-          <w:color w:val="1F497D"/>
-          <w:sz w:val="18"/>
-          <w:szCs w:val="18"/>
-          <w:lang w:val="fr-FR"/>
-        </w:rPr>
-        <w:t>dispositif</w:t>
-      </w:r>
-      <w:r>
-        <w:rPr>
-          <w:rFonts w:ascii="Arial" w:hAnsi="Arial" w:cs="Arial"/>
-          <w:color w:val="1F497D"/>
-          <w:sz w:val="18"/>
-          <w:szCs w:val="18"/>
-          <w:lang w:val="fr-FR"/>
-        </w:rPr>
-        <w:t>s</w:t>
-      </w:r>
-      <w:r>
-        <w:rPr>
-          <w:rFonts w:ascii="Arial" w:hAnsi="Arial" w:cs="Arial"/>
-          <w:color w:val="1F497D"/>
-          <w:sz w:val="18"/>
-          <w:szCs w:val="18"/>
-          <w:lang w:val="fr-FR"/>
-        </w:rPr>
-        <w:t xml:space="preserve"> affiche désormais des tirets pour toutes les valeurs qui ne sont pas applicables au type d</w:t>
-      </w:r>
-      <w:r>
-        <w:rPr>
-          <w:rFonts w:ascii="Arial" w:hAnsi="Arial" w:cs="Arial"/>
-          <w:color w:val="1F497D"/>
-          <w:sz w:val="18"/>
-          <w:szCs w:val="18"/>
-          <w:lang w:val="fr-FR"/>
-        </w:rPr>
-        <w:t>e dispositif</w:t>
-      </w:r>
-      <w:r>
-        <w:rPr>
-          <w:rFonts w:ascii="Arial" w:hAnsi="Arial" w:cs="Arial"/>
-          <w:color w:val="1F497D"/>
-          <w:sz w:val="18"/>
-          <w:szCs w:val="18"/>
-          <w:lang w:val="fr-FR"/>
-        </w:rPr>
-        <w:t>.</w:t>
-      </w:r>
-    </w:p>
+        <w:t>Lors de la lecture à partir d'un fichier, toute configuration d'</w:t>
+      </w:r>
+      <w:r>
+        <w:rPr>
+          <w:rFonts w:ascii="Arial" w:hAnsi="Arial" w:cs="Arial"/>
+          <w:color w:val="1F497D"/>
+          <w:sz w:val="18"/>
+          <w:szCs w:val="18"/>
+          <w:lang w:val="fr-FR"/>
+        </w:rPr>
+        <w:t>E</w:t>
+      </w:r>
+      <w:r>
+        <w:rPr>
+          <w:rFonts w:ascii="Arial" w:hAnsi="Arial" w:cs="Arial"/>
+          <w:color w:val="1F497D"/>
+          <w:sz w:val="18"/>
+          <w:szCs w:val="18"/>
+          <w:lang w:val="fr-FR"/>
+        </w:rPr>
+        <w:t>/</w:t>
+      </w:r>
+      <w:r>
+        <w:rPr>
+          <w:rFonts w:ascii="Arial" w:hAnsi="Arial" w:cs="Arial"/>
+          <w:color w:val="1F497D"/>
+          <w:sz w:val="18"/>
+          <w:szCs w:val="18"/>
+          <w:lang w:val="fr-FR"/>
+        </w:rPr>
+        <w:t>S</w:t>
+      </w:r>
+      <w:r>
+        <w:rPr>
+          <w:rFonts w:ascii="Arial" w:hAnsi="Arial" w:cs="Arial"/>
+          <w:color w:val="1F497D"/>
+          <w:sz w:val="18"/>
+          <w:szCs w:val="18"/>
+          <w:lang w:val="fr-FR"/>
+        </w:rPr>
+        <w:t xml:space="preserve"> </w:t>
+      </w:r>
+      <w:r>
+        <w:rPr>
+          <w:rFonts w:ascii="Arial" w:hAnsi="Arial" w:cs="Arial"/>
+          <w:color w:val="1F497D"/>
+          <w:sz w:val="18"/>
+          <w:szCs w:val="18"/>
+          <w:lang w:val="fr-FR"/>
+        </w:rPr>
+        <w:t>de dispositif</w:t>
+      </w:r>
+      <w:r>
+        <w:rPr>
+          <w:rFonts w:ascii="Arial" w:hAnsi="Arial" w:cs="Arial"/>
+          <w:color w:val="1F497D"/>
+          <w:sz w:val="18"/>
+          <w:szCs w:val="18"/>
+          <w:lang w:val="fr-FR"/>
+        </w:rPr>
+        <w:t xml:space="preserve"> invalide sera définie sur la valeur par défaut.</w:t>
+      </w:r>
+      <w:bookmarkStart w:id="0" w:name="_Hlk202824806"/>
+    </w:p>
+    <w:bookmarkEnd w:id="0"/>
     <w:p>
       <w:pPr>
         <w:tabs>
@@ -4615,115 +4612,68 @@
         </w:tabs>
         <w:suppressAutoHyphens/>
         <w:autoSpaceDN w:val="0"/>
-        <w:ind w:left="284" w:hanging="284"/>
-        <w:contextualSpacing/>
-        <w:rPr>
-          <w:rFonts w:ascii="Arial" w:hAnsi="Arial" w:cs="Arial"/>
-          <w:color w:val="1F497D"/>
-          <w:sz w:val="18"/>
-          <w:szCs w:val="18"/>
-          <w:lang w:val="fr-FR"/>
-        </w:rPr>
-      </w:pPr>
-      <w:r>
-        <w:rPr>
-          <w:rFonts w:ascii="Arial" w:hAnsi="Arial" w:cs="Arial"/>
-          <w:color w:val="1F497D"/>
-          <w:sz w:val="18"/>
-          <w:szCs w:val="18"/>
-          <w:lang w:val="fr-FR"/>
-        </w:rPr>
-        <w:t>•</w:t>
-      </w:r>
-      <w:r>
-        <w:rPr>
-          <w:rFonts w:ascii="Arial" w:hAnsi="Arial" w:cs="Arial"/>
-          <w:color w:val="1F497D"/>
-          <w:sz w:val="18"/>
-          <w:szCs w:val="18"/>
+        <w:contextualSpacing/>
+        <w:rPr>
+          <w:rFonts w:ascii="Arial" w:hAnsi="Arial" w:cs="Arial"/>
+          <w:color w:val="1F497D"/>
+          <w:sz w:val="18"/>
+          <w:szCs w:val="18"/>
+          <w:lang w:val="fr-FR"/>
+        </w:rPr>
+      </w:pPr>
+    </w:p>
+    <w:p>
+      <w:pPr>
+        <w:tabs>
+          <w:tab w:val="left" w:pos="993"/>
+        </w:tabs>
+        <w:rPr>
+          <w:rFonts w:ascii="Arial" w:hAnsi="Arial" w:cs="Arial"/>
+          <w:color w:val="9CC2E5" w:themeColor="accent1" w:themeTint="99"/>
+          <w:sz w:val="16"/>
+          <w:szCs w:val="16"/>
+          <w:lang w:val="fr-FR"/>
+        </w:rPr>
+      </w:pPr>
+      <w:bookmarkStart w:id="1" w:name="_Hlk199945625"/>
+      <w:proofErr w:type="gramStart"/>
+      <w:r>
+        <w:rPr>
+          <w:rFonts w:ascii="Arial" w:hAnsi="Arial" w:cs="Arial"/>
+          <w:b/>
+          <w:bCs/>
+          <w:color w:val="4472C4" w:themeColor="accent5"/>
+          <w:sz w:val="24"/>
+          <w:szCs w:val="24"/>
+          <w:lang w:val="fr-FR"/>
+        </w:rPr>
+        <w:t>v</w:t>
+      </w:r>
+      <w:proofErr w:type="gramEnd"/>
+      <w:r>
+        <w:rPr>
+          <w:rFonts w:ascii="Arial" w:hAnsi="Arial" w:cs="Arial"/>
+          <w:b/>
+          <w:bCs/>
+          <w:color w:val="4472C4" w:themeColor="accent5"/>
+          <w:sz w:val="24"/>
+          <w:szCs w:val="24"/>
+          <w:lang w:val="fr-FR"/>
+        </w:rPr>
+        <w:t>8.1.3</w:t>
+      </w:r>
+      <w:r>
+        <w:rPr>
+          <w:rFonts w:ascii="Arial" w:hAnsi="Arial" w:cs="Arial"/>
+          <w:b/>
+          <w:bCs/>
+          <w:color w:val="4472C4" w:themeColor="accent5"/>
+          <w:sz w:val="24"/>
+          <w:szCs w:val="24"/>
           <w:lang w:val="fr-FR"/>
         </w:rPr>
         <w:tab/>
-      </w:r>
-      <w:r>
-        <w:rPr>
-          <w:rFonts w:ascii="Arial" w:hAnsi="Arial" w:cs="Arial"/>
-          <w:color w:val="1F497D"/>
-          <w:sz w:val="18"/>
-          <w:szCs w:val="18"/>
-          <w:lang w:val="fr-FR"/>
-        </w:rPr>
-        <w:t>La page des détails d</w:t>
-      </w:r>
-      <w:r>
-        <w:rPr>
-          <w:rFonts w:ascii="Arial" w:hAnsi="Arial" w:cs="Arial"/>
-          <w:color w:val="1F497D"/>
-          <w:sz w:val="18"/>
-          <w:szCs w:val="18"/>
-          <w:lang w:val="fr-FR"/>
-        </w:rPr>
-        <w:t xml:space="preserve">es </w:t>
-      </w:r>
-      <w:r>
-        <w:rPr>
-          <w:rFonts w:ascii="Arial" w:hAnsi="Arial" w:cs="Arial"/>
-          <w:color w:val="1F497D"/>
-          <w:sz w:val="18"/>
-          <w:szCs w:val="18"/>
-          <w:lang w:val="fr-FR"/>
-        </w:rPr>
-        <w:t>dispositif</w:t>
-      </w:r>
-      <w:r>
-        <w:rPr>
-          <w:rFonts w:ascii="Arial" w:hAnsi="Arial" w:cs="Arial"/>
-          <w:color w:val="1F497D"/>
-          <w:sz w:val="18"/>
-          <w:szCs w:val="18"/>
-          <w:lang w:val="fr-FR"/>
-        </w:rPr>
-        <w:t>s</w:t>
-      </w:r>
-      <w:r>
-        <w:rPr>
-          <w:rFonts w:ascii="Arial" w:hAnsi="Arial" w:cs="Arial"/>
-          <w:color w:val="1F497D"/>
-          <w:sz w:val="18"/>
-          <w:szCs w:val="18"/>
-          <w:lang w:val="fr-FR"/>
-        </w:rPr>
-        <w:t xml:space="preserve"> masque désormais le groupe de sonde de base si le LED distant est sélectionné (</w:t>
-      </w:r>
-      <w:r>
-        <w:rPr>
-          <w:rFonts w:ascii="Arial" w:hAnsi="Arial" w:cs="Arial"/>
-          <w:color w:val="1F497D"/>
-          <w:sz w:val="18"/>
-          <w:szCs w:val="18"/>
-          <w:lang w:val="fr-FR"/>
-        </w:rPr>
-        <w:t>dispositif</w:t>
-      </w:r>
-      <w:r>
-        <w:rPr>
-          <w:rFonts w:ascii="Arial" w:hAnsi="Arial" w:cs="Arial"/>
-          <w:color w:val="1F497D"/>
-          <w:sz w:val="18"/>
-          <w:szCs w:val="18"/>
-          <w:lang w:val="fr-FR"/>
-        </w:rPr>
-        <w:t>s Apollo)</w:t>
-      </w:r>
-      <w:r>
-        <w:rPr>
-          <w:rFonts w:ascii="Arial" w:hAnsi="Arial" w:cs="Arial"/>
-          <w:color w:val="1F497D"/>
-          <w:sz w:val="18"/>
-          <w:szCs w:val="18"/>
-          <w:lang w:val="fr-FR"/>
-        </w:rPr>
-        <w:t>.</w:t>
+        <w:t>07/07/2025</w:t>
       </w:r>
     </w:p>
     <w:p>
@@ -4775,17 +4725,37 @@
           <w:szCs w:val="18"/>
           <w:lang w:val="fr-FR"/>
         </w:rPr>
-        <w:t>Les valeurs à l'écran dans les Zones, Groupes et Configuration Réseau sont mises à jour immédiatement lorsqu'elles sont lues à partir d'un panneau</w:t>
-      </w:r>
-      <w:r>
-        <w:rPr>
-          <w:rFonts w:ascii="Arial" w:hAnsi="Arial" w:cs="Arial"/>
-          <w:color w:val="1F497D"/>
-          <w:sz w:val="18"/>
-          <w:szCs w:val="18"/>
-          <w:lang w:val="fr-FR"/>
-        </w:rPr>
-        <w:t>.</w:t>
+        <w:t>Différentes corrections ont été apportées à la page des Causes et effets pour garantir que les listes déroulantes fonctionnent correctement dans toutes les circonstances, c'est-à-dire lors de la lecture à partir d'un fichier et d'un panneau,</w:t>
+      </w:r>
+      <w:r>
+        <w:rPr>
+          <w:rFonts w:ascii="Arial" w:hAnsi="Arial" w:cs="Arial"/>
+          <w:color w:val="1F497D"/>
+          <w:sz w:val="18"/>
+          <w:szCs w:val="18"/>
+          <w:lang w:val="fr-FR"/>
+        </w:rPr>
+        <w:t xml:space="preserve"> </w:t>
+      </w:r>
+      <w:r>
+        <w:rPr>
+          <w:rFonts w:ascii="Arial" w:hAnsi="Arial" w:cs="Arial"/>
+          <w:color w:val="1F497D"/>
+          <w:sz w:val="18"/>
+          <w:szCs w:val="18"/>
+          <w:lang w:val="fr-FR"/>
+        </w:rPr>
+        <w:t>après avoir modifié les pages des détails du périphérique,</w:t>
+      </w:r>
+      <w:r>
+        <w:rPr>
+          <w:rFonts w:ascii="Arial" w:hAnsi="Arial" w:cs="Arial"/>
+          <w:color w:val="1F497D"/>
+          <w:sz w:val="18"/>
+          <w:szCs w:val="18"/>
+          <w:lang w:val="fr-FR"/>
+        </w:rPr>
+        <w:t xml:space="preserve"> ainsi que lorsque la langue de l'application est changée.</w:t>
       </w:r>
     </w:p>
     <w:p>
@@ -4837,17 +4807,27 @@
           <w:szCs w:val="18"/>
           <w:lang w:val="fr-FR"/>
         </w:rPr>
-        <w:t>Les paramètres des causes et des effets sont systématiquement lus correctement à la fois à partir des panneaux et des fichiers</w:t>
-      </w:r>
-      <w:r>
-        <w:rPr>
-          <w:rFonts w:ascii="Arial" w:hAnsi="Arial" w:cs="Arial"/>
-          <w:color w:val="1F497D"/>
-          <w:sz w:val="18"/>
-          <w:szCs w:val="18"/>
-          <w:lang w:val="fr-FR"/>
-        </w:rPr>
-        <w:t>.</w:t>
+        <w:t>Certaines des boîtes d'erreur de validation dans le panneau d'informations sur l</w:t>
+      </w:r>
+      <w:r>
+        <w:rPr>
+          <w:rFonts w:ascii="Arial" w:hAnsi="Arial" w:cs="Arial"/>
+          <w:color w:val="1F497D"/>
+          <w:sz w:val="18"/>
+          <w:szCs w:val="18"/>
+          <w:lang w:val="fr-FR"/>
+        </w:rPr>
+        <w:t>e dispositif</w:t>
+      </w:r>
+      <w:r>
+        <w:rPr>
+          <w:rFonts w:ascii="Arial" w:hAnsi="Arial" w:cs="Arial"/>
+          <w:color w:val="1F497D"/>
+          <w:sz w:val="18"/>
+          <w:szCs w:val="18"/>
+          <w:lang w:val="fr-FR"/>
+        </w:rPr>
+        <w:t xml:space="preserve"> et sur la page des causes et effets ont été corrigées.</w:t>
       </w:r>
     </w:p>
     <w:p>
@@ -4900,17 +4880,7 @@
           <w:szCs w:val="18"/>
           <w:lang w:val="fr-FR"/>
         </w:rPr>
-        <w:t>Les notifications d'application Windows sont affichées après chaque téléchargement et téléversement, indiquant l'achèvement ou non</w:t>
-      </w:r>
-      <w:r>
-        <w:rPr>
-          <w:rFonts w:ascii="Arial" w:hAnsi="Arial" w:cs="Arial"/>
-          <w:color w:val="1F497D"/>
-          <w:sz w:val="18"/>
-          <w:szCs w:val="18"/>
-          <w:lang w:val="fr-FR"/>
-        </w:rPr>
-        <w:t>.</w:t>
+        <w:t>Le pop-up de notification de l'application indique maintenant correctement lorsque les communications ont échoué au lieu de simplement dire qu'elles étaient terminées.</w:t>
       </w:r>
     </w:p>
     <w:p>
@@ -4954,16 +4924,15 @@
         </w:rPr>
         <w:tab/>
       </w:r>
-      <w:bookmarkStart w:id="2" w:name="_Hlk199945579"/>
-      <w:r>
-        <w:rPr>
-          <w:rFonts w:ascii="Arial" w:hAnsi="Arial" w:cs="Arial"/>
-          <w:color w:val="1F497D"/>
-          <w:sz w:val="18"/>
-          <w:szCs w:val="18"/>
-          <w:lang w:val="fr-FR"/>
-        </w:rPr>
-        <w:t>L'application n'essaiera pas d'ouvrir des fichiers contenant des données invalides ou des données pour des protocoles non pris en charge</w:t>
+      <w:r>
+        <w:rPr>
+          <w:rFonts w:ascii="Arial" w:hAnsi="Arial" w:cs="Arial"/>
+          <w:color w:val="1F497D"/>
+          <w:sz w:val="18"/>
+          <w:szCs w:val="18"/>
+          <w:lang w:val="fr-FR"/>
+        </w:rPr>
+        <w:t>Si une interruption se produit pendant que le fichier de configuration de l'application est en train d'être écrit, le résultat pourrait être un fichier vide. Cela provoquerait une erreur la prochaine fois qu'il serait lu. L'application gérera désormais correctement un fichier vide</w:t>
       </w:r>
       <w:r>
         <w:rPr>
@@ -4975,8 +4944,8 @@
         </w:rPr>
         <w:t>.</w:t>
       </w:r>
-      <w:bookmarkEnd w:id="2"/>
-    </w:p>
+    </w:p>
+    <w:bookmarkEnd w:id="1"/>
     <w:p>
       <w:pPr>
         <w:tabs>
@@ -4998,95 +4967,58 @@
           <w:lang w:val="fr-FR"/>
         </w:rPr>
       </w:pPr>
-      <w:r>
-        <w:rPr>
-          <w:rFonts w:ascii="Arial" w:hAnsi="Arial" w:cs="Arial"/>
-          <w:color w:val="1F497D"/>
-          <w:sz w:val="18"/>
-          <w:szCs w:val="18"/>
-          <w:lang w:val="fr-FR"/>
-        </w:rPr>
-        <w:t>•</w:t>
-      </w:r>
-      <w:r>
-        <w:rPr>
-          <w:rFonts w:ascii="Arial" w:hAnsi="Arial" w:cs="Arial"/>
-          <w:color w:val="1F497D"/>
-          <w:sz w:val="18"/>
-          <w:szCs w:val="18"/>
+    </w:p>
+    <w:p>
+      <w:pPr>
+        <w:tabs>
+          <w:tab w:val="left" w:pos="993"/>
+        </w:tabs>
+        <w:rPr>
+          <w:rFonts w:ascii="Arial" w:hAnsi="Arial" w:cs="Arial"/>
+          <w:color w:val="9CC2E5" w:themeColor="accent1" w:themeTint="99"/>
+          <w:sz w:val="16"/>
+          <w:szCs w:val="16"/>
+          <w:lang w:val="fr-FR"/>
+        </w:rPr>
+      </w:pPr>
+      <w:proofErr w:type="gramStart"/>
+      <w:r>
+        <w:rPr>
+          <w:rFonts w:ascii="Arial" w:hAnsi="Arial" w:cs="Arial"/>
+          <w:b/>
+          <w:bCs/>
+          <w:color w:val="4472C4" w:themeColor="accent5"/>
+          <w:sz w:val="24"/>
+          <w:szCs w:val="24"/>
+          <w:lang w:val="fr-FR"/>
+        </w:rPr>
+        <w:t>v</w:t>
+      </w:r>
+      <w:proofErr w:type="gramEnd"/>
+      <w:r>
+        <w:rPr>
+          <w:rFonts w:ascii="Arial" w:hAnsi="Arial" w:cs="Arial"/>
+          <w:b/>
+          <w:bCs/>
+          <w:color w:val="4472C4" w:themeColor="accent5"/>
+          <w:sz w:val="24"/>
+          <w:szCs w:val="24"/>
+          <w:lang w:val="fr-FR"/>
+        </w:rPr>
+        <w:t>8.1.2</w:t>
+      </w:r>
+      <w:r>
+        <w:rPr>
+          <w:rFonts w:ascii="Arial" w:hAnsi="Arial" w:cs="Arial"/>
+          <w:b/>
+          <w:bCs/>
+          <w:color w:val="4472C4" w:themeColor="accent5"/>
+          <w:sz w:val="24"/>
+          <w:szCs w:val="24"/>
           <w:lang w:val="fr-FR"/>
         </w:rPr>
         <w:tab/>
-      </w:r>
-      <w:r>
-        <w:rPr>
-          <w:rFonts w:ascii="Arial" w:hAnsi="Arial" w:cs="Arial"/>
-          <w:color w:val="1F497D"/>
-          <w:sz w:val="18"/>
-          <w:szCs w:val="18"/>
-          <w:lang w:val="fr-FR"/>
-        </w:rPr>
-        <w:t>L</w:t>
-      </w:r>
-      <w:r>
-        <w:rPr>
-          <w:rFonts w:ascii="Arial" w:hAnsi="Arial" w:cs="Arial"/>
-          <w:color w:val="1F497D"/>
-          <w:sz w:val="18"/>
-          <w:szCs w:val="18"/>
-          <w:lang w:val="fr-FR"/>
-        </w:rPr>
-        <w:t xml:space="preserve">'application n'enverra pas plus de </w:t>
-      </w:r>
-      <w:r>
-        <w:rPr>
-          <w:rFonts w:ascii="Arial" w:hAnsi="Arial" w:cs="Arial"/>
-          <w:color w:val="1F497D"/>
-          <w:sz w:val="18"/>
-          <w:szCs w:val="18"/>
-          <w:lang w:val="fr-FR"/>
-        </w:rPr>
-        <w:t>circuit</w:t>
-      </w:r>
-      <w:r>
-        <w:rPr>
-          <w:rFonts w:ascii="Arial" w:hAnsi="Arial" w:cs="Arial"/>
-          <w:color w:val="1F497D"/>
-          <w:sz w:val="18"/>
-          <w:szCs w:val="18"/>
-          <w:lang w:val="fr-FR"/>
-        </w:rPr>
-        <w:t xml:space="preserve">s à un panneau que ce pour quoi elle est configurée. Cela inclut une correction qui empêche l'oubli du nombre de </w:t>
-      </w:r>
-      <w:r>
-        <w:rPr>
-          <w:rFonts w:ascii="Arial" w:hAnsi="Arial" w:cs="Arial"/>
-          <w:color w:val="1F497D"/>
-          <w:sz w:val="18"/>
-          <w:szCs w:val="18"/>
-          <w:lang w:val="fr-FR"/>
-        </w:rPr>
-        <w:t>circuit</w:t>
-      </w:r>
-      <w:r>
-        <w:rPr>
-          <w:rFonts w:ascii="Arial" w:hAnsi="Arial" w:cs="Arial"/>
-          <w:color w:val="1F497D"/>
-          <w:sz w:val="18"/>
-          <w:szCs w:val="18"/>
-          <w:lang w:val="fr-FR"/>
-        </w:rPr>
-        <w:t>s lors de la lecture d'un fichier de configuration</w:t>
-      </w:r>
-      <w:r>
-        <w:rPr>
-          <w:rFonts w:ascii="Arial" w:hAnsi="Arial" w:cs="Arial"/>
-          <w:color w:val="1F497D"/>
-          <w:sz w:val="18"/>
-          <w:szCs w:val="18"/>
-          <w:lang w:val="fr-FR"/>
-        </w:rPr>
-        <w:t>.</w:t>
+        <w:t>04/06/2025</w:t>
       </w:r>
     </w:p>
     <w:p>
@@ -5110,58 +5042,95 @@
           <w:lang w:val="fr-FR"/>
         </w:rPr>
       </w:pPr>
-    </w:p>
-    <w:p>
-      <w:pPr>
-        <w:tabs>
-          <w:tab w:val="left" w:pos="993"/>
-        </w:tabs>
-        <w:rPr>
-          <w:rFonts w:ascii="Arial" w:hAnsi="Arial" w:cs="Arial"/>
-          <w:color w:val="9CC2E5" w:themeColor="accent1" w:themeTint="99"/>
-          <w:sz w:val="16"/>
-          <w:szCs w:val="16"/>
-          <w:lang w:val="fr-FR"/>
-        </w:rPr>
-      </w:pPr>
-      <w:proofErr w:type="gramStart"/>
-      <w:r>
-        <w:rPr>
-          <w:rFonts w:ascii="Arial" w:hAnsi="Arial" w:cs="Arial"/>
-          <w:b/>
-          <w:bCs/>
-          <w:color w:val="4472C4" w:themeColor="accent5"/>
-          <w:sz w:val="24"/>
-          <w:szCs w:val="24"/>
-          <w:lang w:val="fr-FR"/>
-        </w:rPr>
-        <w:t>v</w:t>
-      </w:r>
-      <w:proofErr w:type="gramEnd"/>
-      <w:r>
-        <w:rPr>
-          <w:rFonts w:ascii="Arial" w:hAnsi="Arial" w:cs="Arial"/>
-          <w:b/>
-          <w:bCs/>
-          <w:color w:val="4472C4" w:themeColor="accent5"/>
-          <w:sz w:val="24"/>
-          <w:szCs w:val="24"/>
-          <w:lang w:val="fr-FR"/>
-        </w:rPr>
-        <w:t>8.1.1</w:t>
-      </w:r>
-      <w:r>
-        <w:rPr>
-          <w:rFonts w:ascii="Arial" w:hAnsi="Arial" w:cs="Arial"/>
-          <w:b/>
-          <w:bCs/>
-          <w:color w:val="4472C4" w:themeColor="accent5"/>
-          <w:sz w:val="24"/>
-          <w:szCs w:val="24"/>
+      <w:r>
+        <w:rPr>
+          <w:rFonts w:ascii="Arial" w:hAnsi="Arial" w:cs="Arial"/>
+          <w:color w:val="1F497D"/>
+          <w:sz w:val="18"/>
+          <w:szCs w:val="18"/>
+          <w:lang w:val="fr-FR"/>
+        </w:rPr>
+        <w:t>•</w:t>
+      </w:r>
+      <w:r>
+        <w:rPr>
+          <w:rFonts w:ascii="Arial" w:hAnsi="Arial" w:cs="Arial"/>
+          <w:color w:val="1F497D"/>
+          <w:sz w:val="18"/>
+          <w:szCs w:val="18"/>
           <w:lang w:val="fr-FR"/>
         </w:rPr>
         <w:tab/>
-        <w:t>21/05/2025</w:t>
+      </w:r>
+      <w:r>
+        <w:rPr>
+          <w:rFonts w:ascii="Arial" w:hAnsi="Arial" w:cs="Arial"/>
+          <w:color w:val="1F497D"/>
+          <w:sz w:val="18"/>
+          <w:szCs w:val="18"/>
+          <w:lang w:val="fr-FR"/>
+        </w:rPr>
+        <w:t xml:space="preserve">La page des détails </w:t>
+      </w:r>
+      <w:r>
+        <w:rPr>
+          <w:rFonts w:ascii="Arial" w:hAnsi="Arial" w:cs="Arial"/>
+          <w:color w:val="1F497D"/>
+          <w:sz w:val="18"/>
+          <w:szCs w:val="18"/>
+          <w:lang w:val="fr-FR"/>
+        </w:rPr>
+        <w:t xml:space="preserve">des </w:t>
+      </w:r>
+      <w:r>
+        <w:rPr>
+          <w:rFonts w:ascii="Arial" w:hAnsi="Arial" w:cs="Arial"/>
+          <w:color w:val="1F497D"/>
+          <w:sz w:val="18"/>
+          <w:szCs w:val="18"/>
+          <w:lang w:val="fr-FR"/>
+        </w:rPr>
+        <w:t>dispositif</w:t>
+      </w:r>
+      <w:r>
+        <w:rPr>
+          <w:rFonts w:ascii="Arial" w:hAnsi="Arial" w:cs="Arial"/>
+          <w:color w:val="1F497D"/>
+          <w:sz w:val="18"/>
+          <w:szCs w:val="18"/>
+          <w:lang w:val="fr-FR"/>
+        </w:rPr>
+        <w:t>s</w:t>
+      </w:r>
+      <w:r>
+        <w:rPr>
+          <w:rFonts w:ascii="Arial" w:hAnsi="Arial" w:cs="Arial"/>
+          <w:color w:val="1F497D"/>
+          <w:sz w:val="18"/>
+          <w:szCs w:val="18"/>
+          <w:lang w:val="fr-FR"/>
+        </w:rPr>
+        <w:t xml:space="preserve"> affiche désormais des tirets pour toutes les valeurs qui ne sont pas applicables au type d</w:t>
+      </w:r>
+      <w:r>
+        <w:rPr>
+          <w:rFonts w:ascii="Arial" w:hAnsi="Arial" w:cs="Arial"/>
+          <w:color w:val="1F497D"/>
+          <w:sz w:val="18"/>
+          <w:szCs w:val="18"/>
+          <w:lang w:val="fr-FR"/>
+        </w:rPr>
+        <w:t>e dispositif</w:t>
+      </w:r>
+      <w:r>
+        <w:rPr>
+          <w:rFonts w:ascii="Arial" w:hAnsi="Arial" w:cs="Arial"/>
+          <w:color w:val="1F497D"/>
+          <w:sz w:val="18"/>
+          <w:szCs w:val="18"/>
+          <w:lang w:val="fr-FR"/>
+        </w:rPr>
+        <w:t>.</w:t>
       </w:r>
     </w:p>
     <w:p>
@@ -5223,27 +5192,57 @@
           <w:szCs w:val="18"/>
           <w:lang w:val="fr-FR"/>
         </w:rPr>
-        <w:t>u dispositif</w:t>
-      </w:r>
-      <w:r>
-        <w:rPr>
-          <w:rFonts w:ascii="Arial" w:hAnsi="Arial" w:cs="Arial"/>
-          <w:color w:val="1F497D"/>
-          <w:sz w:val="18"/>
-          <w:szCs w:val="18"/>
-          <w:lang w:val="fr-FR"/>
-        </w:rPr>
-        <w:t xml:space="preserve"> affiche désormais des tirets pour toutes les valeurs qui ne sont pas applicables au type d</w:t>
-      </w:r>
-      <w:r>
-        <w:rPr>
-          <w:rFonts w:ascii="Arial" w:hAnsi="Arial" w:cs="Arial"/>
-          <w:color w:val="1F497D"/>
-          <w:sz w:val="18"/>
-          <w:szCs w:val="18"/>
-          <w:lang w:val="fr-FR"/>
-        </w:rPr>
-        <w:t>e dispositif</w:t>
+        <w:t xml:space="preserve">es </w:t>
+      </w:r>
+      <w:r>
+        <w:rPr>
+          <w:rFonts w:ascii="Arial" w:hAnsi="Arial" w:cs="Arial"/>
+          <w:color w:val="1F497D"/>
+          <w:sz w:val="18"/>
+          <w:szCs w:val="18"/>
+          <w:lang w:val="fr-FR"/>
+        </w:rPr>
+        <w:t>dispositif</w:t>
+      </w:r>
+      <w:r>
+        <w:rPr>
+          <w:rFonts w:ascii="Arial" w:hAnsi="Arial" w:cs="Arial"/>
+          <w:color w:val="1F497D"/>
+          <w:sz w:val="18"/>
+          <w:szCs w:val="18"/>
+          <w:lang w:val="fr-FR"/>
+        </w:rPr>
+        <w:t>s</w:t>
+      </w:r>
+      <w:r>
+        <w:rPr>
+          <w:rFonts w:ascii="Arial" w:hAnsi="Arial" w:cs="Arial"/>
+          <w:color w:val="1F497D"/>
+          <w:sz w:val="18"/>
+          <w:szCs w:val="18"/>
+          <w:lang w:val="fr-FR"/>
+        </w:rPr>
+        <w:t xml:space="preserve"> masque désormais le groupe de sonde de base si le LED distant est sélectionné (</w:t>
+      </w:r>
+      <w:r>
+        <w:rPr>
+          <w:rFonts w:ascii="Arial" w:hAnsi="Arial" w:cs="Arial"/>
+          <w:color w:val="1F497D"/>
+          <w:sz w:val="18"/>
+          <w:szCs w:val="18"/>
+          <w:lang w:val="fr-FR"/>
+        </w:rPr>
+        <w:t>dispositif</w:t>
+      </w:r>
+      <w:r>
+        <w:rPr>
+          <w:rFonts w:ascii="Arial" w:hAnsi="Arial" w:cs="Arial"/>
+          <w:color w:val="1F497D"/>
+          <w:sz w:val="18"/>
+          <w:szCs w:val="18"/>
+          <w:lang w:val="fr-FR"/>
+        </w:rPr>
+        <w:t>s Apollo)</w:t>
       </w:r>
       <w:r>
         <w:rPr>
@@ -5367,7 +5366,7 @@
           <w:szCs w:val="18"/>
           <w:lang w:val="fr-FR"/>
         </w:rPr>
-        <w:t>Un groupe de sonde de base ne peut plus être défini pour une unité d'E/S XP95/S90</w:t>
+        <w:t>Les paramètres des causes et des effets sont systématiquement lus correctement à la fois à partir des panneaux et des fichiers</w:t>
       </w:r>
       <w:r>
         <w:rPr>
@@ -5429,6 +5428,535 @@
           <w:szCs w:val="18"/>
           <w:lang w:val="fr-FR"/>
         </w:rPr>
+        <w:t>Les notifications d'application Windows sont affichées après chaque téléchargement et téléversement, indiquant l'achèvement ou non</w:t>
+      </w:r>
+      <w:r>
+        <w:rPr>
+          <w:rFonts w:ascii="Arial" w:hAnsi="Arial" w:cs="Arial"/>
+          <w:color w:val="1F497D"/>
+          <w:sz w:val="18"/>
+          <w:szCs w:val="18"/>
+          <w:lang w:val="fr-FR"/>
+        </w:rPr>
+        <w:t>.</w:t>
+      </w:r>
+    </w:p>
+    <w:p>
+      <w:pPr>
+        <w:tabs>
+          <w:tab w:val="left" w:pos="284"/>
+          <w:tab w:val="left" w:pos="567"/>
+          <w:tab w:val="left" w:pos="993"/>
+          <w:tab w:val="left" w:pos="1418"/>
+          <w:tab w:val="right" w:pos="9000"/>
+        </w:tabs>
+        <w:suppressAutoHyphens/>
+        <w:autoSpaceDN w:val="0"/>
+        <w:ind w:left="284" w:hanging="284"/>
+        <w:contextualSpacing/>
+        <w:rPr>
+          <w:rFonts w:ascii="Arial" w:hAnsi="Arial" w:cs="Arial"/>
+          <w:color w:val="1F497D"/>
+          <w:sz w:val="18"/>
+          <w:szCs w:val="18"/>
+          <w:lang w:val="fr-FR"/>
+        </w:rPr>
+      </w:pPr>
+      <w:r>
+        <w:rPr>
+          <w:rFonts w:ascii="Arial" w:hAnsi="Arial" w:cs="Arial"/>
+          <w:color w:val="1F497D"/>
+          <w:sz w:val="18"/>
+          <w:szCs w:val="18"/>
+          <w:lang w:val="fr-FR"/>
+        </w:rPr>
+        <w:t>•</w:t>
+      </w:r>
+      <w:r>
+        <w:rPr>
+          <w:rFonts w:ascii="Arial" w:hAnsi="Arial" w:cs="Arial"/>
+          <w:color w:val="1F497D"/>
+          <w:sz w:val="18"/>
+          <w:szCs w:val="18"/>
+          <w:lang w:val="fr-FR"/>
+        </w:rPr>
+        <w:tab/>
+      </w:r>
+      <w:bookmarkStart w:id="2" w:name="_Hlk199945579"/>
+      <w:r>
+        <w:rPr>
+          <w:rFonts w:ascii="Arial" w:hAnsi="Arial" w:cs="Arial"/>
+          <w:color w:val="1F497D"/>
+          <w:sz w:val="18"/>
+          <w:szCs w:val="18"/>
+          <w:lang w:val="fr-FR"/>
+        </w:rPr>
+        <w:t>L'application n'essaiera pas d'ouvrir des fichiers contenant des données invalides ou des données pour des protocoles non pris en charge</w:t>
+      </w:r>
+      <w:r>
+        <w:rPr>
+          <w:rFonts w:ascii="Arial" w:hAnsi="Arial" w:cs="Arial"/>
+          <w:color w:val="1F497D"/>
+          <w:sz w:val="18"/>
+          <w:szCs w:val="18"/>
+          <w:lang w:val="fr-FR"/>
+        </w:rPr>
+        <w:t>.</w:t>
+      </w:r>
+      <w:bookmarkEnd w:id="2"/>
+    </w:p>
+    <w:p>
+      <w:pPr>
+        <w:tabs>
+          <w:tab w:val="left" w:pos="284"/>
+          <w:tab w:val="left" w:pos="567"/>
+          <w:tab w:val="left" w:pos="993"/>
+          <w:tab w:val="left" w:pos="1418"/>
+          <w:tab w:val="right" w:pos="9000"/>
+        </w:tabs>
+        <w:suppressAutoHyphens/>
+        <w:autoSpaceDN w:val="0"/>
+        <w:ind w:left="284" w:hanging="284"/>
+        <w:contextualSpacing/>
+        <w:rPr>
+          <w:rFonts w:ascii="Arial" w:hAnsi="Arial" w:cs="Arial"/>
+          <w:color w:val="1F497D"/>
+          <w:sz w:val="18"/>
+          <w:szCs w:val="18"/>
+          <w:lang w:val="fr-FR"/>
+        </w:rPr>
+      </w:pPr>
+      <w:r>
+        <w:rPr>
+          <w:rFonts w:ascii="Arial" w:hAnsi="Arial" w:cs="Arial"/>
+          <w:color w:val="1F497D"/>
+          <w:sz w:val="18"/>
+          <w:szCs w:val="18"/>
+          <w:lang w:val="fr-FR"/>
+        </w:rPr>
+        <w:t>•</w:t>
+      </w:r>
+      <w:r>
+        <w:rPr>
+          <w:rFonts w:ascii="Arial" w:hAnsi="Arial" w:cs="Arial"/>
+          <w:color w:val="1F497D"/>
+          <w:sz w:val="18"/>
+          <w:szCs w:val="18"/>
+          <w:lang w:val="fr-FR"/>
+        </w:rPr>
+        <w:tab/>
+      </w:r>
+      <w:r>
+        <w:rPr>
+          <w:rFonts w:ascii="Arial" w:hAnsi="Arial" w:cs="Arial"/>
+          <w:color w:val="1F497D"/>
+          <w:sz w:val="18"/>
+          <w:szCs w:val="18"/>
+          <w:lang w:val="fr-FR"/>
+        </w:rPr>
+        <w:t>L</w:t>
+      </w:r>
+      <w:r>
+        <w:rPr>
+          <w:rFonts w:ascii="Arial" w:hAnsi="Arial" w:cs="Arial"/>
+          <w:color w:val="1F497D"/>
+          <w:sz w:val="18"/>
+          <w:szCs w:val="18"/>
+          <w:lang w:val="fr-FR"/>
+        </w:rPr>
+        <w:t xml:space="preserve">'application n'enverra pas plus de </w:t>
+      </w:r>
+      <w:r>
+        <w:rPr>
+          <w:rFonts w:ascii="Arial" w:hAnsi="Arial" w:cs="Arial"/>
+          <w:color w:val="1F497D"/>
+          <w:sz w:val="18"/>
+          <w:szCs w:val="18"/>
+          <w:lang w:val="fr-FR"/>
+        </w:rPr>
+        <w:t>circuit</w:t>
+      </w:r>
+      <w:r>
+        <w:rPr>
+          <w:rFonts w:ascii="Arial" w:hAnsi="Arial" w:cs="Arial"/>
+          <w:color w:val="1F497D"/>
+          <w:sz w:val="18"/>
+          <w:szCs w:val="18"/>
+          <w:lang w:val="fr-FR"/>
+        </w:rPr>
+        <w:t xml:space="preserve">s à un panneau que ce pour quoi elle est configurée. Cela inclut une correction qui empêche l'oubli du nombre de </w:t>
+      </w:r>
+      <w:r>
+        <w:rPr>
+          <w:rFonts w:ascii="Arial" w:hAnsi="Arial" w:cs="Arial"/>
+          <w:color w:val="1F497D"/>
+          <w:sz w:val="18"/>
+          <w:szCs w:val="18"/>
+          <w:lang w:val="fr-FR"/>
+        </w:rPr>
+        <w:t>circuit</w:t>
+      </w:r>
+      <w:r>
+        <w:rPr>
+          <w:rFonts w:ascii="Arial" w:hAnsi="Arial" w:cs="Arial"/>
+          <w:color w:val="1F497D"/>
+          <w:sz w:val="18"/>
+          <w:szCs w:val="18"/>
+          <w:lang w:val="fr-FR"/>
+        </w:rPr>
+        <w:t>s lors de la lecture d'un fichier de configuration</w:t>
+      </w:r>
+      <w:r>
+        <w:rPr>
+          <w:rFonts w:ascii="Arial" w:hAnsi="Arial" w:cs="Arial"/>
+          <w:color w:val="1F497D"/>
+          <w:sz w:val="18"/>
+          <w:szCs w:val="18"/>
+          <w:lang w:val="fr-FR"/>
+        </w:rPr>
+        <w:t>.</w:t>
+      </w:r>
+    </w:p>
+    <w:p>
+      <w:pPr>
+        <w:tabs>
+          <w:tab w:val="left" w:pos="284"/>
+          <w:tab w:val="left" w:pos="567"/>
+          <w:tab w:val="left" w:pos="993"/>
+          <w:tab w:val="left" w:pos="1418"/>
+          <w:tab w:val="right" w:pos="9000"/>
+        </w:tabs>
+        <w:suppressAutoHyphens/>
+        <w:autoSpaceDN w:val="0"/>
+        <w:ind w:left="284" w:hanging="284"/>
+        <w:contextualSpacing/>
+        <w:rPr>
+          <w:rFonts w:ascii="Arial" w:hAnsi="Arial" w:cs="Arial"/>
+          <w:color w:val="1F497D"/>
+          <w:sz w:val="18"/>
+          <w:szCs w:val="18"/>
+          <w:lang w:val="fr-FR"/>
+        </w:rPr>
+      </w:pPr>
+    </w:p>
+    <w:p>
+      <w:pPr>
+        <w:tabs>
+          <w:tab w:val="left" w:pos="993"/>
+        </w:tabs>
+        <w:rPr>
+          <w:rFonts w:ascii="Arial" w:hAnsi="Arial" w:cs="Arial"/>
+          <w:color w:val="9CC2E5" w:themeColor="accent1" w:themeTint="99"/>
+          <w:sz w:val="16"/>
+          <w:szCs w:val="16"/>
+          <w:lang w:val="fr-FR"/>
+        </w:rPr>
+      </w:pPr>
+      <w:proofErr w:type="gramStart"/>
+      <w:r>
+        <w:rPr>
+          <w:rFonts w:ascii="Arial" w:hAnsi="Arial" w:cs="Arial"/>
+          <w:b/>
+          <w:bCs/>
+          <w:color w:val="4472C4" w:themeColor="accent5"/>
+          <w:sz w:val="24"/>
+          <w:szCs w:val="24"/>
+          <w:lang w:val="fr-FR"/>
+        </w:rPr>
+        <w:t>v</w:t>
+      </w:r>
+      <w:proofErr w:type="gramEnd"/>
+      <w:r>
+        <w:rPr>
+          <w:rFonts w:ascii="Arial" w:hAnsi="Arial" w:cs="Arial"/>
+          <w:b/>
+          <w:bCs/>
+          <w:color w:val="4472C4" w:themeColor="accent5"/>
+          <w:sz w:val="24"/>
+          <w:szCs w:val="24"/>
+          <w:lang w:val="fr-FR"/>
+        </w:rPr>
+        <w:t>8.1.1</w:t>
+      </w:r>
+      <w:r>
+        <w:rPr>
+          <w:rFonts w:ascii="Arial" w:hAnsi="Arial" w:cs="Arial"/>
+          <w:b/>
+          <w:bCs/>
+          <w:color w:val="4472C4" w:themeColor="accent5"/>
+          <w:sz w:val="24"/>
+          <w:szCs w:val="24"/>
+          <w:lang w:val="fr-FR"/>
+        </w:rPr>
+        <w:tab/>
+        <w:t>21/05/2025</w:t>
+      </w:r>
+    </w:p>
+    <w:p>
+      <w:pPr>
+        <w:tabs>
+          <w:tab w:val="left" w:pos="284"/>
+          <w:tab w:val="left" w:pos="567"/>
+          <w:tab w:val="left" w:pos="993"/>
+          <w:tab w:val="left" w:pos="1418"/>
+          <w:tab w:val="right" w:pos="9000"/>
+        </w:tabs>
+        <w:suppressAutoHyphens/>
+        <w:autoSpaceDN w:val="0"/>
+        <w:ind w:left="284" w:hanging="284"/>
+        <w:contextualSpacing/>
+        <w:rPr>
+          <w:rFonts w:ascii="Arial" w:hAnsi="Arial" w:cs="Arial"/>
+          <w:color w:val="1F497D"/>
+          <w:sz w:val="18"/>
+          <w:szCs w:val="18"/>
+          <w:lang w:val="fr-FR"/>
+        </w:rPr>
+      </w:pPr>
+      <w:r>
+        <w:rPr>
+          <w:rFonts w:ascii="Arial" w:hAnsi="Arial" w:cs="Arial"/>
+          <w:color w:val="1F497D"/>
+          <w:sz w:val="18"/>
+          <w:szCs w:val="18"/>
+          <w:lang w:val="fr-FR"/>
+        </w:rPr>
+        <w:t>•</w:t>
+      </w:r>
+      <w:r>
+        <w:rPr>
+          <w:rFonts w:ascii="Arial" w:hAnsi="Arial" w:cs="Arial"/>
+          <w:color w:val="1F497D"/>
+          <w:sz w:val="18"/>
+          <w:szCs w:val="18"/>
+          <w:lang w:val="fr-FR"/>
+        </w:rPr>
+        <w:tab/>
+      </w:r>
+      <w:r>
+        <w:rPr>
+          <w:rFonts w:ascii="Arial" w:hAnsi="Arial" w:cs="Arial"/>
+          <w:color w:val="1F497D"/>
+          <w:sz w:val="18"/>
+          <w:szCs w:val="18"/>
+          <w:lang w:val="fr-FR"/>
+        </w:rPr>
+        <w:t>La page des détails d</w:t>
+      </w:r>
+      <w:r>
+        <w:rPr>
+          <w:rFonts w:ascii="Arial" w:hAnsi="Arial" w:cs="Arial"/>
+          <w:color w:val="1F497D"/>
+          <w:sz w:val="18"/>
+          <w:szCs w:val="18"/>
+          <w:lang w:val="fr-FR"/>
+        </w:rPr>
+        <w:t>u dispositif</w:t>
+      </w:r>
+      <w:r>
+        <w:rPr>
+          <w:rFonts w:ascii="Arial" w:hAnsi="Arial" w:cs="Arial"/>
+          <w:color w:val="1F497D"/>
+          <w:sz w:val="18"/>
+          <w:szCs w:val="18"/>
+          <w:lang w:val="fr-FR"/>
+        </w:rPr>
+        <w:t xml:space="preserve"> affiche désormais des tirets pour toutes les valeurs qui ne sont pas applicables au type d</w:t>
+      </w:r>
+      <w:r>
+        <w:rPr>
+          <w:rFonts w:ascii="Arial" w:hAnsi="Arial" w:cs="Arial"/>
+          <w:color w:val="1F497D"/>
+          <w:sz w:val="18"/>
+          <w:szCs w:val="18"/>
+          <w:lang w:val="fr-FR"/>
+        </w:rPr>
+        <w:t>e dispositif</w:t>
+      </w:r>
+      <w:r>
+        <w:rPr>
+          <w:rFonts w:ascii="Arial" w:hAnsi="Arial" w:cs="Arial"/>
+          <w:color w:val="1F497D"/>
+          <w:sz w:val="18"/>
+          <w:szCs w:val="18"/>
+          <w:lang w:val="fr-FR"/>
+        </w:rPr>
+        <w:t>.</w:t>
+      </w:r>
+    </w:p>
+    <w:p>
+      <w:pPr>
+        <w:tabs>
+          <w:tab w:val="left" w:pos="284"/>
+          <w:tab w:val="left" w:pos="567"/>
+          <w:tab w:val="left" w:pos="993"/>
+          <w:tab w:val="left" w:pos="1418"/>
+          <w:tab w:val="right" w:pos="9000"/>
+        </w:tabs>
+        <w:suppressAutoHyphens/>
+        <w:autoSpaceDN w:val="0"/>
+        <w:ind w:left="284" w:hanging="284"/>
+        <w:contextualSpacing/>
+        <w:rPr>
+          <w:rFonts w:ascii="Arial" w:hAnsi="Arial" w:cs="Arial"/>
+          <w:color w:val="1F497D"/>
+          <w:sz w:val="18"/>
+          <w:szCs w:val="18"/>
+          <w:lang w:val="fr-FR"/>
+        </w:rPr>
+      </w:pPr>
+      <w:r>
+        <w:rPr>
+          <w:rFonts w:ascii="Arial" w:hAnsi="Arial" w:cs="Arial"/>
+          <w:color w:val="1F497D"/>
+          <w:sz w:val="18"/>
+          <w:szCs w:val="18"/>
+          <w:lang w:val="fr-FR"/>
+        </w:rPr>
+        <w:t>•</w:t>
+      </w:r>
+      <w:r>
+        <w:rPr>
+          <w:rFonts w:ascii="Arial" w:hAnsi="Arial" w:cs="Arial"/>
+          <w:color w:val="1F497D"/>
+          <w:sz w:val="18"/>
+          <w:szCs w:val="18"/>
+          <w:lang w:val="fr-FR"/>
+        </w:rPr>
+        <w:tab/>
+      </w:r>
+      <w:r>
+        <w:rPr>
+          <w:rFonts w:ascii="Arial" w:hAnsi="Arial" w:cs="Arial"/>
+          <w:color w:val="1F497D"/>
+          <w:sz w:val="18"/>
+          <w:szCs w:val="18"/>
+          <w:lang w:val="fr-FR"/>
+        </w:rPr>
+        <w:t>Les valeurs à l'écran dans les Zones, Groupes et Configuration Réseau sont mises à jour immédiatement lorsqu'elles sont lues à partir d'un panneau</w:t>
+      </w:r>
+      <w:r>
+        <w:rPr>
+          <w:rFonts w:ascii="Arial" w:hAnsi="Arial" w:cs="Arial"/>
+          <w:color w:val="1F497D"/>
+          <w:sz w:val="18"/>
+          <w:szCs w:val="18"/>
+          <w:lang w:val="fr-FR"/>
+        </w:rPr>
+        <w:t>.</w:t>
+      </w:r>
+    </w:p>
+    <w:p>
+      <w:pPr>
+        <w:tabs>
+          <w:tab w:val="left" w:pos="284"/>
+          <w:tab w:val="left" w:pos="567"/>
+          <w:tab w:val="left" w:pos="993"/>
+          <w:tab w:val="left" w:pos="1418"/>
+          <w:tab w:val="right" w:pos="9000"/>
+        </w:tabs>
+        <w:suppressAutoHyphens/>
+        <w:autoSpaceDN w:val="0"/>
+        <w:ind w:left="284" w:hanging="284"/>
+        <w:contextualSpacing/>
+        <w:rPr>
+          <w:rFonts w:ascii="Arial" w:hAnsi="Arial" w:cs="Arial"/>
+          <w:color w:val="1F497D"/>
+          <w:sz w:val="18"/>
+          <w:szCs w:val="18"/>
+          <w:lang w:val="fr-FR"/>
+        </w:rPr>
+      </w:pPr>
+      <w:r>
+        <w:rPr>
+          <w:rFonts w:ascii="Arial" w:hAnsi="Arial" w:cs="Arial"/>
+          <w:color w:val="1F497D"/>
+          <w:sz w:val="18"/>
+          <w:szCs w:val="18"/>
+          <w:lang w:val="fr-FR"/>
+        </w:rPr>
+        <w:t>•</w:t>
+      </w:r>
+      <w:r>
+        <w:rPr>
+          <w:rFonts w:ascii="Arial" w:hAnsi="Arial" w:cs="Arial"/>
+          <w:color w:val="1F497D"/>
+          <w:sz w:val="18"/>
+          <w:szCs w:val="18"/>
+          <w:lang w:val="fr-FR"/>
+        </w:rPr>
+        <w:tab/>
+      </w:r>
+      <w:r>
+        <w:rPr>
+          <w:rFonts w:ascii="Arial" w:hAnsi="Arial" w:cs="Arial"/>
+          <w:color w:val="1F497D"/>
+          <w:sz w:val="18"/>
+          <w:szCs w:val="18"/>
+          <w:lang w:val="fr-FR"/>
+        </w:rPr>
+        <w:t>Un groupe de sonde de base ne peut plus être défini pour une unité d'E/S XP95/S90</w:t>
+      </w:r>
+      <w:r>
+        <w:rPr>
+          <w:rFonts w:ascii="Arial" w:hAnsi="Arial" w:cs="Arial"/>
+          <w:color w:val="1F497D"/>
+          <w:sz w:val="18"/>
+          <w:szCs w:val="18"/>
+          <w:lang w:val="fr-FR"/>
+        </w:rPr>
+        <w:t>.</w:t>
+      </w:r>
+    </w:p>
+    <w:p>
+      <w:pPr>
+        <w:tabs>
+          <w:tab w:val="left" w:pos="284"/>
+          <w:tab w:val="left" w:pos="567"/>
+          <w:tab w:val="left" w:pos="993"/>
+          <w:tab w:val="left" w:pos="1418"/>
+          <w:tab w:val="right" w:pos="9000"/>
+        </w:tabs>
+        <w:suppressAutoHyphens/>
+        <w:autoSpaceDN w:val="0"/>
+        <w:ind w:left="284" w:hanging="284"/>
+        <w:contextualSpacing/>
+        <w:rPr>
+          <w:rFonts w:ascii="Arial" w:hAnsi="Arial" w:cs="Arial"/>
+          <w:color w:val="1F497D"/>
+          <w:sz w:val="18"/>
+          <w:szCs w:val="18"/>
+          <w:lang w:val="fr-FR"/>
+        </w:rPr>
+      </w:pPr>
+      <w:r>
+        <w:rPr>
+          <w:rFonts w:ascii="Arial" w:hAnsi="Arial" w:cs="Arial"/>
+          <w:color w:val="1F497D"/>
+          <w:sz w:val="18"/>
+          <w:szCs w:val="18"/>
+          <w:lang w:val="fr-FR"/>
+        </w:rPr>
+        <w:t>•</w:t>
+      </w:r>
+      <w:r>
+        <w:rPr>
+          <w:rFonts w:ascii="Arial" w:hAnsi="Arial" w:cs="Arial"/>
+          <w:color w:val="1F497D"/>
+          <w:sz w:val="18"/>
+          <w:szCs w:val="18"/>
+          <w:lang w:val="fr-FR"/>
+        </w:rPr>
+        <w:tab/>
+      </w:r>
+      <w:r>
+        <w:rPr>
+          <w:rFonts w:ascii="Arial" w:hAnsi="Arial" w:cs="Arial"/>
+          <w:color w:val="1F497D"/>
+          <w:sz w:val="18"/>
+          <w:szCs w:val="18"/>
+          <w:lang w:val="fr-FR"/>
+        </w:rPr>
         <w:t xml:space="preserve">Correction : l'application n'enverra pas plus de </w:t>
       </w:r>
       <w:r>
@@ -6654,6 +7182,7 @@
           <w:szCs w:val="24"/>
           <w:lang w:val="fr-FR"/>
         </w:rPr>
+        <w:lastRenderedPageBreak/>
         <w:t>v</w:t>
       </w:r>
       <w:proofErr w:type="gramEnd"/>
@@ -7208,7 +7737,6 @@
           <w:szCs w:val="18"/>
           <w:lang w:val="fr-FR"/>
         </w:rPr>
-        <w:lastRenderedPageBreak/>
         <w:t>•</w:t>
       </w:r>
       <w:r>
@@ -9119,6 +9647,7 @@
           <w:szCs w:val="24"/>
           <w:lang w:val="fr-FR"/>
         </w:rPr>
+        <w:lastRenderedPageBreak/>
         <w:t>v</w:t>
       </w:r>
       <w:proofErr w:type="gramEnd"/>
@@ -9816,7 +10345,6 @@
           <w:szCs w:val="18"/>
           <w:lang w:val="fr-FR"/>
         </w:rPr>
-        <w:lastRenderedPageBreak/>
         <w:t>•</w:t>
       </w:r>
       <w:r>

--- a/XFP/Resources/XFP Revision History[fr-FR].docx
+++ b/XFP/Resources/XFP Revision History[fr-FR].docx
@@ -1,6 +1,6 @@
 
 <file path=word/document.xml><?xml version="1.0" encoding="utf-8"?>
-<w:document xmlns:wpc="http://schemas.microsoft.com/office/word/2010/wordprocessingCanvas" xmlns:cx="http://schemas.microsoft.com/office/drawing/2014/chartex" xmlns:cx1="http://schemas.microsoft.com/office/drawing/2015/9/8/chartex" xmlns:cx2="http://schemas.microsoft.com/office/drawing/2015/10/21/chartex" xmlns:cx3="http://schemas.microsoft.com/office/drawing/2016/5/9/chartex" xmlns:cx4="http://schemas.microsoft.com/office/drawing/2016/5/10/chartex" xmlns:cx5="http://schemas.microsoft.com/office/drawing/2016/5/11/chartex" xmlns:cx6="http://schemas.microsoft.com/office/drawing/2016/5/12/chartex" xmlns:cx7="http://schemas.microsoft.com/office/drawing/2016/5/13/chartex" xmlns:cx8="http://schemas.microsoft.com/office/drawing/2016/5/14/chartex" xmlns:mc="http://schemas.openxmlformats.org/markup-compatibility/2006" xmlns:aink="http://schemas.microsoft.com/office/drawing/2016/ink" xmlns:am3d="http://schemas.microsoft.com/office/drawing/2017/model3d" xmlns:o="urn:schemas-microsoft-com:office:office" xmlns:oel="http://schemas.microsoft.com/office/2019/extlst" xmlns:r="http://schemas.openxmlformats.org/officeDocument/2006/relationships" xmlns:m="http://schemas.openxmlformats.org/officeDocument/2006/math" xmlns:v="urn:schemas-microsoft-com:vml" xmlns:wp14="http://schemas.microsoft.com/office/word/2010/wordprocessingDrawing" xmlns:wp="http://schemas.openxmlformats.org/drawingml/2006/wordprocessingDrawing" xmlns:w10="urn:schemas-microsoft-com:office:word" xmlns:w="http://schemas.openxmlformats.org/wordprocessingml/2006/main" xmlns:w14="http://schemas.microsoft.com/office/word/2010/wordml" xmlns:w15="http://schemas.microsoft.com/office/word/2012/wordml" xmlns:w16cex="http://schemas.microsoft.com/office/word/2018/wordml/cex" xmlns:w16cid="http://schemas.microsoft.com/office/word/2016/wordml/cid" xmlns:w16="http://schemas.microsoft.com/office/word/2018/wordml" xmlns:w16du="http://schemas.microsoft.com/office/word/2023/wordml/word16du" xmlns:w16sdtdh="http://schemas.microsoft.com/office/word/2020/wordml/sdtdatahash" xmlns:w16sdtfl="http://schemas.microsoft.com/office/word/2024/wordml/sdtformatlock" xmlns:w16se="http://schemas.microsoft.com/office/word/2015/wordml/symex" xmlns:wpg="http://schemas.microsoft.com/office/word/2010/wordprocessingGroup" xmlns:wpi="http://schemas.microsoft.com/office/word/2010/wordprocessingInk" xmlns:wne="http://schemas.microsoft.com/office/word/2006/wordml" xmlns:wps="http://schemas.microsoft.com/office/word/2010/wordprocessingShape" mc:Ignorable="w14 w15 w16se w16cid w16 w16cex w16sdtdh w16sdtfl w16du wp14">
+<w:document xmlns:wpc="http://schemas.microsoft.com/office/word/2010/wordprocessingCanvas" xmlns:cx="http://schemas.microsoft.com/office/drawing/2014/chartex" xmlns:cx1="http://schemas.microsoft.com/office/drawing/2015/9/8/chartex" xmlns:cx2="http://schemas.microsoft.com/office/drawing/2015/10/21/chartex" xmlns:cx3="http://schemas.microsoft.com/office/drawing/2016/5/9/chartex" xmlns:cx4="http://schemas.microsoft.com/office/drawing/2016/5/10/chartex" xmlns:cx5="http://schemas.microsoft.com/office/drawing/2016/5/11/chartex" xmlns:cx6="http://schemas.microsoft.com/office/drawing/2016/5/12/chartex" xmlns:cx7="http://schemas.microsoft.com/office/drawing/2016/5/13/chartex" xmlns:cx8="http://schemas.microsoft.com/office/drawing/2016/5/14/chartex" xmlns:mc="http://schemas.openxmlformats.org/markup-compatibility/2006" xmlns:aink="http://schemas.microsoft.com/office/drawing/2016/ink" xmlns:am3d="http://schemas.microsoft.com/office/drawing/2017/model3d" xmlns:o="urn:schemas-microsoft-com:office:office" xmlns:oel="http://schemas.microsoft.com/office/2019/extlst" xmlns:r="http://schemas.openxmlformats.org/officeDocument/2006/relationships" xmlns:m="http://schemas.openxmlformats.org/officeDocument/2006/math" xmlns:v="urn:schemas-microsoft-com:vml" xmlns:wp14="http://schemas.microsoft.com/office/word/2010/wordprocessingDrawing" xmlns:wp="http://schemas.openxmlformats.org/drawingml/2006/wordprocessingDrawing" xmlns:w10="urn:schemas-microsoft-com:office:word" xmlns:w="http://schemas.openxmlformats.org/wordprocessingml/2006/main" xmlns:w14="http://schemas.microsoft.com/office/word/2010/wordml" xmlns:w15="http://schemas.microsoft.com/office/word/2012/wordml" xmlns:w16cei="http://schemas.microsoft.com/office/word/2026/wordml/cei" xmlns:w16cex="http://schemas.microsoft.com/office/word/2018/wordml/cex" xmlns:w16cid="http://schemas.microsoft.com/office/word/2016/wordml/cid" xmlns:w16="http://schemas.microsoft.com/office/word/2018/wordml" xmlns:w16du="http://schemas.microsoft.com/office/word/2023/wordml/word16du" xmlns:w16sdtdh="http://schemas.microsoft.com/office/word/2020/wordml/sdtdatahash" xmlns:w16sdtfl="http://schemas.microsoft.com/office/word/2024/wordml/sdtformatlock" xmlns:w16se="http://schemas.microsoft.com/office/word/2015/wordml/symex" xmlns:wpg="http://schemas.microsoft.com/office/word/2010/wordprocessingGroup" xmlns:wpi="http://schemas.microsoft.com/office/word/2010/wordprocessingInk" xmlns:wne="http://schemas.microsoft.com/office/word/2006/wordml" xmlns:wps="http://schemas.microsoft.com/office/word/2010/wordprocessingShape" mc:Ignorable="w14 w15 w16se w16cid w16 w16cex w16sdtdh w16sdtfl w16du wp14">
   <w:body>
     <w:p>
       <w:pPr>
@@ -32,8 +32,10 @@
           <w:color w:val="9CC2E5" w:themeColor="accent1" w:themeTint="99"/>
           <w:sz w:val="16"/>
           <w:szCs w:val="16"/>
-        </w:rPr>
-      </w:pPr>
+          <w:lang w:val="fr-FR"/>
+        </w:rPr>
+      </w:pPr>
+      <w:proofErr w:type="gramStart"/>
       <w:r>
         <w:rPr>
           <w:rFonts w:ascii="Arial" w:hAnsi="Arial" w:cs="Arial"/>
@@ -42,9 +44,11 @@
           <w:color w:val="4472C4" w:themeColor="accent5"/>
           <w:sz w:val="24"/>
           <w:szCs w:val="24"/>
-        </w:rPr>
-        <w:t>v8.1.1</w:t>
-      </w:r>
+          <w:lang w:val="fr-FR"/>
+        </w:rPr>
+        <w:t>v</w:t>
+      </w:r>
+      <w:proofErr w:type="gramEnd"/>
       <w:r>
         <w:rPr>
           <w:rFonts w:ascii="Arial" w:hAnsi="Arial" w:cs="Arial"/>
@@ -53,8 +57,9 @@
           <w:color w:val="4472C4" w:themeColor="accent5"/>
           <w:sz w:val="24"/>
           <w:szCs w:val="24"/>
-        </w:rPr>
-        <w:t>8</w:t>
+          <w:lang w:val="fr-FR"/>
+        </w:rPr>
+        <w:t>8.1.18</w:t>
       </w:r>
       <w:r>
         <w:rPr>
@@ -64,30 +69,10 @@
           <w:color w:val="4472C4" w:themeColor="accent5"/>
           <w:sz w:val="24"/>
           <w:szCs w:val="24"/>
+          <w:lang w:val="fr-FR"/>
         </w:rPr>
         <w:tab/>
-      </w:r>
-      <w:r>
-        <w:rPr>
-          <w:rFonts w:ascii="Arial" w:hAnsi="Arial" w:cs="Arial"/>
-          <w:b/>
-          <w:bCs/>
-          <w:color w:val="4472C4" w:themeColor="accent5"/>
-          <w:sz w:val="24"/>
-          <w:szCs w:val="24"/>
-        </w:rPr>
-        <w:t>xx/xx</w:t>
-      </w:r>
-      <w:r>
-        <w:rPr>
-          <w:rFonts w:ascii="Arial" w:hAnsi="Arial" w:cs="Arial"/>
-          <w:b/>
-          <w:bCs/>
-          <w:color w:val="4472C4" w:themeColor="accent5"/>
-          <w:sz w:val="24"/>
-          <w:szCs w:val="24"/>
-        </w:rPr>
-        <w:t>/2026</w:t>
+        <w:t>xx/xx/2026</w:t>
       </w:r>
     </w:p>
     <w:p>
@@ -229,7 +214,27 @@
           <w:lang w:val="fr-FR"/>
         </w:rPr>
         <w:tab/>
-        <w:t>Les valeurs de zone/groupe/ensemble des paramètres E/S sont correctement mémorisées.</w:t>
+        <w:t xml:space="preserve">Les valeurs de zone/groupe/ensemble des paramètres E/S </w:t>
+      </w:r>
+      <w:r>
+        <w:rPr>
+          <w:rFonts w:ascii="Arial" w:hAnsi="Arial" w:cs="Arial"/>
+          <w:color w:val="1F497D"/>
+          <w:sz w:val="18"/>
+          <w:szCs w:val="18"/>
+          <w:lang w:val="fr-FR"/>
+        </w:rPr>
+        <w:t>sont bien enregistrées</w:t>
+      </w:r>
+      <w:r>
+        <w:rPr>
+          <w:rFonts w:ascii="Arial" w:hAnsi="Arial" w:cs="Arial"/>
+          <w:color w:val="1F497D"/>
+          <w:sz w:val="18"/>
+          <w:szCs w:val="18"/>
+          <w:lang w:val="fr-FR"/>
+        </w:rPr>
+        <w:t>.</w:t>
       </w:r>
     </w:p>
     <w:p>
@@ -315,7 +320,36 @@
           <w:lang w:val="fr-FR"/>
         </w:rPr>
         <w:tab/>
-        <w:t>Le clic droit + coller dans les champs de texte, etc., est maintenant empêché lorsque les données sont en lecture seule.</w:t>
+      </w:r>
+      <w:r>
+        <w:rPr>
+          <w:rFonts w:ascii="Arial" w:hAnsi="Arial" w:cs="Arial"/>
+          <w:color w:val="1F497D"/>
+          <w:sz w:val="18"/>
+          <w:szCs w:val="18"/>
+          <w:lang w:val="fr-FR"/>
+        </w:rPr>
+        <w:t>Les fichiers de données qui spécifient un panneau à boucle unique peuvent contenir des données d'appareils pour « Boucle 2 » – ces fichiers ne pouvaient pas être ouverts. Les appareils pour des boucles inexistantes sont maintenant ignorés et les fichiers peuvent être lus</w:t>
+      </w:r>
+      <w:r>
+        <w:rPr>
+          <w:rFonts w:ascii="Arial" w:hAnsi="Arial" w:cs="Arial"/>
+          <w:color w:val="1F497D"/>
+          <w:sz w:val="18"/>
+          <w:szCs w:val="18"/>
+          <w:lang w:val="fr-FR"/>
+        </w:rPr>
+        <w:t xml:space="preserve"> </w:t>
+      </w:r>
+      <w:r>
+        <w:rPr>
+          <w:rFonts w:ascii="Arial" w:hAnsi="Arial" w:cs="Arial"/>
+          <w:color w:val="1F497D"/>
+          <w:sz w:val="18"/>
+          <w:szCs w:val="18"/>
+          <w:lang w:val="fr-FR"/>
+        </w:rPr>
+        <w:t>avec succès.</w:t>
       </w:r>
     </w:p>
     <w:p>
@@ -358,264 +392,7 @@
           <w:lang w:val="fr-FR"/>
         </w:rPr>
         <w:tab/>
-      </w:r>
-      <w:proofErr w:type="gramStart"/>
-      <w:r>
-        <w:rPr>
-          <w:rFonts w:ascii="Arial" w:hAnsi="Arial" w:cs="Arial"/>
-          <w:color w:val="1F497D"/>
-          <w:sz w:val="18"/>
-          <w:szCs w:val="18"/>
-          <w:lang w:val="fr-FR"/>
-        </w:rPr>
-        <w:t>Impression:</w:t>
-      </w:r>
-      <w:proofErr w:type="gramEnd"/>
-      <w:r>
-        <w:rPr>
-          <w:rFonts w:ascii="Arial" w:hAnsi="Arial" w:cs="Arial"/>
-          <w:color w:val="1F497D"/>
-          <w:sz w:val="18"/>
-          <w:szCs w:val="18"/>
-          <w:lang w:val="fr-FR"/>
-        </w:rPr>
-        <w:t xml:space="preserve"> </w:t>
-      </w:r>
-      <w:r>
-        <w:rPr>
-          <w:rFonts w:ascii="Arial" w:hAnsi="Arial" w:cs="Arial"/>
-          <w:color w:val="1F497D"/>
-          <w:sz w:val="18"/>
-          <w:szCs w:val="18"/>
-          <w:lang w:val="fr-FR"/>
-        </w:rPr>
-        <w:br/>
-        <w:t>•</w:t>
-      </w:r>
-      <w:r>
-        <w:rPr>
-          <w:rFonts w:ascii="Arial" w:hAnsi="Arial" w:cs="Arial"/>
-          <w:color w:val="1F497D"/>
-          <w:sz w:val="18"/>
-          <w:szCs w:val="18"/>
-          <w:lang w:val="fr-FR"/>
-        </w:rPr>
-        <w:tab/>
-        <w:t>Les paramètres d'entrée/sortie affichent maintenant les bons numéros de groupe/ensemble</w:t>
-      </w:r>
-      <w:r>
-        <w:rPr>
-          <w:rFonts w:ascii="Arial" w:hAnsi="Arial" w:cs="Arial"/>
-          <w:color w:val="1F497D"/>
-          <w:sz w:val="18"/>
-          <w:szCs w:val="18"/>
-          <w:lang w:val="fr-FR"/>
-        </w:rPr>
-        <w:br/>
-        <w:t>•</w:t>
-      </w:r>
-      <w:r>
-        <w:rPr>
-          <w:rFonts w:ascii="Arial" w:hAnsi="Arial" w:cs="Arial"/>
-          <w:color w:val="1F497D"/>
-          <w:sz w:val="18"/>
-          <w:szCs w:val="18"/>
-          <w:lang w:val="fr-FR"/>
-        </w:rPr>
-        <w:tab/>
-        <w:t xml:space="preserve">L'ordre de tri a été corrigé pour l'impression des </w:t>
-      </w:r>
-      <w:r>
-        <w:rPr>
-          <w:rFonts w:ascii="Arial" w:hAnsi="Arial" w:cs="Arial"/>
-          <w:color w:val="1F497D"/>
-          <w:sz w:val="18"/>
-          <w:szCs w:val="18"/>
-          <w:lang w:val="fr-FR"/>
-        </w:rPr>
-        <w:t>dispositifs</w:t>
-      </w:r>
-      <w:r>
-        <w:rPr>
-          <w:rFonts w:ascii="Arial" w:hAnsi="Arial" w:cs="Arial"/>
-          <w:color w:val="1F497D"/>
-          <w:sz w:val="18"/>
-          <w:szCs w:val="18"/>
-          <w:lang w:val="fr-FR"/>
-        </w:rPr>
-        <w:t xml:space="preserve"> lorsque « Trier par groupe/zone/zone » est sélectionné</w:t>
-      </w:r>
-      <w:r>
-        <w:rPr>
-          <w:rFonts w:ascii="Arial" w:hAnsi="Arial" w:cs="Arial"/>
-          <w:color w:val="1F497D"/>
-          <w:sz w:val="18"/>
-          <w:szCs w:val="18"/>
-          <w:lang w:val="fr-FR"/>
-        </w:rPr>
-        <w:br/>
-        <w:t>•</w:t>
-      </w:r>
-      <w:r>
-        <w:rPr>
-          <w:rFonts w:ascii="Arial" w:hAnsi="Arial" w:cs="Arial"/>
-          <w:color w:val="1F497D"/>
-          <w:sz w:val="18"/>
-          <w:szCs w:val="18"/>
-          <w:lang w:val="fr-FR"/>
-        </w:rPr>
-        <w:tab/>
-        <w:t xml:space="preserve">La zone et le groupe sont maintenant affichés pour les </w:t>
-      </w:r>
-      <w:r>
-        <w:rPr>
-          <w:rFonts w:ascii="Arial" w:hAnsi="Arial" w:cs="Arial"/>
-          <w:color w:val="1F497D"/>
-          <w:sz w:val="18"/>
-          <w:szCs w:val="18"/>
-          <w:lang w:val="fr-FR"/>
-        </w:rPr>
-        <w:t>dispositifs</w:t>
-      </w:r>
-      <w:r>
-        <w:rPr>
-          <w:rFonts w:ascii="Arial" w:hAnsi="Arial" w:cs="Arial"/>
-          <w:color w:val="1F497D"/>
-          <w:sz w:val="18"/>
-          <w:szCs w:val="18"/>
-          <w:lang w:val="fr-FR"/>
-        </w:rPr>
-        <w:t xml:space="preserve"> </w:t>
-      </w:r>
-      <w:r>
-        <w:rPr>
-          <w:rFonts w:ascii="Arial" w:hAnsi="Arial" w:cs="Arial"/>
-          <w:color w:val="1F497D"/>
-          <w:sz w:val="18"/>
-          <w:szCs w:val="18"/>
-          <w:lang w:val="fr-FR"/>
-        </w:rPr>
-        <w:t>ayant l</w:t>
-      </w:r>
-      <w:r>
-        <w:rPr>
-          <w:rFonts w:ascii="Arial" w:hAnsi="Arial" w:cs="Arial"/>
-          <w:color w:val="1F497D"/>
-          <w:sz w:val="18"/>
-          <w:szCs w:val="18"/>
-          <w:lang w:val="fr-FR"/>
-        </w:rPr>
-        <w:t>es deux (par ex. détecteur optique CAST Pro).</w:t>
-      </w:r>
-      <w:r>
-        <w:rPr>
-          <w:rFonts w:ascii="Arial" w:hAnsi="Arial" w:cs="Arial"/>
-          <w:color w:val="1F497D"/>
-          <w:sz w:val="18"/>
-          <w:szCs w:val="18"/>
-          <w:lang w:val="fr-FR"/>
-        </w:rPr>
-        <w:br/>
-        <w:t>•</w:t>
-      </w:r>
-      <w:r>
-        <w:rPr>
-          <w:rFonts w:ascii="Arial" w:hAnsi="Arial" w:cs="Arial"/>
-          <w:color w:val="1F497D"/>
-          <w:sz w:val="18"/>
-          <w:szCs w:val="18"/>
-          <w:lang w:val="fr-FR"/>
-        </w:rPr>
-        <w:tab/>
-        <w:t>les zones/groupes/ensembles qui ne sont pas définis ne provoquent plus de message d'erreur.</w:t>
-      </w:r>
-    </w:p>
-    <w:p>
-      <w:pPr>
-        <w:tabs>
-          <w:tab w:val="left" w:pos="993"/>
-        </w:tabs>
-        <w:rPr>
-          <w:rFonts w:ascii="Arial" w:hAnsi="Arial" w:cs="Arial"/>
-          <w:color w:val="9CC2E5" w:themeColor="accent1" w:themeTint="99"/>
-          <w:sz w:val="16"/>
-          <w:szCs w:val="16"/>
-          <w:lang w:val="fr-FR"/>
-        </w:rPr>
-      </w:pPr>
-      <w:r>
-        <w:rPr>
-          <w:rFonts w:ascii="Arial" w:hAnsi="Arial" w:cs="Arial"/>
-          <w:b/>
-          <w:bCs/>
-          <w:color w:val="4472C4" w:themeColor="accent5"/>
-          <w:sz w:val="18"/>
-          <w:szCs w:val="18"/>
-          <w:lang w:val="fr-FR"/>
-        </w:rPr>
-        <w:br/>
-      </w:r>
-      <w:proofErr w:type="gramStart"/>
-      <w:r>
-        <w:rPr>
-          <w:rFonts w:ascii="Arial" w:hAnsi="Arial" w:cs="Arial"/>
-          <w:b/>
-          <w:bCs/>
-          <w:color w:val="4472C4" w:themeColor="accent5"/>
-          <w:sz w:val="24"/>
-          <w:szCs w:val="24"/>
-          <w:lang w:val="fr-FR"/>
-        </w:rPr>
-        <w:t>v</w:t>
-      </w:r>
-      <w:proofErr w:type="gramEnd"/>
-      <w:r>
-        <w:rPr>
-          <w:rFonts w:ascii="Arial" w:hAnsi="Arial" w:cs="Arial"/>
-          <w:b/>
-          <w:bCs/>
-          <w:color w:val="4472C4" w:themeColor="accent5"/>
-          <w:sz w:val="24"/>
-          <w:szCs w:val="24"/>
-          <w:lang w:val="fr-FR"/>
-        </w:rPr>
-        <w:t>8.1.17</w:t>
-      </w:r>
-      <w:r>
-        <w:rPr>
-          <w:rFonts w:ascii="Arial" w:hAnsi="Arial" w:cs="Arial"/>
-          <w:b/>
-          <w:bCs/>
-          <w:color w:val="4472C4" w:themeColor="accent5"/>
-          <w:sz w:val="24"/>
-          <w:szCs w:val="24"/>
-          <w:lang w:val="fr-FR"/>
-        </w:rPr>
-        <w:tab/>
-      </w:r>
-      <w:r>
-        <w:rPr>
-          <w:rFonts w:ascii="Arial" w:hAnsi="Arial" w:cs="Arial"/>
-          <w:b/>
-          <w:bCs/>
-          <w:color w:val="4472C4" w:themeColor="accent5"/>
-          <w:sz w:val="24"/>
-          <w:szCs w:val="24"/>
-          <w:lang w:val="fr-FR"/>
-        </w:rPr>
-        <w:t>0</w:t>
-      </w:r>
-      <w:r>
-        <w:rPr>
-          <w:rFonts w:ascii="Arial" w:hAnsi="Arial" w:cs="Arial"/>
-          <w:b/>
-          <w:bCs/>
-          <w:color w:val="4472C4" w:themeColor="accent5"/>
-          <w:sz w:val="24"/>
-          <w:szCs w:val="24"/>
-          <w:lang w:val="fr-FR"/>
-        </w:rPr>
-        <w:t>6/05/2026</w:t>
+        <w:t>Le clic droit + coller dans les champs de texte, etc., est maintenant empêché lorsque les données sont en lecture seule.</w:t>
       </w:r>
     </w:p>
     <w:p>
@@ -633,25 +410,333 @@
         <w:contextualSpacing/>
         <w:rPr>
           <w:rFonts w:ascii="Arial" w:hAnsi="Arial" w:cs="Arial"/>
-          <w:b/>
-          <w:bCs/>
-          <w:color w:val="1F497D"/>
-          <w:sz w:val="18"/>
-          <w:szCs w:val="18"/>
-          <w:lang w:val="fr-FR"/>
-        </w:rPr>
-      </w:pPr>
-      <w:r>
-        <w:rPr>
-          <w:rFonts w:ascii="Arial" w:hAnsi="Arial" w:cs="Arial"/>
-          <w:b/>
-          <w:bCs/>
-          <w:color w:val="1F497D"/>
-          <w:sz w:val="18"/>
-          <w:szCs w:val="18"/>
-          <w:lang w:val="fr-FR"/>
-        </w:rPr>
-        <w:t>Correctifs</w:t>
+          <w:color w:val="1F497D"/>
+          <w:sz w:val="18"/>
+          <w:szCs w:val="18"/>
+          <w:lang w:val="fr-FR"/>
+        </w:rPr>
+      </w:pPr>
+      <w:r>
+        <w:rPr>
+          <w:rFonts w:ascii="Arial" w:hAnsi="Arial" w:cs="Arial"/>
+          <w:color w:val="1F497D"/>
+          <w:sz w:val="18"/>
+          <w:szCs w:val="18"/>
+          <w:lang w:val="fr-FR"/>
+        </w:rPr>
+        <w:t>•</w:t>
+      </w:r>
+      <w:r>
+        <w:rPr>
+          <w:rFonts w:ascii="Arial" w:hAnsi="Arial" w:cs="Arial"/>
+          <w:color w:val="1F497D"/>
+          <w:sz w:val="18"/>
+          <w:szCs w:val="18"/>
+          <w:lang w:val="fr-FR"/>
+        </w:rPr>
+        <w:tab/>
+      </w:r>
+      <w:proofErr w:type="gramStart"/>
+      <w:r>
+        <w:rPr>
+          <w:rFonts w:ascii="Arial" w:hAnsi="Arial" w:cs="Arial"/>
+          <w:color w:val="1F497D"/>
+          <w:sz w:val="18"/>
+          <w:szCs w:val="18"/>
+          <w:lang w:val="fr-FR"/>
+        </w:rPr>
+        <w:t>Impression:</w:t>
+      </w:r>
+      <w:proofErr w:type="gramEnd"/>
+      <w:r>
+        <w:rPr>
+          <w:rFonts w:ascii="Arial" w:hAnsi="Arial" w:cs="Arial"/>
+          <w:color w:val="1F497D"/>
+          <w:sz w:val="18"/>
+          <w:szCs w:val="18"/>
+          <w:lang w:val="fr-FR"/>
+        </w:rPr>
+        <w:t xml:space="preserve"> </w:t>
+      </w:r>
+      <w:r>
+        <w:rPr>
+          <w:rFonts w:ascii="Arial" w:hAnsi="Arial" w:cs="Arial"/>
+          <w:color w:val="1F497D"/>
+          <w:sz w:val="18"/>
+          <w:szCs w:val="18"/>
+          <w:lang w:val="fr-FR"/>
+        </w:rPr>
+        <w:br/>
+      </w:r>
+      <w:proofErr w:type="gramStart"/>
+      <w:r>
+        <w:rPr>
+          <w:rFonts w:ascii="Arial" w:hAnsi="Arial" w:cs="Arial"/>
+          <w:color w:val="1F497D"/>
+          <w:sz w:val="18"/>
+          <w:szCs w:val="18"/>
+          <w:lang w:val="fr-FR"/>
+        </w:rPr>
+        <w:t>•</w:t>
+      </w:r>
+      <w:r>
+        <w:rPr>
+          <w:rFonts w:ascii="Arial" w:hAnsi="Arial" w:cs="Arial"/>
+          <w:color w:val="1F497D"/>
+          <w:sz w:val="18"/>
+          <w:szCs w:val="18"/>
+          <w:lang w:val="fr-FR"/>
+        </w:rPr>
+        <w:t xml:space="preserve">  </w:t>
+      </w:r>
+      <w:r>
+        <w:rPr>
+          <w:rFonts w:ascii="Arial" w:hAnsi="Arial" w:cs="Arial"/>
+          <w:color w:val="1F497D"/>
+          <w:sz w:val="18"/>
+          <w:szCs w:val="18"/>
+          <w:lang w:val="fr-FR"/>
+        </w:rPr>
+        <w:t>Les</w:t>
+      </w:r>
+      <w:proofErr w:type="gramEnd"/>
+      <w:r>
+        <w:rPr>
+          <w:rFonts w:ascii="Arial" w:hAnsi="Arial" w:cs="Arial"/>
+          <w:color w:val="1F497D"/>
+          <w:sz w:val="18"/>
+          <w:szCs w:val="18"/>
+          <w:lang w:val="fr-FR"/>
+        </w:rPr>
+        <w:t xml:space="preserve"> paramètres d'entrée/sortie affichent maintenant les bons numéros de groupe/ensemble</w:t>
+      </w:r>
+      <w:r>
+        <w:rPr>
+          <w:rFonts w:ascii="Arial" w:hAnsi="Arial" w:cs="Arial"/>
+          <w:color w:val="1F497D"/>
+          <w:sz w:val="18"/>
+          <w:szCs w:val="18"/>
+          <w:lang w:val="fr-FR"/>
+        </w:rPr>
+        <w:t>.</w:t>
+      </w:r>
+      <w:r>
+        <w:rPr>
+          <w:rFonts w:ascii="Arial" w:hAnsi="Arial" w:cs="Arial"/>
+          <w:color w:val="1F497D"/>
+          <w:sz w:val="18"/>
+          <w:szCs w:val="18"/>
+          <w:lang w:val="fr-FR"/>
+        </w:rPr>
+        <w:br/>
+      </w:r>
+      <w:r>
+        <w:rPr>
+          <w:rFonts w:ascii="Arial" w:hAnsi="Arial" w:cs="Arial"/>
+          <w:color w:val="1F497D"/>
+          <w:sz w:val="18"/>
+          <w:szCs w:val="18"/>
+          <w:lang w:val="fr-FR"/>
+        </w:rPr>
+        <w:t>•</w:t>
+      </w:r>
+      <w:r>
+        <w:rPr>
+          <w:rFonts w:ascii="Arial" w:hAnsi="Arial" w:cs="Arial"/>
+          <w:color w:val="1F497D"/>
+          <w:sz w:val="18"/>
+          <w:szCs w:val="18"/>
+          <w:lang w:val="fr-FR"/>
+        </w:rPr>
+        <w:t xml:space="preserve">  </w:t>
+      </w:r>
+      <w:r>
+        <w:rPr>
+          <w:rFonts w:ascii="Arial" w:hAnsi="Arial" w:cs="Arial"/>
+          <w:color w:val="1F497D"/>
+          <w:sz w:val="18"/>
+          <w:szCs w:val="18"/>
+          <w:lang w:val="fr-FR"/>
+        </w:rPr>
+        <w:t>L'ordre de tri pour l'impression des appareils a été rendu cohérent</w:t>
+      </w:r>
+      <w:r>
+        <w:rPr>
+          <w:rFonts w:ascii="Arial" w:hAnsi="Arial" w:cs="Arial"/>
+          <w:color w:val="1F497D"/>
+          <w:sz w:val="18"/>
+          <w:szCs w:val="18"/>
+          <w:lang w:val="fr-FR"/>
+        </w:rPr>
+        <w:t>.</w:t>
+      </w:r>
+      <w:r>
+        <w:rPr>
+          <w:rFonts w:ascii="Arial" w:hAnsi="Arial" w:cs="Arial"/>
+          <w:color w:val="1F497D"/>
+          <w:sz w:val="18"/>
+          <w:szCs w:val="18"/>
+          <w:lang w:val="fr-FR"/>
+        </w:rPr>
+        <w:br/>
+      </w:r>
+      <w:r>
+        <w:rPr>
+          <w:rFonts w:ascii="Arial" w:hAnsi="Arial" w:cs="Arial"/>
+          <w:color w:val="1F497D"/>
+          <w:sz w:val="18"/>
+          <w:szCs w:val="18"/>
+          <w:lang w:val="fr-FR"/>
+        </w:rPr>
+        <w:t>•</w:t>
+      </w:r>
+      <w:r>
+        <w:rPr>
+          <w:rFonts w:ascii="Arial" w:hAnsi="Arial" w:cs="Arial"/>
+          <w:color w:val="1F497D"/>
+          <w:sz w:val="18"/>
+          <w:szCs w:val="18"/>
+          <w:lang w:val="fr-FR"/>
+        </w:rPr>
+        <w:t xml:space="preserve">  </w:t>
+      </w:r>
+      <w:r>
+        <w:rPr>
+          <w:rFonts w:ascii="Arial" w:hAnsi="Arial" w:cs="Arial"/>
+          <w:color w:val="1F497D"/>
+          <w:sz w:val="18"/>
+          <w:szCs w:val="18"/>
+          <w:lang w:val="fr-FR"/>
+        </w:rPr>
+        <w:t>Les zones et les groupes sont maintenant affichés pour les appareils concernés</w:t>
+      </w:r>
+      <w:r>
+        <w:rPr>
+          <w:rFonts w:ascii="Arial" w:hAnsi="Arial" w:cs="Arial"/>
+          <w:color w:val="1F497D"/>
+          <w:sz w:val="18"/>
+          <w:szCs w:val="18"/>
+          <w:lang w:val="fr-FR"/>
+        </w:rPr>
+        <w:br/>
+      </w:r>
+      <w:r>
+        <w:rPr>
+          <w:rFonts w:ascii="Arial" w:hAnsi="Arial" w:cs="Arial"/>
+          <w:color w:val="1F497D"/>
+          <w:sz w:val="18"/>
+          <w:szCs w:val="18"/>
+          <w:lang w:val="fr-FR"/>
+        </w:rPr>
+        <w:t>•</w:t>
+      </w:r>
+      <w:r>
+        <w:rPr>
+          <w:rFonts w:ascii="Arial" w:hAnsi="Arial" w:cs="Arial"/>
+          <w:color w:val="1F497D"/>
+          <w:sz w:val="18"/>
+          <w:szCs w:val="18"/>
+          <w:lang w:val="fr-FR"/>
+        </w:rPr>
+        <w:t xml:space="preserve">  </w:t>
+      </w:r>
+      <w:r>
+        <w:rPr>
+          <w:rFonts w:ascii="Arial" w:hAnsi="Arial" w:cs="Arial"/>
+          <w:color w:val="1F497D"/>
+          <w:sz w:val="18"/>
+          <w:szCs w:val="18"/>
+          <w:lang w:val="fr-FR"/>
+        </w:rPr>
+        <w:t>les zones/groupes/ensembles qui ne sont pas définis ne provoquent plus de message d'erreur.</w:t>
+      </w:r>
+    </w:p>
+    <w:p>
+      <w:pPr>
+        <w:tabs>
+          <w:tab w:val="left" w:pos="993"/>
+        </w:tabs>
+        <w:rPr>
+          <w:rFonts w:ascii="Arial" w:hAnsi="Arial" w:cs="Arial"/>
+          <w:color w:val="9CC2E5" w:themeColor="accent1" w:themeTint="99"/>
+          <w:sz w:val="16"/>
+          <w:szCs w:val="16"/>
+          <w:lang w:val="fr-FR"/>
+        </w:rPr>
+      </w:pPr>
+      <w:r>
+        <w:rPr>
+          <w:rFonts w:ascii="Arial" w:hAnsi="Arial" w:cs="Arial"/>
+          <w:b/>
+          <w:bCs/>
+          <w:color w:val="4472C4" w:themeColor="accent5"/>
+          <w:sz w:val="18"/>
+          <w:szCs w:val="18"/>
+          <w:lang w:val="fr-FR"/>
+        </w:rPr>
+        <w:br/>
+      </w:r>
+      <w:proofErr w:type="gramStart"/>
+      <w:r>
+        <w:rPr>
+          <w:rFonts w:ascii="Arial" w:hAnsi="Arial" w:cs="Arial"/>
+          <w:b/>
+          <w:bCs/>
+          <w:color w:val="4472C4" w:themeColor="accent5"/>
+          <w:sz w:val="24"/>
+          <w:szCs w:val="24"/>
+          <w:lang w:val="fr-FR"/>
+        </w:rPr>
+        <w:t>v</w:t>
+      </w:r>
+      <w:proofErr w:type="gramEnd"/>
+      <w:r>
+        <w:rPr>
+          <w:rFonts w:ascii="Arial" w:hAnsi="Arial" w:cs="Arial"/>
+          <w:b/>
+          <w:bCs/>
+          <w:color w:val="4472C4" w:themeColor="accent5"/>
+          <w:sz w:val="24"/>
+          <w:szCs w:val="24"/>
+          <w:lang w:val="fr-FR"/>
+        </w:rPr>
+        <w:t>8.1.17</w:t>
+      </w:r>
+      <w:r>
+        <w:rPr>
+          <w:rFonts w:ascii="Arial" w:hAnsi="Arial" w:cs="Arial"/>
+          <w:b/>
+          <w:bCs/>
+          <w:color w:val="4472C4" w:themeColor="accent5"/>
+          <w:sz w:val="24"/>
+          <w:szCs w:val="24"/>
+          <w:lang w:val="fr-FR"/>
+        </w:rPr>
+        <w:tab/>
+      </w:r>
+      <w:r>
+        <w:rPr>
+          <w:rFonts w:ascii="Arial" w:hAnsi="Arial" w:cs="Arial"/>
+          <w:b/>
+          <w:bCs/>
+          <w:color w:val="4472C4" w:themeColor="accent5"/>
+          <w:sz w:val="24"/>
+          <w:szCs w:val="24"/>
+          <w:lang w:val="fr-FR"/>
+        </w:rPr>
+        <w:t>0</w:t>
+      </w:r>
+      <w:r>
+        <w:rPr>
+          <w:rFonts w:ascii="Arial" w:hAnsi="Arial" w:cs="Arial"/>
+          <w:b/>
+          <w:bCs/>
+          <w:color w:val="4472C4" w:themeColor="accent5"/>
+          <w:sz w:val="24"/>
+          <w:szCs w:val="24"/>
+          <w:lang w:val="fr-FR"/>
+        </w:rPr>
+        <w:t>6/05/2026</w:t>
       </w:r>
     </w:p>
     <w:p>
@@ -669,52 +754,25 @@
         <w:contextualSpacing/>
         <w:rPr>
           <w:rFonts w:ascii="Arial" w:hAnsi="Arial" w:cs="Arial"/>
-          <w:color w:val="1F497D"/>
-          <w:sz w:val="18"/>
-          <w:szCs w:val="18"/>
-          <w:lang w:val="fr-FR"/>
-        </w:rPr>
-      </w:pPr>
-      <w:r>
-        <w:rPr>
-          <w:rFonts w:ascii="Arial" w:hAnsi="Arial" w:cs="Arial"/>
-          <w:color w:val="1F497D"/>
-          <w:sz w:val="18"/>
-          <w:szCs w:val="18"/>
-          <w:lang w:val="fr-FR"/>
-        </w:rPr>
-        <w:t>•</w:t>
-      </w:r>
-      <w:r>
-        <w:rPr>
-          <w:rFonts w:ascii="Arial" w:hAnsi="Arial" w:cs="Arial"/>
-          <w:color w:val="1F497D"/>
-          <w:sz w:val="18"/>
-          <w:szCs w:val="18"/>
-          <w:lang w:val="fr-FR"/>
-        </w:rPr>
-        <w:tab/>
-        <w:t xml:space="preserve">Les options de zone de la page Causes et </w:t>
-      </w:r>
-      <w:r>
-        <w:rPr>
-          <w:rFonts w:ascii="Arial" w:hAnsi="Arial" w:cs="Arial"/>
-          <w:color w:val="1F497D"/>
-          <w:sz w:val="18"/>
-          <w:szCs w:val="18"/>
-          <w:lang w:val="fr-FR"/>
-        </w:rPr>
-        <w:t>E</w:t>
-      </w:r>
-      <w:r>
-        <w:rPr>
-          <w:rFonts w:ascii="Arial" w:hAnsi="Arial" w:cs="Arial"/>
-          <w:color w:val="1F497D"/>
-          <w:sz w:val="18"/>
-          <w:szCs w:val="18"/>
-          <w:lang w:val="fr-FR"/>
-        </w:rPr>
-        <w:t>ffets affichant des ensembles à la place ont été corrigées.</w:t>
+          <w:b/>
+          <w:bCs/>
+          <w:color w:val="1F497D"/>
+          <w:sz w:val="18"/>
+          <w:szCs w:val="18"/>
+          <w:lang w:val="fr-FR"/>
+        </w:rPr>
+      </w:pPr>
+      <w:r>
+        <w:rPr>
+          <w:rFonts w:ascii="Arial" w:hAnsi="Arial" w:cs="Arial"/>
+          <w:b/>
+          <w:bCs/>
+          <w:color w:val="1F497D"/>
+          <w:sz w:val="18"/>
+          <w:szCs w:val="18"/>
+          <w:lang w:val="fr-FR"/>
+        </w:rPr>
+        <w:t>Correctifs</w:t>
       </w:r>
     </w:p>
     <w:p>
@@ -728,126 +786,56 @@
         </w:tabs>
         <w:suppressAutoHyphens/>
         <w:autoSpaceDN w:val="0"/>
-        <w:contextualSpacing/>
-        <w:rPr>
-          <w:rFonts w:ascii="Arial" w:hAnsi="Arial" w:cs="Arial"/>
-          <w:color w:val="1F497D"/>
-          <w:sz w:val="18"/>
-          <w:szCs w:val="18"/>
-          <w:lang w:val="fr-FR"/>
-        </w:rPr>
-      </w:pPr>
-    </w:p>
-    <w:p>
-      <w:pPr>
-        <w:tabs>
-          <w:tab w:val="left" w:pos="993"/>
-        </w:tabs>
-        <w:rPr>
-          <w:rFonts w:ascii="Arial" w:hAnsi="Arial" w:cs="Arial"/>
-          <w:color w:val="9CC2E5" w:themeColor="accent1" w:themeTint="99"/>
-          <w:sz w:val="16"/>
-          <w:szCs w:val="16"/>
-          <w:lang w:val="fr-FR"/>
-        </w:rPr>
-      </w:pPr>
-      <w:proofErr w:type="gramStart"/>
-      <w:r>
-        <w:rPr>
-          <w:rFonts w:ascii="Arial" w:hAnsi="Arial" w:cs="Arial"/>
-          <w:b/>
-          <w:bCs/>
-          <w:color w:val="4472C4" w:themeColor="accent5"/>
-          <w:sz w:val="24"/>
-          <w:szCs w:val="24"/>
-          <w:lang w:val="fr-FR"/>
-        </w:rPr>
-        <w:t>v</w:t>
-      </w:r>
-      <w:proofErr w:type="gramEnd"/>
-      <w:r>
-        <w:rPr>
-          <w:rFonts w:ascii="Arial" w:hAnsi="Arial" w:cs="Arial"/>
-          <w:b/>
-          <w:bCs/>
-          <w:color w:val="4472C4" w:themeColor="accent5"/>
-          <w:sz w:val="24"/>
-          <w:szCs w:val="24"/>
-          <w:lang w:val="fr-FR"/>
-        </w:rPr>
-        <w:t>8.1.</w:t>
-      </w:r>
-      <w:r>
-        <w:rPr>
-          <w:rFonts w:ascii="Arial" w:hAnsi="Arial" w:cs="Arial"/>
-          <w:b/>
-          <w:bCs/>
-          <w:color w:val="4472C4" w:themeColor="accent5"/>
-          <w:sz w:val="24"/>
-          <w:szCs w:val="24"/>
-          <w:lang w:val="fr-FR"/>
-        </w:rPr>
-        <w:t>16</w:t>
-      </w:r>
-      <w:r>
-        <w:rPr>
-          <w:rFonts w:ascii="Arial" w:hAnsi="Arial" w:cs="Arial"/>
-          <w:b/>
-          <w:bCs/>
-          <w:color w:val="4472C4" w:themeColor="accent5"/>
-          <w:sz w:val="24"/>
-          <w:szCs w:val="24"/>
+        <w:ind w:left="284" w:hanging="284"/>
+        <w:contextualSpacing/>
+        <w:rPr>
+          <w:rFonts w:ascii="Arial" w:hAnsi="Arial" w:cs="Arial"/>
+          <w:color w:val="1F497D"/>
+          <w:sz w:val="18"/>
+          <w:szCs w:val="18"/>
+          <w:lang w:val="fr-FR"/>
+        </w:rPr>
+      </w:pPr>
+      <w:r>
+        <w:rPr>
+          <w:rFonts w:ascii="Arial" w:hAnsi="Arial" w:cs="Arial"/>
+          <w:color w:val="1F497D"/>
+          <w:sz w:val="18"/>
+          <w:szCs w:val="18"/>
+          <w:lang w:val="fr-FR"/>
+        </w:rPr>
+        <w:t>•</w:t>
+      </w:r>
+      <w:r>
+        <w:rPr>
+          <w:rFonts w:ascii="Arial" w:hAnsi="Arial" w:cs="Arial"/>
+          <w:color w:val="1F497D"/>
+          <w:sz w:val="18"/>
+          <w:szCs w:val="18"/>
           <w:lang w:val="fr-FR"/>
         </w:rPr>
         <w:tab/>
-      </w:r>
-      <w:r>
-        <w:rPr>
-          <w:rFonts w:ascii="Arial" w:hAnsi="Arial" w:cs="Arial"/>
-          <w:b/>
-          <w:bCs/>
-          <w:color w:val="4472C4" w:themeColor="accent5"/>
-          <w:sz w:val="24"/>
-          <w:szCs w:val="24"/>
-          <w:lang w:val="fr-FR"/>
-        </w:rPr>
-        <w:t>29</w:t>
-      </w:r>
-      <w:r>
-        <w:rPr>
-          <w:rFonts w:ascii="Arial" w:hAnsi="Arial" w:cs="Arial"/>
-          <w:b/>
-          <w:bCs/>
-          <w:color w:val="4472C4" w:themeColor="accent5"/>
-          <w:sz w:val="24"/>
-          <w:szCs w:val="24"/>
-          <w:lang w:val="fr-FR"/>
-        </w:rPr>
-        <w:t>/</w:t>
-      </w:r>
-      <w:r>
-        <w:rPr>
-          <w:rFonts w:ascii="Arial" w:hAnsi="Arial" w:cs="Arial"/>
-          <w:b/>
-          <w:bCs/>
-          <w:color w:val="4472C4" w:themeColor="accent5"/>
-          <w:sz w:val="24"/>
-          <w:szCs w:val="24"/>
-          <w:lang w:val="fr-FR"/>
-        </w:rPr>
-        <w:t>04</w:t>
-      </w:r>
-      <w:r>
-        <w:rPr>
-          <w:rFonts w:ascii="Arial" w:hAnsi="Arial" w:cs="Arial"/>
-          <w:b/>
-          <w:bCs/>
-          <w:color w:val="4472C4" w:themeColor="accent5"/>
-          <w:sz w:val="24"/>
-          <w:szCs w:val="24"/>
-          <w:lang w:val="fr-FR"/>
-        </w:rPr>
-        <w:t>/2026</w:t>
+        <w:t xml:space="preserve">Les options de zone de la page Causes et </w:t>
+      </w:r>
+      <w:r>
+        <w:rPr>
+          <w:rFonts w:ascii="Arial" w:hAnsi="Arial" w:cs="Arial"/>
+          <w:color w:val="1F497D"/>
+          <w:sz w:val="18"/>
+          <w:szCs w:val="18"/>
+          <w:lang w:val="fr-FR"/>
+        </w:rPr>
+        <w:t>E</w:t>
+      </w:r>
+      <w:r>
+        <w:rPr>
+          <w:rFonts w:ascii="Arial" w:hAnsi="Arial" w:cs="Arial"/>
+          <w:color w:val="1F497D"/>
+          <w:sz w:val="18"/>
+          <w:szCs w:val="18"/>
+          <w:lang w:val="fr-FR"/>
+        </w:rPr>
+        <w:t>ffets affichant des ensembles à la place ont été corrigées.</w:t>
       </w:r>
     </w:p>
     <w:p>
@@ -861,29 +849,126 @@
         </w:tabs>
         <w:suppressAutoHyphens/>
         <w:autoSpaceDN w:val="0"/>
-        <w:ind w:left="284" w:hanging="284"/>
-        <w:contextualSpacing/>
-        <w:rPr>
-          <w:rFonts w:ascii="Arial" w:hAnsi="Arial" w:cs="Arial"/>
-          <w:b/>
-          <w:bCs/>
-          <w:color w:val="1F497D"/>
-          <w:sz w:val="18"/>
-          <w:szCs w:val="18"/>
-          <w:lang w:val="fr-FR"/>
-        </w:rPr>
-      </w:pPr>
-      <w:r>
-        <w:rPr>
-          <w:rFonts w:ascii="Arial" w:hAnsi="Arial" w:cs="Arial"/>
-          <w:b/>
-          <w:bCs/>
-          <w:color w:val="1F497D"/>
-          <w:sz w:val="18"/>
-          <w:szCs w:val="18"/>
-          <w:lang w:val="fr-FR"/>
-        </w:rPr>
-        <w:t>Correctifs</w:t>
+        <w:contextualSpacing/>
+        <w:rPr>
+          <w:rFonts w:ascii="Arial" w:hAnsi="Arial" w:cs="Arial"/>
+          <w:color w:val="1F497D"/>
+          <w:sz w:val="18"/>
+          <w:szCs w:val="18"/>
+          <w:lang w:val="fr-FR"/>
+        </w:rPr>
+      </w:pPr>
+    </w:p>
+    <w:p>
+      <w:pPr>
+        <w:tabs>
+          <w:tab w:val="left" w:pos="993"/>
+        </w:tabs>
+        <w:rPr>
+          <w:rFonts w:ascii="Arial" w:hAnsi="Arial" w:cs="Arial"/>
+          <w:color w:val="9CC2E5" w:themeColor="accent1" w:themeTint="99"/>
+          <w:sz w:val="16"/>
+          <w:szCs w:val="16"/>
+          <w:lang w:val="fr-FR"/>
+        </w:rPr>
+      </w:pPr>
+      <w:proofErr w:type="gramStart"/>
+      <w:r>
+        <w:rPr>
+          <w:rFonts w:ascii="Arial" w:hAnsi="Arial" w:cs="Arial"/>
+          <w:b/>
+          <w:bCs/>
+          <w:color w:val="4472C4" w:themeColor="accent5"/>
+          <w:sz w:val="24"/>
+          <w:szCs w:val="24"/>
+          <w:lang w:val="fr-FR"/>
+        </w:rPr>
+        <w:t>v</w:t>
+      </w:r>
+      <w:proofErr w:type="gramEnd"/>
+      <w:r>
+        <w:rPr>
+          <w:rFonts w:ascii="Arial" w:hAnsi="Arial" w:cs="Arial"/>
+          <w:b/>
+          <w:bCs/>
+          <w:color w:val="4472C4" w:themeColor="accent5"/>
+          <w:sz w:val="24"/>
+          <w:szCs w:val="24"/>
+          <w:lang w:val="fr-FR"/>
+        </w:rPr>
+        <w:t>8.1.</w:t>
+      </w:r>
+      <w:r>
+        <w:rPr>
+          <w:rFonts w:ascii="Arial" w:hAnsi="Arial" w:cs="Arial"/>
+          <w:b/>
+          <w:bCs/>
+          <w:color w:val="4472C4" w:themeColor="accent5"/>
+          <w:sz w:val="24"/>
+          <w:szCs w:val="24"/>
+          <w:lang w:val="fr-FR"/>
+        </w:rPr>
+        <w:t>16</w:t>
+      </w:r>
+      <w:r>
+        <w:rPr>
+          <w:rFonts w:ascii="Arial" w:hAnsi="Arial" w:cs="Arial"/>
+          <w:b/>
+          <w:bCs/>
+          <w:color w:val="4472C4" w:themeColor="accent5"/>
+          <w:sz w:val="24"/>
+          <w:szCs w:val="24"/>
+          <w:lang w:val="fr-FR"/>
+        </w:rPr>
+        <w:tab/>
+      </w:r>
+      <w:r>
+        <w:rPr>
+          <w:rFonts w:ascii="Arial" w:hAnsi="Arial" w:cs="Arial"/>
+          <w:b/>
+          <w:bCs/>
+          <w:color w:val="4472C4" w:themeColor="accent5"/>
+          <w:sz w:val="24"/>
+          <w:szCs w:val="24"/>
+          <w:lang w:val="fr-FR"/>
+        </w:rPr>
+        <w:t>29</w:t>
+      </w:r>
+      <w:r>
+        <w:rPr>
+          <w:rFonts w:ascii="Arial" w:hAnsi="Arial" w:cs="Arial"/>
+          <w:b/>
+          <w:bCs/>
+          <w:color w:val="4472C4" w:themeColor="accent5"/>
+          <w:sz w:val="24"/>
+          <w:szCs w:val="24"/>
+          <w:lang w:val="fr-FR"/>
+        </w:rPr>
+        <w:t>/</w:t>
+      </w:r>
+      <w:r>
+        <w:rPr>
+          <w:rFonts w:ascii="Arial" w:hAnsi="Arial" w:cs="Arial"/>
+          <w:b/>
+          <w:bCs/>
+          <w:color w:val="4472C4" w:themeColor="accent5"/>
+          <w:sz w:val="24"/>
+          <w:szCs w:val="24"/>
+          <w:lang w:val="fr-FR"/>
+        </w:rPr>
+        <w:t>04</w:t>
+      </w:r>
+      <w:r>
+        <w:rPr>
+          <w:rFonts w:ascii="Arial" w:hAnsi="Arial" w:cs="Arial"/>
+          <w:b/>
+          <w:bCs/>
+          <w:color w:val="4472C4" w:themeColor="accent5"/>
+          <w:sz w:val="24"/>
+          <w:szCs w:val="24"/>
+          <w:lang w:val="fr-FR"/>
+        </w:rPr>
+        <w:t>/2026</w:t>
       </w:r>
     </w:p>
     <w:p>
@@ -901,187 +986,25 @@
         <w:contextualSpacing/>
         <w:rPr>
           <w:rFonts w:ascii="Arial" w:hAnsi="Arial" w:cs="Arial"/>
-          <w:color w:val="1F497D"/>
-          <w:sz w:val="18"/>
-          <w:szCs w:val="18"/>
-          <w:lang w:val="fr-FR"/>
-        </w:rPr>
-      </w:pPr>
-      <w:r>
-        <w:rPr>
-          <w:rFonts w:ascii="Arial" w:hAnsi="Arial" w:cs="Arial"/>
-          <w:color w:val="1F497D"/>
-          <w:sz w:val="18"/>
-          <w:szCs w:val="18"/>
-          <w:lang w:val="fr-FR"/>
-        </w:rPr>
-        <w:t>•</w:t>
-      </w:r>
-      <w:r>
-        <w:rPr>
-          <w:rFonts w:ascii="Arial" w:hAnsi="Arial" w:cs="Arial"/>
-          <w:color w:val="1F497D"/>
-          <w:sz w:val="18"/>
-          <w:szCs w:val="18"/>
-          <w:lang w:val="fr-FR"/>
-        </w:rPr>
-        <w:tab/>
-      </w:r>
-      <w:r>
-        <w:rPr>
-          <w:rFonts w:ascii="Arial" w:hAnsi="Arial" w:cs="Arial"/>
-          <w:color w:val="1F497D"/>
-          <w:sz w:val="18"/>
-          <w:szCs w:val="18"/>
-          <w:lang w:val="fr-FR"/>
-        </w:rPr>
-        <w:t>La faute qui a provoqué la fermeture de l'application lors de l'ouverture de la fenêtre des options d'impression a été corrigée</w:t>
-      </w:r>
-      <w:r>
-        <w:rPr>
-          <w:rFonts w:ascii="Arial" w:hAnsi="Arial" w:cs="Arial"/>
-          <w:color w:val="1F497D"/>
-          <w:sz w:val="18"/>
-          <w:szCs w:val="18"/>
-          <w:lang w:val="fr-FR"/>
-        </w:rPr>
-        <w:t>.</w:t>
-      </w:r>
-    </w:p>
-    <w:p>
-      <w:pPr>
-        <w:tabs>
-          <w:tab w:val="left" w:pos="993"/>
-        </w:tabs>
-        <w:rPr>
-          <w:rFonts w:ascii="Arial" w:hAnsi="Arial" w:cs="Arial"/>
-          <w:color w:val="9CC2E5" w:themeColor="accent1" w:themeTint="99"/>
-          <w:sz w:val="16"/>
-          <w:szCs w:val="16"/>
-          <w:lang w:val="fr-FR"/>
-        </w:rPr>
-      </w:pPr>
-      <w:r>
-        <w:rPr>
-          <w:rFonts w:ascii="Arial" w:hAnsi="Arial" w:cs="Arial"/>
-          <w:b/>
-          <w:bCs/>
-          <w:color w:val="4472C4" w:themeColor="accent5"/>
-          <w:sz w:val="18"/>
-          <w:szCs w:val="18"/>
-          <w:lang w:val="fr-FR"/>
-        </w:rPr>
-        <w:br/>
-      </w:r>
-      <w:proofErr w:type="gramStart"/>
-      <w:r>
-        <w:rPr>
-          <w:rFonts w:ascii="Arial" w:hAnsi="Arial" w:cs="Arial"/>
-          <w:b/>
-          <w:bCs/>
-          <w:color w:val="4472C4" w:themeColor="accent5"/>
-          <w:sz w:val="24"/>
-          <w:szCs w:val="24"/>
-          <w:lang w:val="fr-FR"/>
-        </w:rPr>
-        <w:t>v</w:t>
-      </w:r>
-      <w:proofErr w:type="gramEnd"/>
-      <w:r>
-        <w:rPr>
-          <w:rFonts w:ascii="Arial" w:hAnsi="Arial" w:cs="Arial"/>
-          <w:b/>
-          <w:bCs/>
-          <w:color w:val="4472C4" w:themeColor="accent5"/>
-          <w:sz w:val="24"/>
-          <w:szCs w:val="24"/>
-          <w:lang w:val="fr-FR"/>
-        </w:rPr>
-        <w:t>8.1.</w:t>
-      </w:r>
-      <w:r>
-        <w:rPr>
-          <w:rFonts w:ascii="Arial" w:hAnsi="Arial" w:cs="Arial"/>
-          <w:b/>
-          <w:bCs/>
-          <w:color w:val="4472C4" w:themeColor="accent5"/>
-          <w:sz w:val="24"/>
-          <w:szCs w:val="24"/>
-          <w:lang w:val="fr-FR"/>
-        </w:rPr>
-        <w:t>15</w:t>
-      </w:r>
-      <w:r>
-        <w:rPr>
-          <w:rFonts w:ascii="Arial" w:hAnsi="Arial" w:cs="Arial"/>
-          <w:b/>
-          <w:bCs/>
-          <w:color w:val="4472C4" w:themeColor="accent5"/>
-          <w:sz w:val="24"/>
-          <w:szCs w:val="24"/>
-          <w:lang w:val="fr-FR"/>
-        </w:rPr>
-        <w:tab/>
-      </w:r>
-      <w:r>
-        <w:rPr>
-          <w:rFonts w:ascii="Arial" w:hAnsi="Arial" w:cs="Arial"/>
-          <w:b/>
-          <w:bCs/>
-          <w:color w:val="4472C4" w:themeColor="accent5"/>
-          <w:sz w:val="24"/>
-          <w:szCs w:val="24"/>
-          <w:lang w:val="fr-FR"/>
-        </w:rPr>
-        <w:t>1</w:t>
-      </w:r>
-      <w:r>
-        <w:rPr>
-          <w:rFonts w:ascii="Arial" w:hAnsi="Arial" w:cs="Arial"/>
-          <w:b/>
-          <w:bCs/>
-          <w:color w:val="4472C4" w:themeColor="accent5"/>
-          <w:sz w:val="24"/>
-          <w:szCs w:val="24"/>
-          <w:lang w:val="fr-FR"/>
-        </w:rPr>
-        <w:t>4</w:t>
-      </w:r>
-      <w:r>
-        <w:rPr>
-          <w:rFonts w:ascii="Arial" w:hAnsi="Arial" w:cs="Arial"/>
-          <w:b/>
-          <w:bCs/>
-          <w:color w:val="4472C4" w:themeColor="accent5"/>
-          <w:sz w:val="24"/>
-          <w:szCs w:val="24"/>
-          <w:lang w:val="fr-FR"/>
-        </w:rPr>
-        <w:t>/</w:t>
-      </w:r>
-      <w:r>
-        <w:rPr>
-          <w:rFonts w:ascii="Arial" w:hAnsi="Arial" w:cs="Arial"/>
-          <w:b/>
-          <w:bCs/>
-          <w:color w:val="4472C4" w:themeColor="accent5"/>
-          <w:sz w:val="24"/>
-          <w:szCs w:val="24"/>
-          <w:lang w:val="fr-FR"/>
-        </w:rPr>
-        <w:t>04</w:t>
-      </w:r>
-      <w:r>
-        <w:rPr>
-          <w:rFonts w:ascii="Arial" w:hAnsi="Arial" w:cs="Arial"/>
-          <w:b/>
-          <w:bCs/>
-          <w:color w:val="4472C4" w:themeColor="accent5"/>
-          <w:sz w:val="24"/>
-          <w:szCs w:val="24"/>
-          <w:lang w:val="fr-FR"/>
-        </w:rPr>
-        <w:t>/2026</w:t>
+          <w:b/>
+          <w:bCs/>
+          <w:color w:val="1F497D"/>
+          <w:sz w:val="18"/>
+          <w:szCs w:val="18"/>
+          <w:lang w:val="fr-FR"/>
+        </w:rPr>
+      </w:pPr>
+      <w:r>
+        <w:rPr>
+          <w:rFonts w:ascii="Arial" w:hAnsi="Arial" w:cs="Arial"/>
+          <w:b/>
+          <w:bCs/>
+          <w:color w:val="1F497D"/>
+          <w:sz w:val="18"/>
+          <w:szCs w:val="18"/>
+          <w:lang w:val="fr-FR"/>
+        </w:rPr>
+        <w:t>Correctifs</w:t>
       </w:r>
     </w:p>
     <w:p>
@@ -1099,25 +1022,187 @@
         <w:contextualSpacing/>
         <w:rPr>
           <w:rFonts w:ascii="Arial" w:hAnsi="Arial" w:cs="Arial"/>
-          <w:b/>
-          <w:bCs/>
-          <w:color w:val="1F497D"/>
-          <w:sz w:val="18"/>
-          <w:szCs w:val="18"/>
-          <w:lang w:val="fr-FR"/>
-        </w:rPr>
-      </w:pPr>
-      <w:r>
-        <w:rPr>
-          <w:rFonts w:ascii="Arial" w:hAnsi="Arial" w:cs="Arial"/>
-          <w:b/>
-          <w:bCs/>
-          <w:color w:val="1F497D"/>
-          <w:sz w:val="18"/>
-          <w:szCs w:val="18"/>
-          <w:lang w:val="fr-FR"/>
-        </w:rPr>
-        <w:t>Nouvelles fonctionnalités</w:t>
+          <w:color w:val="1F497D"/>
+          <w:sz w:val="18"/>
+          <w:szCs w:val="18"/>
+          <w:lang w:val="fr-FR"/>
+        </w:rPr>
+      </w:pPr>
+      <w:r>
+        <w:rPr>
+          <w:rFonts w:ascii="Arial" w:hAnsi="Arial" w:cs="Arial"/>
+          <w:color w:val="1F497D"/>
+          <w:sz w:val="18"/>
+          <w:szCs w:val="18"/>
+          <w:lang w:val="fr-FR"/>
+        </w:rPr>
+        <w:t>•</w:t>
+      </w:r>
+      <w:r>
+        <w:rPr>
+          <w:rFonts w:ascii="Arial" w:hAnsi="Arial" w:cs="Arial"/>
+          <w:color w:val="1F497D"/>
+          <w:sz w:val="18"/>
+          <w:szCs w:val="18"/>
+          <w:lang w:val="fr-FR"/>
+        </w:rPr>
+        <w:tab/>
+      </w:r>
+      <w:r>
+        <w:rPr>
+          <w:rFonts w:ascii="Arial" w:hAnsi="Arial" w:cs="Arial"/>
+          <w:color w:val="1F497D"/>
+          <w:sz w:val="18"/>
+          <w:szCs w:val="18"/>
+          <w:lang w:val="fr-FR"/>
+        </w:rPr>
+        <w:t>La faute qui a provoqué la fermeture de l'application lors de l'ouverture de la fenêtre des options d'impression a été corrigée</w:t>
+      </w:r>
+      <w:r>
+        <w:rPr>
+          <w:rFonts w:ascii="Arial" w:hAnsi="Arial" w:cs="Arial"/>
+          <w:color w:val="1F497D"/>
+          <w:sz w:val="18"/>
+          <w:szCs w:val="18"/>
+          <w:lang w:val="fr-FR"/>
+        </w:rPr>
+        <w:t>.</w:t>
+      </w:r>
+    </w:p>
+    <w:p>
+      <w:pPr>
+        <w:tabs>
+          <w:tab w:val="left" w:pos="993"/>
+        </w:tabs>
+        <w:rPr>
+          <w:rFonts w:ascii="Arial" w:hAnsi="Arial" w:cs="Arial"/>
+          <w:color w:val="9CC2E5" w:themeColor="accent1" w:themeTint="99"/>
+          <w:sz w:val="16"/>
+          <w:szCs w:val="16"/>
+          <w:lang w:val="fr-FR"/>
+        </w:rPr>
+      </w:pPr>
+      <w:r>
+        <w:rPr>
+          <w:rFonts w:ascii="Arial" w:hAnsi="Arial" w:cs="Arial"/>
+          <w:b/>
+          <w:bCs/>
+          <w:color w:val="4472C4" w:themeColor="accent5"/>
+          <w:sz w:val="18"/>
+          <w:szCs w:val="18"/>
+          <w:lang w:val="fr-FR"/>
+        </w:rPr>
+        <w:br/>
+      </w:r>
+      <w:proofErr w:type="gramStart"/>
+      <w:r>
+        <w:rPr>
+          <w:rFonts w:ascii="Arial" w:hAnsi="Arial" w:cs="Arial"/>
+          <w:b/>
+          <w:bCs/>
+          <w:color w:val="4472C4" w:themeColor="accent5"/>
+          <w:sz w:val="24"/>
+          <w:szCs w:val="24"/>
+          <w:lang w:val="fr-FR"/>
+        </w:rPr>
+        <w:t>v</w:t>
+      </w:r>
+      <w:proofErr w:type="gramEnd"/>
+      <w:r>
+        <w:rPr>
+          <w:rFonts w:ascii="Arial" w:hAnsi="Arial" w:cs="Arial"/>
+          <w:b/>
+          <w:bCs/>
+          <w:color w:val="4472C4" w:themeColor="accent5"/>
+          <w:sz w:val="24"/>
+          <w:szCs w:val="24"/>
+          <w:lang w:val="fr-FR"/>
+        </w:rPr>
+        <w:t>8.1.</w:t>
+      </w:r>
+      <w:r>
+        <w:rPr>
+          <w:rFonts w:ascii="Arial" w:hAnsi="Arial" w:cs="Arial"/>
+          <w:b/>
+          <w:bCs/>
+          <w:color w:val="4472C4" w:themeColor="accent5"/>
+          <w:sz w:val="24"/>
+          <w:szCs w:val="24"/>
+          <w:lang w:val="fr-FR"/>
+        </w:rPr>
+        <w:t>15</w:t>
+      </w:r>
+      <w:r>
+        <w:rPr>
+          <w:rFonts w:ascii="Arial" w:hAnsi="Arial" w:cs="Arial"/>
+          <w:b/>
+          <w:bCs/>
+          <w:color w:val="4472C4" w:themeColor="accent5"/>
+          <w:sz w:val="24"/>
+          <w:szCs w:val="24"/>
+          <w:lang w:val="fr-FR"/>
+        </w:rPr>
+        <w:tab/>
+      </w:r>
+      <w:r>
+        <w:rPr>
+          <w:rFonts w:ascii="Arial" w:hAnsi="Arial" w:cs="Arial"/>
+          <w:b/>
+          <w:bCs/>
+          <w:color w:val="4472C4" w:themeColor="accent5"/>
+          <w:sz w:val="24"/>
+          <w:szCs w:val="24"/>
+          <w:lang w:val="fr-FR"/>
+        </w:rPr>
+        <w:t>1</w:t>
+      </w:r>
+      <w:r>
+        <w:rPr>
+          <w:rFonts w:ascii="Arial" w:hAnsi="Arial" w:cs="Arial"/>
+          <w:b/>
+          <w:bCs/>
+          <w:color w:val="4472C4" w:themeColor="accent5"/>
+          <w:sz w:val="24"/>
+          <w:szCs w:val="24"/>
+          <w:lang w:val="fr-FR"/>
+        </w:rPr>
+        <w:t>4</w:t>
+      </w:r>
+      <w:r>
+        <w:rPr>
+          <w:rFonts w:ascii="Arial" w:hAnsi="Arial" w:cs="Arial"/>
+          <w:b/>
+          <w:bCs/>
+          <w:color w:val="4472C4" w:themeColor="accent5"/>
+          <w:sz w:val="24"/>
+          <w:szCs w:val="24"/>
+          <w:lang w:val="fr-FR"/>
+        </w:rPr>
+        <w:t>/</w:t>
+      </w:r>
+      <w:r>
+        <w:rPr>
+          <w:rFonts w:ascii="Arial" w:hAnsi="Arial" w:cs="Arial"/>
+          <w:b/>
+          <w:bCs/>
+          <w:color w:val="4472C4" w:themeColor="accent5"/>
+          <w:sz w:val="24"/>
+          <w:szCs w:val="24"/>
+          <w:lang w:val="fr-FR"/>
+        </w:rPr>
+        <w:t>04</w:t>
+      </w:r>
+      <w:r>
+        <w:rPr>
+          <w:rFonts w:ascii="Arial" w:hAnsi="Arial" w:cs="Arial"/>
+          <w:b/>
+          <w:bCs/>
+          <w:color w:val="4472C4" w:themeColor="accent5"/>
+          <w:sz w:val="24"/>
+          <w:szCs w:val="24"/>
+          <w:lang w:val="fr-FR"/>
+        </w:rPr>
+        <w:t>/2026</w:t>
       </w:r>
     </w:p>
     <w:p>
@@ -1135,142 +1220,25 @@
         <w:contextualSpacing/>
         <w:rPr>
           <w:rFonts w:ascii="Arial" w:hAnsi="Arial" w:cs="Arial"/>
-          <w:color w:val="1F497D"/>
-          <w:sz w:val="18"/>
-          <w:szCs w:val="18"/>
-          <w:lang w:val="fr-FR"/>
-        </w:rPr>
-      </w:pPr>
-      <w:r>
-        <w:rPr>
-          <w:rFonts w:ascii="Arial" w:hAnsi="Arial" w:cs="Arial"/>
-          <w:color w:val="1F497D"/>
-          <w:sz w:val="18"/>
-          <w:szCs w:val="18"/>
-          <w:lang w:val="fr-FR"/>
-        </w:rPr>
-        <w:t>•</w:t>
-      </w:r>
-      <w:r>
-        <w:rPr>
-          <w:rFonts w:ascii="Arial" w:hAnsi="Arial" w:cs="Arial"/>
-          <w:color w:val="1F497D"/>
-          <w:sz w:val="18"/>
-          <w:szCs w:val="18"/>
-          <w:lang w:val="fr-FR"/>
-        </w:rPr>
-        <w:tab/>
-        <w:t xml:space="preserve">La fonctionnalité pour des icônes personnalisées et </w:t>
-      </w:r>
-      <w:r>
-        <w:rPr>
-          <w:rFonts w:ascii="Arial" w:hAnsi="Arial" w:cs="Arial"/>
-          <w:color w:val="1F497D"/>
-          <w:sz w:val="18"/>
-          <w:szCs w:val="18"/>
-          <w:lang w:val="fr-FR"/>
-        </w:rPr>
-        <w:t xml:space="preserve">le couleur de </w:t>
-      </w:r>
-      <w:r>
-        <w:rPr>
-          <w:rFonts w:ascii="Arial" w:hAnsi="Arial" w:cs="Arial"/>
-          <w:color w:val="1F497D"/>
-          <w:sz w:val="18"/>
-          <w:szCs w:val="18"/>
-          <w:lang w:val="fr-FR"/>
-        </w:rPr>
-        <w:t>la barre de titre a été ajoutée</w:t>
-      </w:r>
-      <w:r>
-        <w:rPr>
-          <w:rFonts w:ascii="Arial" w:hAnsi="Arial" w:cs="Arial"/>
-          <w:color w:val="1F497D"/>
-          <w:sz w:val="18"/>
-          <w:szCs w:val="18"/>
-          <w:lang w:val="fr-FR"/>
-        </w:rPr>
-        <w:t xml:space="preserve"> </w:t>
-      </w:r>
-      <w:r>
-        <w:rPr>
-          <w:rFonts w:ascii="Arial" w:hAnsi="Arial" w:cs="Arial"/>
-          <w:color w:val="1F497D"/>
-          <w:sz w:val="18"/>
-          <w:szCs w:val="18"/>
-          <w:lang w:val="fr-FR"/>
-        </w:rPr>
-        <w:t>à</w:t>
-      </w:r>
-      <w:r>
-        <w:rPr>
-          <w:rFonts w:ascii="Arial" w:hAnsi="Arial" w:cs="Arial"/>
-          <w:color w:val="1F497D"/>
-          <w:sz w:val="18"/>
-          <w:szCs w:val="18"/>
-          <w:lang w:val="fr-FR"/>
-        </w:rPr>
-        <w:t xml:space="preserve"> la</w:t>
-      </w:r>
-      <w:r>
-        <w:rPr>
-          <w:rFonts w:ascii="Arial" w:hAnsi="Arial" w:cs="Arial"/>
-          <w:color w:val="1F497D"/>
-          <w:sz w:val="18"/>
-          <w:szCs w:val="18"/>
-          <w:lang w:val="fr-FR"/>
-        </w:rPr>
-        <w:t xml:space="preserve"> </w:t>
-      </w:r>
-      <w:r>
-        <w:rPr>
-          <w:rFonts w:ascii="Arial" w:hAnsi="Arial" w:cs="Arial"/>
-          <w:color w:val="1F497D"/>
-          <w:sz w:val="18"/>
-          <w:szCs w:val="18"/>
-          <w:lang w:val="fr-FR"/>
-        </w:rPr>
-        <w:t>boîte de message contextuelle</w:t>
-      </w:r>
-      <w:r>
-        <w:rPr>
-          <w:rFonts w:ascii="Arial" w:hAnsi="Arial" w:cs="Arial"/>
-          <w:color w:val="1F497D"/>
-          <w:sz w:val="18"/>
-          <w:szCs w:val="18"/>
-          <w:lang w:val="fr-FR"/>
-        </w:rPr>
-        <w:t xml:space="preserve">. </w:t>
-      </w:r>
-      <w:r>
-        <w:rPr>
-          <w:rFonts w:ascii="Arial" w:hAnsi="Arial" w:cs="Arial"/>
-          <w:color w:val="1F497D"/>
-          <w:sz w:val="18"/>
-          <w:szCs w:val="18"/>
-          <w:lang w:val="fr-FR"/>
-        </w:rPr>
-        <w:t>Par exemple l</w:t>
-      </w:r>
-      <w:r>
-        <w:rPr>
-          <w:rFonts w:ascii="Arial" w:hAnsi="Arial" w:cs="Arial"/>
-          <w:color w:val="1F497D"/>
-          <w:sz w:val="18"/>
-          <w:szCs w:val="18"/>
-          <w:lang w:val="fr-FR"/>
-        </w:rPr>
-        <w:t>es messages d'erreur et d'avertissement utilisent désormais respectivement des barres de titre rouges et orange.</w:t>
-      </w:r>
-      <w:r>
-        <w:rPr>
-          <w:rFonts w:ascii="Arial" w:hAnsi="Arial" w:cs="Arial"/>
-          <w:color w:val="1F497D"/>
-          <w:sz w:val="18"/>
-          <w:szCs w:val="18"/>
-          <w:lang w:val="fr-FR"/>
-        </w:rPr>
-        <w:br/>
+          <w:b/>
+          <w:bCs/>
+          <w:color w:val="1F497D"/>
+          <w:sz w:val="18"/>
+          <w:szCs w:val="18"/>
+          <w:lang w:val="fr-FR"/>
+        </w:rPr>
+      </w:pPr>
+      <w:r>
+        <w:rPr>
+          <w:rFonts w:ascii="Arial" w:hAnsi="Arial" w:cs="Arial"/>
+          <w:b/>
+          <w:bCs/>
+          <w:color w:val="1F497D"/>
+          <w:sz w:val="18"/>
+          <w:szCs w:val="18"/>
+          <w:lang w:val="fr-FR"/>
+        </w:rPr>
+        <w:t>Nouvelles fonctionnalités</w:t>
       </w:r>
     </w:p>
     <w:p>
@@ -1288,25 +1256,142 @@
         <w:contextualSpacing/>
         <w:rPr>
           <w:rFonts w:ascii="Arial" w:hAnsi="Arial" w:cs="Arial"/>
-          <w:b/>
-          <w:bCs/>
-          <w:color w:val="1F497D"/>
-          <w:sz w:val="18"/>
-          <w:szCs w:val="18"/>
-          <w:lang w:val="fr-FR"/>
-        </w:rPr>
-      </w:pPr>
-      <w:r>
-        <w:rPr>
-          <w:rFonts w:ascii="Arial" w:hAnsi="Arial" w:cs="Arial"/>
-          <w:b/>
-          <w:bCs/>
-          <w:color w:val="1F497D"/>
-          <w:sz w:val="18"/>
-          <w:szCs w:val="18"/>
-          <w:lang w:val="fr-FR"/>
-        </w:rPr>
-        <w:t>Correctifs</w:t>
+          <w:color w:val="1F497D"/>
+          <w:sz w:val="18"/>
+          <w:szCs w:val="18"/>
+          <w:lang w:val="fr-FR"/>
+        </w:rPr>
+      </w:pPr>
+      <w:r>
+        <w:rPr>
+          <w:rFonts w:ascii="Arial" w:hAnsi="Arial" w:cs="Arial"/>
+          <w:color w:val="1F497D"/>
+          <w:sz w:val="18"/>
+          <w:szCs w:val="18"/>
+          <w:lang w:val="fr-FR"/>
+        </w:rPr>
+        <w:t>•</w:t>
+      </w:r>
+      <w:r>
+        <w:rPr>
+          <w:rFonts w:ascii="Arial" w:hAnsi="Arial" w:cs="Arial"/>
+          <w:color w:val="1F497D"/>
+          <w:sz w:val="18"/>
+          <w:szCs w:val="18"/>
+          <w:lang w:val="fr-FR"/>
+        </w:rPr>
+        <w:tab/>
+        <w:t xml:space="preserve">La fonctionnalité pour des icônes personnalisées et </w:t>
+      </w:r>
+      <w:r>
+        <w:rPr>
+          <w:rFonts w:ascii="Arial" w:hAnsi="Arial" w:cs="Arial"/>
+          <w:color w:val="1F497D"/>
+          <w:sz w:val="18"/>
+          <w:szCs w:val="18"/>
+          <w:lang w:val="fr-FR"/>
+        </w:rPr>
+        <w:t xml:space="preserve">le couleur de </w:t>
+      </w:r>
+      <w:r>
+        <w:rPr>
+          <w:rFonts w:ascii="Arial" w:hAnsi="Arial" w:cs="Arial"/>
+          <w:color w:val="1F497D"/>
+          <w:sz w:val="18"/>
+          <w:szCs w:val="18"/>
+          <w:lang w:val="fr-FR"/>
+        </w:rPr>
+        <w:t>la barre de titre a été ajoutée</w:t>
+      </w:r>
+      <w:r>
+        <w:rPr>
+          <w:rFonts w:ascii="Arial" w:hAnsi="Arial" w:cs="Arial"/>
+          <w:color w:val="1F497D"/>
+          <w:sz w:val="18"/>
+          <w:szCs w:val="18"/>
+          <w:lang w:val="fr-FR"/>
+        </w:rPr>
+        <w:t xml:space="preserve"> </w:t>
+      </w:r>
+      <w:r>
+        <w:rPr>
+          <w:rFonts w:ascii="Arial" w:hAnsi="Arial" w:cs="Arial"/>
+          <w:color w:val="1F497D"/>
+          <w:sz w:val="18"/>
+          <w:szCs w:val="18"/>
+          <w:lang w:val="fr-FR"/>
+        </w:rPr>
+        <w:t>à</w:t>
+      </w:r>
+      <w:r>
+        <w:rPr>
+          <w:rFonts w:ascii="Arial" w:hAnsi="Arial" w:cs="Arial"/>
+          <w:color w:val="1F497D"/>
+          <w:sz w:val="18"/>
+          <w:szCs w:val="18"/>
+          <w:lang w:val="fr-FR"/>
+        </w:rPr>
+        <w:t xml:space="preserve"> la</w:t>
+      </w:r>
+      <w:r>
+        <w:rPr>
+          <w:rFonts w:ascii="Arial" w:hAnsi="Arial" w:cs="Arial"/>
+          <w:color w:val="1F497D"/>
+          <w:sz w:val="18"/>
+          <w:szCs w:val="18"/>
+          <w:lang w:val="fr-FR"/>
+        </w:rPr>
+        <w:t xml:space="preserve"> </w:t>
+      </w:r>
+      <w:r>
+        <w:rPr>
+          <w:rFonts w:ascii="Arial" w:hAnsi="Arial" w:cs="Arial"/>
+          <w:color w:val="1F497D"/>
+          <w:sz w:val="18"/>
+          <w:szCs w:val="18"/>
+          <w:lang w:val="fr-FR"/>
+        </w:rPr>
+        <w:t>boîte de message contextuelle</w:t>
+      </w:r>
+      <w:r>
+        <w:rPr>
+          <w:rFonts w:ascii="Arial" w:hAnsi="Arial" w:cs="Arial"/>
+          <w:color w:val="1F497D"/>
+          <w:sz w:val="18"/>
+          <w:szCs w:val="18"/>
+          <w:lang w:val="fr-FR"/>
+        </w:rPr>
+        <w:t xml:space="preserve">. </w:t>
+      </w:r>
+      <w:r>
+        <w:rPr>
+          <w:rFonts w:ascii="Arial" w:hAnsi="Arial" w:cs="Arial"/>
+          <w:color w:val="1F497D"/>
+          <w:sz w:val="18"/>
+          <w:szCs w:val="18"/>
+          <w:lang w:val="fr-FR"/>
+        </w:rPr>
+        <w:t>Par exemple l</w:t>
+      </w:r>
+      <w:r>
+        <w:rPr>
+          <w:rFonts w:ascii="Arial" w:hAnsi="Arial" w:cs="Arial"/>
+          <w:color w:val="1F497D"/>
+          <w:sz w:val="18"/>
+          <w:szCs w:val="18"/>
+          <w:lang w:val="fr-FR"/>
+        </w:rPr>
+        <w:t>es messages d'erreur et d'avertissement utilisent désormais respectivement des barres de titre rouges et orange.</w:t>
+      </w:r>
+      <w:r>
+        <w:rPr>
+          <w:rFonts w:ascii="Arial" w:hAnsi="Arial" w:cs="Arial"/>
+          <w:color w:val="1F497D"/>
+          <w:sz w:val="18"/>
+          <w:szCs w:val="18"/>
+          <w:lang w:val="fr-FR"/>
+        </w:rPr>
+        <w:br/>
       </w:r>
     </w:p>
     <w:p>
@@ -1324,51 +1409,25 @@
         <w:contextualSpacing/>
         <w:rPr>
           <w:rFonts w:ascii="Arial" w:hAnsi="Arial" w:cs="Arial"/>
-          <w:color w:val="1F497D"/>
-          <w:sz w:val="18"/>
-          <w:szCs w:val="18"/>
-          <w:lang w:val="fr-FR"/>
-        </w:rPr>
-      </w:pPr>
-      <w:r>
-        <w:rPr>
-          <w:rFonts w:ascii="Arial" w:hAnsi="Arial" w:cs="Arial"/>
-          <w:color w:val="1F497D"/>
-          <w:sz w:val="18"/>
-          <w:szCs w:val="18"/>
-          <w:lang w:val="fr-FR"/>
-        </w:rPr>
-        <w:t>•</w:t>
-      </w:r>
-      <w:r>
-        <w:rPr>
-          <w:rFonts w:ascii="Arial" w:hAnsi="Arial" w:cs="Arial"/>
-          <w:color w:val="1F497D"/>
-          <w:sz w:val="18"/>
-          <w:szCs w:val="18"/>
-          <w:lang w:val="fr-FR"/>
-        </w:rPr>
-        <w:tab/>
-      </w:r>
-      <w:r>
-        <w:rPr>
-          <w:rFonts w:ascii="Arial" w:hAnsi="Arial" w:cs="Arial"/>
-          <w:color w:val="1F497D"/>
-          <w:sz w:val="18"/>
-          <w:szCs w:val="18"/>
-          <w:lang w:val="fr-FR"/>
-        </w:rPr>
-        <w:t>Le problème des noms de zones envoyés au panneau XFP et attribués à la mauvaise zone a été corrigé.</w:t>
-      </w:r>
-      <w:r>
-        <w:rPr>
-          <w:rFonts w:ascii="Arial" w:hAnsi="Arial" w:cs="Arial"/>
-          <w:color w:val="1F497D"/>
-          <w:sz w:val="18"/>
-          <w:szCs w:val="18"/>
-          <w:lang w:val="fr-FR"/>
-        </w:rPr>
-        <w:t xml:space="preserve"> </w:t>
+          <w:b/>
+          <w:bCs/>
+          <w:color w:val="1F497D"/>
+          <w:sz w:val="18"/>
+          <w:szCs w:val="18"/>
+          <w:lang w:val="fr-FR"/>
+        </w:rPr>
+      </w:pPr>
+      <w:r>
+        <w:rPr>
+          <w:rFonts w:ascii="Arial" w:hAnsi="Arial" w:cs="Arial"/>
+          <w:b/>
+          <w:bCs/>
+          <w:color w:val="1F497D"/>
+          <w:sz w:val="18"/>
+          <w:szCs w:val="18"/>
+          <w:lang w:val="fr-FR"/>
+        </w:rPr>
+        <w:t>Correctifs</w:t>
       </w:r>
     </w:p>
     <w:p>
@@ -1420,7 +1479,17 @@
           <w:szCs w:val="18"/>
           <w:lang w:val="fr-FR"/>
         </w:rPr>
-        <w:t>Le bouton Agrandir de la fenêtre de l'application fonctionne maintenant correctement.</w:t>
+        <w:t>Le problème des noms de zones envoyés au panneau XFP et attribués à la mauvaise zone a été corrigé.</w:t>
+      </w:r>
+      <w:r>
+        <w:rPr>
+          <w:rFonts w:ascii="Arial" w:hAnsi="Arial" w:cs="Arial"/>
+          <w:color w:val="1F497D"/>
+          <w:sz w:val="18"/>
+          <w:szCs w:val="18"/>
+          <w:lang w:val="fr-FR"/>
+        </w:rPr>
+        <w:t xml:space="preserve"> </w:t>
       </w:r>
     </w:p>
     <w:p>
@@ -1463,7 +1532,16 @@
           <w:lang w:val="fr-FR"/>
         </w:rPr>
         <w:tab/>
-        <w:t>Les options de mode Jour/Nuit disponibles ont été corrigées pour les différents types d'appareils CAST Pro.</w:t>
+      </w:r>
+      <w:r>
+        <w:rPr>
+          <w:rFonts w:ascii="Arial" w:hAnsi="Arial" w:cs="Arial"/>
+          <w:color w:val="1F497D"/>
+          <w:sz w:val="18"/>
+          <w:szCs w:val="18"/>
+          <w:lang w:val="fr-FR"/>
+        </w:rPr>
+        <w:t>Le bouton Agrandir de la fenêtre de l'application fonctionne maintenant correctement.</w:t>
       </w:r>
     </w:p>
     <w:p>
@@ -1487,70 +1565,26 @@
           <w:lang w:val="fr-FR"/>
         </w:rPr>
       </w:pPr>
-    </w:p>
-    <w:p>
-      <w:pPr>
-        <w:tabs>
-          <w:tab w:val="left" w:pos="993"/>
-        </w:tabs>
-        <w:rPr>
-          <w:rFonts w:ascii="Arial" w:hAnsi="Arial" w:cs="Arial"/>
-          <w:color w:val="9CC2E5" w:themeColor="accent1" w:themeTint="99"/>
-          <w:sz w:val="16"/>
-          <w:szCs w:val="16"/>
-          <w:lang w:val="fr-FR"/>
-        </w:rPr>
-      </w:pPr>
-      <w:proofErr w:type="gramStart"/>
-      <w:r>
-        <w:rPr>
-          <w:rFonts w:ascii="Arial" w:hAnsi="Arial" w:cs="Arial"/>
-          <w:b/>
-          <w:bCs/>
-          <w:color w:val="4472C4" w:themeColor="accent5"/>
-          <w:sz w:val="24"/>
-          <w:szCs w:val="24"/>
-          <w:lang w:val="fr-FR"/>
-        </w:rPr>
-        <w:t>v</w:t>
-      </w:r>
-      <w:proofErr w:type="gramEnd"/>
-      <w:r>
-        <w:rPr>
-          <w:rFonts w:ascii="Arial" w:hAnsi="Arial" w:cs="Arial"/>
-          <w:b/>
-          <w:bCs/>
-          <w:color w:val="4472C4" w:themeColor="accent5"/>
-          <w:sz w:val="24"/>
-          <w:szCs w:val="24"/>
-          <w:lang w:val="fr-FR"/>
-        </w:rPr>
-        <w:t>8.1.1</w:t>
-      </w:r>
-      <w:r>
-        <w:rPr>
-          <w:rFonts w:ascii="Arial" w:hAnsi="Arial" w:cs="Arial"/>
-          <w:b/>
-          <w:bCs/>
-          <w:color w:val="4472C4" w:themeColor="accent5"/>
-          <w:sz w:val="24"/>
-          <w:szCs w:val="24"/>
-          <w:lang w:val="fr-FR"/>
-        </w:rPr>
-        <w:t>4</w:t>
-      </w:r>
-      <w:r>
-        <w:rPr>
-          <w:rFonts w:ascii="Arial" w:hAnsi="Arial" w:cs="Arial"/>
-          <w:b/>
-          <w:bCs/>
-          <w:color w:val="4472C4" w:themeColor="accent5"/>
-          <w:sz w:val="24"/>
-          <w:szCs w:val="24"/>
+      <w:r>
+        <w:rPr>
+          <w:rFonts w:ascii="Arial" w:hAnsi="Arial" w:cs="Arial"/>
+          <w:color w:val="1F497D"/>
+          <w:sz w:val="18"/>
+          <w:szCs w:val="18"/>
+          <w:lang w:val="fr-FR"/>
+        </w:rPr>
+        <w:t>•</w:t>
+      </w:r>
+      <w:r>
+        <w:rPr>
+          <w:rFonts w:ascii="Arial" w:hAnsi="Arial" w:cs="Arial"/>
+          <w:color w:val="1F497D"/>
+          <w:sz w:val="18"/>
+          <w:szCs w:val="18"/>
           <w:lang w:val="fr-FR"/>
         </w:rPr>
         <w:tab/>
-        <w:t>04/03/2026</w:t>
+        <w:t>Les options de mode Jour/Nuit disponibles ont été corrigées pour les différents types d'appareils CAST Pro.</w:t>
       </w:r>
     </w:p>
     <w:p>
@@ -1568,25 +1602,76 @@
         <w:contextualSpacing/>
         <w:rPr>
           <w:rFonts w:ascii="Arial" w:hAnsi="Arial" w:cs="Arial"/>
-          <w:b/>
-          <w:bCs/>
-          <w:color w:val="1F497D"/>
-          <w:sz w:val="18"/>
-          <w:szCs w:val="18"/>
-          <w:lang w:val="fr-FR"/>
-        </w:rPr>
-      </w:pPr>
-      <w:r>
-        <w:rPr>
-          <w:rFonts w:ascii="Arial" w:hAnsi="Arial" w:cs="Arial"/>
-          <w:b/>
-          <w:bCs/>
-          <w:color w:val="1F497D"/>
-          <w:sz w:val="18"/>
-          <w:szCs w:val="18"/>
-          <w:lang w:val="fr-FR"/>
-        </w:rPr>
-        <w:t>Correctifs</w:t>
+          <w:color w:val="1F497D"/>
+          <w:sz w:val="18"/>
+          <w:szCs w:val="18"/>
+          <w:lang w:val="fr-FR"/>
+        </w:rPr>
+      </w:pPr>
+    </w:p>
+    <w:p>
+      <w:pPr>
+        <w:tabs>
+          <w:tab w:val="left" w:pos="993"/>
+        </w:tabs>
+        <w:rPr>
+          <w:rFonts w:ascii="Arial" w:hAnsi="Arial" w:cs="Arial"/>
+          <w:color w:val="9CC2E5" w:themeColor="accent1" w:themeTint="99"/>
+          <w:sz w:val="16"/>
+          <w:szCs w:val="16"/>
+          <w:lang w:val="fr-FR"/>
+        </w:rPr>
+      </w:pPr>
+      <w:proofErr w:type="gramStart"/>
+      <w:r>
+        <w:rPr>
+          <w:rFonts w:ascii="Arial" w:hAnsi="Arial" w:cs="Arial"/>
+          <w:b/>
+          <w:bCs/>
+          <w:color w:val="4472C4" w:themeColor="accent5"/>
+          <w:sz w:val="24"/>
+          <w:szCs w:val="24"/>
+          <w:lang w:val="fr-FR"/>
+        </w:rPr>
+        <w:t>v</w:t>
+      </w:r>
+      <w:proofErr w:type="gramEnd"/>
+      <w:r>
+        <w:rPr>
+          <w:rFonts w:ascii="Arial" w:hAnsi="Arial" w:cs="Arial"/>
+          <w:b/>
+          <w:bCs/>
+          <w:color w:val="4472C4" w:themeColor="accent5"/>
+          <w:sz w:val="24"/>
+          <w:szCs w:val="24"/>
+          <w:lang w:val="fr-FR"/>
+        </w:rPr>
+        <w:t>8.1.1</w:t>
+      </w:r>
+      <w:r>
+        <w:rPr>
+          <w:rFonts w:ascii="Arial" w:hAnsi="Arial" w:cs="Arial"/>
+          <w:b/>
+          <w:bCs/>
+          <w:color w:val="4472C4" w:themeColor="accent5"/>
+          <w:sz w:val="24"/>
+          <w:szCs w:val="24"/>
+          <w:lang w:val="fr-FR"/>
+        </w:rPr>
+        <w:t>4</w:t>
+      </w:r>
+      <w:r>
+        <w:rPr>
+          <w:rFonts w:ascii="Arial" w:hAnsi="Arial" w:cs="Arial"/>
+          <w:b/>
+          <w:bCs/>
+          <w:color w:val="4472C4" w:themeColor="accent5"/>
+          <w:sz w:val="24"/>
+          <w:szCs w:val="24"/>
+          <w:lang w:val="fr-FR"/>
+        </w:rPr>
+        <w:tab/>
+        <w:t>04/03/2026</w:t>
       </w:r>
     </w:p>
     <w:p>
@@ -1604,92 +1689,25 @@
         <w:contextualSpacing/>
         <w:rPr>
           <w:rFonts w:ascii="Arial" w:hAnsi="Arial" w:cs="Arial"/>
-          <w:color w:val="1F497D"/>
-          <w:sz w:val="18"/>
-          <w:szCs w:val="18"/>
-          <w:lang w:val="fr-FR"/>
-        </w:rPr>
-      </w:pPr>
-      <w:r>
-        <w:rPr>
-          <w:rFonts w:ascii="Arial" w:hAnsi="Arial" w:cs="Arial"/>
-          <w:color w:val="1F497D"/>
-          <w:sz w:val="18"/>
-          <w:szCs w:val="18"/>
-          <w:lang w:val="fr-FR"/>
-        </w:rPr>
-        <w:t>•</w:t>
-      </w:r>
-      <w:r>
-        <w:rPr>
-          <w:rFonts w:ascii="Arial" w:hAnsi="Arial" w:cs="Arial"/>
-          <w:color w:val="1F497D"/>
-          <w:sz w:val="18"/>
-          <w:szCs w:val="18"/>
-          <w:lang w:val="fr-FR"/>
-        </w:rPr>
-        <w:tab/>
-        <w:t>Les données pour les emplacements d</w:t>
-      </w:r>
-      <w:r>
-        <w:rPr>
-          <w:rFonts w:ascii="Arial" w:hAnsi="Arial" w:cs="Arial"/>
-          <w:color w:val="1F497D"/>
-          <w:sz w:val="18"/>
-          <w:szCs w:val="18"/>
-          <w:lang w:val="fr-FR"/>
-        </w:rPr>
-        <w:t>e dispositif</w:t>
-      </w:r>
-      <w:r>
-        <w:rPr>
-          <w:rFonts w:ascii="Arial" w:hAnsi="Arial" w:cs="Arial"/>
-          <w:color w:val="1F497D"/>
-          <w:sz w:val="18"/>
-          <w:szCs w:val="18"/>
-          <w:lang w:val="fr-FR"/>
-        </w:rPr>
-        <w:t xml:space="preserve">s 'vides' sont désormais définies avec des valeurs par défaut spécifiées. Cela corrige un problème où les unités Apollo </w:t>
-      </w:r>
-      <w:r>
-        <w:rPr>
-          <w:rFonts w:ascii="Arial" w:hAnsi="Arial" w:cs="Arial"/>
-          <w:color w:val="1F497D"/>
-          <w:sz w:val="18"/>
-          <w:szCs w:val="18"/>
-          <w:lang w:val="fr-FR"/>
-        </w:rPr>
-        <w:t>E</w:t>
-      </w:r>
-      <w:r>
-        <w:rPr>
-          <w:rFonts w:ascii="Arial" w:hAnsi="Arial" w:cs="Arial"/>
-          <w:color w:val="1F497D"/>
-          <w:sz w:val="18"/>
-          <w:szCs w:val="18"/>
-          <w:lang w:val="fr-FR"/>
-        </w:rPr>
-        <w:t>/</w:t>
-      </w:r>
-      <w:r>
-        <w:rPr>
-          <w:rFonts w:ascii="Arial" w:hAnsi="Arial" w:cs="Arial"/>
-          <w:color w:val="1F497D"/>
-          <w:sz w:val="18"/>
-          <w:szCs w:val="18"/>
-          <w:lang w:val="fr-FR"/>
-        </w:rPr>
-        <w:t>S</w:t>
-      </w:r>
-      <w:r>
-        <w:rPr>
-          <w:rFonts w:ascii="Arial" w:hAnsi="Arial" w:cs="Arial"/>
-          <w:color w:val="1F497D"/>
-          <w:sz w:val="18"/>
-          <w:szCs w:val="18"/>
-          <w:lang w:val="fr-FR"/>
-        </w:rPr>
-        <w:t xml:space="preserve"> se réinitialisaient incorrectement sur Silence.</w:t>
+          <w:b/>
+          <w:bCs/>
+          <w:color w:val="1F497D"/>
+          <w:sz w:val="18"/>
+          <w:szCs w:val="18"/>
+          <w:lang w:val="fr-FR"/>
+        </w:rPr>
+      </w:pPr>
+      <w:r>
+        <w:rPr>
+          <w:rFonts w:ascii="Arial" w:hAnsi="Arial" w:cs="Arial"/>
+          <w:b/>
+          <w:bCs/>
+          <w:color w:val="1F497D"/>
+          <w:sz w:val="18"/>
+          <w:szCs w:val="18"/>
+          <w:lang w:val="fr-FR"/>
+        </w:rPr>
+        <w:t>Correctifs</w:t>
       </w:r>
     </w:p>
     <w:p>
@@ -1732,7 +1750,67 @@
           <w:lang w:val="fr-FR"/>
         </w:rPr>
         <w:tab/>
-        <w:t>La page Détails du Site ne montrait pas le recalibrage ni les heures jour/nuit lorsqu'elle lisait à partir d'une configuration créée par les anciens outils XFP.</w:t>
+        <w:t>Les données pour les emplacements d</w:t>
+      </w:r>
+      <w:r>
+        <w:rPr>
+          <w:rFonts w:ascii="Arial" w:hAnsi="Arial" w:cs="Arial"/>
+          <w:color w:val="1F497D"/>
+          <w:sz w:val="18"/>
+          <w:szCs w:val="18"/>
+          <w:lang w:val="fr-FR"/>
+        </w:rPr>
+        <w:t>e dispositif</w:t>
+      </w:r>
+      <w:r>
+        <w:rPr>
+          <w:rFonts w:ascii="Arial" w:hAnsi="Arial" w:cs="Arial"/>
+          <w:color w:val="1F497D"/>
+          <w:sz w:val="18"/>
+          <w:szCs w:val="18"/>
+          <w:lang w:val="fr-FR"/>
+        </w:rPr>
+        <w:t xml:space="preserve">s 'vides' sont désormais définies avec des valeurs par défaut spécifiées. Cela corrige un problème où les unités Apollo </w:t>
+      </w:r>
+      <w:r>
+        <w:rPr>
+          <w:rFonts w:ascii="Arial" w:hAnsi="Arial" w:cs="Arial"/>
+          <w:color w:val="1F497D"/>
+          <w:sz w:val="18"/>
+          <w:szCs w:val="18"/>
+          <w:lang w:val="fr-FR"/>
+        </w:rPr>
+        <w:t>E</w:t>
+      </w:r>
+      <w:r>
+        <w:rPr>
+          <w:rFonts w:ascii="Arial" w:hAnsi="Arial" w:cs="Arial"/>
+          <w:color w:val="1F497D"/>
+          <w:sz w:val="18"/>
+          <w:szCs w:val="18"/>
+          <w:lang w:val="fr-FR"/>
+        </w:rPr>
+        <w:t>/</w:t>
+      </w:r>
+      <w:r>
+        <w:rPr>
+          <w:rFonts w:ascii="Arial" w:hAnsi="Arial" w:cs="Arial"/>
+          <w:color w:val="1F497D"/>
+          <w:sz w:val="18"/>
+          <w:szCs w:val="18"/>
+          <w:lang w:val="fr-FR"/>
+        </w:rPr>
+        <w:t>S</w:t>
+      </w:r>
+      <w:r>
+        <w:rPr>
+          <w:rFonts w:ascii="Arial" w:hAnsi="Arial" w:cs="Arial"/>
+          <w:color w:val="1F497D"/>
+          <w:sz w:val="18"/>
+          <w:szCs w:val="18"/>
+          <w:lang w:val="fr-FR"/>
+        </w:rPr>
+        <w:t xml:space="preserve"> se réinitialisaient incorrectement sur Silence.</w:t>
       </w:r>
     </w:p>
     <w:p>
@@ -1756,58 +1834,26 @@
           <w:lang w:val="fr-FR"/>
         </w:rPr>
       </w:pPr>
-    </w:p>
-    <w:p>
-      <w:pPr>
-        <w:tabs>
-          <w:tab w:val="left" w:pos="993"/>
-        </w:tabs>
-        <w:rPr>
-          <w:rFonts w:ascii="Arial" w:hAnsi="Arial" w:cs="Arial"/>
-          <w:color w:val="9CC2E5" w:themeColor="accent1" w:themeTint="99"/>
-          <w:sz w:val="16"/>
-          <w:szCs w:val="16"/>
-          <w:lang w:val="fr-FR"/>
-        </w:rPr>
-      </w:pPr>
-      <w:proofErr w:type="gramStart"/>
-      <w:r>
-        <w:rPr>
-          <w:rFonts w:ascii="Arial" w:hAnsi="Arial" w:cs="Arial"/>
-          <w:b/>
-          <w:bCs/>
-          <w:color w:val="4472C4" w:themeColor="accent5"/>
-          <w:sz w:val="24"/>
-          <w:szCs w:val="24"/>
-          <w:lang w:val="fr-FR"/>
-        </w:rPr>
-        <w:t>v</w:t>
-      </w:r>
-      <w:proofErr w:type="gramEnd"/>
-      <w:r>
-        <w:rPr>
-          <w:rFonts w:ascii="Arial" w:hAnsi="Arial" w:cs="Arial"/>
-          <w:b/>
-          <w:bCs/>
-          <w:color w:val="4472C4" w:themeColor="accent5"/>
-          <w:sz w:val="24"/>
-          <w:szCs w:val="24"/>
-          <w:lang w:val="fr-FR"/>
-        </w:rPr>
-        <w:t>8.1.10</w:t>
-      </w:r>
-      <w:r>
-        <w:rPr>
-          <w:rFonts w:ascii="Arial" w:hAnsi="Arial" w:cs="Arial"/>
-          <w:b/>
-          <w:bCs/>
-          <w:color w:val="4472C4" w:themeColor="accent5"/>
-          <w:sz w:val="24"/>
-          <w:szCs w:val="24"/>
+      <w:r>
+        <w:rPr>
+          <w:rFonts w:ascii="Arial" w:hAnsi="Arial" w:cs="Arial"/>
+          <w:color w:val="1F497D"/>
+          <w:sz w:val="18"/>
+          <w:szCs w:val="18"/>
+          <w:lang w:val="fr-FR"/>
+        </w:rPr>
+        <w:t>•</w:t>
+      </w:r>
+      <w:r>
+        <w:rPr>
+          <w:rFonts w:ascii="Arial" w:hAnsi="Arial" w:cs="Arial"/>
+          <w:color w:val="1F497D"/>
+          <w:sz w:val="18"/>
+          <w:szCs w:val="18"/>
           <w:lang w:val="fr-FR"/>
         </w:rPr>
         <w:tab/>
-        <w:t>16/02/2026</w:t>
+        <w:t>La page Détails du Site ne montrait pas le recalibrage ni les heures jour/nuit lorsqu'elle lisait à partir d'une configuration créée par les anciens outils XFP.</w:t>
       </w:r>
     </w:p>
     <w:p>
@@ -1825,25 +1871,64 @@
         <w:contextualSpacing/>
         <w:rPr>
           <w:rFonts w:ascii="Arial" w:hAnsi="Arial" w:cs="Arial"/>
-          <w:b/>
-          <w:bCs/>
-          <w:color w:val="1F497D"/>
-          <w:sz w:val="18"/>
-          <w:szCs w:val="18"/>
-          <w:lang w:val="fr-FR"/>
-        </w:rPr>
-      </w:pPr>
-      <w:r>
-        <w:rPr>
-          <w:rFonts w:ascii="Arial" w:hAnsi="Arial" w:cs="Arial"/>
-          <w:b/>
-          <w:bCs/>
-          <w:color w:val="1F497D"/>
-          <w:sz w:val="18"/>
-          <w:szCs w:val="18"/>
-          <w:lang w:val="fr-FR"/>
-        </w:rPr>
-        <w:t>Nouvelles fonctionnalités</w:t>
+          <w:color w:val="1F497D"/>
+          <w:sz w:val="18"/>
+          <w:szCs w:val="18"/>
+          <w:lang w:val="fr-FR"/>
+        </w:rPr>
+      </w:pPr>
+    </w:p>
+    <w:p>
+      <w:pPr>
+        <w:tabs>
+          <w:tab w:val="left" w:pos="993"/>
+        </w:tabs>
+        <w:rPr>
+          <w:rFonts w:ascii="Arial" w:hAnsi="Arial" w:cs="Arial"/>
+          <w:color w:val="9CC2E5" w:themeColor="accent1" w:themeTint="99"/>
+          <w:sz w:val="16"/>
+          <w:szCs w:val="16"/>
+          <w:lang w:val="fr-FR"/>
+        </w:rPr>
+      </w:pPr>
+      <w:proofErr w:type="gramStart"/>
+      <w:r>
+        <w:rPr>
+          <w:rFonts w:ascii="Arial" w:hAnsi="Arial" w:cs="Arial"/>
+          <w:b/>
+          <w:bCs/>
+          <w:color w:val="4472C4" w:themeColor="accent5"/>
+          <w:sz w:val="24"/>
+          <w:szCs w:val="24"/>
+          <w:lang w:val="fr-FR"/>
+        </w:rPr>
+        <w:t>v</w:t>
+      </w:r>
+      <w:proofErr w:type="gramEnd"/>
+      <w:r>
+        <w:rPr>
+          <w:rFonts w:ascii="Arial" w:hAnsi="Arial" w:cs="Arial"/>
+          <w:b/>
+          <w:bCs/>
+          <w:color w:val="4472C4" w:themeColor="accent5"/>
+          <w:sz w:val="24"/>
+          <w:szCs w:val="24"/>
+          <w:lang w:val="fr-FR"/>
+        </w:rPr>
+        <w:t>8.1.10</w:t>
+      </w:r>
+      <w:r>
+        <w:rPr>
+          <w:rFonts w:ascii="Arial" w:hAnsi="Arial" w:cs="Arial"/>
+          <w:b/>
+          <w:bCs/>
+          <w:color w:val="4472C4" w:themeColor="accent5"/>
+          <w:sz w:val="24"/>
+          <w:szCs w:val="24"/>
+          <w:lang w:val="fr-FR"/>
+        </w:rPr>
+        <w:tab/>
+        <w:t>16/02/2026</w:t>
       </w:r>
     </w:p>
     <w:p>
@@ -1861,42 +1946,25 @@
         <w:contextualSpacing/>
         <w:rPr>
           <w:rFonts w:ascii="Arial" w:hAnsi="Arial" w:cs="Arial"/>
-          <w:color w:val="1F497D"/>
-          <w:sz w:val="18"/>
-          <w:szCs w:val="18"/>
-          <w:lang w:val="fr-FR"/>
-        </w:rPr>
-      </w:pPr>
-      <w:r>
-        <w:rPr>
-          <w:rFonts w:ascii="Arial" w:hAnsi="Arial" w:cs="Arial"/>
-          <w:color w:val="1F497D"/>
-          <w:sz w:val="18"/>
-          <w:szCs w:val="18"/>
-          <w:lang w:val="fr-FR"/>
-        </w:rPr>
-        <w:t>•</w:t>
-      </w:r>
-      <w:r>
-        <w:rPr>
-          <w:rFonts w:ascii="Arial" w:hAnsi="Arial" w:cs="Arial"/>
-          <w:color w:val="1F497D"/>
-          <w:sz w:val="18"/>
-          <w:szCs w:val="18"/>
-          <w:lang w:val="fr-FR"/>
-        </w:rPr>
-        <w:tab/>
-        <w:t>Support pour la langue espagnole a été ajouté.</w:t>
-      </w:r>
-      <w:r>
-        <w:rPr>
-          <w:rFonts w:ascii="Arial" w:hAnsi="Arial" w:cs="Arial"/>
-          <w:color w:val="1F497D"/>
-          <w:sz w:val="18"/>
-          <w:szCs w:val="18"/>
-          <w:lang w:val="fr-FR"/>
-        </w:rPr>
-        <w:tab/>
+          <w:b/>
+          <w:bCs/>
+          <w:color w:val="1F497D"/>
+          <w:sz w:val="18"/>
+          <w:szCs w:val="18"/>
+          <w:lang w:val="fr-FR"/>
+        </w:rPr>
+      </w:pPr>
+      <w:r>
+        <w:rPr>
+          <w:rFonts w:ascii="Arial" w:hAnsi="Arial" w:cs="Arial"/>
+          <w:b/>
+          <w:bCs/>
+          <w:color w:val="1F497D"/>
+          <w:sz w:val="18"/>
+          <w:szCs w:val="18"/>
+          <w:lang w:val="fr-FR"/>
+        </w:rPr>
+        <w:t>Nouvelles fonctionnalités</w:t>
       </w:r>
     </w:p>
     <w:p>
@@ -1920,82 +1988,36 @@
           <w:lang w:val="fr-FR"/>
         </w:rPr>
       </w:pPr>
-    </w:p>
-    <w:p>
-      <w:pPr>
-        <w:tabs>
-          <w:tab w:val="left" w:pos="993"/>
-        </w:tabs>
-        <w:rPr>
-          <w:rFonts w:ascii="Arial" w:hAnsi="Arial" w:cs="Arial"/>
-          <w:color w:val="9CC2E5" w:themeColor="accent1" w:themeTint="99"/>
-          <w:sz w:val="16"/>
-          <w:szCs w:val="16"/>
-          <w:lang w:val="fr-FR"/>
-        </w:rPr>
-      </w:pPr>
-      <w:proofErr w:type="gramStart"/>
-      <w:r>
-        <w:rPr>
-          <w:rFonts w:ascii="Arial" w:hAnsi="Arial" w:cs="Arial"/>
-          <w:b/>
-          <w:bCs/>
-          <w:color w:val="4472C4" w:themeColor="accent5"/>
-          <w:sz w:val="24"/>
-          <w:szCs w:val="24"/>
-          <w:lang w:val="fr-FR"/>
-        </w:rPr>
-        <w:t>v</w:t>
-      </w:r>
-      <w:proofErr w:type="gramEnd"/>
-      <w:r>
-        <w:rPr>
-          <w:rFonts w:ascii="Arial" w:hAnsi="Arial" w:cs="Arial"/>
-          <w:b/>
-          <w:bCs/>
-          <w:color w:val="4472C4" w:themeColor="accent5"/>
-          <w:sz w:val="24"/>
-          <w:szCs w:val="24"/>
-          <w:lang w:val="fr-FR"/>
-        </w:rPr>
-        <w:t>8.1.9</w:t>
-      </w:r>
-      <w:r>
-        <w:rPr>
-          <w:rFonts w:ascii="Arial" w:hAnsi="Arial" w:cs="Arial"/>
-          <w:b/>
-          <w:bCs/>
-          <w:color w:val="4472C4" w:themeColor="accent5"/>
-          <w:sz w:val="24"/>
-          <w:szCs w:val="24"/>
+      <w:r>
+        <w:rPr>
+          <w:rFonts w:ascii="Arial" w:hAnsi="Arial" w:cs="Arial"/>
+          <w:color w:val="1F497D"/>
+          <w:sz w:val="18"/>
+          <w:szCs w:val="18"/>
+          <w:lang w:val="fr-FR"/>
+        </w:rPr>
+        <w:t>•</w:t>
+      </w:r>
+      <w:r>
+        <w:rPr>
+          <w:rFonts w:ascii="Arial" w:hAnsi="Arial" w:cs="Arial"/>
+          <w:color w:val="1F497D"/>
+          <w:sz w:val="18"/>
+          <w:szCs w:val="18"/>
           <w:lang w:val="fr-FR"/>
         </w:rPr>
         <w:tab/>
-        <w:t>2</w:t>
-      </w:r>
-      <w:r>
-        <w:rPr>
-          <w:rFonts w:ascii="Arial" w:hAnsi="Arial" w:cs="Arial"/>
-          <w:b/>
-          <w:bCs/>
-          <w:color w:val="4472C4" w:themeColor="accent5"/>
-          <w:sz w:val="24"/>
-          <w:szCs w:val="24"/>
-          <w:lang w:val="fr-FR"/>
-        </w:rPr>
-        <w:t>4</w:t>
-      </w:r>
-      <w:r>
-        <w:rPr>
-          <w:rFonts w:ascii="Arial" w:hAnsi="Arial" w:cs="Arial"/>
-          <w:b/>
-          <w:bCs/>
-          <w:color w:val="4472C4" w:themeColor="accent5"/>
-          <w:sz w:val="24"/>
-          <w:szCs w:val="24"/>
-          <w:lang w:val="fr-FR"/>
-        </w:rPr>
-        <w:t>/12/2025</w:t>
+        <w:t>Support pour la langue espagnole a été ajouté.</w:t>
+      </w:r>
+      <w:r>
+        <w:rPr>
+          <w:rFonts w:ascii="Arial" w:hAnsi="Arial" w:cs="Arial"/>
+          <w:color w:val="1F497D"/>
+          <w:sz w:val="18"/>
+          <w:szCs w:val="18"/>
+          <w:lang w:val="fr-FR"/>
+        </w:rPr>
+        <w:tab/>
       </w:r>
     </w:p>
     <w:p>
@@ -2013,25 +2035,88 @@
         <w:contextualSpacing/>
         <w:rPr>
           <w:rFonts w:ascii="Arial" w:hAnsi="Arial" w:cs="Arial"/>
-          <w:b/>
-          <w:bCs/>
-          <w:color w:val="1F497D"/>
-          <w:sz w:val="18"/>
-          <w:szCs w:val="18"/>
-          <w:lang w:val="fr-FR"/>
-        </w:rPr>
-      </w:pPr>
-      <w:r>
-        <w:rPr>
-          <w:rFonts w:ascii="Arial" w:hAnsi="Arial" w:cs="Arial"/>
-          <w:b/>
-          <w:bCs/>
-          <w:color w:val="1F497D"/>
-          <w:sz w:val="18"/>
-          <w:szCs w:val="18"/>
-          <w:lang w:val="fr-FR"/>
-        </w:rPr>
-        <w:t>Nouvelles fonctionnalités</w:t>
+          <w:color w:val="1F497D"/>
+          <w:sz w:val="18"/>
+          <w:szCs w:val="18"/>
+          <w:lang w:val="fr-FR"/>
+        </w:rPr>
+      </w:pPr>
+    </w:p>
+    <w:p>
+      <w:pPr>
+        <w:tabs>
+          <w:tab w:val="left" w:pos="993"/>
+        </w:tabs>
+        <w:rPr>
+          <w:rFonts w:ascii="Arial" w:hAnsi="Arial" w:cs="Arial"/>
+          <w:color w:val="9CC2E5" w:themeColor="accent1" w:themeTint="99"/>
+          <w:sz w:val="16"/>
+          <w:szCs w:val="16"/>
+          <w:lang w:val="fr-FR"/>
+        </w:rPr>
+      </w:pPr>
+      <w:proofErr w:type="gramStart"/>
+      <w:r>
+        <w:rPr>
+          <w:rFonts w:ascii="Arial" w:hAnsi="Arial" w:cs="Arial"/>
+          <w:b/>
+          <w:bCs/>
+          <w:color w:val="4472C4" w:themeColor="accent5"/>
+          <w:sz w:val="24"/>
+          <w:szCs w:val="24"/>
+          <w:lang w:val="fr-FR"/>
+        </w:rPr>
+        <w:t>v</w:t>
+      </w:r>
+      <w:proofErr w:type="gramEnd"/>
+      <w:r>
+        <w:rPr>
+          <w:rFonts w:ascii="Arial" w:hAnsi="Arial" w:cs="Arial"/>
+          <w:b/>
+          <w:bCs/>
+          <w:color w:val="4472C4" w:themeColor="accent5"/>
+          <w:sz w:val="24"/>
+          <w:szCs w:val="24"/>
+          <w:lang w:val="fr-FR"/>
+        </w:rPr>
+        <w:t>8.1.9</w:t>
+      </w:r>
+      <w:r>
+        <w:rPr>
+          <w:rFonts w:ascii="Arial" w:hAnsi="Arial" w:cs="Arial"/>
+          <w:b/>
+          <w:bCs/>
+          <w:color w:val="4472C4" w:themeColor="accent5"/>
+          <w:sz w:val="24"/>
+          <w:szCs w:val="24"/>
+          <w:lang w:val="fr-FR"/>
+        </w:rPr>
+        <w:tab/>
+        <w:t>2</w:t>
+      </w:r>
+      <w:r>
+        <w:rPr>
+          <w:rFonts w:ascii="Arial" w:hAnsi="Arial" w:cs="Arial"/>
+          <w:b/>
+          <w:bCs/>
+          <w:color w:val="4472C4" w:themeColor="accent5"/>
+          <w:sz w:val="24"/>
+          <w:szCs w:val="24"/>
+          <w:lang w:val="fr-FR"/>
+        </w:rPr>
+        <w:t>4</w:t>
+      </w:r>
+      <w:r>
+        <w:rPr>
+          <w:rFonts w:ascii="Arial" w:hAnsi="Arial" w:cs="Arial"/>
+          <w:b/>
+          <w:bCs/>
+          <w:color w:val="4472C4" w:themeColor="accent5"/>
+          <w:sz w:val="24"/>
+          <w:szCs w:val="24"/>
+          <w:lang w:val="fr-FR"/>
+        </w:rPr>
+        <w:t>/12/2025</w:t>
       </w:r>
     </w:p>
     <w:p>
@@ -2049,52 +2134,25 @@
         <w:contextualSpacing/>
         <w:rPr>
           <w:rFonts w:ascii="Arial" w:hAnsi="Arial" w:cs="Arial"/>
-          <w:color w:val="1F497D"/>
-          <w:sz w:val="18"/>
-          <w:szCs w:val="18"/>
-          <w:lang w:val="fr-FR"/>
-        </w:rPr>
-      </w:pPr>
-      <w:r>
-        <w:rPr>
-          <w:rFonts w:ascii="Arial" w:hAnsi="Arial" w:cs="Arial"/>
-          <w:color w:val="1F497D"/>
-          <w:sz w:val="18"/>
-          <w:szCs w:val="18"/>
-          <w:lang w:val="fr-FR"/>
-        </w:rPr>
-        <w:t>•</w:t>
-      </w:r>
-      <w:r>
-        <w:rPr>
-          <w:rFonts w:ascii="Arial" w:hAnsi="Arial" w:cs="Arial"/>
-          <w:color w:val="1F497D"/>
-          <w:sz w:val="18"/>
-          <w:szCs w:val="18"/>
-          <w:lang w:val="fr-FR"/>
-        </w:rPr>
-        <w:tab/>
-        <w:t xml:space="preserve">Les nouveaux </w:t>
-      </w:r>
-      <w:r>
-        <w:rPr>
-          <w:rFonts w:ascii="Arial" w:hAnsi="Arial" w:cs="Arial"/>
-          <w:color w:val="1F497D"/>
-          <w:sz w:val="18"/>
-          <w:szCs w:val="18"/>
-          <w:lang w:val="fr-FR"/>
-        </w:rPr>
-        <w:t>dispositifs</w:t>
-      </w:r>
-      <w:r>
-        <w:rPr>
-          <w:rFonts w:ascii="Arial" w:hAnsi="Arial" w:cs="Arial"/>
-          <w:color w:val="1F497D"/>
-          <w:sz w:val="18"/>
-          <w:szCs w:val="18"/>
-          <w:lang w:val="fr-FR"/>
-        </w:rPr>
-        <w:t xml:space="preserve"> CAST Pro ont été ajoutés.</w:t>
+          <w:b/>
+          <w:bCs/>
+          <w:color w:val="1F497D"/>
+          <w:sz w:val="18"/>
+          <w:szCs w:val="18"/>
+          <w:lang w:val="fr-FR"/>
+        </w:rPr>
+      </w:pPr>
+      <w:r>
+        <w:rPr>
+          <w:rFonts w:ascii="Arial" w:hAnsi="Arial" w:cs="Arial"/>
+          <w:b/>
+          <w:bCs/>
+          <w:color w:val="1F497D"/>
+          <w:sz w:val="18"/>
+          <w:szCs w:val="18"/>
+          <w:lang w:val="fr-FR"/>
+        </w:rPr>
+        <w:t>Nouvelles fonctionnalités</w:t>
       </w:r>
     </w:p>
     <w:p>
@@ -2137,7 +2195,27 @@
           <w:lang w:val="fr-FR"/>
         </w:rPr>
         <w:tab/>
-        <w:t>L'option pour imprimer les paramètres a été ajoutée.</w:t>
+        <w:t xml:space="preserve">Les nouveaux </w:t>
+      </w:r>
+      <w:r>
+        <w:rPr>
+          <w:rFonts w:ascii="Arial" w:hAnsi="Arial" w:cs="Arial"/>
+          <w:color w:val="1F497D"/>
+          <w:sz w:val="18"/>
+          <w:szCs w:val="18"/>
+          <w:lang w:val="fr-FR"/>
+        </w:rPr>
+        <w:t>dispositifs</w:t>
+      </w:r>
+      <w:r>
+        <w:rPr>
+          <w:rFonts w:ascii="Arial" w:hAnsi="Arial" w:cs="Arial"/>
+          <w:color w:val="1F497D"/>
+          <w:sz w:val="18"/>
+          <w:szCs w:val="18"/>
+          <w:lang w:val="fr-FR"/>
+        </w:rPr>
+        <w:t xml:space="preserve"> CAST Pro ont été ajoutés.</w:t>
       </w:r>
     </w:p>
     <w:p>
@@ -2180,67 +2258,7 @@
           <w:lang w:val="fr-FR"/>
         </w:rPr>
         <w:tab/>
-        <w:t xml:space="preserve">Les modes jour </w:t>
-      </w:r>
-      <w:r>
-        <w:rPr>
-          <w:rFonts w:ascii="Arial" w:hAnsi="Arial" w:cs="Arial"/>
-          <w:color w:val="1F497D"/>
-          <w:sz w:val="18"/>
-          <w:szCs w:val="18"/>
-          <w:lang w:val="fr-FR"/>
-        </w:rPr>
-        <w:t>&amp;</w:t>
-      </w:r>
-      <w:r>
-        <w:rPr>
-          <w:rFonts w:ascii="Arial" w:hAnsi="Arial" w:cs="Arial"/>
-          <w:color w:val="1F497D"/>
-          <w:sz w:val="18"/>
-          <w:szCs w:val="18"/>
-          <w:lang w:val="fr-FR"/>
-        </w:rPr>
-        <w:t xml:space="preserve"> nuit d</w:t>
-      </w:r>
-      <w:r>
-        <w:rPr>
-          <w:rFonts w:ascii="Arial" w:hAnsi="Arial" w:cs="Arial"/>
-          <w:color w:val="1F497D"/>
-          <w:sz w:val="18"/>
-          <w:szCs w:val="18"/>
-          <w:lang w:val="fr-FR"/>
-        </w:rPr>
-        <w:t>es dispositifs</w:t>
-      </w:r>
-      <w:r>
-        <w:rPr>
-          <w:rFonts w:ascii="Arial" w:hAnsi="Arial" w:cs="Arial"/>
-          <w:color w:val="1F497D"/>
-          <w:sz w:val="18"/>
-          <w:szCs w:val="18"/>
-          <w:lang w:val="fr-FR"/>
-        </w:rPr>
-        <w:t xml:space="preserve"> sont désormais toujours réinitialisés à leurs valeurs par défaut lorsqu'un type d</w:t>
-      </w:r>
-      <w:r>
-        <w:rPr>
-          <w:rFonts w:ascii="Arial" w:hAnsi="Arial" w:cs="Arial"/>
-          <w:color w:val="1F497D"/>
-          <w:sz w:val="18"/>
-          <w:szCs w:val="18"/>
-          <w:lang w:val="fr-FR"/>
-        </w:rPr>
-        <w:t>e dispositif</w:t>
-      </w:r>
-      <w:r>
-        <w:rPr>
-          <w:rFonts w:ascii="Arial" w:hAnsi="Arial" w:cs="Arial"/>
-          <w:color w:val="1F497D"/>
-          <w:sz w:val="18"/>
-          <w:szCs w:val="18"/>
-          <w:lang w:val="fr-FR"/>
-        </w:rPr>
-        <w:t xml:space="preserve"> est modifié.</w:t>
+        <w:t>L'option pour imprimer les paramètres a été ajoutée.</w:t>
       </w:r>
     </w:p>
     <w:p>
@@ -2283,88 +2301,67 @@
           <w:lang w:val="fr-FR"/>
         </w:rPr>
         <w:tab/>
-      </w:r>
-      <w:proofErr w:type="gramStart"/>
-      <w:r>
-        <w:rPr>
-          <w:rFonts w:ascii="Arial" w:hAnsi="Arial" w:cs="Arial"/>
-          <w:color w:val="1F497D"/>
-          <w:sz w:val="18"/>
-          <w:szCs w:val="18"/>
-          <w:lang w:val="fr-FR"/>
-        </w:rPr>
-        <w:t xml:space="preserve">Une deuxième </w:t>
-      </w:r>
-      <w:r>
-        <w:rPr>
-          <w:rFonts w:ascii="Arial" w:hAnsi="Arial" w:cs="Arial"/>
-          <w:color w:val="1F497D"/>
-          <w:sz w:val="18"/>
-          <w:szCs w:val="18"/>
-          <w:lang w:val="fr-FR"/>
-        </w:rPr>
-        <w:t>circuit</w:t>
-      </w:r>
-      <w:r>
-        <w:rPr>
-          <w:rFonts w:ascii="Arial" w:hAnsi="Arial" w:cs="Arial"/>
-          <w:color w:val="1F497D"/>
-          <w:sz w:val="18"/>
-          <w:szCs w:val="18"/>
-          <w:lang w:val="fr-FR"/>
-        </w:rPr>
-        <w:t xml:space="preserve"> nouvellement ajoutée</w:t>
-      </w:r>
-      <w:proofErr w:type="gramEnd"/>
-      <w:r>
-        <w:rPr>
-          <w:rFonts w:ascii="Arial" w:hAnsi="Arial" w:cs="Arial"/>
-          <w:color w:val="1F497D"/>
-          <w:sz w:val="18"/>
-          <w:szCs w:val="18"/>
-          <w:lang w:val="fr-FR"/>
-        </w:rPr>
-        <w:t xml:space="preserve"> est maintenant correctement remplie avec des emplacements d</w:t>
-      </w:r>
-      <w:r>
-        <w:rPr>
-          <w:rFonts w:ascii="Arial" w:hAnsi="Arial" w:cs="Arial"/>
-          <w:color w:val="1F497D"/>
-          <w:sz w:val="18"/>
-          <w:szCs w:val="18"/>
-          <w:lang w:val="fr-FR"/>
-        </w:rPr>
-        <w:t>e dispositifs</w:t>
-      </w:r>
-      <w:r>
-        <w:rPr>
-          <w:rFonts w:ascii="Arial" w:hAnsi="Arial" w:cs="Arial"/>
-          <w:color w:val="1F497D"/>
-          <w:sz w:val="18"/>
-          <w:szCs w:val="18"/>
-          <w:lang w:val="fr-FR"/>
-        </w:rPr>
-        <w:t xml:space="preserve"> vides et les pages des </w:t>
-      </w:r>
-      <w:r>
-        <w:rPr>
-          <w:rFonts w:ascii="Arial" w:hAnsi="Arial" w:cs="Arial"/>
-          <w:color w:val="1F497D"/>
-          <w:sz w:val="18"/>
-          <w:szCs w:val="18"/>
-          <w:lang w:val="fr-FR"/>
-        </w:rPr>
-        <w:t>dispositif</w:t>
-      </w:r>
-      <w:r>
-        <w:rPr>
-          <w:rFonts w:ascii="Arial" w:hAnsi="Arial" w:cs="Arial"/>
-          <w:color w:val="1F497D"/>
-          <w:sz w:val="18"/>
-          <w:szCs w:val="18"/>
-          <w:lang w:val="fr-FR"/>
-        </w:rPr>
-        <w:t>s sont mises à jour en conséquence.</w:t>
+        <w:t xml:space="preserve">Les modes jour </w:t>
+      </w:r>
+      <w:r>
+        <w:rPr>
+          <w:rFonts w:ascii="Arial" w:hAnsi="Arial" w:cs="Arial"/>
+          <w:color w:val="1F497D"/>
+          <w:sz w:val="18"/>
+          <w:szCs w:val="18"/>
+          <w:lang w:val="fr-FR"/>
+        </w:rPr>
+        <w:t>&amp;</w:t>
+      </w:r>
+      <w:r>
+        <w:rPr>
+          <w:rFonts w:ascii="Arial" w:hAnsi="Arial" w:cs="Arial"/>
+          <w:color w:val="1F497D"/>
+          <w:sz w:val="18"/>
+          <w:szCs w:val="18"/>
+          <w:lang w:val="fr-FR"/>
+        </w:rPr>
+        <w:t xml:space="preserve"> nuit d</w:t>
+      </w:r>
+      <w:r>
+        <w:rPr>
+          <w:rFonts w:ascii="Arial" w:hAnsi="Arial" w:cs="Arial"/>
+          <w:color w:val="1F497D"/>
+          <w:sz w:val="18"/>
+          <w:szCs w:val="18"/>
+          <w:lang w:val="fr-FR"/>
+        </w:rPr>
+        <w:t>es dispositifs</w:t>
+      </w:r>
+      <w:r>
+        <w:rPr>
+          <w:rFonts w:ascii="Arial" w:hAnsi="Arial" w:cs="Arial"/>
+          <w:color w:val="1F497D"/>
+          <w:sz w:val="18"/>
+          <w:szCs w:val="18"/>
+          <w:lang w:val="fr-FR"/>
+        </w:rPr>
+        <w:t xml:space="preserve"> sont désormais toujours réinitialisés à leurs valeurs par défaut lorsqu'un type d</w:t>
+      </w:r>
+      <w:r>
+        <w:rPr>
+          <w:rFonts w:ascii="Arial" w:hAnsi="Arial" w:cs="Arial"/>
+          <w:color w:val="1F497D"/>
+          <w:sz w:val="18"/>
+          <w:szCs w:val="18"/>
+          <w:lang w:val="fr-FR"/>
+        </w:rPr>
+        <w:t>e dispositif</w:t>
+      </w:r>
+      <w:r>
+        <w:rPr>
+          <w:rFonts w:ascii="Arial" w:hAnsi="Arial" w:cs="Arial"/>
+          <w:color w:val="1F497D"/>
+          <w:sz w:val="18"/>
+          <w:szCs w:val="18"/>
+          <w:lang w:val="fr-FR"/>
+        </w:rPr>
+        <w:t xml:space="preserve"> est modifié.</w:t>
       </w:r>
     </w:p>
     <w:p>
@@ -2409,16 +2406,6 @@
         </w:rPr>
         <w:tab/>
       </w:r>
-      <w:r>
-        <w:rPr>
-          <w:rFonts w:ascii="Arial" w:hAnsi="Arial" w:cs="Arial"/>
-          <w:color w:val="1F497D"/>
-          <w:sz w:val="18"/>
-          <w:szCs w:val="18"/>
-          <w:lang w:val="fr-FR"/>
-        </w:rPr>
-        <w:t>Prise en charge</w:t>
-      </w:r>
       <w:proofErr w:type="gramStart"/>
       <w:r>
         <w:rPr>
@@ -2428,70 +2415,78 @@
           <w:szCs w:val="18"/>
           <w:lang w:val="fr-FR"/>
         </w:rPr>
-        <w:t xml:space="preserve"> </w:t>
-      </w:r>
-      <w:r>
-        <w:rPr>
-          <w:rFonts w:ascii="Arial" w:hAnsi="Arial" w:cs="Arial"/>
-          <w:color w:val="1F4E79" w:themeColor="accent1" w:themeShade="80"/>
-          <w:sz w:val="18"/>
-          <w:szCs w:val="18"/>
-          <w:lang w:val="fr-FR"/>
-        </w:rPr>
-        <w:t>«</w:t>
-      </w:r>
-      <w:proofErr w:type="spellStart"/>
-      <w:r>
-        <w:rPr>
-          <w:rFonts w:ascii="Arial" w:hAnsi="Arial" w:cs="Arial"/>
-          <w:color w:val="1F497D"/>
-          <w:sz w:val="18"/>
-          <w:szCs w:val="18"/>
-          <w:lang w:val="fr-FR"/>
-        </w:rPr>
-        <w:t>Envision</w:t>
-      </w:r>
-      <w:proofErr w:type="spellEnd"/>
+        <w:t xml:space="preserve">Une deuxième </w:t>
+      </w:r>
+      <w:r>
+        <w:rPr>
+          <w:rFonts w:ascii="Arial" w:hAnsi="Arial" w:cs="Arial"/>
+          <w:color w:val="1F497D"/>
+          <w:sz w:val="18"/>
+          <w:szCs w:val="18"/>
+          <w:lang w:val="fr-FR"/>
+        </w:rPr>
+        <w:t>circuit</w:t>
+      </w:r>
+      <w:r>
+        <w:rPr>
+          <w:rFonts w:ascii="Arial" w:hAnsi="Arial" w:cs="Arial"/>
+          <w:color w:val="1F497D"/>
+          <w:sz w:val="18"/>
+          <w:szCs w:val="18"/>
+          <w:lang w:val="fr-FR"/>
+        </w:rPr>
+        <w:t xml:space="preserve"> nouvellement ajoutée</w:t>
+      </w:r>
       <w:proofErr w:type="gramEnd"/>
       <w:r>
         <w:rPr>
           <w:rFonts w:ascii="Arial" w:hAnsi="Arial" w:cs="Arial"/>
-          <w:color w:val="1F4E79" w:themeColor="accent1" w:themeShade="80"/>
-          <w:sz w:val="18"/>
-          <w:szCs w:val="18"/>
-          <w:lang w:val="fr-FR"/>
-        </w:rPr>
-        <w:t>»</w:t>
-      </w:r>
-      <w:r>
-        <w:rPr>
-          <w:rFonts w:ascii="Arial" w:hAnsi="Arial" w:cs="Arial"/>
-          <w:color w:val="1F497D"/>
-          <w:sz w:val="18"/>
-          <w:szCs w:val="18"/>
-          <w:lang w:val="fr-FR"/>
-        </w:rPr>
-        <w:t xml:space="preserve"> sur les systèmes Apollo</w:t>
-      </w:r>
-      <w:r>
-        <w:rPr>
-          <w:rFonts w:ascii="Arial" w:hAnsi="Arial" w:cs="Arial"/>
-          <w:color w:val="1F497D"/>
-          <w:sz w:val="18"/>
-          <w:szCs w:val="18"/>
-          <w:lang w:val="fr-FR"/>
-        </w:rPr>
-        <w:t> </w:t>
-      </w:r>
-      <w:r>
-        <w:rPr>
-          <w:rFonts w:ascii="Arial" w:hAnsi="Arial" w:cs="Arial"/>
-          <w:color w:val="1F4E79" w:themeColor="accent1" w:themeShade="80"/>
-          <w:sz w:val="18"/>
-          <w:szCs w:val="18"/>
-          <w:lang w:val="fr-FR"/>
-        </w:rPr>
-        <w:t>:</w:t>
+          <w:color w:val="1F497D"/>
+          <w:sz w:val="18"/>
+          <w:szCs w:val="18"/>
+          <w:lang w:val="fr-FR"/>
+        </w:rPr>
+        <w:t xml:space="preserve"> est maintenant correctement remplie avec des emplacements d</w:t>
+      </w:r>
+      <w:r>
+        <w:rPr>
+          <w:rFonts w:ascii="Arial" w:hAnsi="Arial" w:cs="Arial"/>
+          <w:color w:val="1F497D"/>
+          <w:sz w:val="18"/>
+          <w:szCs w:val="18"/>
+          <w:lang w:val="fr-FR"/>
+        </w:rPr>
+        <w:t>e dispositifs</w:t>
+      </w:r>
+      <w:r>
+        <w:rPr>
+          <w:rFonts w:ascii="Arial" w:hAnsi="Arial" w:cs="Arial"/>
+          <w:color w:val="1F497D"/>
+          <w:sz w:val="18"/>
+          <w:szCs w:val="18"/>
+          <w:lang w:val="fr-FR"/>
+        </w:rPr>
+        <w:t xml:space="preserve"> vides et les pages des </w:t>
+      </w:r>
+      <w:r>
+        <w:rPr>
+          <w:rFonts w:ascii="Arial" w:hAnsi="Arial" w:cs="Arial"/>
+          <w:color w:val="1F497D"/>
+          <w:sz w:val="18"/>
+          <w:szCs w:val="18"/>
+          <w:lang w:val="fr-FR"/>
+        </w:rPr>
+        <w:t>dispositif</w:t>
+      </w:r>
+      <w:r>
+        <w:rPr>
+          <w:rFonts w:ascii="Arial" w:hAnsi="Arial" w:cs="Arial"/>
+          <w:color w:val="1F497D"/>
+          <w:sz w:val="18"/>
+          <w:szCs w:val="18"/>
+          <w:lang w:val="fr-FR"/>
+        </w:rPr>
+        <w:t>s sont mises à jour en conséquence.</w:t>
       </w:r>
     </w:p>
     <w:p>
@@ -2523,62 +2518,53 @@
           <w:szCs w:val="18"/>
           <w:lang w:val="fr-FR"/>
         </w:rPr>
+        <w:t>•</w:t>
+      </w:r>
+      <w:r>
+        <w:rPr>
+          <w:rFonts w:ascii="Arial" w:hAnsi="Arial" w:cs="Arial"/>
+          <w:color w:val="1F497D"/>
+          <w:sz w:val="18"/>
+          <w:szCs w:val="18"/>
+          <w:lang w:val="fr-FR"/>
+        </w:rPr>
         <w:tab/>
       </w:r>
       <w:r>
         <w:rPr>
           <w:rFonts w:ascii="Arial" w:hAnsi="Arial" w:cs="Arial"/>
-          <w:i/>
-          <w:iCs/>
-          <w:color w:val="1F497D"/>
-          <w:sz w:val="18"/>
-          <w:szCs w:val="18"/>
-          <w:lang w:val="fr-FR"/>
-        </w:rPr>
-        <w:t xml:space="preserve">Pour cela, les noms des </w:t>
-      </w:r>
-      <w:r>
-        <w:rPr>
-          <w:rFonts w:ascii="Arial" w:hAnsi="Arial" w:cs="Arial"/>
-          <w:i/>
-          <w:iCs/>
-          <w:color w:val="1F497D"/>
-          <w:sz w:val="18"/>
-          <w:szCs w:val="18"/>
-          <w:lang w:val="fr-FR"/>
-        </w:rPr>
-        <w:t>dispositif</w:t>
-      </w:r>
-      <w:r>
-        <w:rPr>
-          <w:rFonts w:ascii="Arial" w:hAnsi="Arial" w:cs="Arial"/>
-          <w:i/>
-          <w:iCs/>
-          <w:color w:val="1F497D"/>
-          <w:sz w:val="18"/>
-          <w:szCs w:val="18"/>
-          <w:lang w:val="fr-FR"/>
-        </w:rPr>
-        <w:t xml:space="preserve">s et les descriptions des zones sont préfixés respectivement par des codes de type et des numéros de zone. Si ce n'est pas déjà fait, avant le téléchargement, l'utilisateur est interrogé pour savoir si le panneau est destiné à </w:t>
-      </w:r>
-      <w:r>
-        <w:rPr>
-          <w:rFonts w:ascii="Arial" w:hAnsi="Arial" w:cs="Arial"/>
-          <w:i/>
-          <w:iCs/>
-          <w:color w:val="1F497D"/>
-          <w:sz w:val="18"/>
-          <w:szCs w:val="18"/>
-          <w:lang w:val="fr-FR"/>
-        </w:rPr>
-        <w:t>l’</w:t>
+          <w:color w:val="1F497D"/>
+          <w:sz w:val="18"/>
+          <w:szCs w:val="18"/>
+          <w:lang w:val="fr-FR"/>
+        </w:rPr>
+        <w:t>Prise en charge</w:t>
+      </w:r>
+      <w:proofErr w:type="gramStart"/>
+      <w:r>
+        <w:rPr>
+          <w:rFonts w:ascii="Arial" w:hAnsi="Arial" w:cs="Arial"/>
+          <w:color w:val="1F497D"/>
+          <w:sz w:val="18"/>
+          <w:szCs w:val="18"/>
+          <w:lang w:val="fr-FR"/>
+        </w:rPr>
+        <w:t xml:space="preserve"> </w:t>
+      </w:r>
+      <w:r>
+        <w:rPr>
+          <w:rFonts w:ascii="Arial" w:hAnsi="Arial" w:cs="Arial"/>
+          <w:color w:val="1F4E79" w:themeColor="accent1" w:themeShade="80"/>
+          <w:sz w:val="18"/>
+          <w:szCs w:val="18"/>
+          <w:lang w:val="fr-FR"/>
+        </w:rPr>
+        <w:t>«</w:t>
       </w:r>
       <w:proofErr w:type="spellStart"/>
       <w:r>
         <w:rPr>
           <w:rFonts w:ascii="Arial" w:hAnsi="Arial" w:cs="Arial"/>
-          <w:i/>
-          <w:iCs/>
           <w:color w:val="1F497D"/>
           <w:sz w:val="18"/>
           <w:szCs w:val="18"/>
@@ -2587,27 +2573,46 @@
         <w:t>Envision</w:t>
       </w:r>
       <w:proofErr w:type="spellEnd"/>
-      <w:r>
-        <w:rPr>
-          <w:rFonts w:ascii="Arial" w:hAnsi="Arial" w:cs="Arial"/>
-          <w:i/>
-          <w:iCs/>
-          <w:color w:val="1F497D"/>
-          <w:sz w:val="18"/>
-          <w:szCs w:val="18"/>
-          <w:lang w:val="fr-FR"/>
-        </w:rPr>
-        <w:t xml:space="preserve"> et, si oui, les préfixes sont ajoutés.</w:t>
-      </w:r>
-      <w:r>
-        <w:rPr>
-          <w:rFonts w:ascii="Arial" w:hAnsi="Arial" w:cs="Arial"/>
-          <w:color w:val="1F497D"/>
-          <w:sz w:val="18"/>
-          <w:szCs w:val="18"/>
-          <w:lang w:val="fr-FR"/>
-        </w:rPr>
-        <w:br/>
+      <w:proofErr w:type="gramEnd"/>
+      <w:r>
+        <w:rPr>
+          <w:rFonts w:ascii="Arial" w:hAnsi="Arial" w:cs="Arial"/>
+          <w:color w:val="1F4E79" w:themeColor="accent1" w:themeShade="80"/>
+          <w:sz w:val="18"/>
+          <w:szCs w:val="18"/>
+          <w:lang w:val="fr-FR"/>
+        </w:rPr>
+        <w:t>»</w:t>
+      </w:r>
+      <w:r>
+        <w:rPr>
+          <w:rFonts w:ascii="Arial" w:hAnsi="Arial" w:cs="Arial"/>
+          <w:color w:val="1F497D"/>
+          <w:sz w:val="18"/>
+          <w:szCs w:val="18"/>
+          <w:lang w:val="fr-FR"/>
+        </w:rPr>
+        <w:t xml:space="preserve"> sur les systèmes Apollo</w:t>
+      </w:r>
+      <w:r>
+        <w:rPr>
+          <w:rFonts w:ascii="Arial" w:hAnsi="Arial" w:cs="Arial"/>
+          <w:color w:val="1F497D"/>
+          <w:sz w:val="18"/>
+          <w:szCs w:val="18"/>
+          <w:lang w:val="fr-FR"/>
+        </w:rPr>
+        <w:t> </w:t>
+      </w:r>
+      <w:r>
+        <w:rPr>
+          <w:rFonts w:ascii="Arial" w:hAnsi="Arial" w:cs="Arial"/>
+          <w:color w:val="1F4E79" w:themeColor="accent1" w:themeShade="80"/>
+          <w:sz w:val="18"/>
+          <w:szCs w:val="18"/>
+          <w:lang w:val="fr-FR"/>
+        </w:rPr>
+        <w:t>:</w:t>
       </w:r>
     </w:p>
     <w:p>
@@ -2625,37 +2630,105 @@
         <w:contextualSpacing/>
         <w:rPr>
           <w:rFonts w:ascii="Arial" w:hAnsi="Arial" w:cs="Arial"/>
-          <w:b/>
-          <w:bCs/>
-          <w:color w:val="1F497D"/>
-          <w:sz w:val="18"/>
-          <w:szCs w:val="18"/>
-          <w:lang w:val="fr-FR"/>
-        </w:rPr>
-      </w:pPr>
-      <w:r>
-        <w:rPr>
-          <w:rFonts w:ascii="Arial" w:hAnsi="Arial" w:cs="Arial"/>
-          <w:b/>
-          <w:bCs/>
-          <w:color w:val="1F497D"/>
-          <w:sz w:val="18"/>
-          <w:szCs w:val="18"/>
-          <w:lang w:val="fr-FR"/>
-        </w:rPr>
-        <w:t>Correctif</w:t>
-      </w:r>
-      <w:r>
-        <w:rPr>
-          <w:rFonts w:ascii="Arial" w:hAnsi="Arial" w:cs="Arial"/>
-          <w:b/>
-          <w:bCs/>
-          <w:color w:val="1F497D"/>
-          <w:sz w:val="18"/>
-          <w:szCs w:val="18"/>
-          <w:lang w:val="fr-FR"/>
-        </w:rPr>
-        <w:t>s</w:t>
+          <w:color w:val="1F497D"/>
+          <w:sz w:val="18"/>
+          <w:szCs w:val="18"/>
+          <w:lang w:val="fr-FR"/>
+        </w:rPr>
+      </w:pPr>
+      <w:r>
+        <w:rPr>
+          <w:rFonts w:ascii="Arial" w:hAnsi="Arial" w:cs="Arial"/>
+          <w:color w:val="1F497D"/>
+          <w:sz w:val="18"/>
+          <w:szCs w:val="18"/>
+          <w:lang w:val="fr-FR"/>
+        </w:rPr>
+        <w:tab/>
+      </w:r>
+      <w:r>
+        <w:rPr>
+          <w:rFonts w:ascii="Arial" w:hAnsi="Arial" w:cs="Arial"/>
+          <w:i/>
+          <w:iCs/>
+          <w:color w:val="1F497D"/>
+          <w:sz w:val="18"/>
+          <w:szCs w:val="18"/>
+          <w:lang w:val="fr-FR"/>
+        </w:rPr>
+        <w:t xml:space="preserve">Pour cela, les noms des </w:t>
+      </w:r>
+      <w:r>
+        <w:rPr>
+          <w:rFonts w:ascii="Arial" w:hAnsi="Arial" w:cs="Arial"/>
+          <w:i/>
+          <w:iCs/>
+          <w:color w:val="1F497D"/>
+          <w:sz w:val="18"/>
+          <w:szCs w:val="18"/>
+          <w:lang w:val="fr-FR"/>
+        </w:rPr>
+        <w:t>dispositif</w:t>
+      </w:r>
+      <w:r>
+        <w:rPr>
+          <w:rFonts w:ascii="Arial" w:hAnsi="Arial" w:cs="Arial"/>
+          <w:i/>
+          <w:iCs/>
+          <w:color w:val="1F497D"/>
+          <w:sz w:val="18"/>
+          <w:szCs w:val="18"/>
+          <w:lang w:val="fr-FR"/>
+        </w:rPr>
+        <w:t xml:space="preserve">s et les descriptions des zones sont préfixés respectivement par des codes de type et des numéros de zone. Si ce n'est pas déjà fait, avant le téléchargement, l'utilisateur est interrogé pour savoir si le panneau est destiné à </w:t>
+      </w:r>
+      <w:r>
+        <w:rPr>
+          <w:rFonts w:ascii="Arial" w:hAnsi="Arial" w:cs="Arial"/>
+          <w:i/>
+          <w:iCs/>
+          <w:color w:val="1F497D"/>
+          <w:sz w:val="18"/>
+          <w:szCs w:val="18"/>
+          <w:lang w:val="fr-FR"/>
+        </w:rPr>
+        <w:t>l’</w:t>
+      </w:r>
+      <w:proofErr w:type="spellStart"/>
+      <w:r>
+        <w:rPr>
+          <w:rFonts w:ascii="Arial" w:hAnsi="Arial" w:cs="Arial"/>
+          <w:i/>
+          <w:iCs/>
+          <w:color w:val="1F497D"/>
+          <w:sz w:val="18"/>
+          <w:szCs w:val="18"/>
+          <w:lang w:val="fr-FR"/>
+        </w:rPr>
+        <w:t>Envision</w:t>
+      </w:r>
+      <w:proofErr w:type="spellEnd"/>
+      <w:r>
+        <w:rPr>
+          <w:rFonts w:ascii="Arial" w:hAnsi="Arial" w:cs="Arial"/>
+          <w:i/>
+          <w:iCs/>
+          <w:color w:val="1F497D"/>
+          <w:sz w:val="18"/>
+          <w:szCs w:val="18"/>
+          <w:lang w:val="fr-FR"/>
+        </w:rPr>
+        <w:t xml:space="preserve"> et, si oui, les préfixes sont ajoutés.</w:t>
+      </w:r>
+      <w:r>
+        <w:rPr>
+          <w:rFonts w:ascii="Arial" w:hAnsi="Arial" w:cs="Arial"/>
+          <w:color w:val="1F497D"/>
+          <w:sz w:val="18"/>
+          <w:szCs w:val="18"/>
+          <w:lang w:val="fr-FR"/>
+        </w:rPr>
+        <w:br/>
       </w:r>
     </w:p>
     <w:p>
@@ -2673,151 +2746,37 @@
         <w:contextualSpacing/>
         <w:rPr>
           <w:rFonts w:ascii="Arial" w:hAnsi="Arial" w:cs="Arial"/>
-          <w:color w:val="1F497D"/>
-          <w:sz w:val="18"/>
-          <w:szCs w:val="18"/>
-          <w:lang w:val="fr-FR"/>
-        </w:rPr>
-      </w:pPr>
-      <w:r>
-        <w:rPr>
-          <w:rFonts w:ascii="Arial" w:hAnsi="Arial" w:cs="Arial"/>
-          <w:color w:val="1F497D"/>
-          <w:sz w:val="18"/>
-          <w:szCs w:val="18"/>
-          <w:lang w:val="fr-FR"/>
-        </w:rPr>
-        <w:t>•</w:t>
-      </w:r>
-      <w:r>
-        <w:rPr>
-          <w:rFonts w:ascii="Arial" w:hAnsi="Arial" w:cs="Arial"/>
-          <w:color w:val="1F497D"/>
-          <w:sz w:val="18"/>
-          <w:szCs w:val="18"/>
-          <w:lang w:val="fr-FR"/>
-        </w:rPr>
-        <w:tab/>
-      </w:r>
-      <w:r>
-        <w:rPr>
-          <w:rFonts w:ascii="Arial" w:hAnsi="Arial" w:cs="Arial"/>
-          <w:color w:val="1F497D"/>
-          <w:sz w:val="18"/>
-          <w:szCs w:val="18"/>
-          <w:lang w:val="fr-FR"/>
-        </w:rPr>
-        <w:t xml:space="preserve">Deux erreurs qui provoquaient la fermeture de l'application ont été corrigées : l'envoi de données à </w:t>
-      </w:r>
-      <w:r>
-        <w:rPr>
-          <w:rFonts w:ascii="Arial" w:hAnsi="Arial" w:cs="Arial"/>
-          <w:color w:val="1F497D"/>
-          <w:sz w:val="18"/>
-          <w:szCs w:val="18"/>
-          <w:lang w:val="fr-FR"/>
-        </w:rPr>
-        <w:t>circuit</w:t>
-      </w:r>
-      <w:r>
-        <w:rPr>
-          <w:rFonts w:ascii="Arial" w:hAnsi="Arial" w:cs="Arial"/>
-          <w:color w:val="1F497D"/>
-          <w:sz w:val="18"/>
-          <w:szCs w:val="18"/>
-          <w:lang w:val="fr-FR"/>
-        </w:rPr>
-        <w:t xml:space="preserve"> unique à un panneau à 2 </w:t>
-      </w:r>
-      <w:r>
-        <w:rPr>
-          <w:rFonts w:ascii="Arial" w:hAnsi="Arial" w:cs="Arial"/>
-          <w:color w:val="1F497D"/>
-          <w:sz w:val="18"/>
-          <w:szCs w:val="18"/>
-          <w:lang w:val="fr-FR"/>
-        </w:rPr>
-        <w:t>circuit</w:t>
-      </w:r>
-      <w:r>
-        <w:rPr>
-          <w:rFonts w:ascii="Arial" w:hAnsi="Arial" w:cs="Arial"/>
+          <w:b/>
+          <w:bCs/>
+          <w:color w:val="1F497D"/>
+          <w:sz w:val="18"/>
+          <w:szCs w:val="18"/>
+          <w:lang w:val="fr-FR"/>
+        </w:rPr>
+      </w:pPr>
+      <w:r>
+        <w:rPr>
+          <w:rFonts w:ascii="Arial" w:hAnsi="Arial" w:cs="Arial"/>
+          <w:b/>
+          <w:bCs/>
+          <w:color w:val="1F497D"/>
+          <w:sz w:val="18"/>
+          <w:szCs w:val="18"/>
+          <w:lang w:val="fr-FR"/>
+        </w:rPr>
+        <w:t>Correctif</w:t>
+      </w:r>
+      <w:r>
+        <w:rPr>
+          <w:rFonts w:ascii="Arial" w:hAnsi="Arial" w:cs="Arial"/>
+          <w:b/>
+          <w:bCs/>
           <w:color w:val="1F497D"/>
           <w:sz w:val="18"/>
           <w:szCs w:val="18"/>
           <w:lang w:val="fr-FR"/>
         </w:rPr>
         <w:t>s</w:t>
-      </w:r>
-      <w:r>
-        <w:rPr>
-          <w:rFonts w:ascii="Arial" w:hAnsi="Arial" w:cs="Arial"/>
-          <w:color w:val="1F497D"/>
-          <w:sz w:val="18"/>
-          <w:szCs w:val="18"/>
-          <w:lang w:val="fr-FR"/>
-        </w:rPr>
-        <w:t>,</w:t>
-      </w:r>
-      <w:r>
-        <w:rPr>
-          <w:rFonts w:ascii="Arial" w:hAnsi="Arial" w:cs="Arial"/>
-          <w:color w:val="1F497D"/>
-          <w:sz w:val="18"/>
-          <w:szCs w:val="18"/>
-          <w:lang w:val="fr-FR"/>
-        </w:rPr>
-        <w:t xml:space="preserve"> et l'ouverture d'un fichier </w:t>
-      </w:r>
-      <w:r>
-        <w:rPr>
-          <w:rFonts w:ascii="Arial" w:hAnsi="Arial" w:cs="Arial"/>
-          <w:color w:val="1F497D"/>
-          <w:sz w:val="18"/>
-          <w:szCs w:val="18"/>
-          <w:lang w:val="fr-FR"/>
-        </w:rPr>
-        <w:t xml:space="preserve">qui </w:t>
-      </w:r>
-      <w:r>
-        <w:rPr>
-          <w:rFonts w:ascii="Arial" w:hAnsi="Arial" w:cs="Arial"/>
-          <w:color w:val="1F497D"/>
-          <w:sz w:val="18"/>
-          <w:szCs w:val="18"/>
-          <w:lang w:val="fr-FR"/>
-        </w:rPr>
-        <w:t>ne cont</w:t>
-      </w:r>
-      <w:r>
-        <w:rPr>
-          <w:rFonts w:ascii="Arial" w:hAnsi="Arial" w:cs="Arial"/>
-          <w:color w:val="1F497D"/>
-          <w:sz w:val="18"/>
-          <w:szCs w:val="18"/>
-          <w:lang w:val="fr-FR"/>
-        </w:rPr>
-        <w:t>ient</w:t>
-      </w:r>
-      <w:r>
-        <w:rPr>
-          <w:rFonts w:ascii="Arial" w:hAnsi="Arial" w:cs="Arial"/>
-          <w:color w:val="1F497D"/>
-          <w:sz w:val="18"/>
-          <w:szCs w:val="18"/>
-          <w:lang w:val="fr-FR"/>
-        </w:rPr>
-        <w:t xml:space="preserve"> aucun numéro de panneau identique à celui du panneau actuel</w:t>
-      </w:r>
-      <w:r>
-        <w:rPr>
-          <w:rFonts w:ascii="Arial" w:hAnsi="Arial" w:cs="Arial"/>
-          <w:color w:val="1F497D"/>
-          <w:sz w:val="18"/>
-          <w:szCs w:val="18"/>
-          <w:lang w:val="fr-FR"/>
-        </w:rPr>
-        <w:t>.</w:t>
       </w:r>
     </w:p>
     <w:p>
@@ -2869,7 +2828,107 @@
           <w:szCs w:val="18"/>
           <w:lang w:val="fr-FR"/>
         </w:rPr>
-        <w:t>L'affichage des boîtes d'erreur sur les éléments invalides a été rendu plus cohérent</w:t>
+        <w:t xml:space="preserve">Deux erreurs qui provoquaient la fermeture de l'application ont été corrigées : l'envoi de données à </w:t>
+      </w:r>
+      <w:r>
+        <w:rPr>
+          <w:rFonts w:ascii="Arial" w:hAnsi="Arial" w:cs="Arial"/>
+          <w:color w:val="1F497D"/>
+          <w:sz w:val="18"/>
+          <w:szCs w:val="18"/>
+          <w:lang w:val="fr-FR"/>
+        </w:rPr>
+        <w:t>circuit</w:t>
+      </w:r>
+      <w:r>
+        <w:rPr>
+          <w:rFonts w:ascii="Arial" w:hAnsi="Arial" w:cs="Arial"/>
+          <w:color w:val="1F497D"/>
+          <w:sz w:val="18"/>
+          <w:szCs w:val="18"/>
+          <w:lang w:val="fr-FR"/>
+        </w:rPr>
+        <w:t xml:space="preserve"> unique à un panneau à 2 </w:t>
+      </w:r>
+      <w:r>
+        <w:rPr>
+          <w:rFonts w:ascii="Arial" w:hAnsi="Arial" w:cs="Arial"/>
+          <w:color w:val="1F497D"/>
+          <w:sz w:val="18"/>
+          <w:szCs w:val="18"/>
+          <w:lang w:val="fr-FR"/>
+        </w:rPr>
+        <w:t>circuit</w:t>
+      </w:r>
+      <w:r>
+        <w:rPr>
+          <w:rFonts w:ascii="Arial" w:hAnsi="Arial" w:cs="Arial"/>
+          <w:color w:val="1F497D"/>
+          <w:sz w:val="18"/>
+          <w:szCs w:val="18"/>
+          <w:lang w:val="fr-FR"/>
+        </w:rPr>
+        <w:t>s</w:t>
+      </w:r>
+      <w:r>
+        <w:rPr>
+          <w:rFonts w:ascii="Arial" w:hAnsi="Arial" w:cs="Arial"/>
+          <w:color w:val="1F497D"/>
+          <w:sz w:val="18"/>
+          <w:szCs w:val="18"/>
+          <w:lang w:val="fr-FR"/>
+        </w:rPr>
+        <w:t>,</w:t>
+      </w:r>
+      <w:r>
+        <w:rPr>
+          <w:rFonts w:ascii="Arial" w:hAnsi="Arial" w:cs="Arial"/>
+          <w:color w:val="1F497D"/>
+          <w:sz w:val="18"/>
+          <w:szCs w:val="18"/>
+          <w:lang w:val="fr-FR"/>
+        </w:rPr>
+        <w:t xml:space="preserve"> et l'ouverture d'un fichier </w:t>
+      </w:r>
+      <w:r>
+        <w:rPr>
+          <w:rFonts w:ascii="Arial" w:hAnsi="Arial" w:cs="Arial"/>
+          <w:color w:val="1F497D"/>
+          <w:sz w:val="18"/>
+          <w:szCs w:val="18"/>
+          <w:lang w:val="fr-FR"/>
+        </w:rPr>
+        <w:t xml:space="preserve">qui </w:t>
+      </w:r>
+      <w:r>
+        <w:rPr>
+          <w:rFonts w:ascii="Arial" w:hAnsi="Arial" w:cs="Arial"/>
+          <w:color w:val="1F497D"/>
+          <w:sz w:val="18"/>
+          <w:szCs w:val="18"/>
+          <w:lang w:val="fr-FR"/>
+        </w:rPr>
+        <w:t>ne cont</w:t>
+      </w:r>
+      <w:r>
+        <w:rPr>
+          <w:rFonts w:ascii="Arial" w:hAnsi="Arial" w:cs="Arial"/>
+          <w:color w:val="1F497D"/>
+          <w:sz w:val="18"/>
+          <w:szCs w:val="18"/>
+          <w:lang w:val="fr-FR"/>
+        </w:rPr>
+        <w:t>ient</w:t>
+      </w:r>
+      <w:r>
+        <w:rPr>
+          <w:rFonts w:ascii="Arial" w:hAnsi="Arial" w:cs="Arial"/>
+          <w:color w:val="1F497D"/>
+          <w:sz w:val="18"/>
+          <w:szCs w:val="18"/>
+          <w:lang w:val="fr-FR"/>
+        </w:rPr>
+        <w:t xml:space="preserve"> aucun numéro de panneau identique à celui du panneau actuel</w:t>
       </w:r>
       <w:r>
         <w:rPr>
@@ -2931,87 +2990,7 @@
           <w:szCs w:val="18"/>
           <w:lang w:val="fr-FR"/>
         </w:rPr>
-        <w:t xml:space="preserve">La fenêtre </w:t>
-      </w:r>
-      <w:r>
-        <w:rPr>
-          <w:rFonts w:ascii="Arial" w:hAnsi="Arial" w:cs="Arial"/>
-          <w:color w:val="1F497D"/>
-          <w:sz w:val="18"/>
-          <w:szCs w:val="18"/>
-          <w:lang w:val="fr-FR"/>
-        </w:rPr>
-        <w:t>V</w:t>
-      </w:r>
-      <w:r>
-        <w:rPr>
-          <w:rFonts w:ascii="Arial" w:hAnsi="Arial" w:cs="Arial"/>
-          <w:color w:val="1F497D"/>
-          <w:sz w:val="18"/>
-          <w:szCs w:val="18"/>
-          <w:lang w:val="fr-FR"/>
-        </w:rPr>
-        <w:t xml:space="preserve">alidation n'indique plus la </w:t>
-      </w:r>
-      <w:r>
-        <w:rPr>
-          <w:rFonts w:ascii="Arial" w:hAnsi="Arial" w:cs="Arial"/>
-          <w:color w:val="1F497D"/>
-          <w:sz w:val="18"/>
-          <w:szCs w:val="18"/>
-          <w:lang w:val="fr-FR"/>
-        </w:rPr>
-        <w:t>circuit</w:t>
-      </w:r>
-      <w:r>
-        <w:rPr>
-          <w:rFonts w:ascii="Arial" w:hAnsi="Arial" w:cs="Arial"/>
-          <w:color w:val="1F497D"/>
-          <w:sz w:val="18"/>
-          <w:szCs w:val="18"/>
-          <w:lang w:val="fr-FR"/>
-        </w:rPr>
-        <w:t xml:space="preserve"> </w:t>
-      </w:r>
-      <w:r>
-        <w:rPr>
-          <w:rFonts w:ascii="Arial" w:hAnsi="Arial" w:cs="Arial"/>
-          <w:color w:val="1F497D"/>
-          <w:sz w:val="18"/>
-          <w:szCs w:val="18"/>
-          <w:lang w:val="fr-FR"/>
-        </w:rPr>
-        <w:t>#</w:t>
-      </w:r>
-      <w:r>
-        <w:rPr>
-          <w:rFonts w:ascii="Arial" w:hAnsi="Arial" w:cs="Arial"/>
-          <w:color w:val="1F497D"/>
-          <w:sz w:val="18"/>
-          <w:szCs w:val="18"/>
-          <w:lang w:val="fr-FR"/>
-        </w:rPr>
-        <w:t xml:space="preserve">2 pour un panneau à </w:t>
-      </w:r>
-      <w:r>
-        <w:rPr>
-          <w:rFonts w:ascii="Arial" w:hAnsi="Arial" w:cs="Arial"/>
-          <w:color w:val="1F497D"/>
-          <w:sz w:val="18"/>
-          <w:szCs w:val="18"/>
-          <w:lang w:val="fr-FR"/>
-        </w:rPr>
-        <w:t>circuit</w:t>
-      </w:r>
-      <w:r>
-        <w:rPr>
-          <w:rFonts w:ascii="Arial" w:hAnsi="Arial" w:cs="Arial"/>
-          <w:color w:val="1F497D"/>
-          <w:sz w:val="18"/>
-          <w:szCs w:val="18"/>
-          <w:lang w:val="fr-FR"/>
-        </w:rPr>
-        <w:t xml:space="preserve"> unique</w:t>
+        <w:t>L'affichage des boîtes d'erreur sur les éléments invalides a été rendu plus cohérent</w:t>
       </w:r>
       <w:r>
         <w:rPr>
@@ -3073,7 +3052,87 @@
           <w:szCs w:val="18"/>
           <w:lang w:val="fr-FR"/>
         </w:rPr>
-        <w:t>Sur la page Causes et Effets, les données qui ont été lues à partir d'un fichier sont maintenant correctement mises à jour sur toutes les lignes</w:t>
+        <w:t xml:space="preserve">La fenêtre </w:t>
+      </w:r>
+      <w:r>
+        <w:rPr>
+          <w:rFonts w:ascii="Arial" w:hAnsi="Arial" w:cs="Arial"/>
+          <w:color w:val="1F497D"/>
+          <w:sz w:val="18"/>
+          <w:szCs w:val="18"/>
+          <w:lang w:val="fr-FR"/>
+        </w:rPr>
+        <w:t>V</w:t>
+      </w:r>
+      <w:r>
+        <w:rPr>
+          <w:rFonts w:ascii="Arial" w:hAnsi="Arial" w:cs="Arial"/>
+          <w:color w:val="1F497D"/>
+          <w:sz w:val="18"/>
+          <w:szCs w:val="18"/>
+          <w:lang w:val="fr-FR"/>
+        </w:rPr>
+        <w:t xml:space="preserve">alidation n'indique plus la </w:t>
+      </w:r>
+      <w:r>
+        <w:rPr>
+          <w:rFonts w:ascii="Arial" w:hAnsi="Arial" w:cs="Arial"/>
+          <w:color w:val="1F497D"/>
+          <w:sz w:val="18"/>
+          <w:szCs w:val="18"/>
+          <w:lang w:val="fr-FR"/>
+        </w:rPr>
+        <w:t>circuit</w:t>
+      </w:r>
+      <w:r>
+        <w:rPr>
+          <w:rFonts w:ascii="Arial" w:hAnsi="Arial" w:cs="Arial"/>
+          <w:color w:val="1F497D"/>
+          <w:sz w:val="18"/>
+          <w:szCs w:val="18"/>
+          <w:lang w:val="fr-FR"/>
+        </w:rPr>
+        <w:t xml:space="preserve"> </w:t>
+      </w:r>
+      <w:r>
+        <w:rPr>
+          <w:rFonts w:ascii="Arial" w:hAnsi="Arial" w:cs="Arial"/>
+          <w:color w:val="1F497D"/>
+          <w:sz w:val="18"/>
+          <w:szCs w:val="18"/>
+          <w:lang w:val="fr-FR"/>
+        </w:rPr>
+        <w:t>#</w:t>
+      </w:r>
+      <w:r>
+        <w:rPr>
+          <w:rFonts w:ascii="Arial" w:hAnsi="Arial" w:cs="Arial"/>
+          <w:color w:val="1F497D"/>
+          <w:sz w:val="18"/>
+          <w:szCs w:val="18"/>
+          <w:lang w:val="fr-FR"/>
+        </w:rPr>
+        <w:t xml:space="preserve">2 pour un panneau à </w:t>
+      </w:r>
+      <w:r>
+        <w:rPr>
+          <w:rFonts w:ascii="Arial" w:hAnsi="Arial" w:cs="Arial"/>
+          <w:color w:val="1F497D"/>
+          <w:sz w:val="18"/>
+          <w:szCs w:val="18"/>
+          <w:lang w:val="fr-FR"/>
+        </w:rPr>
+        <w:t>circuit</w:t>
+      </w:r>
+      <w:r>
+        <w:rPr>
+          <w:rFonts w:ascii="Arial" w:hAnsi="Arial" w:cs="Arial"/>
+          <w:color w:val="1F497D"/>
+          <w:sz w:val="18"/>
+          <w:szCs w:val="18"/>
+          <w:lang w:val="fr-FR"/>
+        </w:rPr>
+        <w:t xml:space="preserve"> unique</w:t>
       </w:r>
       <w:r>
         <w:rPr>
@@ -3107,58 +3166,45 @@
           <w:lang w:val="fr-FR"/>
         </w:rPr>
       </w:pPr>
-    </w:p>
-    <w:p>
-      <w:pPr>
-        <w:tabs>
-          <w:tab w:val="left" w:pos="993"/>
-        </w:tabs>
-        <w:rPr>
-          <w:rFonts w:ascii="Arial" w:hAnsi="Arial" w:cs="Arial"/>
-          <w:color w:val="9CC2E5" w:themeColor="accent1" w:themeTint="99"/>
-          <w:sz w:val="16"/>
-          <w:szCs w:val="16"/>
-          <w:lang w:val="fr-FR"/>
-        </w:rPr>
-      </w:pPr>
-      <w:proofErr w:type="gramStart"/>
-      <w:r>
-        <w:rPr>
-          <w:rFonts w:ascii="Arial" w:hAnsi="Arial" w:cs="Arial"/>
-          <w:b/>
-          <w:bCs/>
-          <w:color w:val="4472C4" w:themeColor="accent5"/>
-          <w:sz w:val="24"/>
-          <w:szCs w:val="24"/>
-          <w:lang w:val="fr-FR"/>
-        </w:rPr>
-        <w:t>v</w:t>
-      </w:r>
-      <w:proofErr w:type="gramEnd"/>
-      <w:r>
-        <w:rPr>
-          <w:rFonts w:ascii="Arial" w:hAnsi="Arial" w:cs="Arial"/>
-          <w:b/>
-          <w:bCs/>
-          <w:color w:val="4472C4" w:themeColor="accent5"/>
-          <w:sz w:val="24"/>
-          <w:szCs w:val="24"/>
-          <w:lang w:val="fr-FR"/>
-        </w:rPr>
-        <w:t>8.1.8</w:t>
-      </w:r>
-      <w:r>
-        <w:rPr>
-          <w:rFonts w:ascii="Arial" w:hAnsi="Arial" w:cs="Arial"/>
-          <w:b/>
-          <w:bCs/>
-          <w:color w:val="4472C4" w:themeColor="accent5"/>
-          <w:sz w:val="24"/>
-          <w:szCs w:val="24"/>
+      <w:r>
+        <w:rPr>
+          <w:rFonts w:ascii="Arial" w:hAnsi="Arial" w:cs="Arial"/>
+          <w:color w:val="1F497D"/>
+          <w:sz w:val="18"/>
+          <w:szCs w:val="18"/>
+          <w:lang w:val="fr-FR"/>
+        </w:rPr>
+        <w:t>•</w:t>
+      </w:r>
+      <w:r>
+        <w:rPr>
+          <w:rFonts w:ascii="Arial" w:hAnsi="Arial" w:cs="Arial"/>
+          <w:color w:val="1F497D"/>
+          <w:sz w:val="18"/>
+          <w:szCs w:val="18"/>
           <w:lang w:val="fr-FR"/>
         </w:rPr>
         <w:tab/>
-        <w:t>26/09/2025</w:t>
+      </w:r>
+      <w:r>
+        <w:rPr>
+          <w:rFonts w:ascii="Arial" w:hAnsi="Arial" w:cs="Arial"/>
+          <w:color w:val="1F497D"/>
+          <w:sz w:val="18"/>
+          <w:szCs w:val="18"/>
+          <w:lang w:val="fr-FR"/>
+        </w:rPr>
+        <w:t>Sur la page Causes et Effets, les données qui ont été lues à partir d'un fichier sont maintenant correctement mises à jour sur toutes les lignes</w:t>
+      </w:r>
+      <w:r>
+        <w:rPr>
+          <w:rFonts w:ascii="Arial" w:hAnsi="Arial" w:cs="Arial"/>
+          <w:color w:val="1F497D"/>
+          <w:sz w:val="18"/>
+          <w:szCs w:val="18"/>
+          <w:lang w:val="fr-FR"/>
+        </w:rPr>
+        <w:t>.</w:t>
       </w:r>
     </w:p>
     <w:p>
@@ -3182,35 +3228,58 @@
           <w:lang w:val="fr-FR"/>
         </w:rPr>
       </w:pPr>
-      <w:r>
-        <w:rPr>
-          <w:rFonts w:ascii="Arial" w:hAnsi="Arial" w:cs="Arial"/>
-          <w:color w:val="1F497D"/>
-          <w:sz w:val="18"/>
-          <w:szCs w:val="18"/>
-          <w:lang w:val="fr-FR"/>
-        </w:rPr>
-        <w:t>•</w:t>
-      </w:r>
-      <w:r>
-        <w:rPr>
-          <w:rFonts w:ascii="Arial" w:hAnsi="Arial" w:cs="Arial"/>
-          <w:color w:val="1F497D"/>
-          <w:sz w:val="18"/>
-          <w:szCs w:val="18"/>
+    </w:p>
+    <w:p>
+      <w:pPr>
+        <w:tabs>
+          <w:tab w:val="left" w:pos="993"/>
+        </w:tabs>
+        <w:rPr>
+          <w:rFonts w:ascii="Arial" w:hAnsi="Arial" w:cs="Arial"/>
+          <w:color w:val="9CC2E5" w:themeColor="accent1" w:themeTint="99"/>
+          <w:sz w:val="16"/>
+          <w:szCs w:val="16"/>
+          <w:lang w:val="fr-FR"/>
+        </w:rPr>
+      </w:pPr>
+      <w:proofErr w:type="gramStart"/>
+      <w:r>
+        <w:rPr>
+          <w:rFonts w:ascii="Arial" w:hAnsi="Arial" w:cs="Arial"/>
+          <w:b/>
+          <w:bCs/>
+          <w:color w:val="4472C4" w:themeColor="accent5"/>
+          <w:sz w:val="24"/>
+          <w:szCs w:val="24"/>
+          <w:lang w:val="fr-FR"/>
+        </w:rPr>
+        <w:t>v</w:t>
+      </w:r>
+      <w:proofErr w:type="gramEnd"/>
+      <w:r>
+        <w:rPr>
+          <w:rFonts w:ascii="Arial" w:hAnsi="Arial" w:cs="Arial"/>
+          <w:b/>
+          <w:bCs/>
+          <w:color w:val="4472C4" w:themeColor="accent5"/>
+          <w:sz w:val="24"/>
+          <w:szCs w:val="24"/>
+          <w:lang w:val="fr-FR"/>
+        </w:rPr>
+        <w:t>8.1.8</w:t>
+      </w:r>
+      <w:r>
+        <w:rPr>
+          <w:rFonts w:ascii="Arial" w:hAnsi="Arial" w:cs="Arial"/>
+          <w:b/>
+          <w:bCs/>
+          <w:color w:val="4472C4" w:themeColor="accent5"/>
+          <w:sz w:val="24"/>
+          <w:szCs w:val="24"/>
           <w:lang w:val="fr-FR"/>
         </w:rPr>
         <w:tab/>
-      </w:r>
-      <w:r>
-        <w:rPr>
-          <w:rFonts w:ascii="Arial" w:hAnsi="Arial" w:cs="Arial"/>
-          <w:color w:val="1F497D"/>
-          <w:sz w:val="18"/>
-          <w:szCs w:val="18"/>
-          <w:lang w:val="fr-FR"/>
-        </w:rPr>
-        <w:t>Correction : les modifications de la description des éléments de configuration d'E/S du dispositif ont été corrigées de sorte que les descriptions et/ou les noms de dispositifs sur d'autres dispositifs ne soient pas affectés.</w:t>
+        <w:t>26/09/2025</w:t>
       </w:r>
     </w:p>
     <w:p>
@@ -3262,79 +3331,7 @@
           <w:szCs w:val="18"/>
           <w:lang w:val="fr-FR"/>
         </w:rPr>
-        <w:t xml:space="preserve">Correction : l'option </w:t>
-      </w:r>
-      <w:r>
-        <w:rPr>
-          <w:rFonts w:ascii="Arial" w:hAnsi="Arial" w:cs="Arial"/>
-          <w:color w:val="1F497D"/>
-          <w:sz w:val="18"/>
-          <w:szCs w:val="18"/>
-          <w:lang w:val="fr-FR"/>
-        </w:rPr>
-        <w:t>pour a</w:t>
-      </w:r>
-      <w:r>
-        <w:rPr>
-          <w:rFonts w:ascii="Arial" w:hAnsi="Arial" w:cs="Arial"/>
-          <w:color w:val="1F497D"/>
-          <w:sz w:val="18"/>
-          <w:szCs w:val="18"/>
-          <w:lang w:val="fr-FR"/>
-        </w:rPr>
-        <w:t xml:space="preserve">jouter </w:t>
-      </w:r>
-      <w:proofErr w:type="gramStart"/>
-      <w:r>
-        <w:rPr>
-          <w:rFonts w:ascii="Arial" w:hAnsi="Arial" w:cs="Arial"/>
-          <w:color w:val="1F497D"/>
-          <w:sz w:val="18"/>
-          <w:szCs w:val="18"/>
-          <w:lang w:val="fr-FR"/>
-        </w:rPr>
-        <w:t xml:space="preserve">une seconde </w:t>
-      </w:r>
-      <w:r>
-        <w:rPr>
-          <w:rFonts w:ascii="Arial" w:hAnsi="Arial" w:cs="Arial"/>
-          <w:color w:val="1F497D"/>
-          <w:sz w:val="18"/>
-          <w:szCs w:val="18"/>
-          <w:lang w:val="fr-FR"/>
-        </w:rPr>
-        <w:t>circuit</w:t>
-      </w:r>
-      <w:proofErr w:type="gramEnd"/>
-      <w:r>
-        <w:rPr>
-          <w:rFonts w:ascii="Arial" w:hAnsi="Arial" w:cs="Arial"/>
-          <w:color w:val="1F497D"/>
-          <w:sz w:val="18"/>
-          <w:szCs w:val="18"/>
-          <w:lang w:val="fr-FR"/>
-        </w:rPr>
-        <w:t xml:space="preserve"> pour les panneaux à </w:t>
-      </w:r>
-      <w:r>
-        <w:rPr>
-          <w:rFonts w:ascii="Arial" w:hAnsi="Arial" w:cs="Arial"/>
-          <w:color w:val="1F497D"/>
-          <w:sz w:val="18"/>
-          <w:szCs w:val="18"/>
-          <w:lang w:val="fr-FR"/>
-        </w:rPr>
-        <w:t>circuit</w:t>
-      </w:r>
-      <w:r>
-        <w:rPr>
-          <w:rFonts w:ascii="Arial" w:hAnsi="Arial" w:cs="Arial"/>
-          <w:color w:val="1F497D"/>
-          <w:sz w:val="18"/>
-          <w:szCs w:val="18"/>
-          <w:lang w:val="fr-FR"/>
-        </w:rPr>
-        <w:t xml:space="preserve"> unique garantit désormais que les listes de dispositifs sur les autres pages sont correctement remplies avec le nombre requis de dispositifs (vides).</w:t>
+        <w:t>Correction : les modifications de la description des éléments de configuration d'E/S du dispositif ont été corrigées de sorte que les descriptions et/ou les noms de dispositifs sur d'autres dispositifs ne soient pas affectés.</w:t>
       </w:r>
     </w:p>
     <w:p>
@@ -3386,7 +3383,79 @@
           <w:szCs w:val="18"/>
           <w:lang w:val="fr-FR"/>
         </w:rPr>
-        <w:t xml:space="preserve">Des notifications contextuelles s'affichent après chaque téléchargement et mise en ligne, indiquant l'achèvement ou non. </w:t>
+        <w:t xml:space="preserve">Correction : l'option </w:t>
+      </w:r>
+      <w:r>
+        <w:rPr>
+          <w:rFonts w:ascii="Arial" w:hAnsi="Arial" w:cs="Arial"/>
+          <w:color w:val="1F497D"/>
+          <w:sz w:val="18"/>
+          <w:szCs w:val="18"/>
+          <w:lang w:val="fr-FR"/>
+        </w:rPr>
+        <w:t>pour a</w:t>
+      </w:r>
+      <w:r>
+        <w:rPr>
+          <w:rFonts w:ascii="Arial" w:hAnsi="Arial" w:cs="Arial"/>
+          <w:color w:val="1F497D"/>
+          <w:sz w:val="18"/>
+          <w:szCs w:val="18"/>
+          <w:lang w:val="fr-FR"/>
+        </w:rPr>
+        <w:t xml:space="preserve">jouter </w:t>
+      </w:r>
+      <w:proofErr w:type="gramStart"/>
+      <w:r>
+        <w:rPr>
+          <w:rFonts w:ascii="Arial" w:hAnsi="Arial" w:cs="Arial"/>
+          <w:color w:val="1F497D"/>
+          <w:sz w:val="18"/>
+          <w:szCs w:val="18"/>
+          <w:lang w:val="fr-FR"/>
+        </w:rPr>
+        <w:t xml:space="preserve">une seconde </w:t>
+      </w:r>
+      <w:r>
+        <w:rPr>
+          <w:rFonts w:ascii="Arial" w:hAnsi="Arial" w:cs="Arial"/>
+          <w:color w:val="1F497D"/>
+          <w:sz w:val="18"/>
+          <w:szCs w:val="18"/>
+          <w:lang w:val="fr-FR"/>
+        </w:rPr>
+        <w:t>circuit</w:t>
+      </w:r>
+      <w:proofErr w:type="gramEnd"/>
+      <w:r>
+        <w:rPr>
+          <w:rFonts w:ascii="Arial" w:hAnsi="Arial" w:cs="Arial"/>
+          <w:color w:val="1F497D"/>
+          <w:sz w:val="18"/>
+          <w:szCs w:val="18"/>
+          <w:lang w:val="fr-FR"/>
+        </w:rPr>
+        <w:t xml:space="preserve"> pour les panneaux à </w:t>
+      </w:r>
+      <w:r>
+        <w:rPr>
+          <w:rFonts w:ascii="Arial" w:hAnsi="Arial" w:cs="Arial"/>
+          <w:color w:val="1F497D"/>
+          <w:sz w:val="18"/>
+          <w:szCs w:val="18"/>
+          <w:lang w:val="fr-FR"/>
+        </w:rPr>
+        <w:t>circuit</w:t>
+      </w:r>
+      <w:r>
+        <w:rPr>
+          <w:rFonts w:ascii="Arial" w:hAnsi="Arial" w:cs="Arial"/>
+          <w:color w:val="1F497D"/>
+          <w:sz w:val="18"/>
+          <w:szCs w:val="18"/>
+          <w:lang w:val="fr-FR"/>
+        </w:rPr>
+        <w:t xml:space="preserve"> unique garantit désormais que les listes de dispositifs sur les autres pages sont correctement remplies avec le nombre requis de dispositifs (vides).</w:t>
       </w:r>
     </w:p>
     <w:p>
@@ -3410,58 +3479,35 @@
           <w:lang w:val="fr-FR"/>
         </w:rPr>
       </w:pPr>
-    </w:p>
-    <w:p>
-      <w:pPr>
-        <w:tabs>
-          <w:tab w:val="left" w:pos="993"/>
-        </w:tabs>
-        <w:rPr>
-          <w:rFonts w:ascii="Arial" w:hAnsi="Arial" w:cs="Arial"/>
-          <w:color w:val="9CC2E5" w:themeColor="accent1" w:themeTint="99"/>
-          <w:sz w:val="16"/>
-          <w:szCs w:val="16"/>
-          <w:lang w:val="fr-FR"/>
-        </w:rPr>
-      </w:pPr>
-      <w:proofErr w:type="gramStart"/>
-      <w:r>
-        <w:rPr>
-          <w:rFonts w:ascii="Arial" w:hAnsi="Arial" w:cs="Arial"/>
-          <w:b/>
-          <w:bCs/>
-          <w:color w:val="4472C4" w:themeColor="accent5"/>
-          <w:sz w:val="24"/>
-          <w:szCs w:val="24"/>
-          <w:lang w:val="fr-FR"/>
-        </w:rPr>
-        <w:t>v</w:t>
-      </w:r>
-      <w:proofErr w:type="gramEnd"/>
-      <w:r>
-        <w:rPr>
-          <w:rFonts w:ascii="Arial" w:hAnsi="Arial" w:cs="Arial"/>
-          <w:b/>
-          <w:bCs/>
-          <w:color w:val="4472C4" w:themeColor="accent5"/>
-          <w:sz w:val="24"/>
-          <w:szCs w:val="24"/>
-          <w:lang w:val="fr-FR"/>
-        </w:rPr>
-        <w:t>8.1.7</w:t>
-      </w:r>
-      <w:r>
-        <w:rPr>
-          <w:rFonts w:ascii="Arial" w:hAnsi="Arial" w:cs="Arial"/>
-          <w:b/>
-          <w:bCs/>
-          <w:color w:val="4472C4" w:themeColor="accent5"/>
-          <w:sz w:val="24"/>
-          <w:szCs w:val="24"/>
+      <w:r>
+        <w:rPr>
+          <w:rFonts w:ascii="Arial" w:hAnsi="Arial" w:cs="Arial"/>
+          <w:color w:val="1F497D"/>
+          <w:sz w:val="18"/>
+          <w:szCs w:val="18"/>
+          <w:lang w:val="fr-FR"/>
+        </w:rPr>
+        <w:t>•</w:t>
+      </w:r>
+      <w:r>
+        <w:rPr>
+          <w:rFonts w:ascii="Arial" w:hAnsi="Arial" w:cs="Arial"/>
+          <w:color w:val="1F497D"/>
+          <w:sz w:val="18"/>
+          <w:szCs w:val="18"/>
           <w:lang w:val="fr-FR"/>
         </w:rPr>
         <w:tab/>
-        <w:t>31/07/2025</w:t>
+      </w:r>
+      <w:r>
+        <w:rPr>
+          <w:rFonts w:ascii="Arial" w:hAnsi="Arial" w:cs="Arial"/>
+          <w:color w:val="1F497D"/>
+          <w:sz w:val="18"/>
+          <w:szCs w:val="18"/>
+          <w:lang w:val="fr-FR"/>
+        </w:rPr>
+        <w:t xml:space="preserve">Des notifications contextuelles s'affichent après chaque téléchargement et mise en ligne, indiquant l'achèvement ou non. </w:t>
       </w:r>
     </w:p>
     <w:p>
@@ -3485,55 +3531,58 @@
           <w:lang w:val="fr-FR"/>
         </w:rPr>
       </w:pPr>
-      <w:r>
-        <w:rPr>
-          <w:rFonts w:ascii="Arial" w:hAnsi="Arial" w:cs="Arial"/>
-          <w:color w:val="1F497D"/>
-          <w:sz w:val="18"/>
-          <w:szCs w:val="18"/>
-          <w:lang w:val="fr-FR"/>
-        </w:rPr>
-        <w:t>•</w:t>
-      </w:r>
-      <w:r>
-        <w:rPr>
-          <w:rFonts w:ascii="Arial" w:hAnsi="Arial" w:cs="Arial"/>
-          <w:color w:val="1F497D"/>
-          <w:sz w:val="18"/>
-          <w:szCs w:val="18"/>
+    </w:p>
+    <w:p>
+      <w:pPr>
+        <w:tabs>
+          <w:tab w:val="left" w:pos="993"/>
+        </w:tabs>
+        <w:rPr>
+          <w:rFonts w:ascii="Arial" w:hAnsi="Arial" w:cs="Arial"/>
+          <w:color w:val="9CC2E5" w:themeColor="accent1" w:themeTint="99"/>
+          <w:sz w:val="16"/>
+          <w:szCs w:val="16"/>
+          <w:lang w:val="fr-FR"/>
+        </w:rPr>
+      </w:pPr>
+      <w:proofErr w:type="gramStart"/>
+      <w:r>
+        <w:rPr>
+          <w:rFonts w:ascii="Arial" w:hAnsi="Arial" w:cs="Arial"/>
+          <w:b/>
+          <w:bCs/>
+          <w:color w:val="4472C4" w:themeColor="accent5"/>
+          <w:sz w:val="24"/>
+          <w:szCs w:val="24"/>
+          <w:lang w:val="fr-FR"/>
+        </w:rPr>
+        <w:t>v</w:t>
+      </w:r>
+      <w:proofErr w:type="gramEnd"/>
+      <w:r>
+        <w:rPr>
+          <w:rFonts w:ascii="Arial" w:hAnsi="Arial" w:cs="Arial"/>
+          <w:b/>
+          <w:bCs/>
+          <w:color w:val="4472C4" w:themeColor="accent5"/>
+          <w:sz w:val="24"/>
+          <w:szCs w:val="24"/>
+          <w:lang w:val="fr-FR"/>
+        </w:rPr>
+        <w:t>8.1.7</w:t>
+      </w:r>
+      <w:r>
+        <w:rPr>
+          <w:rFonts w:ascii="Arial" w:hAnsi="Arial" w:cs="Arial"/>
+          <w:b/>
+          <w:bCs/>
+          <w:color w:val="4472C4" w:themeColor="accent5"/>
+          <w:sz w:val="24"/>
+          <w:szCs w:val="24"/>
           <w:lang w:val="fr-FR"/>
         </w:rPr>
         <w:tab/>
-      </w:r>
-      <w:r>
-        <w:rPr>
-          <w:rFonts w:ascii="Arial" w:hAnsi="Arial" w:cs="Arial"/>
-          <w:color w:val="1F497D"/>
-          <w:sz w:val="18"/>
-          <w:szCs w:val="18"/>
-          <w:lang w:val="fr-FR"/>
-        </w:rPr>
-        <w:t>L</w:t>
-      </w:r>
-      <w:r>
-        <w:rPr>
-          <w:rFonts w:ascii="Arial" w:hAnsi="Arial" w:cs="Arial"/>
-          <w:color w:val="1F497D"/>
-          <w:sz w:val="18"/>
-          <w:szCs w:val="18"/>
-          <w:lang w:val="fr-FR"/>
-        </w:rPr>
-        <w:t>es notifications système qui causaient des blocages et les plantages après téléchargement/téléversement ont été supprimées</w:t>
-      </w:r>
-      <w:r>
-        <w:rPr>
-          <w:rFonts w:ascii="Arial" w:hAnsi="Arial" w:cs="Arial"/>
-          <w:color w:val="1F497D"/>
-          <w:sz w:val="18"/>
-          <w:szCs w:val="18"/>
-          <w:lang w:val="fr-FR"/>
-        </w:rPr>
-        <w:t>.</w:t>
+        <w:t>31/07/2025</w:t>
       </w:r>
     </w:p>
     <w:p>
@@ -3585,42 +3634,18 @@
           <w:szCs w:val="18"/>
           <w:lang w:val="fr-FR"/>
         </w:rPr>
-        <w:t>L’historique des révisions déplacé (ce document) a été déplacé du menu principal vers la boîte</w:t>
-      </w:r>
-      <w:proofErr w:type="gramStart"/>
-      <w:r>
-        <w:rPr>
-          <w:rFonts w:ascii="Arial" w:hAnsi="Arial" w:cs="Arial"/>
-          <w:color w:val="1F497D"/>
-          <w:sz w:val="18"/>
-          <w:szCs w:val="18"/>
-          <w:lang w:val="fr-FR"/>
-        </w:rPr>
-        <w:t xml:space="preserve"> «À</w:t>
-      </w:r>
-      <w:proofErr w:type="gramEnd"/>
-      <w:r>
-        <w:rPr>
-          <w:rFonts w:ascii="Arial" w:hAnsi="Arial" w:cs="Arial"/>
-          <w:color w:val="1F497D"/>
-          <w:sz w:val="18"/>
-          <w:szCs w:val="18"/>
-          <w:lang w:val="fr-FR"/>
-        </w:rPr>
-        <w:t xml:space="preserve"> </w:t>
-      </w:r>
-      <w:proofErr w:type="gramStart"/>
-      <w:r>
-        <w:rPr>
-          <w:rFonts w:ascii="Arial" w:hAnsi="Arial" w:cs="Arial"/>
-          <w:color w:val="1F497D"/>
-          <w:sz w:val="18"/>
-          <w:szCs w:val="18"/>
-          <w:lang w:val="fr-FR"/>
-        </w:rPr>
-        <w:t>propos»</w:t>
-      </w:r>
-      <w:proofErr w:type="gramEnd"/>
+        <w:t>L</w:t>
+      </w:r>
+      <w:r>
+        <w:rPr>
+          <w:rFonts w:ascii="Arial" w:hAnsi="Arial" w:cs="Arial"/>
+          <w:color w:val="1F497D"/>
+          <w:sz w:val="18"/>
+          <w:szCs w:val="18"/>
+          <w:lang w:val="fr-FR"/>
+        </w:rPr>
+        <w:t>es notifications système qui causaient des blocages et les plantages après téléchargement/téléversement ont été supprimées</w:t>
+      </w:r>
       <w:r>
         <w:rPr>
           <w:rFonts w:ascii="Arial" w:hAnsi="Arial" w:cs="Arial"/>
@@ -3681,29 +3706,51 @@
           <w:szCs w:val="18"/>
           <w:lang w:val="fr-FR"/>
         </w:rPr>
-        <w:t xml:space="preserve">Correction des </w:t>
-      </w:r>
-      <w:proofErr w:type="spellStart"/>
-      <w:r>
-        <w:rPr>
-          <w:rFonts w:ascii="Arial" w:hAnsi="Arial" w:cs="Arial"/>
-          <w:color w:val="1F497D"/>
-          <w:sz w:val="18"/>
-          <w:szCs w:val="18"/>
-          <w:lang w:val="fr-FR"/>
-        </w:rPr>
-        <w:t>surcomptes</w:t>
-      </w:r>
-      <w:proofErr w:type="spellEnd"/>
-      <w:r>
-        <w:rPr>
-          <w:rFonts w:ascii="Arial" w:hAnsi="Arial" w:cs="Arial"/>
-          <w:color w:val="1F497D"/>
-          <w:sz w:val="18"/>
-          <w:szCs w:val="18"/>
-          <w:lang w:val="fr-FR"/>
-        </w:rPr>
-        <w:t xml:space="preserve"> de l'affichage des journaux de communication.</w:t>
+        <w:t>L’historique des révisions déplacé (ce document) a été déplacé du menu principal vers la boîte</w:t>
+      </w:r>
+      <w:proofErr w:type="gramStart"/>
+      <w:r>
+        <w:rPr>
+          <w:rFonts w:ascii="Arial" w:hAnsi="Arial" w:cs="Arial"/>
+          <w:color w:val="1F497D"/>
+          <w:sz w:val="18"/>
+          <w:szCs w:val="18"/>
+          <w:lang w:val="fr-FR"/>
+        </w:rPr>
+        <w:t xml:space="preserve"> «À</w:t>
+      </w:r>
+      <w:proofErr w:type="gramEnd"/>
+      <w:r>
+        <w:rPr>
+          <w:rFonts w:ascii="Arial" w:hAnsi="Arial" w:cs="Arial"/>
+          <w:color w:val="1F497D"/>
+          <w:sz w:val="18"/>
+          <w:szCs w:val="18"/>
+          <w:lang w:val="fr-FR"/>
+        </w:rPr>
+        <w:t xml:space="preserve"> </w:t>
+      </w:r>
+      <w:proofErr w:type="gramStart"/>
+      <w:r>
+        <w:rPr>
+          <w:rFonts w:ascii="Arial" w:hAnsi="Arial" w:cs="Arial"/>
+          <w:color w:val="1F497D"/>
+          <w:sz w:val="18"/>
+          <w:szCs w:val="18"/>
+          <w:lang w:val="fr-FR"/>
+        </w:rPr>
+        <w:t>propos»</w:t>
+      </w:r>
+      <w:proofErr w:type="gramEnd"/>
+      <w:r>
+        <w:rPr>
+          <w:rFonts w:ascii="Arial" w:hAnsi="Arial" w:cs="Arial"/>
+          <w:color w:val="1F497D"/>
+          <w:sz w:val="18"/>
+          <w:szCs w:val="18"/>
+          <w:lang w:val="fr-FR"/>
+        </w:rPr>
+        <w:t>.</w:t>
       </w:r>
     </w:p>
     <w:p>
@@ -3727,58 +3774,57 @@
           <w:lang w:val="fr-FR"/>
         </w:rPr>
       </w:pPr>
-    </w:p>
-    <w:p>
-      <w:pPr>
-        <w:tabs>
-          <w:tab w:val="left" w:pos="993"/>
-        </w:tabs>
-        <w:rPr>
-          <w:rFonts w:ascii="Arial" w:hAnsi="Arial" w:cs="Arial"/>
-          <w:color w:val="9CC2E5" w:themeColor="accent1" w:themeTint="99"/>
-          <w:sz w:val="16"/>
-          <w:szCs w:val="16"/>
-          <w:lang w:val="fr-FR"/>
-        </w:rPr>
-      </w:pPr>
-      <w:proofErr w:type="gramStart"/>
-      <w:r>
-        <w:rPr>
-          <w:rFonts w:ascii="Arial" w:hAnsi="Arial" w:cs="Arial"/>
-          <w:b/>
-          <w:bCs/>
-          <w:color w:val="4472C4" w:themeColor="accent5"/>
-          <w:sz w:val="24"/>
-          <w:szCs w:val="24"/>
-          <w:lang w:val="fr-FR"/>
-        </w:rPr>
-        <w:t>v</w:t>
-      </w:r>
-      <w:proofErr w:type="gramEnd"/>
-      <w:r>
-        <w:rPr>
-          <w:rFonts w:ascii="Arial" w:hAnsi="Arial" w:cs="Arial"/>
-          <w:b/>
-          <w:bCs/>
-          <w:color w:val="4472C4" w:themeColor="accent5"/>
-          <w:sz w:val="24"/>
-          <w:szCs w:val="24"/>
-          <w:lang w:val="fr-FR"/>
-        </w:rPr>
-        <w:t>8.1.6</w:t>
-      </w:r>
-      <w:r>
-        <w:rPr>
-          <w:rFonts w:ascii="Arial" w:hAnsi="Arial" w:cs="Arial"/>
-          <w:b/>
-          <w:bCs/>
-          <w:color w:val="4472C4" w:themeColor="accent5"/>
-          <w:sz w:val="24"/>
-          <w:szCs w:val="24"/>
+      <w:r>
+        <w:rPr>
+          <w:rFonts w:ascii="Arial" w:hAnsi="Arial" w:cs="Arial"/>
+          <w:color w:val="1F497D"/>
+          <w:sz w:val="18"/>
+          <w:szCs w:val="18"/>
+          <w:lang w:val="fr-FR"/>
+        </w:rPr>
+        <w:t>•</w:t>
+      </w:r>
+      <w:r>
+        <w:rPr>
+          <w:rFonts w:ascii="Arial" w:hAnsi="Arial" w:cs="Arial"/>
+          <w:color w:val="1F497D"/>
+          <w:sz w:val="18"/>
+          <w:szCs w:val="18"/>
           <w:lang w:val="fr-FR"/>
         </w:rPr>
         <w:tab/>
-        <w:t>30/07/2025</w:t>
+      </w:r>
+      <w:r>
+        <w:rPr>
+          <w:rFonts w:ascii="Arial" w:hAnsi="Arial" w:cs="Arial"/>
+          <w:color w:val="1F497D"/>
+          <w:sz w:val="18"/>
+          <w:szCs w:val="18"/>
+          <w:lang w:val="fr-FR"/>
+        </w:rPr>
+        <w:t xml:space="preserve">Correction des </w:t>
+      </w:r>
+      <w:proofErr w:type="spellStart"/>
+      <w:r>
+        <w:rPr>
+          <w:rFonts w:ascii="Arial" w:hAnsi="Arial" w:cs="Arial"/>
+          <w:color w:val="1F497D"/>
+          <w:sz w:val="18"/>
+          <w:szCs w:val="18"/>
+          <w:lang w:val="fr-FR"/>
+        </w:rPr>
+        <w:t>surcomptes</w:t>
+      </w:r>
+      <w:proofErr w:type="spellEnd"/>
+      <w:r>
+        <w:rPr>
+          <w:rFonts w:ascii="Arial" w:hAnsi="Arial" w:cs="Arial"/>
+          <w:color w:val="1F497D"/>
+          <w:sz w:val="18"/>
+          <w:szCs w:val="18"/>
+          <w:lang w:val="fr-FR"/>
+        </w:rPr>
+        <w:t xml:space="preserve"> de l'affichage des journaux de communication.</w:t>
       </w:r>
     </w:p>
     <w:p>
@@ -3802,75 +3848,58 @@
           <w:lang w:val="fr-FR"/>
         </w:rPr>
       </w:pPr>
-      <w:r>
-        <w:rPr>
-          <w:rFonts w:ascii="Arial" w:hAnsi="Arial" w:cs="Arial"/>
-          <w:color w:val="1F497D"/>
-          <w:sz w:val="18"/>
-          <w:szCs w:val="18"/>
-          <w:lang w:val="fr-FR"/>
-        </w:rPr>
-        <w:t>•</w:t>
-      </w:r>
-      <w:r>
-        <w:rPr>
-          <w:rFonts w:ascii="Arial" w:hAnsi="Arial" w:cs="Arial"/>
-          <w:color w:val="1F497D"/>
-          <w:sz w:val="18"/>
-          <w:szCs w:val="18"/>
+    </w:p>
+    <w:p>
+      <w:pPr>
+        <w:tabs>
+          <w:tab w:val="left" w:pos="993"/>
+        </w:tabs>
+        <w:rPr>
+          <w:rFonts w:ascii="Arial" w:hAnsi="Arial" w:cs="Arial"/>
+          <w:color w:val="9CC2E5" w:themeColor="accent1" w:themeTint="99"/>
+          <w:sz w:val="16"/>
+          <w:szCs w:val="16"/>
+          <w:lang w:val="fr-FR"/>
+        </w:rPr>
+      </w:pPr>
+      <w:proofErr w:type="gramStart"/>
+      <w:r>
+        <w:rPr>
+          <w:rFonts w:ascii="Arial" w:hAnsi="Arial" w:cs="Arial"/>
+          <w:b/>
+          <w:bCs/>
+          <w:color w:val="4472C4" w:themeColor="accent5"/>
+          <w:sz w:val="24"/>
+          <w:szCs w:val="24"/>
+          <w:lang w:val="fr-FR"/>
+        </w:rPr>
+        <w:t>v</w:t>
+      </w:r>
+      <w:proofErr w:type="gramEnd"/>
+      <w:r>
+        <w:rPr>
+          <w:rFonts w:ascii="Arial" w:hAnsi="Arial" w:cs="Arial"/>
+          <w:b/>
+          <w:bCs/>
+          <w:color w:val="4472C4" w:themeColor="accent5"/>
+          <w:sz w:val="24"/>
+          <w:szCs w:val="24"/>
+          <w:lang w:val="fr-FR"/>
+        </w:rPr>
+        <w:t>8.1.6</w:t>
+      </w:r>
+      <w:r>
+        <w:rPr>
+          <w:rFonts w:ascii="Arial" w:hAnsi="Arial" w:cs="Arial"/>
+          <w:b/>
+          <w:bCs/>
+          <w:color w:val="4472C4" w:themeColor="accent5"/>
+          <w:sz w:val="24"/>
+          <w:szCs w:val="24"/>
           <w:lang w:val="fr-FR"/>
         </w:rPr>
         <w:tab/>
-      </w:r>
-      <w:r>
-        <w:rPr>
-          <w:rFonts w:ascii="Arial" w:hAnsi="Arial" w:cs="Arial"/>
-          <w:color w:val="1F497D"/>
-          <w:sz w:val="18"/>
-          <w:szCs w:val="18"/>
-          <w:lang w:val="fr-FR"/>
-        </w:rPr>
-        <w:t xml:space="preserve">Version </w:t>
-      </w:r>
-      <w:r>
-        <w:rPr>
-          <w:rFonts w:ascii="Arial" w:hAnsi="Arial" w:cs="Arial"/>
-          <w:color w:val="1F497D"/>
-          <w:sz w:val="18"/>
-          <w:szCs w:val="18"/>
-          <w:lang w:val="fr-FR"/>
-        </w:rPr>
-        <w:t xml:space="preserve">pour </w:t>
-      </w:r>
-      <w:r>
-        <w:rPr>
-          <w:rFonts w:ascii="Arial" w:hAnsi="Arial" w:cs="Arial"/>
-          <w:color w:val="1F497D"/>
-          <w:sz w:val="18"/>
-          <w:szCs w:val="18"/>
-          <w:lang w:val="fr-FR"/>
-        </w:rPr>
-        <w:t>enquêter</w:t>
-      </w:r>
-      <w:r>
-        <w:rPr>
-          <w:rFonts w:ascii="Arial" w:hAnsi="Arial" w:cs="Arial"/>
-          <w:color w:val="1F497D"/>
-          <w:sz w:val="18"/>
-          <w:szCs w:val="18"/>
-          <w:lang w:val="fr-FR"/>
-        </w:rPr>
-        <w:t xml:space="preserve"> </w:t>
-      </w:r>
-      <w:r>
-        <w:rPr>
-          <w:rFonts w:ascii="Arial" w:hAnsi="Arial" w:cs="Arial"/>
-          <w:color w:val="1F497D"/>
-          <w:sz w:val="18"/>
-          <w:szCs w:val="18"/>
-          <w:lang w:val="fr-FR"/>
-        </w:rPr>
-        <w:t>les blocages et les plantages que présentaient des instances de l'application MS Store v8.1.5 après téléchargement/téléversement.</w:t>
+        <w:t>30/07/2025</w:t>
       </w:r>
     </w:p>
     <w:p>
@@ -3894,58 +3923,75 @@
           <w:lang w:val="fr-FR"/>
         </w:rPr>
       </w:pPr>
-    </w:p>
-    <w:p>
-      <w:pPr>
-        <w:tabs>
-          <w:tab w:val="left" w:pos="993"/>
-        </w:tabs>
-        <w:rPr>
-          <w:rFonts w:ascii="Arial" w:hAnsi="Arial" w:cs="Arial"/>
-          <w:color w:val="9CC2E5" w:themeColor="accent1" w:themeTint="99"/>
-          <w:sz w:val="16"/>
-          <w:szCs w:val="16"/>
-          <w:lang w:val="fr-FR"/>
-        </w:rPr>
-      </w:pPr>
-      <w:proofErr w:type="gramStart"/>
-      <w:r>
-        <w:rPr>
-          <w:rFonts w:ascii="Arial" w:hAnsi="Arial" w:cs="Arial"/>
-          <w:b/>
-          <w:bCs/>
-          <w:color w:val="4472C4" w:themeColor="accent5"/>
-          <w:sz w:val="24"/>
-          <w:szCs w:val="24"/>
-          <w:lang w:val="fr-FR"/>
-        </w:rPr>
-        <w:t>v</w:t>
-      </w:r>
-      <w:proofErr w:type="gramEnd"/>
-      <w:r>
-        <w:rPr>
-          <w:rFonts w:ascii="Arial" w:hAnsi="Arial" w:cs="Arial"/>
-          <w:b/>
-          <w:bCs/>
-          <w:color w:val="4472C4" w:themeColor="accent5"/>
-          <w:sz w:val="24"/>
-          <w:szCs w:val="24"/>
-          <w:lang w:val="fr-FR"/>
-        </w:rPr>
-        <w:t>8.1.5</w:t>
-      </w:r>
-      <w:r>
-        <w:rPr>
-          <w:rFonts w:ascii="Arial" w:hAnsi="Arial" w:cs="Arial"/>
-          <w:b/>
-          <w:bCs/>
-          <w:color w:val="4472C4" w:themeColor="accent5"/>
-          <w:sz w:val="24"/>
-          <w:szCs w:val="24"/>
+      <w:r>
+        <w:rPr>
+          <w:rFonts w:ascii="Arial" w:hAnsi="Arial" w:cs="Arial"/>
+          <w:color w:val="1F497D"/>
+          <w:sz w:val="18"/>
+          <w:szCs w:val="18"/>
+          <w:lang w:val="fr-FR"/>
+        </w:rPr>
+        <w:t>•</w:t>
+      </w:r>
+      <w:r>
+        <w:rPr>
+          <w:rFonts w:ascii="Arial" w:hAnsi="Arial" w:cs="Arial"/>
+          <w:color w:val="1F497D"/>
+          <w:sz w:val="18"/>
+          <w:szCs w:val="18"/>
           <w:lang w:val="fr-FR"/>
         </w:rPr>
         <w:tab/>
-        <w:t>28/07/2025</w:t>
+      </w:r>
+      <w:r>
+        <w:rPr>
+          <w:rFonts w:ascii="Arial" w:hAnsi="Arial" w:cs="Arial"/>
+          <w:color w:val="1F497D"/>
+          <w:sz w:val="18"/>
+          <w:szCs w:val="18"/>
+          <w:lang w:val="fr-FR"/>
+        </w:rPr>
+        <w:t xml:space="preserve">Version </w:t>
+      </w:r>
+      <w:r>
+        <w:rPr>
+          <w:rFonts w:ascii="Arial" w:hAnsi="Arial" w:cs="Arial"/>
+          <w:color w:val="1F497D"/>
+          <w:sz w:val="18"/>
+          <w:szCs w:val="18"/>
+          <w:lang w:val="fr-FR"/>
+        </w:rPr>
+        <w:t xml:space="preserve">pour </w:t>
+      </w:r>
+      <w:r>
+        <w:rPr>
+          <w:rFonts w:ascii="Arial" w:hAnsi="Arial" w:cs="Arial"/>
+          <w:color w:val="1F497D"/>
+          <w:sz w:val="18"/>
+          <w:szCs w:val="18"/>
+          <w:lang w:val="fr-FR"/>
+        </w:rPr>
+        <w:t>enquêter</w:t>
+      </w:r>
+      <w:r>
+        <w:rPr>
+          <w:rFonts w:ascii="Arial" w:hAnsi="Arial" w:cs="Arial"/>
+          <w:color w:val="1F497D"/>
+          <w:sz w:val="18"/>
+          <w:szCs w:val="18"/>
+          <w:lang w:val="fr-FR"/>
+        </w:rPr>
+        <w:t xml:space="preserve"> </w:t>
+      </w:r>
+      <w:r>
+        <w:rPr>
+          <w:rFonts w:ascii="Arial" w:hAnsi="Arial" w:cs="Arial"/>
+          <w:color w:val="1F497D"/>
+          <w:sz w:val="18"/>
+          <w:szCs w:val="18"/>
+          <w:lang w:val="fr-FR"/>
+        </w:rPr>
+        <w:t>les blocages et les plantages que présentaient des instances de l'application MS Store v8.1.5 après téléchargement/téléversement.</w:t>
       </w:r>
     </w:p>
     <w:p>
@@ -3969,55 +4015,58 @@
           <w:lang w:val="fr-FR"/>
         </w:rPr>
       </w:pPr>
-      <w:r>
-        <w:rPr>
-          <w:rFonts w:ascii="Arial" w:hAnsi="Arial" w:cs="Arial"/>
-          <w:color w:val="1F497D"/>
-          <w:sz w:val="18"/>
-          <w:szCs w:val="18"/>
-          <w:lang w:val="fr-FR"/>
-        </w:rPr>
-        <w:t>•</w:t>
-      </w:r>
-      <w:r>
-        <w:rPr>
-          <w:rFonts w:ascii="Arial" w:hAnsi="Arial" w:cs="Arial"/>
-          <w:color w:val="1F497D"/>
-          <w:sz w:val="18"/>
-          <w:szCs w:val="18"/>
+    </w:p>
+    <w:p>
+      <w:pPr>
+        <w:tabs>
+          <w:tab w:val="left" w:pos="993"/>
+        </w:tabs>
+        <w:rPr>
+          <w:rFonts w:ascii="Arial" w:hAnsi="Arial" w:cs="Arial"/>
+          <w:color w:val="9CC2E5" w:themeColor="accent1" w:themeTint="99"/>
+          <w:sz w:val="16"/>
+          <w:szCs w:val="16"/>
+          <w:lang w:val="fr-FR"/>
+        </w:rPr>
+      </w:pPr>
+      <w:proofErr w:type="gramStart"/>
+      <w:r>
+        <w:rPr>
+          <w:rFonts w:ascii="Arial" w:hAnsi="Arial" w:cs="Arial"/>
+          <w:b/>
+          <w:bCs/>
+          <w:color w:val="4472C4" w:themeColor="accent5"/>
+          <w:sz w:val="24"/>
+          <w:szCs w:val="24"/>
+          <w:lang w:val="fr-FR"/>
+        </w:rPr>
+        <w:t>v</w:t>
+      </w:r>
+      <w:proofErr w:type="gramEnd"/>
+      <w:r>
+        <w:rPr>
+          <w:rFonts w:ascii="Arial" w:hAnsi="Arial" w:cs="Arial"/>
+          <w:b/>
+          <w:bCs/>
+          <w:color w:val="4472C4" w:themeColor="accent5"/>
+          <w:sz w:val="24"/>
+          <w:szCs w:val="24"/>
+          <w:lang w:val="fr-FR"/>
+        </w:rPr>
+        <w:t>8.1.5</w:t>
+      </w:r>
+      <w:r>
+        <w:rPr>
+          <w:rFonts w:ascii="Arial" w:hAnsi="Arial" w:cs="Arial"/>
+          <w:b/>
+          <w:bCs/>
+          <w:color w:val="4472C4" w:themeColor="accent5"/>
+          <w:sz w:val="24"/>
+          <w:szCs w:val="24"/>
           <w:lang w:val="fr-FR"/>
         </w:rPr>
         <w:tab/>
-      </w:r>
-      <w:r>
-        <w:rPr>
-          <w:rFonts w:ascii="Arial" w:hAnsi="Arial" w:cs="Arial"/>
-          <w:color w:val="1F497D"/>
-          <w:sz w:val="18"/>
-          <w:szCs w:val="18"/>
-          <w:lang w:val="fr-FR"/>
-        </w:rPr>
-        <w:t xml:space="preserve">Le téléchargement </w:t>
-      </w:r>
-      <w:r>
-        <w:rPr>
-          <w:rFonts w:ascii="Arial" w:hAnsi="Arial" w:cs="Arial"/>
-          <w:color w:val="1F497D"/>
-          <w:sz w:val="18"/>
-          <w:szCs w:val="18"/>
-          <w:lang w:val="fr-FR"/>
-        </w:rPr>
-        <w:t>a</w:t>
-      </w:r>
-      <w:r>
-        <w:rPr>
-          <w:rFonts w:ascii="Arial" w:hAnsi="Arial" w:cs="Arial"/>
-          <w:color w:val="1F497D"/>
-          <w:sz w:val="18"/>
-          <w:szCs w:val="18"/>
-          <w:lang w:val="fr-FR"/>
-        </w:rPr>
-        <w:t>u panneau a été affiné afin que les éléments de données dupliqués ne soient pas envoyés.</w:t>
+        <w:t>28/07/2025</w:t>
       </w:r>
     </w:p>
     <w:p>
@@ -4069,47 +4118,27 @@
           <w:szCs w:val="18"/>
           <w:lang w:val="fr-FR"/>
         </w:rPr>
-        <w:t xml:space="preserve">La </w:t>
-      </w:r>
-      <w:r>
-        <w:rPr>
-          <w:rFonts w:ascii="Arial" w:hAnsi="Arial" w:cs="Arial"/>
-          <w:color w:val="1F497D"/>
-          <w:sz w:val="18"/>
-          <w:szCs w:val="18"/>
-          <w:lang w:val="fr-FR"/>
-        </w:rPr>
-        <w:t>F</w:t>
-      </w:r>
-      <w:r>
-        <w:rPr>
-          <w:rFonts w:ascii="Arial" w:hAnsi="Arial" w:cs="Arial"/>
-          <w:color w:val="1F497D"/>
-          <w:sz w:val="18"/>
-          <w:szCs w:val="18"/>
-          <w:lang w:val="fr-FR"/>
-        </w:rPr>
-        <w:t xml:space="preserve">enêtre de </w:t>
-      </w:r>
-      <w:r>
-        <w:rPr>
-          <w:rFonts w:ascii="Arial" w:hAnsi="Arial" w:cs="Arial"/>
-          <w:color w:val="1F497D"/>
-          <w:sz w:val="18"/>
-          <w:szCs w:val="18"/>
-          <w:lang w:val="fr-FR"/>
-        </w:rPr>
-        <w:t>V</w:t>
-      </w:r>
-      <w:r>
-        <w:rPr>
-          <w:rFonts w:ascii="Arial" w:hAnsi="Arial" w:cs="Arial"/>
-          <w:color w:val="1F497D"/>
-          <w:sz w:val="18"/>
-          <w:szCs w:val="18"/>
-          <w:lang w:val="fr-FR"/>
-        </w:rPr>
-        <w:t>alidation signale maintenant correctement plusieurs erreurs sur une page au lieu d'une seule.</w:t>
+        <w:t xml:space="preserve">Le téléchargement </w:t>
+      </w:r>
+      <w:r>
+        <w:rPr>
+          <w:rFonts w:ascii="Arial" w:hAnsi="Arial" w:cs="Arial"/>
+          <w:color w:val="1F497D"/>
+          <w:sz w:val="18"/>
+          <w:szCs w:val="18"/>
+          <w:lang w:val="fr-FR"/>
+        </w:rPr>
+        <w:t>a</w:t>
+      </w:r>
+      <w:r>
+        <w:rPr>
+          <w:rFonts w:ascii="Arial" w:hAnsi="Arial" w:cs="Arial"/>
+          <w:color w:val="1F497D"/>
+          <w:sz w:val="18"/>
+          <w:szCs w:val="18"/>
+          <w:lang w:val="fr-FR"/>
+        </w:rPr>
+        <w:t>u panneau a été affiné afin que les éléments de données dupliqués ne soient pas envoyés.</w:t>
       </w:r>
     </w:p>
     <w:p>
@@ -4161,67 +4190,47 @@
           <w:szCs w:val="18"/>
           <w:lang w:val="fr-FR"/>
         </w:rPr>
-        <w:t>Le nombre d</w:t>
-      </w:r>
-      <w:r>
-        <w:rPr>
-          <w:rFonts w:ascii="Arial" w:hAnsi="Arial" w:cs="Arial"/>
-          <w:color w:val="1F497D"/>
-          <w:sz w:val="18"/>
-          <w:szCs w:val="18"/>
-          <w:lang w:val="fr-FR"/>
-        </w:rPr>
-        <w:t>es dispositif</w:t>
-      </w:r>
-      <w:r>
-        <w:rPr>
-          <w:rFonts w:ascii="Arial" w:hAnsi="Arial" w:cs="Arial"/>
-          <w:color w:val="1F497D"/>
-          <w:sz w:val="18"/>
-          <w:szCs w:val="18"/>
-          <w:lang w:val="fr-FR"/>
-        </w:rPr>
-        <w:t xml:space="preserve">s est désormais toujours correct après avoir changé de protocole lors du téléchargement </w:t>
-      </w:r>
-      <w:r>
-        <w:rPr>
-          <w:rFonts w:ascii="Arial" w:hAnsi="Arial" w:cs="Arial"/>
-          <w:color w:val="1F497D"/>
-          <w:sz w:val="18"/>
-          <w:szCs w:val="18"/>
-          <w:lang w:val="fr-FR"/>
-        </w:rPr>
-        <w:t>d’</w:t>
-      </w:r>
-      <w:r>
-        <w:rPr>
-          <w:rFonts w:ascii="Arial" w:hAnsi="Arial" w:cs="Arial"/>
-          <w:color w:val="1F497D"/>
-          <w:sz w:val="18"/>
-          <w:szCs w:val="18"/>
-          <w:lang w:val="fr-FR"/>
-        </w:rPr>
-        <w:t xml:space="preserve">un panneau ou de la lecture </w:t>
-      </w:r>
-      <w:r>
-        <w:rPr>
-          <w:rFonts w:ascii="Arial" w:hAnsi="Arial" w:cs="Arial"/>
-          <w:color w:val="1F497D"/>
-          <w:sz w:val="18"/>
-          <w:szCs w:val="18"/>
-          <w:lang w:val="fr-FR"/>
-        </w:rPr>
-        <w:t>d’</w:t>
-      </w:r>
-      <w:r>
-        <w:rPr>
-          <w:rFonts w:ascii="Arial" w:hAnsi="Arial" w:cs="Arial"/>
-          <w:color w:val="1F497D"/>
-          <w:sz w:val="18"/>
-          <w:szCs w:val="18"/>
-          <w:lang w:val="fr-FR"/>
-        </w:rPr>
-        <w:t>un fichier.</w:t>
+        <w:t xml:space="preserve">La </w:t>
+      </w:r>
+      <w:r>
+        <w:rPr>
+          <w:rFonts w:ascii="Arial" w:hAnsi="Arial" w:cs="Arial"/>
+          <w:color w:val="1F497D"/>
+          <w:sz w:val="18"/>
+          <w:szCs w:val="18"/>
+          <w:lang w:val="fr-FR"/>
+        </w:rPr>
+        <w:t>F</w:t>
+      </w:r>
+      <w:r>
+        <w:rPr>
+          <w:rFonts w:ascii="Arial" w:hAnsi="Arial" w:cs="Arial"/>
+          <w:color w:val="1F497D"/>
+          <w:sz w:val="18"/>
+          <w:szCs w:val="18"/>
+          <w:lang w:val="fr-FR"/>
+        </w:rPr>
+        <w:t xml:space="preserve">enêtre de </w:t>
+      </w:r>
+      <w:r>
+        <w:rPr>
+          <w:rFonts w:ascii="Arial" w:hAnsi="Arial" w:cs="Arial"/>
+          <w:color w:val="1F497D"/>
+          <w:sz w:val="18"/>
+          <w:szCs w:val="18"/>
+          <w:lang w:val="fr-FR"/>
+        </w:rPr>
+        <w:t>V</w:t>
+      </w:r>
+      <w:r>
+        <w:rPr>
+          <w:rFonts w:ascii="Arial" w:hAnsi="Arial" w:cs="Arial"/>
+          <w:color w:val="1F497D"/>
+          <w:sz w:val="18"/>
+          <w:szCs w:val="18"/>
+          <w:lang w:val="fr-FR"/>
+        </w:rPr>
+        <w:t>alidation signale maintenant correctement plusieurs erreurs sur une page au lieu d'une seule.</w:t>
       </w:r>
     </w:p>
     <w:p>
@@ -4273,17 +4282,67 @@
           <w:szCs w:val="18"/>
           <w:lang w:val="fr-FR"/>
         </w:rPr>
-        <w:t>Des erreurs concernant la page Causes et Effets qui ne se mettait pas à jour après le téléchargement ou la lecture depuis un fichier ont été corrigées</w:t>
-      </w:r>
-      <w:r>
-        <w:rPr>
-          <w:rFonts w:ascii="Arial" w:hAnsi="Arial" w:cs="Arial"/>
-          <w:color w:val="1F497D"/>
-          <w:sz w:val="18"/>
-          <w:szCs w:val="18"/>
-          <w:lang w:val="fr-FR"/>
-        </w:rPr>
-        <w:t>.</w:t>
+        <w:t>Le nombre d</w:t>
+      </w:r>
+      <w:r>
+        <w:rPr>
+          <w:rFonts w:ascii="Arial" w:hAnsi="Arial" w:cs="Arial"/>
+          <w:color w:val="1F497D"/>
+          <w:sz w:val="18"/>
+          <w:szCs w:val="18"/>
+          <w:lang w:val="fr-FR"/>
+        </w:rPr>
+        <w:t>es dispositif</w:t>
+      </w:r>
+      <w:r>
+        <w:rPr>
+          <w:rFonts w:ascii="Arial" w:hAnsi="Arial" w:cs="Arial"/>
+          <w:color w:val="1F497D"/>
+          <w:sz w:val="18"/>
+          <w:szCs w:val="18"/>
+          <w:lang w:val="fr-FR"/>
+        </w:rPr>
+        <w:t xml:space="preserve">s est désormais toujours correct après avoir changé de protocole lors du téléchargement </w:t>
+      </w:r>
+      <w:r>
+        <w:rPr>
+          <w:rFonts w:ascii="Arial" w:hAnsi="Arial" w:cs="Arial"/>
+          <w:color w:val="1F497D"/>
+          <w:sz w:val="18"/>
+          <w:szCs w:val="18"/>
+          <w:lang w:val="fr-FR"/>
+        </w:rPr>
+        <w:t>d’</w:t>
+      </w:r>
+      <w:r>
+        <w:rPr>
+          <w:rFonts w:ascii="Arial" w:hAnsi="Arial" w:cs="Arial"/>
+          <w:color w:val="1F497D"/>
+          <w:sz w:val="18"/>
+          <w:szCs w:val="18"/>
+          <w:lang w:val="fr-FR"/>
+        </w:rPr>
+        <w:t xml:space="preserve">un panneau ou de la lecture </w:t>
+      </w:r>
+      <w:r>
+        <w:rPr>
+          <w:rFonts w:ascii="Arial" w:hAnsi="Arial" w:cs="Arial"/>
+          <w:color w:val="1F497D"/>
+          <w:sz w:val="18"/>
+          <w:szCs w:val="18"/>
+          <w:lang w:val="fr-FR"/>
+        </w:rPr>
+        <w:t>d’</w:t>
+      </w:r>
+      <w:r>
+        <w:rPr>
+          <w:rFonts w:ascii="Arial" w:hAnsi="Arial" w:cs="Arial"/>
+          <w:color w:val="1F497D"/>
+          <w:sz w:val="18"/>
+          <w:szCs w:val="18"/>
+          <w:lang w:val="fr-FR"/>
+        </w:rPr>
+        <w:t>un fichier.</w:t>
       </w:r>
     </w:p>
     <w:p>
@@ -4307,58 +4366,45 @@
           <w:lang w:val="fr-FR"/>
         </w:rPr>
       </w:pPr>
-    </w:p>
-    <w:p>
-      <w:pPr>
-        <w:tabs>
-          <w:tab w:val="left" w:pos="993"/>
-        </w:tabs>
-        <w:rPr>
-          <w:rFonts w:ascii="Arial" w:hAnsi="Arial" w:cs="Arial"/>
-          <w:color w:val="9CC2E5" w:themeColor="accent1" w:themeTint="99"/>
-          <w:sz w:val="16"/>
-          <w:szCs w:val="16"/>
-          <w:lang w:val="fr-FR"/>
-        </w:rPr>
-      </w:pPr>
-      <w:proofErr w:type="gramStart"/>
-      <w:r>
-        <w:rPr>
-          <w:rFonts w:ascii="Arial" w:hAnsi="Arial" w:cs="Arial"/>
-          <w:b/>
-          <w:bCs/>
-          <w:color w:val="4472C4" w:themeColor="accent5"/>
-          <w:sz w:val="24"/>
-          <w:szCs w:val="24"/>
-          <w:lang w:val="fr-FR"/>
-        </w:rPr>
-        <w:t>v</w:t>
-      </w:r>
-      <w:proofErr w:type="gramEnd"/>
-      <w:r>
-        <w:rPr>
-          <w:rFonts w:ascii="Arial" w:hAnsi="Arial" w:cs="Arial"/>
-          <w:b/>
-          <w:bCs/>
-          <w:color w:val="4472C4" w:themeColor="accent5"/>
-          <w:sz w:val="24"/>
-          <w:szCs w:val="24"/>
-          <w:lang w:val="fr-FR"/>
-        </w:rPr>
-        <w:t>8.1.4</w:t>
-      </w:r>
-      <w:r>
-        <w:rPr>
-          <w:rFonts w:ascii="Arial" w:hAnsi="Arial" w:cs="Arial"/>
-          <w:b/>
-          <w:bCs/>
-          <w:color w:val="4472C4" w:themeColor="accent5"/>
-          <w:sz w:val="24"/>
-          <w:szCs w:val="24"/>
+      <w:r>
+        <w:rPr>
+          <w:rFonts w:ascii="Arial" w:hAnsi="Arial" w:cs="Arial"/>
+          <w:color w:val="1F497D"/>
+          <w:sz w:val="18"/>
+          <w:szCs w:val="18"/>
+          <w:lang w:val="fr-FR"/>
+        </w:rPr>
+        <w:t>•</w:t>
+      </w:r>
+      <w:r>
+        <w:rPr>
+          <w:rFonts w:ascii="Arial" w:hAnsi="Arial" w:cs="Arial"/>
+          <w:color w:val="1F497D"/>
+          <w:sz w:val="18"/>
+          <w:szCs w:val="18"/>
           <w:lang w:val="fr-FR"/>
         </w:rPr>
         <w:tab/>
-        <w:t>09/07/2025</w:t>
+      </w:r>
+      <w:r>
+        <w:rPr>
+          <w:rFonts w:ascii="Arial" w:hAnsi="Arial" w:cs="Arial"/>
+          <w:color w:val="1F497D"/>
+          <w:sz w:val="18"/>
+          <w:szCs w:val="18"/>
+          <w:lang w:val="fr-FR"/>
+        </w:rPr>
+        <w:t>Des erreurs concernant la page Causes et Effets qui ne se mettait pas à jour après le téléchargement ou la lecture depuis un fichier ont été corrigées</w:t>
+      </w:r>
+      <w:r>
+        <w:rPr>
+          <w:rFonts w:ascii="Arial" w:hAnsi="Arial" w:cs="Arial"/>
+          <w:color w:val="1F497D"/>
+          <w:sz w:val="18"/>
+          <w:szCs w:val="18"/>
+          <w:lang w:val="fr-FR"/>
+        </w:rPr>
+        <w:t>.</w:t>
       </w:r>
     </w:p>
     <w:p>
@@ -4382,57 +4428,58 @@
           <w:lang w:val="fr-FR"/>
         </w:rPr>
       </w:pPr>
-      <w:r>
-        <w:rPr>
-          <w:rFonts w:ascii="Arial" w:hAnsi="Arial" w:cs="Arial"/>
-          <w:color w:val="1F497D"/>
-          <w:sz w:val="18"/>
-          <w:szCs w:val="18"/>
-          <w:lang w:val="fr-FR"/>
-        </w:rPr>
-        <w:t>•</w:t>
-      </w:r>
-      <w:r>
-        <w:rPr>
-          <w:rFonts w:ascii="Arial" w:hAnsi="Arial" w:cs="Arial"/>
-          <w:color w:val="1F497D"/>
-          <w:sz w:val="18"/>
-          <w:szCs w:val="18"/>
+    </w:p>
+    <w:p>
+      <w:pPr>
+        <w:tabs>
+          <w:tab w:val="left" w:pos="993"/>
+        </w:tabs>
+        <w:rPr>
+          <w:rFonts w:ascii="Arial" w:hAnsi="Arial" w:cs="Arial"/>
+          <w:color w:val="9CC2E5" w:themeColor="accent1" w:themeTint="99"/>
+          <w:sz w:val="16"/>
+          <w:szCs w:val="16"/>
+          <w:lang w:val="fr-FR"/>
+        </w:rPr>
+      </w:pPr>
+      <w:proofErr w:type="gramStart"/>
+      <w:r>
+        <w:rPr>
+          <w:rFonts w:ascii="Arial" w:hAnsi="Arial" w:cs="Arial"/>
+          <w:b/>
+          <w:bCs/>
+          <w:color w:val="4472C4" w:themeColor="accent5"/>
+          <w:sz w:val="24"/>
+          <w:szCs w:val="24"/>
+          <w:lang w:val="fr-FR"/>
+        </w:rPr>
+        <w:t>v</w:t>
+      </w:r>
+      <w:proofErr w:type="gramEnd"/>
+      <w:r>
+        <w:rPr>
+          <w:rFonts w:ascii="Arial" w:hAnsi="Arial" w:cs="Arial"/>
+          <w:b/>
+          <w:bCs/>
+          <w:color w:val="4472C4" w:themeColor="accent5"/>
+          <w:sz w:val="24"/>
+          <w:szCs w:val="24"/>
+          <w:lang w:val="fr-FR"/>
+        </w:rPr>
+        <w:t>8.1.4</w:t>
+      </w:r>
+      <w:r>
+        <w:rPr>
+          <w:rFonts w:ascii="Arial" w:hAnsi="Arial" w:cs="Arial"/>
+          <w:b/>
+          <w:bCs/>
+          <w:color w:val="4472C4" w:themeColor="accent5"/>
+          <w:sz w:val="24"/>
+          <w:szCs w:val="24"/>
           <w:lang w:val="fr-FR"/>
         </w:rPr>
         <w:tab/>
-      </w:r>
-      <w:r>
-        <w:rPr>
-          <w:rFonts w:ascii="Arial" w:hAnsi="Arial" w:cs="Arial"/>
-          <w:color w:val="1F497D"/>
-          <w:sz w:val="18"/>
-          <w:szCs w:val="18"/>
-          <w:lang w:val="fr-FR"/>
-        </w:rPr>
-        <w:t>Page des groupes : le délai par phases peut désormais être désactivé en le réglant sur "</w:t>
-      </w:r>
-      <w:proofErr w:type="gramStart"/>
-      <w:r>
-        <w:rPr>
-          <w:rFonts w:ascii="Arial" w:hAnsi="Arial" w:cs="Arial"/>
-          <w:color w:val="1F497D"/>
-          <w:sz w:val="18"/>
-          <w:szCs w:val="18"/>
-          <w:lang w:val="fr-FR"/>
-        </w:rPr>
-        <w:t>--:--</w:t>
-      </w:r>
-      <w:proofErr w:type="gramEnd"/>
-      <w:r>
-        <w:rPr>
-          <w:rFonts w:ascii="Arial" w:hAnsi="Arial" w:cs="Arial"/>
-          <w:color w:val="1F497D"/>
-          <w:sz w:val="18"/>
-          <w:szCs w:val="18"/>
-          <w:lang w:val="fr-FR"/>
-        </w:rPr>
-        <w:t>".</w:t>
+        <w:t>09/07/2025</w:t>
       </w:r>
     </w:p>
     <w:p>
@@ -4484,7 +4531,29 @@
           <w:szCs w:val="18"/>
           <w:lang w:val="fr-FR"/>
         </w:rPr>
-        <w:t>Correction des erreurs de validation erronées dans Causes &amp; Effets pour les actions de désactivation de sortie lorsqu'elles sont réglées sur Relais n°3 et pour les paramètres de groupe lorsqu'ils sont réglés sur Groupe n°16.</w:t>
+        <w:t>Page des groupes : le délai par phases peut désormais être désactivé en le réglant sur "</w:t>
+      </w:r>
+      <w:proofErr w:type="gramStart"/>
+      <w:r>
+        <w:rPr>
+          <w:rFonts w:ascii="Arial" w:hAnsi="Arial" w:cs="Arial"/>
+          <w:color w:val="1F497D"/>
+          <w:sz w:val="18"/>
+          <w:szCs w:val="18"/>
+          <w:lang w:val="fr-FR"/>
+        </w:rPr>
+        <w:t>--:--</w:t>
+      </w:r>
+      <w:proofErr w:type="gramEnd"/>
+      <w:r>
+        <w:rPr>
+          <w:rFonts w:ascii="Arial" w:hAnsi="Arial" w:cs="Arial"/>
+          <w:color w:val="1F497D"/>
+          <w:sz w:val="18"/>
+          <w:szCs w:val="18"/>
+          <w:lang w:val="fr-FR"/>
+        </w:rPr>
+        <w:t>".</w:t>
       </w:r>
     </w:p>
     <w:p>
@@ -4536,71 +4605,9 @@
           <w:szCs w:val="18"/>
           <w:lang w:val="fr-FR"/>
         </w:rPr>
-        <w:t>Lors de la lecture à partir d'un fichier, toute configuration d'</w:t>
-      </w:r>
-      <w:r>
-        <w:rPr>
-          <w:rFonts w:ascii="Arial" w:hAnsi="Arial" w:cs="Arial"/>
-          <w:color w:val="1F497D"/>
-          <w:sz w:val="18"/>
-          <w:szCs w:val="18"/>
-          <w:lang w:val="fr-FR"/>
-        </w:rPr>
-        <w:t>E</w:t>
-      </w:r>
-      <w:r>
-        <w:rPr>
-          <w:rFonts w:ascii="Arial" w:hAnsi="Arial" w:cs="Arial"/>
-          <w:color w:val="1F497D"/>
-          <w:sz w:val="18"/>
-          <w:szCs w:val="18"/>
-          <w:lang w:val="fr-FR"/>
-        </w:rPr>
-        <w:t>/</w:t>
-      </w:r>
-      <w:r>
-        <w:rPr>
-          <w:rFonts w:ascii="Arial" w:hAnsi="Arial" w:cs="Arial"/>
-          <w:color w:val="1F497D"/>
-          <w:sz w:val="18"/>
-          <w:szCs w:val="18"/>
-          <w:lang w:val="fr-FR"/>
-        </w:rPr>
-        <w:t>S</w:t>
-      </w:r>
-      <w:r>
-        <w:rPr>
-          <w:rFonts w:ascii="Arial" w:hAnsi="Arial" w:cs="Arial"/>
-          <w:color w:val="1F497D"/>
-          <w:sz w:val="18"/>
-          <w:szCs w:val="18"/>
-          <w:lang w:val="fr-FR"/>
-        </w:rPr>
-        <w:t xml:space="preserve"> </w:t>
-      </w:r>
-      <w:r>
-        <w:rPr>
-          <w:rFonts w:ascii="Arial" w:hAnsi="Arial" w:cs="Arial"/>
-          <w:color w:val="1F497D"/>
-          <w:sz w:val="18"/>
-          <w:szCs w:val="18"/>
-          <w:lang w:val="fr-FR"/>
-        </w:rPr>
-        <w:t>de dispositif</w:t>
-      </w:r>
-      <w:r>
-        <w:rPr>
-          <w:rFonts w:ascii="Arial" w:hAnsi="Arial" w:cs="Arial"/>
-          <w:color w:val="1F497D"/>
-          <w:sz w:val="18"/>
-          <w:szCs w:val="18"/>
-          <w:lang w:val="fr-FR"/>
-        </w:rPr>
-        <w:t xml:space="preserve"> invalide sera définie sur la valeur par défaut.</w:t>
-      </w:r>
-      <w:bookmarkStart w:id="0" w:name="_Hlk202824806"/>
-    </w:p>
-    <w:bookmarkEnd w:id="0"/>
+        <w:t>Correction des erreurs de validation erronées dans Causes &amp; Effets pour les actions de désactivation de sortie lorsqu'elles sont réglées sur Relais n°3 et pour les paramètres de groupe lorsqu'ils sont réglés sur Groupe n°16.</w:t>
+      </w:r>
+    </w:p>
     <w:p>
       <w:pPr>
         <w:tabs>
@@ -4612,70 +4619,109 @@
         </w:tabs>
         <w:suppressAutoHyphens/>
         <w:autoSpaceDN w:val="0"/>
-        <w:contextualSpacing/>
-        <w:rPr>
-          <w:rFonts w:ascii="Arial" w:hAnsi="Arial" w:cs="Arial"/>
-          <w:color w:val="1F497D"/>
-          <w:sz w:val="18"/>
-          <w:szCs w:val="18"/>
-          <w:lang w:val="fr-FR"/>
-        </w:rPr>
-      </w:pPr>
-    </w:p>
-    <w:p>
-      <w:pPr>
-        <w:tabs>
-          <w:tab w:val="left" w:pos="993"/>
-        </w:tabs>
-        <w:rPr>
-          <w:rFonts w:ascii="Arial" w:hAnsi="Arial" w:cs="Arial"/>
-          <w:color w:val="9CC2E5" w:themeColor="accent1" w:themeTint="99"/>
-          <w:sz w:val="16"/>
-          <w:szCs w:val="16"/>
-          <w:lang w:val="fr-FR"/>
-        </w:rPr>
-      </w:pPr>
-      <w:bookmarkStart w:id="1" w:name="_Hlk199945625"/>
-      <w:proofErr w:type="gramStart"/>
-      <w:r>
-        <w:rPr>
-          <w:rFonts w:ascii="Arial" w:hAnsi="Arial" w:cs="Arial"/>
-          <w:b/>
-          <w:bCs/>
-          <w:color w:val="4472C4" w:themeColor="accent5"/>
-          <w:sz w:val="24"/>
-          <w:szCs w:val="24"/>
-          <w:lang w:val="fr-FR"/>
-        </w:rPr>
-        <w:t>v</w:t>
-      </w:r>
-      <w:proofErr w:type="gramEnd"/>
-      <w:r>
-        <w:rPr>
-          <w:rFonts w:ascii="Arial" w:hAnsi="Arial" w:cs="Arial"/>
-          <w:b/>
-          <w:bCs/>
-          <w:color w:val="4472C4" w:themeColor="accent5"/>
-          <w:sz w:val="24"/>
-          <w:szCs w:val="24"/>
-          <w:lang w:val="fr-FR"/>
-        </w:rPr>
-        <w:t>8.1.3</w:t>
-      </w:r>
-      <w:r>
-        <w:rPr>
-          <w:rFonts w:ascii="Arial" w:hAnsi="Arial" w:cs="Arial"/>
-          <w:b/>
-          <w:bCs/>
-          <w:color w:val="4472C4" w:themeColor="accent5"/>
-          <w:sz w:val="24"/>
-          <w:szCs w:val="24"/>
+        <w:ind w:left="284" w:hanging="284"/>
+        <w:contextualSpacing/>
+        <w:rPr>
+          <w:rFonts w:ascii="Arial" w:hAnsi="Arial" w:cs="Arial"/>
+          <w:color w:val="1F497D"/>
+          <w:sz w:val="18"/>
+          <w:szCs w:val="18"/>
+          <w:lang w:val="fr-FR"/>
+        </w:rPr>
+      </w:pPr>
+      <w:r>
+        <w:rPr>
+          <w:rFonts w:ascii="Arial" w:hAnsi="Arial" w:cs="Arial"/>
+          <w:color w:val="1F497D"/>
+          <w:sz w:val="18"/>
+          <w:szCs w:val="18"/>
+          <w:lang w:val="fr-FR"/>
+        </w:rPr>
+        <w:t>•</w:t>
+      </w:r>
+      <w:r>
+        <w:rPr>
+          <w:rFonts w:ascii="Arial" w:hAnsi="Arial" w:cs="Arial"/>
+          <w:color w:val="1F497D"/>
+          <w:sz w:val="18"/>
+          <w:szCs w:val="18"/>
           <w:lang w:val="fr-FR"/>
         </w:rPr>
         <w:tab/>
-        <w:t>07/07/2025</w:t>
-      </w:r>
-    </w:p>
+      </w:r>
+      <w:r>
+        <w:rPr>
+          <w:rFonts w:ascii="Arial" w:hAnsi="Arial" w:cs="Arial"/>
+          <w:color w:val="1F497D"/>
+          <w:sz w:val="18"/>
+          <w:szCs w:val="18"/>
+          <w:lang w:val="fr-FR"/>
+        </w:rPr>
+        <w:t>Lors de la lecture à partir d'un fichier, toute configuration d'</w:t>
+      </w:r>
+      <w:r>
+        <w:rPr>
+          <w:rFonts w:ascii="Arial" w:hAnsi="Arial" w:cs="Arial"/>
+          <w:color w:val="1F497D"/>
+          <w:sz w:val="18"/>
+          <w:szCs w:val="18"/>
+          <w:lang w:val="fr-FR"/>
+        </w:rPr>
+        <w:t>E</w:t>
+      </w:r>
+      <w:r>
+        <w:rPr>
+          <w:rFonts w:ascii="Arial" w:hAnsi="Arial" w:cs="Arial"/>
+          <w:color w:val="1F497D"/>
+          <w:sz w:val="18"/>
+          <w:szCs w:val="18"/>
+          <w:lang w:val="fr-FR"/>
+        </w:rPr>
+        <w:t>/</w:t>
+      </w:r>
+      <w:r>
+        <w:rPr>
+          <w:rFonts w:ascii="Arial" w:hAnsi="Arial" w:cs="Arial"/>
+          <w:color w:val="1F497D"/>
+          <w:sz w:val="18"/>
+          <w:szCs w:val="18"/>
+          <w:lang w:val="fr-FR"/>
+        </w:rPr>
+        <w:t>S</w:t>
+      </w:r>
+      <w:r>
+        <w:rPr>
+          <w:rFonts w:ascii="Arial" w:hAnsi="Arial" w:cs="Arial"/>
+          <w:color w:val="1F497D"/>
+          <w:sz w:val="18"/>
+          <w:szCs w:val="18"/>
+          <w:lang w:val="fr-FR"/>
+        </w:rPr>
+        <w:t xml:space="preserve"> </w:t>
+      </w:r>
+      <w:r>
+        <w:rPr>
+          <w:rFonts w:ascii="Arial" w:hAnsi="Arial" w:cs="Arial"/>
+          <w:color w:val="1F497D"/>
+          <w:sz w:val="18"/>
+          <w:szCs w:val="18"/>
+          <w:lang w:val="fr-FR"/>
+        </w:rPr>
+        <w:t>de dispositif</w:t>
+      </w:r>
+      <w:r>
+        <w:rPr>
+          <w:rFonts w:ascii="Arial" w:hAnsi="Arial" w:cs="Arial"/>
+          <w:color w:val="1F497D"/>
+          <w:sz w:val="18"/>
+          <w:szCs w:val="18"/>
+          <w:lang w:val="fr-FR"/>
+        </w:rPr>
+        <w:t xml:space="preserve"> invalide sera définie sur la valeur par défaut.</w:t>
+      </w:r>
+      <w:bookmarkStart w:id="0" w:name="_Hlk202824806"/>
+    </w:p>
+    <w:bookmarkEnd w:id="0"/>
     <w:p>
       <w:pPr>
         <w:tabs>
@@ -4687,75 +4733,68 @@
         </w:tabs>
         <w:suppressAutoHyphens/>
         <w:autoSpaceDN w:val="0"/>
-        <w:ind w:left="284" w:hanging="284"/>
-        <w:contextualSpacing/>
-        <w:rPr>
-          <w:rFonts w:ascii="Arial" w:hAnsi="Arial" w:cs="Arial"/>
-          <w:color w:val="1F497D"/>
-          <w:sz w:val="18"/>
-          <w:szCs w:val="18"/>
-          <w:lang w:val="fr-FR"/>
-        </w:rPr>
-      </w:pPr>
-      <w:r>
-        <w:rPr>
-          <w:rFonts w:ascii="Arial" w:hAnsi="Arial" w:cs="Arial"/>
-          <w:color w:val="1F497D"/>
-          <w:sz w:val="18"/>
-          <w:szCs w:val="18"/>
-          <w:lang w:val="fr-FR"/>
-        </w:rPr>
-        <w:t>•</w:t>
-      </w:r>
-      <w:r>
-        <w:rPr>
-          <w:rFonts w:ascii="Arial" w:hAnsi="Arial" w:cs="Arial"/>
-          <w:color w:val="1F497D"/>
-          <w:sz w:val="18"/>
-          <w:szCs w:val="18"/>
+        <w:contextualSpacing/>
+        <w:rPr>
+          <w:rFonts w:ascii="Arial" w:hAnsi="Arial" w:cs="Arial"/>
+          <w:color w:val="1F497D"/>
+          <w:sz w:val="18"/>
+          <w:szCs w:val="18"/>
+          <w:lang w:val="fr-FR"/>
+        </w:rPr>
+      </w:pPr>
+    </w:p>
+    <w:p>
+      <w:pPr>
+        <w:tabs>
+          <w:tab w:val="left" w:pos="993"/>
+        </w:tabs>
+        <w:rPr>
+          <w:rFonts w:ascii="Arial" w:hAnsi="Arial" w:cs="Arial"/>
+          <w:color w:val="9CC2E5" w:themeColor="accent1" w:themeTint="99"/>
+          <w:sz w:val="16"/>
+          <w:szCs w:val="16"/>
+          <w:lang w:val="fr-FR"/>
+        </w:rPr>
+      </w:pPr>
+      <w:bookmarkStart w:id="1" w:name="_Hlk199945625"/>
+      <w:proofErr w:type="gramStart"/>
+      <w:r>
+        <w:rPr>
+          <w:rFonts w:ascii="Arial" w:hAnsi="Arial" w:cs="Arial"/>
+          <w:b/>
+          <w:bCs/>
+          <w:color w:val="4472C4" w:themeColor="accent5"/>
+          <w:sz w:val="24"/>
+          <w:szCs w:val="24"/>
+          <w:lang w:val="fr-FR"/>
+        </w:rPr>
+        <w:t>v</w:t>
+      </w:r>
+      <w:proofErr w:type="gramEnd"/>
+      <w:r>
+        <w:rPr>
+          <w:rFonts w:ascii="Arial" w:hAnsi="Arial" w:cs="Arial"/>
+          <w:b/>
+          <w:bCs/>
+          <w:color w:val="4472C4" w:themeColor="accent5"/>
+          <w:sz w:val="24"/>
+          <w:szCs w:val="24"/>
+          <w:lang w:val="fr-FR"/>
+        </w:rPr>
+        <w:t>8.1.3</w:t>
+      </w:r>
+      <w:r>
+        <w:rPr>
+          <w:rFonts w:ascii="Arial" w:hAnsi="Arial" w:cs="Arial"/>
+          <w:b/>
+          <w:bCs/>
+          <w:color w:val="4472C4" w:themeColor="accent5"/>
+          <w:sz w:val="24"/>
+          <w:szCs w:val="24"/>
           <w:lang w:val="fr-FR"/>
         </w:rPr>
         <w:tab/>
-      </w:r>
-      <w:r>
-        <w:rPr>
-          <w:rFonts w:ascii="Arial" w:hAnsi="Arial" w:cs="Arial"/>
-          <w:color w:val="1F497D"/>
-          <w:sz w:val="18"/>
-          <w:szCs w:val="18"/>
-          <w:lang w:val="fr-FR"/>
-        </w:rPr>
-        <w:t>Différentes corrections ont été apportées à la page des Causes et effets pour garantir que les listes déroulantes fonctionnent correctement dans toutes les circonstances, c'est-à-dire lors de la lecture à partir d'un fichier et d'un panneau,</w:t>
-      </w:r>
-      <w:r>
-        <w:rPr>
-          <w:rFonts w:ascii="Arial" w:hAnsi="Arial" w:cs="Arial"/>
-          <w:color w:val="1F497D"/>
-          <w:sz w:val="18"/>
-          <w:szCs w:val="18"/>
-          <w:lang w:val="fr-FR"/>
-        </w:rPr>
-        <w:t xml:space="preserve"> </w:t>
-      </w:r>
-      <w:r>
-        <w:rPr>
-          <w:rFonts w:ascii="Arial" w:hAnsi="Arial" w:cs="Arial"/>
-          <w:color w:val="1F497D"/>
-          <w:sz w:val="18"/>
-          <w:szCs w:val="18"/>
-          <w:lang w:val="fr-FR"/>
-        </w:rPr>
-        <w:t>après avoir modifié les pages des détails du périphérique,</w:t>
-      </w:r>
-      <w:r>
-        <w:rPr>
-          <w:rFonts w:ascii="Arial" w:hAnsi="Arial" w:cs="Arial"/>
-          <w:color w:val="1F497D"/>
-          <w:sz w:val="18"/>
-          <w:szCs w:val="18"/>
-          <w:lang w:val="fr-FR"/>
-        </w:rPr>
-        <w:t xml:space="preserve"> ainsi que lorsque la langue de l'application est changée.</w:t>
+        <w:t>07/07/2025</w:t>
       </w:r>
     </w:p>
     <w:p>
@@ -4807,27 +4846,37 @@
           <w:szCs w:val="18"/>
           <w:lang w:val="fr-FR"/>
         </w:rPr>
-        <w:t>Certaines des boîtes d'erreur de validation dans le panneau d'informations sur l</w:t>
-      </w:r>
-      <w:r>
-        <w:rPr>
-          <w:rFonts w:ascii="Arial" w:hAnsi="Arial" w:cs="Arial"/>
-          <w:color w:val="1F497D"/>
-          <w:sz w:val="18"/>
-          <w:szCs w:val="18"/>
-          <w:lang w:val="fr-FR"/>
-        </w:rPr>
-        <w:t>e dispositif</w:t>
-      </w:r>
-      <w:r>
-        <w:rPr>
-          <w:rFonts w:ascii="Arial" w:hAnsi="Arial" w:cs="Arial"/>
-          <w:color w:val="1F497D"/>
-          <w:sz w:val="18"/>
-          <w:szCs w:val="18"/>
-          <w:lang w:val="fr-FR"/>
-        </w:rPr>
-        <w:t xml:space="preserve"> et sur la page des causes et effets ont été corrigées.</w:t>
+        <w:t>Différentes corrections ont été apportées à la page des Causes et effets pour garantir que les listes déroulantes fonctionnent correctement dans toutes les circonstances, c'est-à-dire lors de la lecture à partir d'un fichier et d'un panneau,</w:t>
+      </w:r>
+      <w:r>
+        <w:rPr>
+          <w:rFonts w:ascii="Arial" w:hAnsi="Arial" w:cs="Arial"/>
+          <w:color w:val="1F497D"/>
+          <w:sz w:val="18"/>
+          <w:szCs w:val="18"/>
+          <w:lang w:val="fr-FR"/>
+        </w:rPr>
+        <w:t xml:space="preserve"> </w:t>
+      </w:r>
+      <w:r>
+        <w:rPr>
+          <w:rFonts w:ascii="Arial" w:hAnsi="Arial" w:cs="Arial"/>
+          <w:color w:val="1F497D"/>
+          <w:sz w:val="18"/>
+          <w:szCs w:val="18"/>
+          <w:lang w:val="fr-FR"/>
+        </w:rPr>
+        <w:t>après avoir modifié les pages des détails du périphérique,</w:t>
+      </w:r>
+      <w:r>
+        <w:rPr>
+          <w:rFonts w:ascii="Arial" w:hAnsi="Arial" w:cs="Arial"/>
+          <w:color w:val="1F497D"/>
+          <w:sz w:val="18"/>
+          <w:szCs w:val="18"/>
+          <w:lang w:val="fr-FR"/>
+        </w:rPr>
+        <w:t xml:space="preserve"> ainsi que lorsque la langue de l'application est changée.</w:t>
       </w:r>
     </w:p>
     <w:p>
@@ -4880,7 +4929,27 @@
           <w:szCs w:val="18"/>
           <w:lang w:val="fr-FR"/>
         </w:rPr>
-        <w:t>Le pop-up de notification de l'application indique maintenant correctement lorsque les communications ont échoué au lieu de simplement dire qu'elles étaient terminées.</w:t>
+        <w:t>Certaines des boîtes d'erreur de validation dans le panneau d'informations sur l</w:t>
+      </w:r>
+      <w:r>
+        <w:rPr>
+          <w:rFonts w:ascii="Arial" w:hAnsi="Arial" w:cs="Arial"/>
+          <w:color w:val="1F497D"/>
+          <w:sz w:val="18"/>
+          <w:szCs w:val="18"/>
+          <w:lang w:val="fr-FR"/>
+        </w:rPr>
+        <w:t>e dispositif</w:t>
+      </w:r>
+      <w:r>
+        <w:rPr>
+          <w:rFonts w:ascii="Arial" w:hAnsi="Arial" w:cs="Arial"/>
+          <w:color w:val="1F497D"/>
+          <w:sz w:val="18"/>
+          <w:szCs w:val="18"/>
+          <w:lang w:val="fr-FR"/>
+        </w:rPr>
+        <w:t xml:space="preserve"> et sur la page des causes et effets ont été corrigées.</w:t>
       </w:r>
     </w:p>
     <w:p>
@@ -4932,20 +5001,9 @@
           <w:szCs w:val="18"/>
           <w:lang w:val="fr-FR"/>
         </w:rPr>
-        <w:t>Si une interruption se produit pendant que le fichier de configuration de l'application est en train d'être écrit, le résultat pourrait être un fichier vide. Cela provoquerait une erreur la prochaine fois qu'il serait lu. L'application gérera désormais correctement un fichier vide</w:t>
-      </w:r>
-      <w:r>
-        <w:rPr>
-          <w:rFonts w:ascii="Arial" w:hAnsi="Arial" w:cs="Arial"/>
-          <w:color w:val="1F497D"/>
-          <w:sz w:val="18"/>
-          <w:szCs w:val="18"/>
-          <w:lang w:val="fr-FR"/>
-        </w:rPr>
-        <w:t>.</w:t>
-      </w:r>
-    </w:p>
-    <w:bookmarkEnd w:id="1"/>
+        <w:t>Le pop-up de notification de l'application indique maintenant correctement lorsque les communications ont échoué au lieu de simplement dire qu'elles étaient terminées.</w:t>
+      </w:r>
+    </w:p>
     <w:p>
       <w:pPr>
         <w:tabs>
@@ -4967,60 +5025,48 @@
           <w:lang w:val="fr-FR"/>
         </w:rPr>
       </w:pPr>
-    </w:p>
-    <w:p>
-      <w:pPr>
-        <w:tabs>
-          <w:tab w:val="left" w:pos="993"/>
-        </w:tabs>
-        <w:rPr>
-          <w:rFonts w:ascii="Arial" w:hAnsi="Arial" w:cs="Arial"/>
-          <w:color w:val="9CC2E5" w:themeColor="accent1" w:themeTint="99"/>
-          <w:sz w:val="16"/>
-          <w:szCs w:val="16"/>
-          <w:lang w:val="fr-FR"/>
-        </w:rPr>
-      </w:pPr>
-      <w:proofErr w:type="gramStart"/>
-      <w:r>
-        <w:rPr>
-          <w:rFonts w:ascii="Arial" w:hAnsi="Arial" w:cs="Arial"/>
-          <w:b/>
-          <w:bCs/>
-          <w:color w:val="4472C4" w:themeColor="accent5"/>
-          <w:sz w:val="24"/>
-          <w:szCs w:val="24"/>
-          <w:lang w:val="fr-FR"/>
-        </w:rPr>
-        <w:t>v</w:t>
-      </w:r>
-      <w:proofErr w:type="gramEnd"/>
-      <w:r>
-        <w:rPr>
-          <w:rFonts w:ascii="Arial" w:hAnsi="Arial" w:cs="Arial"/>
-          <w:b/>
-          <w:bCs/>
-          <w:color w:val="4472C4" w:themeColor="accent5"/>
-          <w:sz w:val="24"/>
-          <w:szCs w:val="24"/>
-          <w:lang w:val="fr-FR"/>
-        </w:rPr>
-        <w:t>8.1.2</w:t>
-      </w:r>
-      <w:r>
-        <w:rPr>
-          <w:rFonts w:ascii="Arial" w:hAnsi="Arial" w:cs="Arial"/>
-          <w:b/>
-          <w:bCs/>
-          <w:color w:val="4472C4" w:themeColor="accent5"/>
-          <w:sz w:val="24"/>
-          <w:szCs w:val="24"/>
+      <w:r>
+        <w:rPr>
+          <w:rFonts w:ascii="Arial" w:hAnsi="Arial" w:cs="Arial"/>
+          <w:color w:val="1F497D"/>
+          <w:sz w:val="18"/>
+          <w:szCs w:val="18"/>
+          <w:lang w:val="fr-FR"/>
+        </w:rPr>
+        <w:t>•</w:t>
+      </w:r>
+      <w:r>
+        <w:rPr>
+          <w:rFonts w:ascii="Arial" w:hAnsi="Arial" w:cs="Arial"/>
+          <w:color w:val="1F497D"/>
+          <w:sz w:val="18"/>
+          <w:szCs w:val="18"/>
           <w:lang w:val="fr-FR"/>
         </w:rPr>
         <w:tab/>
-        <w:t>04/06/2025</w:t>
-      </w:r>
-    </w:p>
+      </w:r>
+      <w:r>
+        <w:rPr>
+          <w:rFonts w:ascii="Arial" w:hAnsi="Arial" w:cs="Arial"/>
+          <w:color w:val="1F497D"/>
+          <w:sz w:val="18"/>
+          <w:szCs w:val="18"/>
+          <w:lang w:val="fr-FR"/>
+        </w:rPr>
+        <w:t>Si une interruption se produit pendant que le fichier de configuration de l'application est en train d'être écrit, le résultat pourrait être un fichier vide. Cela provoquerait une erreur la prochaine fois qu'il serait lu. L'application gérera désormais correctement un fichier vide</w:t>
+      </w:r>
+      <w:r>
+        <w:rPr>
+          <w:rFonts w:ascii="Arial" w:hAnsi="Arial" w:cs="Arial"/>
+          <w:color w:val="1F497D"/>
+          <w:sz w:val="18"/>
+          <w:szCs w:val="18"/>
+          <w:lang w:val="fr-FR"/>
+        </w:rPr>
+        <w:t>.</w:t>
+      </w:r>
+    </w:p>
+    <w:bookmarkEnd w:id="1"/>
     <w:p>
       <w:pPr>
         <w:tabs>
@@ -5042,95 +5088,58 @@
           <w:lang w:val="fr-FR"/>
         </w:rPr>
       </w:pPr>
-      <w:r>
-        <w:rPr>
-          <w:rFonts w:ascii="Arial" w:hAnsi="Arial" w:cs="Arial"/>
-          <w:color w:val="1F497D"/>
-          <w:sz w:val="18"/>
-          <w:szCs w:val="18"/>
-          <w:lang w:val="fr-FR"/>
-        </w:rPr>
-        <w:t>•</w:t>
-      </w:r>
-      <w:r>
-        <w:rPr>
-          <w:rFonts w:ascii="Arial" w:hAnsi="Arial" w:cs="Arial"/>
-          <w:color w:val="1F497D"/>
-          <w:sz w:val="18"/>
-          <w:szCs w:val="18"/>
+    </w:p>
+    <w:p>
+      <w:pPr>
+        <w:tabs>
+          <w:tab w:val="left" w:pos="993"/>
+        </w:tabs>
+        <w:rPr>
+          <w:rFonts w:ascii="Arial" w:hAnsi="Arial" w:cs="Arial"/>
+          <w:color w:val="9CC2E5" w:themeColor="accent1" w:themeTint="99"/>
+          <w:sz w:val="16"/>
+          <w:szCs w:val="16"/>
+          <w:lang w:val="fr-FR"/>
+        </w:rPr>
+      </w:pPr>
+      <w:proofErr w:type="gramStart"/>
+      <w:r>
+        <w:rPr>
+          <w:rFonts w:ascii="Arial" w:hAnsi="Arial" w:cs="Arial"/>
+          <w:b/>
+          <w:bCs/>
+          <w:color w:val="4472C4" w:themeColor="accent5"/>
+          <w:sz w:val="24"/>
+          <w:szCs w:val="24"/>
+          <w:lang w:val="fr-FR"/>
+        </w:rPr>
+        <w:t>v</w:t>
+      </w:r>
+      <w:proofErr w:type="gramEnd"/>
+      <w:r>
+        <w:rPr>
+          <w:rFonts w:ascii="Arial" w:hAnsi="Arial" w:cs="Arial"/>
+          <w:b/>
+          <w:bCs/>
+          <w:color w:val="4472C4" w:themeColor="accent5"/>
+          <w:sz w:val="24"/>
+          <w:szCs w:val="24"/>
+          <w:lang w:val="fr-FR"/>
+        </w:rPr>
+        <w:t>8.1.2</w:t>
+      </w:r>
+      <w:r>
+        <w:rPr>
+          <w:rFonts w:ascii="Arial" w:hAnsi="Arial" w:cs="Arial"/>
+          <w:b/>
+          <w:bCs/>
+          <w:color w:val="4472C4" w:themeColor="accent5"/>
+          <w:sz w:val="24"/>
+          <w:szCs w:val="24"/>
           <w:lang w:val="fr-FR"/>
         </w:rPr>
         <w:tab/>
-      </w:r>
-      <w:r>
-        <w:rPr>
-          <w:rFonts w:ascii="Arial" w:hAnsi="Arial" w:cs="Arial"/>
-          <w:color w:val="1F497D"/>
-          <w:sz w:val="18"/>
-          <w:szCs w:val="18"/>
-          <w:lang w:val="fr-FR"/>
-        </w:rPr>
-        <w:t xml:space="preserve">La page des détails </w:t>
-      </w:r>
-      <w:r>
-        <w:rPr>
-          <w:rFonts w:ascii="Arial" w:hAnsi="Arial" w:cs="Arial"/>
-          <w:color w:val="1F497D"/>
-          <w:sz w:val="18"/>
-          <w:szCs w:val="18"/>
-          <w:lang w:val="fr-FR"/>
-        </w:rPr>
-        <w:t xml:space="preserve">des </w:t>
-      </w:r>
-      <w:r>
-        <w:rPr>
-          <w:rFonts w:ascii="Arial" w:hAnsi="Arial" w:cs="Arial"/>
-          <w:color w:val="1F497D"/>
-          <w:sz w:val="18"/>
-          <w:szCs w:val="18"/>
-          <w:lang w:val="fr-FR"/>
-        </w:rPr>
-        <w:t>dispositif</w:t>
-      </w:r>
-      <w:r>
-        <w:rPr>
-          <w:rFonts w:ascii="Arial" w:hAnsi="Arial" w:cs="Arial"/>
-          <w:color w:val="1F497D"/>
-          <w:sz w:val="18"/>
-          <w:szCs w:val="18"/>
-          <w:lang w:val="fr-FR"/>
-        </w:rPr>
-        <w:t>s</w:t>
-      </w:r>
-      <w:r>
-        <w:rPr>
-          <w:rFonts w:ascii="Arial" w:hAnsi="Arial" w:cs="Arial"/>
-          <w:color w:val="1F497D"/>
-          <w:sz w:val="18"/>
-          <w:szCs w:val="18"/>
-          <w:lang w:val="fr-FR"/>
-        </w:rPr>
-        <w:t xml:space="preserve"> affiche désormais des tirets pour toutes les valeurs qui ne sont pas applicables au type d</w:t>
-      </w:r>
-      <w:r>
-        <w:rPr>
-          <w:rFonts w:ascii="Arial" w:hAnsi="Arial" w:cs="Arial"/>
-          <w:color w:val="1F497D"/>
-          <w:sz w:val="18"/>
-          <w:szCs w:val="18"/>
-          <w:lang w:val="fr-FR"/>
-        </w:rPr>
-        <w:t>e dispositif</w:t>
-      </w:r>
-      <w:r>
-        <w:rPr>
-          <w:rFonts w:ascii="Arial" w:hAnsi="Arial" w:cs="Arial"/>
-          <w:color w:val="1F497D"/>
-          <w:sz w:val="18"/>
-          <w:szCs w:val="18"/>
-          <w:lang w:val="fr-FR"/>
-        </w:rPr>
-        <w:t>.</w:t>
+        <w:t>04/06/2025</w:t>
       </w:r>
     </w:p>
     <w:p>
@@ -5182,17 +5191,17 @@
           <w:szCs w:val="18"/>
           <w:lang w:val="fr-FR"/>
         </w:rPr>
-        <w:t>La page des détails d</w:t>
-      </w:r>
-      <w:r>
-        <w:rPr>
-          <w:rFonts w:ascii="Arial" w:hAnsi="Arial" w:cs="Arial"/>
-          <w:color w:val="1F497D"/>
-          <w:sz w:val="18"/>
-          <w:szCs w:val="18"/>
-          <w:lang w:val="fr-FR"/>
-        </w:rPr>
-        <w:t xml:space="preserve">es </w:t>
+        <w:t xml:space="preserve">La page des détails </w:t>
+      </w:r>
+      <w:r>
+        <w:rPr>
+          <w:rFonts w:ascii="Arial" w:hAnsi="Arial" w:cs="Arial"/>
+          <w:color w:val="1F497D"/>
+          <w:sz w:val="18"/>
+          <w:szCs w:val="18"/>
+          <w:lang w:val="fr-FR"/>
+        </w:rPr>
+        <w:t xml:space="preserve">des </w:t>
       </w:r>
       <w:r>
         <w:rPr>
@@ -5222,27 +5231,17 @@
           <w:szCs w:val="18"/>
           <w:lang w:val="fr-FR"/>
         </w:rPr>
-        <w:t xml:space="preserve"> masque désormais le groupe de sonde de base si le LED distant est sélectionné (</w:t>
-      </w:r>
-      <w:r>
-        <w:rPr>
-          <w:rFonts w:ascii="Arial" w:hAnsi="Arial" w:cs="Arial"/>
-          <w:color w:val="1F497D"/>
-          <w:sz w:val="18"/>
-          <w:szCs w:val="18"/>
-          <w:lang w:val="fr-FR"/>
-        </w:rPr>
-        <w:t>dispositif</w:t>
-      </w:r>
-      <w:r>
-        <w:rPr>
-          <w:rFonts w:ascii="Arial" w:hAnsi="Arial" w:cs="Arial"/>
-          <w:color w:val="1F497D"/>
-          <w:sz w:val="18"/>
-          <w:szCs w:val="18"/>
-          <w:lang w:val="fr-FR"/>
-        </w:rPr>
-        <w:t>s Apollo)</w:t>
+        <w:t xml:space="preserve"> affiche désormais des tirets pour toutes les valeurs qui ne sont pas applicables au type d</w:t>
+      </w:r>
+      <w:r>
+        <w:rPr>
+          <w:rFonts w:ascii="Arial" w:hAnsi="Arial" w:cs="Arial"/>
+          <w:color w:val="1F497D"/>
+          <w:sz w:val="18"/>
+          <w:szCs w:val="18"/>
+          <w:lang w:val="fr-FR"/>
+        </w:rPr>
+        <w:t>e dispositif</w:t>
       </w:r>
       <w:r>
         <w:rPr>
@@ -5304,7 +5303,67 @@
           <w:szCs w:val="18"/>
           <w:lang w:val="fr-FR"/>
         </w:rPr>
-        <w:t>Les valeurs à l'écran dans les Zones, Groupes et Configuration Réseau sont mises à jour immédiatement lorsqu'elles sont lues à partir d'un panneau</w:t>
+        <w:t>La page des détails d</w:t>
+      </w:r>
+      <w:r>
+        <w:rPr>
+          <w:rFonts w:ascii="Arial" w:hAnsi="Arial" w:cs="Arial"/>
+          <w:color w:val="1F497D"/>
+          <w:sz w:val="18"/>
+          <w:szCs w:val="18"/>
+          <w:lang w:val="fr-FR"/>
+        </w:rPr>
+        <w:t xml:space="preserve">es </w:t>
+      </w:r>
+      <w:r>
+        <w:rPr>
+          <w:rFonts w:ascii="Arial" w:hAnsi="Arial" w:cs="Arial"/>
+          <w:color w:val="1F497D"/>
+          <w:sz w:val="18"/>
+          <w:szCs w:val="18"/>
+          <w:lang w:val="fr-FR"/>
+        </w:rPr>
+        <w:t>dispositif</w:t>
+      </w:r>
+      <w:r>
+        <w:rPr>
+          <w:rFonts w:ascii="Arial" w:hAnsi="Arial" w:cs="Arial"/>
+          <w:color w:val="1F497D"/>
+          <w:sz w:val="18"/>
+          <w:szCs w:val="18"/>
+          <w:lang w:val="fr-FR"/>
+        </w:rPr>
+        <w:t>s</w:t>
+      </w:r>
+      <w:r>
+        <w:rPr>
+          <w:rFonts w:ascii="Arial" w:hAnsi="Arial" w:cs="Arial"/>
+          <w:color w:val="1F497D"/>
+          <w:sz w:val="18"/>
+          <w:szCs w:val="18"/>
+          <w:lang w:val="fr-FR"/>
+        </w:rPr>
+        <w:t xml:space="preserve"> masque désormais le groupe de sonde de base si le LED distant est sélectionné (</w:t>
+      </w:r>
+      <w:r>
+        <w:rPr>
+          <w:rFonts w:ascii="Arial" w:hAnsi="Arial" w:cs="Arial"/>
+          <w:color w:val="1F497D"/>
+          <w:sz w:val="18"/>
+          <w:szCs w:val="18"/>
+          <w:lang w:val="fr-FR"/>
+        </w:rPr>
+        <w:t>dispositif</w:t>
+      </w:r>
+      <w:r>
+        <w:rPr>
+          <w:rFonts w:ascii="Arial" w:hAnsi="Arial" w:cs="Arial"/>
+          <w:color w:val="1F497D"/>
+          <w:sz w:val="18"/>
+          <w:szCs w:val="18"/>
+          <w:lang w:val="fr-FR"/>
+        </w:rPr>
+        <w:t>s Apollo)</w:t>
       </w:r>
       <w:r>
         <w:rPr>
@@ -5366,7 +5425,7 @@
           <w:szCs w:val="18"/>
           <w:lang w:val="fr-FR"/>
         </w:rPr>
-        <w:t>Les paramètres des causes et des effets sont systématiquement lus correctement à la fois à partir des panneaux et des fichiers</w:t>
+        <w:t>Les valeurs à l'écran dans les Zones, Groupes et Configuration Réseau sont mises à jour immédiatement lorsqu'elles sont lues à partir d'un panneau</w:t>
       </w:r>
       <w:r>
         <w:rPr>
@@ -5428,7 +5487,7 @@
           <w:szCs w:val="18"/>
           <w:lang w:val="fr-FR"/>
         </w:rPr>
-        <w:t>Les notifications d'application Windows sont affichées après chaque téléchargement et téléversement, indiquant l'achèvement ou non</w:t>
+        <w:t>Les paramètres des causes et des effets sont systématiquement lus correctement à la fois à partir des panneaux et des fichiers</w:t>
       </w:r>
       <w:r>
         <w:rPr>
@@ -5482,16 +5541,15 @@
         </w:rPr>
         <w:tab/>
       </w:r>
-      <w:bookmarkStart w:id="2" w:name="_Hlk199945579"/>
-      <w:r>
-        <w:rPr>
-          <w:rFonts w:ascii="Arial" w:hAnsi="Arial" w:cs="Arial"/>
-          <w:color w:val="1F497D"/>
-          <w:sz w:val="18"/>
-          <w:szCs w:val="18"/>
-          <w:lang w:val="fr-FR"/>
-        </w:rPr>
-        <w:t>L'application n'essaiera pas d'ouvrir des fichiers contenant des données invalides ou des données pour des protocoles non pris en charge</w:t>
+      <w:r>
+        <w:rPr>
+          <w:rFonts w:ascii="Arial" w:hAnsi="Arial" w:cs="Arial"/>
+          <w:color w:val="1F497D"/>
+          <w:sz w:val="18"/>
+          <w:szCs w:val="18"/>
+          <w:lang w:val="fr-FR"/>
+        </w:rPr>
+        <w:t>Les notifications d'application Windows sont affichées après chaque téléchargement et téléversement, indiquant l'achèvement ou non</w:t>
       </w:r>
       <w:r>
         <w:rPr>
@@ -5503,7 +5561,6 @@
         </w:rPr>
         <w:t>.</w:t>
       </w:r>
-      <w:bookmarkEnd w:id="2"/>
     </w:p>
     <w:p>
       <w:pPr>
@@ -5546,65 +5603,16 @@
         </w:rPr>
         <w:tab/>
       </w:r>
-      <w:r>
-        <w:rPr>
-          <w:rFonts w:ascii="Arial" w:hAnsi="Arial" w:cs="Arial"/>
-          <w:color w:val="1F497D"/>
-          <w:sz w:val="18"/>
-          <w:szCs w:val="18"/>
-          <w:lang w:val="fr-FR"/>
-        </w:rPr>
-        <w:t>L</w:t>
-      </w:r>
-      <w:r>
-        <w:rPr>
-          <w:rFonts w:ascii="Arial" w:hAnsi="Arial" w:cs="Arial"/>
-          <w:color w:val="1F497D"/>
-          <w:sz w:val="18"/>
-          <w:szCs w:val="18"/>
-          <w:lang w:val="fr-FR"/>
-        </w:rPr>
-        <w:t xml:space="preserve">'application n'enverra pas plus de </w:t>
-      </w:r>
-      <w:r>
-        <w:rPr>
-          <w:rFonts w:ascii="Arial" w:hAnsi="Arial" w:cs="Arial"/>
-          <w:color w:val="1F497D"/>
-          <w:sz w:val="18"/>
-          <w:szCs w:val="18"/>
-          <w:lang w:val="fr-FR"/>
-        </w:rPr>
-        <w:t>circuit</w:t>
-      </w:r>
-      <w:r>
-        <w:rPr>
-          <w:rFonts w:ascii="Arial" w:hAnsi="Arial" w:cs="Arial"/>
-          <w:color w:val="1F497D"/>
-          <w:sz w:val="18"/>
-          <w:szCs w:val="18"/>
-          <w:lang w:val="fr-FR"/>
-        </w:rPr>
-        <w:t xml:space="preserve">s à un panneau que ce pour quoi elle est configurée. Cela inclut une correction qui empêche l'oubli du nombre de </w:t>
-      </w:r>
-      <w:r>
-        <w:rPr>
-          <w:rFonts w:ascii="Arial" w:hAnsi="Arial" w:cs="Arial"/>
-          <w:color w:val="1F497D"/>
-          <w:sz w:val="18"/>
-          <w:szCs w:val="18"/>
-          <w:lang w:val="fr-FR"/>
-        </w:rPr>
-        <w:t>circuit</w:t>
-      </w:r>
-      <w:r>
-        <w:rPr>
-          <w:rFonts w:ascii="Arial" w:hAnsi="Arial" w:cs="Arial"/>
-          <w:color w:val="1F497D"/>
-          <w:sz w:val="18"/>
-          <w:szCs w:val="18"/>
-          <w:lang w:val="fr-FR"/>
-        </w:rPr>
-        <w:t>s lors de la lecture d'un fichier de configuration</w:t>
+      <w:bookmarkStart w:id="2" w:name="_Hlk199945579"/>
+      <w:r>
+        <w:rPr>
+          <w:rFonts w:ascii="Arial" w:hAnsi="Arial" w:cs="Arial"/>
+          <w:color w:val="1F497D"/>
+          <w:sz w:val="18"/>
+          <w:szCs w:val="18"/>
+          <w:lang w:val="fr-FR"/>
+        </w:rPr>
+        <w:t>L'application n'essaiera pas d'ouvrir des fichiers contenant des données invalides ou des données pour des protocoles non pris en charge</w:t>
       </w:r>
       <w:r>
         <w:rPr>
@@ -5616,6 +5624,7 @@
         </w:rPr>
         <w:t>.</w:t>
       </w:r>
+      <w:bookmarkEnd w:id="2"/>
     </w:p>
     <w:p>
       <w:pPr>
@@ -5638,58 +5647,95 @@
           <w:lang w:val="fr-FR"/>
         </w:rPr>
       </w:pPr>
-    </w:p>
-    <w:p>
-      <w:pPr>
-        <w:tabs>
-          <w:tab w:val="left" w:pos="993"/>
-        </w:tabs>
-        <w:rPr>
-          <w:rFonts w:ascii="Arial" w:hAnsi="Arial" w:cs="Arial"/>
-          <w:color w:val="9CC2E5" w:themeColor="accent1" w:themeTint="99"/>
-          <w:sz w:val="16"/>
-          <w:szCs w:val="16"/>
-          <w:lang w:val="fr-FR"/>
-        </w:rPr>
-      </w:pPr>
-      <w:proofErr w:type="gramStart"/>
-      <w:r>
-        <w:rPr>
-          <w:rFonts w:ascii="Arial" w:hAnsi="Arial" w:cs="Arial"/>
-          <w:b/>
-          <w:bCs/>
-          <w:color w:val="4472C4" w:themeColor="accent5"/>
-          <w:sz w:val="24"/>
-          <w:szCs w:val="24"/>
-          <w:lang w:val="fr-FR"/>
-        </w:rPr>
-        <w:t>v</w:t>
-      </w:r>
-      <w:proofErr w:type="gramEnd"/>
-      <w:r>
-        <w:rPr>
-          <w:rFonts w:ascii="Arial" w:hAnsi="Arial" w:cs="Arial"/>
-          <w:b/>
-          <w:bCs/>
-          <w:color w:val="4472C4" w:themeColor="accent5"/>
-          <w:sz w:val="24"/>
-          <w:szCs w:val="24"/>
-          <w:lang w:val="fr-FR"/>
-        </w:rPr>
-        <w:t>8.1.1</w:t>
-      </w:r>
-      <w:r>
-        <w:rPr>
-          <w:rFonts w:ascii="Arial" w:hAnsi="Arial" w:cs="Arial"/>
-          <w:b/>
-          <w:bCs/>
-          <w:color w:val="4472C4" w:themeColor="accent5"/>
-          <w:sz w:val="24"/>
-          <w:szCs w:val="24"/>
+      <w:r>
+        <w:rPr>
+          <w:rFonts w:ascii="Arial" w:hAnsi="Arial" w:cs="Arial"/>
+          <w:color w:val="1F497D"/>
+          <w:sz w:val="18"/>
+          <w:szCs w:val="18"/>
+          <w:lang w:val="fr-FR"/>
+        </w:rPr>
+        <w:t>•</w:t>
+      </w:r>
+      <w:r>
+        <w:rPr>
+          <w:rFonts w:ascii="Arial" w:hAnsi="Arial" w:cs="Arial"/>
+          <w:color w:val="1F497D"/>
+          <w:sz w:val="18"/>
+          <w:szCs w:val="18"/>
           <w:lang w:val="fr-FR"/>
         </w:rPr>
         <w:tab/>
-        <w:t>21/05/2025</w:t>
+      </w:r>
+      <w:r>
+        <w:rPr>
+          <w:rFonts w:ascii="Arial" w:hAnsi="Arial" w:cs="Arial"/>
+          <w:color w:val="1F497D"/>
+          <w:sz w:val="18"/>
+          <w:szCs w:val="18"/>
+          <w:lang w:val="fr-FR"/>
+        </w:rPr>
+        <w:t>L</w:t>
+      </w:r>
+      <w:r>
+        <w:rPr>
+          <w:rFonts w:ascii="Arial" w:hAnsi="Arial" w:cs="Arial"/>
+          <w:color w:val="1F497D"/>
+          <w:sz w:val="18"/>
+          <w:szCs w:val="18"/>
+          <w:lang w:val="fr-FR"/>
+        </w:rPr>
+        <w:t xml:space="preserve">'application n'enverra pas plus de </w:t>
+      </w:r>
+      <w:r>
+        <w:rPr>
+          <w:rFonts w:ascii="Arial" w:hAnsi="Arial" w:cs="Arial"/>
+          <w:color w:val="1F497D"/>
+          <w:sz w:val="18"/>
+          <w:szCs w:val="18"/>
+          <w:lang w:val="fr-FR"/>
+        </w:rPr>
+        <w:t>circuit</w:t>
+      </w:r>
+      <w:r>
+        <w:rPr>
+          <w:rFonts w:ascii="Arial" w:hAnsi="Arial" w:cs="Arial"/>
+          <w:color w:val="1F497D"/>
+          <w:sz w:val="18"/>
+          <w:szCs w:val="18"/>
+          <w:lang w:val="fr-FR"/>
+        </w:rPr>
+        <w:t xml:space="preserve">s à un panneau que ce pour quoi elle est configurée. Cela inclut une correction qui empêche l'oubli du nombre de </w:t>
+      </w:r>
+      <w:r>
+        <w:rPr>
+          <w:rFonts w:ascii="Arial" w:hAnsi="Arial" w:cs="Arial"/>
+          <w:color w:val="1F497D"/>
+          <w:sz w:val="18"/>
+          <w:szCs w:val="18"/>
+          <w:lang w:val="fr-FR"/>
+        </w:rPr>
+        <w:t>circuit</w:t>
+      </w:r>
+      <w:r>
+        <w:rPr>
+          <w:rFonts w:ascii="Arial" w:hAnsi="Arial" w:cs="Arial"/>
+          <w:color w:val="1F497D"/>
+          <w:sz w:val="18"/>
+          <w:szCs w:val="18"/>
+          <w:lang w:val="fr-FR"/>
+        </w:rPr>
+        <w:t>s lors de la lecture d'un fichier de configuration</w:t>
+      </w:r>
+      <w:r>
+        <w:rPr>
+          <w:rFonts w:ascii="Arial" w:hAnsi="Arial" w:cs="Arial"/>
+          <w:color w:val="1F497D"/>
+          <w:sz w:val="18"/>
+          <w:szCs w:val="18"/>
+          <w:lang w:val="fr-FR"/>
+        </w:rPr>
+        <w:t>.</w:t>
       </w:r>
     </w:p>
     <w:p>
@@ -5713,75 +5759,58 @@
           <w:lang w:val="fr-FR"/>
         </w:rPr>
       </w:pPr>
-      <w:r>
-        <w:rPr>
-          <w:rFonts w:ascii="Arial" w:hAnsi="Arial" w:cs="Arial"/>
-          <w:color w:val="1F497D"/>
-          <w:sz w:val="18"/>
-          <w:szCs w:val="18"/>
-          <w:lang w:val="fr-FR"/>
-        </w:rPr>
-        <w:t>•</w:t>
-      </w:r>
-      <w:r>
-        <w:rPr>
-          <w:rFonts w:ascii="Arial" w:hAnsi="Arial" w:cs="Arial"/>
-          <w:color w:val="1F497D"/>
-          <w:sz w:val="18"/>
-          <w:szCs w:val="18"/>
+    </w:p>
+    <w:p>
+      <w:pPr>
+        <w:tabs>
+          <w:tab w:val="left" w:pos="993"/>
+        </w:tabs>
+        <w:rPr>
+          <w:rFonts w:ascii="Arial" w:hAnsi="Arial" w:cs="Arial"/>
+          <w:color w:val="9CC2E5" w:themeColor="accent1" w:themeTint="99"/>
+          <w:sz w:val="16"/>
+          <w:szCs w:val="16"/>
+          <w:lang w:val="fr-FR"/>
+        </w:rPr>
+      </w:pPr>
+      <w:proofErr w:type="gramStart"/>
+      <w:r>
+        <w:rPr>
+          <w:rFonts w:ascii="Arial" w:hAnsi="Arial" w:cs="Arial"/>
+          <w:b/>
+          <w:bCs/>
+          <w:color w:val="4472C4" w:themeColor="accent5"/>
+          <w:sz w:val="24"/>
+          <w:szCs w:val="24"/>
+          <w:lang w:val="fr-FR"/>
+        </w:rPr>
+        <w:t>v</w:t>
+      </w:r>
+      <w:proofErr w:type="gramEnd"/>
+      <w:r>
+        <w:rPr>
+          <w:rFonts w:ascii="Arial" w:hAnsi="Arial" w:cs="Arial"/>
+          <w:b/>
+          <w:bCs/>
+          <w:color w:val="4472C4" w:themeColor="accent5"/>
+          <w:sz w:val="24"/>
+          <w:szCs w:val="24"/>
+          <w:lang w:val="fr-FR"/>
+        </w:rPr>
+        <w:t>8.1.1</w:t>
+      </w:r>
+      <w:r>
+        <w:rPr>
+          <w:rFonts w:ascii="Arial" w:hAnsi="Arial" w:cs="Arial"/>
+          <w:b/>
+          <w:bCs/>
+          <w:color w:val="4472C4" w:themeColor="accent5"/>
+          <w:sz w:val="24"/>
+          <w:szCs w:val="24"/>
           <w:lang w:val="fr-FR"/>
         </w:rPr>
         <w:tab/>
-      </w:r>
-      <w:r>
-        <w:rPr>
-          <w:rFonts w:ascii="Arial" w:hAnsi="Arial" w:cs="Arial"/>
-          <w:color w:val="1F497D"/>
-          <w:sz w:val="18"/>
-          <w:szCs w:val="18"/>
-          <w:lang w:val="fr-FR"/>
-        </w:rPr>
-        <w:t>La page des détails d</w:t>
-      </w:r>
-      <w:r>
-        <w:rPr>
-          <w:rFonts w:ascii="Arial" w:hAnsi="Arial" w:cs="Arial"/>
-          <w:color w:val="1F497D"/>
-          <w:sz w:val="18"/>
-          <w:szCs w:val="18"/>
-          <w:lang w:val="fr-FR"/>
-        </w:rPr>
-        <w:t>u dispositif</w:t>
-      </w:r>
-      <w:r>
-        <w:rPr>
-          <w:rFonts w:ascii="Arial" w:hAnsi="Arial" w:cs="Arial"/>
-          <w:color w:val="1F497D"/>
-          <w:sz w:val="18"/>
-          <w:szCs w:val="18"/>
-          <w:lang w:val="fr-FR"/>
-        </w:rPr>
-        <w:t xml:space="preserve"> affiche désormais des tirets pour toutes les valeurs qui ne sont pas applicables au type d</w:t>
-      </w:r>
-      <w:r>
-        <w:rPr>
-          <w:rFonts w:ascii="Arial" w:hAnsi="Arial" w:cs="Arial"/>
-          <w:color w:val="1F497D"/>
-          <w:sz w:val="18"/>
-          <w:szCs w:val="18"/>
-          <w:lang w:val="fr-FR"/>
-        </w:rPr>
-        <w:t>e dispositif</w:t>
-      </w:r>
-      <w:r>
-        <w:rPr>
-          <w:rFonts w:ascii="Arial" w:hAnsi="Arial" w:cs="Arial"/>
-          <w:color w:val="1F497D"/>
-          <w:sz w:val="18"/>
-          <w:szCs w:val="18"/>
-          <w:lang w:val="fr-FR"/>
-        </w:rPr>
-        <w:t>.</w:t>
+        <w:t>21/05/2025</w:t>
       </w:r>
     </w:p>
     <w:p>
@@ -5833,7 +5862,37 @@
           <w:szCs w:val="18"/>
           <w:lang w:val="fr-FR"/>
         </w:rPr>
-        <w:t>Les valeurs à l'écran dans les Zones, Groupes et Configuration Réseau sont mises à jour immédiatement lorsqu'elles sont lues à partir d'un panneau</w:t>
+        <w:t>La page des détails d</w:t>
+      </w:r>
+      <w:r>
+        <w:rPr>
+          <w:rFonts w:ascii="Arial" w:hAnsi="Arial" w:cs="Arial"/>
+          <w:color w:val="1F497D"/>
+          <w:sz w:val="18"/>
+          <w:szCs w:val="18"/>
+          <w:lang w:val="fr-FR"/>
+        </w:rPr>
+        <w:t>u dispositif</w:t>
+      </w:r>
+      <w:r>
+        <w:rPr>
+          <w:rFonts w:ascii="Arial" w:hAnsi="Arial" w:cs="Arial"/>
+          <w:color w:val="1F497D"/>
+          <w:sz w:val="18"/>
+          <w:szCs w:val="18"/>
+          <w:lang w:val="fr-FR"/>
+        </w:rPr>
+        <w:t xml:space="preserve"> affiche désormais des tirets pour toutes les valeurs qui ne sont pas applicables au type d</w:t>
+      </w:r>
+      <w:r>
+        <w:rPr>
+          <w:rFonts w:ascii="Arial" w:hAnsi="Arial" w:cs="Arial"/>
+          <w:color w:val="1F497D"/>
+          <w:sz w:val="18"/>
+          <w:szCs w:val="18"/>
+          <w:lang w:val="fr-FR"/>
+        </w:rPr>
+        <w:t>e dispositif</w:t>
       </w:r>
       <w:r>
         <w:rPr>
@@ -5895,7 +5954,7 @@
           <w:szCs w:val="18"/>
           <w:lang w:val="fr-FR"/>
         </w:rPr>
-        <w:t>Un groupe de sonde de base ne peut plus être défini pour une unité d'E/S XP95/S90</w:t>
+        <w:t>Les valeurs à l'écran dans les Zones, Groupes et Configuration Réseau sont mises à jour immédiatement lorsqu'elles sont lues à partir d'un panneau</w:t>
       </w:r>
       <w:r>
         <w:rPr>
@@ -5957,6 +6016,68 @@
           <w:szCs w:val="18"/>
           <w:lang w:val="fr-FR"/>
         </w:rPr>
+        <w:t>Un groupe de sonde de base ne peut plus être défini pour une unité d'E/S XP95/S90</w:t>
+      </w:r>
+      <w:r>
+        <w:rPr>
+          <w:rFonts w:ascii="Arial" w:hAnsi="Arial" w:cs="Arial"/>
+          <w:color w:val="1F497D"/>
+          <w:sz w:val="18"/>
+          <w:szCs w:val="18"/>
+          <w:lang w:val="fr-FR"/>
+        </w:rPr>
+        <w:t>.</w:t>
+      </w:r>
+    </w:p>
+    <w:p>
+      <w:pPr>
+        <w:tabs>
+          <w:tab w:val="left" w:pos="284"/>
+          <w:tab w:val="left" w:pos="567"/>
+          <w:tab w:val="left" w:pos="993"/>
+          <w:tab w:val="left" w:pos="1418"/>
+          <w:tab w:val="right" w:pos="9000"/>
+        </w:tabs>
+        <w:suppressAutoHyphens/>
+        <w:autoSpaceDN w:val="0"/>
+        <w:ind w:left="284" w:hanging="284"/>
+        <w:contextualSpacing/>
+        <w:rPr>
+          <w:rFonts w:ascii="Arial" w:hAnsi="Arial" w:cs="Arial"/>
+          <w:color w:val="1F497D"/>
+          <w:sz w:val="18"/>
+          <w:szCs w:val="18"/>
+          <w:lang w:val="fr-FR"/>
+        </w:rPr>
+      </w:pPr>
+      <w:r>
+        <w:rPr>
+          <w:rFonts w:ascii="Arial" w:hAnsi="Arial" w:cs="Arial"/>
+          <w:color w:val="1F497D"/>
+          <w:sz w:val="18"/>
+          <w:szCs w:val="18"/>
+          <w:lang w:val="fr-FR"/>
+        </w:rPr>
+        <w:t>•</w:t>
+      </w:r>
+      <w:r>
+        <w:rPr>
+          <w:rFonts w:ascii="Arial" w:hAnsi="Arial" w:cs="Arial"/>
+          <w:color w:val="1F497D"/>
+          <w:sz w:val="18"/>
+          <w:szCs w:val="18"/>
+          <w:lang w:val="fr-FR"/>
+        </w:rPr>
+        <w:tab/>
+      </w:r>
+      <w:r>
+        <w:rPr>
+          <w:rFonts w:ascii="Arial" w:hAnsi="Arial" w:cs="Arial"/>
+          <w:color w:val="1F497D"/>
+          <w:sz w:val="18"/>
+          <w:szCs w:val="18"/>
+          <w:lang w:val="fr-FR"/>
+        </w:rPr>
         <w:t xml:space="preserve">Correction : l'application n'enverra pas plus de </w:t>
       </w:r>
       <w:r>
@@ -7102,6 +7223,7 @@
           <w:szCs w:val="18"/>
           <w:lang w:val="fr-FR"/>
         </w:rPr>
+        <w:lastRenderedPageBreak/>
         <w:t>•</w:t>
       </w:r>
       <w:r>
@@ -7182,7 +7304,6 @@
           <w:szCs w:val="24"/>
           <w:lang w:val="fr-FR"/>
         </w:rPr>
-        <w:lastRenderedPageBreak/>
         <w:t>v</w:t>
       </w:r>
       <w:proofErr w:type="gramEnd"/>
@@ -9568,6 +9689,7 @@
           <w:szCs w:val="18"/>
           <w:lang w:val="fr-FR"/>
         </w:rPr>
+        <w:lastRenderedPageBreak/>
         <w:t>•</w:t>
       </w:r>
       <w:r>
@@ -9647,7 +9769,6 @@
           <w:szCs w:val="24"/>
           <w:lang w:val="fr-FR"/>
         </w:rPr>
-        <w:lastRenderedPageBreak/>
         <w:t>v</w:t>
       </w:r>
       <w:proofErr w:type="gramEnd"/>
@@ -11930,7 +12051,7 @@
 </file>
 
 <file path=word/endnotes.xml><?xml version="1.0" encoding="utf-8"?>
-<w:endnotes xmlns:wpc="http://schemas.microsoft.com/office/word/2010/wordprocessingCanvas" xmlns:cx="http://schemas.microsoft.com/office/drawing/2014/chartex" xmlns:cx1="http://schemas.microsoft.com/office/drawing/2015/9/8/chartex" xmlns:cx2="http://schemas.microsoft.com/office/drawing/2015/10/21/chartex" xmlns:cx3="http://schemas.microsoft.com/office/drawing/2016/5/9/chartex" xmlns:cx4="http://schemas.microsoft.com/office/drawing/2016/5/10/chartex" xmlns:cx5="http://schemas.microsoft.com/office/drawing/2016/5/11/chartex" xmlns:cx6="http://schemas.microsoft.com/office/drawing/2016/5/12/chartex" xmlns:cx7="http://schemas.microsoft.com/office/drawing/2016/5/13/chartex" xmlns:cx8="http://schemas.microsoft.com/office/drawing/2016/5/14/chartex" xmlns:mc="http://schemas.openxmlformats.org/markup-compatibility/2006" xmlns:aink="http://schemas.microsoft.com/office/drawing/2016/ink" xmlns:am3d="http://schemas.microsoft.com/office/drawing/2017/model3d" xmlns:o="urn:schemas-microsoft-com:office:office" xmlns:oel="http://schemas.microsoft.com/office/2019/extlst" xmlns:r="http://schemas.openxmlformats.org/officeDocument/2006/relationships" xmlns:m="http://schemas.openxmlformats.org/officeDocument/2006/math" xmlns:v="urn:schemas-microsoft-com:vml" xmlns:wp14="http://schemas.microsoft.com/office/word/2010/wordprocessingDrawing" xmlns:wp="http://schemas.openxmlformats.org/drawingml/2006/wordprocessingDrawing" xmlns:w10="urn:schemas-microsoft-com:office:word" xmlns:w="http://schemas.openxmlformats.org/wordprocessingml/2006/main" xmlns:w14="http://schemas.microsoft.com/office/word/2010/wordml" xmlns:w15="http://schemas.microsoft.com/office/word/2012/wordml" xmlns:w16cex="http://schemas.microsoft.com/office/word/2018/wordml/cex" xmlns:w16cid="http://schemas.microsoft.com/office/word/2016/wordml/cid" xmlns:w16="http://schemas.microsoft.com/office/word/2018/wordml" xmlns:w16du="http://schemas.microsoft.com/office/word/2023/wordml/word16du" xmlns:w16sdtdh="http://schemas.microsoft.com/office/word/2020/wordml/sdtdatahash" xmlns:w16sdtfl="http://schemas.microsoft.com/office/word/2024/wordml/sdtformatlock" xmlns:w16se="http://schemas.microsoft.com/office/word/2015/wordml/symex" xmlns:wpg="http://schemas.microsoft.com/office/word/2010/wordprocessingGroup" xmlns:wpi="http://schemas.microsoft.com/office/word/2010/wordprocessingInk" xmlns:wne="http://schemas.microsoft.com/office/word/2006/wordml" xmlns:wps="http://schemas.microsoft.com/office/word/2010/wordprocessingShape" mc:Ignorable="w14 w15 w16se w16cid w16 w16cex w16sdtdh w16sdtfl w16du wp14">
+<w:endnotes xmlns:wpc="http://schemas.microsoft.com/office/word/2010/wordprocessingCanvas" xmlns:cx="http://schemas.microsoft.com/office/drawing/2014/chartex" xmlns:cx1="http://schemas.microsoft.com/office/drawing/2015/9/8/chartex" xmlns:cx2="http://schemas.microsoft.com/office/drawing/2015/10/21/chartex" xmlns:cx3="http://schemas.microsoft.com/office/drawing/2016/5/9/chartex" xmlns:cx4="http://schemas.microsoft.com/office/drawing/2016/5/10/chartex" xmlns:cx5="http://schemas.microsoft.com/office/drawing/2016/5/11/chartex" xmlns:cx6="http://schemas.microsoft.com/office/drawing/2016/5/12/chartex" xmlns:cx7="http://schemas.microsoft.com/office/drawing/2016/5/13/chartex" xmlns:cx8="http://schemas.microsoft.com/office/drawing/2016/5/14/chartex" xmlns:mc="http://schemas.openxmlformats.org/markup-compatibility/2006" xmlns:aink="http://schemas.microsoft.com/office/drawing/2016/ink" xmlns:am3d="http://schemas.microsoft.com/office/drawing/2017/model3d" xmlns:o="urn:schemas-microsoft-com:office:office" xmlns:oel="http://schemas.microsoft.com/office/2019/extlst" xmlns:r="http://schemas.openxmlformats.org/officeDocument/2006/relationships" xmlns:m="http://schemas.openxmlformats.org/officeDocument/2006/math" xmlns:v="urn:schemas-microsoft-com:vml" xmlns:wp14="http://schemas.microsoft.com/office/word/2010/wordprocessingDrawing" xmlns:wp="http://schemas.openxmlformats.org/drawingml/2006/wordprocessingDrawing" xmlns:w10="urn:schemas-microsoft-com:office:word" xmlns:w="http://schemas.openxmlformats.org/wordprocessingml/2006/main" xmlns:w14="http://schemas.microsoft.com/office/word/2010/wordml" xmlns:w15="http://schemas.microsoft.com/office/word/2012/wordml" xmlns:w16cei="http://schemas.microsoft.com/office/word/2026/wordml/cei" xmlns:w16cex="http://schemas.microsoft.com/office/word/2018/wordml/cex" xmlns:w16cid="http://schemas.microsoft.com/office/word/2016/wordml/cid" xmlns:w16="http://schemas.microsoft.com/office/word/2018/wordml" xmlns:w16du="http://schemas.microsoft.com/office/word/2023/wordml/word16du" xmlns:w16sdtdh="http://schemas.microsoft.com/office/word/2020/wordml/sdtdatahash" xmlns:w16sdtfl="http://schemas.microsoft.com/office/word/2024/wordml/sdtformatlock" xmlns:w16se="http://schemas.microsoft.com/office/word/2015/wordml/symex" xmlns:wpg="http://schemas.microsoft.com/office/word/2010/wordprocessingGroup" xmlns:wpi="http://schemas.microsoft.com/office/word/2010/wordprocessingInk" xmlns:wne="http://schemas.microsoft.com/office/word/2006/wordml" xmlns:wps="http://schemas.microsoft.com/office/word/2010/wordprocessingShape" mc:Ignorable="w14 w15 w16se w16cid w16 w16cex w16sdtdh w16sdtfl w16du wp14">
   <w:endnote w:type="separator" w:id="-1">
     <w:p>
       <w:pPr>
@@ -11955,7 +12076,7 @@
 </file>
 
 <file path=word/footnotes.xml><?xml version="1.0" encoding="utf-8"?>
-<w:footnotes xmlns:wpc="http://schemas.microsoft.com/office/word/2010/wordprocessingCanvas" xmlns:cx="http://schemas.microsoft.com/office/drawing/2014/chartex" xmlns:cx1="http://schemas.microsoft.com/office/drawing/2015/9/8/chartex" xmlns:cx2="http://schemas.microsoft.com/office/drawing/2015/10/21/chartex" xmlns:cx3="http://schemas.microsoft.com/office/drawing/2016/5/9/chartex" xmlns:cx4="http://schemas.microsoft.com/office/drawing/2016/5/10/chartex" xmlns:cx5="http://schemas.microsoft.com/office/drawing/2016/5/11/chartex" xmlns:cx6="http://schemas.microsoft.com/office/drawing/2016/5/12/chartex" xmlns:cx7="http://schemas.microsoft.com/office/drawing/2016/5/13/chartex" xmlns:cx8="http://schemas.microsoft.com/office/drawing/2016/5/14/chartex" xmlns:mc="http://schemas.openxmlformats.org/markup-compatibility/2006" xmlns:aink="http://schemas.microsoft.com/office/drawing/2016/ink" xmlns:am3d="http://schemas.microsoft.com/office/drawing/2017/model3d" xmlns:o="urn:schemas-microsoft-com:office:office" xmlns:oel="http://schemas.microsoft.com/office/2019/extlst" xmlns:r="http://schemas.openxmlformats.org/officeDocument/2006/relationships" xmlns:m="http://schemas.openxmlformats.org/officeDocument/2006/math" xmlns:v="urn:schemas-microsoft-com:vml" xmlns:wp14="http://schemas.microsoft.com/office/word/2010/wordprocessingDrawing" xmlns:wp="http://schemas.openxmlformats.org/drawingml/2006/wordprocessingDrawing" xmlns:w10="urn:schemas-microsoft-com:office:word" xmlns:w="http://schemas.openxmlformats.org/wordprocessingml/2006/main" xmlns:w14="http://schemas.microsoft.com/office/word/2010/wordml" xmlns:w15="http://schemas.microsoft.com/office/word/2012/wordml" xmlns:w16cex="http://schemas.microsoft.com/office/word/2018/wordml/cex" xmlns:w16cid="http://schemas.microsoft.com/office/word/2016/wordml/cid" xmlns:w16="http://schemas.microsoft.com/office/word/2018/wordml" xmlns:w16du="http://schemas.microsoft.com/office/word/2023/wordml/word16du" xmlns:w16sdtdh="http://schemas.microsoft.com/office/word/2020/wordml/sdtdatahash" xmlns:w16sdtfl="http://schemas.microsoft.com/office/word/2024/wordml/sdtformatlock" xmlns:w16se="http://schemas.microsoft.com/office/word/2015/wordml/symex" xmlns:wpg="http://schemas.microsoft.com/office/word/2010/wordprocessingGroup" xmlns:wpi="http://schemas.microsoft.com/office/word/2010/wordprocessingInk" xmlns:wne="http://schemas.microsoft.com/office/word/2006/wordml" xmlns:wps="http://schemas.microsoft.com/office/word/2010/wordprocessingShape" mc:Ignorable="w14 w15 w16se w16cid w16 w16cex w16sdtdh w16sdtfl w16du wp14">
+<w:footnotes xmlns:wpc="http://schemas.microsoft.com/office/word/2010/wordprocessingCanvas" xmlns:cx="http://schemas.microsoft.com/office/drawing/2014/chartex" xmlns:cx1="http://schemas.microsoft.com/office/drawing/2015/9/8/chartex" xmlns:cx2="http://schemas.microsoft.com/office/drawing/2015/10/21/chartex" xmlns:cx3="http://schemas.microsoft.com/office/drawing/2016/5/9/chartex" xmlns:cx4="http://schemas.microsoft.com/office/drawing/2016/5/10/chartex" xmlns:cx5="http://schemas.microsoft.com/office/drawing/2016/5/11/chartex" xmlns:cx6="http://schemas.microsoft.com/office/drawing/2016/5/12/chartex" xmlns:cx7="http://schemas.microsoft.com/office/drawing/2016/5/13/chartex" xmlns:cx8="http://schemas.microsoft.com/office/drawing/2016/5/14/chartex" xmlns:mc="http://schemas.openxmlformats.org/markup-compatibility/2006" xmlns:aink="http://schemas.microsoft.com/office/drawing/2016/ink" xmlns:am3d="http://schemas.microsoft.com/office/drawing/2017/model3d" xmlns:o="urn:schemas-microsoft-com:office:office" xmlns:oel="http://schemas.microsoft.com/office/2019/extlst" xmlns:r="http://schemas.openxmlformats.org/officeDocument/2006/relationships" xmlns:m="http://schemas.openxmlformats.org/officeDocument/2006/math" xmlns:v="urn:schemas-microsoft-com:vml" xmlns:wp14="http://schemas.microsoft.com/office/word/2010/wordprocessingDrawing" xmlns:wp="http://schemas.openxmlformats.org/drawingml/2006/wordprocessingDrawing" xmlns:w10="urn:schemas-microsoft-com:office:word" xmlns:w="http://schemas.openxmlformats.org/wordprocessingml/2006/main" xmlns:w14="http://schemas.microsoft.com/office/word/2010/wordml" xmlns:w15="http://schemas.microsoft.com/office/word/2012/wordml" xmlns:w16cei="http://schemas.microsoft.com/office/word/2026/wordml/cei" xmlns:w16cex="http://schemas.microsoft.com/office/word/2018/wordml/cex" xmlns:w16cid="http://schemas.microsoft.com/office/word/2016/wordml/cid" xmlns:w16="http://schemas.microsoft.com/office/word/2018/wordml" xmlns:w16du="http://schemas.microsoft.com/office/word/2023/wordml/word16du" xmlns:w16sdtdh="http://schemas.microsoft.com/office/word/2020/wordml/sdtdatahash" xmlns:w16sdtfl="http://schemas.microsoft.com/office/word/2024/wordml/sdtformatlock" xmlns:w16se="http://schemas.microsoft.com/office/word/2015/wordml/symex" xmlns:wpg="http://schemas.microsoft.com/office/word/2010/wordprocessingGroup" xmlns:wpi="http://schemas.microsoft.com/office/word/2010/wordprocessingInk" xmlns:wne="http://schemas.microsoft.com/office/word/2006/wordml" xmlns:wps="http://schemas.microsoft.com/office/word/2010/wordprocessingShape" mc:Ignorable="w14 w15 w16se w16cid w16 w16cex w16sdtdh w16sdtfl w16du wp14">
   <w:footnote w:type="separator" w:id="-1">
     <w:p>
       <w:pPr>
@@ -11980,7 +12101,7 @@
 </file>
 
 <file path=word/numbering.xml><?xml version="1.0" encoding="utf-8"?>
-<w:numbering xmlns:wpc="http://schemas.microsoft.com/office/word/2010/wordprocessingCanvas" xmlns:cx="http://schemas.microsoft.com/office/drawing/2014/chartex" xmlns:cx1="http://schemas.microsoft.com/office/drawing/2015/9/8/chartex" xmlns:cx2="http://schemas.microsoft.com/office/drawing/2015/10/21/chartex" xmlns:cx3="http://schemas.microsoft.com/office/drawing/2016/5/9/chartex" xmlns:cx4="http://schemas.microsoft.com/office/drawing/2016/5/10/chartex" xmlns:cx5="http://schemas.microsoft.com/office/drawing/2016/5/11/chartex" xmlns:cx6="http://schemas.microsoft.com/office/drawing/2016/5/12/chartex" xmlns:cx7="http://schemas.microsoft.com/office/drawing/2016/5/13/chartex" xmlns:cx8="http://schemas.microsoft.com/office/drawing/2016/5/14/chartex" xmlns:mc="http://schemas.openxmlformats.org/markup-compatibility/2006" xmlns:aink="http://schemas.microsoft.com/office/drawing/2016/ink" xmlns:am3d="http://schemas.microsoft.com/office/drawing/2017/model3d" xmlns:o="urn:schemas-microsoft-com:office:office" xmlns:oel="http://schemas.microsoft.com/office/2019/extlst" xmlns:r="http://schemas.openxmlformats.org/officeDocument/2006/relationships" xmlns:m="http://schemas.openxmlformats.org/officeDocument/2006/math" xmlns:v="urn:schemas-microsoft-com:vml" xmlns:wp14="http://schemas.microsoft.com/office/word/2010/wordprocessingDrawing" xmlns:wp="http://schemas.openxmlformats.org/drawingml/2006/wordprocessingDrawing" xmlns:w10="urn:schemas-microsoft-com:office:word" xmlns:w="http://schemas.openxmlformats.org/wordprocessingml/2006/main" xmlns:w14="http://schemas.microsoft.com/office/word/2010/wordml" xmlns:w15="http://schemas.microsoft.com/office/word/2012/wordml" xmlns:w16cex="http://schemas.microsoft.com/office/word/2018/wordml/cex" xmlns:w16cid="http://schemas.microsoft.com/office/word/2016/wordml/cid" xmlns:w16="http://schemas.microsoft.com/office/word/2018/wordml" xmlns:w16du="http://schemas.microsoft.com/office/word/2023/wordml/word16du" xmlns:w16sdtdh="http://schemas.microsoft.com/office/word/2020/wordml/sdtdatahash" xmlns:w16sdtfl="http://schemas.microsoft.com/office/word/2024/wordml/sdtformatlock" xmlns:w16se="http://schemas.microsoft.com/office/word/2015/wordml/symex" xmlns:wpg="http://schemas.microsoft.com/office/word/2010/wordprocessingGroup" xmlns:wpi="http://schemas.microsoft.com/office/word/2010/wordprocessingInk" xmlns:wne="http://schemas.microsoft.com/office/word/2006/wordml" xmlns:wps="http://schemas.microsoft.com/office/word/2010/wordprocessingShape" mc:Ignorable="w14 w15 w16se w16cid w16 w16cex w16sdtdh w16sdtfl w16du wp14">
+<w:numbering xmlns:wpc="http://schemas.microsoft.com/office/word/2010/wordprocessingCanvas" xmlns:cx="http://schemas.microsoft.com/office/drawing/2014/chartex" xmlns:cx1="http://schemas.microsoft.com/office/drawing/2015/9/8/chartex" xmlns:cx2="http://schemas.microsoft.com/office/drawing/2015/10/21/chartex" xmlns:cx3="http://schemas.microsoft.com/office/drawing/2016/5/9/chartex" xmlns:cx4="http://schemas.microsoft.com/office/drawing/2016/5/10/chartex" xmlns:cx5="http://schemas.microsoft.com/office/drawing/2016/5/11/chartex" xmlns:cx6="http://schemas.microsoft.com/office/drawing/2016/5/12/chartex" xmlns:cx7="http://schemas.microsoft.com/office/drawing/2016/5/13/chartex" xmlns:cx8="http://schemas.microsoft.com/office/drawing/2016/5/14/chartex" xmlns:mc="http://schemas.openxmlformats.org/markup-compatibility/2006" xmlns:aink="http://schemas.microsoft.com/office/drawing/2016/ink" xmlns:am3d="http://schemas.microsoft.com/office/drawing/2017/model3d" xmlns:o="urn:schemas-microsoft-com:office:office" xmlns:oel="http://schemas.microsoft.com/office/2019/extlst" xmlns:r="http://schemas.openxmlformats.org/officeDocument/2006/relationships" xmlns:m="http://schemas.openxmlformats.org/officeDocument/2006/math" xmlns:v="urn:schemas-microsoft-com:vml" xmlns:wp14="http://schemas.microsoft.com/office/word/2010/wordprocessingDrawing" xmlns:wp="http://schemas.openxmlformats.org/drawingml/2006/wordprocessingDrawing" xmlns:w10="urn:schemas-microsoft-com:office:word" xmlns:w="http://schemas.openxmlformats.org/wordprocessingml/2006/main" xmlns:w14="http://schemas.microsoft.com/office/word/2010/wordml" xmlns:w15="http://schemas.microsoft.com/office/word/2012/wordml" xmlns:w16cei="http://schemas.microsoft.com/office/word/2026/wordml/cei" xmlns:w16cex="http://schemas.microsoft.com/office/word/2018/wordml/cex" xmlns:w16cid="http://schemas.microsoft.com/office/word/2016/wordml/cid" xmlns:w16="http://schemas.microsoft.com/office/word/2018/wordml" xmlns:w16du="http://schemas.microsoft.com/office/word/2023/wordml/word16du" xmlns:w16sdtdh="http://schemas.microsoft.com/office/word/2020/wordml/sdtdatahash" xmlns:w16sdtfl="http://schemas.microsoft.com/office/word/2024/wordml/sdtformatlock" xmlns:w16se="http://schemas.microsoft.com/office/word/2015/wordml/symex" xmlns:wpg="http://schemas.microsoft.com/office/word/2010/wordprocessingGroup" xmlns:wpi="http://schemas.microsoft.com/office/word/2010/wordprocessingInk" xmlns:wne="http://schemas.microsoft.com/office/word/2006/wordml" xmlns:wps="http://schemas.microsoft.com/office/word/2010/wordprocessingShape" mc:Ignorable="w14 w15 w16se w16cid w16 w16cex w16sdtdh w16sdtfl w16du wp14">
   <w:abstractNum w:abstractNumId="0" w15:restartNumberingAfterBreak="0">
     <w:nsid w:val="06895840"/>
     <w:multiLevelType w:val="hybridMultilevel"/>
